--- a/最新開獎紀錄.docx
+++ b/最新開獎紀錄.docx
@@ -173,7 +173,7 @@
                 <w:b/>
                 <w:sz w:val="25"/>
               </w:rPr>
-              <w:t>115000207</w:t>
+              <w:t>115000208</w:t>
             </w:r>
           </w:p>
         </w:tc>
@@ -197,7 +197,7 @@
                 <w:b/>
                 <w:sz w:val="25"/>
               </w:rPr>
-              <w:t>115.08.26</w:t>
+              <w:t>115.08.27</w:t>
             </w:r>
           </w:p>
         </w:tc>
@@ -221,7 +221,7 @@
                 <w:b/>
                 <w:sz w:val="25"/>
               </w:rPr>
-              <w:t>13  19  23  35  38</w:t>
+              <w:t>02  03  07  25  33</w:t>
             </w:r>
           </w:p>
         </w:tc>
@@ -250,7 +250,7 @@
                 <w:b/>
                 <w:sz w:val="25"/>
               </w:rPr>
-              <w:t>115000208</w:t>
+              <w:t>115000209</w:t>
             </w:r>
           </w:p>
         </w:tc>
@@ -274,7 +274,7 @@
                 <w:b/>
                 <w:sz w:val="25"/>
               </w:rPr>
-              <w:t>115.08.27</w:t>
+              <w:t>115.08.28</w:t>
             </w:r>
           </w:p>
         </w:tc>
@@ -298,7 +298,7 @@
                 <w:b/>
                 <w:sz w:val="25"/>
               </w:rPr>
-              <w:t>02  03  07  25  33</w:t>
+              <w:t>02  04  09  12  36</w:t>
             </w:r>
           </w:p>
         </w:tc>
@@ -327,7 +327,7 @@
                 <w:b/>
                 <w:sz w:val="25"/>
               </w:rPr>
-              <w:t>115000209</w:t>
+              <w:t>115000210</w:t>
             </w:r>
           </w:p>
         </w:tc>
@@ -351,7 +351,7 @@
                 <w:b/>
                 <w:sz w:val="25"/>
               </w:rPr>
-              <w:t>115.08.28</w:t>
+              <w:t>115.08.29</w:t>
             </w:r>
           </w:p>
         </w:tc>
@@ -375,7 +375,7 @@
                 <w:b/>
                 <w:sz w:val="25"/>
               </w:rPr>
-              <w:t>02  04  09  12  36</w:t>
+              <w:t>03  06  17  23  33</w:t>
             </w:r>
           </w:p>
         </w:tc>
@@ -404,7 +404,7 @@
                 <w:b/>
                 <w:sz w:val="25"/>
               </w:rPr>
-              <w:t>115000210</w:t>
+              <w:t>115000211</w:t>
             </w:r>
           </w:p>
         </w:tc>
@@ -428,7 +428,7 @@
                 <w:b/>
                 <w:sz w:val="25"/>
               </w:rPr>
-              <w:t>115.08.29</w:t>
+              <w:t>115.08.31</w:t>
             </w:r>
           </w:p>
         </w:tc>
@@ -452,7 +452,7 @@
                 <w:b/>
                 <w:sz w:val="25"/>
               </w:rPr>
-              <w:t>03  06  17  23  33</w:t>
+              <w:t>05  10  12  33  39</w:t>
             </w:r>
           </w:p>
         </w:tc>
@@ -481,7 +481,7 @@
                 <w:b/>
                 <w:sz w:val="25"/>
               </w:rPr>
-              <w:t>115000211</w:t>
+              <w:t>115000212</w:t>
             </w:r>
           </w:p>
         </w:tc>
@@ -505,7 +505,7 @@
                 <w:b/>
                 <w:sz w:val="25"/>
               </w:rPr>
-              <w:t>115.08.31</w:t>
+              <w:t>115.09.01</w:t>
             </w:r>
           </w:p>
         </w:tc>
@@ -529,7 +529,7 @@
                 <w:b/>
                 <w:sz w:val="25"/>
               </w:rPr>
-              <w:t>05  10  12  33  39</w:t>
+              <w:t>02  04  22  30  38</w:t>
             </w:r>
           </w:p>
         </w:tc>
@@ -558,7 +558,7 @@
                 <w:b/>
                 <w:sz w:val="25"/>
               </w:rPr>
-              <w:t>115000212</w:t>
+              <w:t>115000213</w:t>
             </w:r>
           </w:p>
         </w:tc>
@@ -582,7 +582,7 @@
                 <w:b/>
                 <w:sz w:val="25"/>
               </w:rPr>
-              <w:t>115.09.01</w:t>
+              <w:t>115.09.02</w:t>
             </w:r>
           </w:p>
         </w:tc>
@@ -606,7 +606,7 @@
                 <w:b/>
                 <w:sz w:val="25"/>
               </w:rPr>
-              <w:t>02  04  22  30  38</w:t>
+              <w:t>07  08  13  16  18</w:t>
             </w:r>
           </w:p>
         </w:tc>
@@ -635,7 +635,7 @@
                 <w:b/>
                 <w:sz w:val="25"/>
               </w:rPr>
-              <w:t>115000213</w:t>
+              <w:t>115000214</w:t>
             </w:r>
           </w:p>
         </w:tc>
@@ -659,7 +659,7 @@
                 <w:b/>
                 <w:sz w:val="25"/>
               </w:rPr>
-              <w:t>115.09.02</w:t>
+              <w:t>115.09.03</w:t>
             </w:r>
           </w:p>
         </w:tc>
@@ -683,7 +683,7 @@
                 <w:b/>
                 <w:sz w:val="25"/>
               </w:rPr>
-              <w:t>07  08  13  16  18</w:t>
+              <w:t>18  19  22  23  34</w:t>
             </w:r>
           </w:p>
         </w:tc>
@@ -712,7 +712,7 @@
                 <w:b/>
                 <w:sz w:val="25"/>
               </w:rPr>
-              <w:t>115000214</w:t>
+              <w:t>115000215</w:t>
             </w:r>
           </w:p>
         </w:tc>
@@ -736,7 +736,7 @@
                 <w:b/>
                 <w:sz w:val="25"/>
               </w:rPr>
-              <w:t>115.09.03</w:t>
+              <w:t>115.09.04</w:t>
             </w:r>
           </w:p>
         </w:tc>
@@ -760,7 +760,7 @@
                 <w:b/>
                 <w:sz w:val="25"/>
               </w:rPr>
-              <w:t>18  19  22  23  34</w:t>
+              <w:t>02  04  15  17  24</w:t>
             </w:r>
           </w:p>
         </w:tc>
@@ -789,7 +789,7 @@
                 <w:b/>
                 <w:sz w:val="25"/>
               </w:rPr>
-              <w:t>115000215</w:t>
+              <w:t>115000216</w:t>
             </w:r>
           </w:p>
         </w:tc>
@@ -813,7 +813,7 @@
                 <w:b/>
                 <w:sz w:val="25"/>
               </w:rPr>
-              <w:t>115.09.04</w:t>
+              <w:t>115.09.05</w:t>
             </w:r>
           </w:p>
         </w:tc>
@@ -837,7 +837,7 @@
                 <w:b/>
                 <w:sz w:val="25"/>
               </w:rPr>
-              <w:t>02  04  15  17  24</w:t>
+              <w:t>03  08  10  28  38</w:t>
             </w:r>
           </w:p>
         </w:tc>
@@ -866,7 +866,7 @@
                 <w:b/>
                 <w:sz w:val="25"/>
               </w:rPr>
-              <w:t>115000216</w:t>
+              <w:t>115000217</w:t>
             </w:r>
           </w:p>
         </w:tc>
@@ -890,7 +890,7 @@
                 <w:b/>
                 <w:sz w:val="25"/>
               </w:rPr>
-              <w:t>115.09.05</w:t>
+              <w:t>115.09.07</w:t>
             </w:r>
           </w:p>
         </w:tc>
@@ -914,7 +914,7 @@
                 <w:b/>
                 <w:sz w:val="25"/>
               </w:rPr>
-              <w:t>03  08  10  28  38</w:t>
+              <w:t>19  25  26  31  35</w:t>
             </w:r>
           </w:p>
         </w:tc>
@@ -1766,7 +1766,7 @@
                 <w:b/>
                 <w:sz w:val="25"/>
               </w:rPr>
-              <w:t>115000062</w:t>
+              <w:t>115000063</w:t>
             </w:r>
           </w:p>
         </w:tc>
@@ -1790,7 +1790,7 @@
                 <w:b/>
                 <w:sz w:val="25"/>
               </w:rPr>
-              <w:t>115.08.03</w:t>
+              <w:t>115.08.06</w:t>
             </w:r>
           </w:p>
         </w:tc>
@@ -1814,7 +1814,7 @@
                 <w:b/>
                 <w:sz w:val="25"/>
               </w:rPr>
-              <w:t>04  15  22  26  34  36</w:t>
+              <w:t>02  07  08  20  26  33</w:t>
             </w:r>
           </w:p>
         </w:tc>
@@ -1838,7 +1838,7 @@
                 <w:b/>
                 <w:sz w:val="25"/>
               </w:rPr>
-              <w:t>07</w:t>
+              <w:t>04</w:t>
             </w:r>
           </w:p>
         </w:tc>
@@ -1867,7 +1867,7 @@
                 <w:b/>
                 <w:sz w:val="25"/>
               </w:rPr>
-              <w:t>115000063</w:t>
+              <w:t>115000064</w:t>
             </w:r>
           </w:p>
         </w:tc>
@@ -1891,7 +1891,7 @@
                 <w:b/>
                 <w:sz w:val="25"/>
               </w:rPr>
-              <w:t>115.08.06</w:t>
+              <w:t>115.08.10</w:t>
             </w:r>
           </w:p>
         </w:tc>
@@ -1915,7 +1915,7 @@
                 <w:b/>
                 <w:sz w:val="25"/>
               </w:rPr>
-              <w:t>02  07  08  20  26  33</w:t>
+              <w:t>11  25  28  30  31  36</w:t>
             </w:r>
           </w:p>
         </w:tc>
@@ -1939,7 +1939,7 @@
                 <w:b/>
                 <w:sz w:val="25"/>
               </w:rPr>
-              <w:t>04</w:t>
+              <w:t>03</w:t>
             </w:r>
           </w:p>
         </w:tc>
@@ -1968,7 +1968,7 @@
                 <w:b/>
                 <w:sz w:val="25"/>
               </w:rPr>
-              <w:t>115000064</w:t>
+              <w:t>115000065</w:t>
             </w:r>
           </w:p>
         </w:tc>
@@ -1992,7 +1992,7 @@
                 <w:b/>
                 <w:sz w:val="25"/>
               </w:rPr>
-              <w:t>115.08.10</w:t>
+              <w:t>115.08.13</w:t>
             </w:r>
           </w:p>
         </w:tc>
@@ -2016,7 +2016,7 @@
                 <w:b/>
                 <w:sz w:val="25"/>
               </w:rPr>
-              <w:t>11  25  28  30  31  36</w:t>
+              <w:t>01  03  04  07  10  19</w:t>
             </w:r>
           </w:p>
         </w:tc>
@@ -2040,7 +2040,7 @@
                 <w:b/>
                 <w:sz w:val="25"/>
               </w:rPr>
-              <w:t>03</w:t>
+              <w:t>06</w:t>
             </w:r>
           </w:p>
         </w:tc>
@@ -2069,7 +2069,7 @@
                 <w:b/>
                 <w:sz w:val="25"/>
               </w:rPr>
-              <w:t>115000065</w:t>
+              <w:t>115000066</w:t>
             </w:r>
           </w:p>
         </w:tc>
@@ -2093,7 +2093,7 @@
                 <w:b/>
                 <w:sz w:val="25"/>
               </w:rPr>
-              <w:t>115.08.13</w:t>
+              <w:t>115.08.17</w:t>
             </w:r>
           </w:p>
         </w:tc>
@@ -2117,7 +2117,7 @@
                 <w:b/>
                 <w:sz w:val="25"/>
               </w:rPr>
-              <w:t>01  03  04  07  10  19</w:t>
+              <w:t>05  11  18  19  35  38</w:t>
             </w:r>
           </w:p>
         </w:tc>
@@ -2141,7 +2141,7 @@
                 <w:b/>
                 <w:sz w:val="25"/>
               </w:rPr>
-              <w:t>06</w:t>
+              <w:t>08</w:t>
             </w:r>
           </w:p>
         </w:tc>
@@ -2170,7 +2170,7 @@
                 <w:b/>
                 <w:sz w:val="25"/>
               </w:rPr>
-              <w:t>115000066</w:t>
+              <w:t>115000067</w:t>
             </w:r>
           </w:p>
         </w:tc>
@@ -2194,7 +2194,7 @@
                 <w:b/>
                 <w:sz w:val="25"/>
               </w:rPr>
-              <w:t>115.08.17</w:t>
+              <w:t>115.08.20</w:t>
             </w:r>
           </w:p>
         </w:tc>
@@ -2218,7 +2218,7 @@
                 <w:b/>
                 <w:sz w:val="25"/>
               </w:rPr>
-              <w:t>05  11  18  19  35  38</w:t>
+              <w:t>01  02  09  11  29  35</w:t>
             </w:r>
           </w:p>
         </w:tc>
@@ -2242,7 +2242,7 @@
                 <w:b/>
                 <w:sz w:val="25"/>
               </w:rPr>
-              <w:t>08</w:t>
+              <w:t>02</w:t>
             </w:r>
           </w:p>
         </w:tc>
@@ -2271,7 +2271,7 @@
                 <w:b/>
                 <w:sz w:val="25"/>
               </w:rPr>
-              <w:t>115000067</w:t>
+              <w:t>115000068</w:t>
             </w:r>
           </w:p>
         </w:tc>
@@ -2295,7 +2295,7 @@
                 <w:b/>
                 <w:sz w:val="25"/>
               </w:rPr>
-              <w:t>115.08.20</w:t>
+              <w:t>115.08.24</w:t>
             </w:r>
           </w:p>
         </w:tc>
@@ -2319,7 +2319,7 @@
                 <w:b/>
                 <w:sz w:val="25"/>
               </w:rPr>
-              <w:t>01  02  09  11  29  35</w:t>
+              <w:t>06  07  09  23  26  36</w:t>
             </w:r>
           </w:p>
         </w:tc>
@@ -2343,7 +2343,7 @@
                 <w:b/>
                 <w:sz w:val="25"/>
               </w:rPr>
-              <w:t>02</w:t>
+              <w:t>07</w:t>
             </w:r>
           </w:p>
         </w:tc>
@@ -2372,7 +2372,7 @@
                 <w:b/>
                 <w:sz w:val="25"/>
               </w:rPr>
-              <w:t>115000068</w:t>
+              <w:t>115000069</w:t>
             </w:r>
           </w:p>
         </w:tc>
@@ -2396,7 +2396,7 @@
                 <w:b/>
                 <w:sz w:val="25"/>
               </w:rPr>
-              <w:t>115.08.24</w:t>
+              <w:t>115.08.27</w:t>
             </w:r>
           </w:p>
         </w:tc>
@@ -2420,7 +2420,7 @@
                 <w:b/>
                 <w:sz w:val="25"/>
               </w:rPr>
-              <w:t>06  07  09  23  26  36</w:t>
+              <w:t>02  07  09  11  24  36</w:t>
             </w:r>
           </w:p>
         </w:tc>
@@ -2444,7 +2444,7 @@
                 <w:b/>
                 <w:sz w:val="25"/>
               </w:rPr>
-              <w:t>07</w:t>
+              <w:t>01</w:t>
             </w:r>
           </w:p>
         </w:tc>
@@ -2473,7 +2473,7 @@
                 <w:b/>
                 <w:sz w:val="25"/>
               </w:rPr>
-              <w:t>115000069</w:t>
+              <w:t>115000070</w:t>
             </w:r>
           </w:p>
         </w:tc>
@@ -2497,7 +2497,7 @@
                 <w:b/>
                 <w:sz w:val="25"/>
               </w:rPr>
-              <w:t>115.08.27</w:t>
+              <w:t>115.08.31</w:t>
             </w:r>
           </w:p>
         </w:tc>
@@ -2521,7 +2521,7 @@
                 <w:b/>
                 <w:sz w:val="25"/>
               </w:rPr>
-              <w:t>02  07  09  11  24  36</w:t>
+              <w:t>04  08  12  19  32  37</w:t>
             </w:r>
           </w:p>
         </w:tc>
@@ -2545,7 +2545,7 @@
                 <w:b/>
                 <w:sz w:val="25"/>
               </w:rPr>
-              <w:t>01</w:t>
+              <w:t>02</w:t>
             </w:r>
           </w:p>
         </w:tc>
@@ -2574,7 +2574,7 @@
                 <w:b/>
                 <w:sz w:val="25"/>
               </w:rPr>
-              <w:t>115000070</w:t>
+              <w:t>115000071</w:t>
             </w:r>
           </w:p>
         </w:tc>
@@ -2598,7 +2598,7 @@
                 <w:b/>
                 <w:sz w:val="25"/>
               </w:rPr>
-              <w:t>115.08.31</w:t>
+              <w:t>115.09.03</w:t>
             </w:r>
           </w:p>
         </w:tc>
@@ -2622,7 +2622,7 @@
                 <w:b/>
                 <w:sz w:val="25"/>
               </w:rPr>
-              <w:t>04  08  12  19  32  37</w:t>
+              <w:t>01  06  07  19  30  33</w:t>
             </w:r>
           </w:p>
         </w:tc>
@@ -2646,7 +2646,7 @@
                 <w:b/>
                 <w:sz w:val="25"/>
               </w:rPr>
-              <w:t>02</w:t>
+              <w:t>08</w:t>
             </w:r>
           </w:p>
         </w:tc>
@@ -2675,7 +2675,7 @@
                 <w:b/>
                 <w:sz w:val="25"/>
               </w:rPr>
-              <w:t>115000071</w:t>
+              <w:t>115000072</w:t>
             </w:r>
           </w:p>
         </w:tc>
@@ -2699,7 +2699,7 @@
                 <w:b/>
                 <w:sz w:val="25"/>
               </w:rPr>
-              <w:t>115.09.03</w:t>
+              <w:t>115.09.07</w:t>
             </w:r>
           </w:p>
         </w:tc>
@@ -2723,7 +2723,7 @@
                 <w:b/>
                 <w:sz w:val="25"/>
               </w:rPr>
-              <w:t>01  06  07  19  30  33</w:t>
+              <w:t>07  14  17  22  29  35</w:t>
             </w:r>
           </w:p>
         </w:tc>
@@ -2747,7 +2747,7 @@
                 <w:b/>
                 <w:sz w:val="25"/>
               </w:rPr>
-              <w:t>08</w:t>
+              <w:t>02</w:t>
             </w:r>
           </w:p>
         </w:tc>

--- a/最新開獎紀錄.docx
+++ b/最新開獎紀錄.docx
@@ -173,7 +173,7 @@
                 <w:b/>
                 <w:sz w:val="25"/>
               </w:rPr>
-              <w:t>115000208</w:t>
+              <w:t>115000209</w:t>
             </w:r>
           </w:p>
         </w:tc>
@@ -197,7 +197,7 @@
                 <w:b/>
                 <w:sz w:val="25"/>
               </w:rPr>
-              <w:t>115.08.27</w:t>
+              <w:t>115.08.28</w:t>
             </w:r>
           </w:p>
         </w:tc>
@@ -221,7 +221,7 @@
                 <w:b/>
                 <w:sz w:val="25"/>
               </w:rPr>
-              <w:t>02  03  07  25  33</w:t>
+              <w:t>02  04  09  12  36</w:t>
             </w:r>
           </w:p>
         </w:tc>
@@ -250,7 +250,7 @@
                 <w:b/>
                 <w:sz w:val="25"/>
               </w:rPr>
-              <w:t>115000209</w:t>
+              <w:t>115000210</w:t>
             </w:r>
           </w:p>
         </w:tc>
@@ -274,7 +274,7 @@
                 <w:b/>
                 <w:sz w:val="25"/>
               </w:rPr>
-              <w:t>115.08.28</w:t>
+              <w:t>115.08.29</w:t>
             </w:r>
           </w:p>
         </w:tc>
@@ -298,7 +298,7 @@
                 <w:b/>
                 <w:sz w:val="25"/>
               </w:rPr>
-              <w:t>02  04  09  12  36</w:t>
+              <w:t>03  06  17  23  33</w:t>
             </w:r>
           </w:p>
         </w:tc>
@@ -327,7 +327,7 @@
                 <w:b/>
                 <w:sz w:val="25"/>
               </w:rPr>
-              <w:t>115000210</w:t>
+              <w:t>115000211</w:t>
             </w:r>
           </w:p>
         </w:tc>
@@ -351,7 +351,7 @@
                 <w:b/>
                 <w:sz w:val="25"/>
               </w:rPr>
-              <w:t>115.08.29</w:t>
+              <w:t>115.08.31</w:t>
             </w:r>
           </w:p>
         </w:tc>
@@ -375,7 +375,7 @@
                 <w:b/>
                 <w:sz w:val="25"/>
               </w:rPr>
-              <w:t>03  06  17  23  33</w:t>
+              <w:t>05  10  12  33  39</w:t>
             </w:r>
           </w:p>
         </w:tc>
@@ -404,7 +404,7 @@
                 <w:b/>
                 <w:sz w:val="25"/>
               </w:rPr>
-              <w:t>115000211</w:t>
+              <w:t>115000212</w:t>
             </w:r>
           </w:p>
         </w:tc>
@@ -428,7 +428,7 @@
                 <w:b/>
                 <w:sz w:val="25"/>
               </w:rPr>
-              <w:t>115.08.31</w:t>
+              <w:t>115.09.01</w:t>
             </w:r>
           </w:p>
         </w:tc>
@@ -452,7 +452,7 @@
                 <w:b/>
                 <w:sz w:val="25"/>
               </w:rPr>
-              <w:t>05  10  12  33  39</w:t>
+              <w:t>02  04  22  30  38</w:t>
             </w:r>
           </w:p>
         </w:tc>
@@ -481,7 +481,7 @@
                 <w:b/>
                 <w:sz w:val="25"/>
               </w:rPr>
-              <w:t>115000212</w:t>
+              <w:t>115000213</w:t>
             </w:r>
           </w:p>
         </w:tc>
@@ -505,7 +505,7 @@
                 <w:b/>
                 <w:sz w:val="25"/>
               </w:rPr>
-              <w:t>115.09.01</w:t>
+              <w:t>115.09.02</w:t>
             </w:r>
           </w:p>
         </w:tc>
@@ -529,7 +529,7 @@
                 <w:b/>
                 <w:sz w:val="25"/>
               </w:rPr>
-              <w:t>02  04  22  30  38</w:t>
+              <w:t>07  08  13  16  18</w:t>
             </w:r>
           </w:p>
         </w:tc>
@@ -558,7 +558,7 @@
                 <w:b/>
                 <w:sz w:val="25"/>
               </w:rPr>
-              <w:t>115000213</w:t>
+              <w:t>115000214</w:t>
             </w:r>
           </w:p>
         </w:tc>
@@ -582,7 +582,7 @@
                 <w:b/>
                 <w:sz w:val="25"/>
               </w:rPr>
-              <w:t>115.09.02</w:t>
+              <w:t>115.09.03</w:t>
             </w:r>
           </w:p>
         </w:tc>
@@ -606,7 +606,7 @@
                 <w:b/>
                 <w:sz w:val="25"/>
               </w:rPr>
-              <w:t>07  08  13  16  18</w:t>
+              <w:t>18  19  22  23  34</w:t>
             </w:r>
           </w:p>
         </w:tc>
@@ -635,7 +635,7 @@
                 <w:b/>
                 <w:sz w:val="25"/>
               </w:rPr>
-              <w:t>115000214</w:t>
+              <w:t>115000215</w:t>
             </w:r>
           </w:p>
         </w:tc>
@@ -659,7 +659,7 @@
                 <w:b/>
                 <w:sz w:val="25"/>
               </w:rPr>
-              <w:t>115.09.03</w:t>
+              <w:t>115.09.04</w:t>
             </w:r>
           </w:p>
         </w:tc>
@@ -683,7 +683,7 @@
                 <w:b/>
                 <w:sz w:val="25"/>
               </w:rPr>
-              <w:t>18  19  22  23  34</w:t>
+              <w:t>02  04  15  17  24</w:t>
             </w:r>
           </w:p>
         </w:tc>
@@ -712,7 +712,7 @@
                 <w:b/>
                 <w:sz w:val="25"/>
               </w:rPr>
-              <w:t>115000215</w:t>
+              <w:t>115000216</w:t>
             </w:r>
           </w:p>
         </w:tc>
@@ -736,7 +736,7 @@
                 <w:b/>
                 <w:sz w:val="25"/>
               </w:rPr>
-              <w:t>115.09.04</w:t>
+              <w:t>115.09.05</w:t>
             </w:r>
           </w:p>
         </w:tc>
@@ -760,7 +760,7 @@
                 <w:b/>
                 <w:sz w:val="25"/>
               </w:rPr>
-              <w:t>02  04  15  17  24</w:t>
+              <w:t>03  08  10  28  38</w:t>
             </w:r>
           </w:p>
         </w:tc>
@@ -789,7 +789,7 @@
                 <w:b/>
                 <w:sz w:val="25"/>
               </w:rPr>
-              <w:t>115000216</w:t>
+              <w:t>115000217</w:t>
             </w:r>
           </w:p>
         </w:tc>
@@ -813,7 +813,7 @@
                 <w:b/>
                 <w:sz w:val="25"/>
               </w:rPr>
-              <w:t>115.09.05</w:t>
+              <w:t>115.09.07</w:t>
             </w:r>
           </w:p>
         </w:tc>
@@ -837,7 +837,7 @@
                 <w:b/>
                 <w:sz w:val="25"/>
               </w:rPr>
-              <w:t>03  08  10  28  38</w:t>
+              <w:t>19  25  26  31  35</w:t>
             </w:r>
           </w:p>
         </w:tc>
@@ -866,7 +866,7 @@
                 <w:b/>
                 <w:sz w:val="25"/>
               </w:rPr>
-              <w:t>115000217</w:t>
+              <w:t>115000218</w:t>
             </w:r>
           </w:p>
         </w:tc>
@@ -890,7 +890,7 @@
                 <w:b/>
                 <w:sz w:val="25"/>
               </w:rPr>
-              <w:t>115.09.07</w:t>
+              <w:t>115.09.08</w:t>
             </w:r>
           </w:p>
         </w:tc>
@@ -914,7 +914,7 @@
                 <w:b/>
                 <w:sz w:val="25"/>
               </w:rPr>
-              <w:t>19  25  26  31  35</w:t>
+              <w:t>03  07  25  29  30</w:t>
             </w:r>
           </w:p>
         </w:tc>
@@ -3586,7 +3586,7 @@
                 <w:b/>
                 <w:sz w:val="25"/>
               </w:rPr>
-              <w:t>115000076</w:t>
+              <w:t>115000077</w:t>
             </w:r>
           </w:p>
         </w:tc>
@@ -3610,7 +3610,7 @@
                 <w:b/>
                 <w:sz w:val="25"/>
               </w:rPr>
-              <w:t>115.08.04</w:t>
+              <w:t>115.08.07</w:t>
             </w:r>
           </w:p>
         </w:tc>
@@ -3634,7 +3634,7 @@
                 <w:b/>
                 <w:sz w:val="25"/>
               </w:rPr>
-              <w:t>04  09  15  30  36  49</w:t>
+              <w:t>02  12  19  21  25  41</w:t>
             </w:r>
           </w:p>
         </w:tc>
@@ -3658,7 +3658,7 @@
                 <w:b/>
                 <w:sz w:val="25"/>
               </w:rPr>
-              <w:t>40</w:t>
+              <w:t>31</w:t>
             </w:r>
           </w:p>
         </w:tc>
@@ -3687,7 +3687,7 @@
                 <w:b/>
                 <w:sz w:val="25"/>
               </w:rPr>
-              <w:t>115000077</w:t>
+              <w:t>115000078</w:t>
             </w:r>
           </w:p>
         </w:tc>
@@ -3711,7 +3711,7 @@
                 <w:b/>
                 <w:sz w:val="25"/>
               </w:rPr>
-              <w:t>115.08.07</w:t>
+              <w:t>115.08.11</w:t>
             </w:r>
           </w:p>
         </w:tc>
@@ -3735,7 +3735,7 @@
                 <w:b/>
                 <w:sz w:val="25"/>
               </w:rPr>
-              <w:t>02  12  19  21  25  41</w:t>
+              <w:t>08  12  16  24  29  46</w:t>
             </w:r>
           </w:p>
         </w:tc>
@@ -3759,7 +3759,7 @@
                 <w:b/>
                 <w:sz w:val="25"/>
               </w:rPr>
-              <w:t>31</w:t>
+              <w:t>10</w:t>
             </w:r>
           </w:p>
         </w:tc>
@@ -3788,7 +3788,7 @@
                 <w:b/>
                 <w:sz w:val="25"/>
               </w:rPr>
-              <w:t>115000078</w:t>
+              <w:t>115000079</w:t>
             </w:r>
           </w:p>
         </w:tc>
@@ -3812,7 +3812,7 @@
                 <w:b/>
                 <w:sz w:val="25"/>
               </w:rPr>
-              <w:t>115.08.11</w:t>
+              <w:t>115.08.14</w:t>
             </w:r>
           </w:p>
         </w:tc>
@@ -3836,7 +3836,7 @@
                 <w:b/>
                 <w:sz w:val="25"/>
               </w:rPr>
-              <w:t>08  12  16  24  29  46</w:t>
+              <w:t>05  12  25  33  34  35</w:t>
             </w:r>
           </w:p>
         </w:tc>
@@ -3860,7 +3860,7 @@
                 <w:b/>
                 <w:sz w:val="25"/>
               </w:rPr>
-              <w:t>10</w:t>
+              <w:t>27</w:t>
             </w:r>
           </w:p>
         </w:tc>
@@ -3889,7 +3889,7 @@
                 <w:b/>
                 <w:sz w:val="25"/>
               </w:rPr>
-              <w:t>115000079</w:t>
+              <w:t>115000080</w:t>
             </w:r>
           </w:p>
         </w:tc>
@@ -3913,7 +3913,7 @@
                 <w:b/>
                 <w:sz w:val="25"/>
               </w:rPr>
-              <w:t>115.08.14</w:t>
+              <w:t>115.08.18</w:t>
             </w:r>
           </w:p>
         </w:tc>
@@ -3937,7 +3937,7 @@
                 <w:b/>
                 <w:sz w:val="25"/>
               </w:rPr>
-              <w:t>05  12  25  33  34  35</w:t>
+              <w:t>01  14  25  27  29  43</w:t>
             </w:r>
           </w:p>
         </w:tc>
@@ -3961,7 +3961,7 @@
                 <w:b/>
                 <w:sz w:val="25"/>
               </w:rPr>
-              <w:t>27</w:t>
+              <w:t>02</w:t>
             </w:r>
           </w:p>
         </w:tc>
@@ -3990,7 +3990,7 @@
                 <w:b/>
                 <w:sz w:val="25"/>
               </w:rPr>
-              <w:t>115000080</w:t>
+              <w:t>115000081</w:t>
             </w:r>
           </w:p>
         </w:tc>
@@ -4014,7 +4014,7 @@
                 <w:b/>
                 <w:sz w:val="25"/>
               </w:rPr>
-              <w:t>115.08.18</w:t>
+              <w:t>115.08.21</w:t>
             </w:r>
           </w:p>
         </w:tc>
@@ -4038,7 +4038,7 @@
                 <w:b/>
                 <w:sz w:val="25"/>
               </w:rPr>
-              <w:t>01  14  25  27  29  43</w:t>
+              <w:t>08  14  23  24  26  47</w:t>
             </w:r>
           </w:p>
         </w:tc>
@@ -4062,7 +4062,7 @@
                 <w:b/>
                 <w:sz w:val="25"/>
               </w:rPr>
-              <w:t>02</w:t>
+              <w:t>30</w:t>
             </w:r>
           </w:p>
         </w:tc>
@@ -4091,7 +4091,7 @@
                 <w:b/>
                 <w:sz w:val="25"/>
               </w:rPr>
-              <w:t>115000081</w:t>
+              <w:t>115000082</w:t>
             </w:r>
           </w:p>
         </w:tc>
@@ -4115,7 +4115,7 @@
                 <w:b/>
                 <w:sz w:val="25"/>
               </w:rPr>
-              <w:t>115.08.21</w:t>
+              <w:t>115.08.25</w:t>
             </w:r>
           </w:p>
         </w:tc>
@@ -4139,7 +4139,7 @@
                 <w:b/>
                 <w:sz w:val="25"/>
               </w:rPr>
-              <w:t>08  14  23  24  26  47</w:t>
+              <w:t>12  24  26  32  35  40</w:t>
             </w:r>
           </w:p>
         </w:tc>
@@ -4163,7 +4163,7 @@
                 <w:b/>
                 <w:sz w:val="25"/>
               </w:rPr>
-              <w:t>30</w:t>
+              <w:t>06</w:t>
             </w:r>
           </w:p>
         </w:tc>
@@ -4192,7 +4192,7 @@
                 <w:b/>
                 <w:sz w:val="25"/>
               </w:rPr>
-              <w:t>115000082</w:t>
+              <w:t>115000083</w:t>
             </w:r>
           </w:p>
         </w:tc>
@@ -4216,7 +4216,7 @@
                 <w:b/>
                 <w:sz w:val="25"/>
               </w:rPr>
-              <w:t>115.08.25</w:t>
+              <w:t>115.08.28</w:t>
             </w:r>
           </w:p>
         </w:tc>
@@ -4240,7 +4240,7 @@
                 <w:b/>
                 <w:sz w:val="25"/>
               </w:rPr>
-              <w:t>12  24  26  32  35  40</w:t>
+              <w:t>09  20  23  26  36  44</w:t>
             </w:r>
           </w:p>
         </w:tc>
@@ -4264,7 +4264,7 @@
                 <w:b/>
                 <w:sz w:val="25"/>
               </w:rPr>
-              <w:t>06</w:t>
+              <w:t>04</w:t>
             </w:r>
           </w:p>
         </w:tc>
@@ -4293,7 +4293,7 @@
                 <w:b/>
                 <w:sz w:val="25"/>
               </w:rPr>
-              <w:t>115000083</w:t>
+              <w:t>115000084</w:t>
             </w:r>
           </w:p>
         </w:tc>
@@ -4317,7 +4317,7 @@
                 <w:b/>
                 <w:sz w:val="25"/>
               </w:rPr>
-              <w:t>115.08.28</w:t>
+              <w:t>115.09.01</w:t>
             </w:r>
           </w:p>
         </w:tc>
@@ -4341,7 +4341,7 @@
                 <w:b/>
                 <w:sz w:val="25"/>
               </w:rPr>
-              <w:t>09  20  23  26  36  44</w:t>
+              <w:t>10  16  19  26  29  48</w:t>
             </w:r>
           </w:p>
         </w:tc>
@@ -4365,7 +4365,7 @@
                 <w:b/>
                 <w:sz w:val="25"/>
               </w:rPr>
-              <w:t>04</w:t>
+              <w:t>30</w:t>
             </w:r>
           </w:p>
         </w:tc>
@@ -4394,7 +4394,7 @@
                 <w:b/>
                 <w:sz w:val="25"/>
               </w:rPr>
-              <w:t>115000084</w:t>
+              <w:t>115000085</w:t>
             </w:r>
           </w:p>
         </w:tc>
@@ -4418,7 +4418,7 @@
                 <w:b/>
                 <w:sz w:val="25"/>
               </w:rPr>
-              <w:t>115.09.01</w:t>
+              <w:t>115.09.04</w:t>
             </w:r>
           </w:p>
         </w:tc>
@@ -4442,7 +4442,7 @@
                 <w:b/>
                 <w:sz w:val="25"/>
               </w:rPr>
-              <w:t>10  16  19  26  29  48</w:t>
+              <w:t>03  13  17  18  27  37</w:t>
             </w:r>
           </w:p>
         </w:tc>
@@ -4466,7 +4466,7 @@
                 <w:b/>
                 <w:sz w:val="25"/>
               </w:rPr>
-              <w:t>30</w:t>
+              <w:t>19</w:t>
             </w:r>
           </w:p>
         </w:tc>
@@ -4495,7 +4495,7 @@
                 <w:b/>
                 <w:sz w:val="25"/>
               </w:rPr>
-              <w:t>115000085</w:t>
+              <w:t>115000086</w:t>
             </w:r>
           </w:p>
         </w:tc>
@@ -4519,7 +4519,7 @@
                 <w:b/>
                 <w:sz w:val="25"/>
               </w:rPr>
-              <w:t>115.09.04</w:t>
+              <w:t>115.09.08</w:t>
             </w:r>
           </w:p>
         </w:tc>
@@ -4543,7 +4543,7 @@
                 <w:b/>
                 <w:sz w:val="25"/>
               </w:rPr>
-              <w:t>03  13  17  18  27  37</w:t>
+              <w:t>03  15  28  35  47  49</w:t>
             </w:r>
           </w:p>
         </w:tc>
@@ -4567,7 +4567,7 @@
                 <w:b/>
                 <w:sz w:val="25"/>
               </w:rPr>
-              <w:t>19</w:t>
+              <w:t>27</w:t>
             </w:r>
           </w:p>
         </w:tc>

--- a/最新開獎紀錄.docx
+++ b/最新開獎紀錄.docx
@@ -173,7 +173,7 @@
                 <w:b/>
                 <w:sz w:val="25"/>
               </w:rPr>
-              <w:t>115000209</w:t>
+              <w:t>115000210</w:t>
             </w:r>
           </w:p>
         </w:tc>
@@ -197,7 +197,7 @@
                 <w:b/>
                 <w:sz w:val="25"/>
               </w:rPr>
-              <w:t>115.08.28</w:t>
+              <w:t>115.08.29</w:t>
             </w:r>
           </w:p>
         </w:tc>
@@ -221,7 +221,7 @@
                 <w:b/>
                 <w:sz w:val="25"/>
               </w:rPr>
-              <w:t>02  04  09  12  36</w:t>
+              <w:t>03  06  17  23  33</w:t>
             </w:r>
           </w:p>
         </w:tc>
@@ -250,7 +250,7 @@
                 <w:b/>
                 <w:sz w:val="25"/>
               </w:rPr>
-              <w:t>115000210</w:t>
+              <w:t>115000211</w:t>
             </w:r>
           </w:p>
         </w:tc>
@@ -274,7 +274,7 @@
                 <w:b/>
                 <w:sz w:val="25"/>
               </w:rPr>
-              <w:t>115.08.29</w:t>
+              <w:t>115.08.31</w:t>
             </w:r>
           </w:p>
         </w:tc>
@@ -298,7 +298,7 @@
                 <w:b/>
                 <w:sz w:val="25"/>
               </w:rPr>
-              <w:t>03  06  17  23  33</w:t>
+              <w:t>05  10  12  33  39</w:t>
             </w:r>
           </w:p>
         </w:tc>
@@ -327,7 +327,7 @@
                 <w:b/>
                 <w:sz w:val="25"/>
               </w:rPr>
-              <w:t>115000211</w:t>
+              <w:t>115000212</w:t>
             </w:r>
           </w:p>
         </w:tc>
@@ -351,7 +351,7 @@
                 <w:b/>
                 <w:sz w:val="25"/>
               </w:rPr>
-              <w:t>115.08.31</w:t>
+              <w:t>115.09.01</w:t>
             </w:r>
           </w:p>
         </w:tc>
@@ -375,7 +375,7 @@
                 <w:b/>
                 <w:sz w:val="25"/>
               </w:rPr>
-              <w:t>05  10  12  33  39</w:t>
+              <w:t>02  04  22  30  38</w:t>
             </w:r>
           </w:p>
         </w:tc>
@@ -404,7 +404,7 @@
                 <w:b/>
                 <w:sz w:val="25"/>
               </w:rPr>
-              <w:t>115000212</w:t>
+              <w:t>115000213</w:t>
             </w:r>
           </w:p>
         </w:tc>
@@ -428,7 +428,7 @@
                 <w:b/>
                 <w:sz w:val="25"/>
               </w:rPr>
-              <w:t>115.09.01</w:t>
+              <w:t>115.09.02</w:t>
             </w:r>
           </w:p>
         </w:tc>
@@ -452,7 +452,7 @@
                 <w:b/>
                 <w:sz w:val="25"/>
               </w:rPr>
-              <w:t>02  04  22  30  38</w:t>
+              <w:t>07  08  13  16  18</w:t>
             </w:r>
           </w:p>
         </w:tc>
@@ -481,7 +481,7 @@
                 <w:b/>
                 <w:sz w:val="25"/>
               </w:rPr>
-              <w:t>115000213</w:t>
+              <w:t>115000214</w:t>
             </w:r>
           </w:p>
         </w:tc>
@@ -505,7 +505,7 @@
                 <w:b/>
                 <w:sz w:val="25"/>
               </w:rPr>
-              <w:t>115.09.02</w:t>
+              <w:t>115.09.03</w:t>
             </w:r>
           </w:p>
         </w:tc>
@@ -529,7 +529,7 @@
                 <w:b/>
                 <w:sz w:val="25"/>
               </w:rPr>
-              <w:t>07  08  13  16  18</w:t>
+              <w:t>18  19  22  23  34</w:t>
             </w:r>
           </w:p>
         </w:tc>
@@ -558,7 +558,7 @@
                 <w:b/>
                 <w:sz w:val="25"/>
               </w:rPr>
-              <w:t>115000214</w:t>
+              <w:t>115000215</w:t>
             </w:r>
           </w:p>
         </w:tc>
@@ -582,7 +582,7 @@
                 <w:b/>
                 <w:sz w:val="25"/>
               </w:rPr>
-              <w:t>115.09.03</w:t>
+              <w:t>115.09.04</w:t>
             </w:r>
           </w:p>
         </w:tc>
@@ -606,7 +606,7 @@
                 <w:b/>
                 <w:sz w:val="25"/>
               </w:rPr>
-              <w:t>18  19  22  23  34</w:t>
+              <w:t>02  04  15  17  24</w:t>
             </w:r>
           </w:p>
         </w:tc>
@@ -635,7 +635,7 @@
                 <w:b/>
                 <w:sz w:val="25"/>
               </w:rPr>
-              <w:t>115000215</w:t>
+              <w:t>115000216</w:t>
             </w:r>
           </w:p>
         </w:tc>
@@ -659,7 +659,7 @@
                 <w:b/>
                 <w:sz w:val="25"/>
               </w:rPr>
-              <w:t>115.09.04</w:t>
+              <w:t>115.09.05</w:t>
             </w:r>
           </w:p>
         </w:tc>
@@ -683,7 +683,7 @@
                 <w:b/>
                 <w:sz w:val="25"/>
               </w:rPr>
-              <w:t>02  04  15  17  24</w:t>
+              <w:t>03  08  10  28  38</w:t>
             </w:r>
           </w:p>
         </w:tc>
@@ -712,7 +712,7 @@
                 <w:b/>
                 <w:sz w:val="25"/>
               </w:rPr>
-              <w:t>115000216</w:t>
+              <w:t>115000217</w:t>
             </w:r>
           </w:p>
         </w:tc>
@@ -736,7 +736,7 @@
                 <w:b/>
                 <w:sz w:val="25"/>
               </w:rPr>
-              <w:t>115.09.05</w:t>
+              <w:t>115.09.07</w:t>
             </w:r>
           </w:p>
         </w:tc>
@@ -760,7 +760,7 @@
                 <w:b/>
                 <w:sz w:val="25"/>
               </w:rPr>
-              <w:t>03  08  10  28  38</w:t>
+              <w:t>19  25  26  31  35</w:t>
             </w:r>
           </w:p>
         </w:tc>
@@ -789,7 +789,7 @@
                 <w:b/>
                 <w:sz w:val="25"/>
               </w:rPr>
-              <w:t>115000217</w:t>
+              <w:t>115000218</w:t>
             </w:r>
           </w:p>
         </w:tc>
@@ -813,7 +813,7 @@
                 <w:b/>
                 <w:sz w:val="25"/>
               </w:rPr>
-              <w:t>115.09.07</w:t>
+              <w:t>115.09.08</w:t>
             </w:r>
           </w:p>
         </w:tc>
@@ -837,7 +837,7 @@
                 <w:b/>
                 <w:sz w:val="25"/>
               </w:rPr>
-              <w:t>19  25  26  31  35</w:t>
+              <w:t>03  07  25  29  30</w:t>
             </w:r>
           </w:p>
         </w:tc>
@@ -866,7 +866,7 @@
                 <w:b/>
                 <w:sz w:val="25"/>
               </w:rPr>
-              <w:t>115000218</w:t>
+              <w:t>115000219</w:t>
             </w:r>
           </w:p>
         </w:tc>
@@ -890,7 +890,7 @@
                 <w:b/>
                 <w:sz w:val="25"/>
               </w:rPr>
-              <w:t>115.09.08</w:t>
+              <w:t>115.09.09</w:t>
             </w:r>
           </w:p>
         </w:tc>
@@ -914,7 +914,7 @@
                 <w:b/>
                 <w:sz w:val="25"/>
               </w:rPr>
-              <w:t>03  07  25  29  30</w:t>
+              <w:t>05  06  08  28  29</w:t>
             </w:r>
           </w:p>
         </w:tc>

--- a/最新開獎紀錄.docx
+++ b/最新開獎紀錄.docx
@@ -173,7 +173,7 @@
                 <w:b/>
                 <w:sz w:val="25"/>
               </w:rPr>
-              <w:t>115000210</w:t>
+              <w:t>115000211</w:t>
             </w:r>
           </w:p>
         </w:tc>
@@ -197,7 +197,7 @@
                 <w:b/>
                 <w:sz w:val="25"/>
               </w:rPr>
-              <w:t>115.08.29</w:t>
+              <w:t>115.08.31</w:t>
             </w:r>
           </w:p>
         </w:tc>
@@ -221,7 +221,7 @@
                 <w:b/>
                 <w:sz w:val="25"/>
               </w:rPr>
-              <w:t>03  06  17  23  33</w:t>
+              <w:t>05  10  12  33  39</w:t>
             </w:r>
           </w:p>
         </w:tc>
@@ -250,7 +250,7 @@
                 <w:b/>
                 <w:sz w:val="25"/>
               </w:rPr>
-              <w:t>115000211</w:t>
+              <w:t>115000212</w:t>
             </w:r>
           </w:p>
         </w:tc>
@@ -274,7 +274,7 @@
                 <w:b/>
                 <w:sz w:val="25"/>
               </w:rPr>
-              <w:t>115.08.31</w:t>
+              <w:t>115.09.01</w:t>
             </w:r>
           </w:p>
         </w:tc>
@@ -298,7 +298,7 @@
                 <w:b/>
                 <w:sz w:val="25"/>
               </w:rPr>
-              <w:t>05  10  12  33  39</w:t>
+              <w:t>02  04  22  30  38</w:t>
             </w:r>
           </w:p>
         </w:tc>
@@ -327,7 +327,7 @@
                 <w:b/>
                 <w:sz w:val="25"/>
               </w:rPr>
-              <w:t>115000212</w:t>
+              <w:t>115000213</w:t>
             </w:r>
           </w:p>
         </w:tc>
@@ -351,7 +351,7 @@
                 <w:b/>
                 <w:sz w:val="25"/>
               </w:rPr>
-              <w:t>115.09.01</w:t>
+              <w:t>115.09.02</w:t>
             </w:r>
           </w:p>
         </w:tc>
@@ -375,7 +375,7 @@
                 <w:b/>
                 <w:sz w:val="25"/>
               </w:rPr>
-              <w:t>02  04  22  30  38</w:t>
+              <w:t>07  08  13  16  18</w:t>
             </w:r>
           </w:p>
         </w:tc>
@@ -404,7 +404,7 @@
                 <w:b/>
                 <w:sz w:val="25"/>
               </w:rPr>
-              <w:t>115000213</w:t>
+              <w:t>115000214</w:t>
             </w:r>
           </w:p>
         </w:tc>
@@ -428,7 +428,7 @@
                 <w:b/>
                 <w:sz w:val="25"/>
               </w:rPr>
-              <w:t>115.09.02</w:t>
+              <w:t>115.09.03</w:t>
             </w:r>
           </w:p>
         </w:tc>
@@ -452,7 +452,7 @@
                 <w:b/>
                 <w:sz w:val="25"/>
               </w:rPr>
-              <w:t>07  08  13  16  18</w:t>
+              <w:t>18  19  22  23  34</w:t>
             </w:r>
           </w:p>
         </w:tc>
@@ -481,7 +481,7 @@
                 <w:b/>
                 <w:sz w:val="25"/>
               </w:rPr>
-              <w:t>115000214</w:t>
+              <w:t>115000215</w:t>
             </w:r>
           </w:p>
         </w:tc>
@@ -505,7 +505,7 @@
                 <w:b/>
                 <w:sz w:val="25"/>
               </w:rPr>
-              <w:t>115.09.03</w:t>
+              <w:t>115.09.04</w:t>
             </w:r>
           </w:p>
         </w:tc>
@@ -529,7 +529,7 @@
                 <w:b/>
                 <w:sz w:val="25"/>
               </w:rPr>
-              <w:t>18  19  22  23  34</w:t>
+              <w:t>02  04  15  17  24</w:t>
             </w:r>
           </w:p>
         </w:tc>
@@ -558,7 +558,7 @@
                 <w:b/>
                 <w:sz w:val="25"/>
               </w:rPr>
-              <w:t>115000215</w:t>
+              <w:t>115000216</w:t>
             </w:r>
           </w:p>
         </w:tc>
@@ -582,7 +582,7 @@
                 <w:b/>
                 <w:sz w:val="25"/>
               </w:rPr>
-              <w:t>115.09.04</w:t>
+              <w:t>115.09.05</w:t>
             </w:r>
           </w:p>
         </w:tc>
@@ -606,7 +606,7 @@
                 <w:b/>
                 <w:sz w:val="25"/>
               </w:rPr>
-              <w:t>02  04  15  17  24</w:t>
+              <w:t>03  08  10  28  38</w:t>
             </w:r>
           </w:p>
         </w:tc>
@@ -635,7 +635,7 @@
                 <w:b/>
                 <w:sz w:val="25"/>
               </w:rPr>
-              <w:t>115000216</w:t>
+              <w:t>115000217</w:t>
             </w:r>
           </w:p>
         </w:tc>
@@ -659,7 +659,7 @@
                 <w:b/>
                 <w:sz w:val="25"/>
               </w:rPr>
-              <w:t>115.09.05</w:t>
+              <w:t>115.09.07</w:t>
             </w:r>
           </w:p>
         </w:tc>
@@ -683,7 +683,7 @@
                 <w:b/>
                 <w:sz w:val="25"/>
               </w:rPr>
-              <w:t>03  08  10  28  38</w:t>
+              <w:t>19  25  26  31  35</w:t>
             </w:r>
           </w:p>
         </w:tc>
@@ -712,7 +712,7 @@
                 <w:b/>
                 <w:sz w:val="25"/>
               </w:rPr>
-              <w:t>115000217</w:t>
+              <w:t>115000218</w:t>
             </w:r>
           </w:p>
         </w:tc>
@@ -736,7 +736,7 @@
                 <w:b/>
                 <w:sz w:val="25"/>
               </w:rPr>
-              <w:t>115.09.07</w:t>
+              <w:t>115.09.08</w:t>
             </w:r>
           </w:p>
         </w:tc>
@@ -760,7 +760,7 @@
                 <w:b/>
                 <w:sz w:val="25"/>
               </w:rPr>
-              <w:t>19  25  26  31  35</w:t>
+              <w:t>03  07  25  29  30</w:t>
             </w:r>
           </w:p>
         </w:tc>
@@ -789,7 +789,7 @@
                 <w:b/>
                 <w:sz w:val="25"/>
               </w:rPr>
-              <w:t>115000218</w:t>
+              <w:t>115000219</w:t>
             </w:r>
           </w:p>
         </w:tc>
@@ -813,7 +813,7 @@
                 <w:b/>
                 <w:sz w:val="25"/>
               </w:rPr>
-              <w:t>115.09.08</w:t>
+              <w:t>115.09.09</w:t>
             </w:r>
           </w:p>
         </w:tc>
@@ -837,7 +837,7 @@
                 <w:b/>
                 <w:sz w:val="25"/>
               </w:rPr>
-              <w:t>03  07  25  29  30</w:t>
+              <w:t>05  06  08  28  29</w:t>
             </w:r>
           </w:p>
         </w:tc>
@@ -866,7 +866,7 @@
                 <w:b/>
                 <w:sz w:val="25"/>
               </w:rPr>
-              <w:t>115000219</w:t>
+              <w:t>115000220</w:t>
             </w:r>
           </w:p>
         </w:tc>
@@ -890,7 +890,7 @@
                 <w:b/>
                 <w:sz w:val="25"/>
               </w:rPr>
-              <w:t>115.09.09</w:t>
+              <w:t>115.09.10</w:t>
             </w:r>
           </w:p>
         </w:tc>
@@ -914,7 +914,7 @@
                 <w:b/>
                 <w:sz w:val="25"/>
               </w:rPr>
-              <w:t>05  06  08  28  29</w:t>
+              <w:t>04  14  30  35  38</w:t>
             </w:r>
           </w:p>
         </w:tc>
@@ -1766,7 +1766,7 @@
                 <w:b/>
                 <w:sz w:val="25"/>
               </w:rPr>
-              <w:t>115000063</w:t>
+              <w:t>115000064</w:t>
             </w:r>
           </w:p>
         </w:tc>
@@ -1790,7 +1790,7 @@
                 <w:b/>
                 <w:sz w:val="25"/>
               </w:rPr>
-              <w:t>115.08.06</w:t>
+              <w:t>115.08.10</w:t>
             </w:r>
           </w:p>
         </w:tc>
@@ -1814,7 +1814,7 @@
                 <w:b/>
                 <w:sz w:val="25"/>
               </w:rPr>
-              <w:t>02  07  08  20  26  33</w:t>
+              <w:t>11  25  28  30  31  36</w:t>
             </w:r>
           </w:p>
         </w:tc>
@@ -1838,7 +1838,7 @@
                 <w:b/>
                 <w:sz w:val="25"/>
               </w:rPr>
-              <w:t>04</w:t>
+              <w:t>03</w:t>
             </w:r>
           </w:p>
         </w:tc>
@@ -1867,7 +1867,7 @@
                 <w:b/>
                 <w:sz w:val="25"/>
               </w:rPr>
-              <w:t>115000064</w:t>
+              <w:t>115000065</w:t>
             </w:r>
           </w:p>
         </w:tc>
@@ -1891,7 +1891,7 @@
                 <w:b/>
                 <w:sz w:val="25"/>
               </w:rPr>
-              <w:t>115.08.10</w:t>
+              <w:t>115.08.13</w:t>
             </w:r>
           </w:p>
         </w:tc>
@@ -1915,7 +1915,7 @@
                 <w:b/>
                 <w:sz w:val="25"/>
               </w:rPr>
-              <w:t>11  25  28  30  31  36</w:t>
+              <w:t>01  03  04  07  10  19</w:t>
             </w:r>
           </w:p>
         </w:tc>
@@ -1939,7 +1939,7 @@
                 <w:b/>
                 <w:sz w:val="25"/>
               </w:rPr>
-              <w:t>03</w:t>
+              <w:t>06</w:t>
             </w:r>
           </w:p>
         </w:tc>
@@ -1968,7 +1968,7 @@
                 <w:b/>
                 <w:sz w:val="25"/>
               </w:rPr>
-              <w:t>115000065</w:t>
+              <w:t>115000066</w:t>
             </w:r>
           </w:p>
         </w:tc>
@@ -1992,7 +1992,7 @@
                 <w:b/>
                 <w:sz w:val="25"/>
               </w:rPr>
-              <w:t>115.08.13</w:t>
+              <w:t>115.08.17</w:t>
             </w:r>
           </w:p>
         </w:tc>
@@ -2016,7 +2016,7 @@
                 <w:b/>
                 <w:sz w:val="25"/>
               </w:rPr>
-              <w:t>01  03  04  07  10  19</w:t>
+              <w:t>05  11  18  19  35  38</w:t>
             </w:r>
           </w:p>
         </w:tc>
@@ -2040,7 +2040,7 @@
                 <w:b/>
                 <w:sz w:val="25"/>
               </w:rPr>
-              <w:t>06</w:t>
+              <w:t>08</w:t>
             </w:r>
           </w:p>
         </w:tc>
@@ -2069,7 +2069,7 @@
                 <w:b/>
                 <w:sz w:val="25"/>
               </w:rPr>
-              <w:t>115000066</w:t>
+              <w:t>115000067</w:t>
             </w:r>
           </w:p>
         </w:tc>
@@ -2093,7 +2093,7 @@
                 <w:b/>
                 <w:sz w:val="25"/>
               </w:rPr>
-              <w:t>115.08.17</w:t>
+              <w:t>115.08.20</w:t>
             </w:r>
           </w:p>
         </w:tc>
@@ -2117,7 +2117,7 @@
                 <w:b/>
                 <w:sz w:val="25"/>
               </w:rPr>
-              <w:t>05  11  18  19  35  38</w:t>
+              <w:t>01  02  09  11  29  35</w:t>
             </w:r>
           </w:p>
         </w:tc>
@@ -2141,7 +2141,7 @@
                 <w:b/>
                 <w:sz w:val="25"/>
               </w:rPr>
-              <w:t>08</w:t>
+              <w:t>02</w:t>
             </w:r>
           </w:p>
         </w:tc>
@@ -2170,7 +2170,7 @@
                 <w:b/>
                 <w:sz w:val="25"/>
               </w:rPr>
-              <w:t>115000067</w:t>
+              <w:t>115000068</w:t>
             </w:r>
           </w:p>
         </w:tc>
@@ -2194,7 +2194,7 @@
                 <w:b/>
                 <w:sz w:val="25"/>
               </w:rPr>
-              <w:t>115.08.20</w:t>
+              <w:t>115.08.24</w:t>
             </w:r>
           </w:p>
         </w:tc>
@@ -2218,7 +2218,7 @@
                 <w:b/>
                 <w:sz w:val="25"/>
               </w:rPr>
-              <w:t>01  02  09  11  29  35</w:t>
+              <w:t>06  07  09  23  26  36</w:t>
             </w:r>
           </w:p>
         </w:tc>
@@ -2242,7 +2242,7 @@
                 <w:b/>
                 <w:sz w:val="25"/>
               </w:rPr>
-              <w:t>02</w:t>
+              <w:t>07</w:t>
             </w:r>
           </w:p>
         </w:tc>
@@ -2271,7 +2271,7 @@
                 <w:b/>
                 <w:sz w:val="25"/>
               </w:rPr>
-              <w:t>115000068</w:t>
+              <w:t>115000069</w:t>
             </w:r>
           </w:p>
         </w:tc>
@@ -2295,7 +2295,7 @@
                 <w:b/>
                 <w:sz w:val="25"/>
               </w:rPr>
-              <w:t>115.08.24</w:t>
+              <w:t>115.08.27</w:t>
             </w:r>
           </w:p>
         </w:tc>
@@ -2319,7 +2319,7 @@
                 <w:b/>
                 <w:sz w:val="25"/>
               </w:rPr>
-              <w:t>06  07  09  23  26  36</w:t>
+              <w:t>02  07  09  11  24  36</w:t>
             </w:r>
           </w:p>
         </w:tc>
@@ -2343,7 +2343,7 @@
                 <w:b/>
                 <w:sz w:val="25"/>
               </w:rPr>
-              <w:t>07</w:t>
+              <w:t>01</w:t>
             </w:r>
           </w:p>
         </w:tc>
@@ -2372,7 +2372,7 @@
                 <w:b/>
                 <w:sz w:val="25"/>
               </w:rPr>
-              <w:t>115000069</w:t>
+              <w:t>115000070</w:t>
             </w:r>
           </w:p>
         </w:tc>
@@ -2396,7 +2396,7 @@
                 <w:b/>
                 <w:sz w:val="25"/>
               </w:rPr>
-              <w:t>115.08.27</w:t>
+              <w:t>115.08.31</w:t>
             </w:r>
           </w:p>
         </w:tc>
@@ -2420,7 +2420,7 @@
                 <w:b/>
                 <w:sz w:val="25"/>
               </w:rPr>
-              <w:t>02  07  09  11  24  36</w:t>
+              <w:t>04  08  12  19  32  37</w:t>
             </w:r>
           </w:p>
         </w:tc>
@@ -2444,7 +2444,7 @@
                 <w:b/>
                 <w:sz w:val="25"/>
               </w:rPr>
-              <w:t>01</w:t>
+              <w:t>02</w:t>
             </w:r>
           </w:p>
         </w:tc>
@@ -2473,7 +2473,7 @@
                 <w:b/>
                 <w:sz w:val="25"/>
               </w:rPr>
-              <w:t>115000070</w:t>
+              <w:t>115000071</w:t>
             </w:r>
           </w:p>
         </w:tc>
@@ -2497,7 +2497,7 @@
                 <w:b/>
                 <w:sz w:val="25"/>
               </w:rPr>
-              <w:t>115.08.31</w:t>
+              <w:t>115.09.03</w:t>
             </w:r>
           </w:p>
         </w:tc>
@@ -2521,7 +2521,7 @@
                 <w:b/>
                 <w:sz w:val="25"/>
               </w:rPr>
-              <w:t>04  08  12  19  32  37</w:t>
+              <w:t>01  06  07  19  30  33</w:t>
             </w:r>
           </w:p>
         </w:tc>
@@ -2545,7 +2545,7 @@
                 <w:b/>
                 <w:sz w:val="25"/>
               </w:rPr>
-              <w:t>02</w:t>
+              <w:t>08</w:t>
             </w:r>
           </w:p>
         </w:tc>
@@ -2574,7 +2574,7 @@
                 <w:b/>
                 <w:sz w:val="25"/>
               </w:rPr>
-              <w:t>115000071</w:t>
+              <w:t>115000072</w:t>
             </w:r>
           </w:p>
         </w:tc>
@@ -2598,7 +2598,7 @@
                 <w:b/>
                 <w:sz w:val="25"/>
               </w:rPr>
-              <w:t>115.09.03</w:t>
+              <w:t>115.09.07</w:t>
             </w:r>
           </w:p>
         </w:tc>
@@ -2622,7 +2622,7 @@
                 <w:b/>
                 <w:sz w:val="25"/>
               </w:rPr>
-              <w:t>01  06  07  19  30  33</w:t>
+              <w:t>07  14  17  22  29  35</w:t>
             </w:r>
           </w:p>
         </w:tc>
@@ -2646,7 +2646,7 @@
                 <w:b/>
                 <w:sz w:val="25"/>
               </w:rPr>
-              <w:t>08</w:t>
+              <w:t>02</w:t>
             </w:r>
           </w:p>
         </w:tc>
@@ -2675,7 +2675,7 @@
                 <w:b/>
                 <w:sz w:val="25"/>
               </w:rPr>
-              <w:t>115000072</w:t>
+              <w:t>115000073</w:t>
             </w:r>
           </w:p>
         </w:tc>
@@ -2699,7 +2699,7 @@
                 <w:b/>
                 <w:sz w:val="25"/>
               </w:rPr>
-              <w:t>115.09.07</w:t>
+              <w:t>115.09.10</w:t>
             </w:r>
           </w:p>
         </w:tc>
@@ -2723,7 +2723,7 @@
                 <w:b/>
                 <w:sz w:val="25"/>
               </w:rPr>
-              <w:t>07  14  17  22  29  35</w:t>
+              <w:t>08  17  18  29  33  38</w:t>
             </w:r>
           </w:p>
         </w:tc>

--- a/最新開獎紀錄.docx
+++ b/最新開獎紀錄.docx
@@ -173,7 +173,7 @@
                 <w:b/>
                 <w:sz w:val="25"/>
               </w:rPr>
-              <w:t>115000211</w:t>
+              <w:t>115000212</w:t>
             </w:r>
           </w:p>
         </w:tc>
@@ -197,7 +197,7 @@
                 <w:b/>
                 <w:sz w:val="25"/>
               </w:rPr>
-              <w:t>115.08.31</w:t>
+              <w:t>115.09.01</w:t>
             </w:r>
           </w:p>
         </w:tc>
@@ -221,7 +221,7 @@
                 <w:b/>
                 <w:sz w:val="25"/>
               </w:rPr>
-              <w:t>05  10  12  33  39</w:t>
+              <w:t>02  04  22  30  38</w:t>
             </w:r>
           </w:p>
         </w:tc>
@@ -250,7 +250,7 @@
                 <w:b/>
                 <w:sz w:val="25"/>
               </w:rPr>
-              <w:t>115000212</w:t>
+              <w:t>115000213</w:t>
             </w:r>
           </w:p>
         </w:tc>
@@ -274,7 +274,7 @@
                 <w:b/>
                 <w:sz w:val="25"/>
               </w:rPr>
-              <w:t>115.09.01</w:t>
+              <w:t>115.09.02</w:t>
             </w:r>
           </w:p>
         </w:tc>
@@ -298,7 +298,7 @@
                 <w:b/>
                 <w:sz w:val="25"/>
               </w:rPr>
-              <w:t>02  04  22  30  38</w:t>
+              <w:t>07  08  13  16  18</w:t>
             </w:r>
           </w:p>
         </w:tc>
@@ -327,7 +327,7 @@
                 <w:b/>
                 <w:sz w:val="25"/>
               </w:rPr>
-              <w:t>115000213</w:t>
+              <w:t>115000214</w:t>
             </w:r>
           </w:p>
         </w:tc>
@@ -351,7 +351,7 @@
                 <w:b/>
                 <w:sz w:val="25"/>
               </w:rPr>
-              <w:t>115.09.02</w:t>
+              <w:t>115.09.03</w:t>
             </w:r>
           </w:p>
         </w:tc>
@@ -375,7 +375,7 @@
                 <w:b/>
                 <w:sz w:val="25"/>
               </w:rPr>
-              <w:t>07  08  13  16  18</w:t>
+              <w:t>18  19  22  23  34</w:t>
             </w:r>
           </w:p>
         </w:tc>
@@ -404,7 +404,7 @@
                 <w:b/>
                 <w:sz w:val="25"/>
               </w:rPr>
-              <w:t>115000214</w:t>
+              <w:t>115000215</w:t>
             </w:r>
           </w:p>
         </w:tc>
@@ -428,7 +428,7 @@
                 <w:b/>
                 <w:sz w:val="25"/>
               </w:rPr>
-              <w:t>115.09.03</w:t>
+              <w:t>115.09.04</w:t>
             </w:r>
           </w:p>
         </w:tc>
@@ -452,7 +452,7 @@
                 <w:b/>
                 <w:sz w:val="25"/>
               </w:rPr>
-              <w:t>18  19  22  23  34</w:t>
+              <w:t>02  04  15  17  24</w:t>
             </w:r>
           </w:p>
         </w:tc>
@@ -481,7 +481,7 @@
                 <w:b/>
                 <w:sz w:val="25"/>
               </w:rPr>
-              <w:t>115000215</w:t>
+              <w:t>115000216</w:t>
             </w:r>
           </w:p>
         </w:tc>
@@ -505,7 +505,7 @@
                 <w:b/>
                 <w:sz w:val="25"/>
               </w:rPr>
-              <w:t>115.09.04</w:t>
+              <w:t>115.09.05</w:t>
             </w:r>
           </w:p>
         </w:tc>
@@ -529,7 +529,7 @@
                 <w:b/>
                 <w:sz w:val="25"/>
               </w:rPr>
-              <w:t>02  04  15  17  24</w:t>
+              <w:t>03  08  10  28  38</w:t>
             </w:r>
           </w:p>
         </w:tc>
@@ -558,7 +558,7 @@
                 <w:b/>
                 <w:sz w:val="25"/>
               </w:rPr>
-              <w:t>115000216</w:t>
+              <w:t>115000217</w:t>
             </w:r>
           </w:p>
         </w:tc>
@@ -582,7 +582,7 @@
                 <w:b/>
                 <w:sz w:val="25"/>
               </w:rPr>
-              <w:t>115.09.05</w:t>
+              <w:t>115.09.07</w:t>
             </w:r>
           </w:p>
         </w:tc>
@@ -606,7 +606,7 @@
                 <w:b/>
                 <w:sz w:val="25"/>
               </w:rPr>
-              <w:t>03  08  10  28  38</w:t>
+              <w:t>19  25  26  31  35</w:t>
             </w:r>
           </w:p>
         </w:tc>
@@ -635,7 +635,7 @@
                 <w:b/>
                 <w:sz w:val="25"/>
               </w:rPr>
-              <w:t>115000217</w:t>
+              <w:t>115000218</w:t>
             </w:r>
           </w:p>
         </w:tc>
@@ -659,7 +659,7 @@
                 <w:b/>
                 <w:sz w:val="25"/>
               </w:rPr>
-              <w:t>115.09.07</w:t>
+              <w:t>115.09.08</w:t>
             </w:r>
           </w:p>
         </w:tc>
@@ -683,7 +683,7 @@
                 <w:b/>
                 <w:sz w:val="25"/>
               </w:rPr>
-              <w:t>19  25  26  31  35</w:t>
+              <w:t>03  07  25  29  30</w:t>
             </w:r>
           </w:p>
         </w:tc>
@@ -712,7 +712,7 @@
                 <w:b/>
                 <w:sz w:val="25"/>
               </w:rPr>
-              <w:t>115000218</w:t>
+              <w:t>115000219</w:t>
             </w:r>
           </w:p>
         </w:tc>
@@ -736,7 +736,7 @@
                 <w:b/>
                 <w:sz w:val="25"/>
               </w:rPr>
-              <w:t>115.09.08</w:t>
+              <w:t>115.09.09</w:t>
             </w:r>
           </w:p>
         </w:tc>
@@ -760,7 +760,7 @@
                 <w:b/>
                 <w:sz w:val="25"/>
               </w:rPr>
-              <w:t>03  07  25  29  30</w:t>
+              <w:t>05  06  08  28  29</w:t>
             </w:r>
           </w:p>
         </w:tc>
@@ -789,7 +789,7 @@
                 <w:b/>
                 <w:sz w:val="25"/>
               </w:rPr>
-              <w:t>115000219</w:t>
+              <w:t>115000220</w:t>
             </w:r>
           </w:p>
         </w:tc>
@@ -813,7 +813,7 @@
                 <w:b/>
                 <w:sz w:val="25"/>
               </w:rPr>
-              <w:t>115.09.09</w:t>
+              <w:t>115.09.10</w:t>
             </w:r>
           </w:p>
         </w:tc>
@@ -837,7 +837,7 @@
                 <w:b/>
                 <w:sz w:val="25"/>
               </w:rPr>
-              <w:t>05  06  08  28  29</w:t>
+              <w:t>04  14  30  35  38</w:t>
             </w:r>
           </w:p>
         </w:tc>
@@ -866,7 +866,7 @@
                 <w:b/>
                 <w:sz w:val="25"/>
               </w:rPr>
-              <w:t>115000220</w:t>
+              <w:t>115000221</w:t>
             </w:r>
           </w:p>
         </w:tc>
@@ -890,7 +890,7 @@
                 <w:b/>
                 <w:sz w:val="25"/>
               </w:rPr>
-              <w:t>115.09.10</w:t>
+              <w:t>115.09.11</w:t>
             </w:r>
           </w:p>
         </w:tc>
@@ -914,7 +914,7 @@
                 <w:b/>
                 <w:sz w:val="25"/>
               </w:rPr>
-              <w:t>04  14  30  35  38</w:t>
+              <w:t>12  15  23  25  27</w:t>
             </w:r>
           </w:p>
         </w:tc>
@@ -3586,7 +3586,7 @@
                 <w:b/>
                 <w:sz w:val="25"/>
               </w:rPr>
-              <w:t>115000077</w:t>
+              <w:t>115000078</w:t>
             </w:r>
           </w:p>
         </w:tc>
@@ -3610,7 +3610,7 @@
                 <w:b/>
                 <w:sz w:val="25"/>
               </w:rPr>
-              <w:t>115.08.07</w:t>
+              <w:t>115.08.11</w:t>
             </w:r>
           </w:p>
         </w:tc>
@@ -3634,7 +3634,7 @@
                 <w:b/>
                 <w:sz w:val="25"/>
               </w:rPr>
-              <w:t>02  12  19  21  25  41</w:t>
+              <w:t>08  12  16  24  29  46</w:t>
             </w:r>
           </w:p>
         </w:tc>
@@ -3658,7 +3658,7 @@
                 <w:b/>
                 <w:sz w:val="25"/>
               </w:rPr>
-              <w:t>31</w:t>
+              <w:t>10</w:t>
             </w:r>
           </w:p>
         </w:tc>
@@ -3687,7 +3687,7 @@
                 <w:b/>
                 <w:sz w:val="25"/>
               </w:rPr>
-              <w:t>115000078</w:t>
+              <w:t>115000079</w:t>
             </w:r>
           </w:p>
         </w:tc>
@@ -3711,7 +3711,7 @@
                 <w:b/>
                 <w:sz w:val="25"/>
               </w:rPr>
-              <w:t>115.08.11</w:t>
+              <w:t>115.08.14</w:t>
             </w:r>
           </w:p>
         </w:tc>
@@ -3735,7 +3735,7 @@
                 <w:b/>
                 <w:sz w:val="25"/>
               </w:rPr>
-              <w:t>08  12  16  24  29  46</w:t>
+              <w:t>05  12  25  33  34  35</w:t>
             </w:r>
           </w:p>
         </w:tc>
@@ -3759,7 +3759,7 @@
                 <w:b/>
                 <w:sz w:val="25"/>
               </w:rPr>
-              <w:t>10</w:t>
+              <w:t>27</w:t>
             </w:r>
           </w:p>
         </w:tc>
@@ -3788,7 +3788,7 @@
                 <w:b/>
                 <w:sz w:val="25"/>
               </w:rPr>
-              <w:t>115000079</w:t>
+              <w:t>115000080</w:t>
             </w:r>
           </w:p>
         </w:tc>
@@ -3812,7 +3812,7 @@
                 <w:b/>
                 <w:sz w:val="25"/>
               </w:rPr>
-              <w:t>115.08.14</w:t>
+              <w:t>115.08.18</w:t>
             </w:r>
           </w:p>
         </w:tc>
@@ -3836,7 +3836,7 @@
                 <w:b/>
                 <w:sz w:val="25"/>
               </w:rPr>
-              <w:t>05  12  25  33  34  35</w:t>
+              <w:t>01  14  25  27  29  43</w:t>
             </w:r>
           </w:p>
         </w:tc>
@@ -3860,7 +3860,7 @@
                 <w:b/>
                 <w:sz w:val="25"/>
               </w:rPr>
-              <w:t>27</w:t>
+              <w:t>02</w:t>
             </w:r>
           </w:p>
         </w:tc>
@@ -3889,7 +3889,7 @@
                 <w:b/>
                 <w:sz w:val="25"/>
               </w:rPr>
-              <w:t>115000080</w:t>
+              <w:t>115000081</w:t>
             </w:r>
           </w:p>
         </w:tc>
@@ -3913,7 +3913,7 @@
                 <w:b/>
                 <w:sz w:val="25"/>
               </w:rPr>
-              <w:t>115.08.18</w:t>
+              <w:t>115.08.21</w:t>
             </w:r>
           </w:p>
         </w:tc>
@@ -3937,7 +3937,7 @@
                 <w:b/>
                 <w:sz w:val="25"/>
               </w:rPr>
-              <w:t>01  14  25  27  29  43</w:t>
+              <w:t>08  14  23  24  26  47</w:t>
             </w:r>
           </w:p>
         </w:tc>
@@ -3961,7 +3961,7 @@
                 <w:b/>
                 <w:sz w:val="25"/>
               </w:rPr>
-              <w:t>02</w:t>
+              <w:t>30</w:t>
             </w:r>
           </w:p>
         </w:tc>
@@ -3990,7 +3990,7 @@
                 <w:b/>
                 <w:sz w:val="25"/>
               </w:rPr>
-              <w:t>115000081</w:t>
+              <w:t>115000082</w:t>
             </w:r>
           </w:p>
         </w:tc>
@@ -4014,7 +4014,7 @@
                 <w:b/>
                 <w:sz w:val="25"/>
               </w:rPr>
-              <w:t>115.08.21</w:t>
+              <w:t>115.08.25</w:t>
             </w:r>
           </w:p>
         </w:tc>
@@ -4038,7 +4038,7 @@
                 <w:b/>
                 <w:sz w:val="25"/>
               </w:rPr>
-              <w:t>08  14  23  24  26  47</w:t>
+              <w:t>12  24  26  32  35  40</w:t>
             </w:r>
           </w:p>
         </w:tc>
@@ -4062,7 +4062,7 @@
                 <w:b/>
                 <w:sz w:val="25"/>
               </w:rPr>
-              <w:t>30</w:t>
+              <w:t>06</w:t>
             </w:r>
           </w:p>
         </w:tc>
@@ -4091,7 +4091,7 @@
                 <w:b/>
                 <w:sz w:val="25"/>
               </w:rPr>
-              <w:t>115000082</w:t>
+              <w:t>115000083</w:t>
             </w:r>
           </w:p>
         </w:tc>
@@ -4115,7 +4115,7 @@
                 <w:b/>
                 <w:sz w:val="25"/>
               </w:rPr>
-              <w:t>115.08.25</w:t>
+              <w:t>115.08.28</w:t>
             </w:r>
           </w:p>
         </w:tc>
@@ -4139,7 +4139,7 @@
                 <w:b/>
                 <w:sz w:val="25"/>
               </w:rPr>
-              <w:t>12  24  26  32  35  40</w:t>
+              <w:t>09  20  23  26  36  44</w:t>
             </w:r>
           </w:p>
         </w:tc>
@@ -4163,7 +4163,7 @@
                 <w:b/>
                 <w:sz w:val="25"/>
               </w:rPr>
-              <w:t>06</w:t>
+              <w:t>04</w:t>
             </w:r>
           </w:p>
         </w:tc>
@@ -4192,7 +4192,7 @@
                 <w:b/>
                 <w:sz w:val="25"/>
               </w:rPr>
-              <w:t>115000083</w:t>
+              <w:t>115000084</w:t>
             </w:r>
           </w:p>
         </w:tc>
@@ -4216,7 +4216,7 @@
                 <w:b/>
                 <w:sz w:val="25"/>
               </w:rPr>
-              <w:t>115.08.28</w:t>
+              <w:t>115.09.01</w:t>
             </w:r>
           </w:p>
         </w:tc>
@@ -4240,7 +4240,7 @@
                 <w:b/>
                 <w:sz w:val="25"/>
               </w:rPr>
-              <w:t>09  20  23  26  36  44</w:t>
+              <w:t>10  16  19  26  29  48</w:t>
             </w:r>
           </w:p>
         </w:tc>
@@ -4264,7 +4264,7 @@
                 <w:b/>
                 <w:sz w:val="25"/>
               </w:rPr>
-              <w:t>04</w:t>
+              <w:t>30</w:t>
             </w:r>
           </w:p>
         </w:tc>
@@ -4293,7 +4293,7 @@
                 <w:b/>
                 <w:sz w:val="25"/>
               </w:rPr>
-              <w:t>115000084</w:t>
+              <w:t>115000085</w:t>
             </w:r>
           </w:p>
         </w:tc>
@@ -4317,7 +4317,7 @@
                 <w:b/>
                 <w:sz w:val="25"/>
               </w:rPr>
-              <w:t>115.09.01</w:t>
+              <w:t>115.09.04</w:t>
             </w:r>
           </w:p>
         </w:tc>
@@ -4341,7 +4341,7 @@
                 <w:b/>
                 <w:sz w:val="25"/>
               </w:rPr>
-              <w:t>10  16  19  26  29  48</w:t>
+              <w:t>03  13  17  18  27  37</w:t>
             </w:r>
           </w:p>
         </w:tc>
@@ -4365,7 +4365,7 @@
                 <w:b/>
                 <w:sz w:val="25"/>
               </w:rPr>
-              <w:t>30</w:t>
+              <w:t>19</w:t>
             </w:r>
           </w:p>
         </w:tc>
@@ -4394,7 +4394,7 @@
                 <w:b/>
                 <w:sz w:val="25"/>
               </w:rPr>
-              <w:t>115000085</w:t>
+              <w:t>115000086</w:t>
             </w:r>
           </w:p>
         </w:tc>
@@ -4418,7 +4418,7 @@
                 <w:b/>
                 <w:sz w:val="25"/>
               </w:rPr>
-              <w:t>115.09.04</w:t>
+              <w:t>115.09.08</w:t>
             </w:r>
           </w:p>
         </w:tc>
@@ -4442,7 +4442,7 @@
                 <w:b/>
                 <w:sz w:val="25"/>
               </w:rPr>
-              <w:t>03  13  17  18  27  37</w:t>
+              <w:t>03  15  28  35  47  49</w:t>
             </w:r>
           </w:p>
         </w:tc>
@@ -4466,7 +4466,7 @@
                 <w:b/>
                 <w:sz w:val="25"/>
               </w:rPr>
-              <w:t>19</w:t>
+              <w:t>27</w:t>
             </w:r>
           </w:p>
         </w:tc>
@@ -4495,7 +4495,7 @@
                 <w:b/>
                 <w:sz w:val="25"/>
               </w:rPr>
-              <w:t>115000086</w:t>
+              <w:t>115000087</w:t>
             </w:r>
           </w:p>
         </w:tc>
@@ -4519,7 +4519,7 @@
                 <w:b/>
                 <w:sz w:val="25"/>
               </w:rPr>
-              <w:t>115.09.08</w:t>
+              <w:t>115.09.11</w:t>
             </w:r>
           </w:p>
         </w:tc>
@@ -4543,7 +4543,7 @@
                 <w:b/>
                 <w:sz w:val="25"/>
               </w:rPr>
-              <w:t>03  15  28  35  47  49</w:t>
+              <w:t>12  15  19  27  43  48</w:t>
             </w:r>
           </w:p>
         </w:tc>
@@ -4567,7 +4567,7 @@
                 <w:b/>
                 <w:sz w:val="25"/>
               </w:rPr>
-              <w:t>27</w:t>
+              <w:t>25</w:t>
             </w:r>
           </w:p>
         </w:tc>

--- a/最新開獎紀錄.docx
+++ b/最新開獎紀錄.docx
@@ -173,7 +173,7 @@
                 <w:b/>
                 <w:sz w:val="25"/>
               </w:rPr>
-              <w:t>115000212</w:t>
+              <w:t>115000213</w:t>
             </w:r>
           </w:p>
         </w:tc>
@@ -197,7 +197,7 @@
                 <w:b/>
                 <w:sz w:val="25"/>
               </w:rPr>
-              <w:t>115.09.01</w:t>
+              <w:t>115.09.02</w:t>
             </w:r>
           </w:p>
         </w:tc>
@@ -221,7 +221,7 @@
                 <w:b/>
                 <w:sz w:val="25"/>
               </w:rPr>
-              <w:t>02  04  22  30  38</w:t>
+              <w:t>07  08  13  16  18</w:t>
             </w:r>
           </w:p>
         </w:tc>
@@ -250,7 +250,7 @@
                 <w:b/>
                 <w:sz w:val="25"/>
               </w:rPr>
-              <w:t>115000213</w:t>
+              <w:t>115000214</w:t>
             </w:r>
           </w:p>
         </w:tc>
@@ -274,7 +274,7 @@
                 <w:b/>
                 <w:sz w:val="25"/>
               </w:rPr>
-              <w:t>115.09.02</w:t>
+              <w:t>115.09.03</w:t>
             </w:r>
           </w:p>
         </w:tc>
@@ -298,7 +298,7 @@
                 <w:b/>
                 <w:sz w:val="25"/>
               </w:rPr>
-              <w:t>07  08  13  16  18</w:t>
+              <w:t>18  19  22  23  34</w:t>
             </w:r>
           </w:p>
         </w:tc>
@@ -327,7 +327,7 @@
                 <w:b/>
                 <w:sz w:val="25"/>
               </w:rPr>
-              <w:t>115000214</w:t>
+              <w:t>115000215</w:t>
             </w:r>
           </w:p>
         </w:tc>
@@ -351,7 +351,7 @@
                 <w:b/>
                 <w:sz w:val="25"/>
               </w:rPr>
-              <w:t>115.09.03</w:t>
+              <w:t>115.09.04</w:t>
             </w:r>
           </w:p>
         </w:tc>
@@ -375,7 +375,7 @@
                 <w:b/>
                 <w:sz w:val="25"/>
               </w:rPr>
-              <w:t>18  19  22  23  34</w:t>
+              <w:t>02  04  15  17  24</w:t>
             </w:r>
           </w:p>
         </w:tc>
@@ -404,7 +404,7 @@
                 <w:b/>
                 <w:sz w:val="25"/>
               </w:rPr>
-              <w:t>115000215</w:t>
+              <w:t>115000216</w:t>
             </w:r>
           </w:p>
         </w:tc>
@@ -428,7 +428,7 @@
                 <w:b/>
                 <w:sz w:val="25"/>
               </w:rPr>
-              <w:t>115.09.04</w:t>
+              <w:t>115.09.05</w:t>
             </w:r>
           </w:p>
         </w:tc>
@@ -452,7 +452,7 @@
                 <w:b/>
                 <w:sz w:val="25"/>
               </w:rPr>
-              <w:t>02  04  15  17  24</w:t>
+              <w:t>03  08  10  28  38</w:t>
             </w:r>
           </w:p>
         </w:tc>
@@ -481,7 +481,7 @@
                 <w:b/>
                 <w:sz w:val="25"/>
               </w:rPr>
-              <w:t>115000216</w:t>
+              <w:t>115000217</w:t>
             </w:r>
           </w:p>
         </w:tc>
@@ -505,7 +505,7 @@
                 <w:b/>
                 <w:sz w:val="25"/>
               </w:rPr>
-              <w:t>115.09.05</w:t>
+              <w:t>115.09.07</w:t>
             </w:r>
           </w:p>
         </w:tc>
@@ -529,7 +529,7 @@
                 <w:b/>
                 <w:sz w:val="25"/>
               </w:rPr>
-              <w:t>03  08  10  28  38</w:t>
+              <w:t>19  25  26  31  35</w:t>
             </w:r>
           </w:p>
         </w:tc>
@@ -558,7 +558,7 @@
                 <w:b/>
                 <w:sz w:val="25"/>
               </w:rPr>
-              <w:t>115000217</w:t>
+              <w:t>115000218</w:t>
             </w:r>
           </w:p>
         </w:tc>
@@ -582,7 +582,7 @@
                 <w:b/>
                 <w:sz w:val="25"/>
               </w:rPr>
-              <w:t>115.09.07</w:t>
+              <w:t>115.09.08</w:t>
             </w:r>
           </w:p>
         </w:tc>
@@ -606,7 +606,7 @@
                 <w:b/>
                 <w:sz w:val="25"/>
               </w:rPr>
-              <w:t>19  25  26  31  35</w:t>
+              <w:t>03  07  25  29  30</w:t>
             </w:r>
           </w:p>
         </w:tc>
@@ -635,7 +635,7 @@
                 <w:b/>
                 <w:sz w:val="25"/>
               </w:rPr>
-              <w:t>115000218</w:t>
+              <w:t>115000219</w:t>
             </w:r>
           </w:p>
         </w:tc>
@@ -659,7 +659,7 @@
                 <w:b/>
                 <w:sz w:val="25"/>
               </w:rPr>
-              <w:t>115.09.08</w:t>
+              <w:t>115.09.09</w:t>
             </w:r>
           </w:p>
         </w:tc>
@@ -683,7 +683,7 @@
                 <w:b/>
                 <w:sz w:val="25"/>
               </w:rPr>
-              <w:t>03  07  25  29  30</w:t>
+              <w:t>05  06  08  28  29</w:t>
             </w:r>
           </w:p>
         </w:tc>
@@ -712,7 +712,7 @@
                 <w:b/>
                 <w:sz w:val="25"/>
               </w:rPr>
-              <w:t>115000219</w:t>
+              <w:t>115000220</w:t>
             </w:r>
           </w:p>
         </w:tc>
@@ -736,7 +736,7 @@
                 <w:b/>
                 <w:sz w:val="25"/>
               </w:rPr>
-              <w:t>115.09.09</w:t>
+              <w:t>115.09.10</w:t>
             </w:r>
           </w:p>
         </w:tc>
@@ -760,7 +760,7 @@
                 <w:b/>
                 <w:sz w:val="25"/>
               </w:rPr>
-              <w:t>05  06  08  28  29</w:t>
+              <w:t>04  14  30  35  38</w:t>
             </w:r>
           </w:p>
         </w:tc>
@@ -789,7 +789,7 @@
                 <w:b/>
                 <w:sz w:val="25"/>
               </w:rPr>
-              <w:t>115000220</w:t>
+              <w:t>115000221</w:t>
             </w:r>
           </w:p>
         </w:tc>
@@ -813,7 +813,7 @@
                 <w:b/>
                 <w:sz w:val="25"/>
               </w:rPr>
-              <w:t>115.09.10</w:t>
+              <w:t>115.09.11</w:t>
             </w:r>
           </w:p>
         </w:tc>
@@ -837,7 +837,7 @@
                 <w:b/>
                 <w:sz w:val="25"/>
               </w:rPr>
-              <w:t>04  14  30  35  38</w:t>
+              <w:t>12  15  23  25  27</w:t>
             </w:r>
           </w:p>
         </w:tc>
@@ -866,7 +866,7 @@
                 <w:b/>
                 <w:sz w:val="25"/>
               </w:rPr>
-              <w:t>115000221</w:t>
+              <w:t>115000222</w:t>
             </w:r>
           </w:p>
         </w:tc>
@@ -890,7 +890,7 @@
                 <w:b/>
                 <w:sz w:val="25"/>
               </w:rPr>
-              <w:t>115.09.11</w:t>
+              <w:t>115.09.12</w:t>
             </w:r>
           </w:p>
         </w:tc>
@@ -914,7 +914,7 @@
                 <w:b/>
                 <w:sz w:val="25"/>
               </w:rPr>
-              <w:t>12  15  23  25  27</w:t>
+              <w:t>06  17  24  25  30</w:t>
             </w:r>
           </w:p>
         </w:tc>

--- a/最新開獎紀錄.docx
+++ b/最新開獎紀錄.docx
@@ -173,7 +173,7 @@
                 <w:b/>
                 <w:sz w:val="25"/>
               </w:rPr>
-              <w:t>115000183</w:t>
+              <w:t>115000213</w:t>
             </w:r>
           </w:p>
         </w:tc>
@@ -197,7 +197,7 @@
                 <w:b/>
                 <w:sz w:val="25"/>
               </w:rPr>
-              <w:t>115.07.29</w:t>
+              <w:t>115.09.02</w:t>
             </w:r>
           </w:p>
         </w:tc>
@@ -221,7 +221,7 @@
                 <w:b/>
                 <w:sz w:val="25"/>
               </w:rPr>
-              <w:t>05  14  32  33  36</w:t>
+              <w:t>07  08  13  16  18</w:t>
             </w:r>
           </w:p>
         </w:tc>
@@ -250,7 +250,7 @@
                 <w:b/>
                 <w:sz w:val="25"/>
               </w:rPr>
-              <w:t>115000184</w:t>
+              <w:t>115000214</w:t>
             </w:r>
           </w:p>
         </w:tc>
@@ -274,7 +274,7 @@
                 <w:b/>
                 <w:sz w:val="25"/>
               </w:rPr>
-              <w:t>115.07.30</w:t>
+              <w:t>115.09.03</w:t>
             </w:r>
           </w:p>
         </w:tc>
@@ -298,7 +298,7 @@
                 <w:b/>
                 <w:sz w:val="25"/>
               </w:rPr>
-              <w:t>04  07  08  16  38</w:t>
+              <w:t>18  19  22  23  34</w:t>
             </w:r>
           </w:p>
         </w:tc>
@@ -327,7 +327,7 @@
                 <w:b/>
                 <w:sz w:val="25"/>
               </w:rPr>
-              <w:t>115000185</w:t>
+              <w:t>115000215</w:t>
             </w:r>
           </w:p>
         </w:tc>
@@ -351,7 +351,7 @@
                 <w:b/>
                 <w:sz w:val="25"/>
               </w:rPr>
-              <w:t>115.07.31</w:t>
+              <w:t>115.09.04</w:t>
             </w:r>
           </w:p>
         </w:tc>
@@ -375,7 +375,7 @@
                 <w:b/>
                 <w:sz w:val="25"/>
               </w:rPr>
-              <w:t>01  09  12  25  26</w:t>
+              <w:t>02  04  15  17  24</w:t>
             </w:r>
           </w:p>
         </w:tc>
@@ -404,7 +404,7 @@
                 <w:b/>
                 <w:sz w:val="25"/>
               </w:rPr>
-              <w:t>115000186</w:t>
+              <w:t>115000216</w:t>
             </w:r>
           </w:p>
         </w:tc>
@@ -428,7 +428,7 @@
                 <w:b/>
                 <w:sz w:val="25"/>
               </w:rPr>
-              <w:t>115.08.01</w:t>
+              <w:t>115.09.05</w:t>
             </w:r>
           </w:p>
         </w:tc>
@@ -452,7 +452,7 @@
                 <w:b/>
                 <w:sz w:val="25"/>
               </w:rPr>
-              <w:t>06  11  18  22  29</w:t>
+              <w:t>03  08  10  28  38</w:t>
             </w:r>
           </w:p>
         </w:tc>
@@ -481,7 +481,7 @@
                 <w:b/>
                 <w:sz w:val="25"/>
               </w:rPr>
-              <w:t>115000187</w:t>
+              <w:t>115000217</w:t>
             </w:r>
           </w:p>
         </w:tc>
@@ -505,7 +505,7 @@
                 <w:b/>
                 <w:sz w:val="25"/>
               </w:rPr>
-              <w:t>115.08.03</w:t>
+              <w:t>115.09.07</w:t>
             </w:r>
           </w:p>
         </w:tc>
@@ -529,7 +529,7 @@
                 <w:b/>
                 <w:sz w:val="25"/>
               </w:rPr>
-              <w:t>07  21  23  28  35</w:t>
+              <w:t>19  25  26  31  35</w:t>
             </w:r>
           </w:p>
         </w:tc>
@@ -558,7 +558,7 @@
                 <w:b/>
                 <w:sz w:val="25"/>
               </w:rPr>
-              <w:t>115000188</w:t>
+              <w:t>115000218</w:t>
             </w:r>
           </w:p>
         </w:tc>
@@ -582,7 +582,7 @@
                 <w:b/>
                 <w:sz w:val="25"/>
               </w:rPr>
-              <w:t>115.08.04</w:t>
+              <w:t>115.09.08</w:t>
             </w:r>
           </w:p>
         </w:tc>
@@ -606,7 +606,7 @@
                 <w:b/>
                 <w:sz w:val="25"/>
               </w:rPr>
-              <w:t>09  32  35  37  39</w:t>
+              <w:t>03  07  25  29  30</w:t>
             </w:r>
           </w:p>
         </w:tc>
@@ -635,7 +635,7 @@
                 <w:b/>
                 <w:sz w:val="25"/>
               </w:rPr>
-              <w:t>115000189</w:t>
+              <w:t>115000219</w:t>
             </w:r>
           </w:p>
         </w:tc>
@@ -659,7 +659,7 @@
                 <w:b/>
                 <w:sz w:val="25"/>
               </w:rPr>
-              <w:t>115.08.05</w:t>
+              <w:t>115.09.09</w:t>
             </w:r>
           </w:p>
         </w:tc>
@@ -683,7 +683,7 @@
                 <w:b/>
                 <w:sz w:val="25"/>
               </w:rPr>
-              <w:t>02  04  22  25  29</w:t>
+              <w:t>05  06  08  28  29</w:t>
             </w:r>
           </w:p>
         </w:tc>
@@ -712,7 +712,7 @@
                 <w:b/>
                 <w:sz w:val="25"/>
               </w:rPr>
-              <w:t>115000190</w:t>
+              <w:t>115000220</w:t>
             </w:r>
           </w:p>
         </w:tc>
@@ -736,7 +736,7 @@
                 <w:b/>
                 <w:sz w:val="25"/>
               </w:rPr>
-              <w:t>115.08.06</w:t>
+              <w:t>115.09.10</w:t>
             </w:r>
           </w:p>
         </w:tc>
@@ -760,7 +760,7 @@
                 <w:b/>
                 <w:sz w:val="25"/>
               </w:rPr>
-              <w:t>03  09  16  24  35</w:t>
+              <w:t>04  14  30  35  38</w:t>
             </w:r>
           </w:p>
         </w:tc>
@@ -789,7 +789,7 @@
                 <w:b/>
                 <w:sz w:val="25"/>
               </w:rPr>
-              <w:t>115000191</w:t>
+              <w:t>115000221</w:t>
             </w:r>
           </w:p>
         </w:tc>
@@ -813,7 +813,7 @@
                 <w:b/>
                 <w:sz w:val="25"/>
               </w:rPr>
-              <w:t>115.08.07</w:t>
+              <w:t>115.09.11</w:t>
             </w:r>
           </w:p>
         </w:tc>
@@ -837,7 +837,7 @@
                 <w:b/>
                 <w:sz w:val="25"/>
               </w:rPr>
-              <w:t>06  11  12  13  19</w:t>
+              <w:t>12  15  23  25  27</w:t>
             </w:r>
           </w:p>
         </w:tc>
@@ -866,7 +866,7 @@
                 <w:b/>
                 <w:sz w:val="25"/>
               </w:rPr>
-              <w:t>115000192</w:t>
+              <w:t>115000222</w:t>
             </w:r>
           </w:p>
         </w:tc>
@@ -890,7 +890,7 @@
                 <w:b/>
                 <w:sz w:val="25"/>
               </w:rPr>
-              <w:t>115.08.08</w:t>
+              <w:t>115.09.12</w:t>
             </w:r>
           </w:p>
         </w:tc>
@@ -914,7 +914,7 @@
                 <w:b/>
                 <w:sz w:val="25"/>
               </w:rPr>
-              <w:t>05  11  24  31  32</w:t>
+              <w:t>06  17  24  25  30</w:t>
             </w:r>
           </w:p>
         </w:tc>
@@ -1045,7 +1045,7 @@
                 <w:b/>
                 <w:sz w:val="25"/>
               </w:rPr>
-              <w:t>07/29(三)</w:t>
+              <w:t>09/02(三)</w:t>
             </w:r>
           </w:p>
         </w:tc>
@@ -1069,7 +1069,7 @@
                 <w:b/>
                 <w:sz w:val="25"/>
               </w:rPr>
-              <w:t>8  4  6</w:t>
+              <w:t>6  0  3</w:t>
             </w:r>
           </w:p>
         </w:tc>
@@ -1097,7 +1097,7 @@
                 <w:b/>
                 <w:sz w:val="25"/>
               </w:rPr>
-              <w:t>07/30(四)</w:t>
+              <w:t>09/03(四)</w:t>
             </w:r>
           </w:p>
         </w:tc>
@@ -1120,7 +1120,7 @@
                 <w:b/>
                 <w:sz w:val="25"/>
               </w:rPr>
-              <w:t>2  8  5</w:t>
+              <w:t>5  5  7</w:t>
             </w:r>
           </w:p>
         </w:tc>
@@ -1148,7 +1148,7 @@
                 <w:b/>
                 <w:sz w:val="25"/>
               </w:rPr>
-              <w:t>07/31(五)</w:t>
+              <w:t>09/04(五)</w:t>
             </w:r>
           </w:p>
         </w:tc>
@@ -1171,7 +1171,7 @@
                 <w:b/>
                 <w:sz w:val="25"/>
               </w:rPr>
-              <w:t>1  3  9</w:t>
+              <w:t>2  9  1</w:t>
             </w:r>
           </w:p>
         </w:tc>
@@ -1199,7 +1199,7 @@
                 <w:b/>
                 <w:sz w:val="25"/>
               </w:rPr>
-              <w:t>08/01(六)</w:t>
+              <w:t>09/05(六)</w:t>
             </w:r>
           </w:p>
         </w:tc>
@@ -1222,7 +1222,7 @@
                 <w:b/>
                 <w:sz w:val="25"/>
               </w:rPr>
-              <w:t>5  6  6</w:t>
+              <w:t>0  6  6</w:t>
             </w:r>
           </w:p>
         </w:tc>
@@ -1250,7 +1250,7 @@
                 <w:b/>
                 <w:sz w:val="25"/>
               </w:rPr>
-              <w:t>08/03(一)</w:t>
+              <w:t>09/07(一)</w:t>
             </w:r>
           </w:p>
         </w:tc>
@@ -1273,7 +1273,7 @@
                 <w:b/>
                 <w:sz w:val="25"/>
               </w:rPr>
-              <w:t>4  9  1</w:t>
+              <w:t>4  8  7</w:t>
             </w:r>
           </w:p>
         </w:tc>
@@ -1301,7 +1301,7 @@
                 <w:b/>
                 <w:sz w:val="25"/>
               </w:rPr>
-              <w:t>08/04(二)</w:t>
+              <w:t>09/08(二)</w:t>
             </w:r>
           </w:p>
         </w:tc>
@@ -1324,7 +1324,7 @@
                 <w:b/>
                 <w:sz w:val="25"/>
               </w:rPr>
-              <w:t>9  9  1</w:t>
+              <w:t>7  7  0</w:t>
             </w:r>
           </w:p>
         </w:tc>
@@ -1352,7 +1352,7 @@
                 <w:b/>
                 <w:sz w:val="25"/>
               </w:rPr>
-              <w:t>08/05(三)</w:t>
+              <w:t>09/09(三)</w:t>
             </w:r>
           </w:p>
         </w:tc>
@@ -1375,7 +1375,7 @@
                 <w:b/>
                 <w:sz w:val="25"/>
               </w:rPr>
-              <w:t>3  1  5</w:t>
+              <w:t>7  7  3</w:t>
             </w:r>
           </w:p>
         </w:tc>
@@ -1403,7 +1403,7 @@
                 <w:b/>
                 <w:sz w:val="25"/>
               </w:rPr>
-              <w:t>08/06(四)</w:t>
+              <w:t>09/10(四)</w:t>
             </w:r>
           </w:p>
         </w:tc>
@@ -1426,7 +1426,7 @@
                 <w:b/>
                 <w:sz w:val="25"/>
               </w:rPr>
-              <w:t>1  0  7</w:t>
+              <w:t>9  9  2</w:t>
             </w:r>
           </w:p>
         </w:tc>
@@ -1454,7 +1454,7 @@
                 <w:b/>
                 <w:sz w:val="25"/>
               </w:rPr>
-              <w:t>08/07(五)</w:t>
+              <w:t>09/11(五)</w:t>
             </w:r>
           </w:p>
         </w:tc>
@@ -1477,7 +1477,7 @@
                 <w:b/>
                 <w:sz w:val="25"/>
               </w:rPr>
-              <w:t>9  6  9</w:t>
+              <w:t>0  7  4</w:t>
             </w:r>
           </w:p>
         </w:tc>
@@ -1505,7 +1505,7 @@
                 <w:b/>
                 <w:sz w:val="25"/>
               </w:rPr>
-              <w:t>08/08(六)</w:t>
+              <w:t>09/12(六)</w:t>
             </w:r>
           </w:p>
         </w:tc>
@@ -1528,7 +1528,7 @@
                 <w:b/>
                 <w:sz w:val="25"/>
               </w:rPr>
-              <w:t>2  1  9</w:t>
+              <w:t>4  5  3</w:t>
             </w:r>
           </w:p>
         </w:tc>
@@ -1766,7 +1766,7 @@
                 <w:b/>
                 <w:sz w:val="25"/>
               </w:rPr>
-              <w:t>115000054</w:t>
+              <w:t>115000064</w:t>
             </w:r>
           </w:p>
         </w:tc>
@@ -1790,7 +1790,7 @@
                 <w:b/>
                 <w:sz w:val="25"/>
               </w:rPr>
-              <w:t>115.07.06</w:t>
+              <w:t>115.08.10</w:t>
             </w:r>
           </w:p>
         </w:tc>
@@ -1814,7 +1814,7 @@
                 <w:b/>
                 <w:sz w:val="25"/>
               </w:rPr>
-              <w:t>04  12  15  24  30  31</w:t>
+              <w:t>11  25  28  30  31  36</w:t>
             </w:r>
           </w:p>
         </w:tc>
@@ -1838,7 +1838,7 @@
                 <w:b/>
                 <w:sz w:val="25"/>
               </w:rPr>
-              <w:t>01</w:t>
+              <w:t>03</w:t>
             </w:r>
           </w:p>
         </w:tc>
@@ -1867,7 +1867,7 @@
                 <w:b/>
                 <w:sz w:val="25"/>
               </w:rPr>
-              <w:t>115000055</w:t>
+              <w:t>115000065</w:t>
             </w:r>
           </w:p>
         </w:tc>
@@ -1891,7 +1891,7 @@
                 <w:b/>
                 <w:sz w:val="25"/>
               </w:rPr>
-              <w:t>115.07.09</w:t>
+              <w:t>115.08.13</w:t>
             </w:r>
           </w:p>
         </w:tc>
@@ -1915,7 +1915,7 @@
                 <w:b/>
                 <w:sz w:val="25"/>
               </w:rPr>
-              <w:t>10  22  24  29  35  37</w:t>
+              <w:t>01  03  04  07  10  19</w:t>
             </w:r>
           </w:p>
         </w:tc>
@@ -1968,7 +1968,7 @@
                 <w:b/>
                 <w:sz w:val="25"/>
               </w:rPr>
-              <w:t>115000056</w:t>
+              <w:t>115000066</w:t>
             </w:r>
           </w:p>
         </w:tc>
@@ -1992,7 +1992,7 @@
                 <w:b/>
                 <w:sz w:val="25"/>
               </w:rPr>
-              <w:t>115.07.13</w:t>
+              <w:t>115.08.17</w:t>
             </w:r>
           </w:p>
         </w:tc>
@@ -2016,7 +2016,7 @@
                 <w:b/>
                 <w:sz w:val="25"/>
               </w:rPr>
-              <w:t>11  24  29  32  35  38</w:t>
+              <w:t>05  11  18  19  35  38</w:t>
             </w:r>
           </w:p>
         </w:tc>
@@ -2040,7 +2040,7 @@
                 <w:b/>
                 <w:sz w:val="25"/>
               </w:rPr>
-              <w:t>06</w:t>
+              <w:t>08</w:t>
             </w:r>
           </w:p>
         </w:tc>
@@ -2069,7 +2069,7 @@
                 <w:b/>
                 <w:sz w:val="25"/>
               </w:rPr>
-              <w:t>115000057</w:t>
+              <w:t>115000067</w:t>
             </w:r>
           </w:p>
         </w:tc>
@@ -2093,7 +2093,7 @@
                 <w:b/>
                 <w:sz w:val="25"/>
               </w:rPr>
-              <w:t>115.07.16</w:t>
+              <w:t>115.08.20</w:t>
             </w:r>
           </w:p>
         </w:tc>
@@ -2117,7 +2117,7 @@
                 <w:b/>
                 <w:sz w:val="25"/>
               </w:rPr>
-              <w:t>17  23  25  29  34  36</w:t>
+              <w:t>01  02  09  11  29  35</w:t>
             </w:r>
           </w:p>
         </w:tc>
@@ -2141,7 +2141,7 @@
                 <w:b/>
                 <w:sz w:val="25"/>
               </w:rPr>
-              <w:t>07</w:t>
+              <w:t>02</w:t>
             </w:r>
           </w:p>
         </w:tc>
@@ -2170,7 +2170,7 @@
                 <w:b/>
                 <w:sz w:val="25"/>
               </w:rPr>
-              <w:t>115000058</w:t>
+              <w:t>115000068</w:t>
             </w:r>
           </w:p>
         </w:tc>
@@ -2194,7 +2194,7 @@
                 <w:b/>
                 <w:sz w:val="25"/>
               </w:rPr>
-              <w:t>115.07.20</w:t>
+              <w:t>115.08.24</w:t>
             </w:r>
           </w:p>
         </w:tc>
@@ -2218,7 +2218,7 @@
                 <w:b/>
                 <w:sz w:val="25"/>
               </w:rPr>
-              <w:t>06  12  13  23  29  31</w:t>
+              <w:t>06  07  09  23  26  36</w:t>
             </w:r>
           </w:p>
         </w:tc>
@@ -2242,7 +2242,7 @@
                 <w:b/>
                 <w:sz w:val="25"/>
               </w:rPr>
-              <w:t>02</w:t>
+              <w:t>07</w:t>
             </w:r>
           </w:p>
         </w:tc>
@@ -2271,7 +2271,7 @@
                 <w:b/>
                 <w:sz w:val="25"/>
               </w:rPr>
-              <w:t>115000059</w:t>
+              <w:t>115000069</w:t>
             </w:r>
           </w:p>
         </w:tc>
@@ -2295,7 +2295,7 @@
                 <w:b/>
                 <w:sz w:val="25"/>
               </w:rPr>
-              <w:t>115.07.23</w:t>
+              <w:t>115.08.27</w:t>
             </w:r>
           </w:p>
         </w:tc>
@@ -2319,7 +2319,7 @@
                 <w:b/>
                 <w:sz w:val="25"/>
               </w:rPr>
-              <w:t>08  10  13  21  29  31</w:t>
+              <w:t>02  07  09  11  24  36</w:t>
             </w:r>
           </w:p>
         </w:tc>
@@ -2343,7 +2343,7 @@
                 <w:b/>
                 <w:sz w:val="25"/>
               </w:rPr>
-              <w:t>07</w:t>
+              <w:t>01</w:t>
             </w:r>
           </w:p>
         </w:tc>
@@ -2372,7 +2372,7 @@
                 <w:b/>
                 <w:sz w:val="25"/>
               </w:rPr>
-              <w:t>115000060</w:t>
+              <w:t>115000070</w:t>
             </w:r>
           </w:p>
         </w:tc>
@@ -2396,7 +2396,7 @@
                 <w:b/>
                 <w:sz w:val="25"/>
               </w:rPr>
-              <w:t>115.07.27</w:t>
+              <w:t>115.08.31</w:t>
             </w:r>
           </w:p>
         </w:tc>
@@ -2420,7 +2420,7 @@
                 <w:b/>
                 <w:sz w:val="25"/>
               </w:rPr>
-              <w:t>19  22  28  31  33  35</w:t>
+              <w:t>04  08  12  19  32  37</w:t>
             </w:r>
           </w:p>
         </w:tc>
@@ -2444,7 +2444,7 @@
                 <w:b/>
                 <w:sz w:val="25"/>
               </w:rPr>
-              <w:t>07</w:t>
+              <w:t>02</w:t>
             </w:r>
           </w:p>
         </w:tc>
@@ -2473,7 +2473,7 @@
                 <w:b/>
                 <w:sz w:val="25"/>
               </w:rPr>
-              <w:t>115000061</w:t>
+              <w:t>115000071</w:t>
             </w:r>
           </w:p>
         </w:tc>
@@ -2497,7 +2497,7 @@
                 <w:b/>
                 <w:sz w:val="25"/>
               </w:rPr>
-              <w:t>115.07.30</w:t>
+              <w:t>115.09.03</w:t>
             </w:r>
           </w:p>
         </w:tc>
@@ -2521,7 +2521,7 @@
                 <w:b/>
                 <w:sz w:val="25"/>
               </w:rPr>
-              <w:t>08  14  17  19  21  23</w:t>
+              <w:t>01  06  07  19  30  33</w:t>
             </w:r>
           </w:p>
         </w:tc>
@@ -2545,7 +2545,7 @@
                 <w:b/>
                 <w:sz w:val="25"/>
               </w:rPr>
-              <w:t>07</w:t>
+              <w:t>08</w:t>
             </w:r>
           </w:p>
         </w:tc>
@@ -2574,7 +2574,7 @@
                 <w:b/>
                 <w:sz w:val="25"/>
               </w:rPr>
-              <w:t>115000062</w:t>
+              <w:t>115000072</w:t>
             </w:r>
           </w:p>
         </w:tc>
@@ -2598,7 +2598,7 @@
                 <w:b/>
                 <w:sz w:val="25"/>
               </w:rPr>
-              <w:t>115.08.03</w:t>
+              <w:t>115.09.07</w:t>
             </w:r>
           </w:p>
         </w:tc>
@@ -2622,7 +2622,7 @@
                 <w:b/>
                 <w:sz w:val="25"/>
               </w:rPr>
-              <w:t>04  15  22  26  34  36</w:t>
+              <w:t>07  14  17  22  29  35</w:t>
             </w:r>
           </w:p>
         </w:tc>
@@ -2646,7 +2646,7 @@
                 <w:b/>
                 <w:sz w:val="25"/>
               </w:rPr>
-              <w:t>07</w:t>
+              <w:t>02</w:t>
             </w:r>
           </w:p>
         </w:tc>
@@ -2675,7 +2675,7 @@
                 <w:b/>
                 <w:sz w:val="25"/>
               </w:rPr>
-              <w:t>115000063</w:t>
+              <w:t>115000073</w:t>
             </w:r>
           </w:p>
         </w:tc>
@@ -2699,7 +2699,7 @@
                 <w:b/>
                 <w:sz w:val="25"/>
               </w:rPr>
-              <w:t>115.08.06</w:t>
+              <w:t>115.09.10</w:t>
             </w:r>
           </w:p>
         </w:tc>
@@ -2723,7 +2723,7 @@
                 <w:b/>
                 <w:sz w:val="25"/>
               </w:rPr>
-              <w:t>02  07  08  20  26  33</w:t>
+              <w:t>08  17  18  29  33  38</w:t>
             </w:r>
           </w:p>
         </w:tc>
@@ -2747,7 +2747,7 @@
                 <w:b/>
                 <w:sz w:val="25"/>
               </w:rPr>
-              <w:t>04</w:t>
+              <w:t>02</w:t>
             </w:r>
           </w:p>
         </w:tc>
@@ -2878,7 +2878,7 @@
                 <w:b/>
                 <w:sz w:val="25"/>
               </w:rPr>
-              <w:t>07/29(三)</w:t>
+              <w:t>09/02(三)</w:t>
             </w:r>
           </w:p>
         </w:tc>
@@ -2902,7 +2902,7 @@
                 <w:b/>
                 <w:sz w:val="25"/>
               </w:rPr>
-              <w:t>7  6  8  5</w:t>
+              <w:t>4  9  1  9</w:t>
             </w:r>
           </w:p>
         </w:tc>
@@ -2930,7 +2930,7 @@
                 <w:b/>
                 <w:sz w:val="25"/>
               </w:rPr>
-              <w:t>07/30(四)</w:t>
+              <w:t>09/03(四)</w:t>
             </w:r>
           </w:p>
         </w:tc>
@@ -2953,7 +2953,7 @@
                 <w:b/>
                 <w:sz w:val="25"/>
               </w:rPr>
-              <w:t>2  9  3  1</w:t>
+              <w:t>6  1  2  9</w:t>
             </w:r>
           </w:p>
         </w:tc>
@@ -2981,7 +2981,7 @@
                 <w:b/>
                 <w:sz w:val="25"/>
               </w:rPr>
-              <w:t>07/31(五)</w:t>
+              <w:t>09/04(五)</w:t>
             </w:r>
           </w:p>
         </w:tc>
@@ -3004,7 +3004,7 @@
                 <w:b/>
                 <w:sz w:val="25"/>
               </w:rPr>
-              <w:t>7  1  9  8</w:t>
+              <w:t>9  5  0  9</w:t>
             </w:r>
           </w:p>
         </w:tc>
@@ -3032,7 +3032,7 @@
                 <w:b/>
                 <w:sz w:val="25"/>
               </w:rPr>
-              <w:t>08/01(六)</w:t>
+              <w:t>09/05(六)</w:t>
             </w:r>
           </w:p>
         </w:tc>
@@ -3055,7 +3055,7 @@
                 <w:b/>
                 <w:sz w:val="25"/>
               </w:rPr>
-              <w:t>7  1  9  5</w:t>
+              <w:t>1  6  6  3</w:t>
             </w:r>
           </w:p>
         </w:tc>
@@ -3083,7 +3083,7 @@
                 <w:b/>
                 <w:sz w:val="25"/>
               </w:rPr>
-              <w:t>08/03(一)</w:t>
+              <w:t>09/07(一)</w:t>
             </w:r>
           </w:p>
         </w:tc>
@@ -3106,7 +3106,7 @@
                 <w:b/>
                 <w:sz w:val="25"/>
               </w:rPr>
-              <w:t>6  0  1  6</w:t>
+              <w:t>1  9  8  9</w:t>
             </w:r>
           </w:p>
         </w:tc>
@@ -3134,7 +3134,7 @@
                 <w:b/>
                 <w:sz w:val="25"/>
               </w:rPr>
-              <w:t>08/04(二)</w:t>
+              <w:t>09/08(二)</w:t>
             </w:r>
           </w:p>
         </w:tc>
@@ -3157,7 +3157,7 @@
                 <w:b/>
                 <w:sz w:val="25"/>
               </w:rPr>
-              <w:t>1  8  4  3</w:t>
+              <w:t>2  2  1  4</w:t>
             </w:r>
           </w:p>
         </w:tc>
@@ -3185,7 +3185,7 @@
                 <w:b/>
                 <w:sz w:val="25"/>
               </w:rPr>
-              <w:t>08/05(三)</w:t>
+              <w:t>09/09(三)</w:t>
             </w:r>
           </w:p>
         </w:tc>
@@ -3208,7 +3208,7 @@
                 <w:b/>
                 <w:sz w:val="25"/>
               </w:rPr>
-              <w:t>0  8  2  3</w:t>
+              <w:t>5  0  8  8</w:t>
             </w:r>
           </w:p>
         </w:tc>
@@ -3236,7 +3236,7 @@
                 <w:b/>
                 <w:sz w:val="25"/>
               </w:rPr>
-              <w:t>08/06(四)</w:t>
+              <w:t>09/10(四)</w:t>
             </w:r>
           </w:p>
         </w:tc>
@@ -3259,7 +3259,7 @@
                 <w:b/>
                 <w:sz w:val="25"/>
               </w:rPr>
-              <w:t>6  3  4  5</w:t>
+              <w:t>7  3  9  5</w:t>
             </w:r>
           </w:p>
         </w:tc>
@@ -3287,7 +3287,7 @@
                 <w:b/>
                 <w:sz w:val="25"/>
               </w:rPr>
-              <w:t>08/07(五)</w:t>
+              <w:t>09/11(五)</w:t>
             </w:r>
           </w:p>
         </w:tc>
@@ -3310,7 +3310,7 @@
                 <w:b/>
                 <w:sz w:val="25"/>
               </w:rPr>
-              <w:t>1  1  9  3</w:t>
+              <w:t>8  1  0  7</w:t>
             </w:r>
           </w:p>
         </w:tc>
@@ -3338,7 +3338,7 @@
                 <w:b/>
                 <w:sz w:val="25"/>
               </w:rPr>
-              <w:t>08/08(六)</w:t>
+              <w:t>09/12(六)</w:t>
             </w:r>
           </w:p>
         </w:tc>
@@ -3361,7 +3361,7 @@
                 <w:b/>
                 <w:sz w:val="25"/>
               </w:rPr>
-              <w:t>9  6  2  4</w:t>
+              <w:t>6  7  5  8</w:t>
             </w:r>
           </w:p>
         </w:tc>
@@ -3586,7 +3586,7 @@
                 <w:b/>
                 <w:sz w:val="25"/>
               </w:rPr>
-              <w:t>115000068</w:t>
+              <w:t>115000078</w:t>
             </w:r>
           </w:p>
         </w:tc>
@@ -3610,7 +3610,7 @@
                 <w:b/>
                 <w:sz w:val="25"/>
               </w:rPr>
-              <w:t>115.07.07</w:t>
+              <w:t>115.08.11</w:t>
             </w:r>
           </w:p>
         </w:tc>
@@ -3634,7 +3634,7 @@
                 <w:b/>
                 <w:sz w:val="25"/>
               </w:rPr>
-              <w:t>08  13  15  18  19  42</w:t>
+              <w:t>08  12  16  24  29  46</w:t>
             </w:r>
           </w:p>
         </w:tc>
@@ -3658,7 +3658,7 @@
                 <w:b/>
                 <w:sz w:val="25"/>
               </w:rPr>
-              <w:t>37</w:t>
+              <w:t>10</w:t>
             </w:r>
           </w:p>
         </w:tc>
@@ -3687,7 +3687,7 @@
                 <w:b/>
                 <w:sz w:val="25"/>
               </w:rPr>
-              <w:t>115000069</w:t>
+              <w:t>115000079</w:t>
             </w:r>
           </w:p>
         </w:tc>
@@ -3711,7 +3711,7 @@
                 <w:b/>
                 <w:sz w:val="25"/>
               </w:rPr>
-              <w:t>115.07.10</w:t>
+              <w:t>115.08.14</w:t>
             </w:r>
           </w:p>
         </w:tc>
@@ -3735,7 +3735,7 @@
                 <w:b/>
                 <w:sz w:val="25"/>
               </w:rPr>
-              <w:t>03  04  15  18  29  49</w:t>
+              <w:t>05  12  25  33  34  35</w:t>
             </w:r>
           </w:p>
         </w:tc>
@@ -3759,7 +3759,7 @@
                 <w:b/>
                 <w:sz w:val="25"/>
               </w:rPr>
-              <w:t>13</w:t>
+              <w:t>27</w:t>
             </w:r>
           </w:p>
         </w:tc>
@@ -3788,7 +3788,7 @@
                 <w:b/>
                 <w:sz w:val="25"/>
               </w:rPr>
-              <w:t>115000070</w:t>
+              <w:t>115000080</w:t>
             </w:r>
           </w:p>
         </w:tc>
@@ -3812,7 +3812,7 @@
                 <w:b/>
                 <w:sz w:val="25"/>
               </w:rPr>
-              <w:t>115.07.14</w:t>
+              <w:t>115.08.18</w:t>
             </w:r>
           </w:p>
         </w:tc>
@@ -3836,7 +3836,7 @@
                 <w:b/>
                 <w:sz w:val="25"/>
               </w:rPr>
-              <w:t>10  25  34  36  45  46</w:t>
+              <w:t>01  14  25  27  29  43</w:t>
             </w:r>
           </w:p>
         </w:tc>
@@ -3860,7 +3860,7 @@
                 <w:b/>
                 <w:sz w:val="25"/>
               </w:rPr>
-              <w:t>07</w:t>
+              <w:t>02</w:t>
             </w:r>
           </w:p>
         </w:tc>
@@ -3889,7 +3889,7 @@
                 <w:b/>
                 <w:sz w:val="25"/>
               </w:rPr>
-              <w:t>115000071</w:t>
+              <w:t>115000081</w:t>
             </w:r>
           </w:p>
         </w:tc>
@@ -3913,7 +3913,7 @@
                 <w:b/>
                 <w:sz w:val="25"/>
               </w:rPr>
-              <w:t>115.07.17</w:t>
+              <w:t>115.08.21</w:t>
             </w:r>
           </w:p>
         </w:tc>
@@ -3937,7 +3937,7 @@
                 <w:b/>
                 <w:sz w:val="25"/>
               </w:rPr>
-              <w:t>01  06  12  14  17  26</w:t>
+              <w:t>08  14  23  24  26  47</w:t>
             </w:r>
           </w:p>
         </w:tc>
@@ -3961,7 +3961,7 @@
                 <w:b/>
                 <w:sz w:val="25"/>
               </w:rPr>
-              <w:t>24</w:t>
+              <w:t>30</w:t>
             </w:r>
           </w:p>
         </w:tc>
@@ -3990,7 +3990,7 @@
                 <w:b/>
                 <w:sz w:val="25"/>
               </w:rPr>
-              <w:t>115000072</w:t>
+              <w:t>115000082</w:t>
             </w:r>
           </w:p>
         </w:tc>
@@ -4014,7 +4014,7 @@
                 <w:b/>
                 <w:sz w:val="25"/>
               </w:rPr>
-              <w:t>115.07.21</w:t>
+              <w:t>115.08.25</w:t>
             </w:r>
           </w:p>
         </w:tc>
@@ -4038,7 +4038,7 @@
                 <w:b/>
                 <w:sz w:val="25"/>
               </w:rPr>
-              <w:t>02  08  15  26  35  46</w:t>
+              <w:t>12  24  26  32  35  40</w:t>
             </w:r>
           </w:p>
         </w:tc>
@@ -4062,7 +4062,7 @@
                 <w:b/>
                 <w:sz w:val="25"/>
               </w:rPr>
-              <w:t>11</w:t>
+              <w:t>06</w:t>
             </w:r>
           </w:p>
         </w:tc>
@@ -4091,7 +4091,7 @@
                 <w:b/>
                 <w:sz w:val="25"/>
               </w:rPr>
-              <w:t>115000073</w:t>
+              <w:t>115000083</w:t>
             </w:r>
           </w:p>
         </w:tc>
@@ -4115,7 +4115,7 @@
                 <w:b/>
                 <w:sz w:val="25"/>
               </w:rPr>
-              <w:t>115.07.24</w:t>
+              <w:t>115.08.28</w:t>
             </w:r>
           </w:p>
         </w:tc>
@@ -4139,7 +4139,7 @@
                 <w:b/>
                 <w:sz w:val="25"/>
               </w:rPr>
-              <w:t>03  15  27  34  35  44</w:t>
+              <w:t>09  20  23  26  36  44</w:t>
             </w:r>
           </w:p>
         </w:tc>
@@ -4163,7 +4163,7 @@
                 <w:b/>
                 <w:sz w:val="25"/>
               </w:rPr>
-              <w:t>40</w:t>
+              <w:t>04</w:t>
             </w:r>
           </w:p>
         </w:tc>
@@ -4192,7 +4192,7 @@
                 <w:b/>
                 <w:sz w:val="25"/>
               </w:rPr>
-              <w:t>115000074</w:t>
+              <w:t>115000084</w:t>
             </w:r>
           </w:p>
         </w:tc>
@@ -4216,7 +4216,7 @@
                 <w:b/>
                 <w:sz w:val="25"/>
               </w:rPr>
-              <w:t>115.07.28</w:t>
+              <w:t>115.09.01</w:t>
             </w:r>
           </w:p>
         </w:tc>
@@ -4240,7 +4240,7 @@
                 <w:b/>
                 <w:sz w:val="25"/>
               </w:rPr>
-              <w:t>08  19  24  26  32  43</w:t>
+              <w:t>10  16  19  26  29  48</w:t>
             </w:r>
           </w:p>
         </w:tc>
@@ -4264,7 +4264,7 @@
                 <w:b/>
                 <w:sz w:val="25"/>
               </w:rPr>
-              <w:t>47</w:t>
+              <w:t>30</w:t>
             </w:r>
           </w:p>
         </w:tc>
@@ -4293,7 +4293,7 @@
                 <w:b/>
                 <w:sz w:val="25"/>
               </w:rPr>
-              <w:t>115000075</w:t>
+              <w:t>115000085</w:t>
             </w:r>
           </w:p>
         </w:tc>
@@ -4317,7 +4317,7 @@
                 <w:b/>
                 <w:sz w:val="25"/>
               </w:rPr>
-              <w:t>115.07.31</w:t>
+              <w:t>115.09.04</w:t>
             </w:r>
           </w:p>
         </w:tc>
@@ -4341,7 +4341,7 @@
                 <w:b/>
                 <w:sz w:val="25"/>
               </w:rPr>
-              <w:t>11  20  23  33  34  44</w:t>
+              <w:t>03  13  17  18  27  37</w:t>
             </w:r>
           </w:p>
         </w:tc>
@@ -4365,7 +4365,7 @@
                 <w:b/>
                 <w:sz w:val="25"/>
               </w:rPr>
-              <w:t>10</w:t>
+              <w:t>19</w:t>
             </w:r>
           </w:p>
         </w:tc>
@@ -4394,7 +4394,7 @@
                 <w:b/>
                 <w:sz w:val="25"/>
               </w:rPr>
-              <w:t>115000076</w:t>
+              <w:t>115000086</w:t>
             </w:r>
           </w:p>
         </w:tc>
@@ -4418,7 +4418,7 @@
                 <w:b/>
                 <w:sz w:val="25"/>
               </w:rPr>
-              <w:t>115.08.04</w:t>
+              <w:t>115.09.08</w:t>
             </w:r>
           </w:p>
         </w:tc>
@@ -4442,7 +4442,7 @@
                 <w:b/>
                 <w:sz w:val="25"/>
               </w:rPr>
-              <w:t>04  09  15  30  36  49</w:t>
+              <w:t>03  15  28  35  47  49</w:t>
             </w:r>
           </w:p>
         </w:tc>
@@ -4466,7 +4466,7 @@
                 <w:b/>
                 <w:sz w:val="25"/>
               </w:rPr>
-              <w:t>40</w:t>
+              <w:t>27</w:t>
             </w:r>
           </w:p>
         </w:tc>
@@ -4495,7 +4495,7 @@
                 <w:b/>
                 <w:sz w:val="25"/>
               </w:rPr>
-              <w:t>115000077</w:t>
+              <w:t>115000087</w:t>
             </w:r>
           </w:p>
         </w:tc>
@@ -4519,7 +4519,7 @@
                 <w:b/>
                 <w:sz w:val="25"/>
               </w:rPr>
-              <w:t>115.08.07</w:t>
+              <w:t>115.09.11</w:t>
             </w:r>
           </w:p>
         </w:tc>
@@ -4543,7 +4543,7 @@
                 <w:b/>
                 <w:sz w:val="25"/>
               </w:rPr>
-              <w:t>02  12  19  21  25  41</w:t>
+              <w:t>12  15  19  27  43  48</w:t>
             </w:r>
           </w:p>
         </w:tc>
@@ -4567,7 +4567,7 @@
                 <w:b/>
                 <w:sz w:val="25"/>
               </w:rPr>
-              <w:t>31</w:t>
+              <w:t>25</w:t>
             </w:r>
           </w:p>
         </w:tc>

--- a/最新開獎紀錄.docx
+++ b/最新開獎紀錄.docx
@@ -1,6 +1,6 @@
 
 <file path=word/document.xml><?xml version="1.0" encoding="utf-8"?>
-<w:document xmlns:wpc="http://schemas.microsoft.com/office/word/2010/wordprocessingCanvas" xmlns:cx="http://schemas.microsoft.com/office/drawing/2014/chartex" xmlns:cx1="http://schemas.microsoft.com/office/drawing/2015/9/8/chartex" xmlns:cx2="http://schemas.microsoft.com/office/drawing/2015/10/21/chartex" xmlns:cx3="http://schemas.microsoft.com/office/drawing/2016/5/9/chartex" xmlns:cx4="http://schemas.microsoft.com/office/drawing/2016/5/10/chartex" xmlns:cx5="http://schemas.microsoft.com/office/drawing/2016/5/11/chartex" xmlns:cx6="http://schemas.microsoft.com/office/drawing/2016/5/12/chartex" xmlns:cx7="http://schemas.microsoft.com/office/drawing/2016/5/13/chartex" xmlns:cx8="http://schemas.microsoft.com/office/drawing/2016/5/14/chartex" xmlns:mc="http://schemas.openxmlformats.org/markup-compatibility/2006" xmlns:aink="http://schemas.microsoft.com/office/drawing/2016/ink" xmlns:am3d="http://schemas.microsoft.com/office/drawing/2017/model3d" xmlns:o="urn:schemas-microsoft-com:office:office" xmlns:oel="http://schemas.microsoft.com/office/2019/extlst" xmlns:r="http://schemas.openxmlformats.org/officeDocument/2006/relationships" xmlns:m="http://schemas.openxmlformats.org/officeDocument/2006/math" xmlns:v="urn:schemas-microsoft-com:vml" xmlns:wp14="http://schemas.microsoft.com/office/word/2010/wordprocessingDrawing" xmlns:wp="http://schemas.openxmlformats.org/drawingml/2006/wordprocessingDrawing" xmlns:w10="urn:schemas-microsoft-com:office:word" xmlns:w="http://schemas.openxmlformats.org/wordprocessingml/2006/main" xmlns:w14="http://schemas.microsoft.com/office/word/2010/wordml" xmlns:w15="http://schemas.microsoft.com/office/word/2012/wordml" xmlns:w16cei="http://schemas.microsoft.com/office/word/2026/wordml/cei" xmlns:w16cex="http://schemas.microsoft.com/office/word/2018/wordml/cex" xmlns:w16cid="http://schemas.microsoft.com/office/word/2016/wordml/cid" xmlns:w16="http://schemas.microsoft.com/office/word/2018/wordml" xmlns:w16du="http://schemas.microsoft.com/office/word/2023/wordml/word16du" xmlns:w16sdtdh="http://schemas.microsoft.com/office/word/2020/wordml/sdtdatahash" xmlns:w16sdtfl="http://schemas.microsoft.com/office/word/2024/wordml/sdtformatlock" xmlns:w16se="http://schemas.microsoft.com/office/word/2015/wordml/symex" xmlns:wpg="http://schemas.microsoft.com/office/word/2010/wordprocessingGroup" xmlns:wpi="http://schemas.microsoft.com/office/word/2010/wordprocessingInk" xmlns:wne="http://schemas.microsoft.com/office/word/2006/wordml" xmlns:wps="http://schemas.microsoft.com/office/word/2010/wordprocessingShape" mc:Ignorable="w14 w15 w16se w16cid w16 w16cex w16sdtdh w16sdtfl w16du wp14">
+<w:document xmlns:wpc="http://schemas.microsoft.com/office/word/2010/wordprocessingCanvas" xmlns:cx="http://schemas.microsoft.com/office/drawing/2014/chartex" xmlns:cx1="http://schemas.microsoft.com/office/drawing/2015/9/8/chartex" xmlns:cx2="http://schemas.microsoft.com/office/drawing/2015/10/21/chartex" xmlns:cx3="http://schemas.microsoft.com/office/drawing/2016/5/9/chartex" xmlns:cx4="http://schemas.microsoft.com/office/drawing/2016/5/10/chartex" xmlns:cx5="http://schemas.microsoft.com/office/drawing/2016/5/11/chartex" xmlns:cx6="http://schemas.microsoft.com/office/drawing/2016/5/12/chartex" xmlns:cx7="http://schemas.microsoft.com/office/drawing/2016/5/13/chartex" xmlns:cx8="http://schemas.microsoft.com/office/drawing/2016/5/14/chartex" xmlns:mc="http://schemas.openxmlformats.org/markup-compatibility/2006" xmlns:aink="http://schemas.microsoft.com/office/drawing/2016/ink" xmlns:am3d="http://schemas.microsoft.com/office/drawing/2017/model3d" xmlns:o="urn:schemas-microsoft-com:office:office" xmlns:oel="http://schemas.microsoft.com/office/2019/extlst" xmlns:r="http://schemas.openxmlformats.org/officeDocument/2006/relationships" xmlns:m="http://schemas.openxmlformats.org/officeDocument/2006/math" xmlns:v="urn:schemas-microsoft-com:vml" xmlns:wp14="http://schemas.microsoft.com/office/word/2010/wordprocessingDrawing" xmlns:wp="http://schemas.openxmlformats.org/drawingml/2006/wordprocessingDrawing" xmlns:w10="urn:schemas-microsoft-com:office:word" xmlns:w="http://schemas.openxmlformats.org/wordprocessingml/2006/main" xmlns:w14="http://schemas.microsoft.com/office/word/2010/wordml" xmlns:w15="http://schemas.microsoft.com/office/word/2012/wordml" xmlns:w16cex="http://schemas.microsoft.com/office/word/2018/wordml/cex" xmlns:w16cid="http://schemas.microsoft.com/office/word/2016/wordml/cid" xmlns:w16="http://schemas.microsoft.com/office/word/2018/wordml" xmlns:w16du="http://schemas.microsoft.com/office/word/2023/wordml/word16du" xmlns:w16sdtdh="http://schemas.microsoft.com/office/word/2020/wordml/sdtdatahash" xmlns:w16sdtfl="http://schemas.microsoft.com/office/word/2024/wordml/sdtformatlock" xmlns:w16se="http://schemas.microsoft.com/office/word/2015/wordml/symex" xmlns:wpg="http://schemas.microsoft.com/office/word/2010/wordprocessingGroup" xmlns:wpi="http://schemas.microsoft.com/office/word/2010/wordprocessingInk" xmlns:wne="http://schemas.microsoft.com/office/word/2006/wordml" xmlns:wps="http://schemas.microsoft.com/office/word/2010/wordprocessingShape" mc:Ignorable="w14 w15 w16se w16cid w16 w16cex w16sdtdh w16sdtfl w16du wp14">
   <w:body>
     <w:tbl>
       <w:tblPr>
@@ -4603,7 +4603,7 @@
 </file>
 
 <file path=word/endnotes.xml><?xml version="1.0" encoding="utf-8"?>
-<w:endnotes xmlns:wpc="http://schemas.microsoft.com/office/word/2010/wordprocessingCanvas" xmlns:cx="http://schemas.microsoft.com/office/drawing/2014/chartex" xmlns:cx1="http://schemas.microsoft.com/office/drawing/2015/9/8/chartex" xmlns:cx2="http://schemas.microsoft.com/office/drawing/2015/10/21/chartex" xmlns:cx3="http://schemas.microsoft.com/office/drawing/2016/5/9/chartex" xmlns:cx4="http://schemas.microsoft.com/office/drawing/2016/5/10/chartex" xmlns:cx5="http://schemas.microsoft.com/office/drawing/2016/5/11/chartex" xmlns:cx6="http://schemas.microsoft.com/office/drawing/2016/5/12/chartex" xmlns:cx7="http://schemas.microsoft.com/office/drawing/2016/5/13/chartex" xmlns:cx8="http://schemas.microsoft.com/office/drawing/2016/5/14/chartex" xmlns:mc="http://schemas.openxmlformats.org/markup-compatibility/2006" xmlns:aink="http://schemas.microsoft.com/office/drawing/2016/ink" xmlns:am3d="http://schemas.microsoft.com/office/drawing/2017/model3d" xmlns:o="urn:schemas-microsoft-com:office:office" xmlns:oel="http://schemas.microsoft.com/office/2019/extlst" xmlns:r="http://schemas.openxmlformats.org/officeDocument/2006/relationships" xmlns:m="http://schemas.openxmlformats.org/officeDocument/2006/math" xmlns:v="urn:schemas-microsoft-com:vml" xmlns:wp14="http://schemas.microsoft.com/office/word/2010/wordprocessingDrawing" xmlns:wp="http://schemas.openxmlformats.org/drawingml/2006/wordprocessingDrawing" xmlns:w10="urn:schemas-microsoft-com:office:word" xmlns:w="http://schemas.openxmlformats.org/wordprocessingml/2006/main" xmlns:w14="http://schemas.microsoft.com/office/word/2010/wordml" xmlns:w15="http://schemas.microsoft.com/office/word/2012/wordml" xmlns:w16cei="http://schemas.microsoft.com/office/word/2026/wordml/cei" xmlns:w16cex="http://schemas.microsoft.com/office/word/2018/wordml/cex" xmlns:w16cid="http://schemas.microsoft.com/office/word/2016/wordml/cid" xmlns:w16="http://schemas.microsoft.com/office/word/2018/wordml" xmlns:w16du="http://schemas.microsoft.com/office/word/2023/wordml/word16du" xmlns:w16sdtdh="http://schemas.microsoft.com/office/word/2020/wordml/sdtdatahash" xmlns:w16sdtfl="http://schemas.microsoft.com/office/word/2024/wordml/sdtformatlock" xmlns:w16se="http://schemas.microsoft.com/office/word/2015/wordml/symex" xmlns:wpg="http://schemas.microsoft.com/office/word/2010/wordprocessingGroup" xmlns:wpi="http://schemas.microsoft.com/office/word/2010/wordprocessingInk" xmlns:wne="http://schemas.microsoft.com/office/word/2006/wordml" xmlns:wps="http://schemas.microsoft.com/office/word/2010/wordprocessingShape" mc:Ignorable="w14 w15 w16se w16cid w16 w16cex w16sdtdh w16sdtfl w16du wp14">
+<w:endnotes xmlns:wpc="http://schemas.microsoft.com/office/word/2010/wordprocessingCanvas" xmlns:cx="http://schemas.microsoft.com/office/drawing/2014/chartex" xmlns:cx1="http://schemas.microsoft.com/office/drawing/2015/9/8/chartex" xmlns:cx2="http://schemas.microsoft.com/office/drawing/2015/10/21/chartex" xmlns:cx3="http://schemas.microsoft.com/office/drawing/2016/5/9/chartex" xmlns:cx4="http://schemas.microsoft.com/office/drawing/2016/5/10/chartex" xmlns:cx5="http://schemas.microsoft.com/office/drawing/2016/5/11/chartex" xmlns:cx6="http://schemas.microsoft.com/office/drawing/2016/5/12/chartex" xmlns:cx7="http://schemas.microsoft.com/office/drawing/2016/5/13/chartex" xmlns:cx8="http://schemas.microsoft.com/office/drawing/2016/5/14/chartex" xmlns:mc="http://schemas.openxmlformats.org/markup-compatibility/2006" xmlns:aink="http://schemas.microsoft.com/office/drawing/2016/ink" xmlns:am3d="http://schemas.microsoft.com/office/drawing/2017/model3d" xmlns:o="urn:schemas-microsoft-com:office:office" xmlns:oel="http://schemas.microsoft.com/office/2019/extlst" xmlns:r="http://schemas.openxmlformats.org/officeDocument/2006/relationships" xmlns:m="http://schemas.openxmlformats.org/officeDocument/2006/math" xmlns:v="urn:schemas-microsoft-com:vml" xmlns:wp14="http://schemas.microsoft.com/office/word/2010/wordprocessingDrawing" xmlns:wp="http://schemas.openxmlformats.org/drawingml/2006/wordprocessingDrawing" xmlns:w10="urn:schemas-microsoft-com:office:word" xmlns:w="http://schemas.openxmlformats.org/wordprocessingml/2006/main" xmlns:w14="http://schemas.microsoft.com/office/word/2010/wordml" xmlns:w15="http://schemas.microsoft.com/office/word/2012/wordml" xmlns:w16cex="http://schemas.microsoft.com/office/word/2018/wordml/cex" xmlns:w16cid="http://schemas.microsoft.com/office/word/2016/wordml/cid" xmlns:w16="http://schemas.microsoft.com/office/word/2018/wordml" xmlns:w16du="http://schemas.microsoft.com/office/word/2023/wordml/word16du" xmlns:w16sdtdh="http://schemas.microsoft.com/office/word/2020/wordml/sdtdatahash" xmlns:w16sdtfl="http://schemas.microsoft.com/office/word/2024/wordml/sdtformatlock" xmlns:w16se="http://schemas.microsoft.com/office/word/2015/wordml/symex" xmlns:wpg="http://schemas.microsoft.com/office/word/2010/wordprocessingGroup" xmlns:wpi="http://schemas.microsoft.com/office/word/2010/wordprocessingInk" xmlns:wne="http://schemas.microsoft.com/office/word/2006/wordml" xmlns:wps="http://schemas.microsoft.com/office/word/2010/wordprocessingShape" mc:Ignorable="w14 w15 w16se w16cid w16 w16cex w16sdtdh w16sdtfl w16du wp14">
   <w:endnote w:type="separator" w:id="-1">
     <w:p>
       <w:r>
@@ -4622,7 +4622,7 @@
 </file>
 
 <file path=word/footer1.xml><?xml version="1.0" encoding="utf-8"?>
-<w:ftr xmlns:wpc="http://schemas.microsoft.com/office/word/2010/wordprocessingCanvas" xmlns:cx="http://schemas.microsoft.com/office/drawing/2014/chartex" xmlns:cx1="http://schemas.microsoft.com/office/drawing/2015/9/8/chartex" xmlns:cx2="http://schemas.microsoft.com/office/drawing/2015/10/21/chartex" xmlns:cx3="http://schemas.microsoft.com/office/drawing/2016/5/9/chartex" xmlns:cx4="http://schemas.microsoft.com/office/drawing/2016/5/10/chartex" xmlns:cx5="http://schemas.microsoft.com/office/drawing/2016/5/11/chartex" xmlns:cx6="http://schemas.microsoft.com/office/drawing/2016/5/12/chartex" xmlns:cx7="http://schemas.microsoft.com/office/drawing/2016/5/13/chartex" xmlns:cx8="http://schemas.microsoft.com/office/drawing/2016/5/14/chartex" xmlns:mc="http://schemas.openxmlformats.org/markup-compatibility/2006" xmlns:aink="http://schemas.microsoft.com/office/drawing/2016/ink" xmlns:am3d="http://schemas.microsoft.com/office/drawing/2017/model3d" xmlns:o="urn:schemas-microsoft-com:office:office" xmlns:oel="http://schemas.microsoft.com/office/2019/extlst" xmlns:r="http://schemas.openxmlformats.org/officeDocument/2006/relationships" xmlns:m="http://schemas.openxmlformats.org/officeDocument/2006/math" xmlns:v="urn:schemas-microsoft-com:vml" xmlns:wp14="http://schemas.microsoft.com/office/word/2010/wordprocessingDrawing" xmlns:wp="http://schemas.openxmlformats.org/drawingml/2006/wordprocessingDrawing" xmlns:w10="urn:schemas-microsoft-com:office:word" xmlns:w="http://schemas.openxmlformats.org/wordprocessingml/2006/main" xmlns:w14="http://schemas.microsoft.com/office/word/2010/wordml" xmlns:w15="http://schemas.microsoft.com/office/word/2012/wordml" xmlns:w16cei="http://schemas.microsoft.com/office/word/2026/wordml/cei" xmlns:w16cex="http://schemas.microsoft.com/office/word/2018/wordml/cex" xmlns:w16cid="http://schemas.microsoft.com/office/word/2016/wordml/cid" xmlns:w16="http://schemas.microsoft.com/office/word/2018/wordml" xmlns:w16du="http://schemas.microsoft.com/office/word/2023/wordml/word16du" xmlns:w16sdtdh="http://schemas.microsoft.com/office/word/2020/wordml/sdtdatahash" xmlns:w16sdtfl="http://schemas.microsoft.com/office/word/2024/wordml/sdtformatlock" xmlns:w16se="http://schemas.microsoft.com/office/word/2015/wordml/symex" xmlns:wpg="http://schemas.microsoft.com/office/word/2010/wordprocessingGroup" xmlns:wpi="http://schemas.microsoft.com/office/word/2010/wordprocessingInk" xmlns:wne="http://schemas.microsoft.com/office/word/2006/wordml" xmlns:wps="http://schemas.microsoft.com/office/word/2010/wordprocessingShape" mc:Ignorable="w14 w15 w16se w16cid w16 w16cex w16sdtdh w16sdtfl w16du wp14">
+<w:ftr xmlns:wpc="http://schemas.microsoft.com/office/word/2010/wordprocessingCanvas" xmlns:cx="http://schemas.microsoft.com/office/drawing/2014/chartex" xmlns:cx1="http://schemas.microsoft.com/office/drawing/2015/9/8/chartex" xmlns:cx2="http://schemas.microsoft.com/office/drawing/2015/10/21/chartex" xmlns:cx3="http://schemas.microsoft.com/office/drawing/2016/5/9/chartex" xmlns:cx4="http://schemas.microsoft.com/office/drawing/2016/5/10/chartex" xmlns:cx5="http://schemas.microsoft.com/office/drawing/2016/5/11/chartex" xmlns:cx6="http://schemas.microsoft.com/office/drawing/2016/5/12/chartex" xmlns:cx7="http://schemas.microsoft.com/office/drawing/2016/5/13/chartex" xmlns:cx8="http://schemas.microsoft.com/office/drawing/2016/5/14/chartex" xmlns:mc="http://schemas.openxmlformats.org/markup-compatibility/2006" xmlns:aink="http://schemas.microsoft.com/office/drawing/2016/ink" xmlns:am3d="http://schemas.microsoft.com/office/drawing/2017/model3d" xmlns:o="urn:schemas-microsoft-com:office:office" xmlns:oel="http://schemas.microsoft.com/office/2019/extlst" xmlns:r="http://schemas.openxmlformats.org/officeDocument/2006/relationships" xmlns:m="http://schemas.openxmlformats.org/officeDocument/2006/math" xmlns:v="urn:schemas-microsoft-com:vml" xmlns:wp14="http://schemas.microsoft.com/office/word/2010/wordprocessingDrawing" xmlns:wp="http://schemas.openxmlformats.org/drawingml/2006/wordprocessingDrawing" xmlns:w10="urn:schemas-microsoft-com:office:word" xmlns:w="http://schemas.openxmlformats.org/wordprocessingml/2006/main" xmlns:w14="http://schemas.microsoft.com/office/word/2010/wordml" xmlns:w15="http://schemas.microsoft.com/office/word/2012/wordml" xmlns:w16cex="http://schemas.microsoft.com/office/word/2018/wordml/cex" xmlns:w16cid="http://schemas.microsoft.com/office/word/2016/wordml/cid" xmlns:w16="http://schemas.microsoft.com/office/word/2018/wordml" xmlns:w16du="http://schemas.microsoft.com/office/word/2023/wordml/word16du" xmlns:w16sdtdh="http://schemas.microsoft.com/office/word/2020/wordml/sdtdatahash" xmlns:w16sdtfl="http://schemas.microsoft.com/office/word/2024/wordml/sdtformatlock" xmlns:w16se="http://schemas.microsoft.com/office/word/2015/wordml/symex" xmlns:wpg="http://schemas.microsoft.com/office/word/2010/wordprocessingGroup" xmlns:wpi="http://schemas.microsoft.com/office/word/2010/wordprocessingInk" xmlns:wne="http://schemas.microsoft.com/office/word/2006/wordml" xmlns:wps="http://schemas.microsoft.com/office/word/2010/wordprocessingShape" mc:Ignorable="w14 w15 w16se w16cid w16 w16cex w16sdtdh w16sdtfl w16du wp14">
   <w:p>
     <w:pPr>
       <w:pStyle w:val="af0"/>
@@ -4632,7 +4632,7 @@
 </file>
 
 <file path=word/footer2.xml><?xml version="1.0" encoding="utf-8"?>
-<w:ftr xmlns:wpc="http://schemas.microsoft.com/office/word/2010/wordprocessingCanvas" xmlns:cx="http://schemas.microsoft.com/office/drawing/2014/chartex" xmlns:cx1="http://schemas.microsoft.com/office/drawing/2015/9/8/chartex" xmlns:cx2="http://schemas.microsoft.com/office/drawing/2015/10/21/chartex" xmlns:cx3="http://schemas.microsoft.com/office/drawing/2016/5/9/chartex" xmlns:cx4="http://schemas.microsoft.com/office/drawing/2016/5/10/chartex" xmlns:cx5="http://schemas.microsoft.com/office/drawing/2016/5/11/chartex" xmlns:cx6="http://schemas.microsoft.com/office/drawing/2016/5/12/chartex" xmlns:cx7="http://schemas.microsoft.com/office/drawing/2016/5/13/chartex" xmlns:cx8="http://schemas.microsoft.com/office/drawing/2016/5/14/chartex" xmlns:mc="http://schemas.openxmlformats.org/markup-compatibility/2006" xmlns:aink="http://schemas.microsoft.com/office/drawing/2016/ink" xmlns:am3d="http://schemas.microsoft.com/office/drawing/2017/model3d" xmlns:o="urn:schemas-microsoft-com:office:office" xmlns:oel="http://schemas.microsoft.com/office/2019/extlst" xmlns:r="http://schemas.openxmlformats.org/officeDocument/2006/relationships" xmlns:m="http://schemas.openxmlformats.org/officeDocument/2006/math" xmlns:v="urn:schemas-microsoft-com:vml" xmlns:wp14="http://schemas.microsoft.com/office/word/2010/wordprocessingDrawing" xmlns:wp="http://schemas.openxmlformats.org/drawingml/2006/wordprocessingDrawing" xmlns:w10="urn:schemas-microsoft-com:office:word" xmlns:w="http://schemas.openxmlformats.org/wordprocessingml/2006/main" xmlns:w14="http://schemas.microsoft.com/office/word/2010/wordml" xmlns:w15="http://schemas.microsoft.com/office/word/2012/wordml" xmlns:w16cei="http://schemas.microsoft.com/office/word/2026/wordml/cei" xmlns:w16cex="http://schemas.microsoft.com/office/word/2018/wordml/cex" xmlns:w16cid="http://schemas.microsoft.com/office/word/2016/wordml/cid" xmlns:w16="http://schemas.microsoft.com/office/word/2018/wordml" xmlns:w16du="http://schemas.microsoft.com/office/word/2023/wordml/word16du" xmlns:w16sdtdh="http://schemas.microsoft.com/office/word/2020/wordml/sdtdatahash" xmlns:w16sdtfl="http://schemas.microsoft.com/office/word/2024/wordml/sdtformatlock" xmlns:w16se="http://schemas.microsoft.com/office/word/2015/wordml/symex" xmlns:wpg="http://schemas.microsoft.com/office/word/2010/wordprocessingGroup" xmlns:wpi="http://schemas.microsoft.com/office/word/2010/wordprocessingInk" xmlns:wne="http://schemas.microsoft.com/office/word/2006/wordml" xmlns:wps="http://schemas.microsoft.com/office/word/2010/wordprocessingShape" mc:Ignorable="w14 w15 w16se w16cid w16 w16cex w16sdtdh w16sdtfl w16du wp14">
+<w:ftr xmlns:wpc="http://schemas.microsoft.com/office/word/2010/wordprocessingCanvas" xmlns:cx="http://schemas.microsoft.com/office/drawing/2014/chartex" xmlns:cx1="http://schemas.microsoft.com/office/drawing/2015/9/8/chartex" xmlns:cx2="http://schemas.microsoft.com/office/drawing/2015/10/21/chartex" xmlns:cx3="http://schemas.microsoft.com/office/drawing/2016/5/9/chartex" xmlns:cx4="http://schemas.microsoft.com/office/drawing/2016/5/10/chartex" xmlns:cx5="http://schemas.microsoft.com/office/drawing/2016/5/11/chartex" xmlns:cx6="http://schemas.microsoft.com/office/drawing/2016/5/12/chartex" xmlns:cx7="http://schemas.microsoft.com/office/drawing/2016/5/13/chartex" xmlns:cx8="http://schemas.microsoft.com/office/drawing/2016/5/14/chartex" xmlns:mc="http://schemas.openxmlformats.org/markup-compatibility/2006" xmlns:aink="http://schemas.microsoft.com/office/drawing/2016/ink" xmlns:am3d="http://schemas.microsoft.com/office/drawing/2017/model3d" xmlns:o="urn:schemas-microsoft-com:office:office" xmlns:oel="http://schemas.microsoft.com/office/2019/extlst" xmlns:r="http://schemas.openxmlformats.org/officeDocument/2006/relationships" xmlns:m="http://schemas.openxmlformats.org/officeDocument/2006/math" xmlns:v="urn:schemas-microsoft-com:vml" xmlns:wp14="http://schemas.microsoft.com/office/word/2010/wordprocessingDrawing" xmlns:wp="http://schemas.openxmlformats.org/drawingml/2006/wordprocessingDrawing" xmlns:w10="urn:schemas-microsoft-com:office:word" xmlns:w="http://schemas.openxmlformats.org/wordprocessingml/2006/main" xmlns:w14="http://schemas.microsoft.com/office/word/2010/wordml" xmlns:w15="http://schemas.microsoft.com/office/word/2012/wordml" xmlns:w16cex="http://schemas.microsoft.com/office/word/2018/wordml/cex" xmlns:w16cid="http://schemas.microsoft.com/office/word/2016/wordml/cid" xmlns:w16="http://schemas.microsoft.com/office/word/2018/wordml" xmlns:w16du="http://schemas.microsoft.com/office/word/2023/wordml/word16du" xmlns:w16sdtdh="http://schemas.microsoft.com/office/word/2020/wordml/sdtdatahash" xmlns:w16sdtfl="http://schemas.microsoft.com/office/word/2024/wordml/sdtformatlock" xmlns:w16se="http://schemas.microsoft.com/office/word/2015/wordml/symex" xmlns:wpg="http://schemas.microsoft.com/office/word/2010/wordprocessingGroup" xmlns:wpi="http://schemas.microsoft.com/office/word/2010/wordprocessingInk" xmlns:wne="http://schemas.microsoft.com/office/word/2006/wordml" xmlns:wps="http://schemas.microsoft.com/office/word/2010/wordprocessingShape" mc:Ignorable="w14 w15 w16se w16cid w16 w16cex w16sdtdh w16sdtfl w16du wp14">
   <w:p>
     <w:pPr>
       <w:pStyle w:val="af0"/>
@@ -4642,7 +4642,7 @@
 </file>
 
 <file path=word/footer3.xml><?xml version="1.0" encoding="utf-8"?>
-<w:ftr xmlns:wpc="http://schemas.microsoft.com/office/word/2010/wordprocessingCanvas" xmlns:cx="http://schemas.microsoft.com/office/drawing/2014/chartex" xmlns:cx1="http://schemas.microsoft.com/office/drawing/2015/9/8/chartex" xmlns:cx2="http://schemas.microsoft.com/office/drawing/2015/10/21/chartex" xmlns:cx3="http://schemas.microsoft.com/office/drawing/2016/5/9/chartex" xmlns:cx4="http://schemas.microsoft.com/office/drawing/2016/5/10/chartex" xmlns:cx5="http://schemas.microsoft.com/office/drawing/2016/5/11/chartex" xmlns:cx6="http://schemas.microsoft.com/office/drawing/2016/5/12/chartex" xmlns:cx7="http://schemas.microsoft.com/office/drawing/2016/5/13/chartex" xmlns:cx8="http://schemas.microsoft.com/office/drawing/2016/5/14/chartex" xmlns:mc="http://schemas.openxmlformats.org/markup-compatibility/2006" xmlns:aink="http://schemas.microsoft.com/office/drawing/2016/ink" xmlns:am3d="http://schemas.microsoft.com/office/drawing/2017/model3d" xmlns:o="urn:schemas-microsoft-com:office:office" xmlns:oel="http://schemas.microsoft.com/office/2019/extlst" xmlns:r="http://schemas.openxmlformats.org/officeDocument/2006/relationships" xmlns:m="http://schemas.openxmlformats.org/officeDocument/2006/math" xmlns:v="urn:schemas-microsoft-com:vml" xmlns:wp14="http://schemas.microsoft.com/office/word/2010/wordprocessingDrawing" xmlns:wp="http://schemas.openxmlformats.org/drawingml/2006/wordprocessingDrawing" xmlns:w10="urn:schemas-microsoft-com:office:word" xmlns:w="http://schemas.openxmlformats.org/wordprocessingml/2006/main" xmlns:w14="http://schemas.microsoft.com/office/word/2010/wordml" xmlns:w15="http://schemas.microsoft.com/office/word/2012/wordml" xmlns:w16cei="http://schemas.microsoft.com/office/word/2026/wordml/cei" xmlns:w16cex="http://schemas.microsoft.com/office/word/2018/wordml/cex" xmlns:w16cid="http://schemas.microsoft.com/office/word/2016/wordml/cid" xmlns:w16="http://schemas.microsoft.com/office/word/2018/wordml" xmlns:w16du="http://schemas.microsoft.com/office/word/2023/wordml/word16du" xmlns:w16sdtdh="http://schemas.microsoft.com/office/word/2020/wordml/sdtdatahash" xmlns:w16sdtfl="http://schemas.microsoft.com/office/word/2024/wordml/sdtformatlock" xmlns:w16se="http://schemas.microsoft.com/office/word/2015/wordml/symex" xmlns:wpg="http://schemas.microsoft.com/office/word/2010/wordprocessingGroup" xmlns:wpi="http://schemas.microsoft.com/office/word/2010/wordprocessingInk" xmlns:wne="http://schemas.microsoft.com/office/word/2006/wordml" xmlns:wps="http://schemas.microsoft.com/office/word/2010/wordprocessingShape" mc:Ignorable="w14 w15 w16se w16cid w16 w16cex w16sdtdh w16sdtfl w16du wp14">
+<w:ftr xmlns:wpc="http://schemas.microsoft.com/office/word/2010/wordprocessingCanvas" xmlns:cx="http://schemas.microsoft.com/office/drawing/2014/chartex" xmlns:cx1="http://schemas.microsoft.com/office/drawing/2015/9/8/chartex" xmlns:cx2="http://schemas.microsoft.com/office/drawing/2015/10/21/chartex" xmlns:cx3="http://schemas.microsoft.com/office/drawing/2016/5/9/chartex" xmlns:cx4="http://schemas.microsoft.com/office/drawing/2016/5/10/chartex" xmlns:cx5="http://schemas.microsoft.com/office/drawing/2016/5/11/chartex" xmlns:cx6="http://schemas.microsoft.com/office/drawing/2016/5/12/chartex" xmlns:cx7="http://schemas.microsoft.com/office/drawing/2016/5/13/chartex" xmlns:cx8="http://schemas.microsoft.com/office/drawing/2016/5/14/chartex" xmlns:mc="http://schemas.openxmlformats.org/markup-compatibility/2006" xmlns:aink="http://schemas.microsoft.com/office/drawing/2016/ink" xmlns:am3d="http://schemas.microsoft.com/office/drawing/2017/model3d" xmlns:o="urn:schemas-microsoft-com:office:office" xmlns:oel="http://schemas.microsoft.com/office/2019/extlst" xmlns:r="http://schemas.openxmlformats.org/officeDocument/2006/relationships" xmlns:m="http://schemas.openxmlformats.org/officeDocument/2006/math" xmlns:v="urn:schemas-microsoft-com:vml" xmlns:wp14="http://schemas.microsoft.com/office/word/2010/wordprocessingDrawing" xmlns:wp="http://schemas.openxmlformats.org/drawingml/2006/wordprocessingDrawing" xmlns:w10="urn:schemas-microsoft-com:office:word" xmlns:w="http://schemas.openxmlformats.org/wordprocessingml/2006/main" xmlns:w14="http://schemas.microsoft.com/office/word/2010/wordml" xmlns:w15="http://schemas.microsoft.com/office/word/2012/wordml" xmlns:w16cex="http://schemas.microsoft.com/office/word/2018/wordml/cex" xmlns:w16cid="http://schemas.microsoft.com/office/word/2016/wordml/cid" xmlns:w16="http://schemas.microsoft.com/office/word/2018/wordml" xmlns:w16du="http://schemas.microsoft.com/office/word/2023/wordml/word16du" xmlns:w16sdtdh="http://schemas.microsoft.com/office/word/2020/wordml/sdtdatahash" xmlns:w16sdtfl="http://schemas.microsoft.com/office/word/2024/wordml/sdtformatlock" xmlns:w16se="http://schemas.microsoft.com/office/word/2015/wordml/symex" xmlns:wpg="http://schemas.microsoft.com/office/word/2010/wordprocessingGroup" xmlns:wpi="http://schemas.microsoft.com/office/word/2010/wordprocessingInk" xmlns:wne="http://schemas.microsoft.com/office/word/2006/wordml" xmlns:wps="http://schemas.microsoft.com/office/word/2010/wordprocessingShape" mc:Ignorable="w14 w15 w16se w16cid w16 w16cex w16sdtdh w16sdtfl w16du wp14">
   <w:p>
     <w:pPr>
       <w:pStyle w:val="af0"/>
@@ -4652,7 +4652,7 @@
 </file>
 
 <file path=word/footnotes.xml><?xml version="1.0" encoding="utf-8"?>
-<w:footnotes xmlns:wpc="http://schemas.microsoft.com/office/word/2010/wordprocessingCanvas" xmlns:cx="http://schemas.microsoft.com/office/drawing/2014/chartex" xmlns:cx1="http://schemas.microsoft.com/office/drawing/2015/9/8/chartex" xmlns:cx2="http://schemas.microsoft.com/office/drawing/2015/10/21/chartex" xmlns:cx3="http://schemas.microsoft.com/office/drawing/2016/5/9/chartex" xmlns:cx4="http://schemas.microsoft.com/office/drawing/2016/5/10/chartex" xmlns:cx5="http://schemas.microsoft.com/office/drawing/2016/5/11/chartex" xmlns:cx6="http://schemas.microsoft.com/office/drawing/2016/5/12/chartex" xmlns:cx7="http://schemas.microsoft.com/office/drawing/2016/5/13/chartex" xmlns:cx8="http://schemas.microsoft.com/office/drawing/2016/5/14/chartex" xmlns:mc="http://schemas.openxmlformats.org/markup-compatibility/2006" xmlns:aink="http://schemas.microsoft.com/office/drawing/2016/ink" xmlns:am3d="http://schemas.microsoft.com/office/drawing/2017/model3d" xmlns:o="urn:schemas-microsoft-com:office:office" xmlns:oel="http://schemas.microsoft.com/office/2019/extlst" xmlns:r="http://schemas.openxmlformats.org/officeDocument/2006/relationships" xmlns:m="http://schemas.openxmlformats.org/officeDocument/2006/math" xmlns:v="urn:schemas-microsoft-com:vml" xmlns:wp14="http://schemas.microsoft.com/office/word/2010/wordprocessingDrawing" xmlns:wp="http://schemas.openxmlformats.org/drawingml/2006/wordprocessingDrawing" xmlns:w10="urn:schemas-microsoft-com:office:word" xmlns:w="http://schemas.openxmlformats.org/wordprocessingml/2006/main" xmlns:w14="http://schemas.microsoft.com/office/word/2010/wordml" xmlns:w15="http://schemas.microsoft.com/office/word/2012/wordml" xmlns:w16cei="http://schemas.microsoft.com/office/word/2026/wordml/cei" xmlns:w16cex="http://schemas.microsoft.com/office/word/2018/wordml/cex" xmlns:w16cid="http://schemas.microsoft.com/office/word/2016/wordml/cid" xmlns:w16="http://schemas.microsoft.com/office/word/2018/wordml" xmlns:w16du="http://schemas.microsoft.com/office/word/2023/wordml/word16du" xmlns:w16sdtdh="http://schemas.microsoft.com/office/word/2020/wordml/sdtdatahash" xmlns:w16sdtfl="http://schemas.microsoft.com/office/word/2024/wordml/sdtformatlock" xmlns:w16se="http://schemas.microsoft.com/office/word/2015/wordml/symex" xmlns:wpg="http://schemas.microsoft.com/office/word/2010/wordprocessingGroup" xmlns:wpi="http://schemas.microsoft.com/office/word/2010/wordprocessingInk" xmlns:wne="http://schemas.microsoft.com/office/word/2006/wordml" xmlns:wps="http://schemas.microsoft.com/office/word/2010/wordprocessingShape" mc:Ignorable="w14 w15 w16se w16cid w16 w16cex w16sdtdh w16sdtfl w16du wp14">
+<w:footnotes xmlns:wpc="http://schemas.microsoft.com/office/word/2010/wordprocessingCanvas" xmlns:cx="http://schemas.microsoft.com/office/drawing/2014/chartex" xmlns:cx1="http://schemas.microsoft.com/office/drawing/2015/9/8/chartex" xmlns:cx2="http://schemas.microsoft.com/office/drawing/2015/10/21/chartex" xmlns:cx3="http://schemas.microsoft.com/office/drawing/2016/5/9/chartex" xmlns:cx4="http://schemas.microsoft.com/office/drawing/2016/5/10/chartex" xmlns:cx5="http://schemas.microsoft.com/office/drawing/2016/5/11/chartex" xmlns:cx6="http://schemas.microsoft.com/office/drawing/2016/5/12/chartex" xmlns:cx7="http://schemas.microsoft.com/office/drawing/2016/5/13/chartex" xmlns:cx8="http://schemas.microsoft.com/office/drawing/2016/5/14/chartex" xmlns:mc="http://schemas.openxmlformats.org/markup-compatibility/2006" xmlns:aink="http://schemas.microsoft.com/office/drawing/2016/ink" xmlns:am3d="http://schemas.microsoft.com/office/drawing/2017/model3d" xmlns:o="urn:schemas-microsoft-com:office:office" xmlns:oel="http://schemas.microsoft.com/office/2019/extlst" xmlns:r="http://schemas.openxmlformats.org/officeDocument/2006/relationships" xmlns:m="http://schemas.openxmlformats.org/officeDocument/2006/math" xmlns:v="urn:schemas-microsoft-com:vml" xmlns:wp14="http://schemas.microsoft.com/office/word/2010/wordprocessingDrawing" xmlns:wp="http://schemas.openxmlformats.org/drawingml/2006/wordprocessingDrawing" xmlns:w10="urn:schemas-microsoft-com:office:word" xmlns:w="http://schemas.openxmlformats.org/wordprocessingml/2006/main" xmlns:w14="http://schemas.microsoft.com/office/word/2010/wordml" xmlns:w15="http://schemas.microsoft.com/office/word/2012/wordml" xmlns:w16cex="http://schemas.microsoft.com/office/word/2018/wordml/cex" xmlns:w16cid="http://schemas.microsoft.com/office/word/2016/wordml/cid" xmlns:w16="http://schemas.microsoft.com/office/word/2018/wordml" xmlns:w16du="http://schemas.microsoft.com/office/word/2023/wordml/word16du" xmlns:w16sdtdh="http://schemas.microsoft.com/office/word/2020/wordml/sdtdatahash" xmlns:w16sdtfl="http://schemas.microsoft.com/office/word/2024/wordml/sdtformatlock" xmlns:w16se="http://schemas.microsoft.com/office/word/2015/wordml/symex" xmlns:wpg="http://schemas.microsoft.com/office/word/2010/wordprocessingGroup" xmlns:wpi="http://schemas.microsoft.com/office/word/2010/wordprocessingInk" xmlns:wne="http://schemas.microsoft.com/office/word/2006/wordml" xmlns:wps="http://schemas.microsoft.com/office/word/2010/wordprocessingShape" mc:Ignorable="w14 w15 w16se w16cid w16 w16cex w16sdtdh w16sdtfl w16du wp14">
   <w:footnote w:type="separator" w:id="-1">
     <w:p>
       <w:r>
@@ -4671,7 +4671,7 @@
 </file>
 
 <file path=word/header1.xml><?xml version="1.0" encoding="utf-8"?>
-<w:hdr xmlns:wpc="http://schemas.microsoft.com/office/word/2010/wordprocessingCanvas" xmlns:cx="http://schemas.microsoft.com/office/drawing/2014/chartex" xmlns:cx1="http://schemas.microsoft.com/office/drawing/2015/9/8/chartex" xmlns:cx2="http://schemas.microsoft.com/office/drawing/2015/10/21/chartex" xmlns:cx3="http://schemas.microsoft.com/office/drawing/2016/5/9/chartex" xmlns:cx4="http://schemas.microsoft.com/office/drawing/2016/5/10/chartex" xmlns:cx5="http://schemas.microsoft.com/office/drawing/2016/5/11/chartex" xmlns:cx6="http://schemas.microsoft.com/office/drawing/2016/5/12/chartex" xmlns:cx7="http://schemas.microsoft.com/office/drawing/2016/5/13/chartex" xmlns:cx8="http://schemas.microsoft.com/office/drawing/2016/5/14/chartex" xmlns:mc="http://schemas.openxmlformats.org/markup-compatibility/2006" xmlns:aink="http://schemas.microsoft.com/office/drawing/2016/ink" xmlns:am3d="http://schemas.microsoft.com/office/drawing/2017/model3d" xmlns:o="urn:schemas-microsoft-com:office:office" xmlns:oel="http://schemas.microsoft.com/office/2019/extlst" xmlns:r="http://schemas.openxmlformats.org/officeDocument/2006/relationships" xmlns:m="http://schemas.openxmlformats.org/officeDocument/2006/math" xmlns:v="urn:schemas-microsoft-com:vml" xmlns:wp14="http://schemas.microsoft.com/office/word/2010/wordprocessingDrawing" xmlns:wp="http://schemas.openxmlformats.org/drawingml/2006/wordprocessingDrawing" xmlns:w10="urn:schemas-microsoft-com:office:word" xmlns:w="http://schemas.openxmlformats.org/wordprocessingml/2006/main" xmlns:w14="http://schemas.microsoft.com/office/word/2010/wordml" xmlns:w15="http://schemas.microsoft.com/office/word/2012/wordml" xmlns:w16cei="http://schemas.microsoft.com/office/word/2026/wordml/cei" xmlns:w16cex="http://schemas.microsoft.com/office/word/2018/wordml/cex" xmlns:w16cid="http://schemas.microsoft.com/office/word/2016/wordml/cid" xmlns:w16="http://schemas.microsoft.com/office/word/2018/wordml" xmlns:w16du="http://schemas.microsoft.com/office/word/2023/wordml/word16du" xmlns:w16sdtdh="http://schemas.microsoft.com/office/word/2020/wordml/sdtdatahash" xmlns:w16sdtfl="http://schemas.microsoft.com/office/word/2024/wordml/sdtformatlock" xmlns:w16se="http://schemas.microsoft.com/office/word/2015/wordml/symex" xmlns:wpg="http://schemas.microsoft.com/office/word/2010/wordprocessingGroup" xmlns:wpi="http://schemas.microsoft.com/office/word/2010/wordprocessingInk" xmlns:wne="http://schemas.microsoft.com/office/word/2006/wordml" xmlns:wps="http://schemas.microsoft.com/office/word/2010/wordprocessingShape" mc:Ignorable="w14 w15 w16se w16cid w16 w16cex w16sdtdh w16sdtfl w16du wp14">
+<w:hdr xmlns:wpc="http://schemas.microsoft.com/office/word/2010/wordprocessingCanvas" xmlns:cx="http://schemas.microsoft.com/office/drawing/2014/chartex" xmlns:cx1="http://schemas.microsoft.com/office/drawing/2015/9/8/chartex" xmlns:cx2="http://schemas.microsoft.com/office/drawing/2015/10/21/chartex" xmlns:cx3="http://schemas.microsoft.com/office/drawing/2016/5/9/chartex" xmlns:cx4="http://schemas.microsoft.com/office/drawing/2016/5/10/chartex" xmlns:cx5="http://schemas.microsoft.com/office/drawing/2016/5/11/chartex" xmlns:cx6="http://schemas.microsoft.com/office/drawing/2016/5/12/chartex" xmlns:cx7="http://schemas.microsoft.com/office/drawing/2016/5/13/chartex" xmlns:cx8="http://schemas.microsoft.com/office/drawing/2016/5/14/chartex" xmlns:mc="http://schemas.openxmlformats.org/markup-compatibility/2006" xmlns:aink="http://schemas.microsoft.com/office/drawing/2016/ink" xmlns:am3d="http://schemas.microsoft.com/office/drawing/2017/model3d" xmlns:o="urn:schemas-microsoft-com:office:office" xmlns:oel="http://schemas.microsoft.com/office/2019/extlst" xmlns:r="http://schemas.openxmlformats.org/officeDocument/2006/relationships" xmlns:m="http://schemas.openxmlformats.org/officeDocument/2006/math" xmlns:v="urn:schemas-microsoft-com:vml" xmlns:wp14="http://schemas.microsoft.com/office/word/2010/wordprocessingDrawing" xmlns:wp="http://schemas.openxmlformats.org/drawingml/2006/wordprocessingDrawing" xmlns:w10="urn:schemas-microsoft-com:office:word" xmlns:w="http://schemas.openxmlformats.org/wordprocessingml/2006/main" xmlns:w14="http://schemas.microsoft.com/office/word/2010/wordml" xmlns:w15="http://schemas.microsoft.com/office/word/2012/wordml" xmlns:w16cex="http://schemas.microsoft.com/office/word/2018/wordml/cex" xmlns:w16cid="http://schemas.microsoft.com/office/word/2016/wordml/cid" xmlns:w16="http://schemas.microsoft.com/office/word/2018/wordml" xmlns:w16du="http://schemas.microsoft.com/office/word/2023/wordml/word16du" xmlns:w16sdtdh="http://schemas.microsoft.com/office/word/2020/wordml/sdtdatahash" xmlns:w16sdtfl="http://schemas.microsoft.com/office/word/2024/wordml/sdtformatlock" xmlns:w16se="http://schemas.microsoft.com/office/word/2015/wordml/symex" xmlns:wpg="http://schemas.microsoft.com/office/word/2010/wordprocessingGroup" xmlns:wpi="http://schemas.microsoft.com/office/word/2010/wordprocessingInk" xmlns:wne="http://schemas.microsoft.com/office/word/2006/wordml" xmlns:wps="http://schemas.microsoft.com/office/word/2010/wordprocessingShape" mc:Ignorable="w14 w15 w16se w16cid w16 w16cex w16sdtdh w16sdtfl w16du wp14">
   <w:p>
     <w:pPr>
       <w:pStyle w:val="ae"/>
@@ -4681,7 +4681,7 @@
 </file>
 
 <file path=word/header2.xml><?xml version="1.0" encoding="utf-8"?>
-<w:hdr xmlns:wpc="http://schemas.microsoft.com/office/word/2010/wordprocessingCanvas" xmlns:cx="http://schemas.microsoft.com/office/drawing/2014/chartex" xmlns:cx1="http://schemas.microsoft.com/office/drawing/2015/9/8/chartex" xmlns:cx2="http://schemas.microsoft.com/office/drawing/2015/10/21/chartex" xmlns:cx3="http://schemas.microsoft.com/office/drawing/2016/5/9/chartex" xmlns:cx4="http://schemas.microsoft.com/office/drawing/2016/5/10/chartex" xmlns:cx5="http://schemas.microsoft.com/office/drawing/2016/5/11/chartex" xmlns:cx6="http://schemas.microsoft.com/office/drawing/2016/5/12/chartex" xmlns:cx7="http://schemas.microsoft.com/office/drawing/2016/5/13/chartex" xmlns:cx8="http://schemas.microsoft.com/office/drawing/2016/5/14/chartex" xmlns:mc="http://schemas.openxmlformats.org/markup-compatibility/2006" xmlns:aink="http://schemas.microsoft.com/office/drawing/2016/ink" xmlns:am3d="http://schemas.microsoft.com/office/drawing/2017/model3d" xmlns:o="urn:schemas-microsoft-com:office:office" xmlns:oel="http://schemas.microsoft.com/office/2019/extlst" xmlns:r="http://schemas.openxmlformats.org/officeDocument/2006/relationships" xmlns:m="http://schemas.openxmlformats.org/officeDocument/2006/math" xmlns:v="urn:schemas-microsoft-com:vml" xmlns:wp14="http://schemas.microsoft.com/office/word/2010/wordprocessingDrawing" xmlns:wp="http://schemas.openxmlformats.org/drawingml/2006/wordprocessingDrawing" xmlns:w10="urn:schemas-microsoft-com:office:word" xmlns:w="http://schemas.openxmlformats.org/wordprocessingml/2006/main" xmlns:w14="http://schemas.microsoft.com/office/word/2010/wordml" xmlns:w15="http://schemas.microsoft.com/office/word/2012/wordml" xmlns:w16cei="http://schemas.microsoft.com/office/word/2026/wordml/cei" xmlns:w16cex="http://schemas.microsoft.com/office/word/2018/wordml/cex" xmlns:w16cid="http://schemas.microsoft.com/office/word/2016/wordml/cid" xmlns:w16="http://schemas.microsoft.com/office/word/2018/wordml" xmlns:w16du="http://schemas.microsoft.com/office/word/2023/wordml/word16du" xmlns:w16sdtdh="http://schemas.microsoft.com/office/word/2020/wordml/sdtdatahash" xmlns:w16sdtfl="http://schemas.microsoft.com/office/word/2024/wordml/sdtformatlock" xmlns:w16se="http://schemas.microsoft.com/office/word/2015/wordml/symex" xmlns:wpg="http://schemas.microsoft.com/office/word/2010/wordprocessingGroup" xmlns:wpi="http://schemas.microsoft.com/office/word/2010/wordprocessingInk" xmlns:wne="http://schemas.microsoft.com/office/word/2006/wordml" xmlns:wps="http://schemas.microsoft.com/office/word/2010/wordprocessingShape" mc:Ignorable="w14 w15 w16se w16cid w16 w16cex w16sdtdh w16sdtfl w16du wp14">
+<w:hdr xmlns:wpc="http://schemas.microsoft.com/office/word/2010/wordprocessingCanvas" xmlns:cx="http://schemas.microsoft.com/office/drawing/2014/chartex" xmlns:cx1="http://schemas.microsoft.com/office/drawing/2015/9/8/chartex" xmlns:cx2="http://schemas.microsoft.com/office/drawing/2015/10/21/chartex" xmlns:cx3="http://schemas.microsoft.com/office/drawing/2016/5/9/chartex" xmlns:cx4="http://schemas.microsoft.com/office/drawing/2016/5/10/chartex" xmlns:cx5="http://schemas.microsoft.com/office/drawing/2016/5/11/chartex" xmlns:cx6="http://schemas.microsoft.com/office/drawing/2016/5/12/chartex" xmlns:cx7="http://schemas.microsoft.com/office/drawing/2016/5/13/chartex" xmlns:cx8="http://schemas.microsoft.com/office/drawing/2016/5/14/chartex" xmlns:mc="http://schemas.openxmlformats.org/markup-compatibility/2006" xmlns:aink="http://schemas.microsoft.com/office/drawing/2016/ink" xmlns:am3d="http://schemas.microsoft.com/office/drawing/2017/model3d" xmlns:o="urn:schemas-microsoft-com:office:office" xmlns:oel="http://schemas.microsoft.com/office/2019/extlst" xmlns:r="http://schemas.openxmlformats.org/officeDocument/2006/relationships" xmlns:m="http://schemas.openxmlformats.org/officeDocument/2006/math" xmlns:v="urn:schemas-microsoft-com:vml" xmlns:wp14="http://schemas.microsoft.com/office/word/2010/wordprocessingDrawing" xmlns:wp="http://schemas.openxmlformats.org/drawingml/2006/wordprocessingDrawing" xmlns:w10="urn:schemas-microsoft-com:office:word" xmlns:w="http://schemas.openxmlformats.org/wordprocessingml/2006/main" xmlns:w14="http://schemas.microsoft.com/office/word/2010/wordml" xmlns:w15="http://schemas.microsoft.com/office/word/2012/wordml" xmlns:w16cex="http://schemas.microsoft.com/office/word/2018/wordml/cex" xmlns:w16cid="http://schemas.microsoft.com/office/word/2016/wordml/cid" xmlns:w16="http://schemas.microsoft.com/office/word/2018/wordml" xmlns:w16du="http://schemas.microsoft.com/office/word/2023/wordml/word16du" xmlns:w16sdtdh="http://schemas.microsoft.com/office/word/2020/wordml/sdtdatahash" xmlns:w16sdtfl="http://schemas.microsoft.com/office/word/2024/wordml/sdtformatlock" xmlns:w16se="http://schemas.microsoft.com/office/word/2015/wordml/symex" xmlns:wpg="http://schemas.microsoft.com/office/word/2010/wordprocessingGroup" xmlns:wpi="http://schemas.microsoft.com/office/word/2010/wordprocessingInk" xmlns:wne="http://schemas.microsoft.com/office/word/2006/wordml" xmlns:wps="http://schemas.microsoft.com/office/word/2010/wordprocessingShape" mc:Ignorable="w14 w15 w16se w16cid w16 w16cex w16sdtdh w16sdtfl w16du wp14">
   <w:p>
     <w:pPr>
       <w:pStyle w:val="ae"/>
@@ -4691,7 +4691,7 @@
         <w:noProof/>
       </w:rPr>
       <w:drawing>
-        <wp:anchor distT="0" distB="0" distL="114300" distR="114300" simplePos="0" relativeHeight="251658240" behindDoc="0" locked="0" layoutInCell="1" allowOverlap="1" wp14:anchorId="4B95A683" wp14:editId="2CD381E0">
+        <wp:anchor distT="0" distB="0" distL="114300" distR="114300" simplePos="0" relativeHeight="251658240" behindDoc="0" locked="0" layoutInCell="1" allowOverlap="1" wp14:anchorId="4B95A683" wp14:editId="0B427343">
           <wp:simplePos x="0" y="0"/>
           <wp:positionH relativeFrom="margin">
             <wp:posOffset>-615950</wp:posOffset>
@@ -4700,7 +4700,7 @@
             <wp:posOffset>-387350</wp:posOffset>
           </wp:positionV>
           <wp:extent cx="8457565" cy="11160313"/>
-          <wp:effectExtent l="0" t="0" r="0" b="0"/>
+          <wp:effectExtent l="0" t="0" r="635" b="3175"/>
           <wp:wrapNone/>
           <wp:docPr id="1930071031" name="圖片 1"/>
           <wp:cNvGraphicFramePr>
@@ -4715,7 +4715,7 @@
                 </pic:nvPicPr>
                 <pic:blipFill>
                   <a:blip r:embed="rId1">
-                    <a:alphaModFix amt="4000"/>
+                    <a:alphaModFix amt="10000"/>
                     <a:extLst>
                       <a:ext uri="{BEBA8EAE-BF5A-486C-A8C5-ECC9F3942E4B}">
                         <a14:imgProps xmlns:a14="http://schemas.microsoft.com/office/drawing/2010/main">
@@ -4770,7 +4770,7 @@
 </file>
 
 <file path=word/header3.xml><?xml version="1.0" encoding="utf-8"?>
-<w:hdr xmlns:wpc="http://schemas.microsoft.com/office/word/2010/wordprocessingCanvas" xmlns:cx="http://schemas.microsoft.com/office/drawing/2014/chartex" xmlns:cx1="http://schemas.microsoft.com/office/drawing/2015/9/8/chartex" xmlns:cx2="http://schemas.microsoft.com/office/drawing/2015/10/21/chartex" xmlns:cx3="http://schemas.microsoft.com/office/drawing/2016/5/9/chartex" xmlns:cx4="http://schemas.microsoft.com/office/drawing/2016/5/10/chartex" xmlns:cx5="http://schemas.microsoft.com/office/drawing/2016/5/11/chartex" xmlns:cx6="http://schemas.microsoft.com/office/drawing/2016/5/12/chartex" xmlns:cx7="http://schemas.microsoft.com/office/drawing/2016/5/13/chartex" xmlns:cx8="http://schemas.microsoft.com/office/drawing/2016/5/14/chartex" xmlns:mc="http://schemas.openxmlformats.org/markup-compatibility/2006" xmlns:aink="http://schemas.microsoft.com/office/drawing/2016/ink" xmlns:am3d="http://schemas.microsoft.com/office/drawing/2017/model3d" xmlns:o="urn:schemas-microsoft-com:office:office" xmlns:oel="http://schemas.microsoft.com/office/2019/extlst" xmlns:r="http://schemas.openxmlformats.org/officeDocument/2006/relationships" xmlns:m="http://schemas.openxmlformats.org/officeDocument/2006/math" xmlns:v="urn:schemas-microsoft-com:vml" xmlns:wp14="http://schemas.microsoft.com/office/word/2010/wordprocessingDrawing" xmlns:wp="http://schemas.openxmlformats.org/drawingml/2006/wordprocessingDrawing" xmlns:w10="urn:schemas-microsoft-com:office:word" xmlns:w="http://schemas.openxmlformats.org/wordprocessingml/2006/main" xmlns:w14="http://schemas.microsoft.com/office/word/2010/wordml" xmlns:w15="http://schemas.microsoft.com/office/word/2012/wordml" xmlns:w16cei="http://schemas.microsoft.com/office/word/2026/wordml/cei" xmlns:w16cex="http://schemas.microsoft.com/office/word/2018/wordml/cex" xmlns:w16cid="http://schemas.microsoft.com/office/word/2016/wordml/cid" xmlns:w16="http://schemas.microsoft.com/office/word/2018/wordml" xmlns:w16du="http://schemas.microsoft.com/office/word/2023/wordml/word16du" xmlns:w16sdtdh="http://schemas.microsoft.com/office/word/2020/wordml/sdtdatahash" xmlns:w16sdtfl="http://schemas.microsoft.com/office/word/2024/wordml/sdtformatlock" xmlns:w16se="http://schemas.microsoft.com/office/word/2015/wordml/symex" xmlns:wpg="http://schemas.microsoft.com/office/word/2010/wordprocessingGroup" xmlns:wpi="http://schemas.microsoft.com/office/word/2010/wordprocessingInk" xmlns:wne="http://schemas.microsoft.com/office/word/2006/wordml" xmlns:wps="http://schemas.microsoft.com/office/word/2010/wordprocessingShape" mc:Ignorable="w14 w15 w16se w16cid w16 w16cex w16sdtdh w16sdtfl w16du wp14">
+<w:hdr xmlns:wpc="http://schemas.microsoft.com/office/word/2010/wordprocessingCanvas" xmlns:cx="http://schemas.microsoft.com/office/drawing/2014/chartex" xmlns:cx1="http://schemas.microsoft.com/office/drawing/2015/9/8/chartex" xmlns:cx2="http://schemas.microsoft.com/office/drawing/2015/10/21/chartex" xmlns:cx3="http://schemas.microsoft.com/office/drawing/2016/5/9/chartex" xmlns:cx4="http://schemas.microsoft.com/office/drawing/2016/5/10/chartex" xmlns:cx5="http://schemas.microsoft.com/office/drawing/2016/5/11/chartex" xmlns:cx6="http://schemas.microsoft.com/office/drawing/2016/5/12/chartex" xmlns:cx7="http://schemas.microsoft.com/office/drawing/2016/5/13/chartex" xmlns:cx8="http://schemas.microsoft.com/office/drawing/2016/5/14/chartex" xmlns:mc="http://schemas.openxmlformats.org/markup-compatibility/2006" xmlns:aink="http://schemas.microsoft.com/office/drawing/2016/ink" xmlns:am3d="http://schemas.microsoft.com/office/drawing/2017/model3d" xmlns:o="urn:schemas-microsoft-com:office:office" xmlns:oel="http://schemas.microsoft.com/office/2019/extlst" xmlns:r="http://schemas.openxmlformats.org/officeDocument/2006/relationships" xmlns:m="http://schemas.openxmlformats.org/officeDocument/2006/math" xmlns:v="urn:schemas-microsoft-com:vml" xmlns:wp14="http://schemas.microsoft.com/office/word/2010/wordprocessingDrawing" xmlns:wp="http://schemas.openxmlformats.org/drawingml/2006/wordprocessingDrawing" xmlns:w10="urn:schemas-microsoft-com:office:word" xmlns:w="http://schemas.openxmlformats.org/wordprocessingml/2006/main" xmlns:w14="http://schemas.microsoft.com/office/word/2010/wordml" xmlns:w15="http://schemas.microsoft.com/office/word/2012/wordml" xmlns:w16cex="http://schemas.microsoft.com/office/word/2018/wordml/cex" xmlns:w16cid="http://schemas.microsoft.com/office/word/2016/wordml/cid" xmlns:w16="http://schemas.microsoft.com/office/word/2018/wordml" xmlns:w16du="http://schemas.microsoft.com/office/word/2023/wordml/word16du" xmlns:w16sdtdh="http://schemas.microsoft.com/office/word/2020/wordml/sdtdatahash" xmlns:w16sdtfl="http://schemas.microsoft.com/office/word/2024/wordml/sdtformatlock" xmlns:w16se="http://schemas.microsoft.com/office/word/2015/wordml/symex" xmlns:wpg="http://schemas.microsoft.com/office/word/2010/wordprocessingGroup" xmlns:wpi="http://schemas.microsoft.com/office/word/2010/wordprocessingInk" xmlns:wne="http://schemas.microsoft.com/office/word/2006/wordml" xmlns:wps="http://schemas.microsoft.com/office/word/2010/wordprocessingShape" mc:Ignorable="w14 w15 w16se w16cid w16 w16cex w16sdtdh w16sdtfl w16du wp14">
   <w:p>
     <w:pPr>
       <w:pStyle w:val="ae"/>

--- a/最新開獎紀錄.docx
+++ b/最新開獎紀錄.docx
@@ -173,7 +173,7 @@
                 <w:b/>
                 <w:sz w:val="25"/>
               </w:rPr>
-              <w:t>115000213</w:t>
+              <w:t>115000214</w:t>
             </w:r>
           </w:p>
         </w:tc>
@@ -197,7 +197,7 @@
                 <w:b/>
                 <w:sz w:val="25"/>
               </w:rPr>
-              <w:t>115.09.02</w:t>
+              <w:t>115.09.03</w:t>
             </w:r>
           </w:p>
         </w:tc>
@@ -221,7 +221,7 @@
                 <w:b/>
                 <w:sz w:val="25"/>
               </w:rPr>
-              <w:t>07  08  13  16  18</w:t>
+              <w:t>18  19  22  23  34</w:t>
             </w:r>
           </w:p>
         </w:tc>
@@ -250,7 +250,7 @@
                 <w:b/>
                 <w:sz w:val="25"/>
               </w:rPr>
-              <w:t>115000214</w:t>
+              <w:t>115000215</w:t>
             </w:r>
           </w:p>
         </w:tc>
@@ -274,7 +274,7 @@
                 <w:b/>
                 <w:sz w:val="25"/>
               </w:rPr>
-              <w:t>115.09.03</w:t>
+              <w:t>115.09.04</w:t>
             </w:r>
           </w:p>
         </w:tc>
@@ -298,7 +298,7 @@
                 <w:b/>
                 <w:sz w:val="25"/>
               </w:rPr>
-              <w:t>18  19  22  23  34</w:t>
+              <w:t>02  04  15  17  24</w:t>
             </w:r>
           </w:p>
         </w:tc>
@@ -327,7 +327,7 @@
                 <w:b/>
                 <w:sz w:val="25"/>
               </w:rPr>
-              <w:t>115000215</w:t>
+              <w:t>115000216</w:t>
             </w:r>
           </w:p>
         </w:tc>
@@ -351,7 +351,7 @@
                 <w:b/>
                 <w:sz w:val="25"/>
               </w:rPr>
-              <w:t>115.09.04</w:t>
+              <w:t>115.09.05</w:t>
             </w:r>
           </w:p>
         </w:tc>
@@ -375,7 +375,7 @@
                 <w:b/>
                 <w:sz w:val="25"/>
               </w:rPr>
-              <w:t>02  04  15  17  24</w:t>
+              <w:t>03  08  10  28  38</w:t>
             </w:r>
           </w:p>
         </w:tc>
@@ -404,7 +404,7 @@
                 <w:b/>
                 <w:sz w:val="25"/>
               </w:rPr>
-              <w:t>115000216</w:t>
+              <w:t>115000217</w:t>
             </w:r>
           </w:p>
         </w:tc>
@@ -428,7 +428,7 @@
                 <w:b/>
                 <w:sz w:val="25"/>
               </w:rPr>
-              <w:t>115.09.05</w:t>
+              <w:t>115.09.07</w:t>
             </w:r>
           </w:p>
         </w:tc>
@@ -452,7 +452,7 @@
                 <w:b/>
                 <w:sz w:val="25"/>
               </w:rPr>
-              <w:t>03  08  10  28  38</w:t>
+              <w:t>19  25  26  31  35</w:t>
             </w:r>
           </w:p>
         </w:tc>
@@ -481,7 +481,7 @@
                 <w:b/>
                 <w:sz w:val="25"/>
               </w:rPr>
-              <w:t>115000217</w:t>
+              <w:t>115000218</w:t>
             </w:r>
           </w:p>
         </w:tc>
@@ -505,7 +505,7 @@
                 <w:b/>
                 <w:sz w:val="25"/>
               </w:rPr>
-              <w:t>115.09.07</w:t>
+              <w:t>115.09.08</w:t>
             </w:r>
           </w:p>
         </w:tc>
@@ -529,7 +529,7 @@
                 <w:b/>
                 <w:sz w:val="25"/>
               </w:rPr>
-              <w:t>19  25  26  31  35</w:t>
+              <w:t>03  07  25  29  30</w:t>
             </w:r>
           </w:p>
         </w:tc>
@@ -558,7 +558,7 @@
                 <w:b/>
                 <w:sz w:val="25"/>
               </w:rPr>
-              <w:t>115000218</w:t>
+              <w:t>115000219</w:t>
             </w:r>
           </w:p>
         </w:tc>
@@ -582,7 +582,7 @@
                 <w:b/>
                 <w:sz w:val="25"/>
               </w:rPr>
-              <w:t>115.09.08</w:t>
+              <w:t>115.09.09</w:t>
             </w:r>
           </w:p>
         </w:tc>
@@ -606,7 +606,7 @@
                 <w:b/>
                 <w:sz w:val="25"/>
               </w:rPr>
-              <w:t>03  07  25  29  30</w:t>
+              <w:t>05  06  08  28  29</w:t>
             </w:r>
           </w:p>
         </w:tc>
@@ -635,7 +635,7 @@
                 <w:b/>
                 <w:sz w:val="25"/>
               </w:rPr>
-              <w:t>115000219</w:t>
+              <w:t>115000220</w:t>
             </w:r>
           </w:p>
         </w:tc>
@@ -659,7 +659,7 @@
                 <w:b/>
                 <w:sz w:val="25"/>
               </w:rPr>
-              <w:t>115.09.09</w:t>
+              <w:t>115.09.10</w:t>
             </w:r>
           </w:p>
         </w:tc>
@@ -683,7 +683,7 @@
                 <w:b/>
                 <w:sz w:val="25"/>
               </w:rPr>
-              <w:t>05  06  08  28  29</w:t>
+              <w:t>04  14  30  35  38</w:t>
             </w:r>
           </w:p>
         </w:tc>
@@ -712,7 +712,7 @@
                 <w:b/>
                 <w:sz w:val="25"/>
               </w:rPr>
-              <w:t>115000220</w:t>
+              <w:t>115000221</w:t>
             </w:r>
           </w:p>
         </w:tc>
@@ -736,7 +736,7 @@
                 <w:b/>
                 <w:sz w:val="25"/>
               </w:rPr>
-              <w:t>115.09.10</w:t>
+              <w:t>115.09.11</w:t>
             </w:r>
           </w:p>
         </w:tc>
@@ -760,7 +760,7 @@
                 <w:b/>
                 <w:sz w:val="25"/>
               </w:rPr>
-              <w:t>04  14  30  35  38</w:t>
+              <w:t>12  15  23  25  27</w:t>
             </w:r>
           </w:p>
         </w:tc>
@@ -789,7 +789,7 @@
                 <w:b/>
                 <w:sz w:val="25"/>
               </w:rPr>
-              <w:t>115000221</w:t>
+              <w:t>115000222</w:t>
             </w:r>
           </w:p>
         </w:tc>
@@ -813,7 +813,7 @@
                 <w:b/>
                 <w:sz w:val="25"/>
               </w:rPr>
-              <w:t>115.09.11</w:t>
+              <w:t>115.09.12</w:t>
             </w:r>
           </w:p>
         </w:tc>
@@ -837,7 +837,7 @@
                 <w:b/>
                 <w:sz w:val="25"/>
               </w:rPr>
-              <w:t>12  15  23  25  27</w:t>
+              <w:t>06  17  24  25  30</w:t>
             </w:r>
           </w:p>
         </w:tc>
@@ -866,7 +866,7 @@
                 <w:b/>
                 <w:sz w:val="25"/>
               </w:rPr>
-              <w:t>115000222</w:t>
+              <w:t>115000223</w:t>
             </w:r>
           </w:p>
         </w:tc>
@@ -890,7 +890,7 @@
                 <w:b/>
                 <w:sz w:val="25"/>
               </w:rPr>
-              <w:t>115.09.12</w:t>
+              <w:t>115.09.14</w:t>
             </w:r>
           </w:p>
         </w:tc>
@@ -914,7 +914,7 @@
                 <w:b/>
                 <w:sz w:val="25"/>
               </w:rPr>
-              <w:t>06  17  24  25  30</w:t>
+              <w:t>01  15  32  34  39</w:t>
             </w:r>
           </w:p>
         </w:tc>
@@ -1045,7 +1045,7 @@
                 <w:b/>
                 <w:sz w:val="25"/>
               </w:rPr>
-              <w:t>09/02(三)</w:t>
+              <w:t>09/03(四)</w:t>
             </w:r>
           </w:p>
         </w:tc>
@@ -1069,7 +1069,7 @@
                 <w:b/>
                 <w:sz w:val="25"/>
               </w:rPr>
-              <w:t>6  0  3</w:t>
+              <w:t>5  5  7</w:t>
             </w:r>
           </w:p>
         </w:tc>
@@ -1097,7 +1097,7 @@
                 <w:b/>
                 <w:sz w:val="25"/>
               </w:rPr>
-              <w:t>09/03(四)</w:t>
+              <w:t>09/04(五)</w:t>
             </w:r>
           </w:p>
         </w:tc>
@@ -1120,7 +1120,7 @@
                 <w:b/>
                 <w:sz w:val="25"/>
               </w:rPr>
-              <w:t>5  5  7</w:t>
+              <w:t>2  9  1</w:t>
             </w:r>
           </w:p>
         </w:tc>
@@ -1148,7 +1148,7 @@
                 <w:b/>
                 <w:sz w:val="25"/>
               </w:rPr>
-              <w:t>09/04(五)</w:t>
+              <w:t>09/05(六)</w:t>
             </w:r>
           </w:p>
         </w:tc>
@@ -1171,7 +1171,7 @@
                 <w:b/>
                 <w:sz w:val="25"/>
               </w:rPr>
-              <w:t>2  9  1</w:t>
+              <w:t>0  6  6</w:t>
             </w:r>
           </w:p>
         </w:tc>
@@ -1199,7 +1199,7 @@
                 <w:b/>
                 <w:sz w:val="25"/>
               </w:rPr>
-              <w:t>09/05(六)</w:t>
+              <w:t>09/07(一)</w:t>
             </w:r>
           </w:p>
         </w:tc>
@@ -1222,7 +1222,7 @@
                 <w:b/>
                 <w:sz w:val="25"/>
               </w:rPr>
-              <w:t>0  6  6</w:t>
+              <w:t>4  8  7</w:t>
             </w:r>
           </w:p>
         </w:tc>
@@ -1250,7 +1250,7 @@
                 <w:b/>
                 <w:sz w:val="25"/>
               </w:rPr>
-              <w:t>09/07(一)</w:t>
+              <w:t>09/08(二)</w:t>
             </w:r>
           </w:p>
         </w:tc>
@@ -1273,7 +1273,7 @@
                 <w:b/>
                 <w:sz w:val="25"/>
               </w:rPr>
-              <w:t>4  8  7</w:t>
+              <w:t>7  7  0</w:t>
             </w:r>
           </w:p>
         </w:tc>
@@ -1301,7 +1301,7 @@
                 <w:b/>
                 <w:sz w:val="25"/>
               </w:rPr>
-              <w:t>09/08(二)</w:t>
+              <w:t>09/09(三)</w:t>
             </w:r>
           </w:p>
         </w:tc>
@@ -1324,7 +1324,7 @@
                 <w:b/>
                 <w:sz w:val="25"/>
               </w:rPr>
-              <w:t>7  7  0</w:t>
+              <w:t>7  7  3</w:t>
             </w:r>
           </w:p>
         </w:tc>
@@ -1352,7 +1352,7 @@
                 <w:b/>
                 <w:sz w:val="25"/>
               </w:rPr>
-              <w:t>09/09(三)</w:t>
+              <w:t>09/10(四)</w:t>
             </w:r>
           </w:p>
         </w:tc>
@@ -1375,7 +1375,7 @@
                 <w:b/>
                 <w:sz w:val="25"/>
               </w:rPr>
-              <w:t>7  7  3</w:t>
+              <w:t>9  9  2</w:t>
             </w:r>
           </w:p>
         </w:tc>
@@ -1403,7 +1403,7 @@
                 <w:b/>
                 <w:sz w:val="25"/>
               </w:rPr>
-              <w:t>09/10(四)</w:t>
+              <w:t>09/11(五)</w:t>
             </w:r>
           </w:p>
         </w:tc>
@@ -1426,7 +1426,7 @@
                 <w:b/>
                 <w:sz w:val="25"/>
               </w:rPr>
-              <w:t>9  9  2</w:t>
+              <w:t>0  7  4</w:t>
             </w:r>
           </w:p>
         </w:tc>
@@ -1454,7 +1454,7 @@
                 <w:b/>
                 <w:sz w:val="25"/>
               </w:rPr>
-              <w:t>09/11(五)</w:t>
+              <w:t>09/12(六)</w:t>
             </w:r>
           </w:p>
         </w:tc>
@@ -1477,7 +1477,7 @@
                 <w:b/>
                 <w:sz w:val="25"/>
               </w:rPr>
-              <w:t>0  7  4</w:t>
+              <w:t>4  5  3</w:t>
             </w:r>
           </w:p>
         </w:tc>
@@ -1505,7 +1505,7 @@
                 <w:b/>
                 <w:sz w:val="25"/>
               </w:rPr>
-              <w:t>09/12(六)</w:t>
+              <w:t>09/14(一)</w:t>
             </w:r>
           </w:p>
         </w:tc>
@@ -1528,7 +1528,7 @@
                 <w:b/>
                 <w:sz w:val="25"/>
               </w:rPr>
-              <w:t>4  5  3</w:t>
+              <w:t>8  4  9</w:t>
             </w:r>
           </w:p>
         </w:tc>
@@ -1766,7 +1766,7 @@
                 <w:b/>
                 <w:sz w:val="25"/>
               </w:rPr>
-              <w:t>115000064</w:t>
+              <w:t>115000065</w:t>
             </w:r>
           </w:p>
         </w:tc>
@@ -1790,7 +1790,7 @@
                 <w:b/>
                 <w:sz w:val="25"/>
               </w:rPr>
-              <w:t>115.08.10</w:t>
+              <w:t>115.08.13</w:t>
             </w:r>
           </w:p>
         </w:tc>
@@ -1814,7 +1814,7 @@
                 <w:b/>
                 <w:sz w:val="25"/>
               </w:rPr>
-              <w:t>11  25  28  30  31  36</w:t>
+              <w:t>01  03  04  07  10  19</w:t>
             </w:r>
           </w:p>
         </w:tc>
@@ -1838,7 +1838,7 @@
                 <w:b/>
                 <w:sz w:val="25"/>
               </w:rPr>
-              <w:t>03</w:t>
+              <w:t>06</w:t>
             </w:r>
           </w:p>
         </w:tc>
@@ -1867,7 +1867,7 @@
                 <w:b/>
                 <w:sz w:val="25"/>
               </w:rPr>
-              <w:t>115000065</w:t>
+              <w:t>115000066</w:t>
             </w:r>
           </w:p>
         </w:tc>
@@ -1891,7 +1891,7 @@
                 <w:b/>
                 <w:sz w:val="25"/>
               </w:rPr>
-              <w:t>115.08.13</w:t>
+              <w:t>115.08.17</w:t>
             </w:r>
           </w:p>
         </w:tc>
@@ -1915,7 +1915,7 @@
                 <w:b/>
                 <w:sz w:val="25"/>
               </w:rPr>
-              <w:t>01  03  04  07  10  19</w:t>
+              <w:t>05  11  18  19  35  38</w:t>
             </w:r>
           </w:p>
         </w:tc>
@@ -1939,7 +1939,7 @@
                 <w:b/>
                 <w:sz w:val="25"/>
               </w:rPr>
-              <w:t>06</w:t>
+              <w:t>08</w:t>
             </w:r>
           </w:p>
         </w:tc>
@@ -1968,7 +1968,7 @@
                 <w:b/>
                 <w:sz w:val="25"/>
               </w:rPr>
-              <w:t>115000066</w:t>
+              <w:t>115000067</w:t>
             </w:r>
           </w:p>
         </w:tc>
@@ -1992,7 +1992,7 @@
                 <w:b/>
                 <w:sz w:val="25"/>
               </w:rPr>
-              <w:t>115.08.17</w:t>
+              <w:t>115.08.20</w:t>
             </w:r>
           </w:p>
         </w:tc>
@@ -2016,7 +2016,7 @@
                 <w:b/>
                 <w:sz w:val="25"/>
               </w:rPr>
-              <w:t>05  11  18  19  35  38</w:t>
+              <w:t>01  02  09  11  29  35</w:t>
             </w:r>
           </w:p>
         </w:tc>
@@ -2040,7 +2040,7 @@
                 <w:b/>
                 <w:sz w:val="25"/>
               </w:rPr>
-              <w:t>08</w:t>
+              <w:t>02</w:t>
             </w:r>
           </w:p>
         </w:tc>
@@ -2069,7 +2069,7 @@
                 <w:b/>
                 <w:sz w:val="25"/>
               </w:rPr>
-              <w:t>115000067</w:t>
+              <w:t>115000068</w:t>
             </w:r>
           </w:p>
         </w:tc>
@@ -2093,7 +2093,7 @@
                 <w:b/>
                 <w:sz w:val="25"/>
               </w:rPr>
-              <w:t>115.08.20</w:t>
+              <w:t>115.08.24</w:t>
             </w:r>
           </w:p>
         </w:tc>
@@ -2117,7 +2117,7 @@
                 <w:b/>
                 <w:sz w:val="25"/>
               </w:rPr>
-              <w:t>01  02  09  11  29  35</w:t>
+              <w:t>06  07  09  23  26  36</w:t>
             </w:r>
           </w:p>
         </w:tc>
@@ -2141,7 +2141,7 @@
                 <w:b/>
                 <w:sz w:val="25"/>
               </w:rPr>
-              <w:t>02</w:t>
+              <w:t>07</w:t>
             </w:r>
           </w:p>
         </w:tc>
@@ -2170,7 +2170,7 @@
                 <w:b/>
                 <w:sz w:val="25"/>
               </w:rPr>
-              <w:t>115000068</w:t>
+              <w:t>115000069</w:t>
             </w:r>
           </w:p>
         </w:tc>
@@ -2194,7 +2194,7 @@
                 <w:b/>
                 <w:sz w:val="25"/>
               </w:rPr>
-              <w:t>115.08.24</w:t>
+              <w:t>115.08.27</w:t>
             </w:r>
           </w:p>
         </w:tc>
@@ -2218,7 +2218,7 @@
                 <w:b/>
                 <w:sz w:val="25"/>
               </w:rPr>
-              <w:t>06  07  09  23  26  36</w:t>
+              <w:t>02  07  09  11  24  36</w:t>
             </w:r>
           </w:p>
         </w:tc>
@@ -2242,7 +2242,7 @@
                 <w:b/>
                 <w:sz w:val="25"/>
               </w:rPr>
-              <w:t>07</w:t>
+              <w:t>01</w:t>
             </w:r>
           </w:p>
         </w:tc>
@@ -2271,7 +2271,7 @@
                 <w:b/>
                 <w:sz w:val="25"/>
               </w:rPr>
-              <w:t>115000069</w:t>
+              <w:t>115000070</w:t>
             </w:r>
           </w:p>
         </w:tc>
@@ -2295,7 +2295,7 @@
                 <w:b/>
                 <w:sz w:val="25"/>
               </w:rPr>
-              <w:t>115.08.27</w:t>
+              <w:t>115.08.31</w:t>
             </w:r>
           </w:p>
         </w:tc>
@@ -2319,7 +2319,7 @@
                 <w:b/>
                 <w:sz w:val="25"/>
               </w:rPr>
-              <w:t>02  07  09  11  24  36</w:t>
+              <w:t>04  08  12  19  32  37</w:t>
             </w:r>
           </w:p>
         </w:tc>
@@ -2343,7 +2343,7 @@
                 <w:b/>
                 <w:sz w:val="25"/>
               </w:rPr>
-              <w:t>01</w:t>
+              <w:t>02</w:t>
             </w:r>
           </w:p>
         </w:tc>
@@ -2372,7 +2372,7 @@
                 <w:b/>
                 <w:sz w:val="25"/>
               </w:rPr>
-              <w:t>115000070</w:t>
+              <w:t>115000071</w:t>
             </w:r>
           </w:p>
         </w:tc>
@@ -2396,7 +2396,7 @@
                 <w:b/>
                 <w:sz w:val="25"/>
               </w:rPr>
-              <w:t>115.08.31</w:t>
+              <w:t>115.09.03</w:t>
             </w:r>
           </w:p>
         </w:tc>
@@ -2420,7 +2420,7 @@
                 <w:b/>
                 <w:sz w:val="25"/>
               </w:rPr>
-              <w:t>04  08  12  19  32  37</w:t>
+              <w:t>01  06  07  19  30  33</w:t>
             </w:r>
           </w:p>
         </w:tc>
@@ -2444,7 +2444,7 @@
                 <w:b/>
                 <w:sz w:val="25"/>
               </w:rPr>
-              <w:t>02</w:t>
+              <w:t>08</w:t>
             </w:r>
           </w:p>
         </w:tc>
@@ -2473,7 +2473,7 @@
                 <w:b/>
                 <w:sz w:val="25"/>
               </w:rPr>
-              <w:t>115000071</w:t>
+              <w:t>115000072</w:t>
             </w:r>
           </w:p>
         </w:tc>
@@ -2497,7 +2497,7 @@
                 <w:b/>
                 <w:sz w:val="25"/>
               </w:rPr>
-              <w:t>115.09.03</w:t>
+              <w:t>115.09.07</w:t>
             </w:r>
           </w:p>
         </w:tc>
@@ -2521,7 +2521,7 @@
                 <w:b/>
                 <w:sz w:val="25"/>
               </w:rPr>
-              <w:t>01  06  07  19  30  33</w:t>
+              <w:t>07  14  17  22  29  35</w:t>
             </w:r>
           </w:p>
         </w:tc>
@@ -2545,7 +2545,7 @@
                 <w:b/>
                 <w:sz w:val="25"/>
               </w:rPr>
-              <w:t>08</w:t>
+              <w:t>02</w:t>
             </w:r>
           </w:p>
         </w:tc>
@@ -2574,7 +2574,7 @@
                 <w:b/>
                 <w:sz w:val="25"/>
               </w:rPr>
-              <w:t>115000072</w:t>
+              <w:t>115000073</w:t>
             </w:r>
           </w:p>
         </w:tc>
@@ -2598,7 +2598,7 @@
                 <w:b/>
                 <w:sz w:val="25"/>
               </w:rPr>
-              <w:t>115.09.07</w:t>
+              <w:t>115.09.10</w:t>
             </w:r>
           </w:p>
         </w:tc>
@@ -2622,7 +2622,7 @@
                 <w:b/>
                 <w:sz w:val="25"/>
               </w:rPr>
-              <w:t>07  14  17  22  29  35</w:t>
+              <w:t>08  17  18  29  33  38</w:t>
             </w:r>
           </w:p>
         </w:tc>
@@ -2675,7 +2675,7 @@
                 <w:b/>
                 <w:sz w:val="25"/>
               </w:rPr>
-              <w:t>115000073</w:t>
+              <w:t>115000074</w:t>
             </w:r>
           </w:p>
         </w:tc>
@@ -2699,7 +2699,7 @@
                 <w:b/>
                 <w:sz w:val="25"/>
               </w:rPr>
-              <w:t>115.09.10</w:t>
+              <w:t>115.09.14</w:t>
             </w:r>
           </w:p>
         </w:tc>
@@ -2723,7 +2723,7 @@
                 <w:b/>
                 <w:sz w:val="25"/>
               </w:rPr>
-              <w:t>08  17  18  29  33  38</w:t>
+              <w:t>10  12  14  16  29  36</w:t>
             </w:r>
           </w:p>
         </w:tc>
@@ -2747,7 +2747,7 @@
                 <w:b/>
                 <w:sz w:val="25"/>
               </w:rPr>
-              <w:t>02</w:t>
+              <w:t>08</w:t>
             </w:r>
           </w:p>
         </w:tc>
@@ -2878,7 +2878,7 @@
                 <w:b/>
                 <w:sz w:val="25"/>
               </w:rPr>
-              <w:t>09/02(三)</w:t>
+              <w:t>09/03(四)</w:t>
             </w:r>
           </w:p>
         </w:tc>
@@ -2902,7 +2902,7 @@
                 <w:b/>
                 <w:sz w:val="25"/>
               </w:rPr>
-              <w:t>4  9  1  9</w:t>
+              <w:t>6  1  2  9</w:t>
             </w:r>
           </w:p>
         </w:tc>
@@ -2930,7 +2930,7 @@
                 <w:b/>
                 <w:sz w:val="25"/>
               </w:rPr>
-              <w:t>09/03(四)</w:t>
+              <w:t>09/04(五)</w:t>
             </w:r>
           </w:p>
         </w:tc>
@@ -2953,7 +2953,7 @@
                 <w:b/>
                 <w:sz w:val="25"/>
               </w:rPr>
-              <w:t>6  1  2  9</w:t>
+              <w:t>9  5  0  9</w:t>
             </w:r>
           </w:p>
         </w:tc>
@@ -2981,7 +2981,7 @@
                 <w:b/>
                 <w:sz w:val="25"/>
               </w:rPr>
-              <w:t>09/04(五)</w:t>
+              <w:t>09/05(六)</w:t>
             </w:r>
           </w:p>
         </w:tc>
@@ -3004,7 +3004,7 @@
                 <w:b/>
                 <w:sz w:val="25"/>
               </w:rPr>
-              <w:t>9  5  0  9</w:t>
+              <w:t>1  6  6  3</w:t>
             </w:r>
           </w:p>
         </w:tc>
@@ -3032,7 +3032,7 @@
                 <w:b/>
                 <w:sz w:val="25"/>
               </w:rPr>
-              <w:t>09/05(六)</w:t>
+              <w:t>09/07(一)</w:t>
             </w:r>
           </w:p>
         </w:tc>
@@ -3055,7 +3055,7 @@
                 <w:b/>
                 <w:sz w:val="25"/>
               </w:rPr>
-              <w:t>1  6  6  3</w:t>
+              <w:t>1  9  8  9</w:t>
             </w:r>
           </w:p>
         </w:tc>
@@ -3083,7 +3083,7 @@
                 <w:b/>
                 <w:sz w:val="25"/>
               </w:rPr>
-              <w:t>09/07(一)</w:t>
+              <w:t>09/08(二)</w:t>
             </w:r>
           </w:p>
         </w:tc>
@@ -3106,7 +3106,7 @@
                 <w:b/>
                 <w:sz w:val="25"/>
               </w:rPr>
-              <w:t>1  9  8  9</w:t>
+              <w:t>2  2  1  4</w:t>
             </w:r>
           </w:p>
         </w:tc>
@@ -3134,7 +3134,7 @@
                 <w:b/>
                 <w:sz w:val="25"/>
               </w:rPr>
-              <w:t>09/08(二)</w:t>
+              <w:t>09/09(三)</w:t>
             </w:r>
           </w:p>
         </w:tc>
@@ -3157,7 +3157,7 @@
                 <w:b/>
                 <w:sz w:val="25"/>
               </w:rPr>
-              <w:t>2  2  1  4</w:t>
+              <w:t>5  0  8  8</w:t>
             </w:r>
           </w:p>
         </w:tc>
@@ -3185,7 +3185,7 @@
                 <w:b/>
                 <w:sz w:val="25"/>
               </w:rPr>
-              <w:t>09/09(三)</w:t>
+              <w:t>09/10(四)</w:t>
             </w:r>
           </w:p>
         </w:tc>
@@ -3208,7 +3208,7 @@
                 <w:b/>
                 <w:sz w:val="25"/>
               </w:rPr>
-              <w:t>5  0  8  8</w:t>
+              <w:t>7  3  9  5</w:t>
             </w:r>
           </w:p>
         </w:tc>
@@ -3236,7 +3236,7 @@
                 <w:b/>
                 <w:sz w:val="25"/>
               </w:rPr>
-              <w:t>09/10(四)</w:t>
+              <w:t>09/11(五)</w:t>
             </w:r>
           </w:p>
         </w:tc>
@@ -3259,7 +3259,7 @@
                 <w:b/>
                 <w:sz w:val="25"/>
               </w:rPr>
-              <w:t>7  3  9  5</w:t>
+              <w:t>8  1  0  7</w:t>
             </w:r>
           </w:p>
         </w:tc>
@@ -3287,7 +3287,7 @@
                 <w:b/>
                 <w:sz w:val="25"/>
               </w:rPr>
-              <w:t>09/11(五)</w:t>
+              <w:t>09/12(六)</w:t>
             </w:r>
           </w:p>
         </w:tc>
@@ -3310,7 +3310,7 @@
                 <w:b/>
                 <w:sz w:val="25"/>
               </w:rPr>
-              <w:t>8  1  0  7</w:t>
+              <w:t>6  7  5  8</w:t>
             </w:r>
           </w:p>
         </w:tc>
@@ -3338,7 +3338,7 @@
                 <w:b/>
                 <w:sz w:val="25"/>
               </w:rPr>
-              <w:t>09/12(六)</w:t>
+              <w:t>09/14(一)</w:t>
             </w:r>
           </w:p>
         </w:tc>
@@ -3361,7 +3361,7 @@
                 <w:b/>
                 <w:sz w:val="25"/>
               </w:rPr>
-              <w:t>6  7  5  8</w:t>
+              <w:t>8  5  6  9</w:t>
             </w:r>
           </w:p>
         </w:tc>

--- a/最新開獎紀錄.docx
+++ b/最新開獎紀錄.docx
@@ -173,7 +173,7 @@
                 <w:b/>
                 <w:sz w:val="25"/>
               </w:rPr>
-              <w:t>115000214</w:t>
+              <w:t>115000215</w:t>
             </w:r>
           </w:p>
         </w:tc>
@@ -197,7 +197,7 @@
                 <w:b/>
                 <w:sz w:val="25"/>
               </w:rPr>
-              <w:t>115.09.03</w:t>
+              <w:t>115.09.04</w:t>
             </w:r>
           </w:p>
         </w:tc>
@@ -221,7 +221,7 @@
                 <w:b/>
                 <w:sz w:val="25"/>
               </w:rPr>
-              <w:t>18  19  22  23  34</w:t>
+              <w:t>02  04  15  17  24</w:t>
             </w:r>
           </w:p>
         </w:tc>
@@ -250,7 +250,7 @@
                 <w:b/>
                 <w:sz w:val="25"/>
               </w:rPr>
-              <w:t>115000215</w:t>
+              <w:t>115000216</w:t>
             </w:r>
           </w:p>
         </w:tc>
@@ -274,7 +274,7 @@
                 <w:b/>
                 <w:sz w:val="25"/>
               </w:rPr>
-              <w:t>115.09.04</w:t>
+              <w:t>115.09.05</w:t>
             </w:r>
           </w:p>
         </w:tc>
@@ -298,7 +298,7 @@
                 <w:b/>
                 <w:sz w:val="25"/>
               </w:rPr>
-              <w:t>02  04  15  17  24</w:t>
+              <w:t>03  08  10  28  38</w:t>
             </w:r>
           </w:p>
         </w:tc>
@@ -327,7 +327,7 @@
                 <w:b/>
                 <w:sz w:val="25"/>
               </w:rPr>
-              <w:t>115000216</w:t>
+              <w:t>115000217</w:t>
             </w:r>
           </w:p>
         </w:tc>
@@ -351,7 +351,7 @@
                 <w:b/>
                 <w:sz w:val="25"/>
               </w:rPr>
-              <w:t>115.09.05</w:t>
+              <w:t>115.09.07</w:t>
             </w:r>
           </w:p>
         </w:tc>
@@ -375,7 +375,7 @@
                 <w:b/>
                 <w:sz w:val="25"/>
               </w:rPr>
-              <w:t>03  08  10  28  38</w:t>
+              <w:t>19  25  26  31  35</w:t>
             </w:r>
           </w:p>
         </w:tc>
@@ -404,7 +404,7 @@
                 <w:b/>
                 <w:sz w:val="25"/>
               </w:rPr>
-              <w:t>115000217</w:t>
+              <w:t>115000218</w:t>
             </w:r>
           </w:p>
         </w:tc>
@@ -428,7 +428,7 @@
                 <w:b/>
                 <w:sz w:val="25"/>
               </w:rPr>
-              <w:t>115.09.07</w:t>
+              <w:t>115.09.08</w:t>
             </w:r>
           </w:p>
         </w:tc>
@@ -452,7 +452,7 @@
                 <w:b/>
                 <w:sz w:val="25"/>
               </w:rPr>
-              <w:t>19  25  26  31  35</w:t>
+              <w:t>03  07  25  29  30</w:t>
             </w:r>
           </w:p>
         </w:tc>
@@ -481,7 +481,7 @@
                 <w:b/>
                 <w:sz w:val="25"/>
               </w:rPr>
-              <w:t>115000218</w:t>
+              <w:t>115000219</w:t>
             </w:r>
           </w:p>
         </w:tc>
@@ -505,7 +505,7 @@
                 <w:b/>
                 <w:sz w:val="25"/>
               </w:rPr>
-              <w:t>115.09.08</w:t>
+              <w:t>115.09.09</w:t>
             </w:r>
           </w:p>
         </w:tc>
@@ -529,7 +529,7 @@
                 <w:b/>
                 <w:sz w:val="25"/>
               </w:rPr>
-              <w:t>03  07  25  29  30</w:t>
+              <w:t>05  06  08  28  29</w:t>
             </w:r>
           </w:p>
         </w:tc>
@@ -558,7 +558,7 @@
                 <w:b/>
                 <w:sz w:val="25"/>
               </w:rPr>
-              <w:t>115000219</w:t>
+              <w:t>115000220</w:t>
             </w:r>
           </w:p>
         </w:tc>
@@ -582,7 +582,7 @@
                 <w:b/>
                 <w:sz w:val="25"/>
               </w:rPr>
-              <w:t>115.09.09</w:t>
+              <w:t>115.09.10</w:t>
             </w:r>
           </w:p>
         </w:tc>
@@ -606,7 +606,7 @@
                 <w:b/>
                 <w:sz w:val="25"/>
               </w:rPr>
-              <w:t>05  06  08  28  29</w:t>
+              <w:t>04  14  30  35  38</w:t>
             </w:r>
           </w:p>
         </w:tc>
@@ -635,7 +635,7 @@
                 <w:b/>
                 <w:sz w:val="25"/>
               </w:rPr>
-              <w:t>115000220</w:t>
+              <w:t>115000221</w:t>
             </w:r>
           </w:p>
         </w:tc>
@@ -659,7 +659,7 @@
                 <w:b/>
                 <w:sz w:val="25"/>
               </w:rPr>
-              <w:t>115.09.10</w:t>
+              <w:t>115.09.11</w:t>
             </w:r>
           </w:p>
         </w:tc>
@@ -683,7 +683,7 @@
                 <w:b/>
                 <w:sz w:val="25"/>
               </w:rPr>
-              <w:t>04  14  30  35  38</w:t>
+              <w:t>12  15  23  25  27</w:t>
             </w:r>
           </w:p>
         </w:tc>
@@ -712,7 +712,7 @@
                 <w:b/>
                 <w:sz w:val="25"/>
               </w:rPr>
-              <w:t>115000221</w:t>
+              <w:t>115000222</w:t>
             </w:r>
           </w:p>
         </w:tc>
@@ -736,7 +736,7 @@
                 <w:b/>
                 <w:sz w:val="25"/>
               </w:rPr>
-              <w:t>115.09.11</w:t>
+              <w:t>115.09.12</w:t>
             </w:r>
           </w:p>
         </w:tc>
@@ -760,7 +760,7 @@
                 <w:b/>
                 <w:sz w:val="25"/>
               </w:rPr>
-              <w:t>12  15  23  25  27</w:t>
+              <w:t>06  17  24  25  30</w:t>
             </w:r>
           </w:p>
         </w:tc>
@@ -789,7 +789,7 @@
                 <w:b/>
                 <w:sz w:val="25"/>
               </w:rPr>
-              <w:t>115000222</w:t>
+              <w:t>115000223</w:t>
             </w:r>
           </w:p>
         </w:tc>
@@ -813,7 +813,7 @@
                 <w:b/>
                 <w:sz w:val="25"/>
               </w:rPr>
-              <w:t>115.09.12</w:t>
+              <w:t>115.09.14</w:t>
             </w:r>
           </w:p>
         </w:tc>
@@ -837,7 +837,7 @@
                 <w:b/>
                 <w:sz w:val="25"/>
               </w:rPr>
-              <w:t>06  17  24  25  30</w:t>
+              <w:t>01  15  32  34  39</w:t>
             </w:r>
           </w:p>
         </w:tc>
@@ -866,7 +866,7 @@
                 <w:b/>
                 <w:sz w:val="25"/>
               </w:rPr>
-              <w:t>115000223</w:t>
+              <w:t>115000224</w:t>
             </w:r>
           </w:p>
         </w:tc>
@@ -890,7 +890,7 @@
                 <w:b/>
                 <w:sz w:val="25"/>
               </w:rPr>
-              <w:t>115.09.14</w:t>
+              <w:t>115.09.15</w:t>
             </w:r>
           </w:p>
         </w:tc>
@@ -914,7 +914,7 @@
                 <w:b/>
                 <w:sz w:val="25"/>
               </w:rPr>
-              <w:t>01  15  32  34  39</w:t>
+              <w:t>04  12  23  26  31</w:t>
             </w:r>
           </w:p>
         </w:tc>
@@ -1045,7 +1045,7 @@
                 <w:b/>
                 <w:sz w:val="25"/>
               </w:rPr>
-              <w:t>09/03(四)</w:t>
+              <w:t>09/04(五)</w:t>
             </w:r>
           </w:p>
         </w:tc>
@@ -1069,7 +1069,7 @@
                 <w:b/>
                 <w:sz w:val="25"/>
               </w:rPr>
-              <w:t>5  5  7</w:t>
+              <w:t>2  9  1</w:t>
             </w:r>
           </w:p>
         </w:tc>
@@ -1097,7 +1097,7 @@
                 <w:b/>
                 <w:sz w:val="25"/>
               </w:rPr>
-              <w:t>09/04(五)</w:t>
+              <w:t>09/05(六)</w:t>
             </w:r>
           </w:p>
         </w:tc>
@@ -1120,7 +1120,7 @@
                 <w:b/>
                 <w:sz w:val="25"/>
               </w:rPr>
-              <w:t>2  9  1</w:t>
+              <w:t>0  6  6</w:t>
             </w:r>
           </w:p>
         </w:tc>
@@ -1148,7 +1148,7 @@
                 <w:b/>
                 <w:sz w:val="25"/>
               </w:rPr>
-              <w:t>09/05(六)</w:t>
+              <w:t>09/07(一)</w:t>
             </w:r>
           </w:p>
         </w:tc>
@@ -1171,7 +1171,7 @@
                 <w:b/>
                 <w:sz w:val="25"/>
               </w:rPr>
-              <w:t>0  6  6</w:t>
+              <w:t>4  8  7</w:t>
             </w:r>
           </w:p>
         </w:tc>
@@ -1199,7 +1199,7 @@
                 <w:b/>
                 <w:sz w:val="25"/>
               </w:rPr>
-              <w:t>09/07(一)</w:t>
+              <w:t>09/08(二)</w:t>
             </w:r>
           </w:p>
         </w:tc>
@@ -1222,7 +1222,7 @@
                 <w:b/>
                 <w:sz w:val="25"/>
               </w:rPr>
-              <w:t>4  8  7</w:t>
+              <w:t>7  7  0</w:t>
             </w:r>
           </w:p>
         </w:tc>
@@ -1250,7 +1250,7 @@
                 <w:b/>
                 <w:sz w:val="25"/>
               </w:rPr>
-              <w:t>09/08(二)</w:t>
+              <w:t>09/09(三)</w:t>
             </w:r>
           </w:p>
         </w:tc>
@@ -1273,7 +1273,7 @@
                 <w:b/>
                 <w:sz w:val="25"/>
               </w:rPr>
-              <w:t>7  7  0</w:t>
+              <w:t>7  7  3</w:t>
             </w:r>
           </w:p>
         </w:tc>
@@ -1301,7 +1301,7 @@
                 <w:b/>
                 <w:sz w:val="25"/>
               </w:rPr>
-              <w:t>09/09(三)</w:t>
+              <w:t>09/10(四)</w:t>
             </w:r>
           </w:p>
         </w:tc>
@@ -1324,7 +1324,7 @@
                 <w:b/>
                 <w:sz w:val="25"/>
               </w:rPr>
-              <w:t>7  7  3</w:t>
+              <w:t>9  9  2</w:t>
             </w:r>
           </w:p>
         </w:tc>
@@ -1352,7 +1352,7 @@
                 <w:b/>
                 <w:sz w:val="25"/>
               </w:rPr>
-              <w:t>09/10(四)</w:t>
+              <w:t>09/11(五)</w:t>
             </w:r>
           </w:p>
         </w:tc>
@@ -1375,7 +1375,7 @@
                 <w:b/>
                 <w:sz w:val="25"/>
               </w:rPr>
-              <w:t>9  9  2</w:t>
+              <w:t>0  7  4</w:t>
             </w:r>
           </w:p>
         </w:tc>
@@ -1403,7 +1403,7 @@
                 <w:b/>
                 <w:sz w:val="25"/>
               </w:rPr>
-              <w:t>09/11(五)</w:t>
+              <w:t>09/12(六)</w:t>
             </w:r>
           </w:p>
         </w:tc>
@@ -1426,7 +1426,7 @@
                 <w:b/>
                 <w:sz w:val="25"/>
               </w:rPr>
-              <w:t>0  7  4</w:t>
+              <w:t>4  5  3</w:t>
             </w:r>
           </w:p>
         </w:tc>
@@ -1454,7 +1454,7 @@
                 <w:b/>
                 <w:sz w:val="25"/>
               </w:rPr>
-              <w:t>09/12(六)</w:t>
+              <w:t>09/14(一)</w:t>
             </w:r>
           </w:p>
         </w:tc>
@@ -1477,7 +1477,7 @@
                 <w:b/>
                 <w:sz w:val="25"/>
               </w:rPr>
-              <w:t>4  5  3</w:t>
+              <w:t>8  4  9</w:t>
             </w:r>
           </w:p>
         </w:tc>
@@ -1505,7 +1505,7 @@
                 <w:b/>
                 <w:sz w:val="25"/>
               </w:rPr>
-              <w:t>09/14(一)</w:t>
+              <w:t>09/15(二)</w:t>
             </w:r>
           </w:p>
         </w:tc>
@@ -1528,7 +1528,7 @@
                 <w:b/>
                 <w:sz w:val="25"/>
               </w:rPr>
-              <w:t>8  4  9</w:t>
+              <w:t>7  0  4</w:t>
             </w:r>
           </w:p>
         </w:tc>
@@ -2878,7 +2878,7 @@
                 <w:b/>
                 <w:sz w:val="25"/>
               </w:rPr>
-              <w:t>09/03(四)</w:t>
+              <w:t>09/04(五)</w:t>
             </w:r>
           </w:p>
         </w:tc>
@@ -2902,7 +2902,7 @@
                 <w:b/>
                 <w:sz w:val="25"/>
               </w:rPr>
-              <w:t>6  1  2  9</w:t>
+              <w:t>9  5  0  9</w:t>
             </w:r>
           </w:p>
         </w:tc>
@@ -2930,7 +2930,7 @@
                 <w:b/>
                 <w:sz w:val="25"/>
               </w:rPr>
-              <w:t>09/04(五)</w:t>
+              <w:t>09/05(六)</w:t>
             </w:r>
           </w:p>
         </w:tc>
@@ -2953,7 +2953,7 @@
                 <w:b/>
                 <w:sz w:val="25"/>
               </w:rPr>
-              <w:t>9  5  0  9</w:t>
+              <w:t>1  6  6  3</w:t>
             </w:r>
           </w:p>
         </w:tc>
@@ -2981,7 +2981,7 @@
                 <w:b/>
                 <w:sz w:val="25"/>
               </w:rPr>
-              <w:t>09/05(六)</w:t>
+              <w:t>09/07(一)</w:t>
             </w:r>
           </w:p>
         </w:tc>
@@ -3004,7 +3004,7 @@
                 <w:b/>
                 <w:sz w:val="25"/>
               </w:rPr>
-              <w:t>1  6  6  3</w:t>
+              <w:t>1  9  8  9</w:t>
             </w:r>
           </w:p>
         </w:tc>
@@ -3032,7 +3032,7 @@
                 <w:b/>
                 <w:sz w:val="25"/>
               </w:rPr>
-              <w:t>09/07(一)</w:t>
+              <w:t>09/08(二)</w:t>
             </w:r>
           </w:p>
         </w:tc>
@@ -3055,7 +3055,7 @@
                 <w:b/>
                 <w:sz w:val="25"/>
               </w:rPr>
-              <w:t>1  9  8  9</w:t>
+              <w:t>2  2  1  4</w:t>
             </w:r>
           </w:p>
         </w:tc>
@@ -3083,7 +3083,7 @@
                 <w:b/>
                 <w:sz w:val="25"/>
               </w:rPr>
-              <w:t>09/08(二)</w:t>
+              <w:t>09/09(三)</w:t>
             </w:r>
           </w:p>
         </w:tc>
@@ -3106,7 +3106,7 @@
                 <w:b/>
                 <w:sz w:val="25"/>
               </w:rPr>
-              <w:t>2  2  1  4</w:t>
+              <w:t>5  0  8  8</w:t>
             </w:r>
           </w:p>
         </w:tc>
@@ -3134,7 +3134,7 @@
                 <w:b/>
                 <w:sz w:val="25"/>
               </w:rPr>
-              <w:t>09/09(三)</w:t>
+              <w:t>09/10(四)</w:t>
             </w:r>
           </w:p>
         </w:tc>
@@ -3157,7 +3157,7 @@
                 <w:b/>
                 <w:sz w:val="25"/>
               </w:rPr>
-              <w:t>5  0  8  8</w:t>
+              <w:t>7  3  9  5</w:t>
             </w:r>
           </w:p>
         </w:tc>
@@ -3185,7 +3185,7 @@
                 <w:b/>
                 <w:sz w:val="25"/>
               </w:rPr>
-              <w:t>09/10(四)</w:t>
+              <w:t>09/11(五)</w:t>
             </w:r>
           </w:p>
         </w:tc>
@@ -3208,7 +3208,7 @@
                 <w:b/>
                 <w:sz w:val="25"/>
               </w:rPr>
-              <w:t>7  3  9  5</w:t>
+              <w:t>8  1  0  7</w:t>
             </w:r>
           </w:p>
         </w:tc>
@@ -3236,7 +3236,7 @@
                 <w:b/>
                 <w:sz w:val="25"/>
               </w:rPr>
-              <w:t>09/11(五)</w:t>
+              <w:t>09/12(六)</w:t>
             </w:r>
           </w:p>
         </w:tc>
@@ -3259,7 +3259,7 @@
                 <w:b/>
                 <w:sz w:val="25"/>
               </w:rPr>
-              <w:t>8  1  0  7</w:t>
+              <w:t>6  7  5  8</w:t>
             </w:r>
           </w:p>
         </w:tc>
@@ -3287,7 +3287,7 @@
                 <w:b/>
                 <w:sz w:val="25"/>
               </w:rPr>
-              <w:t>09/12(六)</w:t>
+              <w:t>09/14(一)</w:t>
             </w:r>
           </w:p>
         </w:tc>
@@ -3310,7 +3310,7 @@
                 <w:b/>
                 <w:sz w:val="25"/>
               </w:rPr>
-              <w:t>6  7  5  8</w:t>
+              <w:t>8  5  6  9</w:t>
             </w:r>
           </w:p>
         </w:tc>
@@ -3338,7 +3338,7 @@
                 <w:b/>
                 <w:sz w:val="25"/>
               </w:rPr>
-              <w:t>09/14(一)</w:t>
+              <w:t>09/15(二)</w:t>
             </w:r>
           </w:p>
         </w:tc>
@@ -3361,7 +3361,7 @@
                 <w:b/>
                 <w:sz w:val="25"/>
               </w:rPr>
-              <w:t>8  5  6  9</w:t>
+              <w:t>0  5  6  4</w:t>
             </w:r>
           </w:p>
         </w:tc>
@@ -3586,7 +3586,7 @@
                 <w:b/>
                 <w:sz w:val="25"/>
               </w:rPr>
-              <w:t>115000078</w:t>
+              <w:t>115000079</w:t>
             </w:r>
           </w:p>
         </w:tc>
@@ -3610,7 +3610,7 @@
                 <w:b/>
                 <w:sz w:val="25"/>
               </w:rPr>
-              <w:t>115.08.11</w:t>
+              <w:t>115.08.14</w:t>
             </w:r>
           </w:p>
         </w:tc>
@@ -3634,7 +3634,7 @@
                 <w:b/>
                 <w:sz w:val="25"/>
               </w:rPr>
-              <w:t>08  12  16  24  29  46</w:t>
+              <w:t>05  12  25  33  34  35</w:t>
             </w:r>
           </w:p>
         </w:tc>
@@ -3658,7 +3658,7 @@
                 <w:b/>
                 <w:sz w:val="25"/>
               </w:rPr>
-              <w:t>10</w:t>
+              <w:t>27</w:t>
             </w:r>
           </w:p>
         </w:tc>
@@ -3687,7 +3687,7 @@
                 <w:b/>
                 <w:sz w:val="25"/>
               </w:rPr>
-              <w:t>115000079</w:t>
+              <w:t>115000080</w:t>
             </w:r>
           </w:p>
         </w:tc>
@@ -3711,7 +3711,7 @@
                 <w:b/>
                 <w:sz w:val="25"/>
               </w:rPr>
-              <w:t>115.08.14</w:t>
+              <w:t>115.08.18</w:t>
             </w:r>
           </w:p>
         </w:tc>
@@ -3735,7 +3735,7 @@
                 <w:b/>
                 <w:sz w:val="25"/>
               </w:rPr>
-              <w:t>05  12  25  33  34  35</w:t>
+              <w:t>01  14  25  27  29  43</w:t>
             </w:r>
           </w:p>
         </w:tc>
@@ -3759,7 +3759,7 @@
                 <w:b/>
                 <w:sz w:val="25"/>
               </w:rPr>
-              <w:t>27</w:t>
+              <w:t>02</w:t>
             </w:r>
           </w:p>
         </w:tc>
@@ -3788,7 +3788,7 @@
                 <w:b/>
                 <w:sz w:val="25"/>
               </w:rPr>
-              <w:t>115000080</w:t>
+              <w:t>115000081</w:t>
             </w:r>
           </w:p>
         </w:tc>
@@ -3812,7 +3812,7 @@
                 <w:b/>
                 <w:sz w:val="25"/>
               </w:rPr>
-              <w:t>115.08.18</w:t>
+              <w:t>115.08.21</w:t>
             </w:r>
           </w:p>
         </w:tc>
@@ -3836,7 +3836,7 @@
                 <w:b/>
                 <w:sz w:val="25"/>
               </w:rPr>
-              <w:t>01  14  25  27  29  43</w:t>
+              <w:t>08  14  23  24  26  47</w:t>
             </w:r>
           </w:p>
         </w:tc>
@@ -3860,7 +3860,7 @@
                 <w:b/>
                 <w:sz w:val="25"/>
               </w:rPr>
-              <w:t>02</w:t>
+              <w:t>30</w:t>
             </w:r>
           </w:p>
         </w:tc>
@@ -3889,7 +3889,7 @@
                 <w:b/>
                 <w:sz w:val="25"/>
               </w:rPr>
-              <w:t>115000081</w:t>
+              <w:t>115000082</w:t>
             </w:r>
           </w:p>
         </w:tc>
@@ -3913,7 +3913,7 @@
                 <w:b/>
                 <w:sz w:val="25"/>
               </w:rPr>
-              <w:t>115.08.21</w:t>
+              <w:t>115.08.25</w:t>
             </w:r>
           </w:p>
         </w:tc>
@@ -3937,7 +3937,7 @@
                 <w:b/>
                 <w:sz w:val="25"/>
               </w:rPr>
-              <w:t>08  14  23  24  26  47</w:t>
+              <w:t>12  24  26  32  35  40</w:t>
             </w:r>
           </w:p>
         </w:tc>
@@ -3961,7 +3961,7 @@
                 <w:b/>
                 <w:sz w:val="25"/>
               </w:rPr>
-              <w:t>30</w:t>
+              <w:t>06</w:t>
             </w:r>
           </w:p>
         </w:tc>
@@ -3990,7 +3990,7 @@
                 <w:b/>
                 <w:sz w:val="25"/>
               </w:rPr>
-              <w:t>115000082</w:t>
+              <w:t>115000083</w:t>
             </w:r>
           </w:p>
         </w:tc>
@@ -4014,7 +4014,7 @@
                 <w:b/>
                 <w:sz w:val="25"/>
               </w:rPr>
-              <w:t>115.08.25</w:t>
+              <w:t>115.08.28</w:t>
             </w:r>
           </w:p>
         </w:tc>
@@ -4038,7 +4038,7 @@
                 <w:b/>
                 <w:sz w:val="25"/>
               </w:rPr>
-              <w:t>12  24  26  32  35  40</w:t>
+              <w:t>09  20  23  26  36  44</w:t>
             </w:r>
           </w:p>
         </w:tc>
@@ -4062,7 +4062,7 @@
                 <w:b/>
                 <w:sz w:val="25"/>
               </w:rPr>
-              <w:t>06</w:t>
+              <w:t>04</w:t>
             </w:r>
           </w:p>
         </w:tc>
@@ -4091,7 +4091,7 @@
                 <w:b/>
                 <w:sz w:val="25"/>
               </w:rPr>
-              <w:t>115000083</w:t>
+              <w:t>115000084</w:t>
             </w:r>
           </w:p>
         </w:tc>
@@ -4115,7 +4115,7 @@
                 <w:b/>
                 <w:sz w:val="25"/>
               </w:rPr>
-              <w:t>115.08.28</w:t>
+              <w:t>115.09.01</w:t>
             </w:r>
           </w:p>
         </w:tc>
@@ -4139,7 +4139,7 @@
                 <w:b/>
                 <w:sz w:val="25"/>
               </w:rPr>
-              <w:t>09  20  23  26  36  44</w:t>
+              <w:t>10  16  19  26  29  48</w:t>
             </w:r>
           </w:p>
         </w:tc>
@@ -4163,7 +4163,7 @@
                 <w:b/>
                 <w:sz w:val="25"/>
               </w:rPr>
-              <w:t>04</w:t>
+              <w:t>30</w:t>
             </w:r>
           </w:p>
         </w:tc>
@@ -4192,7 +4192,7 @@
                 <w:b/>
                 <w:sz w:val="25"/>
               </w:rPr>
-              <w:t>115000084</w:t>
+              <w:t>115000085</w:t>
             </w:r>
           </w:p>
         </w:tc>
@@ -4216,7 +4216,7 @@
                 <w:b/>
                 <w:sz w:val="25"/>
               </w:rPr>
-              <w:t>115.09.01</w:t>
+              <w:t>115.09.04</w:t>
             </w:r>
           </w:p>
         </w:tc>
@@ -4240,7 +4240,7 @@
                 <w:b/>
                 <w:sz w:val="25"/>
               </w:rPr>
-              <w:t>10  16  19  26  29  48</w:t>
+              <w:t>03  13  17  18  27  37</w:t>
             </w:r>
           </w:p>
         </w:tc>
@@ -4264,7 +4264,7 @@
                 <w:b/>
                 <w:sz w:val="25"/>
               </w:rPr>
-              <w:t>30</w:t>
+              <w:t>19</w:t>
             </w:r>
           </w:p>
         </w:tc>
@@ -4293,7 +4293,7 @@
                 <w:b/>
                 <w:sz w:val="25"/>
               </w:rPr>
-              <w:t>115000085</w:t>
+              <w:t>115000086</w:t>
             </w:r>
           </w:p>
         </w:tc>
@@ -4317,7 +4317,7 @@
                 <w:b/>
                 <w:sz w:val="25"/>
               </w:rPr>
-              <w:t>115.09.04</w:t>
+              <w:t>115.09.08</w:t>
             </w:r>
           </w:p>
         </w:tc>
@@ -4341,7 +4341,7 @@
                 <w:b/>
                 <w:sz w:val="25"/>
               </w:rPr>
-              <w:t>03  13  17  18  27  37</w:t>
+              <w:t>03  15  28  35  47  49</w:t>
             </w:r>
           </w:p>
         </w:tc>
@@ -4365,7 +4365,7 @@
                 <w:b/>
                 <w:sz w:val="25"/>
               </w:rPr>
-              <w:t>19</w:t>
+              <w:t>27</w:t>
             </w:r>
           </w:p>
         </w:tc>
@@ -4394,7 +4394,7 @@
                 <w:b/>
                 <w:sz w:val="25"/>
               </w:rPr>
-              <w:t>115000086</w:t>
+              <w:t>115000087</w:t>
             </w:r>
           </w:p>
         </w:tc>
@@ -4418,7 +4418,7 @@
                 <w:b/>
                 <w:sz w:val="25"/>
               </w:rPr>
-              <w:t>115.09.08</w:t>
+              <w:t>115.09.11</w:t>
             </w:r>
           </w:p>
         </w:tc>
@@ -4442,7 +4442,7 @@
                 <w:b/>
                 <w:sz w:val="25"/>
               </w:rPr>
-              <w:t>03  15  28  35  47  49</w:t>
+              <w:t>12  15  19  27  43  48</w:t>
             </w:r>
           </w:p>
         </w:tc>
@@ -4466,7 +4466,7 @@
                 <w:b/>
                 <w:sz w:val="25"/>
               </w:rPr>
-              <w:t>27</w:t>
+              <w:t>25</w:t>
             </w:r>
           </w:p>
         </w:tc>
@@ -4495,7 +4495,7 @@
                 <w:b/>
                 <w:sz w:val="25"/>
               </w:rPr>
-              <w:t>115000087</w:t>
+              <w:t>115000088</w:t>
             </w:r>
           </w:p>
         </w:tc>
@@ -4519,7 +4519,7 @@
                 <w:b/>
                 <w:sz w:val="25"/>
               </w:rPr>
-              <w:t>115.09.11</w:t>
+              <w:t>115.09.15</w:t>
             </w:r>
           </w:p>
         </w:tc>
@@ -4543,7 +4543,7 @@
                 <w:b/>
                 <w:sz w:val="25"/>
               </w:rPr>
-              <w:t>12  15  19  27  43  48</w:t>
+              <w:t>02  03  18  21  22  39</w:t>
             </w:r>
           </w:p>
         </w:tc>
@@ -4567,7 +4567,7 @@
                 <w:b/>
                 <w:sz w:val="25"/>
               </w:rPr>
-              <w:t>25</w:t>
+              <w:t>07</w:t>
             </w:r>
           </w:p>
         </w:tc>

--- a/最新開獎紀錄.docx
+++ b/最新開獎紀錄.docx
@@ -173,7 +173,7 @@
                 <w:b/>
                 <w:sz w:val="25"/>
               </w:rPr>
-              <w:t>115000215</w:t>
+              <w:t>115000216</w:t>
             </w:r>
           </w:p>
         </w:tc>
@@ -197,7 +197,7 @@
                 <w:b/>
                 <w:sz w:val="25"/>
               </w:rPr>
-              <w:t>115.09.04</w:t>
+              <w:t>115.09.05</w:t>
             </w:r>
           </w:p>
         </w:tc>
@@ -221,7 +221,7 @@
                 <w:b/>
                 <w:sz w:val="25"/>
               </w:rPr>
-              <w:t>02  04  15  17  24</w:t>
+              <w:t>03  08  10  28  38</w:t>
             </w:r>
           </w:p>
         </w:tc>
@@ -250,7 +250,7 @@
                 <w:b/>
                 <w:sz w:val="25"/>
               </w:rPr>
-              <w:t>115000216</w:t>
+              <w:t>115000217</w:t>
             </w:r>
           </w:p>
         </w:tc>
@@ -274,7 +274,7 @@
                 <w:b/>
                 <w:sz w:val="25"/>
               </w:rPr>
-              <w:t>115.09.05</w:t>
+              <w:t>115.09.07</w:t>
             </w:r>
           </w:p>
         </w:tc>
@@ -298,7 +298,7 @@
                 <w:b/>
                 <w:sz w:val="25"/>
               </w:rPr>
-              <w:t>03  08  10  28  38</w:t>
+              <w:t>19  25  26  31  35</w:t>
             </w:r>
           </w:p>
         </w:tc>
@@ -327,7 +327,7 @@
                 <w:b/>
                 <w:sz w:val="25"/>
               </w:rPr>
-              <w:t>115000217</w:t>
+              <w:t>115000218</w:t>
             </w:r>
           </w:p>
         </w:tc>
@@ -351,7 +351,7 @@
                 <w:b/>
                 <w:sz w:val="25"/>
               </w:rPr>
-              <w:t>115.09.07</w:t>
+              <w:t>115.09.08</w:t>
             </w:r>
           </w:p>
         </w:tc>
@@ -375,7 +375,7 @@
                 <w:b/>
                 <w:sz w:val="25"/>
               </w:rPr>
-              <w:t>19  25  26  31  35</w:t>
+              <w:t>03  07  25  29  30</w:t>
             </w:r>
           </w:p>
         </w:tc>
@@ -404,7 +404,7 @@
                 <w:b/>
                 <w:sz w:val="25"/>
               </w:rPr>
-              <w:t>115000218</w:t>
+              <w:t>115000219</w:t>
             </w:r>
           </w:p>
         </w:tc>
@@ -428,7 +428,7 @@
                 <w:b/>
                 <w:sz w:val="25"/>
               </w:rPr>
-              <w:t>115.09.08</w:t>
+              <w:t>115.09.09</w:t>
             </w:r>
           </w:p>
         </w:tc>
@@ -452,7 +452,7 @@
                 <w:b/>
                 <w:sz w:val="25"/>
               </w:rPr>
-              <w:t>03  07  25  29  30</w:t>
+              <w:t>05  06  08  28  29</w:t>
             </w:r>
           </w:p>
         </w:tc>
@@ -481,7 +481,7 @@
                 <w:b/>
                 <w:sz w:val="25"/>
               </w:rPr>
-              <w:t>115000219</w:t>
+              <w:t>115000220</w:t>
             </w:r>
           </w:p>
         </w:tc>
@@ -505,7 +505,7 @@
                 <w:b/>
                 <w:sz w:val="25"/>
               </w:rPr>
-              <w:t>115.09.09</w:t>
+              <w:t>115.09.10</w:t>
             </w:r>
           </w:p>
         </w:tc>
@@ -529,7 +529,7 @@
                 <w:b/>
                 <w:sz w:val="25"/>
               </w:rPr>
-              <w:t>05  06  08  28  29</w:t>
+              <w:t>04  14  30  35  38</w:t>
             </w:r>
           </w:p>
         </w:tc>
@@ -558,7 +558,7 @@
                 <w:b/>
                 <w:sz w:val="25"/>
               </w:rPr>
-              <w:t>115000220</w:t>
+              <w:t>115000221</w:t>
             </w:r>
           </w:p>
         </w:tc>
@@ -582,7 +582,7 @@
                 <w:b/>
                 <w:sz w:val="25"/>
               </w:rPr>
-              <w:t>115.09.10</w:t>
+              <w:t>115.09.11</w:t>
             </w:r>
           </w:p>
         </w:tc>
@@ -606,7 +606,7 @@
                 <w:b/>
                 <w:sz w:val="25"/>
               </w:rPr>
-              <w:t>04  14  30  35  38</w:t>
+              <w:t>12  15  23  25  27</w:t>
             </w:r>
           </w:p>
         </w:tc>
@@ -635,7 +635,7 @@
                 <w:b/>
                 <w:sz w:val="25"/>
               </w:rPr>
-              <w:t>115000221</w:t>
+              <w:t>115000222</w:t>
             </w:r>
           </w:p>
         </w:tc>
@@ -659,7 +659,7 @@
                 <w:b/>
                 <w:sz w:val="25"/>
               </w:rPr>
-              <w:t>115.09.11</w:t>
+              <w:t>115.09.12</w:t>
             </w:r>
           </w:p>
         </w:tc>
@@ -683,7 +683,7 @@
                 <w:b/>
                 <w:sz w:val="25"/>
               </w:rPr>
-              <w:t>12  15  23  25  27</w:t>
+              <w:t>06  17  24  25  30</w:t>
             </w:r>
           </w:p>
         </w:tc>
@@ -712,7 +712,7 @@
                 <w:b/>
                 <w:sz w:val="25"/>
               </w:rPr>
-              <w:t>115000222</w:t>
+              <w:t>115000223</w:t>
             </w:r>
           </w:p>
         </w:tc>
@@ -736,7 +736,7 @@
                 <w:b/>
                 <w:sz w:val="25"/>
               </w:rPr>
-              <w:t>115.09.12</w:t>
+              <w:t>115.09.14</w:t>
             </w:r>
           </w:p>
         </w:tc>
@@ -760,7 +760,7 @@
                 <w:b/>
                 <w:sz w:val="25"/>
               </w:rPr>
-              <w:t>06  17  24  25  30</w:t>
+              <w:t>01  15  32  34  39</w:t>
             </w:r>
           </w:p>
         </w:tc>
@@ -789,7 +789,7 @@
                 <w:b/>
                 <w:sz w:val="25"/>
               </w:rPr>
-              <w:t>115000223</w:t>
+              <w:t>115000224</w:t>
             </w:r>
           </w:p>
         </w:tc>
@@ -813,7 +813,7 @@
                 <w:b/>
                 <w:sz w:val="25"/>
               </w:rPr>
-              <w:t>115.09.14</w:t>
+              <w:t>115.09.15</w:t>
             </w:r>
           </w:p>
         </w:tc>
@@ -837,7 +837,7 @@
                 <w:b/>
                 <w:sz w:val="25"/>
               </w:rPr>
-              <w:t>01  15  32  34  39</w:t>
+              <w:t>04  12  23  26  31</w:t>
             </w:r>
           </w:p>
         </w:tc>
@@ -866,7 +866,7 @@
                 <w:b/>
                 <w:sz w:val="25"/>
               </w:rPr>
-              <w:t>115000224</w:t>
+              <w:t>115000225</w:t>
             </w:r>
           </w:p>
         </w:tc>
@@ -890,7 +890,7 @@
                 <w:b/>
                 <w:sz w:val="25"/>
               </w:rPr>
-              <w:t>115.09.15</w:t>
+              <w:t>115.09.16</w:t>
             </w:r>
           </w:p>
         </w:tc>
@@ -914,7 +914,7 @@
                 <w:b/>
                 <w:sz w:val="25"/>
               </w:rPr>
-              <w:t>04  12  23  26  31</w:t>
+              <w:t>07  08  12  13  19</w:t>
             </w:r>
           </w:p>
         </w:tc>
@@ -1045,7 +1045,7 @@
                 <w:b/>
                 <w:sz w:val="25"/>
               </w:rPr>
-              <w:t>09/04(五)</w:t>
+              <w:t>09/05(六)</w:t>
             </w:r>
           </w:p>
         </w:tc>
@@ -1069,7 +1069,7 @@
                 <w:b/>
                 <w:sz w:val="25"/>
               </w:rPr>
-              <w:t>2  9  1</w:t>
+              <w:t>0  6  6</w:t>
             </w:r>
           </w:p>
         </w:tc>
@@ -1097,7 +1097,7 @@
                 <w:b/>
                 <w:sz w:val="25"/>
               </w:rPr>
-              <w:t>09/05(六)</w:t>
+              <w:t>09/07(一)</w:t>
             </w:r>
           </w:p>
         </w:tc>
@@ -1120,7 +1120,7 @@
                 <w:b/>
                 <w:sz w:val="25"/>
               </w:rPr>
-              <w:t>0  6  6</w:t>
+              <w:t>4  8  7</w:t>
             </w:r>
           </w:p>
         </w:tc>
@@ -1148,7 +1148,7 @@
                 <w:b/>
                 <w:sz w:val="25"/>
               </w:rPr>
-              <w:t>09/07(一)</w:t>
+              <w:t>09/08(二)</w:t>
             </w:r>
           </w:p>
         </w:tc>
@@ -1171,7 +1171,7 @@
                 <w:b/>
                 <w:sz w:val="25"/>
               </w:rPr>
-              <w:t>4  8  7</w:t>
+              <w:t>7  7  0</w:t>
             </w:r>
           </w:p>
         </w:tc>
@@ -1199,7 +1199,7 @@
                 <w:b/>
                 <w:sz w:val="25"/>
               </w:rPr>
-              <w:t>09/08(二)</w:t>
+              <w:t>09/09(三)</w:t>
             </w:r>
           </w:p>
         </w:tc>
@@ -1222,7 +1222,7 @@
                 <w:b/>
                 <w:sz w:val="25"/>
               </w:rPr>
-              <w:t>7  7  0</w:t>
+              <w:t>7  7  3</w:t>
             </w:r>
           </w:p>
         </w:tc>
@@ -1250,7 +1250,7 @@
                 <w:b/>
                 <w:sz w:val="25"/>
               </w:rPr>
-              <w:t>09/09(三)</w:t>
+              <w:t>09/10(四)</w:t>
             </w:r>
           </w:p>
         </w:tc>
@@ -1273,7 +1273,7 @@
                 <w:b/>
                 <w:sz w:val="25"/>
               </w:rPr>
-              <w:t>7  7  3</w:t>
+              <w:t>9  9  2</w:t>
             </w:r>
           </w:p>
         </w:tc>
@@ -1301,7 +1301,7 @@
                 <w:b/>
                 <w:sz w:val="25"/>
               </w:rPr>
-              <w:t>09/10(四)</w:t>
+              <w:t>09/11(五)</w:t>
             </w:r>
           </w:p>
         </w:tc>
@@ -1324,7 +1324,7 @@
                 <w:b/>
                 <w:sz w:val="25"/>
               </w:rPr>
-              <w:t>9  9  2</w:t>
+              <w:t>0  7  4</w:t>
             </w:r>
           </w:p>
         </w:tc>
@@ -1352,7 +1352,7 @@
                 <w:b/>
                 <w:sz w:val="25"/>
               </w:rPr>
-              <w:t>09/11(五)</w:t>
+              <w:t>09/12(六)</w:t>
             </w:r>
           </w:p>
         </w:tc>
@@ -1375,7 +1375,7 @@
                 <w:b/>
                 <w:sz w:val="25"/>
               </w:rPr>
-              <w:t>0  7  4</w:t>
+              <w:t>4  5  3</w:t>
             </w:r>
           </w:p>
         </w:tc>
@@ -1403,7 +1403,7 @@
                 <w:b/>
                 <w:sz w:val="25"/>
               </w:rPr>
-              <w:t>09/12(六)</w:t>
+              <w:t>09/14(一)</w:t>
             </w:r>
           </w:p>
         </w:tc>
@@ -1426,7 +1426,7 @@
                 <w:b/>
                 <w:sz w:val="25"/>
               </w:rPr>
-              <w:t>4  5  3</w:t>
+              <w:t>8  4  9</w:t>
             </w:r>
           </w:p>
         </w:tc>
@@ -1454,7 +1454,7 @@
                 <w:b/>
                 <w:sz w:val="25"/>
               </w:rPr>
-              <w:t>09/14(一)</w:t>
+              <w:t>09/15(二)</w:t>
             </w:r>
           </w:p>
         </w:tc>
@@ -1477,7 +1477,7 @@
                 <w:b/>
                 <w:sz w:val="25"/>
               </w:rPr>
-              <w:t>8  4  9</w:t>
+              <w:t>7  0  4</w:t>
             </w:r>
           </w:p>
         </w:tc>
@@ -1505,7 +1505,7 @@
                 <w:b/>
                 <w:sz w:val="25"/>
               </w:rPr>
-              <w:t>09/15(二)</w:t>
+              <w:t>09/16(三)</w:t>
             </w:r>
           </w:p>
         </w:tc>
@@ -1528,7 +1528,7 @@
                 <w:b/>
                 <w:sz w:val="25"/>
               </w:rPr>
-              <w:t>7  0  4</w:t>
+              <w:t>4  0  0</w:t>
             </w:r>
           </w:p>
         </w:tc>
@@ -2878,7 +2878,7 @@
                 <w:b/>
                 <w:sz w:val="25"/>
               </w:rPr>
-              <w:t>09/04(五)</w:t>
+              <w:t>09/05(六)</w:t>
             </w:r>
           </w:p>
         </w:tc>
@@ -2902,7 +2902,7 @@
                 <w:b/>
                 <w:sz w:val="25"/>
               </w:rPr>
-              <w:t>9  5  0  9</w:t>
+              <w:t>1  6  6  3</w:t>
             </w:r>
           </w:p>
         </w:tc>
@@ -2930,7 +2930,7 @@
                 <w:b/>
                 <w:sz w:val="25"/>
               </w:rPr>
-              <w:t>09/05(六)</w:t>
+              <w:t>09/07(一)</w:t>
             </w:r>
           </w:p>
         </w:tc>
@@ -2953,7 +2953,7 @@
                 <w:b/>
                 <w:sz w:val="25"/>
               </w:rPr>
-              <w:t>1  6  6  3</w:t>
+              <w:t>1  9  8  9</w:t>
             </w:r>
           </w:p>
         </w:tc>
@@ -2981,7 +2981,7 @@
                 <w:b/>
                 <w:sz w:val="25"/>
               </w:rPr>
-              <w:t>09/07(一)</w:t>
+              <w:t>09/08(二)</w:t>
             </w:r>
           </w:p>
         </w:tc>
@@ -3004,7 +3004,7 @@
                 <w:b/>
                 <w:sz w:val="25"/>
               </w:rPr>
-              <w:t>1  9  8  9</w:t>
+              <w:t>2  2  1  4</w:t>
             </w:r>
           </w:p>
         </w:tc>
@@ -3032,7 +3032,7 @@
                 <w:b/>
                 <w:sz w:val="25"/>
               </w:rPr>
-              <w:t>09/08(二)</w:t>
+              <w:t>09/09(三)</w:t>
             </w:r>
           </w:p>
         </w:tc>
@@ -3055,7 +3055,7 @@
                 <w:b/>
                 <w:sz w:val="25"/>
               </w:rPr>
-              <w:t>2  2  1  4</w:t>
+              <w:t>5  0  8  8</w:t>
             </w:r>
           </w:p>
         </w:tc>
@@ -3083,7 +3083,7 @@
                 <w:b/>
                 <w:sz w:val="25"/>
               </w:rPr>
-              <w:t>09/09(三)</w:t>
+              <w:t>09/10(四)</w:t>
             </w:r>
           </w:p>
         </w:tc>
@@ -3106,7 +3106,7 @@
                 <w:b/>
                 <w:sz w:val="25"/>
               </w:rPr>
-              <w:t>5  0  8  8</w:t>
+              <w:t>7  3  9  5</w:t>
             </w:r>
           </w:p>
         </w:tc>
@@ -3134,7 +3134,7 @@
                 <w:b/>
                 <w:sz w:val="25"/>
               </w:rPr>
-              <w:t>09/10(四)</w:t>
+              <w:t>09/11(五)</w:t>
             </w:r>
           </w:p>
         </w:tc>
@@ -3157,7 +3157,7 @@
                 <w:b/>
                 <w:sz w:val="25"/>
               </w:rPr>
-              <w:t>7  3  9  5</w:t>
+              <w:t>8  1  0  7</w:t>
             </w:r>
           </w:p>
         </w:tc>
@@ -3185,7 +3185,7 @@
                 <w:b/>
                 <w:sz w:val="25"/>
               </w:rPr>
-              <w:t>09/11(五)</w:t>
+              <w:t>09/12(六)</w:t>
             </w:r>
           </w:p>
         </w:tc>
@@ -3208,7 +3208,7 @@
                 <w:b/>
                 <w:sz w:val="25"/>
               </w:rPr>
-              <w:t>8  1  0  7</w:t>
+              <w:t>6  7  5  8</w:t>
             </w:r>
           </w:p>
         </w:tc>
@@ -3236,7 +3236,7 @@
                 <w:b/>
                 <w:sz w:val="25"/>
               </w:rPr>
-              <w:t>09/12(六)</w:t>
+              <w:t>09/14(一)</w:t>
             </w:r>
           </w:p>
         </w:tc>
@@ -3259,7 +3259,7 @@
                 <w:b/>
                 <w:sz w:val="25"/>
               </w:rPr>
-              <w:t>6  7  5  8</w:t>
+              <w:t>8  5  6  9</w:t>
             </w:r>
           </w:p>
         </w:tc>
@@ -3287,7 +3287,7 @@
                 <w:b/>
                 <w:sz w:val="25"/>
               </w:rPr>
-              <w:t>09/14(一)</w:t>
+              <w:t>09/15(二)</w:t>
             </w:r>
           </w:p>
         </w:tc>
@@ -3310,7 +3310,7 @@
                 <w:b/>
                 <w:sz w:val="25"/>
               </w:rPr>
-              <w:t>8  5  6  9</w:t>
+              <w:t>0  5  6  4</w:t>
             </w:r>
           </w:p>
         </w:tc>
@@ -3338,7 +3338,7 @@
                 <w:b/>
                 <w:sz w:val="25"/>
               </w:rPr>
-              <w:t>09/15(二)</w:t>
+              <w:t>09/16(三)</w:t>
             </w:r>
           </w:p>
         </w:tc>
@@ -3361,7 +3361,7 @@
                 <w:b/>
                 <w:sz w:val="25"/>
               </w:rPr>
-              <w:t>0  5  6  4</w:t>
+              <w:t>4  6  4  1</w:t>
             </w:r>
           </w:p>
         </w:tc>

--- a/最新開獎紀錄.docx
+++ b/最新開獎紀錄.docx
@@ -173,7 +173,7 @@
                 <w:b/>
                 <w:sz w:val="25"/>
               </w:rPr>
-              <w:t>115000216</w:t>
+              <w:t>115000217</w:t>
             </w:r>
           </w:p>
         </w:tc>
@@ -197,7 +197,7 @@
                 <w:b/>
                 <w:sz w:val="25"/>
               </w:rPr>
-              <w:t>115.09.05</w:t>
+              <w:t>115.09.07</w:t>
             </w:r>
           </w:p>
         </w:tc>
@@ -221,7 +221,7 @@
                 <w:b/>
                 <w:sz w:val="25"/>
               </w:rPr>
-              <w:t>03  08  10  28  38</w:t>
+              <w:t>19  25  26  31  35</w:t>
             </w:r>
           </w:p>
         </w:tc>
@@ -250,7 +250,7 @@
                 <w:b/>
                 <w:sz w:val="25"/>
               </w:rPr>
-              <w:t>115000217</w:t>
+              <w:t>115000218</w:t>
             </w:r>
           </w:p>
         </w:tc>
@@ -274,7 +274,7 @@
                 <w:b/>
                 <w:sz w:val="25"/>
               </w:rPr>
-              <w:t>115.09.07</w:t>
+              <w:t>115.09.08</w:t>
             </w:r>
           </w:p>
         </w:tc>
@@ -298,7 +298,7 @@
                 <w:b/>
                 <w:sz w:val="25"/>
               </w:rPr>
-              <w:t>19  25  26  31  35</w:t>
+              <w:t>03  07  25  29  30</w:t>
             </w:r>
           </w:p>
         </w:tc>
@@ -327,7 +327,7 @@
                 <w:b/>
                 <w:sz w:val="25"/>
               </w:rPr>
-              <w:t>115000218</w:t>
+              <w:t>115000219</w:t>
             </w:r>
           </w:p>
         </w:tc>
@@ -351,7 +351,7 @@
                 <w:b/>
                 <w:sz w:val="25"/>
               </w:rPr>
-              <w:t>115.09.08</w:t>
+              <w:t>115.09.09</w:t>
             </w:r>
           </w:p>
         </w:tc>
@@ -375,7 +375,7 @@
                 <w:b/>
                 <w:sz w:val="25"/>
               </w:rPr>
-              <w:t>03  07  25  29  30</w:t>
+              <w:t>05  06  08  28  29</w:t>
             </w:r>
           </w:p>
         </w:tc>
@@ -404,7 +404,7 @@
                 <w:b/>
                 <w:sz w:val="25"/>
               </w:rPr>
-              <w:t>115000219</w:t>
+              <w:t>115000220</w:t>
             </w:r>
           </w:p>
         </w:tc>
@@ -428,7 +428,7 @@
                 <w:b/>
                 <w:sz w:val="25"/>
               </w:rPr>
-              <w:t>115.09.09</w:t>
+              <w:t>115.09.10</w:t>
             </w:r>
           </w:p>
         </w:tc>
@@ -452,7 +452,7 @@
                 <w:b/>
                 <w:sz w:val="25"/>
               </w:rPr>
-              <w:t>05  06  08  28  29</w:t>
+              <w:t>04  14  30  35  38</w:t>
             </w:r>
           </w:p>
         </w:tc>
@@ -481,7 +481,7 @@
                 <w:b/>
                 <w:sz w:val="25"/>
               </w:rPr>
-              <w:t>115000220</w:t>
+              <w:t>115000221</w:t>
             </w:r>
           </w:p>
         </w:tc>
@@ -505,7 +505,7 @@
                 <w:b/>
                 <w:sz w:val="25"/>
               </w:rPr>
-              <w:t>115.09.10</w:t>
+              <w:t>115.09.11</w:t>
             </w:r>
           </w:p>
         </w:tc>
@@ -529,7 +529,7 @@
                 <w:b/>
                 <w:sz w:val="25"/>
               </w:rPr>
-              <w:t>04  14  30  35  38</w:t>
+              <w:t>12  15  23  25  27</w:t>
             </w:r>
           </w:p>
         </w:tc>
@@ -558,7 +558,7 @@
                 <w:b/>
                 <w:sz w:val="25"/>
               </w:rPr>
-              <w:t>115000221</w:t>
+              <w:t>115000222</w:t>
             </w:r>
           </w:p>
         </w:tc>
@@ -582,7 +582,7 @@
                 <w:b/>
                 <w:sz w:val="25"/>
               </w:rPr>
-              <w:t>115.09.11</w:t>
+              <w:t>115.09.12</w:t>
             </w:r>
           </w:p>
         </w:tc>
@@ -606,7 +606,7 @@
                 <w:b/>
                 <w:sz w:val="25"/>
               </w:rPr>
-              <w:t>12  15  23  25  27</w:t>
+              <w:t>06  17  24  25  30</w:t>
             </w:r>
           </w:p>
         </w:tc>
@@ -635,7 +635,7 @@
                 <w:b/>
                 <w:sz w:val="25"/>
               </w:rPr>
-              <w:t>115000222</w:t>
+              <w:t>115000223</w:t>
             </w:r>
           </w:p>
         </w:tc>
@@ -659,7 +659,7 @@
                 <w:b/>
                 <w:sz w:val="25"/>
               </w:rPr>
-              <w:t>115.09.12</w:t>
+              <w:t>115.09.14</w:t>
             </w:r>
           </w:p>
         </w:tc>
@@ -683,7 +683,7 @@
                 <w:b/>
                 <w:sz w:val="25"/>
               </w:rPr>
-              <w:t>06  17  24  25  30</w:t>
+              <w:t>01  15  32  34  39</w:t>
             </w:r>
           </w:p>
         </w:tc>
@@ -712,7 +712,7 @@
                 <w:b/>
                 <w:sz w:val="25"/>
               </w:rPr>
-              <w:t>115000223</w:t>
+              <w:t>115000224</w:t>
             </w:r>
           </w:p>
         </w:tc>
@@ -736,7 +736,7 @@
                 <w:b/>
                 <w:sz w:val="25"/>
               </w:rPr>
-              <w:t>115.09.14</w:t>
+              <w:t>115.09.15</w:t>
             </w:r>
           </w:p>
         </w:tc>
@@ -760,7 +760,7 @@
                 <w:b/>
                 <w:sz w:val="25"/>
               </w:rPr>
-              <w:t>01  15  32  34  39</w:t>
+              <w:t>04  12  23  26  31</w:t>
             </w:r>
           </w:p>
         </w:tc>
@@ -789,7 +789,7 @@
                 <w:b/>
                 <w:sz w:val="25"/>
               </w:rPr>
-              <w:t>115000224</w:t>
+              <w:t>115000225</w:t>
             </w:r>
           </w:p>
         </w:tc>
@@ -813,7 +813,7 @@
                 <w:b/>
                 <w:sz w:val="25"/>
               </w:rPr>
-              <w:t>115.09.15</w:t>
+              <w:t>115.09.16</w:t>
             </w:r>
           </w:p>
         </w:tc>
@@ -837,7 +837,7 @@
                 <w:b/>
                 <w:sz w:val="25"/>
               </w:rPr>
-              <w:t>04  12  23  26  31</w:t>
+              <w:t>07  08  12  13  19</w:t>
             </w:r>
           </w:p>
         </w:tc>
@@ -866,7 +866,7 @@
                 <w:b/>
                 <w:sz w:val="25"/>
               </w:rPr>
-              <w:t>115000225</w:t>
+              <w:t>115000226</w:t>
             </w:r>
           </w:p>
         </w:tc>
@@ -890,7 +890,7 @@
                 <w:b/>
                 <w:sz w:val="25"/>
               </w:rPr>
-              <w:t>115.09.16</w:t>
+              <w:t>115.09.17</w:t>
             </w:r>
           </w:p>
         </w:tc>
@@ -914,7 +914,7 @@
                 <w:b/>
                 <w:sz w:val="25"/>
               </w:rPr>
-              <w:t>07  08  12  13  19</w:t>
+              <w:t>02  08  11  12  34</w:t>
             </w:r>
           </w:p>
         </w:tc>
@@ -1045,7 +1045,7 @@
                 <w:b/>
                 <w:sz w:val="25"/>
               </w:rPr>
-              <w:t>09/05(六)</w:t>
+              <w:t>09/07(一)</w:t>
             </w:r>
           </w:p>
         </w:tc>
@@ -1069,7 +1069,7 @@
                 <w:b/>
                 <w:sz w:val="25"/>
               </w:rPr>
-              <w:t>0  6  6</w:t>
+              <w:t>4  8  7</w:t>
             </w:r>
           </w:p>
         </w:tc>
@@ -1097,7 +1097,7 @@
                 <w:b/>
                 <w:sz w:val="25"/>
               </w:rPr>
-              <w:t>09/07(一)</w:t>
+              <w:t>09/08(二)</w:t>
             </w:r>
           </w:p>
         </w:tc>
@@ -1120,7 +1120,7 @@
                 <w:b/>
                 <w:sz w:val="25"/>
               </w:rPr>
-              <w:t>4  8  7</w:t>
+              <w:t>7  7  0</w:t>
             </w:r>
           </w:p>
         </w:tc>
@@ -1148,7 +1148,7 @@
                 <w:b/>
                 <w:sz w:val="25"/>
               </w:rPr>
-              <w:t>09/08(二)</w:t>
+              <w:t>09/09(三)</w:t>
             </w:r>
           </w:p>
         </w:tc>
@@ -1171,7 +1171,7 @@
                 <w:b/>
                 <w:sz w:val="25"/>
               </w:rPr>
-              <w:t>7  7  0</w:t>
+              <w:t>7  7  3</w:t>
             </w:r>
           </w:p>
         </w:tc>
@@ -1199,7 +1199,7 @@
                 <w:b/>
                 <w:sz w:val="25"/>
               </w:rPr>
-              <w:t>09/09(三)</w:t>
+              <w:t>09/10(四)</w:t>
             </w:r>
           </w:p>
         </w:tc>
@@ -1222,7 +1222,7 @@
                 <w:b/>
                 <w:sz w:val="25"/>
               </w:rPr>
-              <w:t>7  7  3</w:t>
+              <w:t>9  9  2</w:t>
             </w:r>
           </w:p>
         </w:tc>
@@ -1250,7 +1250,7 @@
                 <w:b/>
                 <w:sz w:val="25"/>
               </w:rPr>
-              <w:t>09/10(四)</w:t>
+              <w:t>09/11(五)</w:t>
             </w:r>
           </w:p>
         </w:tc>
@@ -1273,7 +1273,7 @@
                 <w:b/>
                 <w:sz w:val="25"/>
               </w:rPr>
-              <w:t>9  9  2</w:t>
+              <w:t>0  7  4</w:t>
             </w:r>
           </w:p>
         </w:tc>
@@ -1301,7 +1301,7 @@
                 <w:b/>
                 <w:sz w:val="25"/>
               </w:rPr>
-              <w:t>09/11(五)</w:t>
+              <w:t>09/12(六)</w:t>
             </w:r>
           </w:p>
         </w:tc>
@@ -1324,7 +1324,7 @@
                 <w:b/>
                 <w:sz w:val="25"/>
               </w:rPr>
-              <w:t>0  7  4</w:t>
+              <w:t>4  5  3</w:t>
             </w:r>
           </w:p>
         </w:tc>
@@ -1352,7 +1352,7 @@
                 <w:b/>
                 <w:sz w:val="25"/>
               </w:rPr>
-              <w:t>09/12(六)</w:t>
+              <w:t>09/14(一)</w:t>
             </w:r>
           </w:p>
         </w:tc>
@@ -1375,7 +1375,7 @@
                 <w:b/>
                 <w:sz w:val="25"/>
               </w:rPr>
-              <w:t>4  5  3</w:t>
+              <w:t>8  4  9</w:t>
             </w:r>
           </w:p>
         </w:tc>
@@ -1403,7 +1403,7 @@
                 <w:b/>
                 <w:sz w:val="25"/>
               </w:rPr>
-              <w:t>09/14(一)</w:t>
+              <w:t>09/15(二)</w:t>
             </w:r>
           </w:p>
         </w:tc>
@@ -1426,7 +1426,7 @@
                 <w:b/>
                 <w:sz w:val="25"/>
               </w:rPr>
-              <w:t>8  4  9</w:t>
+              <w:t>7  0  4</w:t>
             </w:r>
           </w:p>
         </w:tc>
@@ -1454,7 +1454,7 @@
                 <w:b/>
                 <w:sz w:val="25"/>
               </w:rPr>
-              <w:t>09/15(二)</w:t>
+              <w:t>09/16(三)</w:t>
             </w:r>
           </w:p>
         </w:tc>
@@ -1477,7 +1477,7 @@
                 <w:b/>
                 <w:sz w:val="25"/>
               </w:rPr>
-              <w:t>7  0  4</w:t>
+              <w:t>4  0  0</w:t>
             </w:r>
           </w:p>
         </w:tc>
@@ -1505,7 +1505,7 @@
                 <w:b/>
                 <w:sz w:val="25"/>
               </w:rPr>
-              <w:t>09/16(三)</w:t>
+              <w:t>09/17(四)</w:t>
             </w:r>
           </w:p>
         </w:tc>
@@ -1528,7 +1528,7 @@
                 <w:b/>
                 <w:sz w:val="25"/>
               </w:rPr>
-              <w:t>4  0  0</w:t>
+              <w:t>4  9  8</w:t>
             </w:r>
           </w:p>
         </w:tc>
@@ -1766,7 +1766,7 @@
                 <w:b/>
                 <w:sz w:val="25"/>
               </w:rPr>
-              <w:t>115000065</w:t>
+              <w:t>115000066</w:t>
             </w:r>
           </w:p>
         </w:tc>
@@ -1790,7 +1790,7 @@
                 <w:b/>
                 <w:sz w:val="25"/>
               </w:rPr>
-              <w:t>115.08.13</w:t>
+              <w:t>115.08.17</w:t>
             </w:r>
           </w:p>
         </w:tc>
@@ -1814,7 +1814,7 @@
                 <w:b/>
                 <w:sz w:val="25"/>
               </w:rPr>
-              <w:t>01  03  04  07  10  19</w:t>
+              <w:t>05  11  18  19  35  38</w:t>
             </w:r>
           </w:p>
         </w:tc>
@@ -1838,7 +1838,7 @@
                 <w:b/>
                 <w:sz w:val="25"/>
               </w:rPr>
-              <w:t>06</w:t>
+              <w:t>08</w:t>
             </w:r>
           </w:p>
         </w:tc>
@@ -1867,7 +1867,7 @@
                 <w:b/>
                 <w:sz w:val="25"/>
               </w:rPr>
-              <w:t>115000066</w:t>
+              <w:t>115000067</w:t>
             </w:r>
           </w:p>
         </w:tc>
@@ -1891,7 +1891,7 @@
                 <w:b/>
                 <w:sz w:val="25"/>
               </w:rPr>
-              <w:t>115.08.17</w:t>
+              <w:t>115.08.20</w:t>
             </w:r>
           </w:p>
         </w:tc>
@@ -1915,7 +1915,7 @@
                 <w:b/>
                 <w:sz w:val="25"/>
               </w:rPr>
-              <w:t>05  11  18  19  35  38</w:t>
+              <w:t>01  02  09  11  29  35</w:t>
             </w:r>
           </w:p>
         </w:tc>
@@ -1939,7 +1939,7 @@
                 <w:b/>
                 <w:sz w:val="25"/>
               </w:rPr>
-              <w:t>08</w:t>
+              <w:t>02</w:t>
             </w:r>
           </w:p>
         </w:tc>
@@ -1968,7 +1968,7 @@
                 <w:b/>
                 <w:sz w:val="25"/>
               </w:rPr>
-              <w:t>115000067</w:t>
+              <w:t>115000068</w:t>
             </w:r>
           </w:p>
         </w:tc>
@@ -1992,7 +1992,7 @@
                 <w:b/>
                 <w:sz w:val="25"/>
               </w:rPr>
-              <w:t>115.08.20</w:t>
+              <w:t>115.08.24</w:t>
             </w:r>
           </w:p>
         </w:tc>
@@ -2016,7 +2016,7 @@
                 <w:b/>
                 <w:sz w:val="25"/>
               </w:rPr>
-              <w:t>01  02  09  11  29  35</w:t>
+              <w:t>06  07  09  23  26  36</w:t>
             </w:r>
           </w:p>
         </w:tc>
@@ -2040,7 +2040,7 @@
                 <w:b/>
                 <w:sz w:val="25"/>
               </w:rPr>
-              <w:t>02</w:t>
+              <w:t>07</w:t>
             </w:r>
           </w:p>
         </w:tc>
@@ -2069,7 +2069,7 @@
                 <w:b/>
                 <w:sz w:val="25"/>
               </w:rPr>
-              <w:t>115000068</w:t>
+              <w:t>115000069</w:t>
             </w:r>
           </w:p>
         </w:tc>
@@ -2093,7 +2093,7 @@
                 <w:b/>
                 <w:sz w:val="25"/>
               </w:rPr>
-              <w:t>115.08.24</w:t>
+              <w:t>115.08.27</w:t>
             </w:r>
           </w:p>
         </w:tc>
@@ -2117,7 +2117,7 @@
                 <w:b/>
                 <w:sz w:val="25"/>
               </w:rPr>
-              <w:t>06  07  09  23  26  36</w:t>
+              <w:t>02  07  09  11  24  36</w:t>
             </w:r>
           </w:p>
         </w:tc>
@@ -2141,7 +2141,7 @@
                 <w:b/>
                 <w:sz w:val="25"/>
               </w:rPr>
-              <w:t>07</w:t>
+              <w:t>01</w:t>
             </w:r>
           </w:p>
         </w:tc>
@@ -2170,7 +2170,7 @@
                 <w:b/>
                 <w:sz w:val="25"/>
               </w:rPr>
-              <w:t>115000069</w:t>
+              <w:t>115000070</w:t>
             </w:r>
           </w:p>
         </w:tc>
@@ -2194,7 +2194,7 @@
                 <w:b/>
                 <w:sz w:val="25"/>
               </w:rPr>
-              <w:t>115.08.27</w:t>
+              <w:t>115.08.31</w:t>
             </w:r>
           </w:p>
         </w:tc>
@@ -2218,7 +2218,7 @@
                 <w:b/>
                 <w:sz w:val="25"/>
               </w:rPr>
-              <w:t>02  07  09  11  24  36</w:t>
+              <w:t>04  08  12  19  32  37</w:t>
             </w:r>
           </w:p>
         </w:tc>
@@ -2242,7 +2242,7 @@
                 <w:b/>
                 <w:sz w:val="25"/>
               </w:rPr>
-              <w:t>01</w:t>
+              <w:t>02</w:t>
             </w:r>
           </w:p>
         </w:tc>
@@ -2271,7 +2271,7 @@
                 <w:b/>
                 <w:sz w:val="25"/>
               </w:rPr>
-              <w:t>115000070</w:t>
+              <w:t>115000071</w:t>
             </w:r>
           </w:p>
         </w:tc>
@@ -2295,7 +2295,7 @@
                 <w:b/>
                 <w:sz w:val="25"/>
               </w:rPr>
-              <w:t>115.08.31</w:t>
+              <w:t>115.09.03</w:t>
             </w:r>
           </w:p>
         </w:tc>
@@ -2319,7 +2319,7 @@
                 <w:b/>
                 <w:sz w:val="25"/>
               </w:rPr>
-              <w:t>04  08  12  19  32  37</w:t>
+              <w:t>01  06  07  19  30  33</w:t>
             </w:r>
           </w:p>
         </w:tc>
@@ -2343,7 +2343,7 @@
                 <w:b/>
                 <w:sz w:val="25"/>
               </w:rPr>
-              <w:t>02</w:t>
+              <w:t>08</w:t>
             </w:r>
           </w:p>
         </w:tc>
@@ -2372,7 +2372,7 @@
                 <w:b/>
                 <w:sz w:val="25"/>
               </w:rPr>
-              <w:t>115000071</w:t>
+              <w:t>115000072</w:t>
             </w:r>
           </w:p>
         </w:tc>
@@ -2396,7 +2396,7 @@
                 <w:b/>
                 <w:sz w:val="25"/>
               </w:rPr>
-              <w:t>115.09.03</w:t>
+              <w:t>115.09.07</w:t>
             </w:r>
           </w:p>
         </w:tc>
@@ -2420,7 +2420,7 @@
                 <w:b/>
                 <w:sz w:val="25"/>
               </w:rPr>
-              <w:t>01  06  07  19  30  33</w:t>
+              <w:t>07  14  17  22  29  35</w:t>
             </w:r>
           </w:p>
         </w:tc>
@@ -2444,7 +2444,7 @@
                 <w:b/>
                 <w:sz w:val="25"/>
               </w:rPr>
-              <w:t>08</w:t>
+              <w:t>02</w:t>
             </w:r>
           </w:p>
         </w:tc>
@@ -2473,7 +2473,7 @@
                 <w:b/>
                 <w:sz w:val="25"/>
               </w:rPr>
-              <w:t>115000072</w:t>
+              <w:t>115000073</w:t>
             </w:r>
           </w:p>
         </w:tc>
@@ -2497,7 +2497,7 @@
                 <w:b/>
                 <w:sz w:val="25"/>
               </w:rPr>
-              <w:t>115.09.07</w:t>
+              <w:t>115.09.10</w:t>
             </w:r>
           </w:p>
         </w:tc>
@@ -2521,7 +2521,7 @@
                 <w:b/>
                 <w:sz w:val="25"/>
               </w:rPr>
-              <w:t>07  14  17  22  29  35</w:t>
+              <w:t>08  17  18  29  33  38</w:t>
             </w:r>
           </w:p>
         </w:tc>
@@ -2574,7 +2574,7 @@
                 <w:b/>
                 <w:sz w:val="25"/>
               </w:rPr>
-              <w:t>115000073</w:t>
+              <w:t>115000074</w:t>
             </w:r>
           </w:p>
         </w:tc>
@@ -2598,7 +2598,7 @@
                 <w:b/>
                 <w:sz w:val="25"/>
               </w:rPr>
-              <w:t>115.09.10</w:t>
+              <w:t>115.09.14</w:t>
             </w:r>
           </w:p>
         </w:tc>
@@ -2622,7 +2622,7 @@
                 <w:b/>
                 <w:sz w:val="25"/>
               </w:rPr>
-              <w:t>08  17  18  29  33  38</w:t>
+              <w:t>10  12  14  16  29  36</w:t>
             </w:r>
           </w:p>
         </w:tc>
@@ -2646,7 +2646,7 @@
                 <w:b/>
                 <w:sz w:val="25"/>
               </w:rPr>
-              <w:t>02</w:t>
+              <w:t>08</w:t>
             </w:r>
           </w:p>
         </w:tc>
@@ -2675,7 +2675,7 @@
                 <w:b/>
                 <w:sz w:val="25"/>
               </w:rPr>
-              <w:t>115000074</w:t>
+              <w:t>115000075</w:t>
             </w:r>
           </w:p>
         </w:tc>
@@ -2699,7 +2699,7 @@
                 <w:b/>
                 <w:sz w:val="25"/>
               </w:rPr>
-              <w:t>115.09.14</w:t>
+              <w:t>115.09.17</w:t>
             </w:r>
           </w:p>
         </w:tc>
@@ -2723,7 +2723,7 @@
                 <w:b/>
                 <w:sz w:val="25"/>
               </w:rPr>
-              <w:t>10  12  14  16  29  36</w:t>
+              <w:t>23  26  27  28  31  37</w:t>
             </w:r>
           </w:p>
         </w:tc>
@@ -2747,7 +2747,7 @@
                 <w:b/>
                 <w:sz w:val="25"/>
               </w:rPr>
-              <w:t>08</w:t>
+              <w:t>07</w:t>
             </w:r>
           </w:p>
         </w:tc>
@@ -2878,7 +2878,7 @@
                 <w:b/>
                 <w:sz w:val="25"/>
               </w:rPr>
-              <w:t>09/05(六)</w:t>
+              <w:t>09/07(一)</w:t>
             </w:r>
           </w:p>
         </w:tc>
@@ -2902,7 +2902,7 @@
                 <w:b/>
                 <w:sz w:val="25"/>
               </w:rPr>
-              <w:t>1  6  6  3</w:t>
+              <w:t>1  9  8  9</w:t>
             </w:r>
           </w:p>
         </w:tc>
@@ -2930,7 +2930,7 @@
                 <w:b/>
                 <w:sz w:val="25"/>
               </w:rPr>
-              <w:t>09/07(一)</w:t>
+              <w:t>09/08(二)</w:t>
             </w:r>
           </w:p>
         </w:tc>
@@ -2953,7 +2953,7 @@
                 <w:b/>
                 <w:sz w:val="25"/>
               </w:rPr>
-              <w:t>1  9  8  9</w:t>
+              <w:t>2  2  1  4</w:t>
             </w:r>
           </w:p>
         </w:tc>
@@ -2981,7 +2981,7 @@
                 <w:b/>
                 <w:sz w:val="25"/>
               </w:rPr>
-              <w:t>09/08(二)</w:t>
+              <w:t>09/09(三)</w:t>
             </w:r>
           </w:p>
         </w:tc>
@@ -3004,7 +3004,7 @@
                 <w:b/>
                 <w:sz w:val="25"/>
               </w:rPr>
-              <w:t>2  2  1  4</w:t>
+              <w:t>5  0  8  8</w:t>
             </w:r>
           </w:p>
         </w:tc>
@@ -3032,7 +3032,7 @@
                 <w:b/>
                 <w:sz w:val="25"/>
               </w:rPr>
-              <w:t>09/09(三)</w:t>
+              <w:t>09/10(四)</w:t>
             </w:r>
           </w:p>
         </w:tc>
@@ -3055,7 +3055,7 @@
                 <w:b/>
                 <w:sz w:val="25"/>
               </w:rPr>
-              <w:t>5  0  8  8</w:t>
+              <w:t>7  3  9  5</w:t>
             </w:r>
           </w:p>
         </w:tc>
@@ -3083,7 +3083,7 @@
                 <w:b/>
                 <w:sz w:val="25"/>
               </w:rPr>
-              <w:t>09/10(四)</w:t>
+              <w:t>09/11(五)</w:t>
             </w:r>
           </w:p>
         </w:tc>
@@ -3106,7 +3106,7 @@
                 <w:b/>
                 <w:sz w:val="25"/>
               </w:rPr>
-              <w:t>7  3  9  5</w:t>
+              <w:t>8  1  0  7</w:t>
             </w:r>
           </w:p>
         </w:tc>
@@ -3134,7 +3134,7 @@
                 <w:b/>
                 <w:sz w:val="25"/>
               </w:rPr>
-              <w:t>09/11(五)</w:t>
+              <w:t>09/12(六)</w:t>
             </w:r>
           </w:p>
         </w:tc>
@@ -3157,7 +3157,7 @@
                 <w:b/>
                 <w:sz w:val="25"/>
               </w:rPr>
-              <w:t>8  1  0  7</w:t>
+              <w:t>6  7  5  8</w:t>
             </w:r>
           </w:p>
         </w:tc>
@@ -3185,7 +3185,7 @@
                 <w:b/>
                 <w:sz w:val="25"/>
               </w:rPr>
-              <w:t>09/12(六)</w:t>
+              <w:t>09/14(一)</w:t>
             </w:r>
           </w:p>
         </w:tc>
@@ -3208,7 +3208,7 @@
                 <w:b/>
                 <w:sz w:val="25"/>
               </w:rPr>
-              <w:t>6  7  5  8</w:t>
+              <w:t>8  5  6  9</w:t>
             </w:r>
           </w:p>
         </w:tc>
@@ -3236,7 +3236,7 @@
                 <w:b/>
                 <w:sz w:val="25"/>
               </w:rPr>
-              <w:t>09/14(一)</w:t>
+              <w:t>09/15(二)</w:t>
             </w:r>
           </w:p>
         </w:tc>
@@ -3259,7 +3259,7 @@
                 <w:b/>
                 <w:sz w:val="25"/>
               </w:rPr>
-              <w:t>8  5  6  9</w:t>
+              <w:t>0  5  6  4</w:t>
             </w:r>
           </w:p>
         </w:tc>
@@ -3287,7 +3287,7 @@
                 <w:b/>
                 <w:sz w:val="25"/>
               </w:rPr>
-              <w:t>09/15(二)</w:t>
+              <w:t>09/16(三)</w:t>
             </w:r>
           </w:p>
         </w:tc>
@@ -3310,7 +3310,7 @@
                 <w:b/>
                 <w:sz w:val="25"/>
               </w:rPr>
-              <w:t>0  5  6  4</w:t>
+              <w:t>4  6  4  1</w:t>
             </w:r>
           </w:p>
         </w:tc>
@@ -3338,7 +3338,7 @@
                 <w:b/>
                 <w:sz w:val="25"/>
               </w:rPr>
-              <w:t>09/16(三)</w:t>
+              <w:t>09/17(四)</w:t>
             </w:r>
           </w:p>
         </w:tc>
@@ -3361,7 +3361,7 @@
                 <w:b/>
                 <w:sz w:val="25"/>
               </w:rPr>
-              <w:t>4  6  4  1</w:t>
+              <w:t>6  4  9  6</w:t>
             </w:r>
           </w:p>
         </w:tc>

--- a/最新開獎紀錄.docx
+++ b/最新開獎紀錄.docx
@@ -173,7 +173,7 @@
                 <w:b/>
                 <w:sz w:val="25"/>
               </w:rPr>
-              <w:t>115000217</w:t>
+              <w:t>115000218</w:t>
             </w:r>
           </w:p>
         </w:tc>
@@ -197,7 +197,7 @@
                 <w:b/>
                 <w:sz w:val="25"/>
               </w:rPr>
-              <w:t>115.09.07</w:t>
+              <w:t>115.09.08</w:t>
             </w:r>
           </w:p>
         </w:tc>
@@ -221,7 +221,7 @@
                 <w:b/>
                 <w:sz w:val="25"/>
               </w:rPr>
-              <w:t>19  25  26  31  35</w:t>
+              <w:t>03  07  25  29  30</w:t>
             </w:r>
           </w:p>
         </w:tc>
@@ -250,7 +250,7 @@
                 <w:b/>
                 <w:sz w:val="25"/>
               </w:rPr>
-              <w:t>115000218</w:t>
+              <w:t>115000219</w:t>
             </w:r>
           </w:p>
         </w:tc>
@@ -274,7 +274,7 @@
                 <w:b/>
                 <w:sz w:val="25"/>
               </w:rPr>
-              <w:t>115.09.08</w:t>
+              <w:t>115.09.09</w:t>
             </w:r>
           </w:p>
         </w:tc>
@@ -298,7 +298,7 @@
                 <w:b/>
                 <w:sz w:val="25"/>
               </w:rPr>
-              <w:t>03  07  25  29  30</w:t>
+              <w:t>05  06  08  28  29</w:t>
             </w:r>
           </w:p>
         </w:tc>
@@ -327,7 +327,7 @@
                 <w:b/>
                 <w:sz w:val="25"/>
               </w:rPr>
-              <w:t>115000219</w:t>
+              <w:t>115000220</w:t>
             </w:r>
           </w:p>
         </w:tc>
@@ -351,7 +351,7 @@
                 <w:b/>
                 <w:sz w:val="25"/>
               </w:rPr>
-              <w:t>115.09.09</w:t>
+              <w:t>115.09.10</w:t>
             </w:r>
           </w:p>
         </w:tc>
@@ -375,7 +375,7 @@
                 <w:b/>
                 <w:sz w:val="25"/>
               </w:rPr>
-              <w:t>05  06  08  28  29</w:t>
+              <w:t>04  14  30  35  38</w:t>
             </w:r>
           </w:p>
         </w:tc>
@@ -404,7 +404,7 @@
                 <w:b/>
                 <w:sz w:val="25"/>
               </w:rPr>
-              <w:t>115000220</w:t>
+              <w:t>115000221</w:t>
             </w:r>
           </w:p>
         </w:tc>
@@ -428,7 +428,7 @@
                 <w:b/>
                 <w:sz w:val="25"/>
               </w:rPr>
-              <w:t>115.09.10</w:t>
+              <w:t>115.09.11</w:t>
             </w:r>
           </w:p>
         </w:tc>
@@ -452,7 +452,7 @@
                 <w:b/>
                 <w:sz w:val="25"/>
               </w:rPr>
-              <w:t>04  14  30  35  38</w:t>
+              <w:t>12  15  23  25  27</w:t>
             </w:r>
           </w:p>
         </w:tc>
@@ -481,7 +481,7 @@
                 <w:b/>
                 <w:sz w:val="25"/>
               </w:rPr>
-              <w:t>115000221</w:t>
+              <w:t>115000222</w:t>
             </w:r>
           </w:p>
         </w:tc>
@@ -505,7 +505,7 @@
                 <w:b/>
                 <w:sz w:val="25"/>
               </w:rPr>
-              <w:t>115.09.11</w:t>
+              <w:t>115.09.12</w:t>
             </w:r>
           </w:p>
         </w:tc>
@@ -529,7 +529,7 @@
                 <w:b/>
                 <w:sz w:val="25"/>
               </w:rPr>
-              <w:t>12  15  23  25  27</w:t>
+              <w:t>06  17  24  25  30</w:t>
             </w:r>
           </w:p>
         </w:tc>
@@ -558,7 +558,7 @@
                 <w:b/>
                 <w:sz w:val="25"/>
               </w:rPr>
-              <w:t>115000222</w:t>
+              <w:t>115000223</w:t>
             </w:r>
           </w:p>
         </w:tc>
@@ -582,7 +582,7 @@
                 <w:b/>
                 <w:sz w:val="25"/>
               </w:rPr>
-              <w:t>115.09.12</w:t>
+              <w:t>115.09.14</w:t>
             </w:r>
           </w:p>
         </w:tc>
@@ -606,7 +606,7 @@
                 <w:b/>
                 <w:sz w:val="25"/>
               </w:rPr>
-              <w:t>06  17  24  25  30</w:t>
+              <w:t>01  15  32  34  39</w:t>
             </w:r>
           </w:p>
         </w:tc>
@@ -635,7 +635,7 @@
                 <w:b/>
                 <w:sz w:val="25"/>
               </w:rPr>
-              <w:t>115000223</w:t>
+              <w:t>115000224</w:t>
             </w:r>
           </w:p>
         </w:tc>
@@ -659,7 +659,7 @@
                 <w:b/>
                 <w:sz w:val="25"/>
               </w:rPr>
-              <w:t>115.09.14</w:t>
+              <w:t>115.09.15</w:t>
             </w:r>
           </w:p>
         </w:tc>
@@ -683,7 +683,7 @@
                 <w:b/>
                 <w:sz w:val="25"/>
               </w:rPr>
-              <w:t>01  15  32  34  39</w:t>
+              <w:t>04  12  23  26  31</w:t>
             </w:r>
           </w:p>
         </w:tc>
@@ -712,7 +712,7 @@
                 <w:b/>
                 <w:sz w:val="25"/>
               </w:rPr>
-              <w:t>115000224</w:t>
+              <w:t>115000225</w:t>
             </w:r>
           </w:p>
         </w:tc>
@@ -736,7 +736,7 @@
                 <w:b/>
                 <w:sz w:val="25"/>
               </w:rPr>
-              <w:t>115.09.15</w:t>
+              <w:t>115.09.16</w:t>
             </w:r>
           </w:p>
         </w:tc>
@@ -760,7 +760,7 @@
                 <w:b/>
                 <w:sz w:val="25"/>
               </w:rPr>
-              <w:t>04  12  23  26  31</w:t>
+              <w:t>07  08  12  13  19</w:t>
             </w:r>
           </w:p>
         </w:tc>
@@ -789,7 +789,7 @@
                 <w:b/>
                 <w:sz w:val="25"/>
               </w:rPr>
-              <w:t>115000225</w:t>
+              <w:t>115000226</w:t>
             </w:r>
           </w:p>
         </w:tc>
@@ -813,7 +813,7 @@
                 <w:b/>
                 <w:sz w:val="25"/>
               </w:rPr>
-              <w:t>115.09.16</w:t>
+              <w:t>115.09.17</w:t>
             </w:r>
           </w:p>
         </w:tc>
@@ -837,7 +837,7 @@
                 <w:b/>
                 <w:sz w:val="25"/>
               </w:rPr>
-              <w:t>07  08  12  13  19</w:t>
+              <w:t>02  08  11  12  34</w:t>
             </w:r>
           </w:p>
         </w:tc>
@@ -866,7 +866,7 @@
                 <w:b/>
                 <w:sz w:val="25"/>
               </w:rPr>
-              <w:t>115000226</w:t>
+              <w:t>115000227</w:t>
             </w:r>
           </w:p>
         </w:tc>
@@ -890,7 +890,7 @@
                 <w:b/>
                 <w:sz w:val="25"/>
               </w:rPr>
-              <w:t>115.09.17</w:t>
+              <w:t>115.09.18</w:t>
             </w:r>
           </w:p>
         </w:tc>
@@ -914,7 +914,7 @@
                 <w:b/>
                 <w:sz w:val="25"/>
               </w:rPr>
-              <w:t>02  08  11  12  34</w:t>
+              <w:t>02  03  06  24  34</w:t>
             </w:r>
           </w:p>
         </w:tc>
@@ -1045,7 +1045,7 @@
                 <w:b/>
                 <w:sz w:val="25"/>
               </w:rPr>
-              <w:t>09/07(一)</w:t>
+              <w:t>09/08(二)</w:t>
             </w:r>
           </w:p>
         </w:tc>
@@ -1069,7 +1069,7 @@
                 <w:b/>
                 <w:sz w:val="25"/>
               </w:rPr>
-              <w:t>4  8  7</w:t>
+              <w:t>7  7  0</w:t>
             </w:r>
           </w:p>
         </w:tc>
@@ -1097,7 +1097,7 @@
                 <w:b/>
                 <w:sz w:val="25"/>
               </w:rPr>
-              <w:t>09/08(二)</w:t>
+              <w:t>09/09(三)</w:t>
             </w:r>
           </w:p>
         </w:tc>
@@ -1120,7 +1120,7 @@
                 <w:b/>
                 <w:sz w:val="25"/>
               </w:rPr>
-              <w:t>7  7  0</w:t>
+              <w:t>7  7  3</w:t>
             </w:r>
           </w:p>
         </w:tc>
@@ -1148,7 +1148,7 @@
                 <w:b/>
                 <w:sz w:val="25"/>
               </w:rPr>
-              <w:t>09/09(三)</w:t>
+              <w:t>09/10(四)</w:t>
             </w:r>
           </w:p>
         </w:tc>
@@ -1171,7 +1171,7 @@
                 <w:b/>
                 <w:sz w:val="25"/>
               </w:rPr>
-              <w:t>7  7  3</w:t>
+              <w:t>9  9  2</w:t>
             </w:r>
           </w:p>
         </w:tc>
@@ -1199,7 +1199,7 @@
                 <w:b/>
                 <w:sz w:val="25"/>
               </w:rPr>
-              <w:t>09/10(四)</w:t>
+              <w:t>09/11(五)</w:t>
             </w:r>
           </w:p>
         </w:tc>
@@ -1222,7 +1222,7 @@
                 <w:b/>
                 <w:sz w:val="25"/>
               </w:rPr>
-              <w:t>9  9  2</w:t>
+              <w:t>0  7  4</w:t>
             </w:r>
           </w:p>
         </w:tc>
@@ -1250,7 +1250,7 @@
                 <w:b/>
                 <w:sz w:val="25"/>
               </w:rPr>
-              <w:t>09/11(五)</w:t>
+              <w:t>09/12(六)</w:t>
             </w:r>
           </w:p>
         </w:tc>
@@ -1273,7 +1273,7 @@
                 <w:b/>
                 <w:sz w:val="25"/>
               </w:rPr>
-              <w:t>0  7  4</w:t>
+              <w:t>4  5  3</w:t>
             </w:r>
           </w:p>
         </w:tc>
@@ -1301,7 +1301,7 @@
                 <w:b/>
                 <w:sz w:val="25"/>
               </w:rPr>
-              <w:t>09/12(六)</w:t>
+              <w:t>09/14(一)</w:t>
             </w:r>
           </w:p>
         </w:tc>
@@ -1324,7 +1324,7 @@
                 <w:b/>
                 <w:sz w:val="25"/>
               </w:rPr>
-              <w:t>4  5  3</w:t>
+              <w:t>8  4  9</w:t>
             </w:r>
           </w:p>
         </w:tc>
@@ -1352,7 +1352,7 @@
                 <w:b/>
                 <w:sz w:val="25"/>
               </w:rPr>
-              <w:t>09/14(一)</w:t>
+              <w:t>09/15(二)</w:t>
             </w:r>
           </w:p>
         </w:tc>
@@ -1375,7 +1375,7 @@
                 <w:b/>
                 <w:sz w:val="25"/>
               </w:rPr>
-              <w:t>8  4  9</w:t>
+              <w:t>7  0  4</w:t>
             </w:r>
           </w:p>
         </w:tc>
@@ -1403,7 +1403,7 @@
                 <w:b/>
                 <w:sz w:val="25"/>
               </w:rPr>
-              <w:t>09/15(二)</w:t>
+              <w:t>09/16(三)</w:t>
             </w:r>
           </w:p>
         </w:tc>
@@ -1426,7 +1426,7 @@
                 <w:b/>
                 <w:sz w:val="25"/>
               </w:rPr>
-              <w:t>7  0  4</w:t>
+              <w:t>4  0  0</w:t>
             </w:r>
           </w:p>
         </w:tc>
@@ -1454,7 +1454,7 @@
                 <w:b/>
                 <w:sz w:val="25"/>
               </w:rPr>
-              <w:t>09/16(三)</w:t>
+              <w:t>09/17(四)</w:t>
             </w:r>
           </w:p>
         </w:tc>
@@ -1477,7 +1477,7 @@
                 <w:b/>
                 <w:sz w:val="25"/>
               </w:rPr>
-              <w:t>4  0  0</w:t>
+              <w:t>4  9  8</w:t>
             </w:r>
           </w:p>
         </w:tc>
@@ -1505,7 +1505,7 @@
                 <w:b/>
                 <w:sz w:val="25"/>
               </w:rPr>
-              <w:t>09/17(四)</w:t>
+              <w:t>09/18(五)</w:t>
             </w:r>
           </w:p>
         </w:tc>
@@ -1528,7 +1528,7 @@
                 <w:b/>
                 <w:sz w:val="25"/>
               </w:rPr>
-              <w:t>4  9  8</w:t>
+              <w:t>1  4  2</w:t>
             </w:r>
           </w:p>
         </w:tc>
@@ -2878,7 +2878,7 @@
                 <w:b/>
                 <w:sz w:val="25"/>
               </w:rPr>
-              <w:t>09/07(一)</w:t>
+              <w:t>09/08(二)</w:t>
             </w:r>
           </w:p>
         </w:tc>
@@ -2902,7 +2902,7 @@
                 <w:b/>
                 <w:sz w:val="25"/>
               </w:rPr>
-              <w:t>1  9  8  9</w:t>
+              <w:t>2  2  1  4</w:t>
             </w:r>
           </w:p>
         </w:tc>
@@ -2930,7 +2930,7 @@
                 <w:b/>
                 <w:sz w:val="25"/>
               </w:rPr>
-              <w:t>09/08(二)</w:t>
+              <w:t>09/09(三)</w:t>
             </w:r>
           </w:p>
         </w:tc>
@@ -2953,7 +2953,7 @@
                 <w:b/>
                 <w:sz w:val="25"/>
               </w:rPr>
-              <w:t>2  2  1  4</w:t>
+              <w:t>5  0  8  8</w:t>
             </w:r>
           </w:p>
         </w:tc>
@@ -2981,7 +2981,7 @@
                 <w:b/>
                 <w:sz w:val="25"/>
               </w:rPr>
-              <w:t>09/09(三)</w:t>
+              <w:t>09/10(四)</w:t>
             </w:r>
           </w:p>
         </w:tc>
@@ -3004,7 +3004,7 @@
                 <w:b/>
                 <w:sz w:val="25"/>
               </w:rPr>
-              <w:t>5  0  8  8</w:t>
+              <w:t>7  3  9  5</w:t>
             </w:r>
           </w:p>
         </w:tc>
@@ -3032,7 +3032,7 @@
                 <w:b/>
                 <w:sz w:val="25"/>
               </w:rPr>
-              <w:t>09/10(四)</w:t>
+              <w:t>09/11(五)</w:t>
             </w:r>
           </w:p>
         </w:tc>
@@ -3055,7 +3055,7 @@
                 <w:b/>
                 <w:sz w:val="25"/>
               </w:rPr>
-              <w:t>7  3  9  5</w:t>
+              <w:t>8  1  0  7</w:t>
             </w:r>
           </w:p>
         </w:tc>
@@ -3083,7 +3083,7 @@
                 <w:b/>
                 <w:sz w:val="25"/>
               </w:rPr>
-              <w:t>09/11(五)</w:t>
+              <w:t>09/12(六)</w:t>
             </w:r>
           </w:p>
         </w:tc>
@@ -3106,7 +3106,7 @@
                 <w:b/>
                 <w:sz w:val="25"/>
               </w:rPr>
-              <w:t>8  1  0  7</w:t>
+              <w:t>6  7  5  8</w:t>
             </w:r>
           </w:p>
         </w:tc>
@@ -3134,7 +3134,7 @@
                 <w:b/>
                 <w:sz w:val="25"/>
               </w:rPr>
-              <w:t>09/12(六)</w:t>
+              <w:t>09/14(一)</w:t>
             </w:r>
           </w:p>
         </w:tc>
@@ -3157,7 +3157,7 @@
                 <w:b/>
                 <w:sz w:val="25"/>
               </w:rPr>
-              <w:t>6  7  5  8</w:t>
+              <w:t>8  5  6  9</w:t>
             </w:r>
           </w:p>
         </w:tc>
@@ -3185,7 +3185,7 @@
                 <w:b/>
                 <w:sz w:val="25"/>
               </w:rPr>
-              <w:t>09/14(一)</w:t>
+              <w:t>09/15(二)</w:t>
             </w:r>
           </w:p>
         </w:tc>
@@ -3208,7 +3208,7 @@
                 <w:b/>
                 <w:sz w:val="25"/>
               </w:rPr>
-              <w:t>8  5  6  9</w:t>
+              <w:t>0  5  6  4</w:t>
             </w:r>
           </w:p>
         </w:tc>
@@ -3236,7 +3236,7 @@
                 <w:b/>
                 <w:sz w:val="25"/>
               </w:rPr>
-              <w:t>09/15(二)</w:t>
+              <w:t>09/16(三)</w:t>
             </w:r>
           </w:p>
         </w:tc>
@@ -3259,7 +3259,7 @@
                 <w:b/>
                 <w:sz w:val="25"/>
               </w:rPr>
-              <w:t>0  5  6  4</w:t>
+              <w:t>4  6  4  1</w:t>
             </w:r>
           </w:p>
         </w:tc>
@@ -3287,7 +3287,7 @@
                 <w:b/>
                 <w:sz w:val="25"/>
               </w:rPr>
-              <w:t>09/16(三)</w:t>
+              <w:t>09/17(四)</w:t>
             </w:r>
           </w:p>
         </w:tc>
@@ -3310,7 +3310,7 @@
                 <w:b/>
                 <w:sz w:val="25"/>
               </w:rPr>
-              <w:t>4  6  4  1</w:t>
+              <w:t>6  4  9  6</w:t>
             </w:r>
           </w:p>
         </w:tc>
@@ -3338,7 +3338,7 @@
                 <w:b/>
                 <w:sz w:val="25"/>
               </w:rPr>
-              <w:t>09/17(四)</w:t>
+              <w:t>09/18(五)</w:t>
             </w:r>
           </w:p>
         </w:tc>
@@ -3361,7 +3361,7 @@
                 <w:b/>
                 <w:sz w:val="25"/>
               </w:rPr>
-              <w:t>6  4  9  6</w:t>
+              <w:t>7  9  7  6</w:t>
             </w:r>
           </w:p>
         </w:tc>
@@ -3586,7 +3586,7 @@
                 <w:b/>
                 <w:sz w:val="25"/>
               </w:rPr>
-              <w:t>115000079</w:t>
+              <w:t>115000080</w:t>
             </w:r>
           </w:p>
         </w:tc>
@@ -3610,7 +3610,7 @@
                 <w:b/>
                 <w:sz w:val="25"/>
               </w:rPr>
-              <w:t>115.08.14</w:t>
+              <w:t>115.08.18</w:t>
             </w:r>
           </w:p>
         </w:tc>
@@ -3634,7 +3634,7 @@
                 <w:b/>
                 <w:sz w:val="25"/>
               </w:rPr>
-              <w:t>05  12  25  33  34  35</w:t>
+              <w:t>01  14  25  27  29  43</w:t>
             </w:r>
           </w:p>
         </w:tc>
@@ -3658,7 +3658,7 @@
                 <w:b/>
                 <w:sz w:val="25"/>
               </w:rPr>
-              <w:t>27</w:t>
+              <w:t>02</w:t>
             </w:r>
           </w:p>
         </w:tc>
@@ -3687,7 +3687,7 @@
                 <w:b/>
                 <w:sz w:val="25"/>
               </w:rPr>
-              <w:t>115000080</w:t>
+              <w:t>115000081</w:t>
             </w:r>
           </w:p>
         </w:tc>
@@ -3711,7 +3711,7 @@
                 <w:b/>
                 <w:sz w:val="25"/>
               </w:rPr>
-              <w:t>115.08.18</w:t>
+              <w:t>115.08.21</w:t>
             </w:r>
           </w:p>
         </w:tc>
@@ -3735,7 +3735,7 @@
                 <w:b/>
                 <w:sz w:val="25"/>
               </w:rPr>
-              <w:t>01  14  25  27  29  43</w:t>
+              <w:t>08  14  23  24  26  47</w:t>
             </w:r>
           </w:p>
         </w:tc>
@@ -3759,7 +3759,7 @@
                 <w:b/>
                 <w:sz w:val="25"/>
               </w:rPr>
-              <w:t>02</w:t>
+              <w:t>30</w:t>
             </w:r>
           </w:p>
         </w:tc>
@@ -3788,7 +3788,7 @@
                 <w:b/>
                 <w:sz w:val="25"/>
               </w:rPr>
-              <w:t>115000081</w:t>
+              <w:t>115000082</w:t>
             </w:r>
           </w:p>
         </w:tc>
@@ -3812,7 +3812,7 @@
                 <w:b/>
                 <w:sz w:val="25"/>
               </w:rPr>
-              <w:t>115.08.21</w:t>
+              <w:t>115.08.25</w:t>
             </w:r>
           </w:p>
         </w:tc>
@@ -3836,7 +3836,7 @@
                 <w:b/>
                 <w:sz w:val="25"/>
               </w:rPr>
-              <w:t>08  14  23  24  26  47</w:t>
+              <w:t>12  24  26  32  35  40</w:t>
             </w:r>
           </w:p>
         </w:tc>
@@ -3860,7 +3860,7 @@
                 <w:b/>
                 <w:sz w:val="25"/>
               </w:rPr>
-              <w:t>30</w:t>
+              <w:t>06</w:t>
             </w:r>
           </w:p>
         </w:tc>
@@ -3889,7 +3889,7 @@
                 <w:b/>
                 <w:sz w:val="25"/>
               </w:rPr>
-              <w:t>115000082</w:t>
+              <w:t>115000083</w:t>
             </w:r>
           </w:p>
         </w:tc>
@@ -3913,7 +3913,7 @@
                 <w:b/>
                 <w:sz w:val="25"/>
               </w:rPr>
-              <w:t>115.08.25</w:t>
+              <w:t>115.08.28</w:t>
             </w:r>
           </w:p>
         </w:tc>
@@ -3937,7 +3937,7 @@
                 <w:b/>
                 <w:sz w:val="25"/>
               </w:rPr>
-              <w:t>12  24  26  32  35  40</w:t>
+              <w:t>09  20  23  26  36  44</w:t>
             </w:r>
           </w:p>
         </w:tc>
@@ -3961,7 +3961,7 @@
                 <w:b/>
                 <w:sz w:val="25"/>
               </w:rPr>
-              <w:t>06</w:t>
+              <w:t>04</w:t>
             </w:r>
           </w:p>
         </w:tc>
@@ -3990,7 +3990,7 @@
                 <w:b/>
                 <w:sz w:val="25"/>
               </w:rPr>
-              <w:t>115000083</w:t>
+              <w:t>115000084</w:t>
             </w:r>
           </w:p>
         </w:tc>
@@ -4014,7 +4014,7 @@
                 <w:b/>
                 <w:sz w:val="25"/>
               </w:rPr>
-              <w:t>115.08.28</w:t>
+              <w:t>115.09.01</w:t>
             </w:r>
           </w:p>
         </w:tc>
@@ -4038,7 +4038,7 @@
                 <w:b/>
                 <w:sz w:val="25"/>
               </w:rPr>
-              <w:t>09  20  23  26  36  44</w:t>
+              <w:t>10  16  19  26  29  48</w:t>
             </w:r>
           </w:p>
         </w:tc>
@@ -4062,7 +4062,7 @@
                 <w:b/>
                 <w:sz w:val="25"/>
               </w:rPr>
-              <w:t>04</w:t>
+              <w:t>30</w:t>
             </w:r>
           </w:p>
         </w:tc>
@@ -4091,7 +4091,7 @@
                 <w:b/>
                 <w:sz w:val="25"/>
               </w:rPr>
-              <w:t>115000084</w:t>
+              <w:t>115000085</w:t>
             </w:r>
           </w:p>
         </w:tc>
@@ -4115,7 +4115,7 @@
                 <w:b/>
                 <w:sz w:val="25"/>
               </w:rPr>
-              <w:t>115.09.01</w:t>
+              <w:t>115.09.04</w:t>
             </w:r>
           </w:p>
         </w:tc>
@@ -4139,7 +4139,7 @@
                 <w:b/>
                 <w:sz w:val="25"/>
               </w:rPr>
-              <w:t>10  16  19  26  29  48</w:t>
+              <w:t>03  13  17  18  27  37</w:t>
             </w:r>
           </w:p>
         </w:tc>
@@ -4163,7 +4163,7 @@
                 <w:b/>
                 <w:sz w:val="25"/>
               </w:rPr>
-              <w:t>30</w:t>
+              <w:t>19</w:t>
             </w:r>
           </w:p>
         </w:tc>
@@ -4192,7 +4192,7 @@
                 <w:b/>
                 <w:sz w:val="25"/>
               </w:rPr>
-              <w:t>115000085</w:t>
+              <w:t>115000086</w:t>
             </w:r>
           </w:p>
         </w:tc>
@@ -4216,7 +4216,7 @@
                 <w:b/>
                 <w:sz w:val="25"/>
               </w:rPr>
-              <w:t>115.09.04</w:t>
+              <w:t>115.09.08</w:t>
             </w:r>
           </w:p>
         </w:tc>
@@ -4240,7 +4240,7 @@
                 <w:b/>
                 <w:sz w:val="25"/>
               </w:rPr>
-              <w:t>03  13  17  18  27  37</w:t>
+              <w:t>03  15  28  35  47  49</w:t>
             </w:r>
           </w:p>
         </w:tc>
@@ -4264,7 +4264,7 @@
                 <w:b/>
                 <w:sz w:val="25"/>
               </w:rPr>
-              <w:t>19</w:t>
+              <w:t>27</w:t>
             </w:r>
           </w:p>
         </w:tc>
@@ -4293,7 +4293,7 @@
                 <w:b/>
                 <w:sz w:val="25"/>
               </w:rPr>
-              <w:t>115000086</w:t>
+              <w:t>115000087</w:t>
             </w:r>
           </w:p>
         </w:tc>
@@ -4317,7 +4317,7 @@
                 <w:b/>
                 <w:sz w:val="25"/>
               </w:rPr>
-              <w:t>115.09.08</w:t>
+              <w:t>115.09.11</w:t>
             </w:r>
           </w:p>
         </w:tc>
@@ -4341,7 +4341,7 @@
                 <w:b/>
                 <w:sz w:val="25"/>
               </w:rPr>
-              <w:t>03  15  28  35  47  49</w:t>
+              <w:t>12  15  19  27  43  48</w:t>
             </w:r>
           </w:p>
         </w:tc>
@@ -4365,7 +4365,7 @@
                 <w:b/>
                 <w:sz w:val="25"/>
               </w:rPr>
-              <w:t>27</w:t>
+              <w:t>25</w:t>
             </w:r>
           </w:p>
         </w:tc>
@@ -4394,7 +4394,7 @@
                 <w:b/>
                 <w:sz w:val="25"/>
               </w:rPr>
-              <w:t>115000087</w:t>
+              <w:t>115000088</w:t>
             </w:r>
           </w:p>
         </w:tc>
@@ -4418,7 +4418,7 @@
                 <w:b/>
                 <w:sz w:val="25"/>
               </w:rPr>
-              <w:t>115.09.11</w:t>
+              <w:t>115.09.15</w:t>
             </w:r>
           </w:p>
         </w:tc>
@@ -4442,7 +4442,7 @@
                 <w:b/>
                 <w:sz w:val="25"/>
               </w:rPr>
-              <w:t>12  15  19  27  43  48</w:t>
+              <w:t>02  03  18  21  22  39</w:t>
             </w:r>
           </w:p>
         </w:tc>
@@ -4466,7 +4466,7 @@
                 <w:b/>
                 <w:sz w:val="25"/>
               </w:rPr>
-              <w:t>25</w:t>
+              <w:t>07</w:t>
             </w:r>
           </w:p>
         </w:tc>
@@ -4495,7 +4495,7 @@
                 <w:b/>
                 <w:sz w:val="25"/>
               </w:rPr>
-              <w:t>115000088</w:t>
+              <w:t>115000089</w:t>
             </w:r>
           </w:p>
         </w:tc>
@@ -4519,7 +4519,7 @@
                 <w:b/>
                 <w:sz w:val="25"/>
               </w:rPr>
-              <w:t>115.09.15</w:t>
+              <w:t>115.09.18</w:t>
             </w:r>
           </w:p>
         </w:tc>
@@ -4543,7 +4543,7 @@
                 <w:b/>
                 <w:sz w:val="25"/>
               </w:rPr>
-              <w:t>02  03  18  21  22  39</w:t>
+              <w:t>01  06  14  21  31  35</w:t>
             </w:r>
           </w:p>
         </w:tc>
@@ -4567,7 +4567,7 @@
                 <w:b/>
                 <w:sz w:val="25"/>
               </w:rPr>
-              <w:t>07</w:t>
+              <w:t>16</w:t>
             </w:r>
           </w:p>
         </w:tc>

--- a/最新開獎紀錄.docx
+++ b/最新開獎紀錄.docx
@@ -173,7 +173,7 @@
                 <w:b/>
                 <w:sz w:val="25"/>
               </w:rPr>
-              <w:t>115000218</w:t>
+              <w:t>115000219</w:t>
             </w:r>
           </w:p>
         </w:tc>
@@ -197,7 +197,7 @@
                 <w:b/>
                 <w:sz w:val="25"/>
               </w:rPr>
-              <w:t>115.09.08</w:t>
+              <w:t>115.09.09</w:t>
             </w:r>
           </w:p>
         </w:tc>
@@ -221,7 +221,7 @@
                 <w:b/>
                 <w:sz w:val="25"/>
               </w:rPr>
-              <w:t>03  07  25  29  30</w:t>
+              <w:t>05  06  08  28  29</w:t>
             </w:r>
           </w:p>
         </w:tc>
@@ -250,7 +250,7 @@
                 <w:b/>
                 <w:sz w:val="25"/>
               </w:rPr>
-              <w:t>115000219</w:t>
+              <w:t>115000220</w:t>
             </w:r>
           </w:p>
         </w:tc>
@@ -274,7 +274,7 @@
                 <w:b/>
                 <w:sz w:val="25"/>
               </w:rPr>
-              <w:t>115.09.09</w:t>
+              <w:t>115.09.10</w:t>
             </w:r>
           </w:p>
         </w:tc>
@@ -298,7 +298,7 @@
                 <w:b/>
                 <w:sz w:val="25"/>
               </w:rPr>
-              <w:t>05  06  08  28  29</w:t>
+              <w:t>04  14  30  35  38</w:t>
             </w:r>
           </w:p>
         </w:tc>
@@ -327,7 +327,7 @@
                 <w:b/>
                 <w:sz w:val="25"/>
               </w:rPr>
-              <w:t>115000220</w:t>
+              <w:t>115000221</w:t>
             </w:r>
           </w:p>
         </w:tc>
@@ -351,7 +351,7 @@
                 <w:b/>
                 <w:sz w:val="25"/>
               </w:rPr>
-              <w:t>115.09.10</w:t>
+              <w:t>115.09.11</w:t>
             </w:r>
           </w:p>
         </w:tc>
@@ -375,7 +375,7 @@
                 <w:b/>
                 <w:sz w:val="25"/>
               </w:rPr>
-              <w:t>04  14  30  35  38</w:t>
+              <w:t>12  15  23  25  27</w:t>
             </w:r>
           </w:p>
         </w:tc>
@@ -404,7 +404,7 @@
                 <w:b/>
                 <w:sz w:val="25"/>
               </w:rPr>
-              <w:t>115000221</w:t>
+              <w:t>115000222</w:t>
             </w:r>
           </w:p>
         </w:tc>
@@ -428,7 +428,7 @@
                 <w:b/>
                 <w:sz w:val="25"/>
               </w:rPr>
-              <w:t>115.09.11</w:t>
+              <w:t>115.09.12</w:t>
             </w:r>
           </w:p>
         </w:tc>
@@ -452,7 +452,7 @@
                 <w:b/>
                 <w:sz w:val="25"/>
               </w:rPr>
-              <w:t>12  15  23  25  27</w:t>
+              <w:t>06  17  24  25  30</w:t>
             </w:r>
           </w:p>
         </w:tc>
@@ -481,7 +481,7 @@
                 <w:b/>
                 <w:sz w:val="25"/>
               </w:rPr>
-              <w:t>115000222</w:t>
+              <w:t>115000223</w:t>
             </w:r>
           </w:p>
         </w:tc>
@@ -505,7 +505,7 @@
                 <w:b/>
                 <w:sz w:val="25"/>
               </w:rPr>
-              <w:t>115.09.12</w:t>
+              <w:t>115.09.14</w:t>
             </w:r>
           </w:p>
         </w:tc>
@@ -529,7 +529,7 @@
                 <w:b/>
                 <w:sz w:val="25"/>
               </w:rPr>
-              <w:t>06  17  24  25  30</w:t>
+              <w:t>01  15  32  34  39</w:t>
             </w:r>
           </w:p>
         </w:tc>
@@ -558,7 +558,7 @@
                 <w:b/>
                 <w:sz w:val="25"/>
               </w:rPr>
-              <w:t>115000223</w:t>
+              <w:t>115000224</w:t>
             </w:r>
           </w:p>
         </w:tc>
@@ -582,7 +582,7 @@
                 <w:b/>
                 <w:sz w:val="25"/>
               </w:rPr>
-              <w:t>115.09.14</w:t>
+              <w:t>115.09.15</w:t>
             </w:r>
           </w:p>
         </w:tc>
@@ -606,7 +606,7 @@
                 <w:b/>
                 <w:sz w:val="25"/>
               </w:rPr>
-              <w:t>01  15  32  34  39</w:t>
+              <w:t>04  12  23  26  31</w:t>
             </w:r>
           </w:p>
         </w:tc>
@@ -635,7 +635,7 @@
                 <w:b/>
                 <w:sz w:val="25"/>
               </w:rPr>
-              <w:t>115000224</w:t>
+              <w:t>115000225</w:t>
             </w:r>
           </w:p>
         </w:tc>
@@ -659,7 +659,7 @@
                 <w:b/>
                 <w:sz w:val="25"/>
               </w:rPr>
-              <w:t>115.09.15</w:t>
+              <w:t>115.09.16</w:t>
             </w:r>
           </w:p>
         </w:tc>
@@ -683,7 +683,7 @@
                 <w:b/>
                 <w:sz w:val="25"/>
               </w:rPr>
-              <w:t>04  12  23  26  31</w:t>
+              <w:t>07  08  12  13  19</w:t>
             </w:r>
           </w:p>
         </w:tc>
@@ -712,7 +712,7 @@
                 <w:b/>
                 <w:sz w:val="25"/>
               </w:rPr>
-              <w:t>115000225</w:t>
+              <w:t>115000226</w:t>
             </w:r>
           </w:p>
         </w:tc>
@@ -736,7 +736,7 @@
                 <w:b/>
                 <w:sz w:val="25"/>
               </w:rPr>
-              <w:t>115.09.16</w:t>
+              <w:t>115.09.17</w:t>
             </w:r>
           </w:p>
         </w:tc>
@@ -760,7 +760,7 @@
                 <w:b/>
                 <w:sz w:val="25"/>
               </w:rPr>
-              <w:t>07  08  12  13  19</w:t>
+              <w:t>02  08  11  12  34</w:t>
             </w:r>
           </w:p>
         </w:tc>
@@ -789,7 +789,7 @@
                 <w:b/>
                 <w:sz w:val="25"/>
               </w:rPr>
-              <w:t>115000226</w:t>
+              <w:t>115000227</w:t>
             </w:r>
           </w:p>
         </w:tc>
@@ -813,7 +813,7 @@
                 <w:b/>
                 <w:sz w:val="25"/>
               </w:rPr>
-              <w:t>115.09.17</w:t>
+              <w:t>115.09.18</w:t>
             </w:r>
           </w:p>
         </w:tc>
@@ -837,7 +837,7 @@
                 <w:b/>
                 <w:sz w:val="25"/>
               </w:rPr>
-              <w:t>02  08  11  12  34</w:t>
+              <w:t>02  03  06  24  34</w:t>
             </w:r>
           </w:p>
         </w:tc>
@@ -866,7 +866,7 @@
                 <w:b/>
                 <w:sz w:val="25"/>
               </w:rPr>
-              <w:t>115000227</w:t>
+              <w:t>115000228</w:t>
             </w:r>
           </w:p>
         </w:tc>
@@ -890,7 +890,7 @@
                 <w:b/>
                 <w:sz w:val="25"/>
               </w:rPr>
-              <w:t>115.09.18</w:t>
+              <w:t>115.09.19</w:t>
             </w:r>
           </w:p>
         </w:tc>
@@ -914,7 +914,7 @@
                 <w:b/>
                 <w:sz w:val="25"/>
               </w:rPr>
-              <w:t>02  03  06  24  34</w:t>
+              <w:t>02  17  27  29  35</w:t>
             </w:r>
           </w:p>
         </w:tc>
@@ -1045,7 +1045,7 @@
                 <w:b/>
                 <w:sz w:val="25"/>
               </w:rPr>
-              <w:t>09/08(二)</w:t>
+              <w:t>09/09(三)</w:t>
             </w:r>
           </w:p>
         </w:tc>
@@ -1069,7 +1069,7 @@
                 <w:b/>
                 <w:sz w:val="25"/>
               </w:rPr>
-              <w:t>7  7  0</w:t>
+              <w:t>7  7  3</w:t>
             </w:r>
           </w:p>
         </w:tc>
@@ -1097,7 +1097,7 @@
                 <w:b/>
                 <w:sz w:val="25"/>
               </w:rPr>
-              <w:t>09/09(三)</w:t>
+              <w:t>09/10(四)</w:t>
             </w:r>
           </w:p>
         </w:tc>
@@ -1120,7 +1120,7 @@
                 <w:b/>
                 <w:sz w:val="25"/>
               </w:rPr>
-              <w:t>7  7  3</w:t>
+              <w:t>9  9  2</w:t>
             </w:r>
           </w:p>
         </w:tc>
@@ -1148,7 +1148,7 @@
                 <w:b/>
                 <w:sz w:val="25"/>
               </w:rPr>
-              <w:t>09/10(四)</w:t>
+              <w:t>09/11(五)</w:t>
             </w:r>
           </w:p>
         </w:tc>
@@ -1171,7 +1171,7 @@
                 <w:b/>
                 <w:sz w:val="25"/>
               </w:rPr>
-              <w:t>9  9  2</w:t>
+              <w:t>0  7  4</w:t>
             </w:r>
           </w:p>
         </w:tc>
@@ -1199,7 +1199,7 @@
                 <w:b/>
                 <w:sz w:val="25"/>
               </w:rPr>
-              <w:t>09/11(五)</w:t>
+              <w:t>09/12(六)</w:t>
             </w:r>
           </w:p>
         </w:tc>
@@ -1222,7 +1222,7 @@
                 <w:b/>
                 <w:sz w:val="25"/>
               </w:rPr>
-              <w:t>0  7  4</w:t>
+              <w:t>4  5  3</w:t>
             </w:r>
           </w:p>
         </w:tc>
@@ -1250,7 +1250,7 @@
                 <w:b/>
                 <w:sz w:val="25"/>
               </w:rPr>
-              <w:t>09/12(六)</w:t>
+              <w:t>09/14(一)</w:t>
             </w:r>
           </w:p>
         </w:tc>
@@ -1273,7 +1273,7 @@
                 <w:b/>
                 <w:sz w:val="25"/>
               </w:rPr>
-              <w:t>4  5  3</w:t>
+              <w:t>8  4  9</w:t>
             </w:r>
           </w:p>
         </w:tc>
@@ -1301,7 +1301,7 @@
                 <w:b/>
                 <w:sz w:val="25"/>
               </w:rPr>
-              <w:t>09/14(一)</w:t>
+              <w:t>09/15(二)</w:t>
             </w:r>
           </w:p>
         </w:tc>
@@ -1324,7 +1324,7 @@
                 <w:b/>
                 <w:sz w:val="25"/>
               </w:rPr>
-              <w:t>8  4  9</w:t>
+              <w:t>7  0  4</w:t>
             </w:r>
           </w:p>
         </w:tc>
@@ -1352,7 +1352,7 @@
                 <w:b/>
                 <w:sz w:val="25"/>
               </w:rPr>
-              <w:t>09/15(二)</w:t>
+              <w:t>09/16(三)</w:t>
             </w:r>
           </w:p>
         </w:tc>
@@ -1375,7 +1375,7 @@
                 <w:b/>
                 <w:sz w:val="25"/>
               </w:rPr>
-              <w:t>7  0  4</w:t>
+              <w:t>4  0  0</w:t>
             </w:r>
           </w:p>
         </w:tc>
@@ -1403,7 +1403,7 @@
                 <w:b/>
                 <w:sz w:val="25"/>
               </w:rPr>
-              <w:t>09/16(三)</w:t>
+              <w:t>09/17(四)</w:t>
             </w:r>
           </w:p>
         </w:tc>
@@ -1426,7 +1426,7 @@
                 <w:b/>
                 <w:sz w:val="25"/>
               </w:rPr>
-              <w:t>4  0  0</w:t>
+              <w:t>4  9  8</w:t>
             </w:r>
           </w:p>
         </w:tc>
@@ -1454,7 +1454,7 @@
                 <w:b/>
                 <w:sz w:val="25"/>
               </w:rPr>
-              <w:t>09/17(四)</w:t>
+              <w:t>09/18(五)</w:t>
             </w:r>
           </w:p>
         </w:tc>
@@ -1477,7 +1477,7 @@
                 <w:b/>
                 <w:sz w:val="25"/>
               </w:rPr>
-              <w:t>4  9  8</w:t>
+              <w:t>1  4  2</w:t>
             </w:r>
           </w:p>
         </w:tc>
@@ -1505,7 +1505,7 @@
                 <w:b/>
                 <w:sz w:val="25"/>
               </w:rPr>
-              <w:t>09/18(五)</w:t>
+              <w:t>09/19(六)</w:t>
             </w:r>
           </w:p>
         </w:tc>
@@ -1528,7 +1528,7 @@
                 <w:b/>
                 <w:sz w:val="25"/>
               </w:rPr>
-              <w:t>1  4  2</w:t>
+              <w:t>5  2  1</w:t>
             </w:r>
           </w:p>
         </w:tc>
@@ -2878,7 +2878,7 @@
                 <w:b/>
                 <w:sz w:val="25"/>
               </w:rPr>
-              <w:t>09/08(二)</w:t>
+              <w:t>09/09(三)</w:t>
             </w:r>
           </w:p>
         </w:tc>
@@ -2902,7 +2902,7 @@
                 <w:b/>
                 <w:sz w:val="25"/>
               </w:rPr>
-              <w:t>2  2  1  4</w:t>
+              <w:t>5  0  8  8</w:t>
             </w:r>
           </w:p>
         </w:tc>
@@ -2930,7 +2930,7 @@
                 <w:b/>
                 <w:sz w:val="25"/>
               </w:rPr>
-              <w:t>09/09(三)</w:t>
+              <w:t>09/10(四)</w:t>
             </w:r>
           </w:p>
         </w:tc>
@@ -2953,7 +2953,7 @@
                 <w:b/>
                 <w:sz w:val="25"/>
               </w:rPr>
-              <w:t>5  0  8  8</w:t>
+              <w:t>7  3  9  5</w:t>
             </w:r>
           </w:p>
         </w:tc>
@@ -2981,7 +2981,7 @@
                 <w:b/>
                 <w:sz w:val="25"/>
               </w:rPr>
-              <w:t>09/10(四)</w:t>
+              <w:t>09/11(五)</w:t>
             </w:r>
           </w:p>
         </w:tc>
@@ -3004,7 +3004,7 @@
                 <w:b/>
                 <w:sz w:val="25"/>
               </w:rPr>
-              <w:t>7  3  9  5</w:t>
+              <w:t>8  1  0  7</w:t>
             </w:r>
           </w:p>
         </w:tc>
@@ -3032,7 +3032,7 @@
                 <w:b/>
                 <w:sz w:val="25"/>
               </w:rPr>
-              <w:t>09/11(五)</w:t>
+              <w:t>09/12(六)</w:t>
             </w:r>
           </w:p>
         </w:tc>
@@ -3055,7 +3055,7 @@
                 <w:b/>
                 <w:sz w:val="25"/>
               </w:rPr>
-              <w:t>8  1  0  7</w:t>
+              <w:t>6  7  5  8</w:t>
             </w:r>
           </w:p>
         </w:tc>
@@ -3083,7 +3083,7 @@
                 <w:b/>
                 <w:sz w:val="25"/>
               </w:rPr>
-              <w:t>09/12(六)</w:t>
+              <w:t>09/14(一)</w:t>
             </w:r>
           </w:p>
         </w:tc>
@@ -3106,7 +3106,7 @@
                 <w:b/>
                 <w:sz w:val="25"/>
               </w:rPr>
-              <w:t>6  7  5  8</w:t>
+              <w:t>8  5  6  9</w:t>
             </w:r>
           </w:p>
         </w:tc>
@@ -3134,7 +3134,7 @@
                 <w:b/>
                 <w:sz w:val="25"/>
               </w:rPr>
-              <w:t>09/14(一)</w:t>
+              <w:t>09/15(二)</w:t>
             </w:r>
           </w:p>
         </w:tc>
@@ -3157,7 +3157,7 @@
                 <w:b/>
                 <w:sz w:val="25"/>
               </w:rPr>
-              <w:t>8  5  6  9</w:t>
+              <w:t>0  5  6  4</w:t>
             </w:r>
           </w:p>
         </w:tc>
@@ -3185,7 +3185,7 @@
                 <w:b/>
                 <w:sz w:val="25"/>
               </w:rPr>
-              <w:t>09/15(二)</w:t>
+              <w:t>09/16(三)</w:t>
             </w:r>
           </w:p>
         </w:tc>
@@ -3208,7 +3208,7 @@
                 <w:b/>
                 <w:sz w:val="25"/>
               </w:rPr>
-              <w:t>0  5  6  4</w:t>
+              <w:t>4  6  4  1</w:t>
             </w:r>
           </w:p>
         </w:tc>
@@ -3236,7 +3236,7 @@
                 <w:b/>
                 <w:sz w:val="25"/>
               </w:rPr>
-              <w:t>09/16(三)</w:t>
+              <w:t>09/17(四)</w:t>
             </w:r>
           </w:p>
         </w:tc>
@@ -3259,7 +3259,7 @@
                 <w:b/>
                 <w:sz w:val="25"/>
               </w:rPr>
-              <w:t>4  6  4  1</w:t>
+              <w:t>6  4  9  6</w:t>
             </w:r>
           </w:p>
         </w:tc>
@@ -3287,7 +3287,7 @@
                 <w:b/>
                 <w:sz w:val="25"/>
               </w:rPr>
-              <w:t>09/17(四)</w:t>
+              <w:t>09/18(五)</w:t>
             </w:r>
           </w:p>
         </w:tc>
@@ -3310,7 +3310,7 @@
                 <w:b/>
                 <w:sz w:val="25"/>
               </w:rPr>
-              <w:t>6  4  9  6</w:t>
+              <w:t>7  9  7  6</w:t>
             </w:r>
           </w:p>
         </w:tc>
@@ -3338,7 +3338,7 @@
                 <w:b/>
                 <w:sz w:val="25"/>
               </w:rPr>
-              <w:t>09/18(五)</w:t>
+              <w:t>09/19(六)</w:t>
             </w:r>
           </w:p>
         </w:tc>
@@ -3361,7 +3361,7 @@
                 <w:b/>
                 <w:sz w:val="25"/>
               </w:rPr>
-              <w:t>7  9  7  6</w:t>
+              <w:t>4  2  3  2</w:t>
             </w:r>
           </w:p>
         </w:tc>

--- a/最新開獎紀錄.docx
+++ b/最新開獎紀錄.docx
@@ -173,7 +173,7 @@
                 <w:b/>
                 <w:sz w:val="25"/>
               </w:rPr>
-              <w:t>115000219</w:t>
+              <w:t>115000220</w:t>
             </w:r>
           </w:p>
         </w:tc>
@@ -197,7 +197,7 @@
                 <w:b/>
                 <w:sz w:val="25"/>
               </w:rPr>
-              <w:t>115.09.09</w:t>
+              <w:t>115.09.10</w:t>
             </w:r>
           </w:p>
         </w:tc>
@@ -221,7 +221,7 @@
                 <w:b/>
                 <w:sz w:val="25"/>
               </w:rPr>
-              <w:t>05  06  08  28  29</w:t>
+              <w:t>04  14  30  35  38</w:t>
             </w:r>
           </w:p>
         </w:tc>
@@ -250,7 +250,7 @@
                 <w:b/>
                 <w:sz w:val="25"/>
               </w:rPr>
-              <w:t>115000220</w:t>
+              <w:t>115000221</w:t>
             </w:r>
           </w:p>
         </w:tc>
@@ -274,7 +274,7 @@
                 <w:b/>
                 <w:sz w:val="25"/>
               </w:rPr>
-              <w:t>115.09.10</w:t>
+              <w:t>115.09.11</w:t>
             </w:r>
           </w:p>
         </w:tc>
@@ -298,7 +298,7 @@
                 <w:b/>
                 <w:sz w:val="25"/>
               </w:rPr>
-              <w:t>04  14  30  35  38</w:t>
+              <w:t>12  15  23  25  27</w:t>
             </w:r>
           </w:p>
         </w:tc>
@@ -327,7 +327,7 @@
                 <w:b/>
                 <w:sz w:val="25"/>
               </w:rPr>
-              <w:t>115000221</w:t>
+              <w:t>115000222</w:t>
             </w:r>
           </w:p>
         </w:tc>
@@ -351,7 +351,7 @@
                 <w:b/>
                 <w:sz w:val="25"/>
               </w:rPr>
-              <w:t>115.09.11</w:t>
+              <w:t>115.09.12</w:t>
             </w:r>
           </w:p>
         </w:tc>
@@ -375,7 +375,7 @@
                 <w:b/>
                 <w:sz w:val="25"/>
               </w:rPr>
-              <w:t>12  15  23  25  27</w:t>
+              <w:t>06  17  24  25  30</w:t>
             </w:r>
           </w:p>
         </w:tc>
@@ -404,7 +404,7 @@
                 <w:b/>
                 <w:sz w:val="25"/>
               </w:rPr>
-              <w:t>115000222</w:t>
+              <w:t>115000223</w:t>
             </w:r>
           </w:p>
         </w:tc>
@@ -428,7 +428,7 @@
                 <w:b/>
                 <w:sz w:val="25"/>
               </w:rPr>
-              <w:t>115.09.12</w:t>
+              <w:t>115.09.14</w:t>
             </w:r>
           </w:p>
         </w:tc>
@@ -452,7 +452,7 @@
                 <w:b/>
                 <w:sz w:val="25"/>
               </w:rPr>
-              <w:t>06  17  24  25  30</w:t>
+              <w:t>01  15  32  34  39</w:t>
             </w:r>
           </w:p>
         </w:tc>
@@ -481,7 +481,7 @@
                 <w:b/>
                 <w:sz w:val="25"/>
               </w:rPr>
-              <w:t>115000223</w:t>
+              <w:t>115000224</w:t>
             </w:r>
           </w:p>
         </w:tc>
@@ -505,7 +505,7 @@
                 <w:b/>
                 <w:sz w:val="25"/>
               </w:rPr>
-              <w:t>115.09.14</w:t>
+              <w:t>115.09.15</w:t>
             </w:r>
           </w:p>
         </w:tc>
@@ -529,7 +529,7 @@
                 <w:b/>
                 <w:sz w:val="25"/>
               </w:rPr>
-              <w:t>01  15  32  34  39</w:t>
+              <w:t>04  12  23  26  31</w:t>
             </w:r>
           </w:p>
         </w:tc>
@@ -558,7 +558,7 @@
                 <w:b/>
                 <w:sz w:val="25"/>
               </w:rPr>
-              <w:t>115000224</w:t>
+              <w:t>115000225</w:t>
             </w:r>
           </w:p>
         </w:tc>
@@ -582,7 +582,7 @@
                 <w:b/>
                 <w:sz w:val="25"/>
               </w:rPr>
-              <w:t>115.09.15</w:t>
+              <w:t>115.09.16</w:t>
             </w:r>
           </w:p>
         </w:tc>
@@ -606,7 +606,7 @@
                 <w:b/>
                 <w:sz w:val="25"/>
               </w:rPr>
-              <w:t>04  12  23  26  31</w:t>
+              <w:t>07  08  12  13  19</w:t>
             </w:r>
           </w:p>
         </w:tc>
@@ -635,7 +635,7 @@
                 <w:b/>
                 <w:sz w:val="25"/>
               </w:rPr>
-              <w:t>115000225</w:t>
+              <w:t>115000226</w:t>
             </w:r>
           </w:p>
         </w:tc>
@@ -659,7 +659,7 @@
                 <w:b/>
                 <w:sz w:val="25"/>
               </w:rPr>
-              <w:t>115.09.16</w:t>
+              <w:t>115.09.17</w:t>
             </w:r>
           </w:p>
         </w:tc>
@@ -683,7 +683,7 @@
                 <w:b/>
                 <w:sz w:val="25"/>
               </w:rPr>
-              <w:t>07  08  12  13  19</w:t>
+              <w:t>02  08  11  12  34</w:t>
             </w:r>
           </w:p>
         </w:tc>
@@ -712,7 +712,7 @@
                 <w:b/>
                 <w:sz w:val="25"/>
               </w:rPr>
-              <w:t>115000226</w:t>
+              <w:t>115000227</w:t>
             </w:r>
           </w:p>
         </w:tc>
@@ -736,7 +736,7 @@
                 <w:b/>
                 <w:sz w:val="25"/>
               </w:rPr>
-              <w:t>115.09.17</w:t>
+              <w:t>115.09.18</w:t>
             </w:r>
           </w:p>
         </w:tc>
@@ -760,7 +760,7 @@
                 <w:b/>
                 <w:sz w:val="25"/>
               </w:rPr>
-              <w:t>02  08  11  12  34</w:t>
+              <w:t>02  03  06  24  34</w:t>
             </w:r>
           </w:p>
         </w:tc>
@@ -789,7 +789,7 @@
                 <w:b/>
                 <w:sz w:val="25"/>
               </w:rPr>
-              <w:t>115000227</w:t>
+              <w:t>115000228</w:t>
             </w:r>
           </w:p>
         </w:tc>
@@ -813,7 +813,7 @@
                 <w:b/>
                 <w:sz w:val="25"/>
               </w:rPr>
-              <w:t>115.09.18</w:t>
+              <w:t>115.09.19</w:t>
             </w:r>
           </w:p>
         </w:tc>
@@ -837,7 +837,7 @@
                 <w:b/>
                 <w:sz w:val="25"/>
               </w:rPr>
-              <w:t>02  03  06  24  34</w:t>
+              <w:t>02  17  27  29  35</w:t>
             </w:r>
           </w:p>
         </w:tc>
@@ -866,7 +866,7 @@
                 <w:b/>
                 <w:sz w:val="25"/>
               </w:rPr>
-              <w:t>115000228</w:t>
+              <w:t>115000229</w:t>
             </w:r>
           </w:p>
         </w:tc>
@@ -890,7 +890,7 @@
                 <w:b/>
                 <w:sz w:val="25"/>
               </w:rPr>
-              <w:t>115.09.19</w:t>
+              <w:t>115.09.21</w:t>
             </w:r>
           </w:p>
         </w:tc>
@@ -914,7 +914,7 @@
                 <w:b/>
                 <w:sz w:val="25"/>
               </w:rPr>
-              <w:t>02  17  27  29  35</w:t>
+              <w:t>04  20  22  30  38</w:t>
             </w:r>
           </w:p>
         </w:tc>
@@ -1045,7 +1045,7 @@
                 <w:b/>
                 <w:sz w:val="25"/>
               </w:rPr>
-              <w:t>09/09(三)</w:t>
+              <w:t>09/10(四)</w:t>
             </w:r>
           </w:p>
         </w:tc>
@@ -1069,7 +1069,7 @@
                 <w:b/>
                 <w:sz w:val="25"/>
               </w:rPr>
-              <w:t>7  7  3</w:t>
+              <w:t>9  9  2</w:t>
             </w:r>
           </w:p>
         </w:tc>
@@ -1097,7 +1097,7 @@
                 <w:b/>
                 <w:sz w:val="25"/>
               </w:rPr>
-              <w:t>09/10(四)</w:t>
+              <w:t>09/11(五)</w:t>
             </w:r>
           </w:p>
         </w:tc>
@@ -1120,7 +1120,7 @@
                 <w:b/>
                 <w:sz w:val="25"/>
               </w:rPr>
-              <w:t>9  9  2</w:t>
+              <w:t>0  7  4</w:t>
             </w:r>
           </w:p>
         </w:tc>
@@ -1148,7 +1148,7 @@
                 <w:b/>
                 <w:sz w:val="25"/>
               </w:rPr>
-              <w:t>09/11(五)</w:t>
+              <w:t>09/12(六)</w:t>
             </w:r>
           </w:p>
         </w:tc>
@@ -1171,7 +1171,7 @@
                 <w:b/>
                 <w:sz w:val="25"/>
               </w:rPr>
-              <w:t>0  7  4</w:t>
+              <w:t>4  5  3</w:t>
             </w:r>
           </w:p>
         </w:tc>
@@ -1199,7 +1199,7 @@
                 <w:b/>
                 <w:sz w:val="25"/>
               </w:rPr>
-              <w:t>09/12(六)</w:t>
+              <w:t>09/14(一)</w:t>
             </w:r>
           </w:p>
         </w:tc>
@@ -1222,7 +1222,7 @@
                 <w:b/>
                 <w:sz w:val="25"/>
               </w:rPr>
-              <w:t>4  5  3</w:t>
+              <w:t>8  4  9</w:t>
             </w:r>
           </w:p>
         </w:tc>
@@ -1250,7 +1250,7 @@
                 <w:b/>
                 <w:sz w:val="25"/>
               </w:rPr>
-              <w:t>09/14(一)</w:t>
+              <w:t>09/15(二)</w:t>
             </w:r>
           </w:p>
         </w:tc>
@@ -1273,7 +1273,7 @@
                 <w:b/>
                 <w:sz w:val="25"/>
               </w:rPr>
-              <w:t>8  4  9</w:t>
+              <w:t>7  0  4</w:t>
             </w:r>
           </w:p>
         </w:tc>
@@ -1301,7 +1301,7 @@
                 <w:b/>
                 <w:sz w:val="25"/>
               </w:rPr>
-              <w:t>09/15(二)</w:t>
+              <w:t>09/16(三)</w:t>
             </w:r>
           </w:p>
         </w:tc>
@@ -1324,7 +1324,7 @@
                 <w:b/>
                 <w:sz w:val="25"/>
               </w:rPr>
-              <w:t>7  0  4</w:t>
+              <w:t>4  0  0</w:t>
             </w:r>
           </w:p>
         </w:tc>
@@ -1352,7 +1352,7 @@
                 <w:b/>
                 <w:sz w:val="25"/>
               </w:rPr>
-              <w:t>09/16(三)</w:t>
+              <w:t>09/17(四)</w:t>
             </w:r>
           </w:p>
         </w:tc>
@@ -1375,7 +1375,7 @@
                 <w:b/>
                 <w:sz w:val="25"/>
               </w:rPr>
-              <w:t>4  0  0</w:t>
+              <w:t>4  9  8</w:t>
             </w:r>
           </w:p>
         </w:tc>
@@ -1403,7 +1403,7 @@
                 <w:b/>
                 <w:sz w:val="25"/>
               </w:rPr>
-              <w:t>09/17(四)</w:t>
+              <w:t>09/18(五)</w:t>
             </w:r>
           </w:p>
         </w:tc>
@@ -1426,7 +1426,7 @@
                 <w:b/>
                 <w:sz w:val="25"/>
               </w:rPr>
-              <w:t>4  9  8</w:t>
+              <w:t>1  4  2</w:t>
             </w:r>
           </w:p>
         </w:tc>
@@ -1454,7 +1454,7 @@
                 <w:b/>
                 <w:sz w:val="25"/>
               </w:rPr>
-              <w:t>09/18(五)</w:t>
+              <w:t>09/19(六)</w:t>
             </w:r>
           </w:p>
         </w:tc>
@@ -1477,7 +1477,7 @@
                 <w:b/>
                 <w:sz w:val="25"/>
               </w:rPr>
-              <w:t>1  4  2</w:t>
+              <w:t>5  2  1</w:t>
             </w:r>
           </w:p>
         </w:tc>
@@ -1505,7 +1505,7 @@
                 <w:b/>
                 <w:sz w:val="25"/>
               </w:rPr>
-              <w:t>09/19(六)</w:t>
+              <w:t>09/21(一)</w:t>
             </w:r>
           </w:p>
         </w:tc>
@@ -1528,7 +1528,7 @@
                 <w:b/>
                 <w:sz w:val="25"/>
               </w:rPr>
-              <w:t>5  2  1</w:t>
+              <w:t>3  9  0</w:t>
             </w:r>
           </w:p>
         </w:tc>
@@ -1766,7 +1766,7 @@
                 <w:b/>
                 <w:sz w:val="25"/>
               </w:rPr>
-              <w:t>115000066</w:t>
+              <w:t>115000067</w:t>
             </w:r>
           </w:p>
         </w:tc>
@@ -1790,7 +1790,7 @@
                 <w:b/>
                 <w:sz w:val="25"/>
               </w:rPr>
-              <w:t>115.08.17</w:t>
+              <w:t>115.08.20</w:t>
             </w:r>
           </w:p>
         </w:tc>
@@ -1814,7 +1814,7 @@
                 <w:b/>
                 <w:sz w:val="25"/>
               </w:rPr>
-              <w:t>05  11  18  19  35  38</w:t>
+              <w:t>01  02  09  11  29  35</w:t>
             </w:r>
           </w:p>
         </w:tc>
@@ -1838,7 +1838,7 @@
                 <w:b/>
                 <w:sz w:val="25"/>
               </w:rPr>
-              <w:t>08</w:t>
+              <w:t>02</w:t>
             </w:r>
           </w:p>
         </w:tc>
@@ -1867,7 +1867,7 @@
                 <w:b/>
                 <w:sz w:val="25"/>
               </w:rPr>
-              <w:t>115000067</w:t>
+              <w:t>115000068</w:t>
             </w:r>
           </w:p>
         </w:tc>
@@ -1891,7 +1891,7 @@
                 <w:b/>
                 <w:sz w:val="25"/>
               </w:rPr>
-              <w:t>115.08.20</w:t>
+              <w:t>115.08.24</w:t>
             </w:r>
           </w:p>
         </w:tc>
@@ -1915,7 +1915,7 @@
                 <w:b/>
                 <w:sz w:val="25"/>
               </w:rPr>
-              <w:t>01  02  09  11  29  35</w:t>
+              <w:t>06  07  09  23  26  36</w:t>
             </w:r>
           </w:p>
         </w:tc>
@@ -1939,7 +1939,7 @@
                 <w:b/>
                 <w:sz w:val="25"/>
               </w:rPr>
-              <w:t>02</w:t>
+              <w:t>07</w:t>
             </w:r>
           </w:p>
         </w:tc>
@@ -1968,7 +1968,7 @@
                 <w:b/>
                 <w:sz w:val="25"/>
               </w:rPr>
-              <w:t>115000068</w:t>
+              <w:t>115000069</w:t>
             </w:r>
           </w:p>
         </w:tc>
@@ -1992,7 +1992,7 @@
                 <w:b/>
                 <w:sz w:val="25"/>
               </w:rPr>
-              <w:t>115.08.24</w:t>
+              <w:t>115.08.27</w:t>
             </w:r>
           </w:p>
         </w:tc>
@@ -2016,7 +2016,7 @@
                 <w:b/>
                 <w:sz w:val="25"/>
               </w:rPr>
-              <w:t>06  07  09  23  26  36</w:t>
+              <w:t>02  07  09  11  24  36</w:t>
             </w:r>
           </w:p>
         </w:tc>
@@ -2040,7 +2040,7 @@
                 <w:b/>
                 <w:sz w:val="25"/>
               </w:rPr>
-              <w:t>07</w:t>
+              <w:t>01</w:t>
             </w:r>
           </w:p>
         </w:tc>
@@ -2069,7 +2069,7 @@
                 <w:b/>
                 <w:sz w:val="25"/>
               </w:rPr>
-              <w:t>115000069</w:t>
+              <w:t>115000070</w:t>
             </w:r>
           </w:p>
         </w:tc>
@@ -2093,7 +2093,7 @@
                 <w:b/>
                 <w:sz w:val="25"/>
               </w:rPr>
-              <w:t>115.08.27</w:t>
+              <w:t>115.08.31</w:t>
             </w:r>
           </w:p>
         </w:tc>
@@ -2117,7 +2117,7 @@
                 <w:b/>
                 <w:sz w:val="25"/>
               </w:rPr>
-              <w:t>02  07  09  11  24  36</w:t>
+              <w:t>04  08  12  19  32  37</w:t>
             </w:r>
           </w:p>
         </w:tc>
@@ -2141,7 +2141,7 @@
                 <w:b/>
                 <w:sz w:val="25"/>
               </w:rPr>
-              <w:t>01</w:t>
+              <w:t>02</w:t>
             </w:r>
           </w:p>
         </w:tc>
@@ -2170,7 +2170,7 @@
                 <w:b/>
                 <w:sz w:val="25"/>
               </w:rPr>
-              <w:t>115000070</w:t>
+              <w:t>115000071</w:t>
             </w:r>
           </w:p>
         </w:tc>
@@ -2194,7 +2194,7 @@
                 <w:b/>
                 <w:sz w:val="25"/>
               </w:rPr>
-              <w:t>115.08.31</w:t>
+              <w:t>115.09.03</w:t>
             </w:r>
           </w:p>
         </w:tc>
@@ -2218,7 +2218,7 @@
                 <w:b/>
                 <w:sz w:val="25"/>
               </w:rPr>
-              <w:t>04  08  12  19  32  37</w:t>
+              <w:t>01  06  07  19  30  33</w:t>
             </w:r>
           </w:p>
         </w:tc>
@@ -2242,7 +2242,7 @@
                 <w:b/>
                 <w:sz w:val="25"/>
               </w:rPr>
-              <w:t>02</w:t>
+              <w:t>08</w:t>
             </w:r>
           </w:p>
         </w:tc>
@@ -2271,7 +2271,7 @@
                 <w:b/>
                 <w:sz w:val="25"/>
               </w:rPr>
-              <w:t>115000071</w:t>
+              <w:t>115000072</w:t>
             </w:r>
           </w:p>
         </w:tc>
@@ -2295,7 +2295,7 @@
                 <w:b/>
                 <w:sz w:val="25"/>
               </w:rPr>
-              <w:t>115.09.03</w:t>
+              <w:t>115.09.07</w:t>
             </w:r>
           </w:p>
         </w:tc>
@@ -2319,7 +2319,7 @@
                 <w:b/>
                 <w:sz w:val="25"/>
               </w:rPr>
-              <w:t>01  06  07  19  30  33</w:t>
+              <w:t>07  14  17  22  29  35</w:t>
             </w:r>
           </w:p>
         </w:tc>
@@ -2343,7 +2343,7 @@
                 <w:b/>
                 <w:sz w:val="25"/>
               </w:rPr>
-              <w:t>08</w:t>
+              <w:t>02</w:t>
             </w:r>
           </w:p>
         </w:tc>
@@ -2372,7 +2372,7 @@
                 <w:b/>
                 <w:sz w:val="25"/>
               </w:rPr>
-              <w:t>115000072</w:t>
+              <w:t>115000073</w:t>
             </w:r>
           </w:p>
         </w:tc>
@@ -2396,7 +2396,7 @@
                 <w:b/>
                 <w:sz w:val="25"/>
               </w:rPr>
-              <w:t>115.09.07</w:t>
+              <w:t>115.09.10</w:t>
             </w:r>
           </w:p>
         </w:tc>
@@ -2420,7 +2420,7 @@
                 <w:b/>
                 <w:sz w:val="25"/>
               </w:rPr>
-              <w:t>07  14  17  22  29  35</w:t>
+              <w:t>08  17  18  29  33  38</w:t>
             </w:r>
           </w:p>
         </w:tc>
@@ -2473,7 +2473,7 @@
                 <w:b/>
                 <w:sz w:val="25"/>
               </w:rPr>
-              <w:t>115000073</w:t>
+              <w:t>115000074</w:t>
             </w:r>
           </w:p>
         </w:tc>
@@ -2497,7 +2497,7 @@
                 <w:b/>
                 <w:sz w:val="25"/>
               </w:rPr>
-              <w:t>115.09.10</w:t>
+              <w:t>115.09.14</w:t>
             </w:r>
           </w:p>
         </w:tc>
@@ -2521,7 +2521,7 @@
                 <w:b/>
                 <w:sz w:val="25"/>
               </w:rPr>
-              <w:t>08  17  18  29  33  38</w:t>
+              <w:t>10  12  14  16  29  36</w:t>
             </w:r>
           </w:p>
         </w:tc>
@@ -2545,7 +2545,7 @@
                 <w:b/>
                 <w:sz w:val="25"/>
               </w:rPr>
-              <w:t>02</w:t>
+              <w:t>08</w:t>
             </w:r>
           </w:p>
         </w:tc>
@@ -2574,7 +2574,7 @@
                 <w:b/>
                 <w:sz w:val="25"/>
               </w:rPr>
-              <w:t>115000074</w:t>
+              <w:t>115000075</w:t>
             </w:r>
           </w:p>
         </w:tc>
@@ -2598,7 +2598,7 @@
                 <w:b/>
                 <w:sz w:val="25"/>
               </w:rPr>
-              <w:t>115.09.14</w:t>
+              <w:t>115.09.17</w:t>
             </w:r>
           </w:p>
         </w:tc>
@@ -2622,7 +2622,7 @@
                 <w:b/>
                 <w:sz w:val="25"/>
               </w:rPr>
-              <w:t>10  12  14  16  29  36</w:t>
+              <w:t>23  26  27  28  31  37</w:t>
             </w:r>
           </w:p>
         </w:tc>
@@ -2646,7 +2646,7 @@
                 <w:b/>
                 <w:sz w:val="25"/>
               </w:rPr>
-              <w:t>08</w:t>
+              <w:t>07</w:t>
             </w:r>
           </w:p>
         </w:tc>
@@ -2675,7 +2675,7 @@
                 <w:b/>
                 <w:sz w:val="25"/>
               </w:rPr>
-              <w:t>115000075</w:t>
+              <w:t>115000076</w:t>
             </w:r>
           </w:p>
         </w:tc>
@@ -2699,7 +2699,7 @@
                 <w:b/>
                 <w:sz w:val="25"/>
               </w:rPr>
-              <w:t>115.09.17</w:t>
+              <w:t>115.09.21</w:t>
             </w:r>
           </w:p>
         </w:tc>
@@ -2723,7 +2723,7 @@
                 <w:b/>
                 <w:sz w:val="25"/>
               </w:rPr>
-              <w:t>23  26  27  28  31  37</w:t>
+              <w:t>03  08  17  24  25  37</w:t>
             </w:r>
           </w:p>
         </w:tc>
@@ -2747,7 +2747,7 @@
                 <w:b/>
                 <w:sz w:val="25"/>
               </w:rPr>
-              <w:t>07</w:t>
+              <w:t>06</w:t>
             </w:r>
           </w:p>
         </w:tc>
@@ -2878,7 +2878,7 @@
                 <w:b/>
                 <w:sz w:val="25"/>
               </w:rPr>
-              <w:t>09/09(三)</w:t>
+              <w:t>09/10(四)</w:t>
             </w:r>
           </w:p>
         </w:tc>
@@ -2902,7 +2902,7 @@
                 <w:b/>
                 <w:sz w:val="25"/>
               </w:rPr>
-              <w:t>5  0  8  8</w:t>
+              <w:t>7  3  9  5</w:t>
             </w:r>
           </w:p>
         </w:tc>
@@ -2930,7 +2930,7 @@
                 <w:b/>
                 <w:sz w:val="25"/>
               </w:rPr>
-              <w:t>09/10(四)</w:t>
+              <w:t>09/11(五)</w:t>
             </w:r>
           </w:p>
         </w:tc>
@@ -2953,7 +2953,7 @@
                 <w:b/>
                 <w:sz w:val="25"/>
               </w:rPr>
-              <w:t>7  3  9  5</w:t>
+              <w:t>8  1  0  7</w:t>
             </w:r>
           </w:p>
         </w:tc>
@@ -2981,7 +2981,7 @@
                 <w:b/>
                 <w:sz w:val="25"/>
               </w:rPr>
-              <w:t>09/11(五)</w:t>
+              <w:t>09/12(六)</w:t>
             </w:r>
           </w:p>
         </w:tc>
@@ -3004,7 +3004,7 @@
                 <w:b/>
                 <w:sz w:val="25"/>
               </w:rPr>
-              <w:t>8  1  0  7</w:t>
+              <w:t>6  7  5  8</w:t>
             </w:r>
           </w:p>
         </w:tc>
@@ -3032,7 +3032,7 @@
                 <w:b/>
                 <w:sz w:val="25"/>
               </w:rPr>
-              <w:t>09/12(六)</w:t>
+              <w:t>09/14(一)</w:t>
             </w:r>
           </w:p>
         </w:tc>
@@ -3055,7 +3055,7 @@
                 <w:b/>
                 <w:sz w:val="25"/>
               </w:rPr>
-              <w:t>6  7  5  8</w:t>
+              <w:t>8  5  6  9</w:t>
             </w:r>
           </w:p>
         </w:tc>
@@ -3083,7 +3083,7 @@
                 <w:b/>
                 <w:sz w:val="25"/>
               </w:rPr>
-              <w:t>09/14(一)</w:t>
+              <w:t>09/15(二)</w:t>
             </w:r>
           </w:p>
         </w:tc>
@@ -3106,7 +3106,7 @@
                 <w:b/>
                 <w:sz w:val="25"/>
               </w:rPr>
-              <w:t>8  5  6  9</w:t>
+              <w:t>0  5  6  4</w:t>
             </w:r>
           </w:p>
         </w:tc>
@@ -3134,7 +3134,7 @@
                 <w:b/>
                 <w:sz w:val="25"/>
               </w:rPr>
-              <w:t>09/15(二)</w:t>
+              <w:t>09/16(三)</w:t>
             </w:r>
           </w:p>
         </w:tc>
@@ -3157,7 +3157,7 @@
                 <w:b/>
                 <w:sz w:val="25"/>
               </w:rPr>
-              <w:t>0  5  6  4</w:t>
+              <w:t>4  6  4  1</w:t>
             </w:r>
           </w:p>
         </w:tc>
@@ -3185,7 +3185,7 @@
                 <w:b/>
                 <w:sz w:val="25"/>
               </w:rPr>
-              <w:t>09/16(三)</w:t>
+              <w:t>09/17(四)</w:t>
             </w:r>
           </w:p>
         </w:tc>
@@ -3208,7 +3208,7 @@
                 <w:b/>
                 <w:sz w:val="25"/>
               </w:rPr>
-              <w:t>4  6  4  1</w:t>
+              <w:t>6  4  9  6</w:t>
             </w:r>
           </w:p>
         </w:tc>
@@ -3236,7 +3236,7 @@
                 <w:b/>
                 <w:sz w:val="25"/>
               </w:rPr>
-              <w:t>09/17(四)</w:t>
+              <w:t>09/18(五)</w:t>
             </w:r>
           </w:p>
         </w:tc>
@@ -3259,7 +3259,7 @@
                 <w:b/>
                 <w:sz w:val="25"/>
               </w:rPr>
-              <w:t>6  4  9  6</w:t>
+              <w:t>7  9  7  6</w:t>
             </w:r>
           </w:p>
         </w:tc>
@@ -3287,7 +3287,7 @@
                 <w:b/>
                 <w:sz w:val="25"/>
               </w:rPr>
-              <w:t>09/18(五)</w:t>
+              <w:t>09/19(六)</w:t>
             </w:r>
           </w:p>
         </w:tc>
@@ -3310,7 +3310,7 @@
                 <w:b/>
                 <w:sz w:val="25"/>
               </w:rPr>
-              <w:t>7  9  7  6</w:t>
+              <w:t>4  2  3  2</w:t>
             </w:r>
           </w:p>
         </w:tc>
@@ -3338,7 +3338,7 @@
                 <w:b/>
                 <w:sz w:val="25"/>
               </w:rPr>
-              <w:t>09/19(六)</w:t>
+              <w:t>09/21(一)</w:t>
             </w:r>
           </w:p>
         </w:tc>
@@ -3361,7 +3361,7 @@
                 <w:b/>
                 <w:sz w:val="25"/>
               </w:rPr>
-              <w:t>4  2  3  2</w:t>
+              <w:t>0  7  1  9</w:t>
             </w:r>
           </w:p>
         </w:tc>

--- a/最新開獎紀錄.docx
+++ b/最新開獎紀錄.docx
@@ -173,7 +173,7 @@
                 <w:b/>
                 <w:sz w:val="25"/>
               </w:rPr>
-              <w:t>115000220</w:t>
+              <w:t>115000221</w:t>
             </w:r>
           </w:p>
         </w:tc>
@@ -197,7 +197,7 @@
                 <w:b/>
                 <w:sz w:val="25"/>
               </w:rPr>
-              <w:t>115.09.10</w:t>
+              <w:t>115.09.11</w:t>
             </w:r>
           </w:p>
         </w:tc>
@@ -221,7 +221,7 @@
                 <w:b/>
                 <w:sz w:val="25"/>
               </w:rPr>
-              <w:t>04  14  30  35  38</w:t>
+              <w:t>12  15  23  25  27</w:t>
             </w:r>
           </w:p>
         </w:tc>
@@ -250,7 +250,7 @@
                 <w:b/>
                 <w:sz w:val="25"/>
               </w:rPr>
-              <w:t>115000221</w:t>
+              <w:t>115000222</w:t>
             </w:r>
           </w:p>
         </w:tc>
@@ -274,7 +274,7 @@
                 <w:b/>
                 <w:sz w:val="25"/>
               </w:rPr>
-              <w:t>115.09.11</w:t>
+              <w:t>115.09.12</w:t>
             </w:r>
           </w:p>
         </w:tc>
@@ -298,7 +298,7 @@
                 <w:b/>
                 <w:sz w:val="25"/>
               </w:rPr>
-              <w:t>12  15  23  25  27</w:t>
+              <w:t>06  17  24  25  30</w:t>
             </w:r>
           </w:p>
         </w:tc>
@@ -327,7 +327,7 @@
                 <w:b/>
                 <w:sz w:val="25"/>
               </w:rPr>
-              <w:t>115000222</w:t>
+              <w:t>115000223</w:t>
             </w:r>
           </w:p>
         </w:tc>
@@ -351,7 +351,7 @@
                 <w:b/>
                 <w:sz w:val="25"/>
               </w:rPr>
-              <w:t>115.09.12</w:t>
+              <w:t>115.09.14</w:t>
             </w:r>
           </w:p>
         </w:tc>
@@ -375,7 +375,7 @@
                 <w:b/>
                 <w:sz w:val="25"/>
               </w:rPr>
-              <w:t>06  17  24  25  30</w:t>
+              <w:t>01  15  32  34  39</w:t>
             </w:r>
           </w:p>
         </w:tc>
@@ -404,7 +404,7 @@
                 <w:b/>
                 <w:sz w:val="25"/>
               </w:rPr>
-              <w:t>115000223</w:t>
+              <w:t>115000224</w:t>
             </w:r>
           </w:p>
         </w:tc>
@@ -428,7 +428,7 @@
                 <w:b/>
                 <w:sz w:val="25"/>
               </w:rPr>
-              <w:t>115.09.14</w:t>
+              <w:t>115.09.15</w:t>
             </w:r>
           </w:p>
         </w:tc>
@@ -452,7 +452,7 @@
                 <w:b/>
                 <w:sz w:val="25"/>
               </w:rPr>
-              <w:t>01  15  32  34  39</w:t>
+              <w:t>04  12  23  26  31</w:t>
             </w:r>
           </w:p>
         </w:tc>
@@ -481,7 +481,7 @@
                 <w:b/>
                 <w:sz w:val="25"/>
               </w:rPr>
-              <w:t>115000224</w:t>
+              <w:t>115000225</w:t>
             </w:r>
           </w:p>
         </w:tc>
@@ -505,7 +505,7 @@
                 <w:b/>
                 <w:sz w:val="25"/>
               </w:rPr>
-              <w:t>115.09.15</w:t>
+              <w:t>115.09.16</w:t>
             </w:r>
           </w:p>
         </w:tc>
@@ -529,7 +529,7 @@
                 <w:b/>
                 <w:sz w:val="25"/>
               </w:rPr>
-              <w:t>04  12  23  26  31</w:t>
+              <w:t>07  08  12  13  19</w:t>
             </w:r>
           </w:p>
         </w:tc>
@@ -558,7 +558,7 @@
                 <w:b/>
                 <w:sz w:val="25"/>
               </w:rPr>
-              <w:t>115000225</w:t>
+              <w:t>115000226</w:t>
             </w:r>
           </w:p>
         </w:tc>
@@ -582,7 +582,7 @@
                 <w:b/>
                 <w:sz w:val="25"/>
               </w:rPr>
-              <w:t>115.09.16</w:t>
+              <w:t>115.09.17</w:t>
             </w:r>
           </w:p>
         </w:tc>
@@ -606,7 +606,7 @@
                 <w:b/>
                 <w:sz w:val="25"/>
               </w:rPr>
-              <w:t>07  08  12  13  19</w:t>
+              <w:t>02  08  11  12  34</w:t>
             </w:r>
           </w:p>
         </w:tc>
@@ -635,7 +635,7 @@
                 <w:b/>
                 <w:sz w:val="25"/>
               </w:rPr>
-              <w:t>115000226</w:t>
+              <w:t>115000227</w:t>
             </w:r>
           </w:p>
         </w:tc>
@@ -659,7 +659,7 @@
                 <w:b/>
                 <w:sz w:val="25"/>
               </w:rPr>
-              <w:t>115.09.17</w:t>
+              <w:t>115.09.18</w:t>
             </w:r>
           </w:p>
         </w:tc>
@@ -683,7 +683,7 @@
                 <w:b/>
                 <w:sz w:val="25"/>
               </w:rPr>
-              <w:t>02  08  11  12  34</w:t>
+              <w:t>02  03  06  24  34</w:t>
             </w:r>
           </w:p>
         </w:tc>
@@ -712,7 +712,7 @@
                 <w:b/>
                 <w:sz w:val="25"/>
               </w:rPr>
-              <w:t>115000227</w:t>
+              <w:t>115000228</w:t>
             </w:r>
           </w:p>
         </w:tc>
@@ -736,7 +736,7 @@
                 <w:b/>
                 <w:sz w:val="25"/>
               </w:rPr>
-              <w:t>115.09.18</w:t>
+              <w:t>115.09.19</w:t>
             </w:r>
           </w:p>
         </w:tc>
@@ -760,7 +760,7 @@
                 <w:b/>
                 <w:sz w:val="25"/>
               </w:rPr>
-              <w:t>02  03  06  24  34</w:t>
+              <w:t>02  17  27  29  35</w:t>
             </w:r>
           </w:p>
         </w:tc>
@@ -789,7 +789,7 @@
                 <w:b/>
                 <w:sz w:val="25"/>
               </w:rPr>
-              <w:t>115000228</w:t>
+              <w:t>115000229</w:t>
             </w:r>
           </w:p>
         </w:tc>
@@ -813,7 +813,7 @@
                 <w:b/>
                 <w:sz w:val="25"/>
               </w:rPr>
-              <w:t>115.09.19</w:t>
+              <w:t>115.09.21</w:t>
             </w:r>
           </w:p>
         </w:tc>
@@ -837,7 +837,7 @@
                 <w:b/>
                 <w:sz w:val="25"/>
               </w:rPr>
-              <w:t>02  17  27  29  35</w:t>
+              <w:t>04  20  22  30  38</w:t>
             </w:r>
           </w:p>
         </w:tc>
@@ -866,7 +866,7 @@
                 <w:b/>
                 <w:sz w:val="25"/>
               </w:rPr>
-              <w:t>115000229</w:t>
+              <w:t>115000230</w:t>
             </w:r>
           </w:p>
         </w:tc>
@@ -890,7 +890,7 @@
                 <w:b/>
                 <w:sz w:val="25"/>
               </w:rPr>
-              <w:t>115.09.21</w:t>
+              <w:t>115.09.22</w:t>
             </w:r>
           </w:p>
         </w:tc>
@@ -914,7 +914,7 @@
                 <w:b/>
                 <w:sz w:val="25"/>
               </w:rPr>
-              <w:t>04  20  22  30  38</w:t>
+              <w:t>08  13  20  31  34</w:t>
             </w:r>
           </w:p>
         </w:tc>
@@ -1045,7 +1045,7 @@
                 <w:b/>
                 <w:sz w:val="25"/>
               </w:rPr>
-              <w:t>09/10(四)</w:t>
+              <w:t>09/11(五)</w:t>
             </w:r>
           </w:p>
         </w:tc>
@@ -1069,7 +1069,7 @@
                 <w:b/>
                 <w:sz w:val="25"/>
               </w:rPr>
-              <w:t>9  9  2</w:t>
+              <w:t>0  7  4</w:t>
             </w:r>
           </w:p>
         </w:tc>
@@ -1097,7 +1097,7 @@
                 <w:b/>
                 <w:sz w:val="25"/>
               </w:rPr>
-              <w:t>09/11(五)</w:t>
+              <w:t>09/12(六)</w:t>
             </w:r>
           </w:p>
         </w:tc>
@@ -1120,7 +1120,7 @@
                 <w:b/>
                 <w:sz w:val="25"/>
               </w:rPr>
-              <w:t>0  7  4</w:t>
+              <w:t>4  5  3</w:t>
             </w:r>
           </w:p>
         </w:tc>
@@ -1148,7 +1148,7 @@
                 <w:b/>
                 <w:sz w:val="25"/>
               </w:rPr>
-              <w:t>09/12(六)</w:t>
+              <w:t>09/14(一)</w:t>
             </w:r>
           </w:p>
         </w:tc>
@@ -1171,7 +1171,7 @@
                 <w:b/>
                 <w:sz w:val="25"/>
               </w:rPr>
-              <w:t>4  5  3</w:t>
+              <w:t>8  4  9</w:t>
             </w:r>
           </w:p>
         </w:tc>
@@ -1199,7 +1199,7 @@
                 <w:b/>
                 <w:sz w:val="25"/>
               </w:rPr>
-              <w:t>09/14(一)</w:t>
+              <w:t>09/15(二)</w:t>
             </w:r>
           </w:p>
         </w:tc>
@@ -1222,7 +1222,7 @@
                 <w:b/>
                 <w:sz w:val="25"/>
               </w:rPr>
-              <w:t>8  4  9</w:t>
+              <w:t>7  0  4</w:t>
             </w:r>
           </w:p>
         </w:tc>
@@ -1250,7 +1250,7 @@
                 <w:b/>
                 <w:sz w:val="25"/>
               </w:rPr>
-              <w:t>09/15(二)</w:t>
+              <w:t>09/16(三)</w:t>
             </w:r>
           </w:p>
         </w:tc>
@@ -1273,7 +1273,7 @@
                 <w:b/>
                 <w:sz w:val="25"/>
               </w:rPr>
-              <w:t>7  0  4</w:t>
+              <w:t>4  0  0</w:t>
             </w:r>
           </w:p>
         </w:tc>
@@ -1301,7 +1301,7 @@
                 <w:b/>
                 <w:sz w:val="25"/>
               </w:rPr>
-              <w:t>09/16(三)</w:t>
+              <w:t>09/17(四)</w:t>
             </w:r>
           </w:p>
         </w:tc>
@@ -1324,7 +1324,7 @@
                 <w:b/>
                 <w:sz w:val="25"/>
               </w:rPr>
-              <w:t>4  0  0</w:t>
+              <w:t>4  9  8</w:t>
             </w:r>
           </w:p>
         </w:tc>
@@ -1352,7 +1352,7 @@
                 <w:b/>
                 <w:sz w:val="25"/>
               </w:rPr>
-              <w:t>09/17(四)</w:t>
+              <w:t>09/18(五)</w:t>
             </w:r>
           </w:p>
         </w:tc>
@@ -1375,7 +1375,7 @@
                 <w:b/>
                 <w:sz w:val="25"/>
               </w:rPr>
-              <w:t>4  9  8</w:t>
+              <w:t>1  4  2</w:t>
             </w:r>
           </w:p>
         </w:tc>
@@ -1403,7 +1403,7 @@
                 <w:b/>
                 <w:sz w:val="25"/>
               </w:rPr>
-              <w:t>09/18(五)</w:t>
+              <w:t>09/19(六)</w:t>
             </w:r>
           </w:p>
         </w:tc>
@@ -1426,7 +1426,7 @@
                 <w:b/>
                 <w:sz w:val="25"/>
               </w:rPr>
-              <w:t>1  4  2</w:t>
+              <w:t>5  2  1</w:t>
             </w:r>
           </w:p>
         </w:tc>
@@ -1454,7 +1454,7 @@
                 <w:b/>
                 <w:sz w:val="25"/>
               </w:rPr>
-              <w:t>09/19(六)</w:t>
+              <w:t>09/21(一)</w:t>
             </w:r>
           </w:p>
         </w:tc>
@@ -1477,7 +1477,7 @@
                 <w:b/>
                 <w:sz w:val="25"/>
               </w:rPr>
-              <w:t>5  2  1</w:t>
+              <w:t>3  9  0</w:t>
             </w:r>
           </w:p>
         </w:tc>
@@ -1505,7 +1505,7 @@
                 <w:b/>
                 <w:sz w:val="25"/>
               </w:rPr>
-              <w:t>09/21(一)</w:t>
+              <w:t>09/22(二)</w:t>
             </w:r>
           </w:p>
         </w:tc>
@@ -1528,7 +1528,7 @@
                 <w:b/>
                 <w:sz w:val="25"/>
               </w:rPr>
-              <w:t>3  9  0</w:t>
+              <w:t>0  2  3</w:t>
             </w:r>
           </w:p>
         </w:tc>
@@ -2878,7 +2878,7 @@
                 <w:b/>
                 <w:sz w:val="25"/>
               </w:rPr>
-              <w:t>09/10(四)</w:t>
+              <w:t>09/11(五)</w:t>
             </w:r>
           </w:p>
         </w:tc>
@@ -2902,7 +2902,7 @@
                 <w:b/>
                 <w:sz w:val="25"/>
               </w:rPr>
-              <w:t>7  3  9  5</w:t>
+              <w:t>8  1  0  7</w:t>
             </w:r>
           </w:p>
         </w:tc>
@@ -2930,7 +2930,7 @@
                 <w:b/>
                 <w:sz w:val="25"/>
               </w:rPr>
-              <w:t>09/11(五)</w:t>
+              <w:t>09/12(六)</w:t>
             </w:r>
           </w:p>
         </w:tc>
@@ -2953,7 +2953,7 @@
                 <w:b/>
                 <w:sz w:val="25"/>
               </w:rPr>
-              <w:t>8  1  0  7</w:t>
+              <w:t>6  7  5  8</w:t>
             </w:r>
           </w:p>
         </w:tc>
@@ -2981,7 +2981,7 @@
                 <w:b/>
                 <w:sz w:val="25"/>
               </w:rPr>
-              <w:t>09/12(六)</w:t>
+              <w:t>09/14(一)</w:t>
             </w:r>
           </w:p>
         </w:tc>
@@ -3004,7 +3004,7 @@
                 <w:b/>
                 <w:sz w:val="25"/>
               </w:rPr>
-              <w:t>6  7  5  8</w:t>
+              <w:t>8  5  6  9</w:t>
             </w:r>
           </w:p>
         </w:tc>
@@ -3032,7 +3032,7 @@
                 <w:b/>
                 <w:sz w:val="25"/>
               </w:rPr>
-              <w:t>09/14(一)</w:t>
+              <w:t>09/15(二)</w:t>
             </w:r>
           </w:p>
         </w:tc>
@@ -3055,7 +3055,7 @@
                 <w:b/>
                 <w:sz w:val="25"/>
               </w:rPr>
-              <w:t>8  5  6  9</w:t>
+              <w:t>0  5  6  4</w:t>
             </w:r>
           </w:p>
         </w:tc>
@@ -3083,7 +3083,7 @@
                 <w:b/>
                 <w:sz w:val="25"/>
               </w:rPr>
-              <w:t>09/15(二)</w:t>
+              <w:t>09/16(三)</w:t>
             </w:r>
           </w:p>
         </w:tc>
@@ -3106,7 +3106,7 @@
                 <w:b/>
                 <w:sz w:val="25"/>
               </w:rPr>
-              <w:t>0  5  6  4</w:t>
+              <w:t>4  6  4  1</w:t>
             </w:r>
           </w:p>
         </w:tc>
@@ -3134,7 +3134,7 @@
                 <w:b/>
                 <w:sz w:val="25"/>
               </w:rPr>
-              <w:t>09/16(三)</w:t>
+              <w:t>09/17(四)</w:t>
             </w:r>
           </w:p>
         </w:tc>
@@ -3157,7 +3157,7 @@
                 <w:b/>
                 <w:sz w:val="25"/>
               </w:rPr>
-              <w:t>4  6  4  1</w:t>
+              <w:t>6  4  9  6</w:t>
             </w:r>
           </w:p>
         </w:tc>
@@ -3185,7 +3185,7 @@
                 <w:b/>
                 <w:sz w:val="25"/>
               </w:rPr>
-              <w:t>09/17(四)</w:t>
+              <w:t>09/18(五)</w:t>
             </w:r>
           </w:p>
         </w:tc>
@@ -3208,7 +3208,7 @@
                 <w:b/>
                 <w:sz w:val="25"/>
               </w:rPr>
-              <w:t>6  4  9  6</w:t>
+              <w:t>7  9  7  6</w:t>
             </w:r>
           </w:p>
         </w:tc>
@@ -3236,7 +3236,7 @@
                 <w:b/>
                 <w:sz w:val="25"/>
               </w:rPr>
-              <w:t>09/18(五)</w:t>
+              <w:t>09/19(六)</w:t>
             </w:r>
           </w:p>
         </w:tc>
@@ -3259,7 +3259,7 @@
                 <w:b/>
                 <w:sz w:val="25"/>
               </w:rPr>
-              <w:t>7  9  7  6</w:t>
+              <w:t>4  2  3  2</w:t>
             </w:r>
           </w:p>
         </w:tc>
@@ -3287,7 +3287,7 @@
                 <w:b/>
                 <w:sz w:val="25"/>
               </w:rPr>
-              <w:t>09/19(六)</w:t>
+              <w:t>09/21(一)</w:t>
             </w:r>
           </w:p>
         </w:tc>
@@ -3310,7 +3310,7 @@
                 <w:b/>
                 <w:sz w:val="25"/>
               </w:rPr>
-              <w:t>4  2  3  2</w:t>
+              <w:t>0  7  1  9</w:t>
             </w:r>
           </w:p>
         </w:tc>
@@ -3338,7 +3338,7 @@
                 <w:b/>
                 <w:sz w:val="25"/>
               </w:rPr>
-              <w:t>09/21(一)</w:t>
+              <w:t>09/22(二)</w:t>
             </w:r>
           </w:p>
         </w:tc>
@@ -3361,7 +3361,7 @@
                 <w:b/>
                 <w:sz w:val="25"/>
               </w:rPr>
-              <w:t>0  7  1  9</w:t>
+              <w:t>8  2  8  6</w:t>
             </w:r>
           </w:p>
         </w:tc>
@@ -3586,7 +3586,7 @@
                 <w:b/>
                 <w:sz w:val="25"/>
               </w:rPr>
-              <w:t>115000080</w:t>
+              <w:t>115000081</w:t>
             </w:r>
           </w:p>
         </w:tc>
@@ -3610,7 +3610,7 @@
                 <w:b/>
                 <w:sz w:val="25"/>
               </w:rPr>
-              <w:t>115.08.18</w:t>
+              <w:t>115.08.21</w:t>
             </w:r>
           </w:p>
         </w:tc>
@@ -3634,7 +3634,7 @@
                 <w:b/>
                 <w:sz w:val="25"/>
               </w:rPr>
-              <w:t>01  14  25  27  29  43</w:t>
+              <w:t>08  14  23  24  26  47</w:t>
             </w:r>
           </w:p>
         </w:tc>
@@ -3658,7 +3658,7 @@
                 <w:b/>
                 <w:sz w:val="25"/>
               </w:rPr>
-              <w:t>02</w:t>
+              <w:t>30</w:t>
             </w:r>
           </w:p>
         </w:tc>
@@ -3687,7 +3687,7 @@
                 <w:b/>
                 <w:sz w:val="25"/>
               </w:rPr>
-              <w:t>115000081</w:t>
+              <w:t>115000082</w:t>
             </w:r>
           </w:p>
         </w:tc>
@@ -3711,7 +3711,7 @@
                 <w:b/>
                 <w:sz w:val="25"/>
               </w:rPr>
-              <w:t>115.08.21</w:t>
+              <w:t>115.08.25</w:t>
             </w:r>
           </w:p>
         </w:tc>
@@ -3735,7 +3735,7 @@
                 <w:b/>
                 <w:sz w:val="25"/>
               </w:rPr>
-              <w:t>08  14  23  24  26  47</w:t>
+              <w:t>12  24  26  32  35  40</w:t>
             </w:r>
           </w:p>
         </w:tc>
@@ -3759,7 +3759,7 @@
                 <w:b/>
                 <w:sz w:val="25"/>
               </w:rPr>
-              <w:t>30</w:t>
+              <w:t>06</w:t>
             </w:r>
           </w:p>
         </w:tc>
@@ -3788,7 +3788,7 @@
                 <w:b/>
                 <w:sz w:val="25"/>
               </w:rPr>
-              <w:t>115000082</w:t>
+              <w:t>115000083</w:t>
             </w:r>
           </w:p>
         </w:tc>
@@ -3812,7 +3812,7 @@
                 <w:b/>
                 <w:sz w:val="25"/>
               </w:rPr>
-              <w:t>115.08.25</w:t>
+              <w:t>115.08.28</w:t>
             </w:r>
           </w:p>
         </w:tc>
@@ -3836,7 +3836,7 @@
                 <w:b/>
                 <w:sz w:val="25"/>
               </w:rPr>
-              <w:t>12  24  26  32  35  40</w:t>
+              <w:t>09  20  23  26  36  44</w:t>
             </w:r>
           </w:p>
         </w:tc>
@@ -3860,7 +3860,7 @@
                 <w:b/>
                 <w:sz w:val="25"/>
               </w:rPr>
-              <w:t>06</w:t>
+              <w:t>04</w:t>
             </w:r>
           </w:p>
         </w:tc>
@@ -3889,7 +3889,7 @@
                 <w:b/>
                 <w:sz w:val="25"/>
               </w:rPr>
-              <w:t>115000083</w:t>
+              <w:t>115000084</w:t>
             </w:r>
           </w:p>
         </w:tc>
@@ -3913,7 +3913,7 @@
                 <w:b/>
                 <w:sz w:val="25"/>
               </w:rPr>
-              <w:t>115.08.28</w:t>
+              <w:t>115.09.01</w:t>
             </w:r>
           </w:p>
         </w:tc>
@@ -3937,7 +3937,7 @@
                 <w:b/>
                 <w:sz w:val="25"/>
               </w:rPr>
-              <w:t>09  20  23  26  36  44</w:t>
+              <w:t>10  16  19  26  29  48</w:t>
             </w:r>
           </w:p>
         </w:tc>
@@ -3961,7 +3961,7 @@
                 <w:b/>
                 <w:sz w:val="25"/>
               </w:rPr>
-              <w:t>04</w:t>
+              <w:t>30</w:t>
             </w:r>
           </w:p>
         </w:tc>
@@ -3990,7 +3990,7 @@
                 <w:b/>
                 <w:sz w:val="25"/>
               </w:rPr>
-              <w:t>115000084</w:t>
+              <w:t>115000085</w:t>
             </w:r>
           </w:p>
         </w:tc>
@@ -4014,7 +4014,7 @@
                 <w:b/>
                 <w:sz w:val="25"/>
               </w:rPr>
-              <w:t>115.09.01</w:t>
+              <w:t>115.09.04</w:t>
             </w:r>
           </w:p>
         </w:tc>
@@ -4038,7 +4038,7 @@
                 <w:b/>
                 <w:sz w:val="25"/>
               </w:rPr>
-              <w:t>10  16  19  26  29  48</w:t>
+              <w:t>03  13  17  18  27  37</w:t>
             </w:r>
           </w:p>
         </w:tc>
@@ -4062,7 +4062,7 @@
                 <w:b/>
                 <w:sz w:val="25"/>
               </w:rPr>
-              <w:t>30</w:t>
+              <w:t>19</w:t>
             </w:r>
           </w:p>
         </w:tc>
@@ -4091,7 +4091,7 @@
                 <w:b/>
                 <w:sz w:val="25"/>
               </w:rPr>
-              <w:t>115000085</w:t>
+              <w:t>115000086</w:t>
             </w:r>
           </w:p>
         </w:tc>
@@ -4115,7 +4115,7 @@
                 <w:b/>
                 <w:sz w:val="25"/>
               </w:rPr>
-              <w:t>115.09.04</w:t>
+              <w:t>115.09.08</w:t>
             </w:r>
           </w:p>
         </w:tc>
@@ -4139,7 +4139,7 @@
                 <w:b/>
                 <w:sz w:val="25"/>
               </w:rPr>
-              <w:t>03  13  17  18  27  37</w:t>
+              <w:t>03  15  28  35  47  49</w:t>
             </w:r>
           </w:p>
         </w:tc>
@@ -4163,7 +4163,7 @@
                 <w:b/>
                 <w:sz w:val="25"/>
               </w:rPr>
-              <w:t>19</w:t>
+              <w:t>27</w:t>
             </w:r>
           </w:p>
         </w:tc>
@@ -4192,7 +4192,7 @@
                 <w:b/>
                 <w:sz w:val="25"/>
               </w:rPr>
-              <w:t>115000086</w:t>
+              <w:t>115000087</w:t>
             </w:r>
           </w:p>
         </w:tc>
@@ -4216,7 +4216,7 @@
                 <w:b/>
                 <w:sz w:val="25"/>
               </w:rPr>
-              <w:t>115.09.08</w:t>
+              <w:t>115.09.11</w:t>
             </w:r>
           </w:p>
         </w:tc>
@@ -4240,7 +4240,7 @@
                 <w:b/>
                 <w:sz w:val="25"/>
               </w:rPr>
-              <w:t>03  15  28  35  47  49</w:t>
+              <w:t>12  15  19  27  43  48</w:t>
             </w:r>
           </w:p>
         </w:tc>
@@ -4264,7 +4264,7 @@
                 <w:b/>
                 <w:sz w:val="25"/>
               </w:rPr>
-              <w:t>27</w:t>
+              <w:t>25</w:t>
             </w:r>
           </w:p>
         </w:tc>
@@ -4293,7 +4293,7 @@
                 <w:b/>
                 <w:sz w:val="25"/>
               </w:rPr>
-              <w:t>115000087</w:t>
+              <w:t>115000088</w:t>
             </w:r>
           </w:p>
         </w:tc>
@@ -4317,7 +4317,7 @@
                 <w:b/>
                 <w:sz w:val="25"/>
               </w:rPr>
-              <w:t>115.09.11</w:t>
+              <w:t>115.09.15</w:t>
             </w:r>
           </w:p>
         </w:tc>
@@ -4341,7 +4341,7 @@
                 <w:b/>
                 <w:sz w:val="25"/>
               </w:rPr>
-              <w:t>12  15  19  27  43  48</w:t>
+              <w:t>02  03  18  21  22  39</w:t>
             </w:r>
           </w:p>
         </w:tc>
@@ -4365,7 +4365,7 @@
                 <w:b/>
                 <w:sz w:val="25"/>
               </w:rPr>
-              <w:t>25</w:t>
+              <w:t>07</w:t>
             </w:r>
           </w:p>
         </w:tc>
@@ -4394,7 +4394,7 @@
                 <w:b/>
                 <w:sz w:val="25"/>
               </w:rPr>
-              <w:t>115000088</w:t>
+              <w:t>115000089</w:t>
             </w:r>
           </w:p>
         </w:tc>
@@ -4418,7 +4418,7 @@
                 <w:b/>
                 <w:sz w:val="25"/>
               </w:rPr>
-              <w:t>115.09.15</w:t>
+              <w:t>115.09.18</w:t>
             </w:r>
           </w:p>
         </w:tc>
@@ -4442,7 +4442,7 @@
                 <w:b/>
                 <w:sz w:val="25"/>
               </w:rPr>
-              <w:t>02  03  18  21  22  39</w:t>
+              <w:t>01  06  14  21  31  35</w:t>
             </w:r>
           </w:p>
         </w:tc>
@@ -4466,7 +4466,7 @@
                 <w:b/>
                 <w:sz w:val="25"/>
               </w:rPr>
-              <w:t>07</w:t>
+              <w:t>16</w:t>
             </w:r>
           </w:p>
         </w:tc>
@@ -4495,7 +4495,7 @@
                 <w:b/>
                 <w:sz w:val="25"/>
               </w:rPr>
-              <w:t>115000089</w:t>
+              <w:t>115000090</w:t>
             </w:r>
           </w:p>
         </w:tc>
@@ -4519,7 +4519,7 @@
                 <w:b/>
                 <w:sz w:val="25"/>
               </w:rPr>
-              <w:t>115.09.18</w:t>
+              <w:t>115.09.22</w:t>
             </w:r>
           </w:p>
         </w:tc>
@@ -4543,7 +4543,7 @@
                 <w:b/>
                 <w:sz w:val="25"/>
               </w:rPr>
-              <w:t>01  06  14  21  31  35</w:t>
+              <w:t>14  15  18  30  35  45</w:t>
             </w:r>
           </w:p>
         </w:tc>
@@ -4567,7 +4567,7 @@
                 <w:b/>
                 <w:sz w:val="25"/>
               </w:rPr>
-              <w:t>16</w:t>
+              <w:t>10</w:t>
             </w:r>
           </w:p>
         </w:tc>

--- a/最新開獎紀錄.docx
+++ b/最新開獎紀錄.docx
@@ -173,7 +173,7 @@
                 <w:b/>
                 <w:sz w:val="25"/>
               </w:rPr>
-              <w:t>115000221</w:t>
+              <w:t>115000222</w:t>
             </w:r>
           </w:p>
         </w:tc>
@@ -197,7 +197,7 @@
                 <w:b/>
                 <w:sz w:val="25"/>
               </w:rPr>
-              <w:t>115.09.11</w:t>
+              <w:t>115.09.12</w:t>
             </w:r>
           </w:p>
         </w:tc>
@@ -221,7 +221,7 @@
                 <w:b/>
                 <w:sz w:val="25"/>
               </w:rPr>
-              <w:t>12  15  23  25  27</w:t>
+              <w:t>06  17  24  25  30</w:t>
             </w:r>
           </w:p>
         </w:tc>
@@ -250,7 +250,7 @@
                 <w:b/>
                 <w:sz w:val="25"/>
               </w:rPr>
-              <w:t>115000222</w:t>
+              <w:t>115000223</w:t>
             </w:r>
           </w:p>
         </w:tc>
@@ -274,7 +274,7 @@
                 <w:b/>
                 <w:sz w:val="25"/>
               </w:rPr>
-              <w:t>115.09.12</w:t>
+              <w:t>115.09.14</w:t>
             </w:r>
           </w:p>
         </w:tc>
@@ -298,7 +298,7 @@
                 <w:b/>
                 <w:sz w:val="25"/>
               </w:rPr>
-              <w:t>06  17  24  25  30</w:t>
+              <w:t>01  15  32  34  39</w:t>
             </w:r>
           </w:p>
         </w:tc>
@@ -327,7 +327,7 @@
                 <w:b/>
                 <w:sz w:val="25"/>
               </w:rPr>
-              <w:t>115000223</w:t>
+              <w:t>115000224</w:t>
             </w:r>
           </w:p>
         </w:tc>
@@ -351,7 +351,7 @@
                 <w:b/>
                 <w:sz w:val="25"/>
               </w:rPr>
-              <w:t>115.09.14</w:t>
+              <w:t>115.09.15</w:t>
             </w:r>
           </w:p>
         </w:tc>
@@ -375,7 +375,7 @@
                 <w:b/>
                 <w:sz w:val="25"/>
               </w:rPr>
-              <w:t>01  15  32  34  39</w:t>
+              <w:t>04  12  23  26  31</w:t>
             </w:r>
           </w:p>
         </w:tc>
@@ -404,7 +404,7 @@
                 <w:b/>
                 <w:sz w:val="25"/>
               </w:rPr>
-              <w:t>115000224</w:t>
+              <w:t>115000225</w:t>
             </w:r>
           </w:p>
         </w:tc>
@@ -428,7 +428,7 @@
                 <w:b/>
                 <w:sz w:val="25"/>
               </w:rPr>
-              <w:t>115.09.15</w:t>
+              <w:t>115.09.16</w:t>
             </w:r>
           </w:p>
         </w:tc>
@@ -452,7 +452,7 @@
                 <w:b/>
                 <w:sz w:val="25"/>
               </w:rPr>
-              <w:t>04  12  23  26  31</w:t>
+              <w:t>07  08  12  13  19</w:t>
             </w:r>
           </w:p>
         </w:tc>
@@ -481,7 +481,7 @@
                 <w:b/>
                 <w:sz w:val="25"/>
               </w:rPr>
-              <w:t>115000225</w:t>
+              <w:t>115000226</w:t>
             </w:r>
           </w:p>
         </w:tc>
@@ -505,7 +505,7 @@
                 <w:b/>
                 <w:sz w:val="25"/>
               </w:rPr>
-              <w:t>115.09.16</w:t>
+              <w:t>115.09.17</w:t>
             </w:r>
           </w:p>
         </w:tc>
@@ -529,7 +529,7 @@
                 <w:b/>
                 <w:sz w:val="25"/>
               </w:rPr>
-              <w:t>07  08  12  13  19</w:t>
+              <w:t>02  08  11  12  34</w:t>
             </w:r>
           </w:p>
         </w:tc>
@@ -558,7 +558,7 @@
                 <w:b/>
                 <w:sz w:val="25"/>
               </w:rPr>
-              <w:t>115000226</w:t>
+              <w:t>115000227</w:t>
             </w:r>
           </w:p>
         </w:tc>
@@ -582,7 +582,7 @@
                 <w:b/>
                 <w:sz w:val="25"/>
               </w:rPr>
-              <w:t>115.09.17</w:t>
+              <w:t>115.09.18</w:t>
             </w:r>
           </w:p>
         </w:tc>
@@ -606,7 +606,7 @@
                 <w:b/>
                 <w:sz w:val="25"/>
               </w:rPr>
-              <w:t>02  08  11  12  34</w:t>
+              <w:t>02  03  06  24  34</w:t>
             </w:r>
           </w:p>
         </w:tc>
@@ -635,7 +635,7 @@
                 <w:b/>
                 <w:sz w:val="25"/>
               </w:rPr>
-              <w:t>115000227</w:t>
+              <w:t>115000228</w:t>
             </w:r>
           </w:p>
         </w:tc>
@@ -659,7 +659,7 @@
                 <w:b/>
                 <w:sz w:val="25"/>
               </w:rPr>
-              <w:t>115.09.18</w:t>
+              <w:t>115.09.19</w:t>
             </w:r>
           </w:p>
         </w:tc>
@@ -683,7 +683,7 @@
                 <w:b/>
                 <w:sz w:val="25"/>
               </w:rPr>
-              <w:t>02  03  06  24  34</w:t>
+              <w:t>02  17  27  29  35</w:t>
             </w:r>
           </w:p>
         </w:tc>
@@ -712,7 +712,7 @@
                 <w:b/>
                 <w:sz w:val="25"/>
               </w:rPr>
-              <w:t>115000228</w:t>
+              <w:t>115000229</w:t>
             </w:r>
           </w:p>
         </w:tc>
@@ -736,7 +736,7 @@
                 <w:b/>
                 <w:sz w:val="25"/>
               </w:rPr>
-              <w:t>115.09.19</w:t>
+              <w:t>115.09.21</w:t>
             </w:r>
           </w:p>
         </w:tc>
@@ -760,7 +760,7 @@
                 <w:b/>
                 <w:sz w:val="25"/>
               </w:rPr>
-              <w:t>02  17  27  29  35</w:t>
+              <w:t>04  20  22  30  38</w:t>
             </w:r>
           </w:p>
         </w:tc>
@@ -789,7 +789,7 @@
                 <w:b/>
                 <w:sz w:val="25"/>
               </w:rPr>
-              <w:t>115000229</w:t>
+              <w:t>115000230</w:t>
             </w:r>
           </w:p>
         </w:tc>
@@ -813,7 +813,7 @@
                 <w:b/>
                 <w:sz w:val="25"/>
               </w:rPr>
-              <w:t>115.09.21</w:t>
+              <w:t>115.09.22</w:t>
             </w:r>
           </w:p>
         </w:tc>
@@ -837,7 +837,7 @@
                 <w:b/>
                 <w:sz w:val="25"/>
               </w:rPr>
-              <w:t>04  20  22  30  38</w:t>
+              <w:t>08  13  20  31  34</w:t>
             </w:r>
           </w:p>
         </w:tc>
@@ -866,7 +866,7 @@
                 <w:b/>
                 <w:sz w:val="25"/>
               </w:rPr>
-              <w:t>115000230</w:t>
+              <w:t>115000231</w:t>
             </w:r>
           </w:p>
         </w:tc>
@@ -890,7 +890,7 @@
                 <w:b/>
                 <w:sz w:val="25"/>
               </w:rPr>
-              <w:t>115.09.22</w:t>
+              <w:t>115.09.23</w:t>
             </w:r>
           </w:p>
         </w:tc>
@@ -914,7 +914,7 @@
                 <w:b/>
                 <w:sz w:val="25"/>
               </w:rPr>
-              <w:t>08  13  20  31  34</w:t>
+              <w:t>08  10  14  16  30</w:t>
             </w:r>
           </w:p>
         </w:tc>
@@ -1045,7 +1045,7 @@
                 <w:b/>
                 <w:sz w:val="25"/>
               </w:rPr>
-              <w:t>09/11(五)</w:t>
+              <w:t>09/12(六)</w:t>
             </w:r>
           </w:p>
         </w:tc>
@@ -1069,7 +1069,7 @@
                 <w:b/>
                 <w:sz w:val="25"/>
               </w:rPr>
-              <w:t>0  7  4</w:t>
+              <w:t>4  5  3</w:t>
             </w:r>
           </w:p>
         </w:tc>
@@ -1097,7 +1097,7 @@
                 <w:b/>
                 <w:sz w:val="25"/>
               </w:rPr>
-              <w:t>09/12(六)</w:t>
+              <w:t>09/14(一)</w:t>
             </w:r>
           </w:p>
         </w:tc>
@@ -1120,7 +1120,7 @@
                 <w:b/>
                 <w:sz w:val="25"/>
               </w:rPr>
-              <w:t>4  5  3</w:t>
+              <w:t>8  4  9</w:t>
             </w:r>
           </w:p>
         </w:tc>
@@ -1148,7 +1148,7 @@
                 <w:b/>
                 <w:sz w:val="25"/>
               </w:rPr>
-              <w:t>09/14(一)</w:t>
+              <w:t>09/15(二)</w:t>
             </w:r>
           </w:p>
         </w:tc>
@@ -1171,7 +1171,7 @@
                 <w:b/>
                 <w:sz w:val="25"/>
               </w:rPr>
-              <w:t>8  4  9</w:t>
+              <w:t>7  0  4</w:t>
             </w:r>
           </w:p>
         </w:tc>
@@ -1199,7 +1199,7 @@
                 <w:b/>
                 <w:sz w:val="25"/>
               </w:rPr>
-              <w:t>09/15(二)</w:t>
+              <w:t>09/16(三)</w:t>
             </w:r>
           </w:p>
         </w:tc>
@@ -1222,7 +1222,7 @@
                 <w:b/>
                 <w:sz w:val="25"/>
               </w:rPr>
-              <w:t>7  0  4</w:t>
+              <w:t>4  0  0</w:t>
             </w:r>
           </w:p>
         </w:tc>
@@ -1250,7 +1250,7 @@
                 <w:b/>
                 <w:sz w:val="25"/>
               </w:rPr>
-              <w:t>09/16(三)</w:t>
+              <w:t>09/17(四)</w:t>
             </w:r>
           </w:p>
         </w:tc>
@@ -1273,7 +1273,7 @@
                 <w:b/>
                 <w:sz w:val="25"/>
               </w:rPr>
-              <w:t>4  0  0</w:t>
+              <w:t>4  9  8</w:t>
             </w:r>
           </w:p>
         </w:tc>
@@ -1301,7 +1301,7 @@
                 <w:b/>
                 <w:sz w:val="25"/>
               </w:rPr>
-              <w:t>09/17(四)</w:t>
+              <w:t>09/18(五)</w:t>
             </w:r>
           </w:p>
         </w:tc>
@@ -1324,7 +1324,7 @@
                 <w:b/>
                 <w:sz w:val="25"/>
               </w:rPr>
-              <w:t>4  9  8</w:t>
+              <w:t>1  4  2</w:t>
             </w:r>
           </w:p>
         </w:tc>
@@ -1352,7 +1352,7 @@
                 <w:b/>
                 <w:sz w:val="25"/>
               </w:rPr>
-              <w:t>09/18(五)</w:t>
+              <w:t>09/19(六)</w:t>
             </w:r>
           </w:p>
         </w:tc>
@@ -1375,7 +1375,7 @@
                 <w:b/>
                 <w:sz w:val="25"/>
               </w:rPr>
-              <w:t>1  4  2</w:t>
+              <w:t>5  2  1</w:t>
             </w:r>
           </w:p>
         </w:tc>
@@ -1403,7 +1403,7 @@
                 <w:b/>
                 <w:sz w:val="25"/>
               </w:rPr>
-              <w:t>09/19(六)</w:t>
+              <w:t>09/21(一)</w:t>
             </w:r>
           </w:p>
         </w:tc>
@@ -1426,7 +1426,7 @@
                 <w:b/>
                 <w:sz w:val="25"/>
               </w:rPr>
-              <w:t>5  2  1</w:t>
+              <w:t>3  9  0</w:t>
             </w:r>
           </w:p>
         </w:tc>
@@ -1454,7 +1454,7 @@
                 <w:b/>
                 <w:sz w:val="25"/>
               </w:rPr>
-              <w:t>09/21(一)</w:t>
+              <w:t>09/22(二)</w:t>
             </w:r>
           </w:p>
         </w:tc>
@@ -1477,7 +1477,7 @@
                 <w:b/>
                 <w:sz w:val="25"/>
               </w:rPr>
-              <w:t>3  9  0</w:t>
+              <w:t>0  2  3</w:t>
             </w:r>
           </w:p>
         </w:tc>
@@ -1505,7 +1505,7 @@
                 <w:b/>
                 <w:sz w:val="25"/>
               </w:rPr>
-              <w:t>09/22(二)</w:t>
+              <w:t>09/23(三)</w:t>
             </w:r>
           </w:p>
         </w:tc>
@@ -1528,7 +1528,7 @@
                 <w:b/>
                 <w:sz w:val="25"/>
               </w:rPr>
-              <w:t>0  2  3</w:t>
+              <w:t>0  6  1</w:t>
             </w:r>
           </w:p>
         </w:tc>
@@ -2878,7 +2878,7 @@
                 <w:b/>
                 <w:sz w:val="25"/>
               </w:rPr>
-              <w:t>09/11(五)</w:t>
+              <w:t>09/12(六)</w:t>
             </w:r>
           </w:p>
         </w:tc>
@@ -2902,7 +2902,7 @@
                 <w:b/>
                 <w:sz w:val="25"/>
               </w:rPr>
-              <w:t>8  1  0  7</w:t>
+              <w:t>6  7  5  8</w:t>
             </w:r>
           </w:p>
         </w:tc>
@@ -2930,7 +2930,7 @@
                 <w:b/>
                 <w:sz w:val="25"/>
               </w:rPr>
-              <w:t>09/12(六)</w:t>
+              <w:t>09/14(一)</w:t>
             </w:r>
           </w:p>
         </w:tc>
@@ -2953,7 +2953,7 @@
                 <w:b/>
                 <w:sz w:val="25"/>
               </w:rPr>
-              <w:t>6  7  5  8</w:t>
+              <w:t>8  5  6  9</w:t>
             </w:r>
           </w:p>
         </w:tc>
@@ -2981,7 +2981,7 @@
                 <w:b/>
                 <w:sz w:val="25"/>
               </w:rPr>
-              <w:t>09/14(一)</w:t>
+              <w:t>09/15(二)</w:t>
             </w:r>
           </w:p>
         </w:tc>
@@ -3004,7 +3004,7 @@
                 <w:b/>
                 <w:sz w:val="25"/>
               </w:rPr>
-              <w:t>8  5  6  9</w:t>
+              <w:t>0  5  6  4</w:t>
             </w:r>
           </w:p>
         </w:tc>
@@ -3032,7 +3032,7 @@
                 <w:b/>
                 <w:sz w:val="25"/>
               </w:rPr>
-              <w:t>09/15(二)</w:t>
+              <w:t>09/16(三)</w:t>
             </w:r>
           </w:p>
         </w:tc>
@@ -3055,7 +3055,7 @@
                 <w:b/>
                 <w:sz w:val="25"/>
               </w:rPr>
-              <w:t>0  5  6  4</w:t>
+              <w:t>4  6  4  1</w:t>
             </w:r>
           </w:p>
         </w:tc>
@@ -3083,7 +3083,7 @@
                 <w:b/>
                 <w:sz w:val="25"/>
               </w:rPr>
-              <w:t>09/16(三)</w:t>
+              <w:t>09/17(四)</w:t>
             </w:r>
           </w:p>
         </w:tc>
@@ -3106,7 +3106,7 @@
                 <w:b/>
                 <w:sz w:val="25"/>
               </w:rPr>
-              <w:t>4  6  4  1</w:t>
+              <w:t>6  4  9  6</w:t>
             </w:r>
           </w:p>
         </w:tc>
@@ -3134,7 +3134,7 @@
                 <w:b/>
                 <w:sz w:val="25"/>
               </w:rPr>
-              <w:t>09/17(四)</w:t>
+              <w:t>09/18(五)</w:t>
             </w:r>
           </w:p>
         </w:tc>
@@ -3157,7 +3157,7 @@
                 <w:b/>
                 <w:sz w:val="25"/>
               </w:rPr>
-              <w:t>6  4  9  6</w:t>
+              <w:t>7  9  7  6</w:t>
             </w:r>
           </w:p>
         </w:tc>
@@ -3185,7 +3185,7 @@
                 <w:b/>
                 <w:sz w:val="25"/>
               </w:rPr>
-              <w:t>09/18(五)</w:t>
+              <w:t>09/19(六)</w:t>
             </w:r>
           </w:p>
         </w:tc>
@@ -3208,7 +3208,7 @@
                 <w:b/>
                 <w:sz w:val="25"/>
               </w:rPr>
-              <w:t>7  9  7  6</w:t>
+              <w:t>4  2  3  2</w:t>
             </w:r>
           </w:p>
         </w:tc>
@@ -3236,7 +3236,7 @@
                 <w:b/>
                 <w:sz w:val="25"/>
               </w:rPr>
-              <w:t>09/19(六)</w:t>
+              <w:t>09/21(一)</w:t>
             </w:r>
           </w:p>
         </w:tc>
@@ -3259,7 +3259,7 @@
                 <w:b/>
                 <w:sz w:val="25"/>
               </w:rPr>
-              <w:t>4  2  3  2</w:t>
+              <w:t>0  7  1  9</w:t>
             </w:r>
           </w:p>
         </w:tc>
@@ -3287,7 +3287,7 @@
                 <w:b/>
                 <w:sz w:val="25"/>
               </w:rPr>
-              <w:t>09/21(一)</w:t>
+              <w:t>09/22(二)</w:t>
             </w:r>
           </w:p>
         </w:tc>
@@ -3310,7 +3310,7 @@
                 <w:b/>
                 <w:sz w:val="25"/>
               </w:rPr>
-              <w:t>0  7  1  9</w:t>
+              <w:t>8  2  8  6</w:t>
             </w:r>
           </w:p>
         </w:tc>
@@ -3338,7 +3338,7 @@
                 <w:b/>
                 <w:sz w:val="25"/>
               </w:rPr>
-              <w:t>09/22(二)</w:t>
+              <w:t>09/23(三)</w:t>
             </w:r>
           </w:p>
         </w:tc>
@@ -3361,7 +3361,7 @@
                 <w:b/>
                 <w:sz w:val="25"/>
               </w:rPr>
-              <w:t>8  2  8  6</w:t>
+              <w:t>9  8  2  7</w:t>
             </w:r>
           </w:p>
         </w:tc>

--- a/最新開獎紀錄.docx
+++ b/最新開獎紀錄.docx
@@ -173,7 +173,7 @@
                 <w:b/>
                 <w:sz w:val="25"/>
               </w:rPr>
-              <w:t>115000222</w:t>
+              <w:t>115000223</w:t>
             </w:r>
           </w:p>
         </w:tc>
@@ -197,7 +197,7 @@
                 <w:b/>
                 <w:sz w:val="25"/>
               </w:rPr>
-              <w:t>115.09.12</w:t>
+              <w:t>115.09.14</w:t>
             </w:r>
           </w:p>
         </w:tc>
@@ -221,7 +221,7 @@
                 <w:b/>
                 <w:sz w:val="25"/>
               </w:rPr>
-              <w:t>06  17  24  25  30</w:t>
+              <w:t>01  15  32  34  39</w:t>
             </w:r>
           </w:p>
         </w:tc>
@@ -250,7 +250,7 @@
                 <w:b/>
                 <w:sz w:val="25"/>
               </w:rPr>
-              <w:t>115000223</w:t>
+              <w:t>115000224</w:t>
             </w:r>
           </w:p>
         </w:tc>
@@ -274,7 +274,7 @@
                 <w:b/>
                 <w:sz w:val="25"/>
               </w:rPr>
-              <w:t>115.09.14</w:t>
+              <w:t>115.09.15</w:t>
             </w:r>
           </w:p>
         </w:tc>
@@ -298,7 +298,7 @@
                 <w:b/>
                 <w:sz w:val="25"/>
               </w:rPr>
-              <w:t>01  15  32  34  39</w:t>
+              <w:t>04  12  23  26  31</w:t>
             </w:r>
           </w:p>
         </w:tc>
@@ -327,7 +327,7 @@
                 <w:b/>
                 <w:sz w:val="25"/>
               </w:rPr>
-              <w:t>115000224</w:t>
+              <w:t>115000225</w:t>
             </w:r>
           </w:p>
         </w:tc>
@@ -351,7 +351,7 @@
                 <w:b/>
                 <w:sz w:val="25"/>
               </w:rPr>
-              <w:t>115.09.15</w:t>
+              <w:t>115.09.16</w:t>
             </w:r>
           </w:p>
         </w:tc>
@@ -375,7 +375,7 @@
                 <w:b/>
                 <w:sz w:val="25"/>
               </w:rPr>
-              <w:t>04  12  23  26  31</w:t>
+              <w:t>07  08  12  13  19</w:t>
             </w:r>
           </w:p>
         </w:tc>
@@ -404,7 +404,7 @@
                 <w:b/>
                 <w:sz w:val="25"/>
               </w:rPr>
-              <w:t>115000225</w:t>
+              <w:t>115000226</w:t>
             </w:r>
           </w:p>
         </w:tc>
@@ -428,7 +428,7 @@
                 <w:b/>
                 <w:sz w:val="25"/>
               </w:rPr>
-              <w:t>115.09.16</w:t>
+              <w:t>115.09.17</w:t>
             </w:r>
           </w:p>
         </w:tc>
@@ -452,7 +452,7 @@
                 <w:b/>
                 <w:sz w:val="25"/>
               </w:rPr>
-              <w:t>07  08  12  13  19</w:t>
+              <w:t>02  08  11  12  34</w:t>
             </w:r>
           </w:p>
         </w:tc>
@@ -481,7 +481,7 @@
                 <w:b/>
                 <w:sz w:val="25"/>
               </w:rPr>
-              <w:t>115000226</w:t>
+              <w:t>115000227</w:t>
             </w:r>
           </w:p>
         </w:tc>
@@ -505,7 +505,7 @@
                 <w:b/>
                 <w:sz w:val="25"/>
               </w:rPr>
-              <w:t>115.09.17</w:t>
+              <w:t>115.09.18</w:t>
             </w:r>
           </w:p>
         </w:tc>
@@ -529,7 +529,7 @@
                 <w:b/>
                 <w:sz w:val="25"/>
               </w:rPr>
-              <w:t>02  08  11  12  34</w:t>
+              <w:t>02  03  06  24  34</w:t>
             </w:r>
           </w:p>
         </w:tc>
@@ -558,7 +558,7 @@
                 <w:b/>
                 <w:sz w:val="25"/>
               </w:rPr>
-              <w:t>115000227</w:t>
+              <w:t>115000228</w:t>
             </w:r>
           </w:p>
         </w:tc>
@@ -582,7 +582,7 @@
                 <w:b/>
                 <w:sz w:val="25"/>
               </w:rPr>
-              <w:t>115.09.18</w:t>
+              <w:t>115.09.19</w:t>
             </w:r>
           </w:p>
         </w:tc>
@@ -606,7 +606,7 @@
                 <w:b/>
                 <w:sz w:val="25"/>
               </w:rPr>
-              <w:t>02  03  06  24  34</w:t>
+              <w:t>02  17  27  29  35</w:t>
             </w:r>
           </w:p>
         </w:tc>
@@ -635,7 +635,7 @@
                 <w:b/>
                 <w:sz w:val="25"/>
               </w:rPr>
-              <w:t>115000228</w:t>
+              <w:t>115000229</w:t>
             </w:r>
           </w:p>
         </w:tc>
@@ -659,7 +659,7 @@
                 <w:b/>
                 <w:sz w:val="25"/>
               </w:rPr>
-              <w:t>115.09.19</w:t>
+              <w:t>115.09.21</w:t>
             </w:r>
           </w:p>
         </w:tc>
@@ -683,7 +683,7 @@
                 <w:b/>
                 <w:sz w:val="25"/>
               </w:rPr>
-              <w:t>02  17  27  29  35</w:t>
+              <w:t>04  20  22  30  38</w:t>
             </w:r>
           </w:p>
         </w:tc>
@@ -712,7 +712,7 @@
                 <w:b/>
                 <w:sz w:val="25"/>
               </w:rPr>
-              <w:t>115000229</w:t>
+              <w:t>115000230</w:t>
             </w:r>
           </w:p>
         </w:tc>
@@ -736,7 +736,7 @@
                 <w:b/>
                 <w:sz w:val="25"/>
               </w:rPr>
-              <w:t>115.09.21</w:t>
+              <w:t>115.09.22</w:t>
             </w:r>
           </w:p>
         </w:tc>
@@ -760,7 +760,7 @@
                 <w:b/>
                 <w:sz w:val="25"/>
               </w:rPr>
-              <w:t>04  20  22  30  38</w:t>
+              <w:t>08  13  20  31  34</w:t>
             </w:r>
           </w:p>
         </w:tc>
@@ -789,7 +789,7 @@
                 <w:b/>
                 <w:sz w:val="25"/>
               </w:rPr>
-              <w:t>115000230</w:t>
+              <w:t>115000231</w:t>
             </w:r>
           </w:p>
         </w:tc>
@@ -813,7 +813,7 @@
                 <w:b/>
                 <w:sz w:val="25"/>
               </w:rPr>
-              <w:t>115.09.22</w:t>
+              <w:t>115.09.23</w:t>
             </w:r>
           </w:p>
         </w:tc>
@@ -837,7 +837,7 @@
                 <w:b/>
                 <w:sz w:val="25"/>
               </w:rPr>
-              <w:t>08  13  20  31  34</w:t>
+              <w:t>08  10  14  16  30</w:t>
             </w:r>
           </w:p>
         </w:tc>
@@ -866,7 +866,7 @@
                 <w:b/>
                 <w:sz w:val="25"/>
               </w:rPr>
-              <w:t>115000231</w:t>
+              <w:t>115000232</w:t>
             </w:r>
           </w:p>
         </w:tc>
@@ -890,7 +890,7 @@
                 <w:b/>
                 <w:sz w:val="25"/>
               </w:rPr>
-              <w:t>115.09.23</w:t>
+              <w:t>115.09.24</w:t>
             </w:r>
           </w:p>
         </w:tc>
@@ -914,7 +914,7 @@
                 <w:b/>
                 <w:sz w:val="25"/>
               </w:rPr>
-              <w:t>08  10  14  16  30</w:t>
+              <w:t>05  08  18  19  30</w:t>
             </w:r>
           </w:p>
         </w:tc>
@@ -1045,7 +1045,7 @@
                 <w:b/>
                 <w:sz w:val="25"/>
               </w:rPr>
-              <w:t>09/12(六)</w:t>
+              <w:t>09/14(一)</w:t>
             </w:r>
           </w:p>
         </w:tc>
@@ -1069,7 +1069,7 @@
                 <w:b/>
                 <w:sz w:val="25"/>
               </w:rPr>
-              <w:t>4  5  3</w:t>
+              <w:t>8  4  9</w:t>
             </w:r>
           </w:p>
         </w:tc>
@@ -1097,7 +1097,7 @@
                 <w:b/>
                 <w:sz w:val="25"/>
               </w:rPr>
-              <w:t>09/14(一)</w:t>
+              <w:t>09/15(二)</w:t>
             </w:r>
           </w:p>
         </w:tc>
@@ -1120,7 +1120,7 @@
                 <w:b/>
                 <w:sz w:val="25"/>
               </w:rPr>
-              <w:t>8  4  9</w:t>
+              <w:t>7  0  4</w:t>
             </w:r>
           </w:p>
         </w:tc>
@@ -1148,7 +1148,7 @@
                 <w:b/>
                 <w:sz w:val="25"/>
               </w:rPr>
-              <w:t>09/15(二)</w:t>
+              <w:t>09/16(三)</w:t>
             </w:r>
           </w:p>
         </w:tc>
@@ -1171,7 +1171,7 @@
                 <w:b/>
                 <w:sz w:val="25"/>
               </w:rPr>
-              <w:t>7  0  4</w:t>
+              <w:t>4  0  0</w:t>
             </w:r>
           </w:p>
         </w:tc>
@@ -1199,7 +1199,7 @@
                 <w:b/>
                 <w:sz w:val="25"/>
               </w:rPr>
-              <w:t>09/16(三)</w:t>
+              <w:t>09/17(四)</w:t>
             </w:r>
           </w:p>
         </w:tc>
@@ -1222,7 +1222,7 @@
                 <w:b/>
                 <w:sz w:val="25"/>
               </w:rPr>
-              <w:t>4  0  0</w:t>
+              <w:t>4  9  8</w:t>
             </w:r>
           </w:p>
         </w:tc>
@@ -1250,7 +1250,7 @@
                 <w:b/>
                 <w:sz w:val="25"/>
               </w:rPr>
-              <w:t>09/17(四)</w:t>
+              <w:t>09/18(五)</w:t>
             </w:r>
           </w:p>
         </w:tc>
@@ -1273,7 +1273,7 @@
                 <w:b/>
                 <w:sz w:val="25"/>
               </w:rPr>
-              <w:t>4  9  8</w:t>
+              <w:t>1  4  2</w:t>
             </w:r>
           </w:p>
         </w:tc>
@@ -1301,7 +1301,7 @@
                 <w:b/>
                 <w:sz w:val="25"/>
               </w:rPr>
-              <w:t>09/18(五)</w:t>
+              <w:t>09/19(六)</w:t>
             </w:r>
           </w:p>
         </w:tc>
@@ -1324,7 +1324,7 @@
                 <w:b/>
                 <w:sz w:val="25"/>
               </w:rPr>
-              <w:t>1  4  2</w:t>
+              <w:t>5  2  1</w:t>
             </w:r>
           </w:p>
         </w:tc>
@@ -1352,7 +1352,7 @@
                 <w:b/>
                 <w:sz w:val="25"/>
               </w:rPr>
-              <w:t>09/19(六)</w:t>
+              <w:t>09/21(一)</w:t>
             </w:r>
           </w:p>
         </w:tc>
@@ -1375,7 +1375,7 @@
                 <w:b/>
                 <w:sz w:val="25"/>
               </w:rPr>
-              <w:t>5  2  1</w:t>
+              <w:t>3  9  0</w:t>
             </w:r>
           </w:p>
         </w:tc>
@@ -1403,7 +1403,7 @@
                 <w:b/>
                 <w:sz w:val="25"/>
               </w:rPr>
-              <w:t>09/21(一)</w:t>
+              <w:t>09/22(二)</w:t>
             </w:r>
           </w:p>
         </w:tc>
@@ -1426,7 +1426,7 @@
                 <w:b/>
                 <w:sz w:val="25"/>
               </w:rPr>
-              <w:t>3  9  0</w:t>
+              <w:t>0  2  3</w:t>
             </w:r>
           </w:p>
         </w:tc>
@@ -1454,7 +1454,7 @@
                 <w:b/>
                 <w:sz w:val="25"/>
               </w:rPr>
-              <w:t>09/22(二)</w:t>
+              <w:t>09/23(三)</w:t>
             </w:r>
           </w:p>
         </w:tc>
@@ -1477,7 +1477,7 @@
                 <w:b/>
                 <w:sz w:val="25"/>
               </w:rPr>
-              <w:t>0  2  3</w:t>
+              <w:t>0  6  1</w:t>
             </w:r>
           </w:p>
         </w:tc>
@@ -1505,7 +1505,7 @@
                 <w:b/>
                 <w:sz w:val="25"/>
               </w:rPr>
-              <w:t>09/23(三)</w:t>
+              <w:t>09/24(四)</w:t>
             </w:r>
           </w:p>
         </w:tc>
@@ -1528,7 +1528,7 @@
                 <w:b/>
                 <w:sz w:val="25"/>
               </w:rPr>
-              <w:t>0  6  1</w:t>
+              <w:t>3  7  9</w:t>
             </w:r>
           </w:p>
         </w:tc>
@@ -1766,7 +1766,7 @@
                 <w:b/>
                 <w:sz w:val="25"/>
               </w:rPr>
-              <w:t>115000067</w:t>
+              <w:t>115000068</w:t>
             </w:r>
           </w:p>
         </w:tc>
@@ -1790,7 +1790,7 @@
                 <w:b/>
                 <w:sz w:val="25"/>
               </w:rPr>
-              <w:t>115.08.20</w:t>
+              <w:t>115.08.24</w:t>
             </w:r>
           </w:p>
         </w:tc>
@@ -1814,7 +1814,7 @@
                 <w:b/>
                 <w:sz w:val="25"/>
               </w:rPr>
-              <w:t>01  02  09  11  29  35</w:t>
+              <w:t>06  07  09  23  26  36</w:t>
             </w:r>
           </w:p>
         </w:tc>
@@ -1838,7 +1838,7 @@
                 <w:b/>
                 <w:sz w:val="25"/>
               </w:rPr>
-              <w:t>02</w:t>
+              <w:t>07</w:t>
             </w:r>
           </w:p>
         </w:tc>
@@ -1867,7 +1867,7 @@
                 <w:b/>
                 <w:sz w:val="25"/>
               </w:rPr>
-              <w:t>115000068</w:t>
+              <w:t>115000069</w:t>
             </w:r>
           </w:p>
         </w:tc>
@@ -1891,7 +1891,7 @@
                 <w:b/>
                 <w:sz w:val="25"/>
               </w:rPr>
-              <w:t>115.08.24</w:t>
+              <w:t>115.08.27</w:t>
             </w:r>
           </w:p>
         </w:tc>
@@ -1915,7 +1915,7 @@
                 <w:b/>
                 <w:sz w:val="25"/>
               </w:rPr>
-              <w:t>06  07  09  23  26  36</w:t>
+              <w:t>02  07  09  11  24  36</w:t>
             </w:r>
           </w:p>
         </w:tc>
@@ -1939,7 +1939,7 @@
                 <w:b/>
                 <w:sz w:val="25"/>
               </w:rPr>
-              <w:t>07</w:t>
+              <w:t>01</w:t>
             </w:r>
           </w:p>
         </w:tc>
@@ -1968,7 +1968,7 @@
                 <w:b/>
                 <w:sz w:val="25"/>
               </w:rPr>
-              <w:t>115000069</w:t>
+              <w:t>115000070</w:t>
             </w:r>
           </w:p>
         </w:tc>
@@ -1992,7 +1992,7 @@
                 <w:b/>
                 <w:sz w:val="25"/>
               </w:rPr>
-              <w:t>115.08.27</w:t>
+              <w:t>115.08.31</w:t>
             </w:r>
           </w:p>
         </w:tc>
@@ -2016,7 +2016,7 @@
                 <w:b/>
                 <w:sz w:val="25"/>
               </w:rPr>
-              <w:t>02  07  09  11  24  36</w:t>
+              <w:t>04  08  12  19  32  37</w:t>
             </w:r>
           </w:p>
         </w:tc>
@@ -2040,7 +2040,7 @@
                 <w:b/>
                 <w:sz w:val="25"/>
               </w:rPr>
-              <w:t>01</w:t>
+              <w:t>02</w:t>
             </w:r>
           </w:p>
         </w:tc>
@@ -2069,7 +2069,7 @@
                 <w:b/>
                 <w:sz w:val="25"/>
               </w:rPr>
-              <w:t>115000070</w:t>
+              <w:t>115000071</w:t>
             </w:r>
           </w:p>
         </w:tc>
@@ -2093,7 +2093,7 @@
                 <w:b/>
                 <w:sz w:val="25"/>
               </w:rPr>
-              <w:t>115.08.31</w:t>
+              <w:t>115.09.03</w:t>
             </w:r>
           </w:p>
         </w:tc>
@@ -2117,7 +2117,7 @@
                 <w:b/>
                 <w:sz w:val="25"/>
               </w:rPr>
-              <w:t>04  08  12  19  32  37</w:t>
+              <w:t>01  06  07  19  30  33</w:t>
             </w:r>
           </w:p>
         </w:tc>
@@ -2141,7 +2141,7 @@
                 <w:b/>
                 <w:sz w:val="25"/>
               </w:rPr>
-              <w:t>02</w:t>
+              <w:t>08</w:t>
             </w:r>
           </w:p>
         </w:tc>
@@ -2170,7 +2170,7 @@
                 <w:b/>
                 <w:sz w:val="25"/>
               </w:rPr>
-              <w:t>115000071</w:t>
+              <w:t>115000072</w:t>
             </w:r>
           </w:p>
         </w:tc>
@@ -2194,7 +2194,7 @@
                 <w:b/>
                 <w:sz w:val="25"/>
               </w:rPr>
-              <w:t>115.09.03</w:t>
+              <w:t>115.09.07</w:t>
             </w:r>
           </w:p>
         </w:tc>
@@ -2218,7 +2218,7 @@
                 <w:b/>
                 <w:sz w:val="25"/>
               </w:rPr>
-              <w:t>01  06  07  19  30  33</w:t>
+              <w:t>07  14  17  22  29  35</w:t>
             </w:r>
           </w:p>
         </w:tc>
@@ -2242,7 +2242,7 @@
                 <w:b/>
                 <w:sz w:val="25"/>
               </w:rPr>
-              <w:t>08</w:t>
+              <w:t>02</w:t>
             </w:r>
           </w:p>
         </w:tc>
@@ -2271,7 +2271,7 @@
                 <w:b/>
                 <w:sz w:val="25"/>
               </w:rPr>
-              <w:t>115000072</w:t>
+              <w:t>115000073</w:t>
             </w:r>
           </w:p>
         </w:tc>
@@ -2295,7 +2295,7 @@
                 <w:b/>
                 <w:sz w:val="25"/>
               </w:rPr>
-              <w:t>115.09.07</w:t>
+              <w:t>115.09.10</w:t>
             </w:r>
           </w:p>
         </w:tc>
@@ -2319,7 +2319,7 @@
                 <w:b/>
                 <w:sz w:val="25"/>
               </w:rPr>
-              <w:t>07  14  17  22  29  35</w:t>
+              <w:t>08  17  18  29  33  38</w:t>
             </w:r>
           </w:p>
         </w:tc>
@@ -2372,7 +2372,7 @@
                 <w:b/>
                 <w:sz w:val="25"/>
               </w:rPr>
-              <w:t>115000073</w:t>
+              <w:t>115000074</w:t>
             </w:r>
           </w:p>
         </w:tc>
@@ -2396,7 +2396,7 @@
                 <w:b/>
                 <w:sz w:val="25"/>
               </w:rPr>
-              <w:t>115.09.10</w:t>
+              <w:t>115.09.14</w:t>
             </w:r>
           </w:p>
         </w:tc>
@@ -2420,7 +2420,7 @@
                 <w:b/>
                 <w:sz w:val="25"/>
               </w:rPr>
-              <w:t>08  17  18  29  33  38</w:t>
+              <w:t>10  12  14  16  29  36</w:t>
             </w:r>
           </w:p>
         </w:tc>
@@ -2444,7 +2444,7 @@
                 <w:b/>
                 <w:sz w:val="25"/>
               </w:rPr>
-              <w:t>02</w:t>
+              <w:t>08</w:t>
             </w:r>
           </w:p>
         </w:tc>
@@ -2473,7 +2473,7 @@
                 <w:b/>
                 <w:sz w:val="25"/>
               </w:rPr>
-              <w:t>115000074</w:t>
+              <w:t>115000075</w:t>
             </w:r>
           </w:p>
         </w:tc>
@@ -2497,7 +2497,7 @@
                 <w:b/>
                 <w:sz w:val="25"/>
               </w:rPr>
-              <w:t>115.09.14</w:t>
+              <w:t>115.09.17</w:t>
             </w:r>
           </w:p>
         </w:tc>
@@ -2521,7 +2521,7 @@
                 <w:b/>
                 <w:sz w:val="25"/>
               </w:rPr>
-              <w:t>10  12  14  16  29  36</w:t>
+              <w:t>23  26  27  28  31  37</w:t>
             </w:r>
           </w:p>
         </w:tc>
@@ -2545,7 +2545,7 @@
                 <w:b/>
                 <w:sz w:val="25"/>
               </w:rPr>
-              <w:t>08</w:t>
+              <w:t>07</w:t>
             </w:r>
           </w:p>
         </w:tc>
@@ -2574,7 +2574,7 @@
                 <w:b/>
                 <w:sz w:val="25"/>
               </w:rPr>
-              <w:t>115000075</w:t>
+              <w:t>115000076</w:t>
             </w:r>
           </w:p>
         </w:tc>
@@ -2598,7 +2598,7 @@
                 <w:b/>
                 <w:sz w:val="25"/>
               </w:rPr>
-              <w:t>115.09.17</w:t>
+              <w:t>115.09.21</w:t>
             </w:r>
           </w:p>
         </w:tc>
@@ -2622,7 +2622,7 @@
                 <w:b/>
                 <w:sz w:val="25"/>
               </w:rPr>
-              <w:t>23  26  27  28  31  37</w:t>
+              <w:t>03  08  17  24  25  37</w:t>
             </w:r>
           </w:p>
         </w:tc>
@@ -2646,7 +2646,7 @@
                 <w:b/>
                 <w:sz w:val="25"/>
               </w:rPr>
-              <w:t>07</w:t>
+              <w:t>06</w:t>
             </w:r>
           </w:p>
         </w:tc>
@@ -2675,7 +2675,7 @@
                 <w:b/>
                 <w:sz w:val="25"/>
               </w:rPr>
-              <w:t>115000076</w:t>
+              <w:t>115000077</w:t>
             </w:r>
           </w:p>
         </w:tc>
@@ -2699,7 +2699,7 @@
                 <w:b/>
                 <w:sz w:val="25"/>
               </w:rPr>
-              <w:t>115.09.21</w:t>
+              <w:t>115.09.24</w:t>
             </w:r>
           </w:p>
         </w:tc>
@@ -2723,7 +2723,7 @@
                 <w:b/>
                 <w:sz w:val="25"/>
               </w:rPr>
-              <w:t>03  08  17  24  25  37</w:t>
+              <w:t>03  08  25  27  30  31</w:t>
             </w:r>
           </w:p>
         </w:tc>
@@ -2747,7 +2747,7 @@
                 <w:b/>
                 <w:sz w:val="25"/>
               </w:rPr>
-              <w:t>06</w:t>
+              <w:t>01</w:t>
             </w:r>
           </w:p>
         </w:tc>
@@ -2878,7 +2878,7 @@
                 <w:b/>
                 <w:sz w:val="25"/>
               </w:rPr>
-              <w:t>09/12(六)</w:t>
+              <w:t>09/14(一)</w:t>
             </w:r>
           </w:p>
         </w:tc>
@@ -2902,7 +2902,7 @@
                 <w:b/>
                 <w:sz w:val="25"/>
               </w:rPr>
-              <w:t>6  7  5  8</w:t>
+              <w:t>8  5  6  9</w:t>
             </w:r>
           </w:p>
         </w:tc>
@@ -2930,7 +2930,7 @@
                 <w:b/>
                 <w:sz w:val="25"/>
               </w:rPr>
-              <w:t>09/14(一)</w:t>
+              <w:t>09/15(二)</w:t>
             </w:r>
           </w:p>
         </w:tc>
@@ -2953,7 +2953,7 @@
                 <w:b/>
                 <w:sz w:val="25"/>
               </w:rPr>
-              <w:t>8  5  6  9</w:t>
+              <w:t>0  5  6  4</w:t>
             </w:r>
           </w:p>
         </w:tc>
@@ -2981,7 +2981,7 @@
                 <w:b/>
                 <w:sz w:val="25"/>
               </w:rPr>
-              <w:t>09/15(二)</w:t>
+              <w:t>09/16(三)</w:t>
             </w:r>
           </w:p>
         </w:tc>
@@ -3004,7 +3004,7 @@
                 <w:b/>
                 <w:sz w:val="25"/>
               </w:rPr>
-              <w:t>0  5  6  4</w:t>
+              <w:t>4  6  4  1</w:t>
             </w:r>
           </w:p>
         </w:tc>
@@ -3032,7 +3032,7 @@
                 <w:b/>
                 <w:sz w:val="25"/>
               </w:rPr>
-              <w:t>09/16(三)</w:t>
+              <w:t>09/17(四)</w:t>
             </w:r>
           </w:p>
         </w:tc>
@@ -3055,7 +3055,7 @@
                 <w:b/>
                 <w:sz w:val="25"/>
               </w:rPr>
-              <w:t>4  6  4  1</w:t>
+              <w:t>6  4  9  6</w:t>
             </w:r>
           </w:p>
         </w:tc>
@@ -3083,7 +3083,7 @@
                 <w:b/>
                 <w:sz w:val="25"/>
               </w:rPr>
-              <w:t>09/17(四)</w:t>
+              <w:t>09/18(五)</w:t>
             </w:r>
           </w:p>
         </w:tc>
@@ -3106,7 +3106,7 @@
                 <w:b/>
                 <w:sz w:val="25"/>
               </w:rPr>
-              <w:t>6  4  9  6</w:t>
+              <w:t>7  9  7  6</w:t>
             </w:r>
           </w:p>
         </w:tc>
@@ -3134,7 +3134,7 @@
                 <w:b/>
                 <w:sz w:val="25"/>
               </w:rPr>
-              <w:t>09/18(五)</w:t>
+              <w:t>09/19(六)</w:t>
             </w:r>
           </w:p>
         </w:tc>
@@ -3157,7 +3157,7 @@
                 <w:b/>
                 <w:sz w:val="25"/>
               </w:rPr>
-              <w:t>7  9  7  6</w:t>
+              <w:t>4  2  3  2</w:t>
             </w:r>
           </w:p>
         </w:tc>
@@ -3185,7 +3185,7 @@
                 <w:b/>
                 <w:sz w:val="25"/>
               </w:rPr>
-              <w:t>09/19(六)</w:t>
+              <w:t>09/21(一)</w:t>
             </w:r>
           </w:p>
         </w:tc>
@@ -3208,7 +3208,7 @@
                 <w:b/>
                 <w:sz w:val="25"/>
               </w:rPr>
-              <w:t>4  2  3  2</w:t>
+              <w:t>0  7  1  9</w:t>
             </w:r>
           </w:p>
         </w:tc>
@@ -3236,7 +3236,7 @@
                 <w:b/>
                 <w:sz w:val="25"/>
               </w:rPr>
-              <w:t>09/21(一)</w:t>
+              <w:t>09/22(二)</w:t>
             </w:r>
           </w:p>
         </w:tc>
@@ -3259,7 +3259,7 @@
                 <w:b/>
                 <w:sz w:val="25"/>
               </w:rPr>
-              <w:t>0  7  1  9</w:t>
+              <w:t>8  2  8  6</w:t>
             </w:r>
           </w:p>
         </w:tc>
@@ -3287,7 +3287,7 @@
                 <w:b/>
                 <w:sz w:val="25"/>
               </w:rPr>
-              <w:t>09/22(二)</w:t>
+              <w:t>09/23(三)</w:t>
             </w:r>
           </w:p>
         </w:tc>
@@ -3310,7 +3310,7 @@
                 <w:b/>
                 <w:sz w:val="25"/>
               </w:rPr>
-              <w:t>8  2  8  6</w:t>
+              <w:t>9  8  2  7</w:t>
             </w:r>
           </w:p>
         </w:tc>
@@ -3338,7 +3338,7 @@
                 <w:b/>
                 <w:sz w:val="25"/>
               </w:rPr>
-              <w:t>09/23(三)</w:t>
+              <w:t>09/24(四)</w:t>
             </w:r>
           </w:p>
         </w:tc>
@@ -3361,7 +3361,7 @@
                 <w:b/>
                 <w:sz w:val="25"/>
               </w:rPr>
-              <w:t>9  8  2  7</w:t>
+              <w:t>5  2  3  3</w:t>
             </w:r>
           </w:p>
         </w:tc>

--- a/最新開獎紀錄.docx
+++ b/最新開獎紀錄.docx
@@ -173,7 +173,7 @@
                 <w:b/>
                 <w:sz w:val="25"/>
               </w:rPr>
-              <w:t>115000223</w:t>
+              <w:t>115000224</w:t>
             </w:r>
           </w:p>
         </w:tc>
@@ -197,7 +197,7 @@
                 <w:b/>
                 <w:sz w:val="25"/>
               </w:rPr>
-              <w:t>115.09.14</w:t>
+              <w:t>115.09.15</w:t>
             </w:r>
           </w:p>
         </w:tc>
@@ -221,7 +221,7 @@
                 <w:b/>
                 <w:sz w:val="25"/>
               </w:rPr>
-              <w:t>01  15  32  34  39</w:t>
+              <w:t>04  12  23  26  31</w:t>
             </w:r>
           </w:p>
         </w:tc>
@@ -250,7 +250,7 @@
                 <w:b/>
                 <w:sz w:val="25"/>
               </w:rPr>
-              <w:t>115000224</w:t>
+              <w:t>115000225</w:t>
             </w:r>
           </w:p>
         </w:tc>
@@ -274,7 +274,7 @@
                 <w:b/>
                 <w:sz w:val="25"/>
               </w:rPr>
-              <w:t>115.09.15</w:t>
+              <w:t>115.09.16</w:t>
             </w:r>
           </w:p>
         </w:tc>
@@ -298,7 +298,7 @@
                 <w:b/>
                 <w:sz w:val="25"/>
               </w:rPr>
-              <w:t>04  12  23  26  31</w:t>
+              <w:t>07  08  12  13  19</w:t>
             </w:r>
           </w:p>
         </w:tc>
@@ -327,7 +327,7 @@
                 <w:b/>
                 <w:sz w:val="25"/>
               </w:rPr>
-              <w:t>115000225</w:t>
+              <w:t>115000226</w:t>
             </w:r>
           </w:p>
         </w:tc>
@@ -351,7 +351,7 @@
                 <w:b/>
                 <w:sz w:val="25"/>
               </w:rPr>
-              <w:t>115.09.16</w:t>
+              <w:t>115.09.17</w:t>
             </w:r>
           </w:p>
         </w:tc>
@@ -375,7 +375,7 @@
                 <w:b/>
                 <w:sz w:val="25"/>
               </w:rPr>
-              <w:t>07  08  12  13  19</w:t>
+              <w:t>02  08  11  12  34</w:t>
             </w:r>
           </w:p>
         </w:tc>
@@ -404,7 +404,7 @@
                 <w:b/>
                 <w:sz w:val="25"/>
               </w:rPr>
-              <w:t>115000226</w:t>
+              <w:t>115000227</w:t>
             </w:r>
           </w:p>
         </w:tc>
@@ -428,7 +428,7 @@
                 <w:b/>
                 <w:sz w:val="25"/>
               </w:rPr>
-              <w:t>115.09.17</w:t>
+              <w:t>115.09.18</w:t>
             </w:r>
           </w:p>
         </w:tc>
@@ -452,7 +452,7 @@
                 <w:b/>
                 <w:sz w:val="25"/>
               </w:rPr>
-              <w:t>02  08  11  12  34</w:t>
+              <w:t>02  03  06  24  34</w:t>
             </w:r>
           </w:p>
         </w:tc>
@@ -481,7 +481,7 @@
                 <w:b/>
                 <w:sz w:val="25"/>
               </w:rPr>
-              <w:t>115000227</w:t>
+              <w:t>115000228</w:t>
             </w:r>
           </w:p>
         </w:tc>
@@ -505,7 +505,7 @@
                 <w:b/>
                 <w:sz w:val="25"/>
               </w:rPr>
-              <w:t>115.09.18</w:t>
+              <w:t>115.09.19</w:t>
             </w:r>
           </w:p>
         </w:tc>
@@ -529,7 +529,7 @@
                 <w:b/>
                 <w:sz w:val="25"/>
               </w:rPr>
-              <w:t>02  03  06  24  34</w:t>
+              <w:t>02  17  27  29  35</w:t>
             </w:r>
           </w:p>
         </w:tc>
@@ -558,7 +558,7 @@
                 <w:b/>
                 <w:sz w:val="25"/>
               </w:rPr>
-              <w:t>115000228</w:t>
+              <w:t>115000229</w:t>
             </w:r>
           </w:p>
         </w:tc>
@@ -582,7 +582,7 @@
                 <w:b/>
                 <w:sz w:val="25"/>
               </w:rPr>
-              <w:t>115.09.19</w:t>
+              <w:t>115.09.21</w:t>
             </w:r>
           </w:p>
         </w:tc>
@@ -606,7 +606,7 @@
                 <w:b/>
                 <w:sz w:val="25"/>
               </w:rPr>
-              <w:t>02  17  27  29  35</w:t>
+              <w:t>04  20  22  30  38</w:t>
             </w:r>
           </w:p>
         </w:tc>
@@ -635,7 +635,7 @@
                 <w:b/>
                 <w:sz w:val="25"/>
               </w:rPr>
-              <w:t>115000229</w:t>
+              <w:t>115000230</w:t>
             </w:r>
           </w:p>
         </w:tc>
@@ -659,7 +659,7 @@
                 <w:b/>
                 <w:sz w:val="25"/>
               </w:rPr>
-              <w:t>115.09.21</w:t>
+              <w:t>115.09.22</w:t>
             </w:r>
           </w:p>
         </w:tc>
@@ -683,7 +683,7 @@
                 <w:b/>
                 <w:sz w:val="25"/>
               </w:rPr>
-              <w:t>04  20  22  30  38</w:t>
+              <w:t>08  13  20  31  34</w:t>
             </w:r>
           </w:p>
         </w:tc>
@@ -712,7 +712,7 @@
                 <w:b/>
                 <w:sz w:val="25"/>
               </w:rPr>
-              <w:t>115000230</w:t>
+              <w:t>115000231</w:t>
             </w:r>
           </w:p>
         </w:tc>
@@ -736,7 +736,7 @@
                 <w:b/>
                 <w:sz w:val="25"/>
               </w:rPr>
-              <w:t>115.09.22</w:t>
+              <w:t>115.09.23</w:t>
             </w:r>
           </w:p>
         </w:tc>
@@ -760,7 +760,7 @@
                 <w:b/>
                 <w:sz w:val="25"/>
               </w:rPr>
-              <w:t>08  13  20  31  34</w:t>
+              <w:t>08  10  14  16  30</w:t>
             </w:r>
           </w:p>
         </w:tc>
@@ -789,7 +789,7 @@
                 <w:b/>
                 <w:sz w:val="25"/>
               </w:rPr>
-              <w:t>115000231</w:t>
+              <w:t>115000232</w:t>
             </w:r>
           </w:p>
         </w:tc>
@@ -813,7 +813,7 @@
                 <w:b/>
                 <w:sz w:val="25"/>
               </w:rPr>
-              <w:t>115.09.23</w:t>
+              <w:t>115.09.24</w:t>
             </w:r>
           </w:p>
         </w:tc>
@@ -837,7 +837,7 @@
                 <w:b/>
                 <w:sz w:val="25"/>
               </w:rPr>
-              <w:t>08  10  14  16  30</w:t>
+              <w:t>05  08  18  19  30</w:t>
             </w:r>
           </w:p>
         </w:tc>
@@ -866,7 +866,7 @@
                 <w:b/>
                 <w:sz w:val="25"/>
               </w:rPr>
-              <w:t>115000232</w:t>
+              <w:t>115000233</w:t>
             </w:r>
           </w:p>
         </w:tc>
@@ -890,7 +890,7 @@
                 <w:b/>
                 <w:sz w:val="25"/>
               </w:rPr>
-              <w:t>115.09.24</w:t>
+              <w:t>115.09.25</w:t>
             </w:r>
           </w:p>
         </w:tc>
@@ -914,7 +914,7 @@
                 <w:b/>
                 <w:sz w:val="25"/>
               </w:rPr>
-              <w:t>05  08  18  19  30</w:t>
+              <w:t>06  15  20  30  33</w:t>
             </w:r>
           </w:p>
         </w:tc>
@@ -1045,7 +1045,7 @@
                 <w:b/>
                 <w:sz w:val="25"/>
               </w:rPr>
-              <w:t>09/14(一)</w:t>
+              <w:t>09/15(二)</w:t>
             </w:r>
           </w:p>
         </w:tc>
@@ -1069,7 +1069,7 @@
                 <w:b/>
                 <w:sz w:val="25"/>
               </w:rPr>
-              <w:t>8  4  9</w:t>
+              <w:t>7  0  4</w:t>
             </w:r>
           </w:p>
         </w:tc>
@@ -1097,7 +1097,7 @@
                 <w:b/>
                 <w:sz w:val="25"/>
               </w:rPr>
-              <w:t>09/15(二)</w:t>
+              <w:t>09/16(三)</w:t>
             </w:r>
           </w:p>
         </w:tc>
@@ -1120,7 +1120,7 @@
                 <w:b/>
                 <w:sz w:val="25"/>
               </w:rPr>
-              <w:t>7  0  4</w:t>
+              <w:t>4  0  0</w:t>
             </w:r>
           </w:p>
         </w:tc>
@@ -1148,7 +1148,7 @@
                 <w:b/>
                 <w:sz w:val="25"/>
               </w:rPr>
-              <w:t>09/16(三)</w:t>
+              <w:t>09/17(四)</w:t>
             </w:r>
           </w:p>
         </w:tc>
@@ -1171,7 +1171,7 @@
                 <w:b/>
                 <w:sz w:val="25"/>
               </w:rPr>
-              <w:t>4  0  0</w:t>
+              <w:t>4  9  8</w:t>
             </w:r>
           </w:p>
         </w:tc>
@@ -1199,7 +1199,7 @@
                 <w:b/>
                 <w:sz w:val="25"/>
               </w:rPr>
-              <w:t>09/17(四)</w:t>
+              <w:t>09/18(五)</w:t>
             </w:r>
           </w:p>
         </w:tc>
@@ -1222,7 +1222,7 @@
                 <w:b/>
                 <w:sz w:val="25"/>
               </w:rPr>
-              <w:t>4  9  8</w:t>
+              <w:t>1  4  2</w:t>
             </w:r>
           </w:p>
         </w:tc>
@@ -1250,7 +1250,7 @@
                 <w:b/>
                 <w:sz w:val="25"/>
               </w:rPr>
-              <w:t>09/18(五)</w:t>
+              <w:t>09/19(六)</w:t>
             </w:r>
           </w:p>
         </w:tc>
@@ -1273,7 +1273,7 @@
                 <w:b/>
                 <w:sz w:val="25"/>
               </w:rPr>
-              <w:t>1  4  2</w:t>
+              <w:t>5  2  1</w:t>
             </w:r>
           </w:p>
         </w:tc>
@@ -1301,7 +1301,7 @@
                 <w:b/>
                 <w:sz w:val="25"/>
               </w:rPr>
-              <w:t>09/19(六)</w:t>
+              <w:t>09/21(一)</w:t>
             </w:r>
           </w:p>
         </w:tc>
@@ -1324,7 +1324,7 @@
                 <w:b/>
                 <w:sz w:val="25"/>
               </w:rPr>
-              <w:t>5  2  1</w:t>
+              <w:t>3  9  0</w:t>
             </w:r>
           </w:p>
         </w:tc>
@@ -1352,7 +1352,7 @@
                 <w:b/>
                 <w:sz w:val="25"/>
               </w:rPr>
-              <w:t>09/21(一)</w:t>
+              <w:t>09/22(二)</w:t>
             </w:r>
           </w:p>
         </w:tc>
@@ -1375,7 +1375,7 @@
                 <w:b/>
                 <w:sz w:val="25"/>
               </w:rPr>
-              <w:t>3  9  0</w:t>
+              <w:t>0  2  3</w:t>
             </w:r>
           </w:p>
         </w:tc>
@@ -1403,7 +1403,7 @@
                 <w:b/>
                 <w:sz w:val="25"/>
               </w:rPr>
-              <w:t>09/22(二)</w:t>
+              <w:t>09/23(三)</w:t>
             </w:r>
           </w:p>
         </w:tc>
@@ -1426,7 +1426,7 @@
                 <w:b/>
                 <w:sz w:val="25"/>
               </w:rPr>
-              <w:t>0  2  3</w:t>
+              <w:t>0  6  1</w:t>
             </w:r>
           </w:p>
         </w:tc>
@@ -1454,7 +1454,7 @@
                 <w:b/>
                 <w:sz w:val="25"/>
               </w:rPr>
-              <w:t>09/23(三)</w:t>
+              <w:t>09/24(四)</w:t>
             </w:r>
           </w:p>
         </w:tc>
@@ -1477,7 +1477,7 @@
                 <w:b/>
                 <w:sz w:val="25"/>
               </w:rPr>
-              <w:t>0  6  1</w:t>
+              <w:t>3  7  9</w:t>
             </w:r>
           </w:p>
         </w:tc>
@@ -1505,7 +1505,7 @@
                 <w:b/>
                 <w:sz w:val="25"/>
               </w:rPr>
-              <w:t>09/24(四)</w:t>
+              <w:t>09/25(五)</w:t>
             </w:r>
           </w:p>
         </w:tc>
@@ -1528,7 +1528,7 @@
                 <w:b/>
                 <w:sz w:val="25"/>
               </w:rPr>
-              <w:t>3  7  9</w:t>
+              <w:t>3  2  9</w:t>
             </w:r>
           </w:p>
         </w:tc>
@@ -2878,7 +2878,7 @@
                 <w:b/>
                 <w:sz w:val="25"/>
               </w:rPr>
-              <w:t>09/14(一)</w:t>
+              <w:t>09/15(二)</w:t>
             </w:r>
           </w:p>
         </w:tc>
@@ -2902,7 +2902,7 @@
                 <w:b/>
                 <w:sz w:val="25"/>
               </w:rPr>
-              <w:t>8  5  6  9</w:t>
+              <w:t>0  5  6  4</w:t>
             </w:r>
           </w:p>
         </w:tc>
@@ -2930,7 +2930,7 @@
                 <w:b/>
                 <w:sz w:val="25"/>
               </w:rPr>
-              <w:t>09/15(二)</w:t>
+              <w:t>09/16(三)</w:t>
             </w:r>
           </w:p>
         </w:tc>
@@ -2953,7 +2953,7 @@
                 <w:b/>
                 <w:sz w:val="25"/>
               </w:rPr>
-              <w:t>0  5  6  4</w:t>
+              <w:t>4  6  4  1</w:t>
             </w:r>
           </w:p>
         </w:tc>
@@ -2981,7 +2981,7 @@
                 <w:b/>
                 <w:sz w:val="25"/>
               </w:rPr>
-              <w:t>09/16(三)</w:t>
+              <w:t>09/17(四)</w:t>
             </w:r>
           </w:p>
         </w:tc>
@@ -3004,7 +3004,7 @@
                 <w:b/>
                 <w:sz w:val="25"/>
               </w:rPr>
-              <w:t>4  6  4  1</w:t>
+              <w:t>6  4  9  6</w:t>
             </w:r>
           </w:p>
         </w:tc>
@@ -3032,7 +3032,7 @@
                 <w:b/>
                 <w:sz w:val="25"/>
               </w:rPr>
-              <w:t>09/17(四)</w:t>
+              <w:t>09/18(五)</w:t>
             </w:r>
           </w:p>
         </w:tc>
@@ -3055,7 +3055,7 @@
                 <w:b/>
                 <w:sz w:val="25"/>
               </w:rPr>
-              <w:t>6  4  9  6</w:t>
+              <w:t>7  9  7  6</w:t>
             </w:r>
           </w:p>
         </w:tc>
@@ -3083,7 +3083,7 @@
                 <w:b/>
                 <w:sz w:val="25"/>
               </w:rPr>
-              <w:t>09/18(五)</w:t>
+              <w:t>09/19(六)</w:t>
             </w:r>
           </w:p>
         </w:tc>
@@ -3106,7 +3106,7 @@
                 <w:b/>
                 <w:sz w:val="25"/>
               </w:rPr>
-              <w:t>7  9  7  6</w:t>
+              <w:t>4  2  3  2</w:t>
             </w:r>
           </w:p>
         </w:tc>
@@ -3134,7 +3134,7 @@
                 <w:b/>
                 <w:sz w:val="25"/>
               </w:rPr>
-              <w:t>09/19(六)</w:t>
+              <w:t>09/21(一)</w:t>
             </w:r>
           </w:p>
         </w:tc>
@@ -3157,7 +3157,7 @@
                 <w:b/>
                 <w:sz w:val="25"/>
               </w:rPr>
-              <w:t>4  2  3  2</w:t>
+              <w:t>0  7  1  9</w:t>
             </w:r>
           </w:p>
         </w:tc>
@@ -3185,7 +3185,7 @@
                 <w:b/>
                 <w:sz w:val="25"/>
               </w:rPr>
-              <w:t>09/21(一)</w:t>
+              <w:t>09/22(二)</w:t>
             </w:r>
           </w:p>
         </w:tc>
@@ -3208,7 +3208,7 @@
                 <w:b/>
                 <w:sz w:val="25"/>
               </w:rPr>
-              <w:t>0  7  1  9</w:t>
+              <w:t>8  2  8  6</w:t>
             </w:r>
           </w:p>
         </w:tc>
@@ -3236,7 +3236,7 @@
                 <w:b/>
                 <w:sz w:val="25"/>
               </w:rPr>
-              <w:t>09/22(二)</w:t>
+              <w:t>09/23(三)</w:t>
             </w:r>
           </w:p>
         </w:tc>
@@ -3259,7 +3259,7 @@
                 <w:b/>
                 <w:sz w:val="25"/>
               </w:rPr>
-              <w:t>8  2  8  6</w:t>
+              <w:t>9  8  2  7</w:t>
             </w:r>
           </w:p>
         </w:tc>
@@ -3287,7 +3287,7 @@
                 <w:b/>
                 <w:sz w:val="25"/>
               </w:rPr>
-              <w:t>09/23(三)</w:t>
+              <w:t>09/24(四)</w:t>
             </w:r>
           </w:p>
         </w:tc>
@@ -3310,7 +3310,7 @@
                 <w:b/>
                 <w:sz w:val="25"/>
               </w:rPr>
-              <w:t>9  8  2  7</w:t>
+              <w:t>5  2  3  3</w:t>
             </w:r>
           </w:p>
         </w:tc>
@@ -3338,7 +3338,7 @@
                 <w:b/>
                 <w:sz w:val="25"/>
               </w:rPr>
-              <w:t>09/24(四)</w:t>
+              <w:t>09/25(五)</w:t>
             </w:r>
           </w:p>
         </w:tc>
@@ -3361,7 +3361,7 @@
                 <w:b/>
                 <w:sz w:val="25"/>
               </w:rPr>
-              <w:t>5  2  3  3</w:t>
+              <w:t>7  7  9  8</w:t>
             </w:r>
           </w:p>
         </w:tc>
@@ -3586,7 +3586,7 @@
                 <w:b/>
                 <w:sz w:val="25"/>
               </w:rPr>
-              <w:t>115000081</w:t>
+              <w:t>115000082</w:t>
             </w:r>
           </w:p>
         </w:tc>
@@ -3610,7 +3610,7 @@
                 <w:b/>
                 <w:sz w:val="25"/>
               </w:rPr>
-              <w:t>115.08.21</w:t>
+              <w:t>115.08.25</w:t>
             </w:r>
           </w:p>
         </w:tc>
@@ -3634,7 +3634,7 @@
                 <w:b/>
                 <w:sz w:val="25"/>
               </w:rPr>
-              <w:t>08  14  23  24  26  47</w:t>
+              <w:t>12  24  26  32  35  40</w:t>
             </w:r>
           </w:p>
         </w:tc>
@@ -3658,7 +3658,7 @@
                 <w:b/>
                 <w:sz w:val="25"/>
               </w:rPr>
-              <w:t>30</w:t>
+              <w:t>06</w:t>
             </w:r>
           </w:p>
         </w:tc>
@@ -3687,7 +3687,7 @@
                 <w:b/>
                 <w:sz w:val="25"/>
               </w:rPr>
-              <w:t>115000082</w:t>
+              <w:t>115000083</w:t>
             </w:r>
           </w:p>
         </w:tc>
@@ -3711,7 +3711,7 @@
                 <w:b/>
                 <w:sz w:val="25"/>
               </w:rPr>
-              <w:t>115.08.25</w:t>
+              <w:t>115.08.28</w:t>
             </w:r>
           </w:p>
         </w:tc>
@@ -3735,7 +3735,7 @@
                 <w:b/>
                 <w:sz w:val="25"/>
               </w:rPr>
-              <w:t>12  24  26  32  35  40</w:t>
+              <w:t>09  20  23  26  36  44</w:t>
             </w:r>
           </w:p>
         </w:tc>
@@ -3759,7 +3759,7 @@
                 <w:b/>
                 <w:sz w:val="25"/>
               </w:rPr>
-              <w:t>06</w:t>
+              <w:t>04</w:t>
             </w:r>
           </w:p>
         </w:tc>
@@ -3788,7 +3788,7 @@
                 <w:b/>
                 <w:sz w:val="25"/>
               </w:rPr>
-              <w:t>115000083</w:t>
+              <w:t>115000084</w:t>
             </w:r>
           </w:p>
         </w:tc>
@@ -3812,7 +3812,7 @@
                 <w:b/>
                 <w:sz w:val="25"/>
               </w:rPr>
-              <w:t>115.08.28</w:t>
+              <w:t>115.09.01</w:t>
             </w:r>
           </w:p>
         </w:tc>
@@ -3836,7 +3836,7 @@
                 <w:b/>
                 <w:sz w:val="25"/>
               </w:rPr>
-              <w:t>09  20  23  26  36  44</w:t>
+              <w:t>10  16  19  26  29  48</w:t>
             </w:r>
           </w:p>
         </w:tc>
@@ -3860,7 +3860,7 @@
                 <w:b/>
                 <w:sz w:val="25"/>
               </w:rPr>
-              <w:t>04</w:t>
+              <w:t>30</w:t>
             </w:r>
           </w:p>
         </w:tc>
@@ -3889,7 +3889,7 @@
                 <w:b/>
                 <w:sz w:val="25"/>
               </w:rPr>
-              <w:t>115000084</w:t>
+              <w:t>115000085</w:t>
             </w:r>
           </w:p>
         </w:tc>
@@ -3913,7 +3913,7 @@
                 <w:b/>
                 <w:sz w:val="25"/>
               </w:rPr>
-              <w:t>115.09.01</w:t>
+              <w:t>115.09.04</w:t>
             </w:r>
           </w:p>
         </w:tc>
@@ -3937,7 +3937,7 @@
                 <w:b/>
                 <w:sz w:val="25"/>
               </w:rPr>
-              <w:t>10  16  19  26  29  48</w:t>
+              <w:t>03  13  17  18  27  37</w:t>
             </w:r>
           </w:p>
         </w:tc>
@@ -3961,7 +3961,7 @@
                 <w:b/>
                 <w:sz w:val="25"/>
               </w:rPr>
-              <w:t>30</w:t>
+              <w:t>19</w:t>
             </w:r>
           </w:p>
         </w:tc>
@@ -3990,7 +3990,7 @@
                 <w:b/>
                 <w:sz w:val="25"/>
               </w:rPr>
-              <w:t>115000085</w:t>
+              <w:t>115000086</w:t>
             </w:r>
           </w:p>
         </w:tc>
@@ -4014,7 +4014,7 @@
                 <w:b/>
                 <w:sz w:val="25"/>
               </w:rPr>
-              <w:t>115.09.04</w:t>
+              <w:t>115.09.08</w:t>
             </w:r>
           </w:p>
         </w:tc>
@@ -4038,7 +4038,7 @@
                 <w:b/>
                 <w:sz w:val="25"/>
               </w:rPr>
-              <w:t>03  13  17  18  27  37</w:t>
+              <w:t>03  15  28  35  47  49</w:t>
             </w:r>
           </w:p>
         </w:tc>
@@ -4062,7 +4062,7 @@
                 <w:b/>
                 <w:sz w:val="25"/>
               </w:rPr>
-              <w:t>19</w:t>
+              <w:t>27</w:t>
             </w:r>
           </w:p>
         </w:tc>
@@ -4091,7 +4091,7 @@
                 <w:b/>
                 <w:sz w:val="25"/>
               </w:rPr>
-              <w:t>115000086</w:t>
+              <w:t>115000087</w:t>
             </w:r>
           </w:p>
         </w:tc>
@@ -4115,7 +4115,7 @@
                 <w:b/>
                 <w:sz w:val="25"/>
               </w:rPr>
-              <w:t>115.09.08</w:t>
+              <w:t>115.09.11</w:t>
             </w:r>
           </w:p>
         </w:tc>
@@ -4139,7 +4139,7 @@
                 <w:b/>
                 <w:sz w:val="25"/>
               </w:rPr>
-              <w:t>03  15  28  35  47  49</w:t>
+              <w:t>12  15  19  27  43  48</w:t>
             </w:r>
           </w:p>
         </w:tc>
@@ -4163,7 +4163,7 @@
                 <w:b/>
                 <w:sz w:val="25"/>
               </w:rPr>
-              <w:t>27</w:t>
+              <w:t>25</w:t>
             </w:r>
           </w:p>
         </w:tc>
@@ -4192,7 +4192,7 @@
                 <w:b/>
                 <w:sz w:val="25"/>
               </w:rPr>
-              <w:t>115000087</w:t>
+              <w:t>115000088</w:t>
             </w:r>
           </w:p>
         </w:tc>
@@ -4216,7 +4216,7 @@
                 <w:b/>
                 <w:sz w:val="25"/>
               </w:rPr>
-              <w:t>115.09.11</w:t>
+              <w:t>115.09.15</w:t>
             </w:r>
           </w:p>
         </w:tc>
@@ -4240,7 +4240,7 @@
                 <w:b/>
                 <w:sz w:val="25"/>
               </w:rPr>
-              <w:t>12  15  19  27  43  48</w:t>
+              <w:t>02  03  18  21  22  39</w:t>
             </w:r>
           </w:p>
         </w:tc>
@@ -4264,7 +4264,7 @@
                 <w:b/>
                 <w:sz w:val="25"/>
               </w:rPr>
-              <w:t>25</w:t>
+              <w:t>07</w:t>
             </w:r>
           </w:p>
         </w:tc>
@@ -4293,7 +4293,7 @@
                 <w:b/>
                 <w:sz w:val="25"/>
               </w:rPr>
-              <w:t>115000088</w:t>
+              <w:t>115000089</w:t>
             </w:r>
           </w:p>
         </w:tc>
@@ -4317,7 +4317,7 @@
                 <w:b/>
                 <w:sz w:val="25"/>
               </w:rPr>
-              <w:t>115.09.15</w:t>
+              <w:t>115.09.18</w:t>
             </w:r>
           </w:p>
         </w:tc>
@@ -4341,7 +4341,7 @@
                 <w:b/>
                 <w:sz w:val="25"/>
               </w:rPr>
-              <w:t>02  03  18  21  22  39</w:t>
+              <w:t>01  06  14  21  31  35</w:t>
             </w:r>
           </w:p>
         </w:tc>
@@ -4365,7 +4365,7 @@
                 <w:b/>
                 <w:sz w:val="25"/>
               </w:rPr>
-              <w:t>07</w:t>
+              <w:t>16</w:t>
             </w:r>
           </w:p>
         </w:tc>
@@ -4394,7 +4394,7 @@
                 <w:b/>
                 <w:sz w:val="25"/>
               </w:rPr>
-              <w:t>115000089</w:t>
+              <w:t>115000090</w:t>
             </w:r>
           </w:p>
         </w:tc>
@@ -4418,7 +4418,7 @@
                 <w:b/>
                 <w:sz w:val="25"/>
               </w:rPr>
-              <w:t>115.09.18</w:t>
+              <w:t>115.09.22</w:t>
             </w:r>
           </w:p>
         </w:tc>
@@ -4442,7 +4442,7 @@
                 <w:b/>
                 <w:sz w:val="25"/>
               </w:rPr>
-              <w:t>01  06  14  21  31  35</w:t>
+              <w:t>14  15  18  30  35  45</w:t>
             </w:r>
           </w:p>
         </w:tc>
@@ -4466,7 +4466,7 @@
                 <w:b/>
                 <w:sz w:val="25"/>
               </w:rPr>
-              <w:t>16</w:t>
+              <w:t>10</w:t>
             </w:r>
           </w:p>
         </w:tc>
@@ -4495,7 +4495,7 @@
                 <w:b/>
                 <w:sz w:val="25"/>
               </w:rPr>
-              <w:t>115000090</w:t>
+              <w:t>115000091</w:t>
             </w:r>
           </w:p>
         </w:tc>
@@ -4519,7 +4519,7 @@
                 <w:b/>
                 <w:sz w:val="25"/>
               </w:rPr>
-              <w:t>115.09.22</w:t>
+              <w:t>115.09.25</w:t>
             </w:r>
           </w:p>
         </w:tc>
@@ -4543,7 +4543,7 @@
                 <w:b/>
                 <w:sz w:val="25"/>
               </w:rPr>
-              <w:t>14  15  18  30  35  45</w:t>
+              <w:t>05  13  24  25  28  33</w:t>
             </w:r>
           </w:p>
         </w:tc>
@@ -4567,7 +4567,7 @@
                 <w:b/>
                 <w:sz w:val="25"/>
               </w:rPr>
-              <w:t>10</w:t>
+              <w:t>40</w:t>
             </w:r>
           </w:p>
         </w:tc>

--- a/最新開獎紀錄.docx
+++ b/最新開獎紀錄.docx
@@ -173,7 +173,7 @@
                 <w:b/>
                 <w:sz w:val="25"/>
               </w:rPr>
-              <w:t>115000224</w:t>
+              <w:t>115000225</w:t>
             </w:r>
           </w:p>
         </w:tc>
@@ -197,7 +197,7 @@
                 <w:b/>
                 <w:sz w:val="25"/>
               </w:rPr>
-              <w:t>115.09.15</w:t>
+              <w:t>115.09.16</w:t>
             </w:r>
           </w:p>
         </w:tc>
@@ -221,7 +221,7 @@
                 <w:b/>
                 <w:sz w:val="25"/>
               </w:rPr>
-              <w:t>04  12  23  26  31</w:t>
+              <w:t>07  08  12  13  19</w:t>
             </w:r>
           </w:p>
         </w:tc>
@@ -250,7 +250,7 @@
                 <w:b/>
                 <w:sz w:val="25"/>
               </w:rPr>
-              <w:t>115000225</w:t>
+              <w:t>115000226</w:t>
             </w:r>
           </w:p>
         </w:tc>
@@ -274,7 +274,7 @@
                 <w:b/>
                 <w:sz w:val="25"/>
               </w:rPr>
-              <w:t>115.09.16</w:t>
+              <w:t>115.09.17</w:t>
             </w:r>
           </w:p>
         </w:tc>
@@ -298,7 +298,7 @@
                 <w:b/>
                 <w:sz w:val="25"/>
               </w:rPr>
-              <w:t>07  08  12  13  19</w:t>
+              <w:t>02  08  11  12  34</w:t>
             </w:r>
           </w:p>
         </w:tc>
@@ -327,7 +327,7 @@
                 <w:b/>
                 <w:sz w:val="25"/>
               </w:rPr>
-              <w:t>115000226</w:t>
+              <w:t>115000227</w:t>
             </w:r>
           </w:p>
         </w:tc>
@@ -351,7 +351,7 @@
                 <w:b/>
                 <w:sz w:val="25"/>
               </w:rPr>
-              <w:t>115.09.17</w:t>
+              <w:t>115.09.18</w:t>
             </w:r>
           </w:p>
         </w:tc>
@@ -375,7 +375,7 @@
                 <w:b/>
                 <w:sz w:val="25"/>
               </w:rPr>
-              <w:t>02  08  11  12  34</w:t>
+              <w:t>02  03  06  24  34</w:t>
             </w:r>
           </w:p>
         </w:tc>
@@ -404,7 +404,7 @@
                 <w:b/>
                 <w:sz w:val="25"/>
               </w:rPr>
-              <w:t>115000227</w:t>
+              <w:t>115000228</w:t>
             </w:r>
           </w:p>
         </w:tc>
@@ -428,7 +428,7 @@
                 <w:b/>
                 <w:sz w:val="25"/>
               </w:rPr>
-              <w:t>115.09.18</w:t>
+              <w:t>115.09.19</w:t>
             </w:r>
           </w:p>
         </w:tc>
@@ -452,7 +452,7 @@
                 <w:b/>
                 <w:sz w:val="25"/>
               </w:rPr>
-              <w:t>02  03  06  24  34</w:t>
+              <w:t>02  17  27  29  35</w:t>
             </w:r>
           </w:p>
         </w:tc>
@@ -481,7 +481,7 @@
                 <w:b/>
                 <w:sz w:val="25"/>
               </w:rPr>
-              <w:t>115000228</w:t>
+              <w:t>115000229</w:t>
             </w:r>
           </w:p>
         </w:tc>
@@ -505,7 +505,7 @@
                 <w:b/>
                 <w:sz w:val="25"/>
               </w:rPr>
-              <w:t>115.09.19</w:t>
+              <w:t>115.09.21</w:t>
             </w:r>
           </w:p>
         </w:tc>
@@ -529,7 +529,7 @@
                 <w:b/>
                 <w:sz w:val="25"/>
               </w:rPr>
-              <w:t>02  17  27  29  35</w:t>
+              <w:t>04  20  22  30  38</w:t>
             </w:r>
           </w:p>
         </w:tc>
@@ -558,7 +558,7 @@
                 <w:b/>
                 <w:sz w:val="25"/>
               </w:rPr>
-              <w:t>115000229</w:t>
+              <w:t>115000230</w:t>
             </w:r>
           </w:p>
         </w:tc>
@@ -582,7 +582,7 @@
                 <w:b/>
                 <w:sz w:val="25"/>
               </w:rPr>
-              <w:t>115.09.21</w:t>
+              <w:t>115.09.22</w:t>
             </w:r>
           </w:p>
         </w:tc>
@@ -606,7 +606,7 @@
                 <w:b/>
                 <w:sz w:val="25"/>
               </w:rPr>
-              <w:t>04  20  22  30  38</w:t>
+              <w:t>08  13  20  31  34</w:t>
             </w:r>
           </w:p>
         </w:tc>
@@ -635,7 +635,7 @@
                 <w:b/>
                 <w:sz w:val="25"/>
               </w:rPr>
-              <w:t>115000230</w:t>
+              <w:t>115000231</w:t>
             </w:r>
           </w:p>
         </w:tc>
@@ -659,7 +659,7 @@
                 <w:b/>
                 <w:sz w:val="25"/>
               </w:rPr>
-              <w:t>115.09.22</w:t>
+              <w:t>115.09.23</w:t>
             </w:r>
           </w:p>
         </w:tc>
@@ -683,7 +683,7 @@
                 <w:b/>
                 <w:sz w:val="25"/>
               </w:rPr>
-              <w:t>08  13  20  31  34</w:t>
+              <w:t>08  10  14  16  30</w:t>
             </w:r>
           </w:p>
         </w:tc>
@@ -712,7 +712,7 @@
                 <w:b/>
                 <w:sz w:val="25"/>
               </w:rPr>
-              <w:t>115000231</w:t>
+              <w:t>115000232</w:t>
             </w:r>
           </w:p>
         </w:tc>
@@ -736,7 +736,7 @@
                 <w:b/>
                 <w:sz w:val="25"/>
               </w:rPr>
-              <w:t>115.09.23</w:t>
+              <w:t>115.09.24</w:t>
             </w:r>
           </w:p>
         </w:tc>
@@ -760,7 +760,7 @@
                 <w:b/>
                 <w:sz w:val="25"/>
               </w:rPr>
-              <w:t>08  10  14  16  30</w:t>
+              <w:t>05  08  18  19  30</w:t>
             </w:r>
           </w:p>
         </w:tc>
@@ -789,7 +789,7 @@
                 <w:b/>
                 <w:sz w:val="25"/>
               </w:rPr>
-              <w:t>115000232</w:t>
+              <w:t>115000233</w:t>
             </w:r>
           </w:p>
         </w:tc>
@@ -813,7 +813,7 @@
                 <w:b/>
                 <w:sz w:val="25"/>
               </w:rPr>
-              <w:t>115.09.24</w:t>
+              <w:t>115.09.25</w:t>
             </w:r>
           </w:p>
         </w:tc>
@@ -837,7 +837,7 @@
                 <w:b/>
                 <w:sz w:val="25"/>
               </w:rPr>
-              <w:t>05  08  18  19  30</w:t>
+              <w:t>06  15  20  30  33</w:t>
             </w:r>
           </w:p>
         </w:tc>
@@ -866,7 +866,7 @@
                 <w:b/>
                 <w:sz w:val="25"/>
               </w:rPr>
-              <w:t>115000233</w:t>
+              <w:t>115000234</w:t>
             </w:r>
           </w:p>
         </w:tc>
@@ -890,7 +890,7 @@
                 <w:b/>
                 <w:sz w:val="25"/>
               </w:rPr>
-              <w:t>115.09.25</w:t>
+              <w:t>115.09.26</w:t>
             </w:r>
           </w:p>
         </w:tc>
@@ -914,7 +914,7 @@
                 <w:b/>
                 <w:sz w:val="25"/>
               </w:rPr>
-              <w:t>06  15  20  30  33</w:t>
+              <w:t>17  18  30  34  39</w:t>
             </w:r>
           </w:p>
         </w:tc>
@@ -1045,7 +1045,7 @@
                 <w:b/>
                 <w:sz w:val="25"/>
               </w:rPr>
-              <w:t>09/15(二)</w:t>
+              <w:t>09/16(三)</w:t>
             </w:r>
           </w:p>
         </w:tc>
@@ -1069,7 +1069,7 @@
                 <w:b/>
                 <w:sz w:val="25"/>
               </w:rPr>
-              <w:t>7  0  4</w:t>
+              <w:t>4  0  0</w:t>
             </w:r>
           </w:p>
         </w:tc>
@@ -1097,7 +1097,7 @@
                 <w:b/>
                 <w:sz w:val="25"/>
               </w:rPr>
-              <w:t>09/16(三)</w:t>
+              <w:t>09/17(四)</w:t>
             </w:r>
           </w:p>
         </w:tc>
@@ -1120,7 +1120,7 @@
                 <w:b/>
                 <w:sz w:val="25"/>
               </w:rPr>
-              <w:t>4  0  0</w:t>
+              <w:t>4  9  8</w:t>
             </w:r>
           </w:p>
         </w:tc>
@@ -1148,7 +1148,7 @@
                 <w:b/>
                 <w:sz w:val="25"/>
               </w:rPr>
-              <w:t>09/17(四)</w:t>
+              <w:t>09/18(五)</w:t>
             </w:r>
           </w:p>
         </w:tc>
@@ -1171,7 +1171,7 @@
                 <w:b/>
                 <w:sz w:val="25"/>
               </w:rPr>
-              <w:t>4  9  8</w:t>
+              <w:t>1  4  2</w:t>
             </w:r>
           </w:p>
         </w:tc>
@@ -1199,7 +1199,7 @@
                 <w:b/>
                 <w:sz w:val="25"/>
               </w:rPr>
-              <w:t>09/18(五)</w:t>
+              <w:t>09/19(六)</w:t>
             </w:r>
           </w:p>
         </w:tc>
@@ -1222,7 +1222,7 @@
                 <w:b/>
                 <w:sz w:val="25"/>
               </w:rPr>
-              <w:t>1  4  2</w:t>
+              <w:t>5  2  1</w:t>
             </w:r>
           </w:p>
         </w:tc>
@@ -1250,7 +1250,7 @@
                 <w:b/>
                 <w:sz w:val="25"/>
               </w:rPr>
-              <w:t>09/19(六)</w:t>
+              <w:t>09/21(一)</w:t>
             </w:r>
           </w:p>
         </w:tc>
@@ -1273,7 +1273,7 @@
                 <w:b/>
                 <w:sz w:val="25"/>
               </w:rPr>
-              <w:t>5  2  1</w:t>
+              <w:t>3  9  0</w:t>
             </w:r>
           </w:p>
         </w:tc>
@@ -1301,7 +1301,7 @@
                 <w:b/>
                 <w:sz w:val="25"/>
               </w:rPr>
-              <w:t>09/21(一)</w:t>
+              <w:t>09/22(二)</w:t>
             </w:r>
           </w:p>
         </w:tc>
@@ -1324,7 +1324,7 @@
                 <w:b/>
                 <w:sz w:val="25"/>
               </w:rPr>
-              <w:t>3  9  0</w:t>
+              <w:t>0  2  3</w:t>
             </w:r>
           </w:p>
         </w:tc>
@@ -1352,7 +1352,7 @@
                 <w:b/>
                 <w:sz w:val="25"/>
               </w:rPr>
-              <w:t>09/22(二)</w:t>
+              <w:t>09/23(三)</w:t>
             </w:r>
           </w:p>
         </w:tc>
@@ -1375,7 +1375,7 @@
                 <w:b/>
                 <w:sz w:val="25"/>
               </w:rPr>
-              <w:t>0  2  3</w:t>
+              <w:t>0  6  1</w:t>
             </w:r>
           </w:p>
         </w:tc>
@@ -1403,7 +1403,7 @@
                 <w:b/>
                 <w:sz w:val="25"/>
               </w:rPr>
-              <w:t>09/23(三)</w:t>
+              <w:t>09/24(四)</w:t>
             </w:r>
           </w:p>
         </w:tc>
@@ -1426,7 +1426,7 @@
                 <w:b/>
                 <w:sz w:val="25"/>
               </w:rPr>
-              <w:t>0  6  1</w:t>
+              <w:t>3  7  9</w:t>
             </w:r>
           </w:p>
         </w:tc>
@@ -1454,7 +1454,7 @@
                 <w:b/>
                 <w:sz w:val="25"/>
               </w:rPr>
-              <w:t>09/24(四)</w:t>
+              <w:t>09/25(五)</w:t>
             </w:r>
           </w:p>
         </w:tc>
@@ -1477,7 +1477,7 @@
                 <w:b/>
                 <w:sz w:val="25"/>
               </w:rPr>
-              <w:t>3  7  9</w:t>
+              <w:t>3  2  9</w:t>
             </w:r>
           </w:p>
         </w:tc>
@@ -1505,7 +1505,7 @@
                 <w:b/>
                 <w:sz w:val="25"/>
               </w:rPr>
-              <w:t>09/25(五)</w:t>
+              <w:t>09/26(六)</w:t>
             </w:r>
           </w:p>
         </w:tc>
@@ -1528,7 +1528,7 @@
                 <w:b/>
                 <w:sz w:val="25"/>
               </w:rPr>
-              <w:t>3  2  9</w:t>
+              <w:t>3  5  9</w:t>
             </w:r>
           </w:p>
         </w:tc>
@@ -2878,7 +2878,7 @@
                 <w:b/>
                 <w:sz w:val="25"/>
               </w:rPr>
-              <w:t>09/15(二)</w:t>
+              <w:t>09/16(三)</w:t>
             </w:r>
           </w:p>
         </w:tc>
@@ -2902,7 +2902,7 @@
                 <w:b/>
                 <w:sz w:val="25"/>
               </w:rPr>
-              <w:t>0  5  6  4</w:t>
+              <w:t>4  6  4  1</w:t>
             </w:r>
           </w:p>
         </w:tc>
@@ -2930,7 +2930,7 @@
                 <w:b/>
                 <w:sz w:val="25"/>
               </w:rPr>
-              <w:t>09/16(三)</w:t>
+              <w:t>09/17(四)</w:t>
             </w:r>
           </w:p>
         </w:tc>
@@ -2953,7 +2953,7 @@
                 <w:b/>
                 <w:sz w:val="25"/>
               </w:rPr>
-              <w:t>4  6  4  1</w:t>
+              <w:t>6  4  9  6</w:t>
             </w:r>
           </w:p>
         </w:tc>
@@ -2981,7 +2981,7 @@
                 <w:b/>
                 <w:sz w:val="25"/>
               </w:rPr>
-              <w:t>09/17(四)</w:t>
+              <w:t>09/18(五)</w:t>
             </w:r>
           </w:p>
         </w:tc>
@@ -3004,7 +3004,7 @@
                 <w:b/>
                 <w:sz w:val="25"/>
               </w:rPr>
-              <w:t>6  4  9  6</w:t>
+              <w:t>7  9  7  6</w:t>
             </w:r>
           </w:p>
         </w:tc>
@@ -3032,7 +3032,7 @@
                 <w:b/>
                 <w:sz w:val="25"/>
               </w:rPr>
-              <w:t>09/18(五)</w:t>
+              <w:t>09/19(六)</w:t>
             </w:r>
           </w:p>
         </w:tc>
@@ -3055,7 +3055,7 @@
                 <w:b/>
                 <w:sz w:val="25"/>
               </w:rPr>
-              <w:t>7  9  7  6</w:t>
+              <w:t>4  2  3  2</w:t>
             </w:r>
           </w:p>
         </w:tc>
@@ -3083,7 +3083,7 @@
                 <w:b/>
                 <w:sz w:val="25"/>
               </w:rPr>
-              <w:t>09/19(六)</w:t>
+              <w:t>09/21(一)</w:t>
             </w:r>
           </w:p>
         </w:tc>
@@ -3106,7 +3106,7 @@
                 <w:b/>
                 <w:sz w:val="25"/>
               </w:rPr>
-              <w:t>4  2  3  2</w:t>
+              <w:t>0  7  1  9</w:t>
             </w:r>
           </w:p>
         </w:tc>
@@ -3134,7 +3134,7 @@
                 <w:b/>
                 <w:sz w:val="25"/>
               </w:rPr>
-              <w:t>09/21(一)</w:t>
+              <w:t>09/22(二)</w:t>
             </w:r>
           </w:p>
         </w:tc>
@@ -3157,7 +3157,7 @@
                 <w:b/>
                 <w:sz w:val="25"/>
               </w:rPr>
-              <w:t>0  7  1  9</w:t>
+              <w:t>8  2  8  6</w:t>
             </w:r>
           </w:p>
         </w:tc>
@@ -3185,7 +3185,7 @@
                 <w:b/>
                 <w:sz w:val="25"/>
               </w:rPr>
-              <w:t>09/22(二)</w:t>
+              <w:t>09/23(三)</w:t>
             </w:r>
           </w:p>
         </w:tc>
@@ -3208,7 +3208,7 @@
                 <w:b/>
                 <w:sz w:val="25"/>
               </w:rPr>
-              <w:t>8  2  8  6</w:t>
+              <w:t>9  8  2  7</w:t>
             </w:r>
           </w:p>
         </w:tc>
@@ -3236,7 +3236,7 @@
                 <w:b/>
                 <w:sz w:val="25"/>
               </w:rPr>
-              <w:t>09/23(三)</w:t>
+              <w:t>09/24(四)</w:t>
             </w:r>
           </w:p>
         </w:tc>
@@ -3259,7 +3259,7 @@
                 <w:b/>
                 <w:sz w:val="25"/>
               </w:rPr>
-              <w:t>9  8  2  7</w:t>
+              <w:t>5  2  3  3</w:t>
             </w:r>
           </w:p>
         </w:tc>
@@ -3287,7 +3287,7 @@
                 <w:b/>
                 <w:sz w:val="25"/>
               </w:rPr>
-              <w:t>09/24(四)</w:t>
+              <w:t>09/25(五)</w:t>
             </w:r>
           </w:p>
         </w:tc>
@@ -3310,7 +3310,7 @@
                 <w:b/>
                 <w:sz w:val="25"/>
               </w:rPr>
-              <w:t>5  2  3  3</w:t>
+              <w:t>7  7  9  8</w:t>
             </w:r>
           </w:p>
         </w:tc>
@@ -3338,7 +3338,7 @@
                 <w:b/>
                 <w:sz w:val="25"/>
               </w:rPr>
-              <w:t>09/25(五)</w:t>
+              <w:t>09/26(六)</w:t>
             </w:r>
           </w:p>
         </w:tc>
@@ -3361,7 +3361,7 @@
                 <w:b/>
                 <w:sz w:val="25"/>
               </w:rPr>
-              <w:t>7  7  9  8</w:t>
+              <w:t>1  4  7  7</w:t>
             </w:r>
           </w:p>
         </w:tc>

--- a/最新開獎紀錄.docx
+++ b/最新開獎紀錄.docx
@@ -173,7 +173,7 @@
                 <w:b/>
                 <w:sz w:val="25"/>
               </w:rPr>
-              <w:t>115000225</w:t>
+              <w:t>115000226</w:t>
             </w:r>
           </w:p>
         </w:tc>
@@ -197,7 +197,7 @@
                 <w:b/>
                 <w:sz w:val="25"/>
               </w:rPr>
-              <w:t>115.09.16</w:t>
+              <w:t>115.09.17</w:t>
             </w:r>
           </w:p>
         </w:tc>
@@ -221,7 +221,7 @@
                 <w:b/>
                 <w:sz w:val="25"/>
               </w:rPr>
-              <w:t>07  08  12  13  19</w:t>
+              <w:t>02  08  11  12  34</w:t>
             </w:r>
           </w:p>
         </w:tc>
@@ -250,7 +250,7 @@
                 <w:b/>
                 <w:sz w:val="25"/>
               </w:rPr>
-              <w:t>115000226</w:t>
+              <w:t>115000227</w:t>
             </w:r>
           </w:p>
         </w:tc>
@@ -274,7 +274,7 @@
                 <w:b/>
                 <w:sz w:val="25"/>
               </w:rPr>
-              <w:t>115.09.17</w:t>
+              <w:t>115.09.18</w:t>
             </w:r>
           </w:p>
         </w:tc>
@@ -298,7 +298,7 @@
                 <w:b/>
                 <w:sz w:val="25"/>
               </w:rPr>
-              <w:t>02  08  11  12  34</w:t>
+              <w:t>02  03  06  24  34</w:t>
             </w:r>
           </w:p>
         </w:tc>
@@ -327,7 +327,7 @@
                 <w:b/>
                 <w:sz w:val="25"/>
               </w:rPr>
-              <w:t>115000227</w:t>
+              <w:t>115000228</w:t>
             </w:r>
           </w:p>
         </w:tc>
@@ -351,7 +351,7 @@
                 <w:b/>
                 <w:sz w:val="25"/>
               </w:rPr>
-              <w:t>115.09.18</w:t>
+              <w:t>115.09.19</w:t>
             </w:r>
           </w:p>
         </w:tc>
@@ -375,7 +375,7 @@
                 <w:b/>
                 <w:sz w:val="25"/>
               </w:rPr>
-              <w:t>02  03  06  24  34</w:t>
+              <w:t>02  17  27  29  35</w:t>
             </w:r>
           </w:p>
         </w:tc>
@@ -404,7 +404,7 @@
                 <w:b/>
                 <w:sz w:val="25"/>
               </w:rPr>
-              <w:t>115000228</w:t>
+              <w:t>115000229</w:t>
             </w:r>
           </w:p>
         </w:tc>
@@ -428,7 +428,7 @@
                 <w:b/>
                 <w:sz w:val="25"/>
               </w:rPr>
-              <w:t>115.09.19</w:t>
+              <w:t>115.09.21</w:t>
             </w:r>
           </w:p>
         </w:tc>
@@ -452,7 +452,7 @@
                 <w:b/>
                 <w:sz w:val="25"/>
               </w:rPr>
-              <w:t>02  17  27  29  35</w:t>
+              <w:t>04  20  22  30  38</w:t>
             </w:r>
           </w:p>
         </w:tc>
@@ -481,7 +481,7 @@
                 <w:b/>
                 <w:sz w:val="25"/>
               </w:rPr>
-              <w:t>115000229</w:t>
+              <w:t>115000230</w:t>
             </w:r>
           </w:p>
         </w:tc>
@@ -505,7 +505,7 @@
                 <w:b/>
                 <w:sz w:val="25"/>
               </w:rPr>
-              <w:t>115.09.21</w:t>
+              <w:t>115.09.22</w:t>
             </w:r>
           </w:p>
         </w:tc>
@@ -529,7 +529,7 @@
                 <w:b/>
                 <w:sz w:val="25"/>
               </w:rPr>
-              <w:t>04  20  22  30  38</w:t>
+              <w:t>08  13  20  31  34</w:t>
             </w:r>
           </w:p>
         </w:tc>
@@ -558,7 +558,7 @@
                 <w:b/>
                 <w:sz w:val="25"/>
               </w:rPr>
-              <w:t>115000230</w:t>
+              <w:t>115000231</w:t>
             </w:r>
           </w:p>
         </w:tc>
@@ -582,7 +582,7 @@
                 <w:b/>
                 <w:sz w:val="25"/>
               </w:rPr>
-              <w:t>115.09.22</w:t>
+              <w:t>115.09.23</w:t>
             </w:r>
           </w:p>
         </w:tc>
@@ -606,7 +606,7 @@
                 <w:b/>
                 <w:sz w:val="25"/>
               </w:rPr>
-              <w:t>08  13  20  31  34</w:t>
+              <w:t>08  10  14  16  30</w:t>
             </w:r>
           </w:p>
         </w:tc>
@@ -635,7 +635,7 @@
                 <w:b/>
                 <w:sz w:val="25"/>
               </w:rPr>
-              <w:t>115000231</w:t>
+              <w:t>115000232</w:t>
             </w:r>
           </w:p>
         </w:tc>
@@ -659,7 +659,7 @@
                 <w:b/>
                 <w:sz w:val="25"/>
               </w:rPr>
-              <w:t>115.09.23</w:t>
+              <w:t>115.09.24</w:t>
             </w:r>
           </w:p>
         </w:tc>
@@ -683,7 +683,7 @@
                 <w:b/>
                 <w:sz w:val="25"/>
               </w:rPr>
-              <w:t>08  10  14  16  30</w:t>
+              <w:t>05  08  18  19  30</w:t>
             </w:r>
           </w:p>
         </w:tc>
@@ -712,7 +712,7 @@
                 <w:b/>
                 <w:sz w:val="25"/>
               </w:rPr>
-              <w:t>115000232</w:t>
+              <w:t>115000233</w:t>
             </w:r>
           </w:p>
         </w:tc>
@@ -736,7 +736,7 @@
                 <w:b/>
                 <w:sz w:val="25"/>
               </w:rPr>
-              <w:t>115.09.24</w:t>
+              <w:t>115.09.25</w:t>
             </w:r>
           </w:p>
         </w:tc>
@@ -760,7 +760,7 @@
                 <w:b/>
                 <w:sz w:val="25"/>
               </w:rPr>
-              <w:t>05  08  18  19  30</w:t>
+              <w:t>06  15  20  30  33</w:t>
             </w:r>
           </w:p>
         </w:tc>
@@ -789,7 +789,7 @@
                 <w:b/>
                 <w:sz w:val="25"/>
               </w:rPr>
-              <w:t>115000233</w:t>
+              <w:t>115000234</w:t>
             </w:r>
           </w:p>
         </w:tc>
@@ -813,7 +813,7 @@
                 <w:b/>
                 <w:sz w:val="25"/>
               </w:rPr>
-              <w:t>115.09.25</w:t>
+              <w:t>115.09.26</w:t>
             </w:r>
           </w:p>
         </w:tc>
@@ -837,7 +837,7 @@
                 <w:b/>
                 <w:sz w:val="25"/>
               </w:rPr>
-              <w:t>06  15  20  30  33</w:t>
+              <w:t>17  18  30  34  39</w:t>
             </w:r>
           </w:p>
         </w:tc>
@@ -866,7 +866,7 @@
                 <w:b/>
                 <w:sz w:val="25"/>
               </w:rPr>
-              <w:t>115000234</w:t>
+              <w:t>115000235</w:t>
             </w:r>
           </w:p>
         </w:tc>
@@ -890,7 +890,7 @@
                 <w:b/>
                 <w:sz w:val="25"/>
               </w:rPr>
-              <w:t>115.09.26</w:t>
+              <w:t>115.09.28</w:t>
             </w:r>
           </w:p>
         </w:tc>
@@ -914,7 +914,7 @@
                 <w:b/>
                 <w:sz w:val="25"/>
               </w:rPr>
-              <w:t>17  18  30  34  39</w:t>
+              <w:t>13  19  21  27  32</w:t>
             </w:r>
           </w:p>
         </w:tc>
@@ -1045,7 +1045,7 @@
                 <w:b/>
                 <w:sz w:val="25"/>
               </w:rPr>
-              <w:t>09/16(三)</w:t>
+              <w:t>09/17(四)</w:t>
             </w:r>
           </w:p>
         </w:tc>
@@ -1069,7 +1069,7 @@
                 <w:b/>
                 <w:sz w:val="25"/>
               </w:rPr>
-              <w:t>4  0  0</w:t>
+              <w:t>4  9  8</w:t>
             </w:r>
           </w:p>
         </w:tc>
@@ -1097,7 +1097,7 @@
                 <w:b/>
                 <w:sz w:val="25"/>
               </w:rPr>
-              <w:t>09/17(四)</w:t>
+              <w:t>09/18(五)</w:t>
             </w:r>
           </w:p>
         </w:tc>
@@ -1120,7 +1120,7 @@
                 <w:b/>
                 <w:sz w:val="25"/>
               </w:rPr>
-              <w:t>4  9  8</w:t>
+              <w:t>1  4  2</w:t>
             </w:r>
           </w:p>
         </w:tc>
@@ -1148,7 +1148,7 @@
                 <w:b/>
                 <w:sz w:val="25"/>
               </w:rPr>
-              <w:t>09/18(五)</w:t>
+              <w:t>09/19(六)</w:t>
             </w:r>
           </w:p>
         </w:tc>
@@ -1171,7 +1171,7 @@
                 <w:b/>
                 <w:sz w:val="25"/>
               </w:rPr>
-              <w:t>1  4  2</w:t>
+              <w:t>5  2  1</w:t>
             </w:r>
           </w:p>
         </w:tc>
@@ -1199,7 +1199,7 @@
                 <w:b/>
                 <w:sz w:val="25"/>
               </w:rPr>
-              <w:t>09/19(六)</w:t>
+              <w:t>09/21(一)</w:t>
             </w:r>
           </w:p>
         </w:tc>
@@ -1222,7 +1222,7 @@
                 <w:b/>
                 <w:sz w:val="25"/>
               </w:rPr>
-              <w:t>5  2  1</w:t>
+              <w:t>3  9  0</w:t>
             </w:r>
           </w:p>
         </w:tc>
@@ -1250,7 +1250,7 @@
                 <w:b/>
                 <w:sz w:val="25"/>
               </w:rPr>
-              <w:t>09/21(一)</w:t>
+              <w:t>09/22(二)</w:t>
             </w:r>
           </w:p>
         </w:tc>
@@ -1273,7 +1273,7 @@
                 <w:b/>
                 <w:sz w:val="25"/>
               </w:rPr>
-              <w:t>3  9  0</w:t>
+              <w:t>0  2  3</w:t>
             </w:r>
           </w:p>
         </w:tc>
@@ -1301,7 +1301,7 @@
                 <w:b/>
                 <w:sz w:val="25"/>
               </w:rPr>
-              <w:t>09/22(二)</w:t>
+              <w:t>09/23(三)</w:t>
             </w:r>
           </w:p>
         </w:tc>
@@ -1324,7 +1324,7 @@
                 <w:b/>
                 <w:sz w:val="25"/>
               </w:rPr>
-              <w:t>0  2  3</w:t>
+              <w:t>0  6  1</w:t>
             </w:r>
           </w:p>
         </w:tc>
@@ -1352,7 +1352,7 @@
                 <w:b/>
                 <w:sz w:val="25"/>
               </w:rPr>
-              <w:t>09/23(三)</w:t>
+              <w:t>09/24(四)</w:t>
             </w:r>
           </w:p>
         </w:tc>
@@ -1375,7 +1375,7 @@
                 <w:b/>
                 <w:sz w:val="25"/>
               </w:rPr>
-              <w:t>0  6  1</w:t>
+              <w:t>3  7  9</w:t>
             </w:r>
           </w:p>
         </w:tc>
@@ -1403,7 +1403,7 @@
                 <w:b/>
                 <w:sz w:val="25"/>
               </w:rPr>
-              <w:t>09/24(四)</w:t>
+              <w:t>09/25(五)</w:t>
             </w:r>
           </w:p>
         </w:tc>
@@ -1426,7 +1426,7 @@
                 <w:b/>
                 <w:sz w:val="25"/>
               </w:rPr>
-              <w:t>3  7  9</w:t>
+              <w:t>3  2  9</w:t>
             </w:r>
           </w:p>
         </w:tc>
@@ -1454,7 +1454,7 @@
                 <w:b/>
                 <w:sz w:val="25"/>
               </w:rPr>
-              <w:t>09/25(五)</w:t>
+              <w:t>09/26(六)</w:t>
             </w:r>
           </w:p>
         </w:tc>
@@ -1477,7 +1477,7 @@
                 <w:b/>
                 <w:sz w:val="25"/>
               </w:rPr>
-              <w:t>3  2  9</w:t>
+              <w:t>3  5  9</w:t>
             </w:r>
           </w:p>
         </w:tc>
@@ -1505,7 +1505,7 @@
                 <w:b/>
                 <w:sz w:val="25"/>
               </w:rPr>
-              <w:t>09/26(六)</w:t>
+              <w:t>09/28(一)</w:t>
             </w:r>
           </w:p>
         </w:tc>
@@ -1528,7 +1528,7 @@
                 <w:b/>
                 <w:sz w:val="25"/>
               </w:rPr>
-              <w:t>3  5  9</w:t>
+              <w:t>3  3  8</w:t>
             </w:r>
           </w:p>
         </w:tc>
@@ -1766,7 +1766,7 @@
                 <w:b/>
                 <w:sz w:val="25"/>
               </w:rPr>
-              <w:t>115000068</w:t>
+              <w:t>115000069</w:t>
             </w:r>
           </w:p>
         </w:tc>
@@ -1790,7 +1790,7 @@
                 <w:b/>
                 <w:sz w:val="25"/>
               </w:rPr>
-              <w:t>115.08.24</w:t>
+              <w:t>115.08.27</w:t>
             </w:r>
           </w:p>
         </w:tc>
@@ -1814,7 +1814,7 @@
                 <w:b/>
                 <w:sz w:val="25"/>
               </w:rPr>
-              <w:t>06  07  09  23  26  36</w:t>
+              <w:t>02  07  09  11  24  36</w:t>
             </w:r>
           </w:p>
         </w:tc>
@@ -1838,7 +1838,7 @@
                 <w:b/>
                 <w:sz w:val="25"/>
               </w:rPr>
-              <w:t>07</w:t>
+              <w:t>01</w:t>
             </w:r>
           </w:p>
         </w:tc>
@@ -1867,7 +1867,7 @@
                 <w:b/>
                 <w:sz w:val="25"/>
               </w:rPr>
-              <w:t>115000069</w:t>
+              <w:t>115000070</w:t>
             </w:r>
           </w:p>
         </w:tc>
@@ -1891,7 +1891,7 @@
                 <w:b/>
                 <w:sz w:val="25"/>
               </w:rPr>
-              <w:t>115.08.27</w:t>
+              <w:t>115.08.31</w:t>
             </w:r>
           </w:p>
         </w:tc>
@@ -1915,7 +1915,7 @@
                 <w:b/>
                 <w:sz w:val="25"/>
               </w:rPr>
-              <w:t>02  07  09  11  24  36</w:t>
+              <w:t>04  08  12  19  32  37</w:t>
             </w:r>
           </w:p>
         </w:tc>
@@ -1939,7 +1939,7 @@
                 <w:b/>
                 <w:sz w:val="25"/>
               </w:rPr>
-              <w:t>01</w:t>
+              <w:t>02</w:t>
             </w:r>
           </w:p>
         </w:tc>
@@ -1968,7 +1968,7 @@
                 <w:b/>
                 <w:sz w:val="25"/>
               </w:rPr>
-              <w:t>115000070</w:t>
+              <w:t>115000071</w:t>
             </w:r>
           </w:p>
         </w:tc>
@@ -1992,7 +1992,7 @@
                 <w:b/>
                 <w:sz w:val="25"/>
               </w:rPr>
-              <w:t>115.08.31</w:t>
+              <w:t>115.09.03</w:t>
             </w:r>
           </w:p>
         </w:tc>
@@ -2016,7 +2016,7 @@
                 <w:b/>
                 <w:sz w:val="25"/>
               </w:rPr>
-              <w:t>04  08  12  19  32  37</w:t>
+              <w:t>01  06  07  19  30  33</w:t>
             </w:r>
           </w:p>
         </w:tc>
@@ -2040,7 +2040,7 @@
                 <w:b/>
                 <w:sz w:val="25"/>
               </w:rPr>
-              <w:t>02</w:t>
+              <w:t>08</w:t>
             </w:r>
           </w:p>
         </w:tc>
@@ -2069,7 +2069,7 @@
                 <w:b/>
                 <w:sz w:val="25"/>
               </w:rPr>
-              <w:t>115000071</w:t>
+              <w:t>115000072</w:t>
             </w:r>
           </w:p>
         </w:tc>
@@ -2093,7 +2093,7 @@
                 <w:b/>
                 <w:sz w:val="25"/>
               </w:rPr>
-              <w:t>115.09.03</w:t>
+              <w:t>115.09.07</w:t>
             </w:r>
           </w:p>
         </w:tc>
@@ -2117,7 +2117,7 @@
                 <w:b/>
                 <w:sz w:val="25"/>
               </w:rPr>
-              <w:t>01  06  07  19  30  33</w:t>
+              <w:t>07  14  17  22  29  35</w:t>
             </w:r>
           </w:p>
         </w:tc>
@@ -2141,7 +2141,7 @@
                 <w:b/>
                 <w:sz w:val="25"/>
               </w:rPr>
-              <w:t>08</w:t>
+              <w:t>02</w:t>
             </w:r>
           </w:p>
         </w:tc>
@@ -2170,7 +2170,7 @@
                 <w:b/>
                 <w:sz w:val="25"/>
               </w:rPr>
-              <w:t>115000072</w:t>
+              <w:t>115000073</w:t>
             </w:r>
           </w:p>
         </w:tc>
@@ -2194,7 +2194,7 @@
                 <w:b/>
                 <w:sz w:val="25"/>
               </w:rPr>
-              <w:t>115.09.07</w:t>
+              <w:t>115.09.10</w:t>
             </w:r>
           </w:p>
         </w:tc>
@@ -2218,7 +2218,7 @@
                 <w:b/>
                 <w:sz w:val="25"/>
               </w:rPr>
-              <w:t>07  14  17  22  29  35</w:t>
+              <w:t>08  17  18  29  33  38</w:t>
             </w:r>
           </w:p>
         </w:tc>
@@ -2271,7 +2271,7 @@
                 <w:b/>
                 <w:sz w:val="25"/>
               </w:rPr>
-              <w:t>115000073</w:t>
+              <w:t>115000074</w:t>
             </w:r>
           </w:p>
         </w:tc>
@@ -2295,7 +2295,7 @@
                 <w:b/>
                 <w:sz w:val="25"/>
               </w:rPr>
-              <w:t>115.09.10</w:t>
+              <w:t>115.09.14</w:t>
             </w:r>
           </w:p>
         </w:tc>
@@ -2319,7 +2319,7 @@
                 <w:b/>
                 <w:sz w:val="25"/>
               </w:rPr>
-              <w:t>08  17  18  29  33  38</w:t>
+              <w:t>10  12  14  16  29  36</w:t>
             </w:r>
           </w:p>
         </w:tc>
@@ -2343,7 +2343,7 @@
                 <w:b/>
                 <w:sz w:val="25"/>
               </w:rPr>
-              <w:t>02</w:t>
+              <w:t>08</w:t>
             </w:r>
           </w:p>
         </w:tc>
@@ -2372,7 +2372,7 @@
                 <w:b/>
                 <w:sz w:val="25"/>
               </w:rPr>
-              <w:t>115000074</w:t>
+              <w:t>115000075</w:t>
             </w:r>
           </w:p>
         </w:tc>
@@ -2396,7 +2396,7 @@
                 <w:b/>
                 <w:sz w:val="25"/>
               </w:rPr>
-              <w:t>115.09.14</w:t>
+              <w:t>115.09.17</w:t>
             </w:r>
           </w:p>
         </w:tc>
@@ -2420,7 +2420,7 @@
                 <w:b/>
                 <w:sz w:val="25"/>
               </w:rPr>
-              <w:t>10  12  14  16  29  36</w:t>
+              <w:t>23  26  27  28  31  37</w:t>
             </w:r>
           </w:p>
         </w:tc>
@@ -2444,7 +2444,7 @@
                 <w:b/>
                 <w:sz w:val="25"/>
               </w:rPr>
-              <w:t>08</w:t>
+              <w:t>07</w:t>
             </w:r>
           </w:p>
         </w:tc>
@@ -2473,7 +2473,7 @@
                 <w:b/>
                 <w:sz w:val="25"/>
               </w:rPr>
-              <w:t>115000075</w:t>
+              <w:t>115000076</w:t>
             </w:r>
           </w:p>
         </w:tc>
@@ -2497,7 +2497,7 @@
                 <w:b/>
                 <w:sz w:val="25"/>
               </w:rPr>
-              <w:t>115.09.17</w:t>
+              <w:t>115.09.21</w:t>
             </w:r>
           </w:p>
         </w:tc>
@@ -2521,7 +2521,7 @@
                 <w:b/>
                 <w:sz w:val="25"/>
               </w:rPr>
-              <w:t>23  26  27  28  31  37</w:t>
+              <w:t>03  08  17  24  25  37</w:t>
             </w:r>
           </w:p>
         </w:tc>
@@ -2545,7 +2545,7 @@
                 <w:b/>
                 <w:sz w:val="25"/>
               </w:rPr>
-              <w:t>07</w:t>
+              <w:t>06</w:t>
             </w:r>
           </w:p>
         </w:tc>
@@ -2574,7 +2574,7 @@
                 <w:b/>
                 <w:sz w:val="25"/>
               </w:rPr>
-              <w:t>115000076</w:t>
+              <w:t>115000077</w:t>
             </w:r>
           </w:p>
         </w:tc>
@@ -2598,7 +2598,7 @@
                 <w:b/>
                 <w:sz w:val="25"/>
               </w:rPr>
-              <w:t>115.09.21</w:t>
+              <w:t>115.09.24</w:t>
             </w:r>
           </w:p>
         </w:tc>
@@ -2622,7 +2622,7 @@
                 <w:b/>
                 <w:sz w:val="25"/>
               </w:rPr>
-              <w:t>03  08  17  24  25  37</w:t>
+              <w:t>03  08  25  27  30  31</w:t>
             </w:r>
           </w:p>
         </w:tc>
@@ -2646,7 +2646,7 @@
                 <w:b/>
                 <w:sz w:val="25"/>
               </w:rPr>
-              <w:t>06</w:t>
+              <w:t>01</w:t>
             </w:r>
           </w:p>
         </w:tc>
@@ -2675,7 +2675,7 @@
                 <w:b/>
                 <w:sz w:val="25"/>
               </w:rPr>
-              <w:t>115000077</w:t>
+              <w:t>115000078</w:t>
             </w:r>
           </w:p>
         </w:tc>
@@ -2699,7 +2699,7 @@
                 <w:b/>
                 <w:sz w:val="25"/>
               </w:rPr>
-              <w:t>115.09.24</w:t>
+              <w:t>115.09.28</w:t>
             </w:r>
           </w:p>
         </w:tc>
@@ -2723,7 +2723,7 @@
                 <w:b/>
                 <w:sz w:val="25"/>
               </w:rPr>
-              <w:t>03  08  25  27  30  31</w:t>
+              <w:t>01  02  04  17  29  34</w:t>
             </w:r>
           </w:p>
         </w:tc>
@@ -2878,7 +2878,7 @@
                 <w:b/>
                 <w:sz w:val="25"/>
               </w:rPr>
-              <w:t>09/16(三)</w:t>
+              <w:t>09/17(四)</w:t>
             </w:r>
           </w:p>
         </w:tc>
@@ -2902,7 +2902,7 @@
                 <w:b/>
                 <w:sz w:val="25"/>
               </w:rPr>
-              <w:t>4  6  4  1</w:t>
+              <w:t>6  4  9  6</w:t>
             </w:r>
           </w:p>
         </w:tc>
@@ -2930,7 +2930,7 @@
                 <w:b/>
                 <w:sz w:val="25"/>
               </w:rPr>
-              <w:t>09/17(四)</w:t>
+              <w:t>09/18(五)</w:t>
             </w:r>
           </w:p>
         </w:tc>
@@ -2953,7 +2953,7 @@
                 <w:b/>
                 <w:sz w:val="25"/>
               </w:rPr>
-              <w:t>6  4  9  6</w:t>
+              <w:t>7  9  7  6</w:t>
             </w:r>
           </w:p>
         </w:tc>
@@ -2981,7 +2981,7 @@
                 <w:b/>
                 <w:sz w:val="25"/>
               </w:rPr>
-              <w:t>09/18(五)</w:t>
+              <w:t>09/19(六)</w:t>
             </w:r>
           </w:p>
         </w:tc>
@@ -3004,7 +3004,7 @@
                 <w:b/>
                 <w:sz w:val="25"/>
               </w:rPr>
-              <w:t>7  9  7  6</w:t>
+              <w:t>4  2  3  2</w:t>
             </w:r>
           </w:p>
         </w:tc>
@@ -3032,7 +3032,7 @@
                 <w:b/>
                 <w:sz w:val="25"/>
               </w:rPr>
-              <w:t>09/19(六)</w:t>
+              <w:t>09/21(一)</w:t>
             </w:r>
           </w:p>
         </w:tc>
@@ -3055,7 +3055,7 @@
                 <w:b/>
                 <w:sz w:val="25"/>
               </w:rPr>
-              <w:t>4  2  3  2</w:t>
+              <w:t>0  7  1  9</w:t>
             </w:r>
           </w:p>
         </w:tc>
@@ -3083,7 +3083,7 @@
                 <w:b/>
                 <w:sz w:val="25"/>
               </w:rPr>
-              <w:t>09/21(一)</w:t>
+              <w:t>09/22(二)</w:t>
             </w:r>
           </w:p>
         </w:tc>
@@ -3106,7 +3106,7 @@
                 <w:b/>
                 <w:sz w:val="25"/>
               </w:rPr>
-              <w:t>0  7  1  9</w:t>
+              <w:t>8  2  8  6</w:t>
             </w:r>
           </w:p>
         </w:tc>
@@ -3134,7 +3134,7 @@
                 <w:b/>
                 <w:sz w:val="25"/>
               </w:rPr>
-              <w:t>09/22(二)</w:t>
+              <w:t>09/23(三)</w:t>
             </w:r>
           </w:p>
         </w:tc>
@@ -3157,7 +3157,7 @@
                 <w:b/>
                 <w:sz w:val="25"/>
               </w:rPr>
-              <w:t>8  2  8  6</w:t>
+              <w:t>9  8  2  7</w:t>
             </w:r>
           </w:p>
         </w:tc>
@@ -3185,7 +3185,7 @@
                 <w:b/>
                 <w:sz w:val="25"/>
               </w:rPr>
-              <w:t>09/23(三)</w:t>
+              <w:t>09/24(四)</w:t>
             </w:r>
           </w:p>
         </w:tc>
@@ -3208,7 +3208,7 @@
                 <w:b/>
                 <w:sz w:val="25"/>
               </w:rPr>
-              <w:t>9  8  2  7</w:t>
+              <w:t>5  2  3  3</w:t>
             </w:r>
           </w:p>
         </w:tc>
@@ -3236,7 +3236,7 @@
                 <w:b/>
                 <w:sz w:val="25"/>
               </w:rPr>
-              <w:t>09/24(四)</w:t>
+              <w:t>09/25(五)</w:t>
             </w:r>
           </w:p>
         </w:tc>
@@ -3259,7 +3259,7 @@
                 <w:b/>
                 <w:sz w:val="25"/>
               </w:rPr>
-              <w:t>5  2  3  3</w:t>
+              <w:t>7  7  9  8</w:t>
             </w:r>
           </w:p>
         </w:tc>
@@ -3287,7 +3287,7 @@
                 <w:b/>
                 <w:sz w:val="25"/>
               </w:rPr>
-              <w:t>09/25(五)</w:t>
+              <w:t>09/26(六)</w:t>
             </w:r>
           </w:p>
         </w:tc>
@@ -3310,7 +3310,7 @@
                 <w:b/>
                 <w:sz w:val="25"/>
               </w:rPr>
-              <w:t>7  7  9  8</w:t>
+              <w:t>1  4  7  7</w:t>
             </w:r>
           </w:p>
         </w:tc>
@@ -3338,7 +3338,7 @@
                 <w:b/>
                 <w:sz w:val="25"/>
               </w:rPr>
-              <w:t>09/26(六)</w:t>
+              <w:t>09/28(一)</w:t>
             </w:r>
           </w:p>
         </w:tc>
@@ -3361,7 +3361,7 @@
                 <w:b/>
                 <w:sz w:val="25"/>
               </w:rPr>
-              <w:t>1  4  7  7</w:t>
+              <w:t>9  2  0  9</w:t>
             </w:r>
           </w:p>
         </w:tc>

--- a/最新開獎紀錄.docx
+++ b/最新開獎紀錄.docx
@@ -173,7 +173,7 @@
                 <w:b/>
                 <w:sz w:val="25"/>
               </w:rPr>
-              <w:t>115000226</w:t>
+              <w:t>115000227</w:t>
             </w:r>
           </w:p>
         </w:tc>
@@ -197,7 +197,7 @@
                 <w:b/>
                 <w:sz w:val="25"/>
               </w:rPr>
-              <w:t>115.09.17</w:t>
+              <w:t>115.09.18</w:t>
             </w:r>
           </w:p>
         </w:tc>
@@ -221,7 +221,7 @@
                 <w:b/>
                 <w:sz w:val="25"/>
               </w:rPr>
-              <w:t>02  08  11  12  34</w:t>
+              <w:t>02  03  06  24  34</w:t>
             </w:r>
           </w:p>
         </w:tc>
@@ -250,7 +250,7 @@
                 <w:b/>
                 <w:sz w:val="25"/>
               </w:rPr>
-              <w:t>115000227</w:t>
+              <w:t>115000228</w:t>
             </w:r>
           </w:p>
         </w:tc>
@@ -274,7 +274,7 @@
                 <w:b/>
                 <w:sz w:val="25"/>
               </w:rPr>
-              <w:t>115.09.18</w:t>
+              <w:t>115.09.19</w:t>
             </w:r>
           </w:p>
         </w:tc>
@@ -298,7 +298,7 @@
                 <w:b/>
                 <w:sz w:val="25"/>
               </w:rPr>
-              <w:t>02  03  06  24  34</w:t>
+              <w:t>02  17  27  29  35</w:t>
             </w:r>
           </w:p>
         </w:tc>
@@ -327,7 +327,7 @@
                 <w:b/>
                 <w:sz w:val="25"/>
               </w:rPr>
-              <w:t>115000228</w:t>
+              <w:t>115000229</w:t>
             </w:r>
           </w:p>
         </w:tc>
@@ -351,7 +351,7 @@
                 <w:b/>
                 <w:sz w:val="25"/>
               </w:rPr>
-              <w:t>115.09.19</w:t>
+              <w:t>115.09.21</w:t>
             </w:r>
           </w:p>
         </w:tc>
@@ -375,7 +375,7 @@
                 <w:b/>
                 <w:sz w:val="25"/>
               </w:rPr>
-              <w:t>02  17  27  29  35</w:t>
+              <w:t>04  20  22  30  38</w:t>
             </w:r>
           </w:p>
         </w:tc>
@@ -404,7 +404,7 @@
                 <w:b/>
                 <w:sz w:val="25"/>
               </w:rPr>
-              <w:t>115000229</w:t>
+              <w:t>115000230</w:t>
             </w:r>
           </w:p>
         </w:tc>
@@ -428,7 +428,7 @@
                 <w:b/>
                 <w:sz w:val="25"/>
               </w:rPr>
-              <w:t>115.09.21</w:t>
+              <w:t>115.09.22</w:t>
             </w:r>
           </w:p>
         </w:tc>
@@ -452,7 +452,7 @@
                 <w:b/>
                 <w:sz w:val="25"/>
               </w:rPr>
-              <w:t>04  20  22  30  38</w:t>
+              <w:t>08  13  20  31  34</w:t>
             </w:r>
           </w:p>
         </w:tc>
@@ -481,7 +481,7 @@
                 <w:b/>
                 <w:sz w:val="25"/>
               </w:rPr>
-              <w:t>115000230</w:t>
+              <w:t>115000231</w:t>
             </w:r>
           </w:p>
         </w:tc>
@@ -505,7 +505,7 @@
                 <w:b/>
                 <w:sz w:val="25"/>
               </w:rPr>
-              <w:t>115.09.22</w:t>
+              <w:t>115.09.23</w:t>
             </w:r>
           </w:p>
         </w:tc>
@@ -529,7 +529,7 @@
                 <w:b/>
                 <w:sz w:val="25"/>
               </w:rPr>
-              <w:t>08  13  20  31  34</w:t>
+              <w:t>08  10  14  16  30</w:t>
             </w:r>
           </w:p>
         </w:tc>
@@ -558,7 +558,7 @@
                 <w:b/>
                 <w:sz w:val="25"/>
               </w:rPr>
-              <w:t>115000231</w:t>
+              <w:t>115000232</w:t>
             </w:r>
           </w:p>
         </w:tc>
@@ -582,7 +582,7 @@
                 <w:b/>
                 <w:sz w:val="25"/>
               </w:rPr>
-              <w:t>115.09.23</w:t>
+              <w:t>115.09.24</w:t>
             </w:r>
           </w:p>
         </w:tc>
@@ -606,7 +606,7 @@
                 <w:b/>
                 <w:sz w:val="25"/>
               </w:rPr>
-              <w:t>08  10  14  16  30</w:t>
+              <w:t>05  08  18  19  30</w:t>
             </w:r>
           </w:p>
         </w:tc>
@@ -635,7 +635,7 @@
                 <w:b/>
                 <w:sz w:val="25"/>
               </w:rPr>
-              <w:t>115000232</w:t>
+              <w:t>115000233</w:t>
             </w:r>
           </w:p>
         </w:tc>
@@ -659,7 +659,7 @@
                 <w:b/>
                 <w:sz w:val="25"/>
               </w:rPr>
-              <w:t>115.09.24</w:t>
+              <w:t>115.09.25</w:t>
             </w:r>
           </w:p>
         </w:tc>
@@ -683,7 +683,7 @@
                 <w:b/>
                 <w:sz w:val="25"/>
               </w:rPr>
-              <w:t>05  08  18  19  30</w:t>
+              <w:t>06  15  20  30  33</w:t>
             </w:r>
           </w:p>
         </w:tc>
@@ -712,7 +712,7 @@
                 <w:b/>
                 <w:sz w:val="25"/>
               </w:rPr>
-              <w:t>115000233</w:t>
+              <w:t>115000234</w:t>
             </w:r>
           </w:p>
         </w:tc>
@@ -736,7 +736,7 @@
                 <w:b/>
                 <w:sz w:val="25"/>
               </w:rPr>
-              <w:t>115.09.25</w:t>
+              <w:t>115.09.26</w:t>
             </w:r>
           </w:p>
         </w:tc>
@@ -760,7 +760,7 @@
                 <w:b/>
                 <w:sz w:val="25"/>
               </w:rPr>
-              <w:t>06  15  20  30  33</w:t>
+              <w:t>17  18  30  34  39</w:t>
             </w:r>
           </w:p>
         </w:tc>
@@ -789,7 +789,7 @@
                 <w:b/>
                 <w:sz w:val="25"/>
               </w:rPr>
-              <w:t>115000234</w:t>
+              <w:t>115000235</w:t>
             </w:r>
           </w:p>
         </w:tc>
@@ -813,7 +813,7 @@
                 <w:b/>
                 <w:sz w:val="25"/>
               </w:rPr>
-              <w:t>115.09.26</w:t>
+              <w:t>115.09.28</w:t>
             </w:r>
           </w:p>
         </w:tc>
@@ -837,7 +837,7 @@
                 <w:b/>
                 <w:sz w:val="25"/>
               </w:rPr>
-              <w:t>17  18  30  34  39</w:t>
+              <w:t>13  19  21  27  32</w:t>
             </w:r>
           </w:p>
         </w:tc>
@@ -866,7 +866,7 @@
                 <w:b/>
                 <w:sz w:val="25"/>
               </w:rPr>
-              <w:t>115000235</w:t>
+              <w:t>115000236</w:t>
             </w:r>
           </w:p>
         </w:tc>
@@ -890,7 +890,7 @@
                 <w:b/>
                 <w:sz w:val="25"/>
               </w:rPr>
-              <w:t>115.09.28</w:t>
+              <w:t>115.09.29</w:t>
             </w:r>
           </w:p>
         </w:tc>
@@ -914,7 +914,7 @@
                 <w:b/>
                 <w:sz w:val="25"/>
               </w:rPr>
-              <w:t>13  19  21  27  32</w:t>
+              <w:t>06  13  17  26  28</w:t>
             </w:r>
           </w:p>
         </w:tc>
@@ -1045,7 +1045,7 @@
                 <w:b/>
                 <w:sz w:val="25"/>
               </w:rPr>
-              <w:t>09/17(四)</w:t>
+              <w:t>09/18(五)</w:t>
             </w:r>
           </w:p>
         </w:tc>
@@ -1069,7 +1069,7 @@
                 <w:b/>
                 <w:sz w:val="25"/>
               </w:rPr>
-              <w:t>4  9  8</w:t>
+              <w:t>1  4  2</w:t>
             </w:r>
           </w:p>
         </w:tc>
@@ -1097,7 +1097,7 @@
                 <w:b/>
                 <w:sz w:val="25"/>
               </w:rPr>
-              <w:t>09/18(五)</w:t>
+              <w:t>09/19(六)</w:t>
             </w:r>
           </w:p>
         </w:tc>
@@ -1120,7 +1120,7 @@
                 <w:b/>
                 <w:sz w:val="25"/>
               </w:rPr>
-              <w:t>1  4  2</w:t>
+              <w:t>5  2  1</w:t>
             </w:r>
           </w:p>
         </w:tc>
@@ -1148,7 +1148,7 @@
                 <w:b/>
                 <w:sz w:val="25"/>
               </w:rPr>
-              <w:t>09/19(六)</w:t>
+              <w:t>09/21(一)</w:t>
             </w:r>
           </w:p>
         </w:tc>
@@ -1171,7 +1171,7 @@
                 <w:b/>
                 <w:sz w:val="25"/>
               </w:rPr>
-              <w:t>5  2  1</w:t>
+              <w:t>3  9  0</w:t>
             </w:r>
           </w:p>
         </w:tc>
@@ -1199,7 +1199,7 @@
                 <w:b/>
                 <w:sz w:val="25"/>
               </w:rPr>
-              <w:t>09/21(一)</w:t>
+              <w:t>09/22(二)</w:t>
             </w:r>
           </w:p>
         </w:tc>
@@ -1222,7 +1222,7 @@
                 <w:b/>
                 <w:sz w:val="25"/>
               </w:rPr>
-              <w:t>3  9  0</w:t>
+              <w:t>0  2  3</w:t>
             </w:r>
           </w:p>
         </w:tc>
@@ -1250,7 +1250,7 @@
                 <w:b/>
                 <w:sz w:val="25"/>
               </w:rPr>
-              <w:t>09/22(二)</w:t>
+              <w:t>09/23(三)</w:t>
             </w:r>
           </w:p>
         </w:tc>
@@ -1273,7 +1273,7 @@
                 <w:b/>
                 <w:sz w:val="25"/>
               </w:rPr>
-              <w:t>0  2  3</w:t>
+              <w:t>0  6  1</w:t>
             </w:r>
           </w:p>
         </w:tc>
@@ -1301,7 +1301,7 @@
                 <w:b/>
                 <w:sz w:val="25"/>
               </w:rPr>
-              <w:t>09/23(三)</w:t>
+              <w:t>09/24(四)</w:t>
             </w:r>
           </w:p>
         </w:tc>
@@ -1324,7 +1324,7 @@
                 <w:b/>
                 <w:sz w:val="25"/>
               </w:rPr>
-              <w:t>0  6  1</w:t>
+              <w:t>3  7  9</w:t>
             </w:r>
           </w:p>
         </w:tc>
@@ -1352,7 +1352,7 @@
                 <w:b/>
                 <w:sz w:val="25"/>
               </w:rPr>
-              <w:t>09/24(四)</w:t>
+              <w:t>09/25(五)</w:t>
             </w:r>
           </w:p>
         </w:tc>
@@ -1375,7 +1375,7 @@
                 <w:b/>
                 <w:sz w:val="25"/>
               </w:rPr>
-              <w:t>3  7  9</w:t>
+              <w:t>3  2  9</w:t>
             </w:r>
           </w:p>
         </w:tc>
@@ -1403,7 +1403,7 @@
                 <w:b/>
                 <w:sz w:val="25"/>
               </w:rPr>
-              <w:t>09/25(五)</w:t>
+              <w:t>09/26(六)</w:t>
             </w:r>
           </w:p>
         </w:tc>
@@ -1426,7 +1426,7 @@
                 <w:b/>
                 <w:sz w:val="25"/>
               </w:rPr>
-              <w:t>3  2  9</w:t>
+              <w:t>3  5  9</w:t>
             </w:r>
           </w:p>
         </w:tc>
@@ -1454,7 +1454,7 @@
                 <w:b/>
                 <w:sz w:val="25"/>
               </w:rPr>
-              <w:t>09/26(六)</w:t>
+              <w:t>09/28(一)</w:t>
             </w:r>
           </w:p>
         </w:tc>
@@ -1477,7 +1477,7 @@
                 <w:b/>
                 <w:sz w:val="25"/>
               </w:rPr>
-              <w:t>3  5  9</w:t>
+              <w:t>3  3  8</w:t>
             </w:r>
           </w:p>
         </w:tc>
@@ -1505,7 +1505,7 @@
                 <w:b/>
                 <w:sz w:val="25"/>
               </w:rPr>
-              <w:t>09/28(一)</w:t>
+              <w:t>09/29(二)</w:t>
             </w:r>
           </w:p>
         </w:tc>
@@ -1528,7 +1528,7 @@
                 <w:b/>
                 <w:sz w:val="25"/>
               </w:rPr>
-              <w:t>3  3  8</w:t>
+              <w:t>8  9  1</w:t>
             </w:r>
           </w:p>
         </w:tc>
@@ -2878,7 +2878,7 @@
                 <w:b/>
                 <w:sz w:val="25"/>
               </w:rPr>
-              <w:t>09/17(四)</w:t>
+              <w:t>09/18(五)</w:t>
             </w:r>
           </w:p>
         </w:tc>
@@ -2902,7 +2902,7 @@
                 <w:b/>
                 <w:sz w:val="25"/>
               </w:rPr>
-              <w:t>6  4  9  6</w:t>
+              <w:t>7  9  7  6</w:t>
             </w:r>
           </w:p>
         </w:tc>
@@ -2930,7 +2930,7 @@
                 <w:b/>
                 <w:sz w:val="25"/>
               </w:rPr>
-              <w:t>09/18(五)</w:t>
+              <w:t>09/19(六)</w:t>
             </w:r>
           </w:p>
         </w:tc>
@@ -2953,7 +2953,7 @@
                 <w:b/>
                 <w:sz w:val="25"/>
               </w:rPr>
-              <w:t>7  9  7  6</w:t>
+              <w:t>4  2  3  2</w:t>
             </w:r>
           </w:p>
         </w:tc>
@@ -2981,7 +2981,7 @@
                 <w:b/>
                 <w:sz w:val="25"/>
               </w:rPr>
-              <w:t>09/19(六)</w:t>
+              <w:t>09/21(一)</w:t>
             </w:r>
           </w:p>
         </w:tc>
@@ -3004,7 +3004,7 @@
                 <w:b/>
                 <w:sz w:val="25"/>
               </w:rPr>
-              <w:t>4  2  3  2</w:t>
+              <w:t>0  7  1  9</w:t>
             </w:r>
           </w:p>
         </w:tc>
@@ -3032,7 +3032,7 @@
                 <w:b/>
                 <w:sz w:val="25"/>
               </w:rPr>
-              <w:t>09/21(一)</w:t>
+              <w:t>09/22(二)</w:t>
             </w:r>
           </w:p>
         </w:tc>
@@ -3055,7 +3055,7 @@
                 <w:b/>
                 <w:sz w:val="25"/>
               </w:rPr>
-              <w:t>0  7  1  9</w:t>
+              <w:t>8  2  8  6</w:t>
             </w:r>
           </w:p>
         </w:tc>
@@ -3083,7 +3083,7 @@
                 <w:b/>
                 <w:sz w:val="25"/>
               </w:rPr>
-              <w:t>09/22(二)</w:t>
+              <w:t>09/23(三)</w:t>
             </w:r>
           </w:p>
         </w:tc>
@@ -3106,7 +3106,7 @@
                 <w:b/>
                 <w:sz w:val="25"/>
               </w:rPr>
-              <w:t>8  2  8  6</w:t>
+              <w:t>9  8  2  7</w:t>
             </w:r>
           </w:p>
         </w:tc>
@@ -3134,7 +3134,7 @@
                 <w:b/>
                 <w:sz w:val="25"/>
               </w:rPr>
-              <w:t>09/23(三)</w:t>
+              <w:t>09/24(四)</w:t>
             </w:r>
           </w:p>
         </w:tc>
@@ -3157,7 +3157,7 @@
                 <w:b/>
                 <w:sz w:val="25"/>
               </w:rPr>
-              <w:t>9  8  2  7</w:t>
+              <w:t>5  2  3  3</w:t>
             </w:r>
           </w:p>
         </w:tc>
@@ -3185,7 +3185,7 @@
                 <w:b/>
                 <w:sz w:val="25"/>
               </w:rPr>
-              <w:t>09/24(四)</w:t>
+              <w:t>09/25(五)</w:t>
             </w:r>
           </w:p>
         </w:tc>
@@ -3208,7 +3208,7 @@
                 <w:b/>
                 <w:sz w:val="25"/>
               </w:rPr>
-              <w:t>5  2  3  3</w:t>
+              <w:t>7  7  9  8</w:t>
             </w:r>
           </w:p>
         </w:tc>
@@ -3236,7 +3236,7 @@
                 <w:b/>
                 <w:sz w:val="25"/>
               </w:rPr>
-              <w:t>09/25(五)</w:t>
+              <w:t>09/26(六)</w:t>
             </w:r>
           </w:p>
         </w:tc>
@@ -3259,7 +3259,7 @@
                 <w:b/>
                 <w:sz w:val="25"/>
               </w:rPr>
-              <w:t>7  7  9  8</w:t>
+              <w:t>1  4  7  7</w:t>
             </w:r>
           </w:p>
         </w:tc>
@@ -3287,7 +3287,7 @@
                 <w:b/>
                 <w:sz w:val="25"/>
               </w:rPr>
-              <w:t>09/26(六)</w:t>
+              <w:t>09/28(一)</w:t>
             </w:r>
           </w:p>
         </w:tc>
@@ -3310,7 +3310,7 @@
                 <w:b/>
                 <w:sz w:val="25"/>
               </w:rPr>
-              <w:t>1  4  7  7</w:t>
+              <w:t>9  2  0  9</w:t>
             </w:r>
           </w:p>
         </w:tc>
@@ -3338,7 +3338,7 @@
                 <w:b/>
                 <w:sz w:val="25"/>
               </w:rPr>
-              <w:t>09/28(一)</w:t>
+              <w:t>09/29(二)</w:t>
             </w:r>
           </w:p>
         </w:tc>
@@ -3361,7 +3361,7 @@
                 <w:b/>
                 <w:sz w:val="25"/>
               </w:rPr>
-              <w:t>9  2  0  9</w:t>
+              <w:t>2  9  4  6</w:t>
             </w:r>
           </w:p>
         </w:tc>
@@ -3586,7 +3586,7 @@
                 <w:b/>
                 <w:sz w:val="25"/>
               </w:rPr>
-              <w:t>115000082</w:t>
+              <w:t>115000083</w:t>
             </w:r>
           </w:p>
         </w:tc>
@@ -3610,7 +3610,7 @@
                 <w:b/>
                 <w:sz w:val="25"/>
               </w:rPr>
-              <w:t>115.08.25</w:t>
+              <w:t>115.08.28</w:t>
             </w:r>
           </w:p>
         </w:tc>
@@ -3634,7 +3634,7 @@
                 <w:b/>
                 <w:sz w:val="25"/>
               </w:rPr>
-              <w:t>12  24  26  32  35  40</w:t>
+              <w:t>09  20  23  26  36  44</w:t>
             </w:r>
           </w:p>
         </w:tc>
@@ -3658,7 +3658,7 @@
                 <w:b/>
                 <w:sz w:val="25"/>
               </w:rPr>
-              <w:t>06</w:t>
+              <w:t>04</w:t>
             </w:r>
           </w:p>
         </w:tc>
@@ -3687,7 +3687,7 @@
                 <w:b/>
                 <w:sz w:val="25"/>
               </w:rPr>
-              <w:t>115000083</w:t>
+              <w:t>115000084</w:t>
             </w:r>
           </w:p>
         </w:tc>
@@ -3711,7 +3711,7 @@
                 <w:b/>
                 <w:sz w:val="25"/>
               </w:rPr>
-              <w:t>115.08.28</w:t>
+              <w:t>115.09.01</w:t>
             </w:r>
           </w:p>
         </w:tc>
@@ -3735,7 +3735,7 @@
                 <w:b/>
                 <w:sz w:val="25"/>
               </w:rPr>
-              <w:t>09  20  23  26  36  44</w:t>
+              <w:t>10  16  19  26  29  48</w:t>
             </w:r>
           </w:p>
         </w:tc>
@@ -3759,7 +3759,7 @@
                 <w:b/>
                 <w:sz w:val="25"/>
               </w:rPr>
-              <w:t>04</w:t>
+              <w:t>30</w:t>
             </w:r>
           </w:p>
         </w:tc>
@@ -3788,7 +3788,7 @@
                 <w:b/>
                 <w:sz w:val="25"/>
               </w:rPr>
-              <w:t>115000084</w:t>
+              <w:t>115000085</w:t>
             </w:r>
           </w:p>
         </w:tc>
@@ -3812,7 +3812,7 @@
                 <w:b/>
                 <w:sz w:val="25"/>
               </w:rPr>
-              <w:t>115.09.01</w:t>
+              <w:t>115.09.04</w:t>
             </w:r>
           </w:p>
         </w:tc>
@@ -3836,7 +3836,7 @@
                 <w:b/>
                 <w:sz w:val="25"/>
               </w:rPr>
-              <w:t>10  16  19  26  29  48</w:t>
+              <w:t>03  13  17  18  27  37</w:t>
             </w:r>
           </w:p>
         </w:tc>
@@ -3860,7 +3860,7 @@
                 <w:b/>
                 <w:sz w:val="25"/>
               </w:rPr>
-              <w:t>30</w:t>
+              <w:t>19</w:t>
             </w:r>
           </w:p>
         </w:tc>
@@ -3889,7 +3889,7 @@
                 <w:b/>
                 <w:sz w:val="25"/>
               </w:rPr>
-              <w:t>115000085</w:t>
+              <w:t>115000086</w:t>
             </w:r>
           </w:p>
         </w:tc>
@@ -3913,7 +3913,7 @@
                 <w:b/>
                 <w:sz w:val="25"/>
               </w:rPr>
-              <w:t>115.09.04</w:t>
+              <w:t>115.09.08</w:t>
             </w:r>
           </w:p>
         </w:tc>
@@ -3937,7 +3937,7 @@
                 <w:b/>
                 <w:sz w:val="25"/>
               </w:rPr>
-              <w:t>03  13  17  18  27  37</w:t>
+              <w:t>03  15  28  35  47  49</w:t>
             </w:r>
           </w:p>
         </w:tc>
@@ -3961,7 +3961,7 @@
                 <w:b/>
                 <w:sz w:val="25"/>
               </w:rPr>
-              <w:t>19</w:t>
+              <w:t>27</w:t>
             </w:r>
           </w:p>
         </w:tc>
@@ -3990,7 +3990,7 @@
                 <w:b/>
                 <w:sz w:val="25"/>
               </w:rPr>
-              <w:t>115000086</w:t>
+              <w:t>115000087</w:t>
             </w:r>
           </w:p>
         </w:tc>
@@ -4014,7 +4014,7 @@
                 <w:b/>
                 <w:sz w:val="25"/>
               </w:rPr>
-              <w:t>115.09.08</w:t>
+              <w:t>115.09.11</w:t>
             </w:r>
           </w:p>
         </w:tc>
@@ -4038,7 +4038,7 @@
                 <w:b/>
                 <w:sz w:val="25"/>
               </w:rPr>
-              <w:t>03  15  28  35  47  49</w:t>
+              <w:t>12  15  19  27  43  48</w:t>
             </w:r>
           </w:p>
         </w:tc>
@@ -4062,7 +4062,7 @@
                 <w:b/>
                 <w:sz w:val="25"/>
               </w:rPr>
-              <w:t>27</w:t>
+              <w:t>25</w:t>
             </w:r>
           </w:p>
         </w:tc>
@@ -4091,7 +4091,7 @@
                 <w:b/>
                 <w:sz w:val="25"/>
               </w:rPr>
-              <w:t>115000087</w:t>
+              <w:t>115000088</w:t>
             </w:r>
           </w:p>
         </w:tc>
@@ -4115,7 +4115,7 @@
                 <w:b/>
                 <w:sz w:val="25"/>
               </w:rPr>
-              <w:t>115.09.11</w:t>
+              <w:t>115.09.15</w:t>
             </w:r>
           </w:p>
         </w:tc>
@@ -4139,7 +4139,7 @@
                 <w:b/>
                 <w:sz w:val="25"/>
               </w:rPr>
-              <w:t>12  15  19  27  43  48</w:t>
+              <w:t>02  03  18  21  22  39</w:t>
             </w:r>
           </w:p>
         </w:tc>
@@ -4163,7 +4163,7 @@
                 <w:b/>
                 <w:sz w:val="25"/>
               </w:rPr>
-              <w:t>25</w:t>
+              <w:t>07</w:t>
             </w:r>
           </w:p>
         </w:tc>
@@ -4192,7 +4192,7 @@
                 <w:b/>
                 <w:sz w:val="25"/>
               </w:rPr>
-              <w:t>115000088</w:t>
+              <w:t>115000089</w:t>
             </w:r>
           </w:p>
         </w:tc>
@@ -4216,7 +4216,7 @@
                 <w:b/>
                 <w:sz w:val="25"/>
               </w:rPr>
-              <w:t>115.09.15</w:t>
+              <w:t>115.09.18</w:t>
             </w:r>
           </w:p>
         </w:tc>
@@ -4240,7 +4240,7 @@
                 <w:b/>
                 <w:sz w:val="25"/>
               </w:rPr>
-              <w:t>02  03  18  21  22  39</w:t>
+              <w:t>01  06  14  21  31  35</w:t>
             </w:r>
           </w:p>
         </w:tc>
@@ -4264,7 +4264,7 @@
                 <w:b/>
                 <w:sz w:val="25"/>
               </w:rPr>
-              <w:t>07</w:t>
+              <w:t>16</w:t>
             </w:r>
           </w:p>
         </w:tc>
@@ -4293,7 +4293,7 @@
                 <w:b/>
                 <w:sz w:val="25"/>
               </w:rPr>
-              <w:t>115000089</w:t>
+              <w:t>115000090</w:t>
             </w:r>
           </w:p>
         </w:tc>
@@ -4317,7 +4317,7 @@
                 <w:b/>
                 <w:sz w:val="25"/>
               </w:rPr>
-              <w:t>115.09.18</w:t>
+              <w:t>115.09.22</w:t>
             </w:r>
           </w:p>
         </w:tc>
@@ -4341,7 +4341,7 @@
                 <w:b/>
                 <w:sz w:val="25"/>
               </w:rPr>
-              <w:t>01  06  14  21  31  35</w:t>
+              <w:t>14  15  18  30  35  45</w:t>
             </w:r>
           </w:p>
         </w:tc>
@@ -4365,7 +4365,7 @@
                 <w:b/>
                 <w:sz w:val="25"/>
               </w:rPr>
-              <w:t>16</w:t>
+              <w:t>10</w:t>
             </w:r>
           </w:p>
         </w:tc>
@@ -4394,7 +4394,7 @@
                 <w:b/>
                 <w:sz w:val="25"/>
               </w:rPr>
-              <w:t>115000090</w:t>
+              <w:t>115000091</w:t>
             </w:r>
           </w:p>
         </w:tc>
@@ -4418,7 +4418,7 @@
                 <w:b/>
                 <w:sz w:val="25"/>
               </w:rPr>
-              <w:t>115.09.22</w:t>
+              <w:t>115.09.25</w:t>
             </w:r>
           </w:p>
         </w:tc>
@@ -4442,7 +4442,7 @@
                 <w:b/>
                 <w:sz w:val="25"/>
               </w:rPr>
-              <w:t>14  15  18  30  35  45</w:t>
+              <w:t>05  13  24  25  28  33</w:t>
             </w:r>
           </w:p>
         </w:tc>
@@ -4466,7 +4466,7 @@
                 <w:b/>
                 <w:sz w:val="25"/>
               </w:rPr>
-              <w:t>10</w:t>
+              <w:t>40</w:t>
             </w:r>
           </w:p>
         </w:tc>
@@ -4495,7 +4495,7 @@
                 <w:b/>
                 <w:sz w:val="25"/>
               </w:rPr>
-              <w:t>115000091</w:t>
+              <w:t>115000092</w:t>
             </w:r>
           </w:p>
         </w:tc>
@@ -4519,7 +4519,7 @@
                 <w:b/>
                 <w:sz w:val="25"/>
               </w:rPr>
-              <w:t>115.09.25</w:t>
+              <w:t>115.09.29</w:t>
             </w:r>
           </w:p>
         </w:tc>
@@ -4543,7 +4543,7 @@
                 <w:b/>
                 <w:sz w:val="25"/>
               </w:rPr>
-              <w:t>05  13  24  25  28  33</w:t>
+              <w:t>01  02  04  13  30  38</w:t>
             </w:r>
           </w:p>
         </w:tc>
@@ -4567,7 +4567,7 @@
                 <w:b/>
                 <w:sz w:val="25"/>
               </w:rPr>
-              <w:t>40</w:t>
+              <w:t>27</w:t>
             </w:r>
           </w:p>
         </w:tc>

--- a/最新開獎紀錄.docx
+++ b/最新開獎紀錄.docx
@@ -173,7 +173,7 @@
                 <w:b/>
                 <w:sz w:val="25"/>
               </w:rPr>
-              <w:t>115000227</w:t>
+              <w:t>115000228</w:t>
             </w:r>
           </w:p>
         </w:tc>
@@ -197,7 +197,7 @@
                 <w:b/>
                 <w:sz w:val="25"/>
               </w:rPr>
-              <w:t>115.09.18</w:t>
+              <w:t>115.09.19</w:t>
             </w:r>
           </w:p>
         </w:tc>
@@ -221,7 +221,7 @@
                 <w:b/>
                 <w:sz w:val="25"/>
               </w:rPr>
-              <w:t>02  03  06  24  34</w:t>
+              <w:t>02  17  27  29  35</w:t>
             </w:r>
           </w:p>
         </w:tc>
@@ -250,7 +250,7 @@
                 <w:b/>
                 <w:sz w:val="25"/>
               </w:rPr>
-              <w:t>115000228</w:t>
+              <w:t>115000229</w:t>
             </w:r>
           </w:p>
         </w:tc>
@@ -274,7 +274,7 @@
                 <w:b/>
                 <w:sz w:val="25"/>
               </w:rPr>
-              <w:t>115.09.19</w:t>
+              <w:t>115.09.21</w:t>
             </w:r>
           </w:p>
         </w:tc>
@@ -298,7 +298,7 @@
                 <w:b/>
                 <w:sz w:val="25"/>
               </w:rPr>
-              <w:t>02  17  27  29  35</w:t>
+              <w:t>04  20  22  30  38</w:t>
             </w:r>
           </w:p>
         </w:tc>
@@ -327,7 +327,7 @@
                 <w:b/>
                 <w:sz w:val="25"/>
               </w:rPr>
-              <w:t>115000229</w:t>
+              <w:t>115000230</w:t>
             </w:r>
           </w:p>
         </w:tc>
@@ -351,7 +351,7 @@
                 <w:b/>
                 <w:sz w:val="25"/>
               </w:rPr>
-              <w:t>115.09.21</w:t>
+              <w:t>115.09.22</w:t>
             </w:r>
           </w:p>
         </w:tc>
@@ -375,7 +375,7 @@
                 <w:b/>
                 <w:sz w:val="25"/>
               </w:rPr>
-              <w:t>04  20  22  30  38</w:t>
+              <w:t>08  13  20  31  34</w:t>
             </w:r>
           </w:p>
         </w:tc>
@@ -404,7 +404,7 @@
                 <w:b/>
                 <w:sz w:val="25"/>
               </w:rPr>
-              <w:t>115000230</w:t>
+              <w:t>115000231</w:t>
             </w:r>
           </w:p>
         </w:tc>
@@ -428,7 +428,7 @@
                 <w:b/>
                 <w:sz w:val="25"/>
               </w:rPr>
-              <w:t>115.09.22</w:t>
+              <w:t>115.09.23</w:t>
             </w:r>
           </w:p>
         </w:tc>
@@ -452,7 +452,7 @@
                 <w:b/>
                 <w:sz w:val="25"/>
               </w:rPr>
-              <w:t>08  13  20  31  34</w:t>
+              <w:t>08  10  14  16  30</w:t>
             </w:r>
           </w:p>
         </w:tc>
@@ -481,7 +481,7 @@
                 <w:b/>
                 <w:sz w:val="25"/>
               </w:rPr>
-              <w:t>115000231</w:t>
+              <w:t>115000232</w:t>
             </w:r>
           </w:p>
         </w:tc>
@@ -505,7 +505,7 @@
                 <w:b/>
                 <w:sz w:val="25"/>
               </w:rPr>
-              <w:t>115.09.23</w:t>
+              <w:t>115.09.24</w:t>
             </w:r>
           </w:p>
         </w:tc>
@@ -529,7 +529,7 @@
                 <w:b/>
                 <w:sz w:val="25"/>
               </w:rPr>
-              <w:t>08  10  14  16  30</w:t>
+              <w:t>05  08  18  19  30</w:t>
             </w:r>
           </w:p>
         </w:tc>
@@ -558,7 +558,7 @@
                 <w:b/>
                 <w:sz w:val="25"/>
               </w:rPr>
-              <w:t>115000232</w:t>
+              <w:t>115000233</w:t>
             </w:r>
           </w:p>
         </w:tc>
@@ -582,7 +582,7 @@
                 <w:b/>
                 <w:sz w:val="25"/>
               </w:rPr>
-              <w:t>115.09.24</w:t>
+              <w:t>115.09.25</w:t>
             </w:r>
           </w:p>
         </w:tc>
@@ -606,7 +606,7 @@
                 <w:b/>
                 <w:sz w:val="25"/>
               </w:rPr>
-              <w:t>05  08  18  19  30</w:t>
+              <w:t>06  15  20  30  33</w:t>
             </w:r>
           </w:p>
         </w:tc>
@@ -635,7 +635,7 @@
                 <w:b/>
                 <w:sz w:val="25"/>
               </w:rPr>
-              <w:t>115000233</w:t>
+              <w:t>115000234</w:t>
             </w:r>
           </w:p>
         </w:tc>
@@ -659,7 +659,7 @@
                 <w:b/>
                 <w:sz w:val="25"/>
               </w:rPr>
-              <w:t>115.09.25</w:t>
+              <w:t>115.09.26</w:t>
             </w:r>
           </w:p>
         </w:tc>
@@ -683,7 +683,7 @@
                 <w:b/>
                 <w:sz w:val="25"/>
               </w:rPr>
-              <w:t>06  15  20  30  33</w:t>
+              <w:t>17  18  30  34  39</w:t>
             </w:r>
           </w:p>
         </w:tc>
@@ -712,7 +712,7 @@
                 <w:b/>
                 <w:sz w:val="25"/>
               </w:rPr>
-              <w:t>115000234</w:t>
+              <w:t>115000235</w:t>
             </w:r>
           </w:p>
         </w:tc>
@@ -736,7 +736,7 @@
                 <w:b/>
                 <w:sz w:val="25"/>
               </w:rPr>
-              <w:t>115.09.26</w:t>
+              <w:t>115.09.28</w:t>
             </w:r>
           </w:p>
         </w:tc>
@@ -760,7 +760,7 @@
                 <w:b/>
                 <w:sz w:val="25"/>
               </w:rPr>
-              <w:t>17  18  30  34  39</w:t>
+              <w:t>13  19  21  27  32</w:t>
             </w:r>
           </w:p>
         </w:tc>
@@ -789,7 +789,7 @@
                 <w:b/>
                 <w:sz w:val="25"/>
               </w:rPr>
-              <w:t>115000235</w:t>
+              <w:t>115000236</w:t>
             </w:r>
           </w:p>
         </w:tc>
@@ -813,7 +813,7 @@
                 <w:b/>
                 <w:sz w:val="25"/>
               </w:rPr>
-              <w:t>115.09.28</w:t>
+              <w:t>115.09.29</w:t>
             </w:r>
           </w:p>
         </w:tc>
@@ -837,7 +837,7 @@
                 <w:b/>
                 <w:sz w:val="25"/>
               </w:rPr>
-              <w:t>13  19  21  27  32</w:t>
+              <w:t>06  13  17  26  28</w:t>
             </w:r>
           </w:p>
         </w:tc>
@@ -866,7 +866,7 @@
                 <w:b/>
                 <w:sz w:val="25"/>
               </w:rPr>
-              <w:t>115000236</w:t>
+              <w:t>115000237</w:t>
             </w:r>
           </w:p>
         </w:tc>
@@ -890,7 +890,7 @@
                 <w:b/>
                 <w:sz w:val="25"/>
               </w:rPr>
-              <w:t>115.09.29</w:t>
+              <w:t>115.09.30</w:t>
             </w:r>
           </w:p>
         </w:tc>
@@ -914,7 +914,7 @@
                 <w:b/>
                 <w:sz w:val="25"/>
               </w:rPr>
-              <w:t>06  13  17  26  28</w:t>
+              <w:t>02  07  09  14  33</w:t>
             </w:r>
           </w:p>
         </w:tc>
@@ -1045,7 +1045,7 @@
                 <w:b/>
                 <w:sz w:val="25"/>
               </w:rPr>
-              <w:t>09/18(五)</w:t>
+              <w:t>09/19(六)</w:t>
             </w:r>
           </w:p>
         </w:tc>
@@ -1069,7 +1069,7 @@
                 <w:b/>
                 <w:sz w:val="25"/>
               </w:rPr>
-              <w:t>1  4  2</w:t>
+              <w:t>5  2  1</w:t>
             </w:r>
           </w:p>
         </w:tc>
@@ -1097,7 +1097,7 @@
                 <w:b/>
                 <w:sz w:val="25"/>
               </w:rPr>
-              <w:t>09/19(六)</w:t>
+              <w:t>09/21(一)</w:t>
             </w:r>
           </w:p>
         </w:tc>
@@ -1120,7 +1120,7 @@
                 <w:b/>
                 <w:sz w:val="25"/>
               </w:rPr>
-              <w:t>5  2  1</w:t>
+              <w:t>3  9  0</w:t>
             </w:r>
           </w:p>
         </w:tc>
@@ -1148,7 +1148,7 @@
                 <w:b/>
                 <w:sz w:val="25"/>
               </w:rPr>
-              <w:t>09/21(一)</w:t>
+              <w:t>09/22(二)</w:t>
             </w:r>
           </w:p>
         </w:tc>
@@ -1171,7 +1171,7 @@
                 <w:b/>
                 <w:sz w:val="25"/>
               </w:rPr>
-              <w:t>3  9  0</w:t>
+              <w:t>0  2  3</w:t>
             </w:r>
           </w:p>
         </w:tc>
@@ -1199,7 +1199,7 @@
                 <w:b/>
                 <w:sz w:val="25"/>
               </w:rPr>
-              <w:t>09/22(二)</w:t>
+              <w:t>09/23(三)</w:t>
             </w:r>
           </w:p>
         </w:tc>
@@ -1222,7 +1222,7 @@
                 <w:b/>
                 <w:sz w:val="25"/>
               </w:rPr>
-              <w:t>0  2  3</w:t>
+              <w:t>0  6  1</w:t>
             </w:r>
           </w:p>
         </w:tc>
@@ -1250,7 +1250,7 @@
                 <w:b/>
                 <w:sz w:val="25"/>
               </w:rPr>
-              <w:t>09/23(三)</w:t>
+              <w:t>09/24(四)</w:t>
             </w:r>
           </w:p>
         </w:tc>
@@ -1273,7 +1273,7 @@
                 <w:b/>
                 <w:sz w:val="25"/>
               </w:rPr>
-              <w:t>0  6  1</w:t>
+              <w:t>3  7  9</w:t>
             </w:r>
           </w:p>
         </w:tc>
@@ -1301,7 +1301,7 @@
                 <w:b/>
                 <w:sz w:val="25"/>
               </w:rPr>
-              <w:t>09/24(四)</w:t>
+              <w:t>09/25(五)</w:t>
             </w:r>
           </w:p>
         </w:tc>
@@ -1324,7 +1324,7 @@
                 <w:b/>
                 <w:sz w:val="25"/>
               </w:rPr>
-              <w:t>3  7  9</w:t>
+              <w:t>3  2  9</w:t>
             </w:r>
           </w:p>
         </w:tc>
@@ -1352,7 +1352,7 @@
                 <w:b/>
                 <w:sz w:val="25"/>
               </w:rPr>
-              <w:t>09/25(五)</w:t>
+              <w:t>09/26(六)</w:t>
             </w:r>
           </w:p>
         </w:tc>
@@ -1375,7 +1375,7 @@
                 <w:b/>
                 <w:sz w:val="25"/>
               </w:rPr>
-              <w:t>3  2  9</w:t>
+              <w:t>3  5  9</w:t>
             </w:r>
           </w:p>
         </w:tc>
@@ -1403,7 +1403,7 @@
                 <w:b/>
                 <w:sz w:val="25"/>
               </w:rPr>
-              <w:t>09/26(六)</w:t>
+              <w:t>09/28(一)</w:t>
             </w:r>
           </w:p>
         </w:tc>
@@ -1426,7 +1426,7 @@
                 <w:b/>
                 <w:sz w:val="25"/>
               </w:rPr>
-              <w:t>3  5  9</w:t>
+              <w:t>3  3  8</w:t>
             </w:r>
           </w:p>
         </w:tc>
@@ -1454,7 +1454,7 @@
                 <w:b/>
                 <w:sz w:val="25"/>
               </w:rPr>
-              <w:t>09/28(一)</w:t>
+              <w:t>09/29(二)</w:t>
             </w:r>
           </w:p>
         </w:tc>
@@ -1477,7 +1477,7 @@
                 <w:b/>
                 <w:sz w:val="25"/>
               </w:rPr>
-              <w:t>3  3  8</w:t>
+              <w:t>8  9  1</w:t>
             </w:r>
           </w:p>
         </w:tc>
@@ -1505,7 +1505,7 @@
                 <w:b/>
                 <w:sz w:val="25"/>
               </w:rPr>
-              <w:t>09/29(二)</w:t>
+              <w:t>09/30(三)</w:t>
             </w:r>
           </w:p>
         </w:tc>
@@ -1528,7 +1528,7 @@
                 <w:b/>
                 <w:sz w:val="25"/>
               </w:rPr>
-              <w:t>8  9  1</w:t>
+              <w:t>5  5  7</w:t>
             </w:r>
           </w:p>
         </w:tc>
@@ -2878,7 +2878,7 @@
                 <w:b/>
                 <w:sz w:val="25"/>
               </w:rPr>
-              <w:t>09/18(五)</w:t>
+              <w:t>09/19(六)</w:t>
             </w:r>
           </w:p>
         </w:tc>
@@ -2902,7 +2902,7 @@
                 <w:b/>
                 <w:sz w:val="25"/>
               </w:rPr>
-              <w:t>7  9  7  6</w:t>
+              <w:t>4  2  3  2</w:t>
             </w:r>
           </w:p>
         </w:tc>
@@ -2930,7 +2930,7 @@
                 <w:b/>
                 <w:sz w:val="25"/>
               </w:rPr>
-              <w:t>09/19(六)</w:t>
+              <w:t>09/21(一)</w:t>
             </w:r>
           </w:p>
         </w:tc>
@@ -2953,7 +2953,7 @@
                 <w:b/>
                 <w:sz w:val="25"/>
               </w:rPr>
-              <w:t>4  2  3  2</w:t>
+              <w:t>0  7  1  9</w:t>
             </w:r>
           </w:p>
         </w:tc>
@@ -2981,7 +2981,7 @@
                 <w:b/>
                 <w:sz w:val="25"/>
               </w:rPr>
-              <w:t>09/21(一)</w:t>
+              <w:t>09/22(二)</w:t>
             </w:r>
           </w:p>
         </w:tc>
@@ -3004,7 +3004,7 @@
                 <w:b/>
                 <w:sz w:val="25"/>
               </w:rPr>
-              <w:t>0  7  1  9</w:t>
+              <w:t>8  2  8  6</w:t>
             </w:r>
           </w:p>
         </w:tc>
@@ -3032,7 +3032,7 @@
                 <w:b/>
                 <w:sz w:val="25"/>
               </w:rPr>
-              <w:t>09/22(二)</w:t>
+              <w:t>09/23(三)</w:t>
             </w:r>
           </w:p>
         </w:tc>
@@ -3055,7 +3055,7 @@
                 <w:b/>
                 <w:sz w:val="25"/>
               </w:rPr>
-              <w:t>8  2  8  6</w:t>
+              <w:t>9  8  2  7</w:t>
             </w:r>
           </w:p>
         </w:tc>
@@ -3083,7 +3083,7 @@
                 <w:b/>
                 <w:sz w:val="25"/>
               </w:rPr>
-              <w:t>09/23(三)</w:t>
+              <w:t>09/24(四)</w:t>
             </w:r>
           </w:p>
         </w:tc>
@@ -3106,7 +3106,7 @@
                 <w:b/>
                 <w:sz w:val="25"/>
               </w:rPr>
-              <w:t>9  8  2  7</w:t>
+              <w:t>5  2  3  3</w:t>
             </w:r>
           </w:p>
         </w:tc>
@@ -3134,7 +3134,7 @@
                 <w:b/>
                 <w:sz w:val="25"/>
               </w:rPr>
-              <w:t>09/24(四)</w:t>
+              <w:t>09/25(五)</w:t>
             </w:r>
           </w:p>
         </w:tc>
@@ -3157,7 +3157,7 @@
                 <w:b/>
                 <w:sz w:val="25"/>
               </w:rPr>
-              <w:t>5  2  3  3</w:t>
+              <w:t>7  7  9  8</w:t>
             </w:r>
           </w:p>
         </w:tc>
@@ -3185,7 +3185,7 @@
                 <w:b/>
                 <w:sz w:val="25"/>
               </w:rPr>
-              <w:t>09/25(五)</w:t>
+              <w:t>09/26(六)</w:t>
             </w:r>
           </w:p>
         </w:tc>
@@ -3208,7 +3208,7 @@
                 <w:b/>
                 <w:sz w:val="25"/>
               </w:rPr>
-              <w:t>7  7  9  8</w:t>
+              <w:t>1  4  7  7</w:t>
             </w:r>
           </w:p>
         </w:tc>
@@ -3236,7 +3236,7 @@
                 <w:b/>
                 <w:sz w:val="25"/>
               </w:rPr>
-              <w:t>09/26(六)</w:t>
+              <w:t>09/28(一)</w:t>
             </w:r>
           </w:p>
         </w:tc>
@@ -3259,7 +3259,7 @@
                 <w:b/>
                 <w:sz w:val="25"/>
               </w:rPr>
-              <w:t>1  4  7  7</w:t>
+              <w:t>9  2  0  9</w:t>
             </w:r>
           </w:p>
         </w:tc>
@@ -3287,7 +3287,7 @@
                 <w:b/>
                 <w:sz w:val="25"/>
               </w:rPr>
-              <w:t>09/28(一)</w:t>
+              <w:t>09/29(二)</w:t>
             </w:r>
           </w:p>
         </w:tc>
@@ -3310,7 +3310,7 @@
                 <w:b/>
                 <w:sz w:val="25"/>
               </w:rPr>
-              <w:t>9  2  0  9</w:t>
+              <w:t>2  9  4  6</w:t>
             </w:r>
           </w:p>
         </w:tc>
@@ -3338,7 +3338,7 @@
                 <w:b/>
                 <w:sz w:val="25"/>
               </w:rPr>
-              <w:t>09/29(二)</w:t>
+              <w:t>09/30(三)</w:t>
             </w:r>
           </w:p>
         </w:tc>
@@ -3361,7 +3361,7 @@
                 <w:b/>
                 <w:sz w:val="25"/>
               </w:rPr>
-              <w:t>2  9  4  6</w:t>
+              <w:t>4  4  1  3</w:t>
             </w:r>
           </w:p>
         </w:tc>

--- a/最新開獎紀錄.docx
+++ b/最新開獎紀錄.docx
@@ -173,7 +173,7 @@
                 <w:b/>
                 <w:sz w:val="25"/>
               </w:rPr>
-              <w:t>115000228</w:t>
+              <w:t>115000229</w:t>
             </w:r>
           </w:p>
         </w:tc>
@@ -197,7 +197,7 @@
                 <w:b/>
                 <w:sz w:val="25"/>
               </w:rPr>
-              <w:t>115.09.19</w:t>
+              <w:t>115.09.21</w:t>
             </w:r>
           </w:p>
         </w:tc>
@@ -221,7 +221,7 @@
                 <w:b/>
                 <w:sz w:val="25"/>
               </w:rPr>
-              <w:t>02  17  27  29  35</w:t>
+              <w:t>04  20  22  30  38</w:t>
             </w:r>
           </w:p>
         </w:tc>
@@ -250,7 +250,7 @@
                 <w:b/>
                 <w:sz w:val="25"/>
               </w:rPr>
-              <w:t>115000229</w:t>
+              <w:t>115000230</w:t>
             </w:r>
           </w:p>
         </w:tc>
@@ -274,7 +274,7 @@
                 <w:b/>
                 <w:sz w:val="25"/>
               </w:rPr>
-              <w:t>115.09.21</w:t>
+              <w:t>115.09.22</w:t>
             </w:r>
           </w:p>
         </w:tc>
@@ -298,7 +298,7 @@
                 <w:b/>
                 <w:sz w:val="25"/>
               </w:rPr>
-              <w:t>04  20  22  30  38</w:t>
+              <w:t>08  13  20  31  34</w:t>
             </w:r>
           </w:p>
         </w:tc>
@@ -327,7 +327,7 @@
                 <w:b/>
                 <w:sz w:val="25"/>
               </w:rPr>
-              <w:t>115000230</w:t>
+              <w:t>115000231</w:t>
             </w:r>
           </w:p>
         </w:tc>
@@ -351,7 +351,7 @@
                 <w:b/>
                 <w:sz w:val="25"/>
               </w:rPr>
-              <w:t>115.09.22</w:t>
+              <w:t>115.09.23</w:t>
             </w:r>
           </w:p>
         </w:tc>
@@ -375,7 +375,7 @@
                 <w:b/>
                 <w:sz w:val="25"/>
               </w:rPr>
-              <w:t>08  13  20  31  34</w:t>
+              <w:t>08  10  14  16  30</w:t>
             </w:r>
           </w:p>
         </w:tc>
@@ -404,7 +404,7 @@
                 <w:b/>
                 <w:sz w:val="25"/>
               </w:rPr>
-              <w:t>115000231</w:t>
+              <w:t>115000232</w:t>
             </w:r>
           </w:p>
         </w:tc>
@@ -428,7 +428,7 @@
                 <w:b/>
                 <w:sz w:val="25"/>
               </w:rPr>
-              <w:t>115.09.23</w:t>
+              <w:t>115.09.24</w:t>
             </w:r>
           </w:p>
         </w:tc>
@@ -452,7 +452,7 @@
                 <w:b/>
                 <w:sz w:val="25"/>
               </w:rPr>
-              <w:t>08  10  14  16  30</w:t>
+              <w:t>05  08  18  19  30</w:t>
             </w:r>
           </w:p>
         </w:tc>
@@ -481,7 +481,7 @@
                 <w:b/>
                 <w:sz w:val="25"/>
               </w:rPr>
-              <w:t>115000232</w:t>
+              <w:t>115000233</w:t>
             </w:r>
           </w:p>
         </w:tc>
@@ -505,7 +505,7 @@
                 <w:b/>
                 <w:sz w:val="25"/>
               </w:rPr>
-              <w:t>115.09.24</w:t>
+              <w:t>115.09.25</w:t>
             </w:r>
           </w:p>
         </w:tc>
@@ -529,7 +529,7 @@
                 <w:b/>
                 <w:sz w:val="25"/>
               </w:rPr>
-              <w:t>05  08  18  19  30</w:t>
+              <w:t>06  15  20  30  33</w:t>
             </w:r>
           </w:p>
         </w:tc>
@@ -558,7 +558,7 @@
                 <w:b/>
                 <w:sz w:val="25"/>
               </w:rPr>
-              <w:t>115000233</w:t>
+              <w:t>115000234</w:t>
             </w:r>
           </w:p>
         </w:tc>
@@ -582,7 +582,7 @@
                 <w:b/>
                 <w:sz w:val="25"/>
               </w:rPr>
-              <w:t>115.09.25</w:t>
+              <w:t>115.09.26</w:t>
             </w:r>
           </w:p>
         </w:tc>
@@ -606,7 +606,7 @@
                 <w:b/>
                 <w:sz w:val="25"/>
               </w:rPr>
-              <w:t>06  15  20  30  33</w:t>
+              <w:t>17  18  30  34  39</w:t>
             </w:r>
           </w:p>
         </w:tc>
@@ -635,7 +635,7 @@
                 <w:b/>
                 <w:sz w:val="25"/>
               </w:rPr>
-              <w:t>115000234</w:t>
+              <w:t>115000235</w:t>
             </w:r>
           </w:p>
         </w:tc>
@@ -659,7 +659,7 @@
                 <w:b/>
                 <w:sz w:val="25"/>
               </w:rPr>
-              <w:t>115.09.26</w:t>
+              <w:t>115.09.28</w:t>
             </w:r>
           </w:p>
         </w:tc>
@@ -683,7 +683,7 @@
                 <w:b/>
                 <w:sz w:val="25"/>
               </w:rPr>
-              <w:t>17  18  30  34  39</w:t>
+              <w:t>13  19  21  27  32</w:t>
             </w:r>
           </w:p>
         </w:tc>
@@ -712,7 +712,7 @@
                 <w:b/>
                 <w:sz w:val="25"/>
               </w:rPr>
-              <w:t>115000235</w:t>
+              <w:t>115000236</w:t>
             </w:r>
           </w:p>
         </w:tc>
@@ -736,7 +736,7 @@
                 <w:b/>
                 <w:sz w:val="25"/>
               </w:rPr>
-              <w:t>115.09.28</w:t>
+              <w:t>115.09.29</w:t>
             </w:r>
           </w:p>
         </w:tc>
@@ -760,7 +760,7 @@
                 <w:b/>
                 <w:sz w:val="25"/>
               </w:rPr>
-              <w:t>13  19  21  27  32</w:t>
+              <w:t>06  13  17  26  28</w:t>
             </w:r>
           </w:p>
         </w:tc>
@@ -789,7 +789,7 @@
                 <w:b/>
                 <w:sz w:val="25"/>
               </w:rPr>
-              <w:t>115000236</w:t>
+              <w:t>115000237</w:t>
             </w:r>
           </w:p>
         </w:tc>
@@ -813,7 +813,7 @@
                 <w:b/>
                 <w:sz w:val="25"/>
               </w:rPr>
-              <w:t>115.09.29</w:t>
+              <w:t>115.09.30</w:t>
             </w:r>
           </w:p>
         </w:tc>
@@ -837,7 +837,7 @@
                 <w:b/>
                 <w:sz w:val="25"/>
               </w:rPr>
-              <w:t>06  13  17  26  28</w:t>
+              <w:t>02  07  09  14  33</w:t>
             </w:r>
           </w:p>
         </w:tc>
@@ -866,7 +866,7 @@
                 <w:b/>
                 <w:sz w:val="25"/>
               </w:rPr>
-              <w:t>115000237</w:t>
+              <w:t>115000238</w:t>
             </w:r>
           </w:p>
         </w:tc>
@@ -890,7 +890,7 @@
                 <w:b/>
                 <w:sz w:val="25"/>
               </w:rPr>
-              <w:t>115.09.30</w:t>
+              <w:t>115.10.01</w:t>
             </w:r>
           </w:p>
         </w:tc>
@@ -914,7 +914,7 @@
                 <w:b/>
                 <w:sz w:val="25"/>
               </w:rPr>
-              <w:t>02  07  09  14  33</w:t>
+              <w:t>01  03  16  28  38</w:t>
             </w:r>
           </w:p>
         </w:tc>
@@ -1045,7 +1045,7 @@
                 <w:b/>
                 <w:sz w:val="25"/>
               </w:rPr>
-              <w:t>09/19(六)</w:t>
+              <w:t>09/21(一)</w:t>
             </w:r>
           </w:p>
         </w:tc>
@@ -1069,7 +1069,7 @@
                 <w:b/>
                 <w:sz w:val="25"/>
               </w:rPr>
-              <w:t>5  2  1</w:t>
+              <w:t>3  9  0</w:t>
             </w:r>
           </w:p>
         </w:tc>
@@ -1097,7 +1097,7 @@
                 <w:b/>
                 <w:sz w:val="25"/>
               </w:rPr>
-              <w:t>09/21(一)</w:t>
+              <w:t>09/22(二)</w:t>
             </w:r>
           </w:p>
         </w:tc>
@@ -1120,7 +1120,7 @@
                 <w:b/>
                 <w:sz w:val="25"/>
               </w:rPr>
-              <w:t>3  9  0</w:t>
+              <w:t>0  2  3</w:t>
             </w:r>
           </w:p>
         </w:tc>
@@ -1148,7 +1148,7 @@
                 <w:b/>
                 <w:sz w:val="25"/>
               </w:rPr>
-              <w:t>09/22(二)</w:t>
+              <w:t>09/23(三)</w:t>
             </w:r>
           </w:p>
         </w:tc>
@@ -1171,7 +1171,7 @@
                 <w:b/>
                 <w:sz w:val="25"/>
               </w:rPr>
-              <w:t>0  2  3</w:t>
+              <w:t>0  6  1</w:t>
             </w:r>
           </w:p>
         </w:tc>
@@ -1199,7 +1199,7 @@
                 <w:b/>
                 <w:sz w:val="25"/>
               </w:rPr>
-              <w:t>09/23(三)</w:t>
+              <w:t>09/24(四)</w:t>
             </w:r>
           </w:p>
         </w:tc>
@@ -1222,7 +1222,7 @@
                 <w:b/>
                 <w:sz w:val="25"/>
               </w:rPr>
-              <w:t>0  6  1</w:t>
+              <w:t>3  7  9</w:t>
             </w:r>
           </w:p>
         </w:tc>
@@ -1250,7 +1250,7 @@
                 <w:b/>
                 <w:sz w:val="25"/>
               </w:rPr>
-              <w:t>09/24(四)</w:t>
+              <w:t>09/25(五)</w:t>
             </w:r>
           </w:p>
         </w:tc>
@@ -1273,7 +1273,7 @@
                 <w:b/>
                 <w:sz w:val="25"/>
               </w:rPr>
-              <w:t>3  7  9</w:t>
+              <w:t>3  2  9</w:t>
             </w:r>
           </w:p>
         </w:tc>
@@ -1301,7 +1301,7 @@
                 <w:b/>
                 <w:sz w:val="25"/>
               </w:rPr>
-              <w:t>09/25(五)</w:t>
+              <w:t>09/26(六)</w:t>
             </w:r>
           </w:p>
         </w:tc>
@@ -1324,7 +1324,7 @@
                 <w:b/>
                 <w:sz w:val="25"/>
               </w:rPr>
-              <w:t>3  2  9</w:t>
+              <w:t>3  5  9</w:t>
             </w:r>
           </w:p>
         </w:tc>
@@ -1352,7 +1352,7 @@
                 <w:b/>
                 <w:sz w:val="25"/>
               </w:rPr>
-              <w:t>09/26(六)</w:t>
+              <w:t>09/28(一)</w:t>
             </w:r>
           </w:p>
         </w:tc>
@@ -1375,7 +1375,7 @@
                 <w:b/>
                 <w:sz w:val="25"/>
               </w:rPr>
-              <w:t>3  5  9</w:t>
+              <w:t>3  3  8</w:t>
             </w:r>
           </w:p>
         </w:tc>
@@ -1403,7 +1403,7 @@
                 <w:b/>
                 <w:sz w:val="25"/>
               </w:rPr>
-              <w:t>09/28(一)</w:t>
+              <w:t>09/29(二)</w:t>
             </w:r>
           </w:p>
         </w:tc>
@@ -1426,7 +1426,7 @@
                 <w:b/>
                 <w:sz w:val="25"/>
               </w:rPr>
-              <w:t>3  3  8</w:t>
+              <w:t>8  9  1</w:t>
             </w:r>
           </w:p>
         </w:tc>
@@ -1454,7 +1454,7 @@
                 <w:b/>
                 <w:sz w:val="25"/>
               </w:rPr>
-              <w:t>09/29(二)</w:t>
+              <w:t>09/30(三)</w:t>
             </w:r>
           </w:p>
         </w:tc>
@@ -1477,7 +1477,7 @@
                 <w:b/>
                 <w:sz w:val="25"/>
               </w:rPr>
-              <w:t>8  9  1</w:t>
+              <w:t>5  5  7</w:t>
             </w:r>
           </w:p>
         </w:tc>
@@ -1505,7 +1505,7 @@
                 <w:b/>
                 <w:sz w:val="25"/>
               </w:rPr>
-              <w:t>09/30(三)</w:t>
+              <w:t>10/01(四)</w:t>
             </w:r>
           </w:p>
         </w:tc>
@@ -1528,7 +1528,7 @@
                 <w:b/>
                 <w:sz w:val="25"/>
               </w:rPr>
-              <w:t>5  5  7</w:t>
+              <w:t>5  4  7</w:t>
             </w:r>
           </w:p>
         </w:tc>
@@ -1766,7 +1766,7 @@
                 <w:b/>
                 <w:sz w:val="25"/>
               </w:rPr>
-              <w:t>115000069</w:t>
+              <w:t>115000071</w:t>
             </w:r>
           </w:p>
         </w:tc>
@@ -1790,7 +1790,7 @@
                 <w:b/>
                 <w:sz w:val="25"/>
               </w:rPr>
-              <w:t>115.08.27</w:t>
+              <w:t>115.09.03</w:t>
             </w:r>
           </w:p>
         </w:tc>
@@ -1814,7 +1814,7 @@
                 <w:b/>
                 <w:sz w:val="25"/>
               </w:rPr>
-              <w:t>02  07  09  11  24  36</w:t>
+              <w:t>01  06  07  19  30  33</w:t>
             </w:r>
           </w:p>
         </w:tc>
@@ -1838,7 +1838,7 @@
                 <w:b/>
                 <w:sz w:val="25"/>
               </w:rPr>
-              <w:t>01</w:t>
+              <w:t>08</w:t>
             </w:r>
           </w:p>
         </w:tc>
@@ -1867,7 +1867,7 @@
                 <w:b/>
                 <w:sz w:val="25"/>
               </w:rPr>
-              <w:t>115000070</w:t>
+              <w:t>115000072</w:t>
             </w:r>
           </w:p>
         </w:tc>
@@ -1891,7 +1891,7 @@
                 <w:b/>
                 <w:sz w:val="25"/>
               </w:rPr>
-              <w:t>115.08.31</w:t>
+              <w:t>115.09.07</w:t>
             </w:r>
           </w:p>
         </w:tc>
@@ -1915,7 +1915,7 @@
                 <w:b/>
                 <w:sz w:val="25"/>
               </w:rPr>
-              <w:t>04  08  12  19  32  37</w:t>
+              <w:t>07  14  17  22  29  35</w:t>
             </w:r>
           </w:p>
         </w:tc>
@@ -1968,7 +1968,7 @@
                 <w:b/>
                 <w:sz w:val="25"/>
               </w:rPr>
-              <w:t>115000071</w:t>
+              <w:t>115000073</w:t>
             </w:r>
           </w:p>
         </w:tc>
@@ -1992,7 +1992,7 @@
                 <w:b/>
                 <w:sz w:val="25"/>
               </w:rPr>
-              <w:t>115.09.03</w:t>
+              <w:t>115.09.10</w:t>
             </w:r>
           </w:p>
         </w:tc>
@@ -2016,7 +2016,7 @@
                 <w:b/>
                 <w:sz w:val="25"/>
               </w:rPr>
-              <w:t>01  06  07  19  30  33</w:t>
+              <w:t>08  17  18  29  33  38</w:t>
             </w:r>
           </w:p>
         </w:tc>
@@ -2040,7 +2040,7 @@
                 <w:b/>
                 <w:sz w:val="25"/>
               </w:rPr>
-              <w:t>08</w:t>
+              <w:t>02</w:t>
             </w:r>
           </w:p>
         </w:tc>
@@ -2069,7 +2069,7 @@
                 <w:b/>
                 <w:sz w:val="25"/>
               </w:rPr>
-              <w:t>115000072</w:t>
+              <w:t>115000074</w:t>
             </w:r>
           </w:p>
         </w:tc>
@@ -2093,7 +2093,7 @@
                 <w:b/>
                 <w:sz w:val="25"/>
               </w:rPr>
-              <w:t>115.09.07</w:t>
+              <w:t>115.09.14</w:t>
             </w:r>
           </w:p>
         </w:tc>
@@ -2117,7 +2117,7 @@
                 <w:b/>
                 <w:sz w:val="25"/>
               </w:rPr>
-              <w:t>07  14  17  22  29  35</w:t>
+              <w:t>10  12  14  16  29  36</w:t>
             </w:r>
           </w:p>
         </w:tc>
@@ -2141,7 +2141,7 @@
                 <w:b/>
                 <w:sz w:val="25"/>
               </w:rPr>
-              <w:t>02</w:t>
+              <w:t>08</w:t>
             </w:r>
           </w:p>
         </w:tc>
@@ -2170,7 +2170,7 @@
                 <w:b/>
                 <w:sz w:val="25"/>
               </w:rPr>
-              <w:t>115000073</w:t>
+              <w:t>115000075</w:t>
             </w:r>
           </w:p>
         </w:tc>
@@ -2194,7 +2194,7 @@
                 <w:b/>
                 <w:sz w:val="25"/>
               </w:rPr>
-              <w:t>115.09.10</w:t>
+              <w:t>115.09.17</w:t>
             </w:r>
           </w:p>
         </w:tc>
@@ -2218,7 +2218,7 @@
                 <w:b/>
                 <w:sz w:val="25"/>
               </w:rPr>
-              <w:t>08  17  18  29  33  38</w:t>
+              <w:t>23  26  27  28  31  37</w:t>
             </w:r>
           </w:p>
         </w:tc>
@@ -2242,7 +2242,7 @@
                 <w:b/>
                 <w:sz w:val="25"/>
               </w:rPr>
-              <w:t>02</w:t>
+              <w:t>07</w:t>
             </w:r>
           </w:p>
         </w:tc>
@@ -2271,7 +2271,7 @@
                 <w:b/>
                 <w:sz w:val="25"/>
               </w:rPr>
-              <w:t>115000074</w:t>
+              <w:t>115000076</w:t>
             </w:r>
           </w:p>
         </w:tc>
@@ -2295,7 +2295,7 @@
                 <w:b/>
                 <w:sz w:val="25"/>
               </w:rPr>
-              <w:t>115.09.14</w:t>
+              <w:t>115.09.21</w:t>
             </w:r>
           </w:p>
         </w:tc>
@@ -2319,7 +2319,7 @@
                 <w:b/>
                 <w:sz w:val="25"/>
               </w:rPr>
-              <w:t>10  12  14  16  29  36</w:t>
+              <w:t>03  08  17  24  25  37</w:t>
             </w:r>
           </w:p>
         </w:tc>
@@ -2343,7 +2343,7 @@
                 <w:b/>
                 <w:sz w:val="25"/>
               </w:rPr>
-              <w:t>08</w:t>
+              <w:t>06</w:t>
             </w:r>
           </w:p>
         </w:tc>
@@ -2372,7 +2372,7 @@
                 <w:b/>
                 <w:sz w:val="25"/>
               </w:rPr>
-              <w:t>115000075</w:t>
+              <w:t>115000077</w:t>
             </w:r>
           </w:p>
         </w:tc>
@@ -2396,7 +2396,7 @@
                 <w:b/>
                 <w:sz w:val="25"/>
               </w:rPr>
-              <w:t>115.09.17</w:t>
+              <w:t>115.09.24</w:t>
             </w:r>
           </w:p>
         </w:tc>
@@ -2420,7 +2420,7 @@
                 <w:b/>
                 <w:sz w:val="25"/>
               </w:rPr>
-              <w:t>23  26  27  28  31  37</w:t>
+              <w:t>03  08  25  27  30  31</w:t>
             </w:r>
           </w:p>
         </w:tc>
@@ -2444,7 +2444,7 @@
                 <w:b/>
                 <w:sz w:val="25"/>
               </w:rPr>
-              <w:t>07</w:t>
+              <w:t>01</w:t>
             </w:r>
           </w:p>
         </w:tc>
@@ -2473,7 +2473,7 @@
                 <w:b/>
                 <w:sz w:val="25"/>
               </w:rPr>
-              <w:t>115000076</w:t>
+              <w:t>115000078</w:t>
             </w:r>
           </w:p>
         </w:tc>
@@ -2497,7 +2497,7 @@
                 <w:b/>
                 <w:sz w:val="25"/>
               </w:rPr>
-              <w:t>115.09.21</w:t>
+              <w:t>115.09.28</w:t>
             </w:r>
           </w:p>
         </w:tc>
@@ -2521,7 +2521,7 @@
                 <w:b/>
                 <w:sz w:val="25"/>
               </w:rPr>
-              <w:t>03  08  17  24  25  37</w:t>
+              <w:t>01  02  04  17  29  34</w:t>
             </w:r>
           </w:p>
         </w:tc>
@@ -2545,7 +2545,7 @@
                 <w:b/>
                 <w:sz w:val="25"/>
               </w:rPr>
-              <w:t>06</w:t>
+              <w:t>01</w:t>
             </w:r>
           </w:p>
         </w:tc>
@@ -2574,7 +2574,7 @@
                 <w:b/>
                 <w:sz w:val="25"/>
               </w:rPr>
-              <w:t>115000077</w:t>
+              <w:t>115000079</w:t>
             </w:r>
           </w:p>
         </w:tc>
@@ -2598,7 +2598,7 @@
                 <w:b/>
                 <w:sz w:val="25"/>
               </w:rPr>
-              <w:t>115.09.24</w:t>
+              <w:t>115.10.01</w:t>
             </w:r>
           </w:p>
         </w:tc>
@@ -2622,7 +2622,7 @@
                 <w:b/>
                 <w:sz w:val="25"/>
               </w:rPr>
-              <w:t>03  08  25  27  30  31</w:t>
+              <w:t>02  04  18  26  33  37</w:t>
             </w:r>
           </w:p>
         </w:tc>
@@ -2646,7 +2646,7 @@
                 <w:b/>
                 <w:sz w:val="25"/>
               </w:rPr>
-              <w:t>01</w:t>
+              <w:t>03</w:t>
             </w:r>
           </w:p>
         </w:tc>
@@ -2675,7 +2675,6 @@
                 <w:b/>
                 <w:sz w:val="25"/>
               </w:rPr>
-              <w:t>115000078</w:t>
             </w:r>
           </w:p>
         </w:tc>
@@ -2699,7 +2698,6 @@
                 <w:b/>
                 <w:sz w:val="25"/>
               </w:rPr>
-              <w:t>115.09.28</w:t>
             </w:r>
           </w:p>
         </w:tc>
@@ -2723,7 +2721,6 @@
                 <w:b/>
                 <w:sz w:val="25"/>
               </w:rPr>
-              <w:t>01  02  04  17  29  34</w:t>
             </w:r>
           </w:p>
         </w:tc>
@@ -2747,7 +2744,6 @@
                 <w:b/>
                 <w:sz w:val="25"/>
               </w:rPr>
-              <w:t>01</w:t>
             </w:r>
           </w:p>
         </w:tc>
@@ -2878,7 +2874,7 @@
                 <w:b/>
                 <w:sz w:val="25"/>
               </w:rPr>
-              <w:t>09/19(六)</w:t>
+              <w:t>09/21(一)</w:t>
             </w:r>
           </w:p>
         </w:tc>
@@ -2902,7 +2898,7 @@
                 <w:b/>
                 <w:sz w:val="25"/>
               </w:rPr>
-              <w:t>4  2  3  2</w:t>
+              <w:t>0  7  1  9</w:t>
             </w:r>
           </w:p>
         </w:tc>
@@ -2930,7 +2926,7 @@
                 <w:b/>
                 <w:sz w:val="25"/>
               </w:rPr>
-              <w:t>09/21(一)</w:t>
+              <w:t>09/22(二)</w:t>
             </w:r>
           </w:p>
         </w:tc>
@@ -2953,7 +2949,7 @@
                 <w:b/>
                 <w:sz w:val="25"/>
               </w:rPr>
-              <w:t>0  7  1  9</w:t>
+              <w:t>8  2  8  6</w:t>
             </w:r>
           </w:p>
         </w:tc>
@@ -2981,7 +2977,7 @@
                 <w:b/>
                 <w:sz w:val="25"/>
               </w:rPr>
-              <w:t>09/22(二)</w:t>
+              <w:t>09/23(三)</w:t>
             </w:r>
           </w:p>
         </w:tc>
@@ -3004,7 +3000,7 @@
                 <w:b/>
                 <w:sz w:val="25"/>
               </w:rPr>
-              <w:t>8  2  8  6</w:t>
+              <w:t>9  8  2  7</w:t>
             </w:r>
           </w:p>
         </w:tc>
@@ -3032,7 +3028,7 @@
                 <w:b/>
                 <w:sz w:val="25"/>
               </w:rPr>
-              <w:t>09/23(三)</w:t>
+              <w:t>09/24(四)</w:t>
             </w:r>
           </w:p>
         </w:tc>
@@ -3055,7 +3051,7 @@
                 <w:b/>
                 <w:sz w:val="25"/>
               </w:rPr>
-              <w:t>9  8  2  7</w:t>
+              <w:t>5  2  3  3</w:t>
             </w:r>
           </w:p>
         </w:tc>
@@ -3083,7 +3079,7 @@
                 <w:b/>
                 <w:sz w:val="25"/>
               </w:rPr>
-              <w:t>09/24(四)</w:t>
+              <w:t>09/25(五)</w:t>
             </w:r>
           </w:p>
         </w:tc>
@@ -3106,7 +3102,7 @@
                 <w:b/>
                 <w:sz w:val="25"/>
               </w:rPr>
-              <w:t>5  2  3  3</w:t>
+              <w:t>7  7  9  8</w:t>
             </w:r>
           </w:p>
         </w:tc>
@@ -3134,7 +3130,7 @@
                 <w:b/>
                 <w:sz w:val="25"/>
               </w:rPr>
-              <w:t>09/25(五)</w:t>
+              <w:t>09/26(六)</w:t>
             </w:r>
           </w:p>
         </w:tc>
@@ -3157,7 +3153,7 @@
                 <w:b/>
                 <w:sz w:val="25"/>
               </w:rPr>
-              <w:t>7  7  9  8</w:t>
+              <w:t>1  4  7  7</w:t>
             </w:r>
           </w:p>
         </w:tc>
@@ -3185,7 +3181,7 @@
                 <w:b/>
                 <w:sz w:val="25"/>
               </w:rPr>
-              <w:t>09/26(六)</w:t>
+              <w:t>09/28(一)</w:t>
             </w:r>
           </w:p>
         </w:tc>
@@ -3208,7 +3204,7 @@
                 <w:b/>
                 <w:sz w:val="25"/>
               </w:rPr>
-              <w:t>1  4  7  7</w:t>
+              <w:t>9  2  0  9</w:t>
             </w:r>
           </w:p>
         </w:tc>
@@ -3236,7 +3232,7 @@
                 <w:b/>
                 <w:sz w:val="25"/>
               </w:rPr>
-              <w:t>09/28(一)</w:t>
+              <w:t>09/29(二)</w:t>
             </w:r>
           </w:p>
         </w:tc>
@@ -3259,7 +3255,7 @@
                 <w:b/>
                 <w:sz w:val="25"/>
               </w:rPr>
-              <w:t>9  2  0  9</w:t>
+              <w:t>2  9  4  6</w:t>
             </w:r>
           </w:p>
         </w:tc>
@@ -3287,7 +3283,7 @@
                 <w:b/>
                 <w:sz w:val="25"/>
               </w:rPr>
-              <w:t>09/29(二)</w:t>
+              <w:t>09/30(三)</w:t>
             </w:r>
           </w:p>
         </w:tc>
@@ -3310,7 +3306,7 @@
                 <w:b/>
                 <w:sz w:val="25"/>
               </w:rPr>
-              <w:t>2  9  4  6</w:t>
+              <w:t>4  4  1  3</w:t>
             </w:r>
           </w:p>
         </w:tc>
@@ -3338,7 +3334,7 @@
                 <w:b/>
                 <w:sz w:val="25"/>
               </w:rPr>
-              <w:t>09/30(三)</w:t>
+              <w:t>10/01(四)</w:t>
             </w:r>
           </w:p>
         </w:tc>
@@ -3361,7 +3357,7 @@
                 <w:b/>
                 <w:sz w:val="25"/>
               </w:rPr>
-              <w:t>4  4  1  3</w:t>
+              <w:t>5  2  3  9</w:t>
             </w:r>
           </w:p>
         </w:tc>
@@ -3586,7 +3582,7 @@
                 <w:b/>
                 <w:sz w:val="25"/>
               </w:rPr>
-              <w:t>115000083</w:t>
+              <w:t>115000084</w:t>
             </w:r>
           </w:p>
         </w:tc>
@@ -3610,7 +3606,7 @@
                 <w:b/>
                 <w:sz w:val="25"/>
               </w:rPr>
-              <w:t>115.08.28</w:t>
+              <w:t>115.09.01</w:t>
             </w:r>
           </w:p>
         </w:tc>
@@ -3634,7 +3630,7 @@
                 <w:b/>
                 <w:sz w:val="25"/>
               </w:rPr>
-              <w:t>09  20  23  26  36  44</w:t>
+              <w:t>10  16  19  26  29  48</w:t>
             </w:r>
           </w:p>
         </w:tc>
@@ -3658,7 +3654,7 @@
                 <w:b/>
                 <w:sz w:val="25"/>
               </w:rPr>
-              <w:t>04</w:t>
+              <w:t>30</w:t>
             </w:r>
           </w:p>
         </w:tc>
@@ -3687,7 +3683,7 @@
                 <w:b/>
                 <w:sz w:val="25"/>
               </w:rPr>
-              <w:t>115000084</w:t>
+              <w:t>115000085</w:t>
             </w:r>
           </w:p>
         </w:tc>
@@ -3711,7 +3707,7 @@
                 <w:b/>
                 <w:sz w:val="25"/>
               </w:rPr>
-              <w:t>115.09.01</w:t>
+              <w:t>115.09.04</w:t>
             </w:r>
           </w:p>
         </w:tc>
@@ -3735,7 +3731,7 @@
                 <w:b/>
                 <w:sz w:val="25"/>
               </w:rPr>
-              <w:t>10  16  19  26  29  48</w:t>
+              <w:t>03  13  17  18  27  37</w:t>
             </w:r>
           </w:p>
         </w:tc>
@@ -3759,7 +3755,7 @@
                 <w:b/>
                 <w:sz w:val="25"/>
               </w:rPr>
-              <w:t>30</w:t>
+              <w:t>19</w:t>
             </w:r>
           </w:p>
         </w:tc>
@@ -3788,7 +3784,7 @@
                 <w:b/>
                 <w:sz w:val="25"/>
               </w:rPr>
-              <w:t>115000085</w:t>
+              <w:t>115000086</w:t>
             </w:r>
           </w:p>
         </w:tc>
@@ -3812,7 +3808,7 @@
                 <w:b/>
                 <w:sz w:val="25"/>
               </w:rPr>
-              <w:t>115.09.04</w:t>
+              <w:t>115.09.08</w:t>
             </w:r>
           </w:p>
         </w:tc>
@@ -3836,7 +3832,7 @@
                 <w:b/>
                 <w:sz w:val="25"/>
               </w:rPr>
-              <w:t>03  13  17  18  27  37</w:t>
+              <w:t>03  15  28  35  47  49</w:t>
             </w:r>
           </w:p>
         </w:tc>
@@ -3860,7 +3856,7 @@
                 <w:b/>
                 <w:sz w:val="25"/>
               </w:rPr>
-              <w:t>19</w:t>
+              <w:t>27</w:t>
             </w:r>
           </w:p>
         </w:tc>
@@ -3889,7 +3885,7 @@
                 <w:b/>
                 <w:sz w:val="25"/>
               </w:rPr>
-              <w:t>115000086</w:t>
+              <w:t>115000087</w:t>
             </w:r>
           </w:p>
         </w:tc>
@@ -3913,7 +3909,7 @@
                 <w:b/>
                 <w:sz w:val="25"/>
               </w:rPr>
-              <w:t>115.09.08</w:t>
+              <w:t>115.09.11</w:t>
             </w:r>
           </w:p>
         </w:tc>
@@ -3937,7 +3933,7 @@
                 <w:b/>
                 <w:sz w:val="25"/>
               </w:rPr>
-              <w:t>03  15  28  35  47  49</w:t>
+              <w:t>12  15  19  27  43  48</w:t>
             </w:r>
           </w:p>
         </w:tc>
@@ -3961,7 +3957,7 @@
                 <w:b/>
                 <w:sz w:val="25"/>
               </w:rPr>
-              <w:t>27</w:t>
+              <w:t>25</w:t>
             </w:r>
           </w:p>
         </w:tc>
@@ -3990,7 +3986,7 @@
                 <w:b/>
                 <w:sz w:val="25"/>
               </w:rPr>
-              <w:t>115000087</w:t>
+              <w:t>115000088</w:t>
             </w:r>
           </w:p>
         </w:tc>
@@ -4014,7 +4010,7 @@
                 <w:b/>
                 <w:sz w:val="25"/>
               </w:rPr>
-              <w:t>115.09.11</w:t>
+              <w:t>115.09.15</w:t>
             </w:r>
           </w:p>
         </w:tc>
@@ -4038,7 +4034,7 @@
                 <w:b/>
                 <w:sz w:val="25"/>
               </w:rPr>
-              <w:t>12  15  19  27  43  48</w:t>
+              <w:t>02  03  18  21  22  39</w:t>
             </w:r>
           </w:p>
         </w:tc>
@@ -4062,7 +4058,7 @@
                 <w:b/>
                 <w:sz w:val="25"/>
               </w:rPr>
-              <w:t>25</w:t>
+              <w:t>07</w:t>
             </w:r>
           </w:p>
         </w:tc>
@@ -4091,7 +4087,7 @@
                 <w:b/>
                 <w:sz w:val="25"/>
               </w:rPr>
-              <w:t>115000088</w:t>
+              <w:t>115000089</w:t>
             </w:r>
           </w:p>
         </w:tc>
@@ -4115,7 +4111,7 @@
                 <w:b/>
                 <w:sz w:val="25"/>
               </w:rPr>
-              <w:t>115.09.15</w:t>
+              <w:t>115.09.18</w:t>
             </w:r>
           </w:p>
         </w:tc>
@@ -4139,7 +4135,7 @@
                 <w:b/>
                 <w:sz w:val="25"/>
               </w:rPr>
-              <w:t>02  03  18  21  22  39</w:t>
+              <w:t>01  06  14  21  31  35</w:t>
             </w:r>
           </w:p>
         </w:tc>
@@ -4163,7 +4159,7 @@
                 <w:b/>
                 <w:sz w:val="25"/>
               </w:rPr>
-              <w:t>07</w:t>
+              <w:t>16</w:t>
             </w:r>
           </w:p>
         </w:tc>
@@ -4192,7 +4188,7 @@
                 <w:b/>
                 <w:sz w:val="25"/>
               </w:rPr>
-              <w:t>115000089</w:t>
+              <w:t>115000090</w:t>
             </w:r>
           </w:p>
         </w:tc>
@@ -4216,7 +4212,7 @@
                 <w:b/>
                 <w:sz w:val="25"/>
               </w:rPr>
-              <w:t>115.09.18</w:t>
+              <w:t>115.09.22</w:t>
             </w:r>
           </w:p>
         </w:tc>
@@ -4240,7 +4236,7 @@
                 <w:b/>
                 <w:sz w:val="25"/>
               </w:rPr>
-              <w:t>01  06  14  21  31  35</w:t>
+              <w:t>14  15  18  30  35  45</w:t>
             </w:r>
           </w:p>
         </w:tc>
@@ -4264,7 +4260,7 @@
                 <w:b/>
                 <w:sz w:val="25"/>
               </w:rPr>
-              <w:t>16</w:t>
+              <w:t>10</w:t>
             </w:r>
           </w:p>
         </w:tc>
@@ -4293,7 +4289,7 @@
                 <w:b/>
                 <w:sz w:val="25"/>
               </w:rPr>
-              <w:t>115000090</w:t>
+              <w:t>115000091</w:t>
             </w:r>
           </w:p>
         </w:tc>
@@ -4317,7 +4313,7 @@
                 <w:b/>
                 <w:sz w:val="25"/>
               </w:rPr>
-              <w:t>115.09.22</w:t>
+              <w:t>115.09.25</w:t>
             </w:r>
           </w:p>
         </w:tc>
@@ -4341,7 +4337,7 @@
                 <w:b/>
                 <w:sz w:val="25"/>
               </w:rPr>
-              <w:t>14  15  18  30  35  45</w:t>
+              <w:t>05  13  24  25  28  33</w:t>
             </w:r>
           </w:p>
         </w:tc>
@@ -4365,7 +4361,7 @@
                 <w:b/>
                 <w:sz w:val="25"/>
               </w:rPr>
-              <w:t>10</w:t>
+              <w:t>40</w:t>
             </w:r>
           </w:p>
         </w:tc>
@@ -4394,7 +4390,7 @@
                 <w:b/>
                 <w:sz w:val="25"/>
               </w:rPr>
-              <w:t>115000091</w:t>
+              <w:t>115000092</w:t>
             </w:r>
           </w:p>
         </w:tc>
@@ -4418,7 +4414,7 @@
                 <w:b/>
                 <w:sz w:val="25"/>
               </w:rPr>
-              <w:t>115.09.25</w:t>
+              <w:t>115.09.29</w:t>
             </w:r>
           </w:p>
         </w:tc>
@@ -4442,7 +4438,7 @@
                 <w:b/>
                 <w:sz w:val="25"/>
               </w:rPr>
-              <w:t>05  13  24  25  28  33</w:t>
+              <w:t>01  02  04  13  30  38</w:t>
             </w:r>
           </w:p>
         </w:tc>
@@ -4466,7 +4462,7 @@
                 <w:b/>
                 <w:sz w:val="25"/>
               </w:rPr>
-              <w:t>40</w:t>
+              <w:t>27</w:t>
             </w:r>
           </w:p>
         </w:tc>
@@ -4495,7 +4491,6 @@
                 <w:b/>
                 <w:sz w:val="25"/>
               </w:rPr>
-              <w:t>115000092</w:t>
             </w:r>
           </w:p>
         </w:tc>
@@ -4519,7 +4514,6 @@
                 <w:b/>
                 <w:sz w:val="25"/>
               </w:rPr>
-              <w:t>115.09.29</w:t>
             </w:r>
           </w:p>
         </w:tc>
@@ -4543,7 +4537,6 @@
                 <w:b/>
                 <w:sz w:val="25"/>
               </w:rPr>
-              <w:t>01  02  04  13  30  38</w:t>
             </w:r>
           </w:p>
         </w:tc>
@@ -4567,7 +4560,6 @@
                 <w:b/>
                 <w:sz w:val="25"/>
               </w:rPr>
-              <w:t>27</w:t>
             </w:r>
           </w:p>
         </w:tc>

--- a/最新開獎紀錄.docx
+++ b/最新開獎紀錄.docx
@@ -173,7 +173,7 @@
                 <w:b/>
                 <w:sz w:val="25"/>
               </w:rPr>
-              <w:t>115000229</w:t>
+              <w:t>115000230</w:t>
             </w:r>
           </w:p>
         </w:tc>
@@ -197,7 +197,7 @@
                 <w:b/>
                 <w:sz w:val="25"/>
               </w:rPr>
-              <w:t>115.09.21</w:t>
+              <w:t>115.09.22</w:t>
             </w:r>
           </w:p>
         </w:tc>
@@ -221,7 +221,7 @@
                 <w:b/>
                 <w:sz w:val="25"/>
               </w:rPr>
-              <w:t>04  20  22  30  38</w:t>
+              <w:t>08  13  20  31  34</w:t>
             </w:r>
           </w:p>
         </w:tc>
@@ -250,7 +250,7 @@
                 <w:b/>
                 <w:sz w:val="25"/>
               </w:rPr>
-              <w:t>115000230</w:t>
+              <w:t>115000231</w:t>
             </w:r>
           </w:p>
         </w:tc>
@@ -274,7 +274,7 @@
                 <w:b/>
                 <w:sz w:val="25"/>
               </w:rPr>
-              <w:t>115.09.22</w:t>
+              <w:t>115.09.23</w:t>
             </w:r>
           </w:p>
         </w:tc>
@@ -298,7 +298,7 @@
                 <w:b/>
                 <w:sz w:val="25"/>
               </w:rPr>
-              <w:t>08  13  20  31  34</w:t>
+              <w:t>08  10  14  16  30</w:t>
             </w:r>
           </w:p>
         </w:tc>
@@ -327,7 +327,7 @@
                 <w:b/>
                 <w:sz w:val="25"/>
               </w:rPr>
-              <w:t>115000231</w:t>
+              <w:t>115000232</w:t>
             </w:r>
           </w:p>
         </w:tc>
@@ -351,7 +351,7 @@
                 <w:b/>
                 <w:sz w:val="25"/>
               </w:rPr>
-              <w:t>115.09.23</w:t>
+              <w:t>115.09.24</w:t>
             </w:r>
           </w:p>
         </w:tc>
@@ -375,7 +375,7 @@
                 <w:b/>
                 <w:sz w:val="25"/>
               </w:rPr>
-              <w:t>08  10  14  16  30</w:t>
+              <w:t>05  08  18  19  30</w:t>
             </w:r>
           </w:p>
         </w:tc>
@@ -404,7 +404,7 @@
                 <w:b/>
                 <w:sz w:val="25"/>
               </w:rPr>
-              <w:t>115000232</w:t>
+              <w:t>115000233</w:t>
             </w:r>
           </w:p>
         </w:tc>
@@ -428,7 +428,7 @@
                 <w:b/>
                 <w:sz w:val="25"/>
               </w:rPr>
-              <w:t>115.09.24</w:t>
+              <w:t>115.09.25</w:t>
             </w:r>
           </w:p>
         </w:tc>
@@ -452,7 +452,7 @@
                 <w:b/>
                 <w:sz w:val="25"/>
               </w:rPr>
-              <w:t>05  08  18  19  30</w:t>
+              <w:t>06  15  20  30  33</w:t>
             </w:r>
           </w:p>
         </w:tc>
@@ -481,7 +481,7 @@
                 <w:b/>
                 <w:sz w:val="25"/>
               </w:rPr>
-              <w:t>115000233</w:t>
+              <w:t>115000234</w:t>
             </w:r>
           </w:p>
         </w:tc>
@@ -505,7 +505,7 @@
                 <w:b/>
                 <w:sz w:val="25"/>
               </w:rPr>
-              <w:t>115.09.25</w:t>
+              <w:t>115.09.26</w:t>
             </w:r>
           </w:p>
         </w:tc>
@@ -529,7 +529,7 @@
                 <w:b/>
                 <w:sz w:val="25"/>
               </w:rPr>
-              <w:t>06  15  20  30  33</w:t>
+              <w:t>17  18  30  34  39</w:t>
             </w:r>
           </w:p>
         </w:tc>
@@ -558,7 +558,7 @@
                 <w:b/>
                 <w:sz w:val="25"/>
               </w:rPr>
-              <w:t>115000234</w:t>
+              <w:t>115000235</w:t>
             </w:r>
           </w:p>
         </w:tc>
@@ -582,7 +582,7 @@
                 <w:b/>
                 <w:sz w:val="25"/>
               </w:rPr>
-              <w:t>115.09.26</w:t>
+              <w:t>115.09.28</w:t>
             </w:r>
           </w:p>
         </w:tc>
@@ -606,7 +606,7 @@
                 <w:b/>
                 <w:sz w:val="25"/>
               </w:rPr>
-              <w:t>17  18  30  34  39</w:t>
+              <w:t>13  19  21  27  32</w:t>
             </w:r>
           </w:p>
         </w:tc>
@@ -635,7 +635,7 @@
                 <w:b/>
                 <w:sz w:val="25"/>
               </w:rPr>
-              <w:t>115000235</w:t>
+              <w:t>115000236</w:t>
             </w:r>
           </w:p>
         </w:tc>
@@ -659,7 +659,7 @@
                 <w:b/>
                 <w:sz w:val="25"/>
               </w:rPr>
-              <w:t>115.09.28</w:t>
+              <w:t>115.09.29</w:t>
             </w:r>
           </w:p>
         </w:tc>
@@ -683,7 +683,7 @@
                 <w:b/>
                 <w:sz w:val="25"/>
               </w:rPr>
-              <w:t>13  19  21  27  32</w:t>
+              <w:t>06  13  17  26  28</w:t>
             </w:r>
           </w:p>
         </w:tc>
@@ -712,7 +712,7 @@
                 <w:b/>
                 <w:sz w:val="25"/>
               </w:rPr>
-              <w:t>115000236</w:t>
+              <w:t>115000237</w:t>
             </w:r>
           </w:p>
         </w:tc>
@@ -736,7 +736,7 @@
                 <w:b/>
                 <w:sz w:val="25"/>
               </w:rPr>
-              <w:t>115.09.29</w:t>
+              <w:t>115.09.30</w:t>
             </w:r>
           </w:p>
         </w:tc>
@@ -760,7 +760,7 @@
                 <w:b/>
                 <w:sz w:val="25"/>
               </w:rPr>
-              <w:t>06  13  17  26  28</w:t>
+              <w:t>02  07  09  14  33</w:t>
             </w:r>
           </w:p>
         </w:tc>
@@ -789,7 +789,7 @@
                 <w:b/>
                 <w:sz w:val="25"/>
               </w:rPr>
-              <w:t>115000237</w:t>
+              <w:t>115000238</w:t>
             </w:r>
           </w:p>
         </w:tc>
@@ -813,7 +813,7 @@
                 <w:b/>
                 <w:sz w:val="25"/>
               </w:rPr>
-              <w:t>115.09.30</w:t>
+              <w:t>115.10.01</w:t>
             </w:r>
           </w:p>
         </w:tc>
@@ -837,7 +837,7 @@
                 <w:b/>
                 <w:sz w:val="25"/>
               </w:rPr>
-              <w:t>02  07  09  14  33</w:t>
+              <w:t>01  03  16  28  38</w:t>
             </w:r>
           </w:p>
         </w:tc>
@@ -866,7 +866,7 @@
                 <w:b/>
                 <w:sz w:val="25"/>
               </w:rPr>
-              <w:t>115000238</w:t>
+              <w:t>115000239</w:t>
             </w:r>
           </w:p>
         </w:tc>
@@ -890,7 +890,7 @@
                 <w:b/>
                 <w:sz w:val="25"/>
               </w:rPr>
-              <w:t>115.10.01</w:t>
+              <w:t>115.10.02</w:t>
             </w:r>
           </w:p>
         </w:tc>
@@ -914,7 +914,7 @@
                 <w:b/>
                 <w:sz w:val="25"/>
               </w:rPr>
-              <w:t>01  03  16  28  38</w:t>
+              <w:t>13  24  30  34  38</w:t>
             </w:r>
           </w:p>
         </w:tc>
@@ -1045,7 +1045,7 @@
                 <w:b/>
                 <w:sz w:val="25"/>
               </w:rPr>
-              <w:t>09/21(一)</w:t>
+              <w:t>09/22(二)</w:t>
             </w:r>
           </w:p>
         </w:tc>
@@ -1069,7 +1069,7 @@
                 <w:b/>
                 <w:sz w:val="25"/>
               </w:rPr>
-              <w:t>3  9  0</w:t>
+              <w:t>0  2  3</w:t>
             </w:r>
           </w:p>
         </w:tc>
@@ -1097,7 +1097,7 @@
                 <w:b/>
                 <w:sz w:val="25"/>
               </w:rPr>
-              <w:t>09/22(二)</w:t>
+              <w:t>09/23(三)</w:t>
             </w:r>
           </w:p>
         </w:tc>
@@ -1120,7 +1120,7 @@
                 <w:b/>
                 <w:sz w:val="25"/>
               </w:rPr>
-              <w:t>0  2  3</w:t>
+              <w:t>0  6  1</w:t>
             </w:r>
           </w:p>
         </w:tc>
@@ -1148,7 +1148,7 @@
                 <w:b/>
                 <w:sz w:val="25"/>
               </w:rPr>
-              <w:t>09/23(三)</w:t>
+              <w:t>09/24(四)</w:t>
             </w:r>
           </w:p>
         </w:tc>
@@ -1171,7 +1171,7 @@
                 <w:b/>
                 <w:sz w:val="25"/>
               </w:rPr>
-              <w:t>0  6  1</w:t>
+              <w:t>3  7  9</w:t>
             </w:r>
           </w:p>
         </w:tc>
@@ -1199,7 +1199,7 @@
                 <w:b/>
                 <w:sz w:val="25"/>
               </w:rPr>
-              <w:t>09/24(四)</w:t>
+              <w:t>09/25(五)</w:t>
             </w:r>
           </w:p>
         </w:tc>
@@ -1222,7 +1222,7 @@
                 <w:b/>
                 <w:sz w:val="25"/>
               </w:rPr>
-              <w:t>3  7  9</w:t>
+              <w:t>3  2  9</w:t>
             </w:r>
           </w:p>
         </w:tc>
@@ -1250,7 +1250,7 @@
                 <w:b/>
                 <w:sz w:val="25"/>
               </w:rPr>
-              <w:t>09/25(五)</w:t>
+              <w:t>09/26(六)</w:t>
             </w:r>
           </w:p>
         </w:tc>
@@ -1273,7 +1273,7 @@
                 <w:b/>
                 <w:sz w:val="25"/>
               </w:rPr>
-              <w:t>3  2  9</w:t>
+              <w:t>3  5  9</w:t>
             </w:r>
           </w:p>
         </w:tc>
@@ -1301,7 +1301,7 @@
                 <w:b/>
                 <w:sz w:val="25"/>
               </w:rPr>
-              <w:t>09/26(六)</w:t>
+              <w:t>09/28(一)</w:t>
             </w:r>
           </w:p>
         </w:tc>
@@ -1324,7 +1324,7 @@
                 <w:b/>
                 <w:sz w:val="25"/>
               </w:rPr>
-              <w:t>3  5  9</w:t>
+              <w:t>3  3  8</w:t>
             </w:r>
           </w:p>
         </w:tc>
@@ -1352,7 +1352,7 @@
                 <w:b/>
                 <w:sz w:val="25"/>
               </w:rPr>
-              <w:t>09/28(一)</w:t>
+              <w:t>09/29(二)</w:t>
             </w:r>
           </w:p>
         </w:tc>
@@ -1375,7 +1375,7 @@
                 <w:b/>
                 <w:sz w:val="25"/>
               </w:rPr>
-              <w:t>3  3  8</w:t>
+              <w:t>8  9  1</w:t>
             </w:r>
           </w:p>
         </w:tc>
@@ -1403,7 +1403,7 @@
                 <w:b/>
                 <w:sz w:val="25"/>
               </w:rPr>
-              <w:t>09/29(二)</w:t>
+              <w:t>09/30(三)</w:t>
             </w:r>
           </w:p>
         </w:tc>
@@ -1426,7 +1426,7 @@
                 <w:b/>
                 <w:sz w:val="25"/>
               </w:rPr>
-              <w:t>8  9  1</w:t>
+              <w:t>5  5  7</w:t>
             </w:r>
           </w:p>
         </w:tc>
@@ -1454,7 +1454,7 @@
                 <w:b/>
                 <w:sz w:val="25"/>
               </w:rPr>
-              <w:t>09/30(三)</w:t>
+              <w:t>10/01(四)</w:t>
             </w:r>
           </w:p>
         </w:tc>
@@ -1477,7 +1477,7 @@
                 <w:b/>
                 <w:sz w:val="25"/>
               </w:rPr>
-              <w:t>5  5  7</w:t>
+              <w:t>5  4  7</w:t>
             </w:r>
           </w:p>
         </w:tc>
@@ -1505,7 +1505,7 @@
                 <w:b/>
                 <w:sz w:val="25"/>
               </w:rPr>
-              <w:t>10/01(四)</w:t>
+              <w:t>10/02(五)</w:t>
             </w:r>
           </w:p>
         </w:tc>
@@ -1528,7 +1528,7 @@
                 <w:b/>
                 <w:sz w:val="25"/>
               </w:rPr>
-              <w:t>5  4  7</w:t>
+              <w:t>1  6  0</w:t>
             </w:r>
           </w:p>
         </w:tc>
@@ -2874,7 +2874,7 @@
                 <w:b/>
                 <w:sz w:val="25"/>
               </w:rPr>
-              <w:t>09/21(一)</w:t>
+              <w:t>09/22(二)</w:t>
             </w:r>
           </w:p>
         </w:tc>
@@ -2898,7 +2898,7 @@
                 <w:b/>
                 <w:sz w:val="25"/>
               </w:rPr>
-              <w:t>0  7  1  9</w:t>
+              <w:t>8  2  8  6</w:t>
             </w:r>
           </w:p>
         </w:tc>
@@ -2926,7 +2926,7 @@
                 <w:b/>
                 <w:sz w:val="25"/>
               </w:rPr>
-              <w:t>09/22(二)</w:t>
+              <w:t>09/23(三)</w:t>
             </w:r>
           </w:p>
         </w:tc>
@@ -2949,7 +2949,7 @@
                 <w:b/>
                 <w:sz w:val="25"/>
               </w:rPr>
-              <w:t>8  2  8  6</w:t>
+              <w:t>9  8  2  7</w:t>
             </w:r>
           </w:p>
         </w:tc>
@@ -2977,7 +2977,7 @@
                 <w:b/>
                 <w:sz w:val="25"/>
               </w:rPr>
-              <w:t>09/23(三)</w:t>
+              <w:t>09/24(四)</w:t>
             </w:r>
           </w:p>
         </w:tc>
@@ -3000,7 +3000,7 @@
                 <w:b/>
                 <w:sz w:val="25"/>
               </w:rPr>
-              <w:t>9  8  2  7</w:t>
+              <w:t>5  2  3  3</w:t>
             </w:r>
           </w:p>
         </w:tc>
@@ -3028,7 +3028,7 @@
                 <w:b/>
                 <w:sz w:val="25"/>
               </w:rPr>
-              <w:t>09/24(四)</w:t>
+              <w:t>09/25(五)</w:t>
             </w:r>
           </w:p>
         </w:tc>
@@ -3051,7 +3051,7 @@
                 <w:b/>
                 <w:sz w:val="25"/>
               </w:rPr>
-              <w:t>5  2  3  3</w:t>
+              <w:t>7  7  9  8</w:t>
             </w:r>
           </w:p>
         </w:tc>
@@ -3079,7 +3079,7 @@
                 <w:b/>
                 <w:sz w:val="25"/>
               </w:rPr>
-              <w:t>09/25(五)</w:t>
+              <w:t>09/26(六)</w:t>
             </w:r>
           </w:p>
         </w:tc>
@@ -3102,7 +3102,7 @@
                 <w:b/>
                 <w:sz w:val="25"/>
               </w:rPr>
-              <w:t>7  7  9  8</w:t>
+              <w:t>1  4  7  7</w:t>
             </w:r>
           </w:p>
         </w:tc>
@@ -3130,7 +3130,7 @@
                 <w:b/>
                 <w:sz w:val="25"/>
               </w:rPr>
-              <w:t>09/26(六)</w:t>
+              <w:t>09/28(一)</w:t>
             </w:r>
           </w:p>
         </w:tc>
@@ -3153,7 +3153,7 @@
                 <w:b/>
                 <w:sz w:val="25"/>
               </w:rPr>
-              <w:t>1  4  7  7</w:t>
+              <w:t>9  2  0  9</w:t>
             </w:r>
           </w:p>
         </w:tc>
@@ -3181,7 +3181,7 @@
                 <w:b/>
                 <w:sz w:val="25"/>
               </w:rPr>
-              <w:t>09/28(一)</w:t>
+              <w:t>09/29(二)</w:t>
             </w:r>
           </w:p>
         </w:tc>
@@ -3204,7 +3204,7 @@
                 <w:b/>
                 <w:sz w:val="25"/>
               </w:rPr>
-              <w:t>9  2  0  9</w:t>
+              <w:t>2  9  4  6</w:t>
             </w:r>
           </w:p>
         </w:tc>
@@ -3232,7 +3232,7 @@
                 <w:b/>
                 <w:sz w:val="25"/>
               </w:rPr>
-              <w:t>09/29(二)</w:t>
+              <w:t>09/30(三)</w:t>
             </w:r>
           </w:p>
         </w:tc>
@@ -3255,7 +3255,7 @@
                 <w:b/>
                 <w:sz w:val="25"/>
               </w:rPr>
-              <w:t>2  9  4  6</w:t>
+              <w:t>4  4  1  3</w:t>
             </w:r>
           </w:p>
         </w:tc>
@@ -3283,7 +3283,7 @@
                 <w:b/>
                 <w:sz w:val="25"/>
               </w:rPr>
-              <w:t>09/30(三)</w:t>
+              <w:t>10/01(四)</w:t>
             </w:r>
           </w:p>
         </w:tc>
@@ -3306,7 +3306,7 @@
                 <w:b/>
                 <w:sz w:val="25"/>
               </w:rPr>
-              <w:t>4  4  1  3</w:t>
+              <w:t>5  2  3  9</w:t>
             </w:r>
           </w:p>
         </w:tc>
@@ -3334,7 +3334,7 @@
                 <w:b/>
                 <w:sz w:val="25"/>
               </w:rPr>
-              <w:t>10/01(四)</w:t>
+              <w:t>10/02(五)</w:t>
             </w:r>
           </w:p>
         </w:tc>
@@ -3357,7 +3357,7 @@
                 <w:b/>
                 <w:sz w:val="25"/>
               </w:rPr>
-              <w:t>5  2  3  9</w:t>
+              <w:t>5  9  7  8</w:t>
             </w:r>
           </w:p>
         </w:tc>
@@ -4491,6 +4491,7 @@
                 <w:b/>
                 <w:sz w:val="25"/>
               </w:rPr>
+              <w:t>115000093</w:t>
             </w:r>
           </w:p>
         </w:tc>
@@ -4514,6 +4515,7 @@
                 <w:b/>
                 <w:sz w:val="25"/>
               </w:rPr>
+              <w:t>115.10.02</w:t>
             </w:r>
           </w:p>
         </w:tc>
@@ -4537,6 +4539,7 @@
                 <w:b/>
                 <w:sz w:val="25"/>
               </w:rPr>
+              <w:t>04  14  20  26  40  47</w:t>
             </w:r>
           </w:p>
         </w:tc>
@@ -4560,6 +4563,7 @@
                 <w:b/>
                 <w:sz w:val="25"/>
               </w:rPr>
+              <w:t>42</w:t>
             </w:r>
           </w:p>
         </w:tc>

--- a/最新開獎紀錄.docx
+++ b/最新開獎紀錄.docx
@@ -173,7 +173,7 @@
                 <w:b/>
                 <w:sz w:val="25"/>
               </w:rPr>
-              <w:t>115000230</w:t>
+              <w:t>115000231</w:t>
             </w:r>
           </w:p>
         </w:tc>
@@ -197,7 +197,7 @@
                 <w:b/>
                 <w:sz w:val="25"/>
               </w:rPr>
-              <w:t>115.09.22</w:t>
+              <w:t>115.09.23</w:t>
             </w:r>
           </w:p>
         </w:tc>
@@ -221,7 +221,7 @@
                 <w:b/>
                 <w:sz w:val="25"/>
               </w:rPr>
-              <w:t>08  13  20  31  34</w:t>
+              <w:t>08  10  14  16  30</w:t>
             </w:r>
           </w:p>
         </w:tc>
@@ -250,7 +250,7 @@
                 <w:b/>
                 <w:sz w:val="25"/>
               </w:rPr>
-              <w:t>115000231</w:t>
+              <w:t>115000232</w:t>
             </w:r>
           </w:p>
         </w:tc>
@@ -274,7 +274,7 @@
                 <w:b/>
                 <w:sz w:val="25"/>
               </w:rPr>
-              <w:t>115.09.23</w:t>
+              <w:t>115.09.24</w:t>
             </w:r>
           </w:p>
         </w:tc>
@@ -298,7 +298,7 @@
                 <w:b/>
                 <w:sz w:val="25"/>
               </w:rPr>
-              <w:t>08  10  14  16  30</w:t>
+              <w:t>05  08  18  19  30</w:t>
             </w:r>
           </w:p>
         </w:tc>
@@ -327,7 +327,7 @@
                 <w:b/>
                 <w:sz w:val="25"/>
               </w:rPr>
-              <w:t>115000232</w:t>
+              <w:t>115000233</w:t>
             </w:r>
           </w:p>
         </w:tc>
@@ -351,7 +351,7 @@
                 <w:b/>
                 <w:sz w:val="25"/>
               </w:rPr>
-              <w:t>115.09.24</w:t>
+              <w:t>115.09.25</w:t>
             </w:r>
           </w:p>
         </w:tc>
@@ -375,7 +375,7 @@
                 <w:b/>
                 <w:sz w:val="25"/>
               </w:rPr>
-              <w:t>05  08  18  19  30</w:t>
+              <w:t>06  15  20  30  33</w:t>
             </w:r>
           </w:p>
         </w:tc>
@@ -404,7 +404,7 @@
                 <w:b/>
                 <w:sz w:val="25"/>
               </w:rPr>
-              <w:t>115000233</w:t>
+              <w:t>115000234</w:t>
             </w:r>
           </w:p>
         </w:tc>
@@ -428,7 +428,7 @@
                 <w:b/>
                 <w:sz w:val="25"/>
               </w:rPr>
-              <w:t>115.09.25</w:t>
+              <w:t>115.09.26</w:t>
             </w:r>
           </w:p>
         </w:tc>
@@ -452,7 +452,7 @@
                 <w:b/>
                 <w:sz w:val="25"/>
               </w:rPr>
-              <w:t>06  15  20  30  33</w:t>
+              <w:t>17  18  30  34  39</w:t>
             </w:r>
           </w:p>
         </w:tc>
@@ -481,7 +481,7 @@
                 <w:b/>
                 <w:sz w:val="25"/>
               </w:rPr>
-              <w:t>115000234</w:t>
+              <w:t>115000235</w:t>
             </w:r>
           </w:p>
         </w:tc>
@@ -505,7 +505,7 @@
                 <w:b/>
                 <w:sz w:val="25"/>
               </w:rPr>
-              <w:t>115.09.26</w:t>
+              <w:t>115.09.28</w:t>
             </w:r>
           </w:p>
         </w:tc>
@@ -529,7 +529,7 @@
                 <w:b/>
                 <w:sz w:val="25"/>
               </w:rPr>
-              <w:t>17  18  30  34  39</w:t>
+              <w:t>13  19  21  27  32</w:t>
             </w:r>
           </w:p>
         </w:tc>
@@ -558,7 +558,7 @@
                 <w:b/>
                 <w:sz w:val="25"/>
               </w:rPr>
-              <w:t>115000235</w:t>
+              <w:t>115000236</w:t>
             </w:r>
           </w:p>
         </w:tc>
@@ -582,7 +582,7 @@
                 <w:b/>
                 <w:sz w:val="25"/>
               </w:rPr>
-              <w:t>115.09.28</w:t>
+              <w:t>115.09.29</w:t>
             </w:r>
           </w:p>
         </w:tc>
@@ -606,7 +606,7 @@
                 <w:b/>
                 <w:sz w:val="25"/>
               </w:rPr>
-              <w:t>13  19  21  27  32</w:t>
+              <w:t>06  13  17  26  28</w:t>
             </w:r>
           </w:p>
         </w:tc>
@@ -635,7 +635,7 @@
                 <w:b/>
                 <w:sz w:val="25"/>
               </w:rPr>
-              <w:t>115000236</w:t>
+              <w:t>115000237</w:t>
             </w:r>
           </w:p>
         </w:tc>
@@ -659,7 +659,7 @@
                 <w:b/>
                 <w:sz w:val="25"/>
               </w:rPr>
-              <w:t>115.09.29</w:t>
+              <w:t>115.09.30</w:t>
             </w:r>
           </w:p>
         </w:tc>
@@ -683,7 +683,7 @@
                 <w:b/>
                 <w:sz w:val="25"/>
               </w:rPr>
-              <w:t>06  13  17  26  28</w:t>
+              <w:t>02  07  09  14  33</w:t>
             </w:r>
           </w:p>
         </w:tc>
@@ -712,7 +712,7 @@
                 <w:b/>
                 <w:sz w:val="25"/>
               </w:rPr>
-              <w:t>115000237</w:t>
+              <w:t>115000238</w:t>
             </w:r>
           </w:p>
         </w:tc>
@@ -736,7 +736,7 @@
                 <w:b/>
                 <w:sz w:val="25"/>
               </w:rPr>
-              <w:t>115.09.30</w:t>
+              <w:t>115.10.01</w:t>
             </w:r>
           </w:p>
         </w:tc>
@@ -760,7 +760,7 @@
                 <w:b/>
                 <w:sz w:val="25"/>
               </w:rPr>
-              <w:t>02  07  09  14  33</w:t>
+              <w:t>01  03  16  28  38</w:t>
             </w:r>
           </w:p>
         </w:tc>
@@ -789,7 +789,7 @@
                 <w:b/>
                 <w:sz w:val="25"/>
               </w:rPr>
-              <w:t>115000238</w:t>
+              <w:t>115000239</w:t>
             </w:r>
           </w:p>
         </w:tc>
@@ -813,7 +813,7 @@
                 <w:b/>
                 <w:sz w:val="25"/>
               </w:rPr>
-              <w:t>115.10.01</w:t>
+              <w:t>115.10.02</w:t>
             </w:r>
           </w:p>
         </w:tc>
@@ -837,7 +837,7 @@
                 <w:b/>
                 <w:sz w:val="25"/>
               </w:rPr>
-              <w:t>01  03  16  28  38</w:t>
+              <w:t>13  24  30  34  38</w:t>
             </w:r>
           </w:p>
         </w:tc>
@@ -866,7 +866,7 @@
                 <w:b/>
                 <w:sz w:val="25"/>
               </w:rPr>
-              <w:t>115000239</w:t>
+              <w:t>115000240</w:t>
             </w:r>
           </w:p>
         </w:tc>
@@ -890,7 +890,7 @@
                 <w:b/>
                 <w:sz w:val="25"/>
               </w:rPr>
-              <w:t>115.10.02</w:t>
+              <w:t>115.10.03</w:t>
             </w:r>
           </w:p>
         </w:tc>
@@ -914,7 +914,7 @@
                 <w:b/>
                 <w:sz w:val="25"/>
               </w:rPr>
-              <w:t>13  24  30  34  38</w:t>
+              <w:t>05  28  29  33  38</w:t>
             </w:r>
           </w:p>
         </w:tc>
@@ -1045,7 +1045,7 @@
                 <w:b/>
                 <w:sz w:val="25"/>
               </w:rPr>
-              <w:t>09/22(二)</w:t>
+              <w:t>09/23(三)</w:t>
             </w:r>
           </w:p>
         </w:tc>
@@ -1069,7 +1069,7 @@
                 <w:b/>
                 <w:sz w:val="25"/>
               </w:rPr>
-              <w:t>0  2  3</w:t>
+              <w:t>0  6  1</w:t>
             </w:r>
           </w:p>
         </w:tc>
@@ -1097,7 +1097,7 @@
                 <w:b/>
                 <w:sz w:val="25"/>
               </w:rPr>
-              <w:t>09/23(三)</w:t>
+              <w:t>09/24(四)</w:t>
             </w:r>
           </w:p>
         </w:tc>
@@ -1120,7 +1120,7 @@
                 <w:b/>
                 <w:sz w:val="25"/>
               </w:rPr>
-              <w:t>0  6  1</w:t>
+              <w:t>3  7  9</w:t>
             </w:r>
           </w:p>
         </w:tc>
@@ -1148,7 +1148,7 @@
                 <w:b/>
                 <w:sz w:val="25"/>
               </w:rPr>
-              <w:t>09/24(四)</w:t>
+              <w:t>09/25(五)</w:t>
             </w:r>
           </w:p>
         </w:tc>
@@ -1171,7 +1171,7 @@
                 <w:b/>
                 <w:sz w:val="25"/>
               </w:rPr>
-              <w:t>3  7  9</w:t>
+              <w:t>3  2  9</w:t>
             </w:r>
           </w:p>
         </w:tc>
@@ -1199,7 +1199,7 @@
                 <w:b/>
                 <w:sz w:val="25"/>
               </w:rPr>
-              <w:t>09/25(五)</w:t>
+              <w:t>09/26(六)</w:t>
             </w:r>
           </w:p>
         </w:tc>
@@ -1222,7 +1222,7 @@
                 <w:b/>
                 <w:sz w:val="25"/>
               </w:rPr>
-              <w:t>3  2  9</w:t>
+              <w:t>3  5  9</w:t>
             </w:r>
           </w:p>
         </w:tc>
@@ -1250,7 +1250,7 @@
                 <w:b/>
                 <w:sz w:val="25"/>
               </w:rPr>
-              <w:t>09/26(六)</w:t>
+              <w:t>09/28(一)</w:t>
             </w:r>
           </w:p>
         </w:tc>
@@ -1273,7 +1273,7 @@
                 <w:b/>
                 <w:sz w:val="25"/>
               </w:rPr>
-              <w:t>3  5  9</w:t>
+              <w:t>3  3  8</w:t>
             </w:r>
           </w:p>
         </w:tc>
@@ -1301,7 +1301,7 @@
                 <w:b/>
                 <w:sz w:val="25"/>
               </w:rPr>
-              <w:t>09/28(一)</w:t>
+              <w:t>09/29(二)</w:t>
             </w:r>
           </w:p>
         </w:tc>
@@ -1324,7 +1324,7 @@
                 <w:b/>
                 <w:sz w:val="25"/>
               </w:rPr>
-              <w:t>3  3  8</w:t>
+              <w:t>8  9  1</w:t>
             </w:r>
           </w:p>
         </w:tc>
@@ -1352,7 +1352,7 @@
                 <w:b/>
                 <w:sz w:val="25"/>
               </w:rPr>
-              <w:t>09/29(二)</w:t>
+              <w:t>09/30(三)</w:t>
             </w:r>
           </w:p>
         </w:tc>
@@ -1375,7 +1375,7 @@
                 <w:b/>
                 <w:sz w:val="25"/>
               </w:rPr>
-              <w:t>8  9  1</w:t>
+              <w:t>5  5  7</w:t>
             </w:r>
           </w:p>
         </w:tc>
@@ -1403,7 +1403,7 @@
                 <w:b/>
                 <w:sz w:val="25"/>
               </w:rPr>
-              <w:t>09/30(三)</w:t>
+              <w:t>10/01(四)</w:t>
             </w:r>
           </w:p>
         </w:tc>
@@ -1426,7 +1426,7 @@
                 <w:b/>
                 <w:sz w:val="25"/>
               </w:rPr>
-              <w:t>5  5  7</w:t>
+              <w:t>5  4  7</w:t>
             </w:r>
           </w:p>
         </w:tc>
@@ -1454,7 +1454,7 @@
                 <w:b/>
                 <w:sz w:val="25"/>
               </w:rPr>
-              <w:t>10/01(四)</w:t>
+              <w:t>10/02(五)</w:t>
             </w:r>
           </w:p>
         </w:tc>
@@ -1477,7 +1477,7 @@
                 <w:b/>
                 <w:sz w:val="25"/>
               </w:rPr>
-              <w:t>5  4  7</w:t>
+              <w:t>1  6  0</w:t>
             </w:r>
           </w:p>
         </w:tc>
@@ -1505,7 +1505,7 @@
                 <w:b/>
                 <w:sz w:val="25"/>
               </w:rPr>
-              <w:t>10/02(五)</w:t>
+              <w:t>10/03(六)</w:t>
             </w:r>
           </w:p>
         </w:tc>
@@ -1528,7 +1528,7 @@
                 <w:b/>
                 <w:sz w:val="25"/>
               </w:rPr>
-              <w:t>1  6  0</w:t>
+              <w:t>3  3  2</w:t>
             </w:r>
           </w:p>
         </w:tc>
@@ -2874,7 +2874,7 @@
                 <w:b/>
                 <w:sz w:val="25"/>
               </w:rPr>
-              <w:t>09/22(二)</w:t>
+              <w:t>09/23(三)</w:t>
             </w:r>
           </w:p>
         </w:tc>
@@ -2898,7 +2898,7 @@
                 <w:b/>
                 <w:sz w:val="25"/>
               </w:rPr>
-              <w:t>8  2  8  6</w:t>
+              <w:t>9  8  2  7</w:t>
             </w:r>
           </w:p>
         </w:tc>
@@ -2926,7 +2926,7 @@
                 <w:b/>
                 <w:sz w:val="25"/>
               </w:rPr>
-              <w:t>09/23(三)</w:t>
+              <w:t>09/24(四)</w:t>
             </w:r>
           </w:p>
         </w:tc>
@@ -2949,7 +2949,7 @@
                 <w:b/>
                 <w:sz w:val="25"/>
               </w:rPr>
-              <w:t>9  8  2  7</w:t>
+              <w:t>5  2  3  3</w:t>
             </w:r>
           </w:p>
         </w:tc>
@@ -2977,7 +2977,7 @@
                 <w:b/>
                 <w:sz w:val="25"/>
               </w:rPr>
-              <w:t>09/24(四)</w:t>
+              <w:t>09/25(五)</w:t>
             </w:r>
           </w:p>
         </w:tc>
@@ -3000,7 +3000,7 @@
                 <w:b/>
                 <w:sz w:val="25"/>
               </w:rPr>
-              <w:t>5  2  3  3</w:t>
+              <w:t>7  7  9  8</w:t>
             </w:r>
           </w:p>
         </w:tc>
@@ -3028,7 +3028,7 @@
                 <w:b/>
                 <w:sz w:val="25"/>
               </w:rPr>
-              <w:t>09/25(五)</w:t>
+              <w:t>09/26(六)</w:t>
             </w:r>
           </w:p>
         </w:tc>
@@ -3051,7 +3051,7 @@
                 <w:b/>
                 <w:sz w:val="25"/>
               </w:rPr>
-              <w:t>7  7  9  8</w:t>
+              <w:t>1  4  7  7</w:t>
             </w:r>
           </w:p>
         </w:tc>
@@ -3079,7 +3079,7 @@
                 <w:b/>
                 <w:sz w:val="25"/>
               </w:rPr>
-              <w:t>09/26(六)</w:t>
+              <w:t>09/28(一)</w:t>
             </w:r>
           </w:p>
         </w:tc>
@@ -3102,7 +3102,7 @@
                 <w:b/>
                 <w:sz w:val="25"/>
               </w:rPr>
-              <w:t>1  4  7  7</w:t>
+              <w:t>9  2  0  9</w:t>
             </w:r>
           </w:p>
         </w:tc>
@@ -3130,7 +3130,7 @@
                 <w:b/>
                 <w:sz w:val="25"/>
               </w:rPr>
-              <w:t>09/28(一)</w:t>
+              <w:t>09/29(二)</w:t>
             </w:r>
           </w:p>
         </w:tc>
@@ -3153,7 +3153,7 @@
                 <w:b/>
                 <w:sz w:val="25"/>
               </w:rPr>
-              <w:t>9  2  0  9</w:t>
+              <w:t>2  9  4  6</w:t>
             </w:r>
           </w:p>
         </w:tc>
@@ -3181,7 +3181,7 @@
                 <w:b/>
                 <w:sz w:val="25"/>
               </w:rPr>
-              <w:t>09/29(二)</w:t>
+              <w:t>09/30(三)</w:t>
             </w:r>
           </w:p>
         </w:tc>
@@ -3204,7 +3204,7 @@
                 <w:b/>
                 <w:sz w:val="25"/>
               </w:rPr>
-              <w:t>2  9  4  6</w:t>
+              <w:t>4  4  1  3</w:t>
             </w:r>
           </w:p>
         </w:tc>
@@ -3232,7 +3232,7 @@
                 <w:b/>
                 <w:sz w:val="25"/>
               </w:rPr>
-              <w:t>09/30(三)</w:t>
+              <w:t>10/01(四)</w:t>
             </w:r>
           </w:p>
         </w:tc>
@@ -3255,7 +3255,7 @@
                 <w:b/>
                 <w:sz w:val="25"/>
               </w:rPr>
-              <w:t>4  4  1  3</w:t>
+              <w:t>5  2  3  9</w:t>
             </w:r>
           </w:p>
         </w:tc>
@@ -3283,7 +3283,7 @@
                 <w:b/>
                 <w:sz w:val="25"/>
               </w:rPr>
-              <w:t>10/01(四)</w:t>
+              <w:t>10/02(五)</w:t>
             </w:r>
           </w:p>
         </w:tc>
@@ -3306,7 +3306,7 @@
                 <w:b/>
                 <w:sz w:val="25"/>
               </w:rPr>
-              <w:t>5  2  3  9</w:t>
+              <w:t>5  9  7  8</w:t>
             </w:r>
           </w:p>
         </w:tc>
@@ -3334,7 +3334,7 @@
                 <w:b/>
                 <w:sz w:val="25"/>
               </w:rPr>
-              <w:t>10/02(五)</w:t>
+              <w:t>10/03(六)</w:t>
             </w:r>
           </w:p>
         </w:tc>
@@ -3357,7 +3357,7 @@
                 <w:b/>
                 <w:sz w:val="25"/>
               </w:rPr>
-              <w:t>5  9  7  8</w:t>
+              <w:t>1  7  2  0</w:t>
             </w:r>
           </w:p>
         </w:tc>

--- a/最新開獎紀錄.docx
+++ b/最新開獎紀錄.docx
@@ -173,7 +173,7 @@
                 <w:b/>
                 <w:sz w:val="25"/>
               </w:rPr>
-              <w:t>115000231</w:t>
+              <w:t>115000232</w:t>
             </w:r>
           </w:p>
         </w:tc>
@@ -197,7 +197,7 @@
                 <w:b/>
                 <w:sz w:val="25"/>
               </w:rPr>
-              <w:t>115.09.23</w:t>
+              <w:t>115.09.24</w:t>
             </w:r>
           </w:p>
         </w:tc>
@@ -221,7 +221,7 @@
                 <w:b/>
                 <w:sz w:val="25"/>
               </w:rPr>
-              <w:t>08  10  14  16  30</w:t>
+              <w:t>05  08  18  19  30</w:t>
             </w:r>
           </w:p>
         </w:tc>
@@ -250,7 +250,7 @@
                 <w:b/>
                 <w:sz w:val="25"/>
               </w:rPr>
-              <w:t>115000232</w:t>
+              <w:t>115000233</w:t>
             </w:r>
           </w:p>
         </w:tc>
@@ -274,7 +274,7 @@
                 <w:b/>
                 <w:sz w:val="25"/>
               </w:rPr>
-              <w:t>115.09.24</w:t>
+              <w:t>115.09.25</w:t>
             </w:r>
           </w:p>
         </w:tc>
@@ -298,7 +298,7 @@
                 <w:b/>
                 <w:sz w:val="25"/>
               </w:rPr>
-              <w:t>05  08  18  19  30</w:t>
+              <w:t>06  15  20  30  33</w:t>
             </w:r>
           </w:p>
         </w:tc>
@@ -327,7 +327,7 @@
                 <w:b/>
                 <w:sz w:val="25"/>
               </w:rPr>
-              <w:t>115000233</w:t>
+              <w:t>115000234</w:t>
             </w:r>
           </w:p>
         </w:tc>
@@ -351,7 +351,7 @@
                 <w:b/>
                 <w:sz w:val="25"/>
               </w:rPr>
-              <w:t>115.09.25</w:t>
+              <w:t>115.09.26</w:t>
             </w:r>
           </w:p>
         </w:tc>
@@ -375,7 +375,7 @@
                 <w:b/>
                 <w:sz w:val="25"/>
               </w:rPr>
-              <w:t>06  15  20  30  33</w:t>
+              <w:t>17  18  30  34  39</w:t>
             </w:r>
           </w:p>
         </w:tc>
@@ -404,7 +404,7 @@
                 <w:b/>
                 <w:sz w:val="25"/>
               </w:rPr>
-              <w:t>115000234</w:t>
+              <w:t>115000235</w:t>
             </w:r>
           </w:p>
         </w:tc>
@@ -428,7 +428,7 @@
                 <w:b/>
                 <w:sz w:val="25"/>
               </w:rPr>
-              <w:t>115.09.26</w:t>
+              <w:t>115.09.28</w:t>
             </w:r>
           </w:p>
         </w:tc>
@@ -452,7 +452,7 @@
                 <w:b/>
                 <w:sz w:val="25"/>
               </w:rPr>
-              <w:t>17  18  30  34  39</w:t>
+              <w:t>13  19  21  27  32</w:t>
             </w:r>
           </w:p>
         </w:tc>
@@ -481,7 +481,7 @@
                 <w:b/>
                 <w:sz w:val="25"/>
               </w:rPr>
-              <w:t>115000235</w:t>
+              <w:t>115000236</w:t>
             </w:r>
           </w:p>
         </w:tc>
@@ -505,7 +505,7 @@
                 <w:b/>
                 <w:sz w:val="25"/>
               </w:rPr>
-              <w:t>115.09.28</w:t>
+              <w:t>115.09.29</w:t>
             </w:r>
           </w:p>
         </w:tc>
@@ -529,7 +529,7 @@
                 <w:b/>
                 <w:sz w:val="25"/>
               </w:rPr>
-              <w:t>13  19  21  27  32</w:t>
+              <w:t>06  13  17  26  28</w:t>
             </w:r>
           </w:p>
         </w:tc>
@@ -558,7 +558,7 @@
                 <w:b/>
                 <w:sz w:val="25"/>
               </w:rPr>
-              <w:t>115000236</w:t>
+              <w:t>115000237</w:t>
             </w:r>
           </w:p>
         </w:tc>
@@ -582,7 +582,7 @@
                 <w:b/>
                 <w:sz w:val="25"/>
               </w:rPr>
-              <w:t>115.09.29</w:t>
+              <w:t>115.09.30</w:t>
             </w:r>
           </w:p>
         </w:tc>
@@ -606,7 +606,7 @@
                 <w:b/>
                 <w:sz w:val="25"/>
               </w:rPr>
-              <w:t>06  13  17  26  28</w:t>
+              <w:t>02  07  09  14  33</w:t>
             </w:r>
           </w:p>
         </w:tc>
@@ -635,7 +635,7 @@
                 <w:b/>
                 <w:sz w:val="25"/>
               </w:rPr>
-              <w:t>115000237</w:t>
+              <w:t>115000238</w:t>
             </w:r>
           </w:p>
         </w:tc>
@@ -659,7 +659,7 @@
                 <w:b/>
                 <w:sz w:val="25"/>
               </w:rPr>
-              <w:t>115.09.30</w:t>
+              <w:t>115.10.01</w:t>
             </w:r>
           </w:p>
         </w:tc>
@@ -683,7 +683,7 @@
                 <w:b/>
                 <w:sz w:val="25"/>
               </w:rPr>
-              <w:t>02  07  09  14  33</w:t>
+              <w:t>01  03  16  28  38</w:t>
             </w:r>
           </w:p>
         </w:tc>
@@ -712,7 +712,7 @@
                 <w:b/>
                 <w:sz w:val="25"/>
               </w:rPr>
-              <w:t>115000238</w:t>
+              <w:t>115000239</w:t>
             </w:r>
           </w:p>
         </w:tc>
@@ -736,7 +736,7 @@
                 <w:b/>
                 <w:sz w:val="25"/>
               </w:rPr>
-              <w:t>115.10.01</w:t>
+              <w:t>115.10.02</w:t>
             </w:r>
           </w:p>
         </w:tc>
@@ -760,7 +760,7 @@
                 <w:b/>
                 <w:sz w:val="25"/>
               </w:rPr>
-              <w:t>01  03  16  28  38</w:t>
+              <w:t>13  24  30  34  38</w:t>
             </w:r>
           </w:p>
         </w:tc>
@@ -789,7 +789,7 @@
                 <w:b/>
                 <w:sz w:val="25"/>
               </w:rPr>
-              <w:t>115000239</w:t>
+              <w:t>115000240</w:t>
             </w:r>
           </w:p>
         </w:tc>
@@ -813,7 +813,7 @@
                 <w:b/>
                 <w:sz w:val="25"/>
               </w:rPr>
-              <w:t>115.10.02</w:t>
+              <w:t>115.10.03</w:t>
             </w:r>
           </w:p>
         </w:tc>
@@ -837,7 +837,7 @@
                 <w:b/>
                 <w:sz w:val="25"/>
               </w:rPr>
-              <w:t>13  24  30  34  38</w:t>
+              <w:t>05  28  29  33  38</w:t>
             </w:r>
           </w:p>
         </w:tc>
@@ -866,7 +866,7 @@
                 <w:b/>
                 <w:sz w:val="25"/>
               </w:rPr>
-              <w:t>115000240</w:t>
+              <w:t>115000241</w:t>
             </w:r>
           </w:p>
         </w:tc>
@@ -890,7 +890,7 @@
                 <w:b/>
                 <w:sz w:val="25"/>
               </w:rPr>
-              <w:t>115.10.03</w:t>
+              <w:t>115.10.05</w:t>
             </w:r>
           </w:p>
         </w:tc>
@@ -914,7 +914,7 @@
                 <w:b/>
                 <w:sz w:val="25"/>
               </w:rPr>
-              <w:t>05  28  29  33  38</w:t>
+              <w:t>02  05  08  16  31</w:t>
             </w:r>
           </w:p>
         </w:tc>
@@ -1045,7 +1045,7 @@
                 <w:b/>
                 <w:sz w:val="25"/>
               </w:rPr>
-              <w:t>09/23(三)</w:t>
+              <w:t>09/24(四)</w:t>
             </w:r>
           </w:p>
         </w:tc>
@@ -1069,7 +1069,7 @@
                 <w:b/>
                 <w:sz w:val="25"/>
               </w:rPr>
-              <w:t>0  6  1</w:t>
+              <w:t>3  7  9</w:t>
             </w:r>
           </w:p>
         </w:tc>
@@ -1097,7 +1097,7 @@
                 <w:b/>
                 <w:sz w:val="25"/>
               </w:rPr>
-              <w:t>09/24(四)</w:t>
+              <w:t>09/25(五)</w:t>
             </w:r>
           </w:p>
         </w:tc>
@@ -1120,7 +1120,7 @@
                 <w:b/>
                 <w:sz w:val="25"/>
               </w:rPr>
-              <w:t>3  7  9</w:t>
+              <w:t>3  2  9</w:t>
             </w:r>
           </w:p>
         </w:tc>
@@ -1148,7 +1148,7 @@
                 <w:b/>
                 <w:sz w:val="25"/>
               </w:rPr>
-              <w:t>09/25(五)</w:t>
+              <w:t>09/26(六)</w:t>
             </w:r>
           </w:p>
         </w:tc>
@@ -1171,7 +1171,7 @@
                 <w:b/>
                 <w:sz w:val="25"/>
               </w:rPr>
-              <w:t>3  2  9</w:t>
+              <w:t>3  5  9</w:t>
             </w:r>
           </w:p>
         </w:tc>
@@ -1199,7 +1199,7 @@
                 <w:b/>
                 <w:sz w:val="25"/>
               </w:rPr>
-              <w:t>09/26(六)</w:t>
+              <w:t>09/28(一)</w:t>
             </w:r>
           </w:p>
         </w:tc>
@@ -1222,7 +1222,7 @@
                 <w:b/>
                 <w:sz w:val="25"/>
               </w:rPr>
-              <w:t>3  5  9</w:t>
+              <w:t>3  3  8</w:t>
             </w:r>
           </w:p>
         </w:tc>
@@ -1250,7 +1250,7 @@
                 <w:b/>
                 <w:sz w:val="25"/>
               </w:rPr>
-              <w:t>09/28(一)</w:t>
+              <w:t>09/29(二)</w:t>
             </w:r>
           </w:p>
         </w:tc>
@@ -1273,7 +1273,7 @@
                 <w:b/>
                 <w:sz w:val="25"/>
               </w:rPr>
-              <w:t>3  3  8</w:t>
+              <w:t>8  9  1</w:t>
             </w:r>
           </w:p>
         </w:tc>
@@ -1301,7 +1301,7 @@
                 <w:b/>
                 <w:sz w:val="25"/>
               </w:rPr>
-              <w:t>09/29(二)</w:t>
+              <w:t>09/30(三)</w:t>
             </w:r>
           </w:p>
         </w:tc>
@@ -1324,7 +1324,7 @@
                 <w:b/>
                 <w:sz w:val="25"/>
               </w:rPr>
-              <w:t>8  9  1</w:t>
+              <w:t>5  5  7</w:t>
             </w:r>
           </w:p>
         </w:tc>
@@ -1352,7 +1352,7 @@
                 <w:b/>
                 <w:sz w:val="25"/>
               </w:rPr>
-              <w:t>09/30(三)</w:t>
+              <w:t>10/01(四)</w:t>
             </w:r>
           </w:p>
         </w:tc>
@@ -1375,7 +1375,7 @@
                 <w:b/>
                 <w:sz w:val="25"/>
               </w:rPr>
-              <w:t>5  5  7</w:t>
+              <w:t>5  4  7</w:t>
             </w:r>
           </w:p>
         </w:tc>
@@ -1403,7 +1403,7 @@
                 <w:b/>
                 <w:sz w:val="25"/>
               </w:rPr>
-              <w:t>10/01(四)</w:t>
+              <w:t>10/02(五)</w:t>
             </w:r>
           </w:p>
         </w:tc>
@@ -1426,7 +1426,7 @@
                 <w:b/>
                 <w:sz w:val="25"/>
               </w:rPr>
-              <w:t>5  4  7</w:t>
+              <w:t>1  6  0</w:t>
             </w:r>
           </w:p>
         </w:tc>
@@ -1454,7 +1454,7 @@
                 <w:b/>
                 <w:sz w:val="25"/>
               </w:rPr>
-              <w:t>10/02(五)</w:t>
+              <w:t>10/03(六)</w:t>
             </w:r>
           </w:p>
         </w:tc>
@@ -1477,7 +1477,7 @@
                 <w:b/>
                 <w:sz w:val="25"/>
               </w:rPr>
-              <w:t>1  6  0</w:t>
+              <w:t>3  3  2</w:t>
             </w:r>
           </w:p>
         </w:tc>
@@ -1505,7 +1505,7 @@
                 <w:b/>
                 <w:sz w:val="25"/>
               </w:rPr>
-              <w:t>10/03(六)</w:t>
+              <w:t>10/05(一)</w:t>
             </w:r>
           </w:p>
         </w:tc>
@@ -1528,7 +1528,7 @@
                 <w:b/>
                 <w:sz w:val="25"/>
               </w:rPr>
-              <w:t>3  3  2</w:t>
+              <w:t>7  9  0</w:t>
             </w:r>
           </w:p>
         </w:tc>
@@ -2675,6 +2675,7 @@
                 <w:b/>
                 <w:sz w:val="25"/>
               </w:rPr>
+              <w:t>115000080</w:t>
             </w:r>
           </w:p>
         </w:tc>
@@ -2698,6 +2699,7 @@
                 <w:b/>
                 <w:sz w:val="25"/>
               </w:rPr>
+              <w:t>115.10.05</w:t>
             </w:r>
           </w:p>
         </w:tc>
@@ -2721,6 +2723,7 @@
                 <w:b/>
                 <w:sz w:val="25"/>
               </w:rPr>
+              <w:t>02  06  17  21  26  37</w:t>
             </w:r>
           </w:p>
         </w:tc>
@@ -2744,6 +2747,7 @@
                 <w:b/>
                 <w:sz w:val="25"/>
               </w:rPr>
+              <w:t>06</w:t>
             </w:r>
           </w:p>
         </w:tc>
@@ -2874,7 +2878,7 @@
                 <w:b/>
                 <w:sz w:val="25"/>
               </w:rPr>
-              <w:t>09/23(三)</w:t>
+              <w:t>09/24(四)</w:t>
             </w:r>
           </w:p>
         </w:tc>
@@ -2898,7 +2902,7 @@
                 <w:b/>
                 <w:sz w:val="25"/>
               </w:rPr>
-              <w:t>9  8  2  7</w:t>
+              <w:t>5  2  3  3</w:t>
             </w:r>
           </w:p>
         </w:tc>
@@ -2926,7 +2930,7 @@
                 <w:b/>
                 <w:sz w:val="25"/>
               </w:rPr>
-              <w:t>09/24(四)</w:t>
+              <w:t>09/25(五)</w:t>
             </w:r>
           </w:p>
         </w:tc>
@@ -2949,7 +2953,7 @@
                 <w:b/>
                 <w:sz w:val="25"/>
               </w:rPr>
-              <w:t>5  2  3  3</w:t>
+              <w:t>7  7  9  8</w:t>
             </w:r>
           </w:p>
         </w:tc>
@@ -2977,7 +2981,7 @@
                 <w:b/>
                 <w:sz w:val="25"/>
               </w:rPr>
-              <w:t>09/25(五)</w:t>
+              <w:t>09/26(六)</w:t>
             </w:r>
           </w:p>
         </w:tc>
@@ -3000,7 +3004,7 @@
                 <w:b/>
                 <w:sz w:val="25"/>
               </w:rPr>
-              <w:t>7  7  9  8</w:t>
+              <w:t>1  4  7  7</w:t>
             </w:r>
           </w:p>
         </w:tc>
@@ -3028,7 +3032,7 @@
                 <w:b/>
                 <w:sz w:val="25"/>
               </w:rPr>
-              <w:t>09/26(六)</w:t>
+              <w:t>09/28(一)</w:t>
             </w:r>
           </w:p>
         </w:tc>
@@ -3051,7 +3055,7 @@
                 <w:b/>
                 <w:sz w:val="25"/>
               </w:rPr>
-              <w:t>1  4  7  7</w:t>
+              <w:t>9  2  0  9</w:t>
             </w:r>
           </w:p>
         </w:tc>
@@ -3079,7 +3083,7 @@
                 <w:b/>
                 <w:sz w:val="25"/>
               </w:rPr>
-              <w:t>09/28(一)</w:t>
+              <w:t>09/29(二)</w:t>
             </w:r>
           </w:p>
         </w:tc>
@@ -3102,7 +3106,7 @@
                 <w:b/>
                 <w:sz w:val="25"/>
               </w:rPr>
-              <w:t>9  2  0  9</w:t>
+              <w:t>2  9  4  6</w:t>
             </w:r>
           </w:p>
         </w:tc>
@@ -3130,7 +3134,7 @@
                 <w:b/>
                 <w:sz w:val="25"/>
               </w:rPr>
-              <w:t>09/29(二)</w:t>
+              <w:t>09/30(三)</w:t>
             </w:r>
           </w:p>
         </w:tc>
@@ -3153,7 +3157,7 @@
                 <w:b/>
                 <w:sz w:val="25"/>
               </w:rPr>
-              <w:t>2  9  4  6</w:t>
+              <w:t>4  4  1  3</w:t>
             </w:r>
           </w:p>
         </w:tc>
@@ -3181,7 +3185,7 @@
                 <w:b/>
                 <w:sz w:val="25"/>
               </w:rPr>
-              <w:t>09/30(三)</w:t>
+              <w:t>10/01(四)</w:t>
             </w:r>
           </w:p>
         </w:tc>
@@ -3204,7 +3208,7 @@
                 <w:b/>
                 <w:sz w:val="25"/>
               </w:rPr>
-              <w:t>4  4  1  3</w:t>
+              <w:t>5  2  3  9</w:t>
             </w:r>
           </w:p>
         </w:tc>
@@ -3232,7 +3236,7 @@
                 <w:b/>
                 <w:sz w:val="25"/>
               </w:rPr>
-              <w:t>10/01(四)</w:t>
+              <w:t>10/02(五)</w:t>
             </w:r>
           </w:p>
         </w:tc>
@@ -3255,7 +3259,7 @@
                 <w:b/>
                 <w:sz w:val="25"/>
               </w:rPr>
-              <w:t>5  2  3  9</w:t>
+              <w:t>5  9  7  8</w:t>
             </w:r>
           </w:p>
         </w:tc>
@@ -3283,7 +3287,7 @@
                 <w:b/>
                 <w:sz w:val="25"/>
               </w:rPr>
-              <w:t>10/02(五)</w:t>
+              <w:t>10/03(六)</w:t>
             </w:r>
           </w:p>
         </w:tc>
@@ -3306,7 +3310,7 @@
                 <w:b/>
                 <w:sz w:val="25"/>
               </w:rPr>
-              <w:t>5  9  7  8</w:t>
+              <w:t>1  7  2  0</w:t>
             </w:r>
           </w:p>
         </w:tc>
@@ -3334,7 +3338,7 @@
                 <w:b/>
                 <w:sz w:val="25"/>
               </w:rPr>
-              <w:t>10/03(六)</w:t>
+              <w:t>10/05(一)</w:t>
             </w:r>
           </w:p>
         </w:tc>
@@ -3357,7 +3361,7 @@
                 <w:b/>
                 <w:sz w:val="25"/>
               </w:rPr>
-              <w:t>1  7  2  0</w:t>
+              <w:t>1  3  0  8</w:t>
             </w:r>
           </w:p>
         </w:tc>

--- a/最新開獎紀錄.docx
+++ b/最新開獎紀錄.docx
@@ -173,7 +173,7 @@
                 <w:b/>
                 <w:sz w:val="25"/>
               </w:rPr>
-              <w:t>115000232</w:t>
+              <w:t>115000233</w:t>
             </w:r>
           </w:p>
         </w:tc>
@@ -197,7 +197,7 @@
                 <w:b/>
                 <w:sz w:val="25"/>
               </w:rPr>
-              <w:t>115.09.24</w:t>
+              <w:t>115.09.25</w:t>
             </w:r>
           </w:p>
         </w:tc>
@@ -221,7 +221,7 @@
                 <w:b/>
                 <w:sz w:val="25"/>
               </w:rPr>
-              <w:t>05  08  18  19  30</w:t>
+              <w:t>06  15  20  30  33</w:t>
             </w:r>
           </w:p>
         </w:tc>
@@ -250,7 +250,7 @@
                 <w:b/>
                 <w:sz w:val="25"/>
               </w:rPr>
-              <w:t>115000233</w:t>
+              <w:t>115000234</w:t>
             </w:r>
           </w:p>
         </w:tc>
@@ -274,7 +274,7 @@
                 <w:b/>
                 <w:sz w:val="25"/>
               </w:rPr>
-              <w:t>115.09.25</w:t>
+              <w:t>115.09.26</w:t>
             </w:r>
           </w:p>
         </w:tc>
@@ -298,7 +298,7 @@
                 <w:b/>
                 <w:sz w:val="25"/>
               </w:rPr>
-              <w:t>06  15  20  30  33</w:t>
+              <w:t>17  18  30  34  39</w:t>
             </w:r>
           </w:p>
         </w:tc>
@@ -327,7 +327,7 @@
                 <w:b/>
                 <w:sz w:val="25"/>
               </w:rPr>
-              <w:t>115000234</w:t>
+              <w:t>115000235</w:t>
             </w:r>
           </w:p>
         </w:tc>
@@ -351,7 +351,7 @@
                 <w:b/>
                 <w:sz w:val="25"/>
               </w:rPr>
-              <w:t>115.09.26</w:t>
+              <w:t>115.09.28</w:t>
             </w:r>
           </w:p>
         </w:tc>
@@ -375,7 +375,7 @@
                 <w:b/>
                 <w:sz w:val="25"/>
               </w:rPr>
-              <w:t>17  18  30  34  39</w:t>
+              <w:t>13  19  21  27  32</w:t>
             </w:r>
           </w:p>
         </w:tc>
@@ -404,7 +404,7 @@
                 <w:b/>
                 <w:sz w:val="25"/>
               </w:rPr>
-              <w:t>115000235</w:t>
+              <w:t>115000236</w:t>
             </w:r>
           </w:p>
         </w:tc>
@@ -428,7 +428,7 @@
                 <w:b/>
                 <w:sz w:val="25"/>
               </w:rPr>
-              <w:t>115.09.28</w:t>
+              <w:t>115.09.29</w:t>
             </w:r>
           </w:p>
         </w:tc>
@@ -452,7 +452,7 @@
                 <w:b/>
                 <w:sz w:val="25"/>
               </w:rPr>
-              <w:t>13  19  21  27  32</w:t>
+              <w:t>06  13  17  26  28</w:t>
             </w:r>
           </w:p>
         </w:tc>
@@ -481,7 +481,7 @@
                 <w:b/>
                 <w:sz w:val="25"/>
               </w:rPr>
-              <w:t>115000236</w:t>
+              <w:t>115000237</w:t>
             </w:r>
           </w:p>
         </w:tc>
@@ -505,7 +505,7 @@
                 <w:b/>
                 <w:sz w:val="25"/>
               </w:rPr>
-              <w:t>115.09.29</w:t>
+              <w:t>115.09.30</w:t>
             </w:r>
           </w:p>
         </w:tc>
@@ -529,7 +529,7 @@
                 <w:b/>
                 <w:sz w:val="25"/>
               </w:rPr>
-              <w:t>06  13  17  26  28</w:t>
+              <w:t>02  07  09  14  33</w:t>
             </w:r>
           </w:p>
         </w:tc>
@@ -558,7 +558,7 @@
                 <w:b/>
                 <w:sz w:val="25"/>
               </w:rPr>
-              <w:t>115000237</w:t>
+              <w:t>115000238</w:t>
             </w:r>
           </w:p>
         </w:tc>
@@ -582,7 +582,7 @@
                 <w:b/>
                 <w:sz w:val="25"/>
               </w:rPr>
-              <w:t>115.09.30</w:t>
+              <w:t>115.10.01</w:t>
             </w:r>
           </w:p>
         </w:tc>
@@ -606,7 +606,7 @@
                 <w:b/>
                 <w:sz w:val="25"/>
               </w:rPr>
-              <w:t>02  07  09  14  33</w:t>
+              <w:t>01  03  16  28  38</w:t>
             </w:r>
           </w:p>
         </w:tc>
@@ -635,7 +635,7 @@
                 <w:b/>
                 <w:sz w:val="25"/>
               </w:rPr>
-              <w:t>115000238</w:t>
+              <w:t>115000239</w:t>
             </w:r>
           </w:p>
         </w:tc>
@@ -659,7 +659,7 @@
                 <w:b/>
                 <w:sz w:val="25"/>
               </w:rPr>
-              <w:t>115.10.01</w:t>
+              <w:t>115.10.02</w:t>
             </w:r>
           </w:p>
         </w:tc>
@@ -683,7 +683,7 @@
                 <w:b/>
                 <w:sz w:val="25"/>
               </w:rPr>
-              <w:t>01  03  16  28  38</w:t>
+              <w:t>13  24  30  34  38</w:t>
             </w:r>
           </w:p>
         </w:tc>
@@ -712,7 +712,7 @@
                 <w:b/>
                 <w:sz w:val="25"/>
               </w:rPr>
-              <w:t>115000239</w:t>
+              <w:t>115000240</w:t>
             </w:r>
           </w:p>
         </w:tc>
@@ -736,7 +736,7 @@
                 <w:b/>
                 <w:sz w:val="25"/>
               </w:rPr>
-              <w:t>115.10.02</w:t>
+              <w:t>115.10.03</w:t>
             </w:r>
           </w:p>
         </w:tc>
@@ -760,7 +760,7 @@
                 <w:b/>
                 <w:sz w:val="25"/>
               </w:rPr>
-              <w:t>13  24  30  34  38</w:t>
+              <w:t>05  28  29  33  38</w:t>
             </w:r>
           </w:p>
         </w:tc>
@@ -789,7 +789,7 @@
                 <w:b/>
                 <w:sz w:val="25"/>
               </w:rPr>
-              <w:t>115000240</w:t>
+              <w:t>115000241</w:t>
             </w:r>
           </w:p>
         </w:tc>
@@ -813,7 +813,7 @@
                 <w:b/>
                 <w:sz w:val="25"/>
               </w:rPr>
-              <w:t>115.10.03</w:t>
+              <w:t>115.10.05</w:t>
             </w:r>
           </w:p>
         </w:tc>
@@ -837,7 +837,7 @@
                 <w:b/>
                 <w:sz w:val="25"/>
               </w:rPr>
-              <w:t>05  28  29  33  38</w:t>
+              <w:t>02  05  08  16  31</w:t>
             </w:r>
           </w:p>
         </w:tc>
@@ -866,7 +866,7 @@
                 <w:b/>
                 <w:sz w:val="25"/>
               </w:rPr>
-              <w:t>115000241</w:t>
+              <w:t>115000242</w:t>
             </w:r>
           </w:p>
         </w:tc>
@@ -890,7 +890,7 @@
                 <w:b/>
                 <w:sz w:val="25"/>
               </w:rPr>
-              <w:t>115.10.05</w:t>
+              <w:t>115.10.06</w:t>
             </w:r>
           </w:p>
         </w:tc>
@@ -914,7 +914,7 @@
                 <w:b/>
                 <w:sz w:val="25"/>
               </w:rPr>
-              <w:t>02  05  08  16  31</w:t>
+              <w:t>14  25  26  29  33</w:t>
             </w:r>
           </w:p>
         </w:tc>
@@ -1045,7 +1045,7 @@
                 <w:b/>
                 <w:sz w:val="25"/>
               </w:rPr>
-              <w:t>09/24(四)</w:t>
+              <w:t>09/25(五)</w:t>
             </w:r>
           </w:p>
         </w:tc>
@@ -1069,7 +1069,7 @@
                 <w:b/>
                 <w:sz w:val="25"/>
               </w:rPr>
-              <w:t>3  7  9</w:t>
+              <w:t>3  2  9</w:t>
             </w:r>
           </w:p>
         </w:tc>
@@ -1097,7 +1097,7 @@
                 <w:b/>
                 <w:sz w:val="25"/>
               </w:rPr>
-              <w:t>09/25(五)</w:t>
+              <w:t>09/26(六)</w:t>
             </w:r>
           </w:p>
         </w:tc>
@@ -1120,7 +1120,7 @@
                 <w:b/>
                 <w:sz w:val="25"/>
               </w:rPr>
-              <w:t>3  2  9</w:t>
+              <w:t>3  5  9</w:t>
             </w:r>
           </w:p>
         </w:tc>
@@ -1148,7 +1148,7 @@
                 <w:b/>
                 <w:sz w:val="25"/>
               </w:rPr>
-              <w:t>09/26(六)</w:t>
+              <w:t>09/28(一)</w:t>
             </w:r>
           </w:p>
         </w:tc>
@@ -1171,7 +1171,7 @@
                 <w:b/>
                 <w:sz w:val="25"/>
               </w:rPr>
-              <w:t>3  5  9</w:t>
+              <w:t>3  3  8</w:t>
             </w:r>
           </w:p>
         </w:tc>
@@ -1199,7 +1199,7 @@
                 <w:b/>
                 <w:sz w:val="25"/>
               </w:rPr>
-              <w:t>09/28(一)</w:t>
+              <w:t>09/29(二)</w:t>
             </w:r>
           </w:p>
         </w:tc>
@@ -1222,7 +1222,7 @@
                 <w:b/>
                 <w:sz w:val="25"/>
               </w:rPr>
-              <w:t>3  3  8</w:t>
+              <w:t>8  9  1</w:t>
             </w:r>
           </w:p>
         </w:tc>
@@ -1250,7 +1250,7 @@
                 <w:b/>
                 <w:sz w:val="25"/>
               </w:rPr>
-              <w:t>09/29(二)</w:t>
+              <w:t>09/30(三)</w:t>
             </w:r>
           </w:p>
         </w:tc>
@@ -1273,7 +1273,7 @@
                 <w:b/>
                 <w:sz w:val="25"/>
               </w:rPr>
-              <w:t>8  9  1</w:t>
+              <w:t>5  5  7</w:t>
             </w:r>
           </w:p>
         </w:tc>
@@ -1301,7 +1301,7 @@
                 <w:b/>
                 <w:sz w:val="25"/>
               </w:rPr>
-              <w:t>09/30(三)</w:t>
+              <w:t>10/01(四)</w:t>
             </w:r>
           </w:p>
         </w:tc>
@@ -1324,7 +1324,7 @@
                 <w:b/>
                 <w:sz w:val="25"/>
               </w:rPr>
-              <w:t>5  5  7</w:t>
+              <w:t>5  4  7</w:t>
             </w:r>
           </w:p>
         </w:tc>
@@ -1352,7 +1352,7 @@
                 <w:b/>
                 <w:sz w:val="25"/>
               </w:rPr>
-              <w:t>10/01(四)</w:t>
+              <w:t>10/02(五)</w:t>
             </w:r>
           </w:p>
         </w:tc>
@@ -1375,7 +1375,7 @@
                 <w:b/>
                 <w:sz w:val="25"/>
               </w:rPr>
-              <w:t>5  4  7</w:t>
+              <w:t>1  6  0</w:t>
             </w:r>
           </w:p>
         </w:tc>
@@ -1403,7 +1403,7 @@
                 <w:b/>
                 <w:sz w:val="25"/>
               </w:rPr>
-              <w:t>10/02(五)</w:t>
+              <w:t>10/03(六)</w:t>
             </w:r>
           </w:p>
         </w:tc>
@@ -1426,7 +1426,7 @@
                 <w:b/>
                 <w:sz w:val="25"/>
               </w:rPr>
-              <w:t>1  6  0</w:t>
+              <w:t>3  3  2</w:t>
             </w:r>
           </w:p>
         </w:tc>
@@ -1454,7 +1454,7 @@
                 <w:b/>
                 <w:sz w:val="25"/>
               </w:rPr>
-              <w:t>10/03(六)</w:t>
+              <w:t>10/05(一)</w:t>
             </w:r>
           </w:p>
         </w:tc>
@@ -1477,7 +1477,7 @@
                 <w:b/>
                 <w:sz w:val="25"/>
               </w:rPr>
-              <w:t>3  3  2</w:t>
+              <w:t>7  9  0</w:t>
             </w:r>
           </w:p>
         </w:tc>
@@ -1505,7 +1505,7 @@
                 <w:b/>
                 <w:sz w:val="25"/>
               </w:rPr>
-              <w:t>10/05(一)</w:t>
+              <w:t>10/06(二)</w:t>
             </w:r>
           </w:p>
         </w:tc>
@@ -1528,7 +1528,7 @@
                 <w:b/>
                 <w:sz w:val="25"/>
               </w:rPr>
-              <w:t>7  9  0</w:t>
+              <w:t>2  5  7</w:t>
             </w:r>
           </w:p>
         </w:tc>
@@ -2878,7 +2878,7 @@
                 <w:b/>
                 <w:sz w:val="25"/>
               </w:rPr>
-              <w:t>09/24(四)</w:t>
+              <w:t>09/25(五)</w:t>
             </w:r>
           </w:p>
         </w:tc>
@@ -2902,7 +2902,7 @@
                 <w:b/>
                 <w:sz w:val="25"/>
               </w:rPr>
-              <w:t>5  2  3  3</w:t>
+              <w:t>7  7  9  8</w:t>
             </w:r>
           </w:p>
         </w:tc>
@@ -2930,7 +2930,7 @@
                 <w:b/>
                 <w:sz w:val="25"/>
               </w:rPr>
-              <w:t>09/25(五)</w:t>
+              <w:t>09/26(六)</w:t>
             </w:r>
           </w:p>
         </w:tc>
@@ -2953,7 +2953,7 @@
                 <w:b/>
                 <w:sz w:val="25"/>
               </w:rPr>
-              <w:t>7  7  9  8</w:t>
+              <w:t>1  4  7  7</w:t>
             </w:r>
           </w:p>
         </w:tc>
@@ -2981,7 +2981,7 @@
                 <w:b/>
                 <w:sz w:val="25"/>
               </w:rPr>
-              <w:t>09/26(六)</w:t>
+              <w:t>09/28(一)</w:t>
             </w:r>
           </w:p>
         </w:tc>
@@ -3004,7 +3004,7 @@
                 <w:b/>
                 <w:sz w:val="25"/>
               </w:rPr>
-              <w:t>1  4  7  7</w:t>
+              <w:t>9  2  0  9</w:t>
             </w:r>
           </w:p>
         </w:tc>
@@ -3032,7 +3032,7 @@
                 <w:b/>
                 <w:sz w:val="25"/>
               </w:rPr>
-              <w:t>09/28(一)</w:t>
+              <w:t>09/29(二)</w:t>
             </w:r>
           </w:p>
         </w:tc>
@@ -3055,7 +3055,7 @@
                 <w:b/>
                 <w:sz w:val="25"/>
               </w:rPr>
-              <w:t>9  2  0  9</w:t>
+              <w:t>2  9  4  6</w:t>
             </w:r>
           </w:p>
         </w:tc>
@@ -3083,7 +3083,7 @@
                 <w:b/>
                 <w:sz w:val="25"/>
               </w:rPr>
-              <w:t>09/29(二)</w:t>
+              <w:t>09/30(三)</w:t>
             </w:r>
           </w:p>
         </w:tc>
@@ -3106,7 +3106,7 @@
                 <w:b/>
                 <w:sz w:val="25"/>
               </w:rPr>
-              <w:t>2  9  4  6</w:t>
+              <w:t>4  4  1  3</w:t>
             </w:r>
           </w:p>
         </w:tc>
@@ -3134,7 +3134,7 @@
                 <w:b/>
                 <w:sz w:val="25"/>
               </w:rPr>
-              <w:t>09/30(三)</w:t>
+              <w:t>10/01(四)</w:t>
             </w:r>
           </w:p>
         </w:tc>
@@ -3157,7 +3157,7 @@
                 <w:b/>
                 <w:sz w:val="25"/>
               </w:rPr>
-              <w:t>4  4  1  3</w:t>
+              <w:t>5  2  3  9</w:t>
             </w:r>
           </w:p>
         </w:tc>
@@ -3185,7 +3185,7 @@
                 <w:b/>
                 <w:sz w:val="25"/>
               </w:rPr>
-              <w:t>10/01(四)</w:t>
+              <w:t>10/02(五)</w:t>
             </w:r>
           </w:p>
         </w:tc>
@@ -3208,7 +3208,7 @@
                 <w:b/>
                 <w:sz w:val="25"/>
               </w:rPr>
-              <w:t>5  2  3  9</w:t>
+              <w:t>5  9  7  8</w:t>
             </w:r>
           </w:p>
         </w:tc>
@@ -3236,7 +3236,7 @@
                 <w:b/>
                 <w:sz w:val="25"/>
               </w:rPr>
-              <w:t>10/02(五)</w:t>
+              <w:t>10/03(六)</w:t>
             </w:r>
           </w:p>
         </w:tc>
@@ -3259,7 +3259,7 @@
                 <w:b/>
                 <w:sz w:val="25"/>
               </w:rPr>
-              <w:t>5  9  7  8</w:t>
+              <w:t>1  7  2  0</w:t>
             </w:r>
           </w:p>
         </w:tc>
@@ -3287,7 +3287,7 @@
                 <w:b/>
                 <w:sz w:val="25"/>
               </w:rPr>
-              <w:t>10/03(六)</w:t>
+              <w:t>10/05(一)</w:t>
             </w:r>
           </w:p>
         </w:tc>
@@ -3310,7 +3310,7 @@
                 <w:b/>
                 <w:sz w:val="25"/>
               </w:rPr>
-              <w:t>1  7  2  0</w:t>
+              <w:t>1  3  0  8</w:t>
             </w:r>
           </w:p>
         </w:tc>
@@ -3338,7 +3338,7 @@
                 <w:b/>
                 <w:sz w:val="25"/>
               </w:rPr>
-              <w:t>10/05(一)</w:t>
+              <w:t>10/06(二)</w:t>
             </w:r>
           </w:p>
         </w:tc>
@@ -3361,7 +3361,7 @@
                 <w:b/>
                 <w:sz w:val="25"/>
               </w:rPr>
-              <w:t>1  3  0  8</w:t>
+              <w:t>8  5  9  1</w:t>
             </w:r>
           </w:p>
         </w:tc>
@@ -3586,7 +3586,7 @@
                 <w:b/>
                 <w:sz w:val="25"/>
               </w:rPr>
-              <w:t>115000084</w:t>
+              <w:t>115000085</w:t>
             </w:r>
           </w:p>
         </w:tc>
@@ -3610,7 +3610,7 @@
                 <w:b/>
                 <w:sz w:val="25"/>
               </w:rPr>
-              <w:t>115.09.01</w:t>
+              <w:t>115.09.04</w:t>
             </w:r>
           </w:p>
         </w:tc>
@@ -3634,7 +3634,7 @@
                 <w:b/>
                 <w:sz w:val="25"/>
               </w:rPr>
-              <w:t>10  16  19  26  29  48</w:t>
+              <w:t>03  13  17  18  27  37</w:t>
             </w:r>
           </w:p>
         </w:tc>
@@ -3658,7 +3658,7 @@
                 <w:b/>
                 <w:sz w:val="25"/>
               </w:rPr>
-              <w:t>30</w:t>
+              <w:t>19</w:t>
             </w:r>
           </w:p>
         </w:tc>
@@ -3687,7 +3687,7 @@
                 <w:b/>
                 <w:sz w:val="25"/>
               </w:rPr>
-              <w:t>115000085</w:t>
+              <w:t>115000086</w:t>
             </w:r>
           </w:p>
         </w:tc>
@@ -3711,7 +3711,7 @@
                 <w:b/>
                 <w:sz w:val="25"/>
               </w:rPr>
-              <w:t>115.09.04</w:t>
+              <w:t>115.09.08</w:t>
             </w:r>
           </w:p>
         </w:tc>
@@ -3735,7 +3735,7 @@
                 <w:b/>
                 <w:sz w:val="25"/>
               </w:rPr>
-              <w:t>03  13  17  18  27  37</w:t>
+              <w:t>03  15  28  35  47  49</w:t>
             </w:r>
           </w:p>
         </w:tc>
@@ -3759,7 +3759,7 @@
                 <w:b/>
                 <w:sz w:val="25"/>
               </w:rPr>
-              <w:t>19</w:t>
+              <w:t>27</w:t>
             </w:r>
           </w:p>
         </w:tc>
@@ -3788,7 +3788,7 @@
                 <w:b/>
                 <w:sz w:val="25"/>
               </w:rPr>
-              <w:t>115000086</w:t>
+              <w:t>115000087</w:t>
             </w:r>
           </w:p>
         </w:tc>
@@ -3812,7 +3812,7 @@
                 <w:b/>
                 <w:sz w:val="25"/>
               </w:rPr>
-              <w:t>115.09.08</w:t>
+              <w:t>115.09.11</w:t>
             </w:r>
           </w:p>
         </w:tc>
@@ -3836,7 +3836,7 @@
                 <w:b/>
                 <w:sz w:val="25"/>
               </w:rPr>
-              <w:t>03  15  28  35  47  49</w:t>
+              <w:t>12  15  19  27  43  48</w:t>
             </w:r>
           </w:p>
         </w:tc>
@@ -3860,7 +3860,7 @@
                 <w:b/>
                 <w:sz w:val="25"/>
               </w:rPr>
-              <w:t>27</w:t>
+              <w:t>25</w:t>
             </w:r>
           </w:p>
         </w:tc>
@@ -3889,7 +3889,7 @@
                 <w:b/>
                 <w:sz w:val="25"/>
               </w:rPr>
-              <w:t>115000087</w:t>
+              <w:t>115000088</w:t>
             </w:r>
           </w:p>
         </w:tc>
@@ -3913,7 +3913,7 @@
                 <w:b/>
                 <w:sz w:val="25"/>
               </w:rPr>
-              <w:t>115.09.11</w:t>
+              <w:t>115.09.15</w:t>
             </w:r>
           </w:p>
         </w:tc>
@@ -3937,7 +3937,7 @@
                 <w:b/>
                 <w:sz w:val="25"/>
               </w:rPr>
-              <w:t>12  15  19  27  43  48</w:t>
+              <w:t>02  03  18  21  22  39</w:t>
             </w:r>
           </w:p>
         </w:tc>
@@ -3961,7 +3961,7 @@
                 <w:b/>
                 <w:sz w:val="25"/>
               </w:rPr>
-              <w:t>25</w:t>
+              <w:t>07</w:t>
             </w:r>
           </w:p>
         </w:tc>
@@ -3990,7 +3990,7 @@
                 <w:b/>
                 <w:sz w:val="25"/>
               </w:rPr>
-              <w:t>115000088</w:t>
+              <w:t>115000089</w:t>
             </w:r>
           </w:p>
         </w:tc>
@@ -4014,7 +4014,7 @@
                 <w:b/>
                 <w:sz w:val="25"/>
               </w:rPr>
-              <w:t>115.09.15</w:t>
+              <w:t>115.09.18</w:t>
             </w:r>
           </w:p>
         </w:tc>
@@ -4038,7 +4038,7 @@
                 <w:b/>
                 <w:sz w:val="25"/>
               </w:rPr>
-              <w:t>02  03  18  21  22  39</w:t>
+              <w:t>01  06  14  21  31  35</w:t>
             </w:r>
           </w:p>
         </w:tc>
@@ -4062,7 +4062,7 @@
                 <w:b/>
                 <w:sz w:val="25"/>
               </w:rPr>
-              <w:t>07</w:t>
+              <w:t>16</w:t>
             </w:r>
           </w:p>
         </w:tc>
@@ -4091,7 +4091,7 @@
                 <w:b/>
                 <w:sz w:val="25"/>
               </w:rPr>
-              <w:t>115000089</w:t>
+              <w:t>115000090</w:t>
             </w:r>
           </w:p>
         </w:tc>
@@ -4115,7 +4115,7 @@
                 <w:b/>
                 <w:sz w:val="25"/>
               </w:rPr>
-              <w:t>115.09.18</w:t>
+              <w:t>115.09.22</w:t>
             </w:r>
           </w:p>
         </w:tc>
@@ -4139,7 +4139,7 @@
                 <w:b/>
                 <w:sz w:val="25"/>
               </w:rPr>
-              <w:t>01  06  14  21  31  35</w:t>
+              <w:t>14  15  18  30  35  45</w:t>
             </w:r>
           </w:p>
         </w:tc>
@@ -4163,7 +4163,7 @@
                 <w:b/>
                 <w:sz w:val="25"/>
               </w:rPr>
-              <w:t>16</w:t>
+              <w:t>10</w:t>
             </w:r>
           </w:p>
         </w:tc>
@@ -4192,7 +4192,7 @@
                 <w:b/>
                 <w:sz w:val="25"/>
               </w:rPr>
-              <w:t>115000090</w:t>
+              <w:t>115000091</w:t>
             </w:r>
           </w:p>
         </w:tc>
@@ -4216,7 +4216,7 @@
                 <w:b/>
                 <w:sz w:val="25"/>
               </w:rPr>
-              <w:t>115.09.22</w:t>
+              <w:t>115.09.25</w:t>
             </w:r>
           </w:p>
         </w:tc>
@@ -4240,7 +4240,7 @@
                 <w:b/>
                 <w:sz w:val="25"/>
               </w:rPr>
-              <w:t>14  15  18  30  35  45</w:t>
+              <w:t>05  13  24  25  28  33</w:t>
             </w:r>
           </w:p>
         </w:tc>
@@ -4264,7 +4264,7 @@
                 <w:b/>
                 <w:sz w:val="25"/>
               </w:rPr>
-              <w:t>10</w:t>
+              <w:t>40</w:t>
             </w:r>
           </w:p>
         </w:tc>
@@ -4293,7 +4293,7 @@
                 <w:b/>
                 <w:sz w:val="25"/>
               </w:rPr>
-              <w:t>115000091</w:t>
+              <w:t>115000092</w:t>
             </w:r>
           </w:p>
         </w:tc>
@@ -4317,7 +4317,7 @@
                 <w:b/>
                 <w:sz w:val="25"/>
               </w:rPr>
-              <w:t>115.09.25</w:t>
+              <w:t>115.09.29</w:t>
             </w:r>
           </w:p>
         </w:tc>
@@ -4341,7 +4341,7 @@
                 <w:b/>
                 <w:sz w:val="25"/>
               </w:rPr>
-              <w:t>05  13  24  25  28  33</w:t>
+              <w:t>01  02  04  13  30  38</w:t>
             </w:r>
           </w:p>
         </w:tc>
@@ -4365,7 +4365,7 @@
                 <w:b/>
                 <w:sz w:val="25"/>
               </w:rPr>
-              <w:t>40</w:t>
+              <w:t>27</w:t>
             </w:r>
           </w:p>
         </w:tc>
@@ -4394,7 +4394,7 @@
                 <w:b/>
                 <w:sz w:val="25"/>
               </w:rPr>
-              <w:t>115000092</w:t>
+              <w:t>115000093</w:t>
             </w:r>
           </w:p>
         </w:tc>
@@ -4418,7 +4418,7 @@
                 <w:b/>
                 <w:sz w:val="25"/>
               </w:rPr>
-              <w:t>115.09.29</w:t>
+              <w:t>115.10.02</w:t>
             </w:r>
           </w:p>
         </w:tc>
@@ -4442,7 +4442,7 @@
                 <w:b/>
                 <w:sz w:val="25"/>
               </w:rPr>
-              <w:t>01  02  04  13  30  38</w:t>
+              <w:t>04  14  20  26  40  47</w:t>
             </w:r>
           </w:p>
         </w:tc>
@@ -4466,7 +4466,7 @@
                 <w:b/>
                 <w:sz w:val="25"/>
               </w:rPr>
-              <w:t>27</w:t>
+              <w:t>42</w:t>
             </w:r>
           </w:p>
         </w:tc>
@@ -4495,7 +4495,7 @@
                 <w:b/>
                 <w:sz w:val="25"/>
               </w:rPr>
-              <w:t>115000093</w:t>
+              <w:t>115000094</w:t>
             </w:r>
           </w:p>
         </w:tc>
@@ -4519,7 +4519,7 @@
                 <w:b/>
                 <w:sz w:val="25"/>
               </w:rPr>
-              <w:t>115.10.02</w:t>
+              <w:t>115.10.06</w:t>
             </w:r>
           </w:p>
         </w:tc>
@@ -4543,7 +4543,7 @@
                 <w:b/>
                 <w:sz w:val="25"/>
               </w:rPr>
-              <w:t>04  14  20  26  40  47</w:t>
+              <w:t>04  06  20  32  36  39</w:t>
             </w:r>
           </w:p>
         </w:tc>
@@ -4567,7 +4567,7 @@
                 <w:b/>
                 <w:sz w:val="25"/>
               </w:rPr>
-              <w:t>42</w:t>
+              <w:t>23</w:t>
             </w:r>
           </w:p>
         </w:tc>

--- a/最新開獎紀錄.docx
+++ b/最新開獎紀錄.docx
@@ -173,7 +173,7 @@
                 <w:b/>
                 <w:sz w:val="25"/>
               </w:rPr>
-              <w:t>115000233</w:t>
+              <w:t>115000234</w:t>
             </w:r>
           </w:p>
         </w:tc>
@@ -197,7 +197,7 @@
                 <w:b/>
                 <w:sz w:val="25"/>
               </w:rPr>
-              <w:t>115.09.25</w:t>
+              <w:t>115.09.26</w:t>
             </w:r>
           </w:p>
         </w:tc>
@@ -221,7 +221,7 @@
                 <w:b/>
                 <w:sz w:val="25"/>
               </w:rPr>
-              <w:t>06  15  20  30  33</w:t>
+              <w:t>17  18  30  34  39</w:t>
             </w:r>
           </w:p>
         </w:tc>
@@ -250,7 +250,7 @@
                 <w:b/>
                 <w:sz w:val="25"/>
               </w:rPr>
-              <w:t>115000234</w:t>
+              <w:t>115000235</w:t>
             </w:r>
           </w:p>
         </w:tc>
@@ -274,7 +274,7 @@
                 <w:b/>
                 <w:sz w:val="25"/>
               </w:rPr>
-              <w:t>115.09.26</w:t>
+              <w:t>115.09.28</w:t>
             </w:r>
           </w:p>
         </w:tc>
@@ -298,7 +298,7 @@
                 <w:b/>
                 <w:sz w:val="25"/>
               </w:rPr>
-              <w:t>17  18  30  34  39</w:t>
+              <w:t>13  19  21  27  32</w:t>
             </w:r>
           </w:p>
         </w:tc>
@@ -327,7 +327,7 @@
                 <w:b/>
                 <w:sz w:val="25"/>
               </w:rPr>
-              <w:t>115000235</w:t>
+              <w:t>115000236</w:t>
             </w:r>
           </w:p>
         </w:tc>
@@ -351,7 +351,7 @@
                 <w:b/>
                 <w:sz w:val="25"/>
               </w:rPr>
-              <w:t>115.09.28</w:t>
+              <w:t>115.09.29</w:t>
             </w:r>
           </w:p>
         </w:tc>
@@ -375,7 +375,7 @@
                 <w:b/>
                 <w:sz w:val="25"/>
               </w:rPr>
-              <w:t>13  19  21  27  32</w:t>
+              <w:t>06  13  17  26  28</w:t>
             </w:r>
           </w:p>
         </w:tc>
@@ -404,7 +404,7 @@
                 <w:b/>
                 <w:sz w:val="25"/>
               </w:rPr>
-              <w:t>115000236</w:t>
+              <w:t>115000237</w:t>
             </w:r>
           </w:p>
         </w:tc>
@@ -428,7 +428,7 @@
                 <w:b/>
                 <w:sz w:val="25"/>
               </w:rPr>
-              <w:t>115.09.29</w:t>
+              <w:t>115.09.30</w:t>
             </w:r>
           </w:p>
         </w:tc>
@@ -452,7 +452,7 @@
                 <w:b/>
                 <w:sz w:val="25"/>
               </w:rPr>
-              <w:t>06  13  17  26  28</w:t>
+              <w:t>02  07  09  14  33</w:t>
             </w:r>
           </w:p>
         </w:tc>
@@ -481,7 +481,7 @@
                 <w:b/>
                 <w:sz w:val="25"/>
               </w:rPr>
-              <w:t>115000237</w:t>
+              <w:t>115000238</w:t>
             </w:r>
           </w:p>
         </w:tc>
@@ -505,7 +505,7 @@
                 <w:b/>
                 <w:sz w:val="25"/>
               </w:rPr>
-              <w:t>115.09.30</w:t>
+              <w:t>115.10.01</w:t>
             </w:r>
           </w:p>
         </w:tc>
@@ -529,7 +529,7 @@
                 <w:b/>
                 <w:sz w:val="25"/>
               </w:rPr>
-              <w:t>02  07  09  14  33</w:t>
+              <w:t>01  03  16  28  38</w:t>
             </w:r>
           </w:p>
         </w:tc>
@@ -558,7 +558,7 @@
                 <w:b/>
                 <w:sz w:val="25"/>
               </w:rPr>
-              <w:t>115000238</w:t>
+              <w:t>115000239</w:t>
             </w:r>
           </w:p>
         </w:tc>
@@ -582,7 +582,7 @@
                 <w:b/>
                 <w:sz w:val="25"/>
               </w:rPr>
-              <w:t>115.10.01</w:t>
+              <w:t>115.10.02</w:t>
             </w:r>
           </w:p>
         </w:tc>
@@ -606,7 +606,7 @@
                 <w:b/>
                 <w:sz w:val="25"/>
               </w:rPr>
-              <w:t>01  03  16  28  38</w:t>
+              <w:t>13  24  30  34  38</w:t>
             </w:r>
           </w:p>
         </w:tc>
@@ -635,7 +635,7 @@
                 <w:b/>
                 <w:sz w:val="25"/>
               </w:rPr>
-              <w:t>115000239</w:t>
+              <w:t>115000240</w:t>
             </w:r>
           </w:p>
         </w:tc>
@@ -659,7 +659,7 @@
                 <w:b/>
                 <w:sz w:val="25"/>
               </w:rPr>
-              <w:t>115.10.02</w:t>
+              <w:t>115.10.03</w:t>
             </w:r>
           </w:p>
         </w:tc>
@@ -683,7 +683,7 @@
                 <w:b/>
                 <w:sz w:val="25"/>
               </w:rPr>
-              <w:t>13  24  30  34  38</w:t>
+              <w:t>05  28  29  33  38</w:t>
             </w:r>
           </w:p>
         </w:tc>
@@ -712,7 +712,7 @@
                 <w:b/>
                 <w:sz w:val="25"/>
               </w:rPr>
-              <w:t>115000240</w:t>
+              <w:t>115000241</w:t>
             </w:r>
           </w:p>
         </w:tc>
@@ -736,7 +736,7 @@
                 <w:b/>
                 <w:sz w:val="25"/>
               </w:rPr>
-              <w:t>115.10.03</w:t>
+              <w:t>115.10.05</w:t>
             </w:r>
           </w:p>
         </w:tc>
@@ -760,7 +760,7 @@
                 <w:b/>
                 <w:sz w:val="25"/>
               </w:rPr>
-              <w:t>05  28  29  33  38</w:t>
+              <w:t>02  05  08  16  31</w:t>
             </w:r>
           </w:p>
         </w:tc>
@@ -789,7 +789,7 @@
                 <w:b/>
                 <w:sz w:val="25"/>
               </w:rPr>
-              <w:t>115000241</w:t>
+              <w:t>115000242</w:t>
             </w:r>
           </w:p>
         </w:tc>
@@ -813,7 +813,7 @@
                 <w:b/>
                 <w:sz w:val="25"/>
               </w:rPr>
-              <w:t>115.10.05</w:t>
+              <w:t>115.10.06</w:t>
             </w:r>
           </w:p>
         </w:tc>
@@ -837,7 +837,7 @@
                 <w:b/>
                 <w:sz w:val="25"/>
               </w:rPr>
-              <w:t>02  05  08  16  31</w:t>
+              <w:t>14  25  26  29  33</w:t>
             </w:r>
           </w:p>
         </w:tc>
@@ -866,7 +866,7 @@
                 <w:b/>
                 <w:sz w:val="25"/>
               </w:rPr>
-              <w:t>115000242</w:t>
+              <w:t>115000243</w:t>
             </w:r>
           </w:p>
         </w:tc>
@@ -890,7 +890,7 @@
                 <w:b/>
                 <w:sz w:val="25"/>
               </w:rPr>
-              <w:t>115.10.06</w:t>
+              <w:t>115.10.07</w:t>
             </w:r>
           </w:p>
         </w:tc>
@@ -914,7 +914,7 @@
                 <w:b/>
                 <w:sz w:val="25"/>
               </w:rPr>
-              <w:t>14  25  26  29  33</w:t>
+              <w:t>05  11  14  18  19</w:t>
             </w:r>
           </w:p>
         </w:tc>
@@ -1045,7 +1045,7 @@
                 <w:b/>
                 <w:sz w:val="25"/>
               </w:rPr>
-              <w:t>09/25(五)</w:t>
+              <w:t>09/26(六)</w:t>
             </w:r>
           </w:p>
         </w:tc>
@@ -1069,7 +1069,7 @@
                 <w:b/>
                 <w:sz w:val="25"/>
               </w:rPr>
-              <w:t>3  2  9</w:t>
+              <w:t>3  5  9</w:t>
             </w:r>
           </w:p>
         </w:tc>
@@ -1097,7 +1097,7 @@
                 <w:b/>
                 <w:sz w:val="25"/>
               </w:rPr>
-              <w:t>09/26(六)</w:t>
+              <w:t>09/28(一)</w:t>
             </w:r>
           </w:p>
         </w:tc>
@@ -1120,7 +1120,7 @@
                 <w:b/>
                 <w:sz w:val="25"/>
               </w:rPr>
-              <w:t>3  5  9</w:t>
+              <w:t>3  3  8</w:t>
             </w:r>
           </w:p>
         </w:tc>
@@ -1148,7 +1148,7 @@
                 <w:b/>
                 <w:sz w:val="25"/>
               </w:rPr>
-              <w:t>09/28(一)</w:t>
+              <w:t>09/29(二)</w:t>
             </w:r>
           </w:p>
         </w:tc>
@@ -1171,7 +1171,7 @@
                 <w:b/>
                 <w:sz w:val="25"/>
               </w:rPr>
-              <w:t>3  3  8</w:t>
+              <w:t>8  9  1</w:t>
             </w:r>
           </w:p>
         </w:tc>
@@ -1199,7 +1199,7 @@
                 <w:b/>
                 <w:sz w:val="25"/>
               </w:rPr>
-              <w:t>09/29(二)</w:t>
+              <w:t>09/30(三)</w:t>
             </w:r>
           </w:p>
         </w:tc>
@@ -1222,7 +1222,7 @@
                 <w:b/>
                 <w:sz w:val="25"/>
               </w:rPr>
-              <w:t>8  9  1</w:t>
+              <w:t>5  5  7</w:t>
             </w:r>
           </w:p>
         </w:tc>
@@ -1250,7 +1250,7 @@
                 <w:b/>
                 <w:sz w:val="25"/>
               </w:rPr>
-              <w:t>09/30(三)</w:t>
+              <w:t>10/01(四)</w:t>
             </w:r>
           </w:p>
         </w:tc>
@@ -1273,7 +1273,7 @@
                 <w:b/>
                 <w:sz w:val="25"/>
               </w:rPr>
-              <w:t>5  5  7</w:t>
+              <w:t>5  4  7</w:t>
             </w:r>
           </w:p>
         </w:tc>
@@ -1301,7 +1301,7 @@
                 <w:b/>
                 <w:sz w:val="25"/>
               </w:rPr>
-              <w:t>10/01(四)</w:t>
+              <w:t>10/02(五)</w:t>
             </w:r>
           </w:p>
         </w:tc>
@@ -1324,7 +1324,7 @@
                 <w:b/>
                 <w:sz w:val="25"/>
               </w:rPr>
-              <w:t>5  4  7</w:t>
+              <w:t>1  6  0</w:t>
             </w:r>
           </w:p>
         </w:tc>
@@ -1352,7 +1352,7 @@
                 <w:b/>
                 <w:sz w:val="25"/>
               </w:rPr>
-              <w:t>10/02(五)</w:t>
+              <w:t>10/03(六)</w:t>
             </w:r>
           </w:p>
         </w:tc>
@@ -1375,7 +1375,7 @@
                 <w:b/>
                 <w:sz w:val="25"/>
               </w:rPr>
-              <w:t>1  6  0</w:t>
+              <w:t>3  3  2</w:t>
             </w:r>
           </w:p>
         </w:tc>
@@ -1403,7 +1403,7 @@
                 <w:b/>
                 <w:sz w:val="25"/>
               </w:rPr>
-              <w:t>10/03(六)</w:t>
+              <w:t>10/05(一)</w:t>
             </w:r>
           </w:p>
         </w:tc>
@@ -1426,7 +1426,7 @@
                 <w:b/>
                 <w:sz w:val="25"/>
               </w:rPr>
-              <w:t>3  3  2</w:t>
+              <w:t>7  9  0</w:t>
             </w:r>
           </w:p>
         </w:tc>
@@ -1454,7 +1454,7 @@
                 <w:b/>
                 <w:sz w:val="25"/>
               </w:rPr>
-              <w:t>10/05(一)</w:t>
+              <w:t>10/06(二)</w:t>
             </w:r>
           </w:p>
         </w:tc>
@@ -1477,7 +1477,7 @@
                 <w:b/>
                 <w:sz w:val="25"/>
               </w:rPr>
-              <w:t>7  9  0</w:t>
+              <w:t>2  5  7</w:t>
             </w:r>
           </w:p>
         </w:tc>
@@ -1505,7 +1505,7 @@
                 <w:b/>
                 <w:sz w:val="25"/>
               </w:rPr>
-              <w:t>10/06(二)</w:t>
+              <w:t>10/07(三)</w:t>
             </w:r>
           </w:p>
         </w:tc>
@@ -1528,7 +1528,7 @@
                 <w:b/>
                 <w:sz w:val="25"/>
               </w:rPr>
-              <w:t>2  5  7</w:t>
+              <w:t>4  8  1</w:t>
             </w:r>
           </w:p>
         </w:tc>
@@ -2878,7 +2878,7 @@
                 <w:b/>
                 <w:sz w:val="25"/>
               </w:rPr>
-              <w:t>09/25(五)</w:t>
+              <w:t>09/26(六)</w:t>
             </w:r>
           </w:p>
         </w:tc>
@@ -2902,7 +2902,7 @@
                 <w:b/>
                 <w:sz w:val="25"/>
               </w:rPr>
-              <w:t>7  7  9  8</w:t>
+              <w:t>1  4  7  7</w:t>
             </w:r>
           </w:p>
         </w:tc>
@@ -2930,7 +2930,7 @@
                 <w:b/>
                 <w:sz w:val="25"/>
               </w:rPr>
-              <w:t>09/26(六)</w:t>
+              <w:t>09/28(一)</w:t>
             </w:r>
           </w:p>
         </w:tc>
@@ -2953,7 +2953,7 @@
                 <w:b/>
                 <w:sz w:val="25"/>
               </w:rPr>
-              <w:t>1  4  7  7</w:t>
+              <w:t>9  2  0  9</w:t>
             </w:r>
           </w:p>
         </w:tc>
@@ -2981,7 +2981,7 @@
                 <w:b/>
                 <w:sz w:val="25"/>
               </w:rPr>
-              <w:t>09/28(一)</w:t>
+              <w:t>09/29(二)</w:t>
             </w:r>
           </w:p>
         </w:tc>
@@ -3004,7 +3004,7 @@
                 <w:b/>
                 <w:sz w:val="25"/>
               </w:rPr>
-              <w:t>9  2  0  9</w:t>
+              <w:t>2  9  4  6</w:t>
             </w:r>
           </w:p>
         </w:tc>
@@ -3032,7 +3032,7 @@
                 <w:b/>
                 <w:sz w:val="25"/>
               </w:rPr>
-              <w:t>09/29(二)</w:t>
+              <w:t>09/30(三)</w:t>
             </w:r>
           </w:p>
         </w:tc>
@@ -3055,7 +3055,7 @@
                 <w:b/>
                 <w:sz w:val="25"/>
               </w:rPr>
-              <w:t>2  9  4  6</w:t>
+              <w:t>4  4  1  3</w:t>
             </w:r>
           </w:p>
         </w:tc>
@@ -3083,7 +3083,7 @@
                 <w:b/>
                 <w:sz w:val="25"/>
               </w:rPr>
-              <w:t>09/30(三)</w:t>
+              <w:t>10/01(四)</w:t>
             </w:r>
           </w:p>
         </w:tc>
@@ -3106,7 +3106,7 @@
                 <w:b/>
                 <w:sz w:val="25"/>
               </w:rPr>
-              <w:t>4  4  1  3</w:t>
+              <w:t>5  2  3  9</w:t>
             </w:r>
           </w:p>
         </w:tc>
@@ -3134,7 +3134,7 @@
                 <w:b/>
                 <w:sz w:val="25"/>
               </w:rPr>
-              <w:t>10/01(四)</w:t>
+              <w:t>10/02(五)</w:t>
             </w:r>
           </w:p>
         </w:tc>
@@ -3157,7 +3157,7 @@
                 <w:b/>
                 <w:sz w:val="25"/>
               </w:rPr>
-              <w:t>5  2  3  9</w:t>
+              <w:t>5  9  7  8</w:t>
             </w:r>
           </w:p>
         </w:tc>
@@ -3185,7 +3185,7 @@
                 <w:b/>
                 <w:sz w:val="25"/>
               </w:rPr>
-              <w:t>10/02(五)</w:t>
+              <w:t>10/03(六)</w:t>
             </w:r>
           </w:p>
         </w:tc>
@@ -3208,7 +3208,7 @@
                 <w:b/>
                 <w:sz w:val="25"/>
               </w:rPr>
-              <w:t>5  9  7  8</w:t>
+              <w:t>1  7  2  0</w:t>
             </w:r>
           </w:p>
         </w:tc>
@@ -3236,7 +3236,7 @@
                 <w:b/>
                 <w:sz w:val="25"/>
               </w:rPr>
-              <w:t>10/03(六)</w:t>
+              <w:t>10/05(一)</w:t>
             </w:r>
           </w:p>
         </w:tc>
@@ -3259,7 +3259,7 @@
                 <w:b/>
                 <w:sz w:val="25"/>
               </w:rPr>
-              <w:t>1  7  2  0</w:t>
+              <w:t>1  3  0  8</w:t>
             </w:r>
           </w:p>
         </w:tc>
@@ -3287,7 +3287,7 @@
                 <w:b/>
                 <w:sz w:val="25"/>
               </w:rPr>
-              <w:t>10/05(一)</w:t>
+              <w:t>10/06(二)</w:t>
             </w:r>
           </w:p>
         </w:tc>
@@ -3310,7 +3310,7 @@
                 <w:b/>
                 <w:sz w:val="25"/>
               </w:rPr>
-              <w:t>1  3  0  8</w:t>
+              <w:t>8  5  9  1</w:t>
             </w:r>
           </w:p>
         </w:tc>
@@ -3338,7 +3338,7 @@
                 <w:b/>
                 <w:sz w:val="25"/>
               </w:rPr>
-              <w:t>10/06(二)</w:t>
+              <w:t>10/07(三)</w:t>
             </w:r>
           </w:p>
         </w:tc>
@@ -3361,7 +3361,7 @@
                 <w:b/>
                 <w:sz w:val="25"/>
               </w:rPr>
-              <w:t>8  5  9  1</w:t>
+              <w:t>6  4  6  2</w:t>
             </w:r>
           </w:p>
         </w:tc>

--- a/最新開獎紀錄.docx
+++ b/最新開獎紀錄.docx
@@ -173,7 +173,7 @@
                 <w:b/>
                 <w:sz w:val="25"/>
               </w:rPr>
-              <w:t>115000234</w:t>
+              <w:t>115000235</w:t>
             </w:r>
           </w:p>
         </w:tc>
@@ -197,7 +197,7 @@
                 <w:b/>
                 <w:sz w:val="25"/>
               </w:rPr>
-              <w:t>115.09.26</w:t>
+              <w:t>115.09.28</w:t>
             </w:r>
           </w:p>
         </w:tc>
@@ -221,7 +221,7 @@
                 <w:b/>
                 <w:sz w:val="25"/>
               </w:rPr>
-              <w:t>17  18  30  34  39</w:t>
+              <w:t>13  19  21  27  32</w:t>
             </w:r>
           </w:p>
         </w:tc>
@@ -250,7 +250,7 @@
                 <w:b/>
                 <w:sz w:val="25"/>
               </w:rPr>
-              <w:t>115000235</w:t>
+              <w:t>115000236</w:t>
             </w:r>
           </w:p>
         </w:tc>
@@ -274,7 +274,7 @@
                 <w:b/>
                 <w:sz w:val="25"/>
               </w:rPr>
-              <w:t>115.09.28</w:t>
+              <w:t>115.09.29</w:t>
             </w:r>
           </w:p>
         </w:tc>
@@ -298,7 +298,7 @@
                 <w:b/>
                 <w:sz w:val="25"/>
               </w:rPr>
-              <w:t>13  19  21  27  32</w:t>
+              <w:t>06  13  17  26  28</w:t>
             </w:r>
           </w:p>
         </w:tc>
@@ -327,7 +327,7 @@
                 <w:b/>
                 <w:sz w:val="25"/>
               </w:rPr>
-              <w:t>115000236</w:t>
+              <w:t>115000237</w:t>
             </w:r>
           </w:p>
         </w:tc>
@@ -351,7 +351,7 @@
                 <w:b/>
                 <w:sz w:val="25"/>
               </w:rPr>
-              <w:t>115.09.29</w:t>
+              <w:t>115.09.30</w:t>
             </w:r>
           </w:p>
         </w:tc>
@@ -375,7 +375,7 @@
                 <w:b/>
                 <w:sz w:val="25"/>
               </w:rPr>
-              <w:t>06  13  17  26  28</w:t>
+              <w:t>02  07  09  14  33</w:t>
             </w:r>
           </w:p>
         </w:tc>
@@ -404,7 +404,7 @@
                 <w:b/>
                 <w:sz w:val="25"/>
               </w:rPr>
-              <w:t>115000237</w:t>
+              <w:t>115000238</w:t>
             </w:r>
           </w:p>
         </w:tc>
@@ -428,7 +428,7 @@
                 <w:b/>
                 <w:sz w:val="25"/>
               </w:rPr>
-              <w:t>115.09.30</w:t>
+              <w:t>115.10.01</w:t>
             </w:r>
           </w:p>
         </w:tc>
@@ -452,7 +452,7 @@
                 <w:b/>
                 <w:sz w:val="25"/>
               </w:rPr>
-              <w:t>02  07  09  14  33</w:t>
+              <w:t>01  03  16  28  38</w:t>
             </w:r>
           </w:p>
         </w:tc>
@@ -481,7 +481,7 @@
                 <w:b/>
                 <w:sz w:val="25"/>
               </w:rPr>
-              <w:t>115000238</w:t>
+              <w:t>115000239</w:t>
             </w:r>
           </w:p>
         </w:tc>
@@ -505,7 +505,7 @@
                 <w:b/>
                 <w:sz w:val="25"/>
               </w:rPr>
-              <w:t>115.10.01</w:t>
+              <w:t>115.10.02</w:t>
             </w:r>
           </w:p>
         </w:tc>
@@ -529,7 +529,7 @@
                 <w:b/>
                 <w:sz w:val="25"/>
               </w:rPr>
-              <w:t>01  03  16  28  38</w:t>
+              <w:t>13  24  30  34  38</w:t>
             </w:r>
           </w:p>
         </w:tc>
@@ -558,7 +558,7 @@
                 <w:b/>
                 <w:sz w:val="25"/>
               </w:rPr>
-              <w:t>115000239</w:t>
+              <w:t>115000240</w:t>
             </w:r>
           </w:p>
         </w:tc>
@@ -582,7 +582,7 @@
                 <w:b/>
                 <w:sz w:val="25"/>
               </w:rPr>
-              <w:t>115.10.02</w:t>
+              <w:t>115.10.03</w:t>
             </w:r>
           </w:p>
         </w:tc>
@@ -606,7 +606,7 @@
                 <w:b/>
                 <w:sz w:val="25"/>
               </w:rPr>
-              <w:t>13  24  30  34  38</w:t>
+              <w:t>05  28  29  33  38</w:t>
             </w:r>
           </w:p>
         </w:tc>
@@ -635,7 +635,7 @@
                 <w:b/>
                 <w:sz w:val="25"/>
               </w:rPr>
-              <w:t>115000240</w:t>
+              <w:t>115000241</w:t>
             </w:r>
           </w:p>
         </w:tc>
@@ -659,7 +659,7 @@
                 <w:b/>
                 <w:sz w:val="25"/>
               </w:rPr>
-              <w:t>115.10.03</w:t>
+              <w:t>115.10.05</w:t>
             </w:r>
           </w:p>
         </w:tc>
@@ -683,7 +683,7 @@
                 <w:b/>
                 <w:sz w:val="25"/>
               </w:rPr>
-              <w:t>05  28  29  33  38</w:t>
+              <w:t>02  05  08  16  31</w:t>
             </w:r>
           </w:p>
         </w:tc>
@@ -712,7 +712,7 @@
                 <w:b/>
                 <w:sz w:val="25"/>
               </w:rPr>
-              <w:t>115000241</w:t>
+              <w:t>115000242</w:t>
             </w:r>
           </w:p>
         </w:tc>
@@ -736,7 +736,7 @@
                 <w:b/>
                 <w:sz w:val="25"/>
               </w:rPr>
-              <w:t>115.10.05</w:t>
+              <w:t>115.10.06</w:t>
             </w:r>
           </w:p>
         </w:tc>
@@ -760,7 +760,7 @@
                 <w:b/>
                 <w:sz w:val="25"/>
               </w:rPr>
-              <w:t>02  05  08  16  31</w:t>
+              <w:t>14  25  26  29  33</w:t>
             </w:r>
           </w:p>
         </w:tc>
@@ -789,7 +789,7 @@
                 <w:b/>
                 <w:sz w:val="25"/>
               </w:rPr>
-              <w:t>115000242</w:t>
+              <w:t>115000243</w:t>
             </w:r>
           </w:p>
         </w:tc>
@@ -813,7 +813,7 @@
                 <w:b/>
                 <w:sz w:val="25"/>
               </w:rPr>
-              <w:t>115.10.06</w:t>
+              <w:t>115.10.07</w:t>
             </w:r>
           </w:p>
         </w:tc>
@@ -837,7 +837,7 @@
                 <w:b/>
                 <w:sz w:val="25"/>
               </w:rPr>
-              <w:t>14  25  26  29  33</w:t>
+              <w:t>05  11  14  18  19</w:t>
             </w:r>
           </w:p>
         </w:tc>
@@ -866,7 +866,7 @@
                 <w:b/>
                 <w:sz w:val="25"/>
               </w:rPr>
-              <w:t>115000243</w:t>
+              <w:t>115000244</w:t>
             </w:r>
           </w:p>
         </w:tc>
@@ -890,7 +890,7 @@
                 <w:b/>
                 <w:sz w:val="25"/>
               </w:rPr>
-              <w:t>115.10.07</w:t>
+              <w:t>115.10.08</w:t>
             </w:r>
           </w:p>
         </w:tc>
@@ -914,7 +914,7 @@
                 <w:b/>
                 <w:sz w:val="25"/>
               </w:rPr>
-              <w:t>05  11  14  18  19</w:t>
+              <w:t>03  07  15  17  30</w:t>
             </w:r>
           </w:p>
         </w:tc>
@@ -1045,7 +1045,7 @@
                 <w:b/>
                 <w:sz w:val="25"/>
               </w:rPr>
-              <w:t>09/26(六)</w:t>
+              <w:t>09/28(一)</w:t>
             </w:r>
           </w:p>
         </w:tc>
@@ -1069,7 +1069,7 @@
                 <w:b/>
                 <w:sz w:val="25"/>
               </w:rPr>
-              <w:t>3  5  9</w:t>
+              <w:t>3  3  8</w:t>
             </w:r>
           </w:p>
         </w:tc>
@@ -1097,7 +1097,7 @@
                 <w:b/>
                 <w:sz w:val="25"/>
               </w:rPr>
-              <w:t>09/28(一)</w:t>
+              <w:t>09/29(二)</w:t>
             </w:r>
           </w:p>
         </w:tc>
@@ -1120,7 +1120,7 @@
                 <w:b/>
                 <w:sz w:val="25"/>
               </w:rPr>
-              <w:t>3  3  8</w:t>
+              <w:t>8  9  1</w:t>
             </w:r>
           </w:p>
         </w:tc>
@@ -1148,7 +1148,7 @@
                 <w:b/>
                 <w:sz w:val="25"/>
               </w:rPr>
-              <w:t>09/29(二)</w:t>
+              <w:t>09/30(三)</w:t>
             </w:r>
           </w:p>
         </w:tc>
@@ -1171,7 +1171,7 @@
                 <w:b/>
                 <w:sz w:val="25"/>
               </w:rPr>
-              <w:t>8  9  1</w:t>
+              <w:t>5  5  7</w:t>
             </w:r>
           </w:p>
         </w:tc>
@@ -1199,7 +1199,7 @@
                 <w:b/>
                 <w:sz w:val="25"/>
               </w:rPr>
-              <w:t>09/30(三)</w:t>
+              <w:t>10/01(四)</w:t>
             </w:r>
           </w:p>
         </w:tc>
@@ -1222,7 +1222,7 @@
                 <w:b/>
                 <w:sz w:val="25"/>
               </w:rPr>
-              <w:t>5  5  7</w:t>
+              <w:t>5  4  7</w:t>
             </w:r>
           </w:p>
         </w:tc>
@@ -1250,7 +1250,7 @@
                 <w:b/>
                 <w:sz w:val="25"/>
               </w:rPr>
-              <w:t>10/01(四)</w:t>
+              <w:t>10/02(五)</w:t>
             </w:r>
           </w:p>
         </w:tc>
@@ -1273,7 +1273,7 @@
                 <w:b/>
                 <w:sz w:val="25"/>
               </w:rPr>
-              <w:t>5  4  7</w:t>
+              <w:t>1  6  0</w:t>
             </w:r>
           </w:p>
         </w:tc>
@@ -1301,7 +1301,7 @@
                 <w:b/>
                 <w:sz w:val="25"/>
               </w:rPr>
-              <w:t>10/02(五)</w:t>
+              <w:t>10/03(六)</w:t>
             </w:r>
           </w:p>
         </w:tc>
@@ -1324,7 +1324,7 @@
                 <w:b/>
                 <w:sz w:val="25"/>
               </w:rPr>
-              <w:t>1  6  0</w:t>
+              <w:t>3  3  2</w:t>
             </w:r>
           </w:p>
         </w:tc>
@@ -1352,7 +1352,7 @@
                 <w:b/>
                 <w:sz w:val="25"/>
               </w:rPr>
-              <w:t>10/03(六)</w:t>
+              <w:t>10/05(一)</w:t>
             </w:r>
           </w:p>
         </w:tc>
@@ -1375,7 +1375,7 @@
                 <w:b/>
                 <w:sz w:val="25"/>
               </w:rPr>
-              <w:t>3  3  2</w:t>
+              <w:t>7  9  0</w:t>
             </w:r>
           </w:p>
         </w:tc>
@@ -1403,7 +1403,7 @@
                 <w:b/>
                 <w:sz w:val="25"/>
               </w:rPr>
-              <w:t>10/05(一)</w:t>
+              <w:t>10/06(二)</w:t>
             </w:r>
           </w:p>
         </w:tc>
@@ -1426,7 +1426,7 @@
                 <w:b/>
                 <w:sz w:val="25"/>
               </w:rPr>
-              <w:t>7  9  0</w:t>
+              <w:t>2  5  7</w:t>
             </w:r>
           </w:p>
         </w:tc>
@@ -1454,7 +1454,7 @@
                 <w:b/>
                 <w:sz w:val="25"/>
               </w:rPr>
-              <w:t>10/06(二)</w:t>
+              <w:t>10/07(三)</w:t>
             </w:r>
           </w:p>
         </w:tc>
@@ -1477,7 +1477,7 @@
                 <w:b/>
                 <w:sz w:val="25"/>
               </w:rPr>
-              <w:t>2  5  7</w:t>
+              <w:t>4  8  1</w:t>
             </w:r>
           </w:p>
         </w:tc>
@@ -1505,7 +1505,7 @@
                 <w:b/>
                 <w:sz w:val="25"/>
               </w:rPr>
-              <w:t>10/07(三)</w:t>
+              <w:t>10/08(四)</w:t>
             </w:r>
           </w:p>
         </w:tc>
@@ -1528,7 +1528,7 @@
                 <w:b/>
                 <w:sz w:val="25"/>
               </w:rPr>
-              <w:t>4  8  1</w:t>
+              <w:t>3  2  0</w:t>
             </w:r>
           </w:p>
         </w:tc>
@@ -1766,7 +1766,7 @@
                 <w:b/>
                 <w:sz w:val="25"/>
               </w:rPr>
-              <w:t>115000071</w:t>
+              <w:t>115000072</w:t>
             </w:r>
           </w:p>
         </w:tc>
@@ -1790,7 +1790,7 @@
                 <w:b/>
                 <w:sz w:val="25"/>
               </w:rPr>
-              <w:t>115.09.03</w:t>
+              <w:t>115.09.07</w:t>
             </w:r>
           </w:p>
         </w:tc>
@@ -1814,7 +1814,7 @@
                 <w:b/>
                 <w:sz w:val="25"/>
               </w:rPr>
-              <w:t>01  06  07  19  30  33</w:t>
+              <w:t>07  14  17  22  29  35</w:t>
             </w:r>
           </w:p>
         </w:tc>
@@ -1838,7 +1838,7 @@
                 <w:b/>
                 <w:sz w:val="25"/>
               </w:rPr>
-              <w:t>08</w:t>
+              <w:t>02</w:t>
             </w:r>
           </w:p>
         </w:tc>
@@ -1867,7 +1867,7 @@
                 <w:b/>
                 <w:sz w:val="25"/>
               </w:rPr>
-              <w:t>115000072</w:t>
+              <w:t>115000073</w:t>
             </w:r>
           </w:p>
         </w:tc>
@@ -1891,7 +1891,7 @@
                 <w:b/>
                 <w:sz w:val="25"/>
               </w:rPr>
-              <w:t>115.09.07</w:t>
+              <w:t>115.09.10</w:t>
             </w:r>
           </w:p>
         </w:tc>
@@ -1915,7 +1915,7 @@
                 <w:b/>
                 <w:sz w:val="25"/>
               </w:rPr>
-              <w:t>07  14  17  22  29  35</w:t>
+              <w:t>08  17  18  29  33  38</w:t>
             </w:r>
           </w:p>
         </w:tc>
@@ -1968,7 +1968,7 @@
                 <w:b/>
                 <w:sz w:val="25"/>
               </w:rPr>
-              <w:t>115000073</w:t>
+              <w:t>115000074</w:t>
             </w:r>
           </w:p>
         </w:tc>
@@ -1992,7 +1992,7 @@
                 <w:b/>
                 <w:sz w:val="25"/>
               </w:rPr>
-              <w:t>115.09.10</w:t>
+              <w:t>115.09.14</w:t>
             </w:r>
           </w:p>
         </w:tc>
@@ -2016,7 +2016,7 @@
                 <w:b/>
                 <w:sz w:val="25"/>
               </w:rPr>
-              <w:t>08  17  18  29  33  38</w:t>
+              <w:t>10  12  14  16  29  36</w:t>
             </w:r>
           </w:p>
         </w:tc>
@@ -2040,7 +2040,7 @@
                 <w:b/>
                 <w:sz w:val="25"/>
               </w:rPr>
-              <w:t>02</w:t>
+              <w:t>08</w:t>
             </w:r>
           </w:p>
         </w:tc>
@@ -2069,7 +2069,7 @@
                 <w:b/>
                 <w:sz w:val="25"/>
               </w:rPr>
-              <w:t>115000074</w:t>
+              <w:t>115000075</w:t>
             </w:r>
           </w:p>
         </w:tc>
@@ -2093,7 +2093,7 @@
                 <w:b/>
                 <w:sz w:val="25"/>
               </w:rPr>
-              <w:t>115.09.14</w:t>
+              <w:t>115.09.17</w:t>
             </w:r>
           </w:p>
         </w:tc>
@@ -2117,7 +2117,7 @@
                 <w:b/>
                 <w:sz w:val="25"/>
               </w:rPr>
-              <w:t>10  12  14  16  29  36</w:t>
+              <w:t>23  26  27  28  31  37</w:t>
             </w:r>
           </w:p>
         </w:tc>
@@ -2141,7 +2141,7 @@
                 <w:b/>
                 <w:sz w:val="25"/>
               </w:rPr>
-              <w:t>08</w:t>
+              <w:t>07</w:t>
             </w:r>
           </w:p>
         </w:tc>
@@ -2170,7 +2170,7 @@
                 <w:b/>
                 <w:sz w:val="25"/>
               </w:rPr>
-              <w:t>115000075</w:t>
+              <w:t>115000076</w:t>
             </w:r>
           </w:p>
         </w:tc>
@@ -2194,7 +2194,7 @@
                 <w:b/>
                 <w:sz w:val="25"/>
               </w:rPr>
-              <w:t>115.09.17</w:t>
+              <w:t>115.09.21</w:t>
             </w:r>
           </w:p>
         </w:tc>
@@ -2218,7 +2218,7 @@
                 <w:b/>
                 <w:sz w:val="25"/>
               </w:rPr>
-              <w:t>23  26  27  28  31  37</w:t>
+              <w:t>03  08  17  24  25  37</w:t>
             </w:r>
           </w:p>
         </w:tc>
@@ -2242,7 +2242,7 @@
                 <w:b/>
                 <w:sz w:val="25"/>
               </w:rPr>
-              <w:t>07</w:t>
+              <w:t>06</w:t>
             </w:r>
           </w:p>
         </w:tc>
@@ -2271,7 +2271,7 @@
                 <w:b/>
                 <w:sz w:val="25"/>
               </w:rPr>
-              <w:t>115000076</w:t>
+              <w:t>115000077</w:t>
             </w:r>
           </w:p>
         </w:tc>
@@ -2295,7 +2295,7 @@
                 <w:b/>
                 <w:sz w:val="25"/>
               </w:rPr>
-              <w:t>115.09.21</w:t>
+              <w:t>115.09.24</w:t>
             </w:r>
           </w:p>
         </w:tc>
@@ -2319,7 +2319,7 @@
                 <w:b/>
                 <w:sz w:val="25"/>
               </w:rPr>
-              <w:t>03  08  17  24  25  37</w:t>
+              <w:t>03  08  25  27  30  31</w:t>
             </w:r>
           </w:p>
         </w:tc>
@@ -2343,7 +2343,7 @@
                 <w:b/>
                 <w:sz w:val="25"/>
               </w:rPr>
-              <w:t>06</w:t>
+              <w:t>01</w:t>
             </w:r>
           </w:p>
         </w:tc>
@@ -2372,7 +2372,7 @@
                 <w:b/>
                 <w:sz w:val="25"/>
               </w:rPr>
-              <w:t>115000077</w:t>
+              <w:t>115000078</w:t>
             </w:r>
           </w:p>
         </w:tc>
@@ -2396,7 +2396,7 @@
                 <w:b/>
                 <w:sz w:val="25"/>
               </w:rPr>
-              <w:t>115.09.24</w:t>
+              <w:t>115.09.28</w:t>
             </w:r>
           </w:p>
         </w:tc>
@@ -2420,7 +2420,7 @@
                 <w:b/>
                 <w:sz w:val="25"/>
               </w:rPr>
-              <w:t>03  08  25  27  30  31</w:t>
+              <w:t>01  02  04  17  29  34</w:t>
             </w:r>
           </w:p>
         </w:tc>
@@ -2473,7 +2473,7 @@
                 <w:b/>
                 <w:sz w:val="25"/>
               </w:rPr>
-              <w:t>115000078</w:t>
+              <w:t>115000079</w:t>
             </w:r>
           </w:p>
         </w:tc>
@@ -2497,7 +2497,7 @@
                 <w:b/>
                 <w:sz w:val="25"/>
               </w:rPr>
-              <w:t>115.09.28</w:t>
+              <w:t>115.10.01</w:t>
             </w:r>
           </w:p>
         </w:tc>
@@ -2521,7 +2521,7 @@
                 <w:b/>
                 <w:sz w:val="25"/>
               </w:rPr>
-              <w:t>01  02  04  17  29  34</w:t>
+              <w:t>02  04  18  26  33  37</w:t>
             </w:r>
           </w:p>
         </w:tc>
@@ -2545,7 +2545,7 @@
                 <w:b/>
                 <w:sz w:val="25"/>
               </w:rPr>
-              <w:t>01</w:t>
+              <w:t>03</w:t>
             </w:r>
           </w:p>
         </w:tc>
@@ -2574,7 +2574,7 @@
                 <w:b/>
                 <w:sz w:val="25"/>
               </w:rPr>
-              <w:t>115000079</w:t>
+              <w:t>115000080</w:t>
             </w:r>
           </w:p>
         </w:tc>
@@ -2598,7 +2598,7 @@
                 <w:b/>
                 <w:sz w:val="25"/>
               </w:rPr>
-              <w:t>115.10.01</w:t>
+              <w:t>115.10.05</w:t>
             </w:r>
           </w:p>
         </w:tc>
@@ -2622,7 +2622,7 @@
                 <w:b/>
                 <w:sz w:val="25"/>
               </w:rPr>
-              <w:t>02  04  18  26  33  37</w:t>
+              <w:t>02  06  17  21  26  37</w:t>
             </w:r>
           </w:p>
         </w:tc>
@@ -2646,7 +2646,7 @@
                 <w:b/>
                 <w:sz w:val="25"/>
               </w:rPr>
-              <w:t>03</w:t>
+              <w:t>06</w:t>
             </w:r>
           </w:p>
         </w:tc>
@@ -2675,7 +2675,7 @@
                 <w:b/>
                 <w:sz w:val="25"/>
               </w:rPr>
-              <w:t>115000080</w:t>
+              <w:t>115000081</w:t>
             </w:r>
           </w:p>
         </w:tc>
@@ -2699,7 +2699,7 @@
                 <w:b/>
                 <w:sz w:val="25"/>
               </w:rPr>
-              <w:t>115.10.05</w:t>
+              <w:t>115.10.08</w:t>
             </w:r>
           </w:p>
         </w:tc>
@@ -2723,7 +2723,7 @@
                 <w:b/>
                 <w:sz w:val="25"/>
               </w:rPr>
-              <w:t>02  06  17  21  26  37</w:t>
+              <w:t>04  23  27  28  29  38</w:t>
             </w:r>
           </w:p>
         </w:tc>
@@ -2747,7 +2747,7 @@
                 <w:b/>
                 <w:sz w:val="25"/>
               </w:rPr>
-              <w:t>06</w:t>
+              <w:t>05</w:t>
             </w:r>
           </w:p>
         </w:tc>
@@ -2878,7 +2878,7 @@
                 <w:b/>
                 <w:sz w:val="25"/>
               </w:rPr>
-              <w:t>09/26(六)</w:t>
+              <w:t>09/28(一)</w:t>
             </w:r>
           </w:p>
         </w:tc>
@@ -2902,7 +2902,7 @@
                 <w:b/>
                 <w:sz w:val="25"/>
               </w:rPr>
-              <w:t>1  4  7  7</w:t>
+              <w:t>9  2  0  9</w:t>
             </w:r>
           </w:p>
         </w:tc>
@@ -2930,7 +2930,7 @@
                 <w:b/>
                 <w:sz w:val="25"/>
               </w:rPr>
-              <w:t>09/28(一)</w:t>
+              <w:t>09/29(二)</w:t>
             </w:r>
           </w:p>
         </w:tc>
@@ -2953,7 +2953,7 @@
                 <w:b/>
                 <w:sz w:val="25"/>
               </w:rPr>
-              <w:t>9  2  0  9</w:t>
+              <w:t>2  9  4  6</w:t>
             </w:r>
           </w:p>
         </w:tc>
@@ -2981,7 +2981,7 @@
                 <w:b/>
                 <w:sz w:val="25"/>
               </w:rPr>
-              <w:t>09/29(二)</w:t>
+              <w:t>09/30(三)</w:t>
             </w:r>
           </w:p>
         </w:tc>
@@ -3004,7 +3004,7 @@
                 <w:b/>
                 <w:sz w:val="25"/>
               </w:rPr>
-              <w:t>2  9  4  6</w:t>
+              <w:t>4  4  1  3</w:t>
             </w:r>
           </w:p>
         </w:tc>
@@ -3032,7 +3032,7 @@
                 <w:b/>
                 <w:sz w:val="25"/>
               </w:rPr>
-              <w:t>09/30(三)</w:t>
+              <w:t>10/01(四)</w:t>
             </w:r>
           </w:p>
         </w:tc>
@@ -3055,7 +3055,7 @@
                 <w:b/>
                 <w:sz w:val="25"/>
               </w:rPr>
-              <w:t>4  4  1  3</w:t>
+              <w:t>5  2  3  9</w:t>
             </w:r>
           </w:p>
         </w:tc>
@@ -3083,7 +3083,7 @@
                 <w:b/>
                 <w:sz w:val="25"/>
               </w:rPr>
-              <w:t>10/01(四)</w:t>
+              <w:t>10/02(五)</w:t>
             </w:r>
           </w:p>
         </w:tc>
@@ -3106,7 +3106,7 @@
                 <w:b/>
                 <w:sz w:val="25"/>
               </w:rPr>
-              <w:t>5  2  3  9</w:t>
+              <w:t>5  9  7  8</w:t>
             </w:r>
           </w:p>
         </w:tc>
@@ -3134,7 +3134,7 @@
                 <w:b/>
                 <w:sz w:val="25"/>
               </w:rPr>
-              <w:t>10/02(五)</w:t>
+              <w:t>10/03(六)</w:t>
             </w:r>
           </w:p>
         </w:tc>
@@ -3157,7 +3157,7 @@
                 <w:b/>
                 <w:sz w:val="25"/>
               </w:rPr>
-              <w:t>5  9  7  8</w:t>
+              <w:t>1  7  2  0</w:t>
             </w:r>
           </w:p>
         </w:tc>
@@ -3185,7 +3185,7 @@
                 <w:b/>
                 <w:sz w:val="25"/>
               </w:rPr>
-              <w:t>10/03(六)</w:t>
+              <w:t>10/05(一)</w:t>
             </w:r>
           </w:p>
         </w:tc>
@@ -3208,7 +3208,7 @@
                 <w:b/>
                 <w:sz w:val="25"/>
               </w:rPr>
-              <w:t>1  7  2  0</w:t>
+              <w:t>1  3  0  8</w:t>
             </w:r>
           </w:p>
         </w:tc>
@@ -3236,7 +3236,7 @@
                 <w:b/>
                 <w:sz w:val="25"/>
               </w:rPr>
-              <w:t>10/05(一)</w:t>
+              <w:t>10/06(二)</w:t>
             </w:r>
           </w:p>
         </w:tc>
@@ -3259,7 +3259,7 @@
                 <w:b/>
                 <w:sz w:val="25"/>
               </w:rPr>
-              <w:t>1  3  0  8</w:t>
+              <w:t>8  5  9  1</w:t>
             </w:r>
           </w:p>
         </w:tc>
@@ -3287,7 +3287,7 @@
                 <w:b/>
                 <w:sz w:val="25"/>
               </w:rPr>
-              <w:t>10/06(二)</w:t>
+              <w:t>10/07(三)</w:t>
             </w:r>
           </w:p>
         </w:tc>
@@ -3310,7 +3310,7 @@
                 <w:b/>
                 <w:sz w:val="25"/>
               </w:rPr>
-              <w:t>8  5  9  1</w:t>
+              <w:t>6  4  6  2</w:t>
             </w:r>
           </w:p>
         </w:tc>
@@ -3338,7 +3338,7 @@
                 <w:b/>
                 <w:sz w:val="25"/>
               </w:rPr>
-              <w:t>10/07(三)</w:t>
+              <w:t>10/08(四)</w:t>
             </w:r>
           </w:p>
         </w:tc>
@@ -3361,7 +3361,7 @@
                 <w:b/>
                 <w:sz w:val="25"/>
               </w:rPr>
-              <w:t>6  4  6  2</w:t>
+              <w:t>3  3  3  9</w:t>
             </w:r>
           </w:p>
         </w:tc>

--- a/最新開獎紀錄.docx
+++ b/最新開獎紀錄.docx
@@ -173,7 +173,7 @@
                 <w:b/>
                 <w:sz w:val="25"/>
               </w:rPr>
-              <w:t>115000235</w:t>
+              <w:t>115000236</w:t>
             </w:r>
           </w:p>
         </w:tc>
@@ -197,7 +197,7 @@
                 <w:b/>
                 <w:sz w:val="25"/>
               </w:rPr>
-              <w:t>115.09.28</w:t>
+              <w:t>115.09.29</w:t>
             </w:r>
           </w:p>
         </w:tc>
@@ -221,7 +221,7 @@
                 <w:b/>
                 <w:sz w:val="25"/>
               </w:rPr>
-              <w:t>13  19  21  27  32</w:t>
+              <w:t>06  13  17  26  28</w:t>
             </w:r>
           </w:p>
         </w:tc>
@@ -250,7 +250,7 @@
                 <w:b/>
                 <w:sz w:val="25"/>
               </w:rPr>
-              <w:t>115000236</w:t>
+              <w:t>115000237</w:t>
             </w:r>
           </w:p>
         </w:tc>
@@ -274,7 +274,7 @@
                 <w:b/>
                 <w:sz w:val="25"/>
               </w:rPr>
-              <w:t>115.09.29</w:t>
+              <w:t>115.09.30</w:t>
             </w:r>
           </w:p>
         </w:tc>
@@ -298,7 +298,7 @@
                 <w:b/>
                 <w:sz w:val="25"/>
               </w:rPr>
-              <w:t>06  13  17  26  28</w:t>
+              <w:t>02  07  09  14  33</w:t>
             </w:r>
           </w:p>
         </w:tc>
@@ -327,7 +327,7 @@
                 <w:b/>
                 <w:sz w:val="25"/>
               </w:rPr>
-              <w:t>115000237</w:t>
+              <w:t>115000238</w:t>
             </w:r>
           </w:p>
         </w:tc>
@@ -351,7 +351,7 @@
                 <w:b/>
                 <w:sz w:val="25"/>
               </w:rPr>
-              <w:t>115.09.30</w:t>
+              <w:t>115.10.01</w:t>
             </w:r>
           </w:p>
         </w:tc>
@@ -375,7 +375,7 @@
                 <w:b/>
                 <w:sz w:val="25"/>
               </w:rPr>
-              <w:t>02  07  09  14  33</w:t>
+              <w:t>01  03  16  28  38</w:t>
             </w:r>
           </w:p>
         </w:tc>
@@ -404,7 +404,7 @@
                 <w:b/>
                 <w:sz w:val="25"/>
               </w:rPr>
-              <w:t>115000238</w:t>
+              <w:t>115000239</w:t>
             </w:r>
           </w:p>
         </w:tc>
@@ -428,7 +428,7 @@
                 <w:b/>
                 <w:sz w:val="25"/>
               </w:rPr>
-              <w:t>115.10.01</w:t>
+              <w:t>115.10.02</w:t>
             </w:r>
           </w:p>
         </w:tc>
@@ -452,7 +452,7 @@
                 <w:b/>
                 <w:sz w:val="25"/>
               </w:rPr>
-              <w:t>01  03  16  28  38</w:t>
+              <w:t>13  24  30  34  38</w:t>
             </w:r>
           </w:p>
         </w:tc>
@@ -481,7 +481,7 @@
                 <w:b/>
                 <w:sz w:val="25"/>
               </w:rPr>
-              <w:t>115000239</w:t>
+              <w:t>115000240</w:t>
             </w:r>
           </w:p>
         </w:tc>
@@ -505,7 +505,7 @@
                 <w:b/>
                 <w:sz w:val="25"/>
               </w:rPr>
-              <w:t>115.10.02</w:t>
+              <w:t>115.10.03</w:t>
             </w:r>
           </w:p>
         </w:tc>
@@ -529,7 +529,7 @@
                 <w:b/>
                 <w:sz w:val="25"/>
               </w:rPr>
-              <w:t>13  24  30  34  38</w:t>
+              <w:t>05  28  29  33  38</w:t>
             </w:r>
           </w:p>
         </w:tc>
@@ -558,7 +558,7 @@
                 <w:b/>
                 <w:sz w:val="25"/>
               </w:rPr>
-              <w:t>115000240</w:t>
+              <w:t>115000241</w:t>
             </w:r>
           </w:p>
         </w:tc>
@@ -582,7 +582,7 @@
                 <w:b/>
                 <w:sz w:val="25"/>
               </w:rPr>
-              <w:t>115.10.03</w:t>
+              <w:t>115.10.05</w:t>
             </w:r>
           </w:p>
         </w:tc>
@@ -606,7 +606,7 @@
                 <w:b/>
                 <w:sz w:val="25"/>
               </w:rPr>
-              <w:t>05  28  29  33  38</w:t>
+              <w:t>02  05  08  16  31</w:t>
             </w:r>
           </w:p>
         </w:tc>
@@ -635,7 +635,7 @@
                 <w:b/>
                 <w:sz w:val="25"/>
               </w:rPr>
-              <w:t>115000241</w:t>
+              <w:t>115000242</w:t>
             </w:r>
           </w:p>
         </w:tc>
@@ -659,7 +659,7 @@
                 <w:b/>
                 <w:sz w:val="25"/>
               </w:rPr>
-              <w:t>115.10.05</w:t>
+              <w:t>115.10.06</w:t>
             </w:r>
           </w:p>
         </w:tc>
@@ -683,7 +683,7 @@
                 <w:b/>
                 <w:sz w:val="25"/>
               </w:rPr>
-              <w:t>02  05  08  16  31</w:t>
+              <w:t>14  25  26  29  33</w:t>
             </w:r>
           </w:p>
         </w:tc>
@@ -712,7 +712,7 @@
                 <w:b/>
                 <w:sz w:val="25"/>
               </w:rPr>
-              <w:t>115000242</w:t>
+              <w:t>115000243</w:t>
             </w:r>
           </w:p>
         </w:tc>
@@ -736,7 +736,7 @@
                 <w:b/>
                 <w:sz w:val="25"/>
               </w:rPr>
-              <w:t>115.10.06</w:t>
+              <w:t>115.10.07</w:t>
             </w:r>
           </w:p>
         </w:tc>
@@ -760,7 +760,7 @@
                 <w:b/>
                 <w:sz w:val="25"/>
               </w:rPr>
-              <w:t>14  25  26  29  33</w:t>
+              <w:t>05  11  14  18  19</w:t>
             </w:r>
           </w:p>
         </w:tc>
@@ -789,7 +789,7 @@
                 <w:b/>
                 <w:sz w:val="25"/>
               </w:rPr>
-              <w:t>115000243</w:t>
+              <w:t>115000244</w:t>
             </w:r>
           </w:p>
         </w:tc>
@@ -813,7 +813,7 @@
                 <w:b/>
                 <w:sz w:val="25"/>
               </w:rPr>
-              <w:t>115.10.07</w:t>
+              <w:t>115.10.08</w:t>
             </w:r>
           </w:p>
         </w:tc>
@@ -837,7 +837,7 @@
                 <w:b/>
                 <w:sz w:val="25"/>
               </w:rPr>
-              <w:t>05  11  14  18  19</w:t>
+              <w:t>03  07  15  17  30</w:t>
             </w:r>
           </w:p>
         </w:tc>
@@ -866,7 +866,7 @@
                 <w:b/>
                 <w:sz w:val="25"/>
               </w:rPr>
-              <w:t>115000244</w:t>
+              <w:t>115000245</w:t>
             </w:r>
           </w:p>
         </w:tc>
@@ -890,7 +890,7 @@
                 <w:b/>
                 <w:sz w:val="25"/>
               </w:rPr>
-              <w:t>115.10.08</w:t>
+              <w:t>115.10.09</w:t>
             </w:r>
           </w:p>
         </w:tc>
@@ -914,7 +914,7 @@
                 <w:b/>
                 <w:sz w:val="25"/>
               </w:rPr>
-              <w:t>03  07  15  17  30</w:t>
+              <w:t>20  23  25  27  31</w:t>
             </w:r>
           </w:p>
         </w:tc>
@@ -1045,7 +1045,7 @@
                 <w:b/>
                 <w:sz w:val="25"/>
               </w:rPr>
-              <w:t>09/28(一)</w:t>
+              <w:t>09/29(二)</w:t>
             </w:r>
           </w:p>
         </w:tc>
@@ -1069,7 +1069,7 @@
                 <w:b/>
                 <w:sz w:val="25"/>
               </w:rPr>
-              <w:t>3  3  8</w:t>
+              <w:t>8  9  1</w:t>
             </w:r>
           </w:p>
         </w:tc>
@@ -1097,7 +1097,7 @@
                 <w:b/>
                 <w:sz w:val="25"/>
               </w:rPr>
-              <w:t>09/29(二)</w:t>
+              <w:t>09/30(三)</w:t>
             </w:r>
           </w:p>
         </w:tc>
@@ -1120,7 +1120,7 @@
                 <w:b/>
                 <w:sz w:val="25"/>
               </w:rPr>
-              <w:t>8  9  1</w:t>
+              <w:t>5  5  7</w:t>
             </w:r>
           </w:p>
         </w:tc>
@@ -1148,7 +1148,7 @@
                 <w:b/>
                 <w:sz w:val="25"/>
               </w:rPr>
-              <w:t>09/30(三)</w:t>
+              <w:t>10/01(四)</w:t>
             </w:r>
           </w:p>
         </w:tc>
@@ -1171,7 +1171,7 @@
                 <w:b/>
                 <w:sz w:val="25"/>
               </w:rPr>
-              <w:t>5  5  7</w:t>
+              <w:t>5  4  7</w:t>
             </w:r>
           </w:p>
         </w:tc>
@@ -1199,7 +1199,7 @@
                 <w:b/>
                 <w:sz w:val="25"/>
               </w:rPr>
-              <w:t>10/01(四)</w:t>
+              <w:t>10/02(五)</w:t>
             </w:r>
           </w:p>
         </w:tc>
@@ -1222,7 +1222,7 @@
                 <w:b/>
                 <w:sz w:val="25"/>
               </w:rPr>
-              <w:t>5  4  7</w:t>
+              <w:t>1  6  0</w:t>
             </w:r>
           </w:p>
         </w:tc>
@@ -1250,7 +1250,7 @@
                 <w:b/>
                 <w:sz w:val="25"/>
               </w:rPr>
-              <w:t>10/02(五)</w:t>
+              <w:t>10/03(六)</w:t>
             </w:r>
           </w:p>
         </w:tc>
@@ -1273,7 +1273,7 @@
                 <w:b/>
                 <w:sz w:val="25"/>
               </w:rPr>
-              <w:t>1  6  0</w:t>
+              <w:t>3  3  2</w:t>
             </w:r>
           </w:p>
         </w:tc>
@@ -1301,7 +1301,7 @@
                 <w:b/>
                 <w:sz w:val="25"/>
               </w:rPr>
-              <w:t>10/03(六)</w:t>
+              <w:t>10/05(一)</w:t>
             </w:r>
           </w:p>
         </w:tc>
@@ -1324,7 +1324,7 @@
                 <w:b/>
                 <w:sz w:val="25"/>
               </w:rPr>
-              <w:t>3  3  2</w:t>
+              <w:t>7  9  0</w:t>
             </w:r>
           </w:p>
         </w:tc>
@@ -1352,7 +1352,7 @@
                 <w:b/>
                 <w:sz w:val="25"/>
               </w:rPr>
-              <w:t>10/05(一)</w:t>
+              <w:t>10/06(二)</w:t>
             </w:r>
           </w:p>
         </w:tc>
@@ -1375,7 +1375,7 @@
                 <w:b/>
                 <w:sz w:val="25"/>
               </w:rPr>
-              <w:t>7  9  0</w:t>
+              <w:t>2  5  7</w:t>
             </w:r>
           </w:p>
         </w:tc>
@@ -1403,7 +1403,7 @@
                 <w:b/>
                 <w:sz w:val="25"/>
               </w:rPr>
-              <w:t>10/06(二)</w:t>
+              <w:t>10/07(三)</w:t>
             </w:r>
           </w:p>
         </w:tc>
@@ -1426,7 +1426,7 @@
                 <w:b/>
                 <w:sz w:val="25"/>
               </w:rPr>
-              <w:t>2  5  7</w:t>
+              <w:t>4  8  1</w:t>
             </w:r>
           </w:p>
         </w:tc>
@@ -1454,7 +1454,7 @@
                 <w:b/>
                 <w:sz w:val="25"/>
               </w:rPr>
-              <w:t>10/07(三)</w:t>
+              <w:t>10/08(四)</w:t>
             </w:r>
           </w:p>
         </w:tc>
@@ -1477,7 +1477,7 @@
                 <w:b/>
                 <w:sz w:val="25"/>
               </w:rPr>
-              <w:t>4  8  1</w:t>
+              <w:t>3  2  0</w:t>
             </w:r>
           </w:p>
         </w:tc>
@@ -1505,7 +1505,7 @@
                 <w:b/>
                 <w:sz w:val="25"/>
               </w:rPr>
-              <w:t>10/08(四)</w:t>
+              <w:t>10/09(五)</w:t>
             </w:r>
           </w:p>
         </w:tc>
@@ -1528,7 +1528,7 @@
                 <w:b/>
                 <w:sz w:val="25"/>
               </w:rPr>
-              <w:t>3  2  0</w:t>
+              <w:t>3  9  1</w:t>
             </w:r>
           </w:p>
         </w:tc>
@@ -2878,7 +2878,7 @@
                 <w:b/>
                 <w:sz w:val="25"/>
               </w:rPr>
-              <w:t>09/28(一)</w:t>
+              <w:t>09/29(二)</w:t>
             </w:r>
           </w:p>
         </w:tc>
@@ -2902,7 +2902,7 @@
                 <w:b/>
                 <w:sz w:val="25"/>
               </w:rPr>
-              <w:t>9  2  0  9</w:t>
+              <w:t>2  9  4  6</w:t>
             </w:r>
           </w:p>
         </w:tc>
@@ -2930,7 +2930,7 @@
                 <w:b/>
                 <w:sz w:val="25"/>
               </w:rPr>
-              <w:t>09/29(二)</w:t>
+              <w:t>09/30(三)</w:t>
             </w:r>
           </w:p>
         </w:tc>
@@ -2953,7 +2953,7 @@
                 <w:b/>
                 <w:sz w:val="25"/>
               </w:rPr>
-              <w:t>2  9  4  6</w:t>
+              <w:t>4  4  1  3</w:t>
             </w:r>
           </w:p>
         </w:tc>
@@ -2981,7 +2981,7 @@
                 <w:b/>
                 <w:sz w:val="25"/>
               </w:rPr>
-              <w:t>09/30(三)</w:t>
+              <w:t>10/01(四)</w:t>
             </w:r>
           </w:p>
         </w:tc>
@@ -3004,7 +3004,7 @@
                 <w:b/>
                 <w:sz w:val="25"/>
               </w:rPr>
-              <w:t>4  4  1  3</w:t>
+              <w:t>5  2  3  9</w:t>
             </w:r>
           </w:p>
         </w:tc>
@@ -3032,7 +3032,7 @@
                 <w:b/>
                 <w:sz w:val="25"/>
               </w:rPr>
-              <w:t>10/01(四)</w:t>
+              <w:t>10/02(五)</w:t>
             </w:r>
           </w:p>
         </w:tc>
@@ -3055,7 +3055,7 @@
                 <w:b/>
                 <w:sz w:val="25"/>
               </w:rPr>
-              <w:t>5  2  3  9</w:t>
+              <w:t>5  9  7  8</w:t>
             </w:r>
           </w:p>
         </w:tc>
@@ -3083,7 +3083,7 @@
                 <w:b/>
                 <w:sz w:val="25"/>
               </w:rPr>
-              <w:t>10/02(五)</w:t>
+              <w:t>10/03(六)</w:t>
             </w:r>
           </w:p>
         </w:tc>
@@ -3106,7 +3106,7 @@
                 <w:b/>
                 <w:sz w:val="25"/>
               </w:rPr>
-              <w:t>5  9  7  8</w:t>
+              <w:t>1  7  2  0</w:t>
             </w:r>
           </w:p>
         </w:tc>
@@ -3134,7 +3134,7 @@
                 <w:b/>
                 <w:sz w:val="25"/>
               </w:rPr>
-              <w:t>10/03(六)</w:t>
+              <w:t>10/05(一)</w:t>
             </w:r>
           </w:p>
         </w:tc>
@@ -3157,7 +3157,7 @@
                 <w:b/>
                 <w:sz w:val="25"/>
               </w:rPr>
-              <w:t>1  7  2  0</w:t>
+              <w:t>1  3  0  8</w:t>
             </w:r>
           </w:p>
         </w:tc>
@@ -3185,7 +3185,7 @@
                 <w:b/>
                 <w:sz w:val="25"/>
               </w:rPr>
-              <w:t>10/05(一)</w:t>
+              <w:t>10/06(二)</w:t>
             </w:r>
           </w:p>
         </w:tc>
@@ -3208,7 +3208,7 @@
                 <w:b/>
                 <w:sz w:val="25"/>
               </w:rPr>
-              <w:t>1  3  0  8</w:t>
+              <w:t>8  5  9  1</w:t>
             </w:r>
           </w:p>
         </w:tc>
@@ -3236,7 +3236,7 @@
                 <w:b/>
                 <w:sz w:val="25"/>
               </w:rPr>
-              <w:t>10/06(二)</w:t>
+              <w:t>10/07(三)</w:t>
             </w:r>
           </w:p>
         </w:tc>
@@ -3259,7 +3259,7 @@
                 <w:b/>
                 <w:sz w:val="25"/>
               </w:rPr>
-              <w:t>8  5  9  1</w:t>
+              <w:t>6  4  6  2</w:t>
             </w:r>
           </w:p>
         </w:tc>
@@ -3287,7 +3287,7 @@
                 <w:b/>
                 <w:sz w:val="25"/>
               </w:rPr>
-              <w:t>10/07(三)</w:t>
+              <w:t>10/08(四)</w:t>
             </w:r>
           </w:p>
         </w:tc>
@@ -3310,7 +3310,7 @@
                 <w:b/>
                 <w:sz w:val="25"/>
               </w:rPr>
-              <w:t>6  4  6  2</w:t>
+              <w:t>3  3  3  9</w:t>
             </w:r>
           </w:p>
         </w:tc>
@@ -3338,7 +3338,7 @@
                 <w:b/>
                 <w:sz w:val="25"/>
               </w:rPr>
-              <w:t>10/08(四)</w:t>
+              <w:t>10/09(五)</w:t>
             </w:r>
           </w:p>
         </w:tc>
@@ -3361,7 +3361,7 @@
                 <w:b/>
                 <w:sz w:val="25"/>
               </w:rPr>
-              <w:t>3  3  3  9</w:t>
+              <w:t>5  1  9  6</w:t>
             </w:r>
           </w:p>
         </w:tc>
@@ -3586,7 +3586,7 @@
                 <w:b/>
                 <w:sz w:val="25"/>
               </w:rPr>
-              <w:t>115000085</w:t>
+              <w:t>115000086</w:t>
             </w:r>
           </w:p>
         </w:tc>
@@ -3610,7 +3610,7 @@
                 <w:b/>
                 <w:sz w:val="25"/>
               </w:rPr>
-              <w:t>115.09.04</w:t>
+              <w:t>115.09.08</w:t>
             </w:r>
           </w:p>
         </w:tc>
@@ -3634,7 +3634,7 @@
                 <w:b/>
                 <w:sz w:val="25"/>
               </w:rPr>
-              <w:t>03  13  17  18  27  37</w:t>
+              <w:t>03  15  28  35  47  49</w:t>
             </w:r>
           </w:p>
         </w:tc>
@@ -3658,7 +3658,7 @@
                 <w:b/>
                 <w:sz w:val="25"/>
               </w:rPr>
-              <w:t>19</w:t>
+              <w:t>27</w:t>
             </w:r>
           </w:p>
         </w:tc>
@@ -3687,7 +3687,7 @@
                 <w:b/>
                 <w:sz w:val="25"/>
               </w:rPr>
-              <w:t>115000086</w:t>
+              <w:t>115000087</w:t>
             </w:r>
           </w:p>
         </w:tc>
@@ -3711,7 +3711,7 @@
                 <w:b/>
                 <w:sz w:val="25"/>
               </w:rPr>
-              <w:t>115.09.08</w:t>
+              <w:t>115.09.11</w:t>
             </w:r>
           </w:p>
         </w:tc>
@@ -3735,7 +3735,7 @@
                 <w:b/>
                 <w:sz w:val="25"/>
               </w:rPr>
-              <w:t>03  15  28  35  47  49</w:t>
+              <w:t>12  15  19  27  43  48</w:t>
             </w:r>
           </w:p>
         </w:tc>
@@ -3759,7 +3759,7 @@
                 <w:b/>
                 <w:sz w:val="25"/>
               </w:rPr>
-              <w:t>27</w:t>
+              <w:t>25</w:t>
             </w:r>
           </w:p>
         </w:tc>
@@ -3788,7 +3788,7 @@
                 <w:b/>
                 <w:sz w:val="25"/>
               </w:rPr>
-              <w:t>115000087</w:t>
+              <w:t>115000088</w:t>
             </w:r>
           </w:p>
         </w:tc>
@@ -3812,7 +3812,7 @@
                 <w:b/>
                 <w:sz w:val="25"/>
               </w:rPr>
-              <w:t>115.09.11</w:t>
+              <w:t>115.09.15</w:t>
             </w:r>
           </w:p>
         </w:tc>
@@ -3836,7 +3836,7 @@
                 <w:b/>
                 <w:sz w:val="25"/>
               </w:rPr>
-              <w:t>12  15  19  27  43  48</w:t>
+              <w:t>02  03  18  21  22  39</w:t>
             </w:r>
           </w:p>
         </w:tc>
@@ -3860,7 +3860,7 @@
                 <w:b/>
                 <w:sz w:val="25"/>
               </w:rPr>
-              <w:t>25</w:t>
+              <w:t>07</w:t>
             </w:r>
           </w:p>
         </w:tc>
@@ -3889,7 +3889,7 @@
                 <w:b/>
                 <w:sz w:val="25"/>
               </w:rPr>
-              <w:t>115000088</w:t>
+              <w:t>115000089</w:t>
             </w:r>
           </w:p>
         </w:tc>
@@ -3913,7 +3913,7 @@
                 <w:b/>
                 <w:sz w:val="25"/>
               </w:rPr>
-              <w:t>115.09.15</w:t>
+              <w:t>115.09.18</w:t>
             </w:r>
           </w:p>
         </w:tc>
@@ -3937,7 +3937,7 @@
                 <w:b/>
                 <w:sz w:val="25"/>
               </w:rPr>
-              <w:t>02  03  18  21  22  39</w:t>
+              <w:t>01  06  14  21  31  35</w:t>
             </w:r>
           </w:p>
         </w:tc>
@@ -3961,7 +3961,7 @@
                 <w:b/>
                 <w:sz w:val="25"/>
               </w:rPr>
-              <w:t>07</w:t>
+              <w:t>16</w:t>
             </w:r>
           </w:p>
         </w:tc>
@@ -3990,7 +3990,7 @@
                 <w:b/>
                 <w:sz w:val="25"/>
               </w:rPr>
-              <w:t>115000089</w:t>
+              <w:t>115000090</w:t>
             </w:r>
           </w:p>
         </w:tc>
@@ -4014,7 +4014,7 @@
                 <w:b/>
                 <w:sz w:val="25"/>
               </w:rPr>
-              <w:t>115.09.18</w:t>
+              <w:t>115.09.22</w:t>
             </w:r>
           </w:p>
         </w:tc>
@@ -4038,7 +4038,7 @@
                 <w:b/>
                 <w:sz w:val="25"/>
               </w:rPr>
-              <w:t>01  06  14  21  31  35</w:t>
+              <w:t>14  15  18  30  35  45</w:t>
             </w:r>
           </w:p>
         </w:tc>
@@ -4062,7 +4062,7 @@
                 <w:b/>
                 <w:sz w:val="25"/>
               </w:rPr>
-              <w:t>16</w:t>
+              <w:t>10</w:t>
             </w:r>
           </w:p>
         </w:tc>
@@ -4091,7 +4091,7 @@
                 <w:b/>
                 <w:sz w:val="25"/>
               </w:rPr>
-              <w:t>115000090</w:t>
+              <w:t>115000091</w:t>
             </w:r>
           </w:p>
         </w:tc>
@@ -4115,7 +4115,7 @@
                 <w:b/>
                 <w:sz w:val="25"/>
               </w:rPr>
-              <w:t>115.09.22</w:t>
+              <w:t>115.09.25</w:t>
             </w:r>
           </w:p>
         </w:tc>
@@ -4139,7 +4139,7 @@
                 <w:b/>
                 <w:sz w:val="25"/>
               </w:rPr>
-              <w:t>14  15  18  30  35  45</w:t>
+              <w:t>05  13  24  25  28  33</w:t>
             </w:r>
           </w:p>
         </w:tc>
@@ -4163,7 +4163,7 @@
                 <w:b/>
                 <w:sz w:val="25"/>
               </w:rPr>
-              <w:t>10</w:t>
+              <w:t>40</w:t>
             </w:r>
           </w:p>
         </w:tc>
@@ -4192,7 +4192,7 @@
                 <w:b/>
                 <w:sz w:val="25"/>
               </w:rPr>
-              <w:t>115000091</w:t>
+              <w:t>115000092</w:t>
             </w:r>
           </w:p>
         </w:tc>
@@ -4216,7 +4216,7 @@
                 <w:b/>
                 <w:sz w:val="25"/>
               </w:rPr>
-              <w:t>115.09.25</w:t>
+              <w:t>115.09.29</w:t>
             </w:r>
           </w:p>
         </w:tc>
@@ -4240,7 +4240,7 @@
                 <w:b/>
                 <w:sz w:val="25"/>
               </w:rPr>
-              <w:t>05  13  24  25  28  33</w:t>
+              <w:t>01  02  04  13  30  38</w:t>
             </w:r>
           </w:p>
         </w:tc>
@@ -4264,7 +4264,7 @@
                 <w:b/>
                 <w:sz w:val="25"/>
               </w:rPr>
-              <w:t>40</w:t>
+              <w:t>27</w:t>
             </w:r>
           </w:p>
         </w:tc>
@@ -4293,7 +4293,7 @@
                 <w:b/>
                 <w:sz w:val="25"/>
               </w:rPr>
-              <w:t>115000092</w:t>
+              <w:t>115000093</w:t>
             </w:r>
           </w:p>
         </w:tc>
@@ -4317,7 +4317,7 @@
                 <w:b/>
                 <w:sz w:val="25"/>
               </w:rPr>
-              <w:t>115.09.29</w:t>
+              <w:t>115.10.02</w:t>
             </w:r>
           </w:p>
         </w:tc>
@@ -4341,7 +4341,7 @@
                 <w:b/>
                 <w:sz w:val="25"/>
               </w:rPr>
-              <w:t>01  02  04  13  30  38</w:t>
+              <w:t>04  14  20  26  40  47</w:t>
             </w:r>
           </w:p>
         </w:tc>
@@ -4365,7 +4365,7 @@
                 <w:b/>
                 <w:sz w:val="25"/>
               </w:rPr>
-              <w:t>27</w:t>
+              <w:t>42</w:t>
             </w:r>
           </w:p>
         </w:tc>
@@ -4394,7 +4394,7 @@
                 <w:b/>
                 <w:sz w:val="25"/>
               </w:rPr>
-              <w:t>115000093</w:t>
+              <w:t>115000094</w:t>
             </w:r>
           </w:p>
         </w:tc>
@@ -4418,7 +4418,7 @@
                 <w:b/>
                 <w:sz w:val="25"/>
               </w:rPr>
-              <w:t>115.10.02</w:t>
+              <w:t>115.10.06</w:t>
             </w:r>
           </w:p>
         </w:tc>
@@ -4442,7 +4442,7 @@
                 <w:b/>
                 <w:sz w:val="25"/>
               </w:rPr>
-              <w:t>04  14  20  26  40  47</w:t>
+              <w:t>04  06  20  32  36  39</w:t>
             </w:r>
           </w:p>
         </w:tc>
@@ -4466,7 +4466,7 @@
                 <w:b/>
                 <w:sz w:val="25"/>
               </w:rPr>
-              <w:t>42</w:t>
+              <w:t>23</w:t>
             </w:r>
           </w:p>
         </w:tc>
@@ -4495,7 +4495,7 @@
                 <w:b/>
                 <w:sz w:val="25"/>
               </w:rPr>
-              <w:t>115000094</w:t>
+              <w:t>115000095</w:t>
             </w:r>
           </w:p>
         </w:tc>
@@ -4519,7 +4519,7 @@
                 <w:b/>
                 <w:sz w:val="25"/>
               </w:rPr>
-              <w:t>115.10.06</w:t>
+              <w:t>115.10.09</w:t>
             </w:r>
           </w:p>
         </w:tc>
@@ -4543,7 +4543,7 @@
                 <w:b/>
                 <w:sz w:val="25"/>
               </w:rPr>
-              <w:t>04  06  20  32  36  39</w:t>
+              <w:t>03  09  11  25  34  41</w:t>
             </w:r>
           </w:p>
         </w:tc>
@@ -4567,7 +4567,7 @@
                 <w:b/>
                 <w:sz w:val="25"/>
               </w:rPr>
-              <w:t>23</w:t>
+              <w:t>27</w:t>
             </w:r>
           </w:p>
         </w:tc>

--- a/最新開獎紀錄.docx
+++ b/最新開獎紀錄.docx
@@ -173,7 +173,7 @@
                 <w:b/>
                 <w:sz w:val="25"/>
               </w:rPr>
-              <w:t>115000236</w:t>
+              <w:t>115000237</w:t>
             </w:r>
           </w:p>
         </w:tc>
@@ -197,7 +197,7 @@
                 <w:b/>
                 <w:sz w:val="25"/>
               </w:rPr>
-              <w:t>115.09.29</w:t>
+              <w:t>115.09.30</w:t>
             </w:r>
           </w:p>
         </w:tc>
@@ -221,7 +221,7 @@
                 <w:b/>
                 <w:sz w:val="25"/>
               </w:rPr>
-              <w:t>06  13  17  26  28</w:t>
+              <w:t>02  07  09  14  33</w:t>
             </w:r>
           </w:p>
         </w:tc>
@@ -250,7 +250,7 @@
                 <w:b/>
                 <w:sz w:val="25"/>
               </w:rPr>
-              <w:t>115000237</w:t>
+              <w:t>115000238</w:t>
             </w:r>
           </w:p>
         </w:tc>
@@ -274,7 +274,7 @@
                 <w:b/>
                 <w:sz w:val="25"/>
               </w:rPr>
-              <w:t>115.09.30</w:t>
+              <w:t>115.10.01</w:t>
             </w:r>
           </w:p>
         </w:tc>
@@ -298,7 +298,7 @@
                 <w:b/>
                 <w:sz w:val="25"/>
               </w:rPr>
-              <w:t>02  07  09  14  33</w:t>
+              <w:t>01  03  16  28  38</w:t>
             </w:r>
           </w:p>
         </w:tc>
@@ -327,7 +327,7 @@
                 <w:b/>
                 <w:sz w:val="25"/>
               </w:rPr>
-              <w:t>115000238</w:t>
+              <w:t>115000239</w:t>
             </w:r>
           </w:p>
         </w:tc>
@@ -351,7 +351,7 @@
                 <w:b/>
                 <w:sz w:val="25"/>
               </w:rPr>
-              <w:t>115.10.01</w:t>
+              <w:t>115.10.02</w:t>
             </w:r>
           </w:p>
         </w:tc>
@@ -375,7 +375,7 @@
                 <w:b/>
                 <w:sz w:val="25"/>
               </w:rPr>
-              <w:t>01  03  16  28  38</w:t>
+              <w:t>13  24  30  34  38</w:t>
             </w:r>
           </w:p>
         </w:tc>
@@ -404,7 +404,7 @@
                 <w:b/>
                 <w:sz w:val="25"/>
               </w:rPr>
-              <w:t>115000239</w:t>
+              <w:t>115000240</w:t>
             </w:r>
           </w:p>
         </w:tc>
@@ -428,7 +428,7 @@
                 <w:b/>
                 <w:sz w:val="25"/>
               </w:rPr>
-              <w:t>115.10.02</w:t>
+              <w:t>115.10.03</w:t>
             </w:r>
           </w:p>
         </w:tc>
@@ -452,7 +452,7 @@
                 <w:b/>
                 <w:sz w:val="25"/>
               </w:rPr>
-              <w:t>13  24  30  34  38</w:t>
+              <w:t>05  28  29  33  38</w:t>
             </w:r>
           </w:p>
         </w:tc>
@@ -481,7 +481,7 @@
                 <w:b/>
                 <w:sz w:val="25"/>
               </w:rPr>
-              <w:t>115000240</w:t>
+              <w:t>115000241</w:t>
             </w:r>
           </w:p>
         </w:tc>
@@ -505,7 +505,7 @@
                 <w:b/>
                 <w:sz w:val="25"/>
               </w:rPr>
-              <w:t>115.10.03</w:t>
+              <w:t>115.10.05</w:t>
             </w:r>
           </w:p>
         </w:tc>
@@ -529,7 +529,7 @@
                 <w:b/>
                 <w:sz w:val="25"/>
               </w:rPr>
-              <w:t>05  28  29  33  38</w:t>
+              <w:t>02  05  08  16  31</w:t>
             </w:r>
           </w:p>
         </w:tc>
@@ -558,7 +558,7 @@
                 <w:b/>
                 <w:sz w:val="25"/>
               </w:rPr>
-              <w:t>115000241</w:t>
+              <w:t>115000242</w:t>
             </w:r>
           </w:p>
         </w:tc>
@@ -582,7 +582,7 @@
                 <w:b/>
                 <w:sz w:val="25"/>
               </w:rPr>
-              <w:t>115.10.05</w:t>
+              <w:t>115.10.06</w:t>
             </w:r>
           </w:p>
         </w:tc>
@@ -606,7 +606,7 @@
                 <w:b/>
                 <w:sz w:val="25"/>
               </w:rPr>
-              <w:t>02  05  08  16  31</w:t>
+              <w:t>14  25  26  29  33</w:t>
             </w:r>
           </w:p>
         </w:tc>
@@ -635,7 +635,7 @@
                 <w:b/>
                 <w:sz w:val="25"/>
               </w:rPr>
-              <w:t>115000242</w:t>
+              <w:t>115000243</w:t>
             </w:r>
           </w:p>
         </w:tc>
@@ -659,7 +659,7 @@
                 <w:b/>
                 <w:sz w:val="25"/>
               </w:rPr>
-              <w:t>115.10.06</w:t>
+              <w:t>115.10.07</w:t>
             </w:r>
           </w:p>
         </w:tc>
@@ -683,7 +683,7 @@
                 <w:b/>
                 <w:sz w:val="25"/>
               </w:rPr>
-              <w:t>14  25  26  29  33</w:t>
+              <w:t>05  11  14  18  19</w:t>
             </w:r>
           </w:p>
         </w:tc>
@@ -712,7 +712,7 @@
                 <w:b/>
                 <w:sz w:val="25"/>
               </w:rPr>
-              <w:t>115000243</w:t>
+              <w:t>115000244</w:t>
             </w:r>
           </w:p>
         </w:tc>
@@ -736,7 +736,7 @@
                 <w:b/>
                 <w:sz w:val="25"/>
               </w:rPr>
-              <w:t>115.10.07</w:t>
+              <w:t>115.10.08</w:t>
             </w:r>
           </w:p>
         </w:tc>
@@ -760,7 +760,7 @@
                 <w:b/>
                 <w:sz w:val="25"/>
               </w:rPr>
-              <w:t>05  11  14  18  19</w:t>
+              <w:t>03  07  15  17  30</w:t>
             </w:r>
           </w:p>
         </w:tc>
@@ -789,7 +789,7 @@
                 <w:b/>
                 <w:sz w:val="25"/>
               </w:rPr>
-              <w:t>115000244</w:t>
+              <w:t>115000245</w:t>
             </w:r>
           </w:p>
         </w:tc>
@@ -813,7 +813,7 @@
                 <w:b/>
                 <w:sz w:val="25"/>
               </w:rPr>
-              <w:t>115.10.08</w:t>
+              <w:t>115.10.09</w:t>
             </w:r>
           </w:p>
         </w:tc>
@@ -837,7 +837,7 @@
                 <w:b/>
                 <w:sz w:val="25"/>
               </w:rPr>
-              <w:t>03  07  15  17  30</w:t>
+              <w:t>20  23  25  27  31</w:t>
             </w:r>
           </w:p>
         </w:tc>
@@ -866,7 +866,7 @@
                 <w:b/>
                 <w:sz w:val="25"/>
               </w:rPr>
-              <w:t>115000245</w:t>
+              <w:t>115000246</w:t>
             </w:r>
           </w:p>
         </w:tc>
@@ -890,7 +890,7 @@
                 <w:b/>
                 <w:sz w:val="25"/>
               </w:rPr>
-              <w:t>115.10.09</w:t>
+              <w:t>115.10.10</w:t>
             </w:r>
           </w:p>
         </w:tc>
@@ -914,7 +914,7 @@
                 <w:b/>
                 <w:sz w:val="25"/>
               </w:rPr>
-              <w:t>20  23  25  27  31</w:t>
+              <w:t>14  21  23  32  34</w:t>
             </w:r>
           </w:p>
         </w:tc>
@@ -1045,7 +1045,7 @@
                 <w:b/>
                 <w:sz w:val="25"/>
               </w:rPr>
-              <w:t>09/29(二)</w:t>
+              <w:t>09/30(三)</w:t>
             </w:r>
           </w:p>
         </w:tc>
@@ -1069,7 +1069,7 @@
                 <w:b/>
                 <w:sz w:val="25"/>
               </w:rPr>
-              <w:t>8  9  1</w:t>
+              <w:t>5  5  7</w:t>
             </w:r>
           </w:p>
         </w:tc>
@@ -1097,7 +1097,7 @@
                 <w:b/>
                 <w:sz w:val="25"/>
               </w:rPr>
-              <w:t>09/30(三)</w:t>
+              <w:t>10/01(四)</w:t>
             </w:r>
           </w:p>
         </w:tc>
@@ -1120,7 +1120,7 @@
                 <w:b/>
                 <w:sz w:val="25"/>
               </w:rPr>
-              <w:t>5  5  7</w:t>
+              <w:t>5  4  7</w:t>
             </w:r>
           </w:p>
         </w:tc>
@@ -1148,7 +1148,7 @@
                 <w:b/>
                 <w:sz w:val="25"/>
               </w:rPr>
-              <w:t>10/01(四)</w:t>
+              <w:t>10/02(五)</w:t>
             </w:r>
           </w:p>
         </w:tc>
@@ -1171,7 +1171,7 @@
                 <w:b/>
                 <w:sz w:val="25"/>
               </w:rPr>
-              <w:t>5  4  7</w:t>
+              <w:t>1  6  0</w:t>
             </w:r>
           </w:p>
         </w:tc>
@@ -1199,7 +1199,7 @@
                 <w:b/>
                 <w:sz w:val="25"/>
               </w:rPr>
-              <w:t>10/02(五)</w:t>
+              <w:t>10/03(六)</w:t>
             </w:r>
           </w:p>
         </w:tc>
@@ -1222,7 +1222,7 @@
                 <w:b/>
                 <w:sz w:val="25"/>
               </w:rPr>
-              <w:t>1  6  0</w:t>
+              <w:t>3  3  2</w:t>
             </w:r>
           </w:p>
         </w:tc>
@@ -1250,7 +1250,7 @@
                 <w:b/>
                 <w:sz w:val="25"/>
               </w:rPr>
-              <w:t>10/03(六)</w:t>
+              <w:t>10/05(一)</w:t>
             </w:r>
           </w:p>
         </w:tc>
@@ -1273,7 +1273,7 @@
                 <w:b/>
                 <w:sz w:val="25"/>
               </w:rPr>
-              <w:t>3  3  2</w:t>
+              <w:t>7  9  0</w:t>
             </w:r>
           </w:p>
         </w:tc>
@@ -1301,7 +1301,7 @@
                 <w:b/>
                 <w:sz w:val="25"/>
               </w:rPr>
-              <w:t>10/05(一)</w:t>
+              <w:t>10/06(二)</w:t>
             </w:r>
           </w:p>
         </w:tc>
@@ -1324,7 +1324,7 @@
                 <w:b/>
                 <w:sz w:val="25"/>
               </w:rPr>
-              <w:t>7  9  0</w:t>
+              <w:t>2  5  7</w:t>
             </w:r>
           </w:p>
         </w:tc>
@@ -1352,7 +1352,7 @@
                 <w:b/>
                 <w:sz w:val="25"/>
               </w:rPr>
-              <w:t>10/06(二)</w:t>
+              <w:t>10/07(三)</w:t>
             </w:r>
           </w:p>
         </w:tc>
@@ -1375,7 +1375,7 @@
                 <w:b/>
                 <w:sz w:val="25"/>
               </w:rPr>
-              <w:t>2  5  7</w:t>
+              <w:t>4  8  1</w:t>
             </w:r>
           </w:p>
         </w:tc>
@@ -1403,7 +1403,7 @@
                 <w:b/>
                 <w:sz w:val="25"/>
               </w:rPr>
-              <w:t>10/07(三)</w:t>
+              <w:t>10/08(四)</w:t>
             </w:r>
           </w:p>
         </w:tc>
@@ -1426,7 +1426,7 @@
                 <w:b/>
                 <w:sz w:val="25"/>
               </w:rPr>
-              <w:t>4  8  1</w:t>
+              <w:t>3  2  0</w:t>
             </w:r>
           </w:p>
         </w:tc>
@@ -1454,7 +1454,7 @@
                 <w:b/>
                 <w:sz w:val="25"/>
               </w:rPr>
-              <w:t>10/08(四)</w:t>
+              <w:t>10/09(五)</w:t>
             </w:r>
           </w:p>
         </w:tc>
@@ -1477,7 +1477,7 @@
                 <w:b/>
                 <w:sz w:val="25"/>
               </w:rPr>
-              <w:t>3  2  0</w:t>
+              <w:t>3  9  1</w:t>
             </w:r>
           </w:p>
         </w:tc>
@@ -1505,7 +1505,7 @@
                 <w:b/>
                 <w:sz w:val="25"/>
               </w:rPr>
-              <w:t>10/09(五)</w:t>
+              <w:t>10/10(六)</w:t>
             </w:r>
           </w:p>
         </w:tc>
@@ -1528,7 +1528,7 @@
                 <w:b/>
                 <w:sz w:val="25"/>
               </w:rPr>
-              <w:t>3  9  1</w:t>
+              <w:t>9  1  7</w:t>
             </w:r>
           </w:p>
         </w:tc>
@@ -2878,7 +2878,7 @@
                 <w:b/>
                 <w:sz w:val="25"/>
               </w:rPr>
-              <w:t>09/29(二)</w:t>
+              <w:t>09/30(三)</w:t>
             </w:r>
           </w:p>
         </w:tc>
@@ -2902,7 +2902,7 @@
                 <w:b/>
                 <w:sz w:val="25"/>
               </w:rPr>
-              <w:t>2  9  4  6</w:t>
+              <w:t>4  4  1  3</w:t>
             </w:r>
           </w:p>
         </w:tc>
@@ -2930,7 +2930,7 @@
                 <w:b/>
                 <w:sz w:val="25"/>
               </w:rPr>
-              <w:t>09/30(三)</w:t>
+              <w:t>10/01(四)</w:t>
             </w:r>
           </w:p>
         </w:tc>
@@ -2953,7 +2953,7 @@
                 <w:b/>
                 <w:sz w:val="25"/>
               </w:rPr>
-              <w:t>4  4  1  3</w:t>
+              <w:t>5  2  3  9</w:t>
             </w:r>
           </w:p>
         </w:tc>
@@ -2981,7 +2981,7 @@
                 <w:b/>
                 <w:sz w:val="25"/>
               </w:rPr>
-              <w:t>10/01(四)</w:t>
+              <w:t>10/02(五)</w:t>
             </w:r>
           </w:p>
         </w:tc>
@@ -3004,7 +3004,7 @@
                 <w:b/>
                 <w:sz w:val="25"/>
               </w:rPr>
-              <w:t>5  2  3  9</w:t>
+              <w:t>5  9  7  8</w:t>
             </w:r>
           </w:p>
         </w:tc>
@@ -3032,7 +3032,7 @@
                 <w:b/>
                 <w:sz w:val="25"/>
               </w:rPr>
-              <w:t>10/02(五)</w:t>
+              <w:t>10/03(六)</w:t>
             </w:r>
           </w:p>
         </w:tc>
@@ -3055,7 +3055,7 @@
                 <w:b/>
                 <w:sz w:val="25"/>
               </w:rPr>
-              <w:t>5  9  7  8</w:t>
+              <w:t>1  7  2  0</w:t>
             </w:r>
           </w:p>
         </w:tc>
@@ -3083,7 +3083,7 @@
                 <w:b/>
                 <w:sz w:val="25"/>
               </w:rPr>
-              <w:t>10/03(六)</w:t>
+              <w:t>10/05(一)</w:t>
             </w:r>
           </w:p>
         </w:tc>
@@ -3106,7 +3106,7 @@
                 <w:b/>
                 <w:sz w:val="25"/>
               </w:rPr>
-              <w:t>1  7  2  0</w:t>
+              <w:t>1  3  0  8</w:t>
             </w:r>
           </w:p>
         </w:tc>
@@ -3134,7 +3134,7 @@
                 <w:b/>
                 <w:sz w:val="25"/>
               </w:rPr>
-              <w:t>10/05(一)</w:t>
+              <w:t>10/06(二)</w:t>
             </w:r>
           </w:p>
         </w:tc>
@@ -3157,7 +3157,7 @@
                 <w:b/>
                 <w:sz w:val="25"/>
               </w:rPr>
-              <w:t>1  3  0  8</w:t>
+              <w:t>8  5  9  1</w:t>
             </w:r>
           </w:p>
         </w:tc>
@@ -3185,7 +3185,7 @@
                 <w:b/>
                 <w:sz w:val="25"/>
               </w:rPr>
-              <w:t>10/06(二)</w:t>
+              <w:t>10/07(三)</w:t>
             </w:r>
           </w:p>
         </w:tc>
@@ -3208,7 +3208,7 @@
                 <w:b/>
                 <w:sz w:val="25"/>
               </w:rPr>
-              <w:t>8  5  9  1</w:t>
+              <w:t>6  4  6  2</w:t>
             </w:r>
           </w:p>
         </w:tc>
@@ -3236,7 +3236,7 @@
                 <w:b/>
                 <w:sz w:val="25"/>
               </w:rPr>
-              <w:t>10/07(三)</w:t>
+              <w:t>10/08(四)</w:t>
             </w:r>
           </w:p>
         </w:tc>
@@ -3259,7 +3259,7 @@
                 <w:b/>
                 <w:sz w:val="25"/>
               </w:rPr>
-              <w:t>6  4  6  2</w:t>
+              <w:t>3  3  3  9</w:t>
             </w:r>
           </w:p>
         </w:tc>
@@ -3287,7 +3287,7 @@
                 <w:b/>
                 <w:sz w:val="25"/>
               </w:rPr>
-              <w:t>10/08(四)</w:t>
+              <w:t>10/09(五)</w:t>
             </w:r>
           </w:p>
         </w:tc>
@@ -3310,7 +3310,7 @@
                 <w:b/>
                 <w:sz w:val="25"/>
               </w:rPr>
-              <w:t>3  3  3  9</w:t>
+              <w:t>5  1  9  6</w:t>
             </w:r>
           </w:p>
         </w:tc>
@@ -3338,7 +3338,7 @@
                 <w:b/>
                 <w:sz w:val="25"/>
               </w:rPr>
-              <w:t>10/09(五)</w:t>
+              <w:t>10/10(六)</w:t>
             </w:r>
           </w:p>
         </w:tc>
@@ -3361,7 +3361,7 @@
                 <w:b/>
                 <w:sz w:val="25"/>
               </w:rPr>
-              <w:t>5  1  9  6</w:t>
+              <w:t>3  8  8  3</w:t>
             </w:r>
           </w:p>
         </w:tc>

--- a/最新開獎紀錄.docx
+++ b/最新開獎紀錄.docx
@@ -173,7 +173,7 @@
                 <w:b/>
                 <w:sz w:val="25"/>
               </w:rPr>
-              <w:t>115000237</w:t>
+              <w:t>115000238</w:t>
             </w:r>
           </w:p>
         </w:tc>
@@ -197,7 +197,7 @@
                 <w:b/>
                 <w:sz w:val="25"/>
               </w:rPr>
-              <w:t>115.09.30</w:t>
+              <w:t>115.10.01</w:t>
             </w:r>
           </w:p>
         </w:tc>
@@ -221,7 +221,7 @@
                 <w:b/>
                 <w:sz w:val="25"/>
               </w:rPr>
-              <w:t>02  07  09  14  33</w:t>
+              <w:t>01  03  16  28  38</w:t>
             </w:r>
           </w:p>
         </w:tc>
@@ -250,7 +250,7 @@
                 <w:b/>
                 <w:sz w:val="25"/>
               </w:rPr>
-              <w:t>115000238</w:t>
+              <w:t>115000239</w:t>
             </w:r>
           </w:p>
         </w:tc>
@@ -274,7 +274,7 @@
                 <w:b/>
                 <w:sz w:val="25"/>
               </w:rPr>
-              <w:t>115.10.01</w:t>
+              <w:t>115.10.02</w:t>
             </w:r>
           </w:p>
         </w:tc>
@@ -298,7 +298,7 @@
                 <w:b/>
                 <w:sz w:val="25"/>
               </w:rPr>
-              <w:t>01  03  16  28  38</w:t>
+              <w:t>13  24  30  34  38</w:t>
             </w:r>
           </w:p>
         </w:tc>
@@ -327,7 +327,7 @@
                 <w:b/>
                 <w:sz w:val="25"/>
               </w:rPr>
-              <w:t>115000239</w:t>
+              <w:t>115000240</w:t>
             </w:r>
           </w:p>
         </w:tc>
@@ -351,7 +351,7 @@
                 <w:b/>
                 <w:sz w:val="25"/>
               </w:rPr>
-              <w:t>115.10.02</w:t>
+              <w:t>115.10.03</w:t>
             </w:r>
           </w:p>
         </w:tc>
@@ -375,7 +375,7 @@
                 <w:b/>
                 <w:sz w:val="25"/>
               </w:rPr>
-              <w:t>13  24  30  34  38</w:t>
+              <w:t>05  28  29  33  38</w:t>
             </w:r>
           </w:p>
         </w:tc>
@@ -404,7 +404,7 @@
                 <w:b/>
                 <w:sz w:val="25"/>
               </w:rPr>
-              <w:t>115000240</w:t>
+              <w:t>115000241</w:t>
             </w:r>
           </w:p>
         </w:tc>
@@ -428,7 +428,7 @@
                 <w:b/>
                 <w:sz w:val="25"/>
               </w:rPr>
-              <w:t>115.10.03</w:t>
+              <w:t>115.10.05</w:t>
             </w:r>
           </w:p>
         </w:tc>
@@ -452,7 +452,7 @@
                 <w:b/>
                 <w:sz w:val="25"/>
               </w:rPr>
-              <w:t>05  28  29  33  38</w:t>
+              <w:t>02  05  08  16  31</w:t>
             </w:r>
           </w:p>
         </w:tc>
@@ -481,7 +481,7 @@
                 <w:b/>
                 <w:sz w:val="25"/>
               </w:rPr>
-              <w:t>115000241</w:t>
+              <w:t>115000242</w:t>
             </w:r>
           </w:p>
         </w:tc>
@@ -505,7 +505,7 @@
                 <w:b/>
                 <w:sz w:val="25"/>
               </w:rPr>
-              <w:t>115.10.05</w:t>
+              <w:t>115.10.06</w:t>
             </w:r>
           </w:p>
         </w:tc>
@@ -529,7 +529,7 @@
                 <w:b/>
                 <w:sz w:val="25"/>
               </w:rPr>
-              <w:t>02  05  08  16  31</w:t>
+              <w:t>14  25  26  29  33</w:t>
             </w:r>
           </w:p>
         </w:tc>
@@ -558,7 +558,7 @@
                 <w:b/>
                 <w:sz w:val="25"/>
               </w:rPr>
-              <w:t>115000242</w:t>
+              <w:t>115000243</w:t>
             </w:r>
           </w:p>
         </w:tc>
@@ -582,7 +582,7 @@
                 <w:b/>
                 <w:sz w:val="25"/>
               </w:rPr>
-              <w:t>115.10.06</w:t>
+              <w:t>115.10.07</w:t>
             </w:r>
           </w:p>
         </w:tc>
@@ -606,7 +606,7 @@
                 <w:b/>
                 <w:sz w:val="25"/>
               </w:rPr>
-              <w:t>14  25  26  29  33</w:t>
+              <w:t>05  11  14  18  19</w:t>
             </w:r>
           </w:p>
         </w:tc>
@@ -635,7 +635,7 @@
                 <w:b/>
                 <w:sz w:val="25"/>
               </w:rPr>
-              <w:t>115000243</w:t>
+              <w:t>115000244</w:t>
             </w:r>
           </w:p>
         </w:tc>
@@ -659,7 +659,7 @@
                 <w:b/>
                 <w:sz w:val="25"/>
               </w:rPr>
-              <w:t>115.10.07</w:t>
+              <w:t>115.10.08</w:t>
             </w:r>
           </w:p>
         </w:tc>
@@ -683,7 +683,7 @@
                 <w:b/>
                 <w:sz w:val="25"/>
               </w:rPr>
-              <w:t>05  11  14  18  19</w:t>
+              <w:t>03  07  15  17  30</w:t>
             </w:r>
           </w:p>
         </w:tc>
@@ -712,7 +712,7 @@
                 <w:b/>
                 <w:sz w:val="25"/>
               </w:rPr>
-              <w:t>115000244</w:t>
+              <w:t>115000245</w:t>
             </w:r>
           </w:p>
         </w:tc>
@@ -736,7 +736,7 @@
                 <w:b/>
                 <w:sz w:val="25"/>
               </w:rPr>
-              <w:t>115.10.08</w:t>
+              <w:t>115.10.09</w:t>
             </w:r>
           </w:p>
         </w:tc>
@@ -760,7 +760,7 @@
                 <w:b/>
                 <w:sz w:val="25"/>
               </w:rPr>
-              <w:t>03  07  15  17  30</w:t>
+              <w:t>20  23  25  27  31</w:t>
             </w:r>
           </w:p>
         </w:tc>
@@ -789,7 +789,7 @@
                 <w:b/>
                 <w:sz w:val="25"/>
               </w:rPr>
-              <w:t>115000245</w:t>
+              <w:t>115000246</w:t>
             </w:r>
           </w:p>
         </w:tc>
@@ -813,7 +813,7 @@
                 <w:b/>
                 <w:sz w:val="25"/>
               </w:rPr>
-              <w:t>115.10.09</w:t>
+              <w:t>115.10.10</w:t>
             </w:r>
           </w:p>
         </w:tc>
@@ -837,7 +837,7 @@
                 <w:b/>
                 <w:sz w:val="25"/>
               </w:rPr>
-              <w:t>20  23  25  27  31</w:t>
+              <w:t>14  21  23  32  34</w:t>
             </w:r>
           </w:p>
         </w:tc>
@@ -866,7 +866,7 @@
                 <w:b/>
                 <w:sz w:val="25"/>
               </w:rPr>
-              <w:t>115000246</w:t>
+              <w:t>115000247</w:t>
             </w:r>
           </w:p>
         </w:tc>
@@ -890,7 +890,7 @@
                 <w:b/>
                 <w:sz w:val="25"/>
               </w:rPr>
-              <w:t>115.10.10</w:t>
+              <w:t>115.10.12</w:t>
             </w:r>
           </w:p>
         </w:tc>
@@ -914,7 +914,7 @@
                 <w:b/>
                 <w:sz w:val="25"/>
               </w:rPr>
-              <w:t>14  21  23  32  34</w:t>
+              <w:t>06  16  24  36  39</w:t>
             </w:r>
           </w:p>
         </w:tc>
@@ -1045,7 +1045,7 @@
                 <w:b/>
                 <w:sz w:val="25"/>
               </w:rPr>
-              <w:t>09/30(三)</w:t>
+              <w:t>10/01(四)</w:t>
             </w:r>
           </w:p>
         </w:tc>
@@ -1069,7 +1069,7 @@
                 <w:b/>
                 <w:sz w:val="25"/>
               </w:rPr>
-              <w:t>5  5  7</w:t>
+              <w:t>5  4  7</w:t>
             </w:r>
           </w:p>
         </w:tc>
@@ -1097,7 +1097,7 @@
                 <w:b/>
                 <w:sz w:val="25"/>
               </w:rPr>
-              <w:t>10/01(四)</w:t>
+              <w:t>10/02(五)</w:t>
             </w:r>
           </w:p>
         </w:tc>
@@ -1120,7 +1120,7 @@
                 <w:b/>
                 <w:sz w:val="25"/>
               </w:rPr>
-              <w:t>5  4  7</w:t>
+              <w:t>1  6  0</w:t>
             </w:r>
           </w:p>
         </w:tc>
@@ -1148,7 +1148,7 @@
                 <w:b/>
                 <w:sz w:val="25"/>
               </w:rPr>
-              <w:t>10/02(五)</w:t>
+              <w:t>10/03(六)</w:t>
             </w:r>
           </w:p>
         </w:tc>
@@ -1171,7 +1171,7 @@
                 <w:b/>
                 <w:sz w:val="25"/>
               </w:rPr>
-              <w:t>1  6  0</w:t>
+              <w:t>3  3  2</w:t>
             </w:r>
           </w:p>
         </w:tc>
@@ -1199,7 +1199,7 @@
                 <w:b/>
                 <w:sz w:val="25"/>
               </w:rPr>
-              <w:t>10/03(六)</w:t>
+              <w:t>10/05(一)</w:t>
             </w:r>
           </w:p>
         </w:tc>
@@ -1222,7 +1222,7 @@
                 <w:b/>
                 <w:sz w:val="25"/>
               </w:rPr>
-              <w:t>3  3  2</w:t>
+              <w:t>7  9  0</w:t>
             </w:r>
           </w:p>
         </w:tc>
@@ -1250,7 +1250,7 @@
                 <w:b/>
                 <w:sz w:val="25"/>
               </w:rPr>
-              <w:t>10/05(一)</w:t>
+              <w:t>10/06(二)</w:t>
             </w:r>
           </w:p>
         </w:tc>
@@ -1273,7 +1273,7 @@
                 <w:b/>
                 <w:sz w:val="25"/>
               </w:rPr>
-              <w:t>7  9  0</w:t>
+              <w:t>2  5  7</w:t>
             </w:r>
           </w:p>
         </w:tc>
@@ -1301,7 +1301,7 @@
                 <w:b/>
                 <w:sz w:val="25"/>
               </w:rPr>
-              <w:t>10/06(二)</w:t>
+              <w:t>10/07(三)</w:t>
             </w:r>
           </w:p>
         </w:tc>
@@ -1324,7 +1324,7 @@
                 <w:b/>
                 <w:sz w:val="25"/>
               </w:rPr>
-              <w:t>2  5  7</w:t>
+              <w:t>4  8  1</w:t>
             </w:r>
           </w:p>
         </w:tc>
@@ -1352,7 +1352,7 @@
                 <w:b/>
                 <w:sz w:val="25"/>
               </w:rPr>
-              <w:t>10/07(三)</w:t>
+              <w:t>10/08(四)</w:t>
             </w:r>
           </w:p>
         </w:tc>
@@ -1375,7 +1375,7 @@
                 <w:b/>
                 <w:sz w:val="25"/>
               </w:rPr>
-              <w:t>4  8  1</w:t>
+              <w:t>3  2  0</w:t>
             </w:r>
           </w:p>
         </w:tc>
@@ -1403,7 +1403,7 @@
                 <w:b/>
                 <w:sz w:val="25"/>
               </w:rPr>
-              <w:t>10/08(四)</w:t>
+              <w:t>10/09(五)</w:t>
             </w:r>
           </w:p>
         </w:tc>
@@ -1426,7 +1426,7 @@
                 <w:b/>
                 <w:sz w:val="25"/>
               </w:rPr>
-              <w:t>3  2  0</w:t>
+              <w:t>3  9  1</w:t>
             </w:r>
           </w:p>
         </w:tc>
@@ -1454,7 +1454,7 @@
                 <w:b/>
                 <w:sz w:val="25"/>
               </w:rPr>
-              <w:t>10/09(五)</w:t>
+              <w:t>10/10(六)</w:t>
             </w:r>
           </w:p>
         </w:tc>
@@ -1477,7 +1477,7 @@
                 <w:b/>
                 <w:sz w:val="25"/>
               </w:rPr>
-              <w:t>3  9  1</w:t>
+              <w:t>9  1  7</w:t>
             </w:r>
           </w:p>
         </w:tc>
@@ -1505,7 +1505,7 @@
                 <w:b/>
                 <w:sz w:val="25"/>
               </w:rPr>
-              <w:t>10/10(六)</w:t>
+              <w:t>10/12(一)</w:t>
             </w:r>
           </w:p>
         </w:tc>
@@ -1528,7 +1528,7 @@
                 <w:b/>
                 <w:sz w:val="25"/>
               </w:rPr>
-              <w:t>9  1  7</w:t>
+              <w:t>3  8  8</w:t>
             </w:r>
           </w:p>
         </w:tc>
@@ -1766,7 +1766,7 @@
                 <w:b/>
                 <w:sz w:val="25"/>
               </w:rPr>
-              <w:t>115000072</w:t>
+              <w:t>115000073</w:t>
             </w:r>
           </w:p>
         </w:tc>
@@ -1790,7 +1790,7 @@
                 <w:b/>
                 <w:sz w:val="25"/>
               </w:rPr>
-              <w:t>115.09.07</w:t>
+              <w:t>115.09.10</w:t>
             </w:r>
           </w:p>
         </w:tc>
@@ -1814,7 +1814,7 @@
                 <w:b/>
                 <w:sz w:val="25"/>
               </w:rPr>
-              <w:t>07  14  17  22  29  35</w:t>
+              <w:t>08  17  18  29  33  38</w:t>
             </w:r>
           </w:p>
         </w:tc>
@@ -1867,7 +1867,7 @@
                 <w:b/>
                 <w:sz w:val="25"/>
               </w:rPr>
-              <w:t>115000073</w:t>
+              <w:t>115000074</w:t>
             </w:r>
           </w:p>
         </w:tc>
@@ -1891,7 +1891,7 @@
                 <w:b/>
                 <w:sz w:val="25"/>
               </w:rPr>
-              <w:t>115.09.10</w:t>
+              <w:t>115.09.14</w:t>
             </w:r>
           </w:p>
         </w:tc>
@@ -1915,7 +1915,7 @@
                 <w:b/>
                 <w:sz w:val="25"/>
               </w:rPr>
-              <w:t>08  17  18  29  33  38</w:t>
+              <w:t>10  12  14  16  29  36</w:t>
             </w:r>
           </w:p>
         </w:tc>
@@ -1939,7 +1939,7 @@
                 <w:b/>
                 <w:sz w:val="25"/>
               </w:rPr>
-              <w:t>02</w:t>
+              <w:t>08</w:t>
             </w:r>
           </w:p>
         </w:tc>
@@ -1968,7 +1968,7 @@
                 <w:b/>
                 <w:sz w:val="25"/>
               </w:rPr>
-              <w:t>115000074</w:t>
+              <w:t>115000075</w:t>
             </w:r>
           </w:p>
         </w:tc>
@@ -1992,7 +1992,7 @@
                 <w:b/>
                 <w:sz w:val="25"/>
               </w:rPr>
-              <w:t>115.09.14</w:t>
+              <w:t>115.09.17</w:t>
             </w:r>
           </w:p>
         </w:tc>
@@ -2016,7 +2016,7 @@
                 <w:b/>
                 <w:sz w:val="25"/>
               </w:rPr>
-              <w:t>10  12  14  16  29  36</w:t>
+              <w:t>23  26  27  28  31  37</w:t>
             </w:r>
           </w:p>
         </w:tc>
@@ -2040,7 +2040,7 @@
                 <w:b/>
                 <w:sz w:val="25"/>
               </w:rPr>
-              <w:t>08</w:t>
+              <w:t>07</w:t>
             </w:r>
           </w:p>
         </w:tc>
@@ -2069,7 +2069,7 @@
                 <w:b/>
                 <w:sz w:val="25"/>
               </w:rPr>
-              <w:t>115000075</w:t>
+              <w:t>115000076</w:t>
             </w:r>
           </w:p>
         </w:tc>
@@ -2093,7 +2093,7 @@
                 <w:b/>
                 <w:sz w:val="25"/>
               </w:rPr>
-              <w:t>115.09.17</w:t>
+              <w:t>115.09.21</w:t>
             </w:r>
           </w:p>
         </w:tc>
@@ -2117,7 +2117,7 @@
                 <w:b/>
                 <w:sz w:val="25"/>
               </w:rPr>
-              <w:t>23  26  27  28  31  37</w:t>
+              <w:t>03  08  17  24  25  37</w:t>
             </w:r>
           </w:p>
         </w:tc>
@@ -2141,7 +2141,7 @@
                 <w:b/>
                 <w:sz w:val="25"/>
               </w:rPr>
-              <w:t>07</w:t>
+              <w:t>06</w:t>
             </w:r>
           </w:p>
         </w:tc>
@@ -2170,7 +2170,7 @@
                 <w:b/>
                 <w:sz w:val="25"/>
               </w:rPr>
-              <w:t>115000076</w:t>
+              <w:t>115000077</w:t>
             </w:r>
           </w:p>
         </w:tc>
@@ -2194,7 +2194,7 @@
                 <w:b/>
                 <w:sz w:val="25"/>
               </w:rPr>
-              <w:t>115.09.21</w:t>
+              <w:t>115.09.24</w:t>
             </w:r>
           </w:p>
         </w:tc>
@@ -2218,7 +2218,7 @@
                 <w:b/>
                 <w:sz w:val="25"/>
               </w:rPr>
-              <w:t>03  08  17  24  25  37</w:t>
+              <w:t>03  08  25  27  30  31</w:t>
             </w:r>
           </w:p>
         </w:tc>
@@ -2242,7 +2242,7 @@
                 <w:b/>
                 <w:sz w:val="25"/>
               </w:rPr>
-              <w:t>06</w:t>
+              <w:t>01</w:t>
             </w:r>
           </w:p>
         </w:tc>
@@ -2271,7 +2271,7 @@
                 <w:b/>
                 <w:sz w:val="25"/>
               </w:rPr>
-              <w:t>115000077</w:t>
+              <w:t>115000078</w:t>
             </w:r>
           </w:p>
         </w:tc>
@@ -2295,7 +2295,7 @@
                 <w:b/>
                 <w:sz w:val="25"/>
               </w:rPr>
-              <w:t>115.09.24</w:t>
+              <w:t>115.09.28</w:t>
             </w:r>
           </w:p>
         </w:tc>
@@ -2319,7 +2319,7 @@
                 <w:b/>
                 <w:sz w:val="25"/>
               </w:rPr>
-              <w:t>03  08  25  27  30  31</w:t>
+              <w:t>01  02  04  17  29  34</w:t>
             </w:r>
           </w:p>
         </w:tc>
@@ -2372,7 +2372,7 @@
                 <w:b/>
                 <w:sz w:val="25"/>
               </w:rPr>
-              <w:t>115000078</w:t>
+              <w:t>115000079</w:t>
             </w:r>
           </w:p>
         </w:tc>
@@ -2396,7 +2396,7 @@
                 <w:b/>
                 <w:sz w:val="25"/>
               </w:rPr>
-              <w:t>115.09.28</w:t>
+              <w:t>115.10.01</w:t>
             </w:r>
           </w:p>
         </w:tc>
@@ -2420,7 +2420,7 @@
                 <w:b/>
                 <w:sz w:val="25"/>
               </w:rPr>
-              <w:t>01  02  04  17  29  34</w:t>
+              <w:t>02  04  18  26  33  37</w:t>
             </w:r>
           </w:p>
         </w:tc>
@@ -2444,7 +2444,7 @@
                 <w:b/>
                 <w:sz w:val="25"/>
               </w:rPr>
-              <w:t>01</w:t>
+              <w:t>03</w:t>
             </w:r>
           </w:p>
         </w:tc>
@@ -2473,7 +2473,7 @@
                 <w:b/>
                 <w:sz w:val="25"/>
               </w:rPr>
-              <w:t>115000079</w:t>
+              <w:t>115000080</w:t>
             </w:r>
           </w:p>
         </w:tc>
@@ -2497,7 +2497,7 @@
                 <w:b/>
                 <w:sz w:val="25"/>
               </w:rPr>
-              <w:t>115.10.01</w:t>
+              <w:t>115.10.05</w:t>
             </w:r>
           </w:p>
         </w:tc>
@@ -2521,7 +2521,7 @@
                 <w:b/>
                 <w:sz w:val="25"/>
               </w:rPr>
-              <w:t>02  04  18  26  33  37</w:t>
+              <w:t>02  06  17  21  26  37</w:t>
             </w:r>
           </w:p>
         </w:tc>
@@ -2545,7 +2545,7 @@
                 <w:b/>
                 <w:sz w:val="25"/>
               </w:rPr>
-              <w:t>03</w:t>
+              <w:t>06</w:t>
             </w:r>
           </w:p>
         </w:tc>
@@ -2574,7 +2574,7 @@
                 <w:b/>
                 <w:sz w:val="25"/>
               </w:rPr>
-              <w:t>115000080</w:t>
+              <w:t>115000081</w:t>
             </w:r>
           </w:p>
         </w:tc>
@@ -2598,7 +2598,7 @@
                 <w:b/>
                 <w:sz w:val="25"/>
               </w:rPr>
-              <w:t>115.10.05</w:t>
+              <w:t>115.10.08</w:t>
             </w:r>
           </w:p>
         </w:tc>
@@ -2622,7 +2622,7 @@
                 <w:b/>
                 <w:sz w:val="25"/>
               </w:rPr>
-              <w:t>02  06  17  21  26  37</w:t>
+              <w:t>04  23  27  28  29  38</w:t>
             </w:r>
           </w:p>
         </w:tc>
@@ -2646,7 +2646,7 @@
                 <w:b/>
                 <w:sz w:val="25"/>
               </w:rPr>
-              <w:t>06</w:t>
+              <w:t>05</w:t>
             </w:r>
           </w:p>
         </w:tc>
@@ -2675,7 +2675,7 @@
                 <w:b/>
                 <w:sz w:val="25"/>
               </w:rPr>
-              <w:t>115000081</w:t>
+              <w:t>115000082</w:t>
             </w:r>
           </w:p>
         </w:tc>
@@ -2699,7 +2699,7 @@
                 <w:b/>
                 <w:sz w:val="25"/>
               </w:rPr>
-              <w:t>115.10.08</w:t>
+              <w:t>115.10.12</w:t>
             </w:r>
           </w:p>
         </w:tc>
@@ -2723,7 +2723,7 @@
                 <w:b/>
                 <w:sz w:val="25"/>
               </w:rPr>
-              <w:t>04  23  27  28  29  38</w:t>
+              <w:t>03  05  20  22  26  32</w:t>
             </w:r>
           </w:p>
         </w:tc>
@@ -2747,7 +2747,7 @@
                 <w:b/>
                 <w:sz w:val="25"/>
               </w:rPr>
-              <w:t>05</w:t>
+              <w:t>03</w:t>
             </w:r>
           </w:p>
         </w:tc>
@@ -2878,7 +2878,7 @@
                 <w:b/>
                 <w:sz w:val="25"/>
               </w:rPr>
-              <w:t>09/30(三)</w:t>
+              <w:t>10/01(四)</w:t>
             </w:r>
           </w:p>
         </w:tc>
@@ -2902,7 +2902,7 @@
                 <w:b/>
                 <w:sz w:val="25"/>
               </w:rPr>
-              <w:t>4  4  1  3</w:t>
+              <w:t>5  2  3  9</w:t>
             </w:r>
           </w:p>
         </w:tc>
@@ -2930,7 +2930,7 @@
                 <w:b/>
                 <w:sz w:val="25"/>
               </w:rPr>
-              <w:t>10/01(四)</w:t>
+              <w:t>10/02(五)</w:t>
             </w:r>
           </w:p>
         </w:tc>
@@ -2953,7 +2953,7 @@
                 <w:b/>
                 <w:sz w:val="25"/>
               </w:rPr>
-              <w:t>5  2  3  9</w:t>
+              <w:t>5  9  7  8</w:t>
             </w:r>
           </w:p>
         </w:tc>
@@ -2981,7 +2981,7 @@
                 <w:b/>
                 <w:sz w:val="25"/>
               </w:rPr>
-              <w:t>10/02(五)</w:t>
+              <w:t>10/03(六)</w:t>
             </w:r>
           </w:p>
         </w:tc>
@@ -3004,7 +3004,7 @@
                 <w:b/>
                 <w:sz w:val="25"/>
               </w:rPr>
-              <w:t>5  9  7  8</w:t>
+              <w:t>1  7  2  0</w:t>
             </w:r>
           </w:p>
         </w:tc>
@@ -3032,7 +3032,7 @@
                 <w:b/>
                 <w:sz w:val="25"/>
               </w:rPr>
-              <w:t>10/03(六)</w:t>
+              <w:t>10/05(一)</w:t>
             </w:r>
           </w:p>
         </w:tc>
@@ -3055,7 +3055,7 @@
                 <w:b/>
                 <w:sz w:val="25"/>
               </w:rPr>
-              <w:t>1  7  2  0</w:t>
+              <w:t>1  3  0  8</w:t>
             </w:r>
           </w:p>
         </w:tc>
@@ -3083,7 +3083,7 @@
                 <w:b/>
                 <w:sz w:val="25"/>
               </w:rPr>
-              <w:t>10/05(一)</w:t>
+              <w:t>10/06(二)</w:t>
             </w:r>
           </w:p>
         </w:tc>
@@ -3106,7 +3106,7 @@
                 <w:b/>
                 <w:sz w:val="25"/>
               </w:rPr>
-              <w:t>1  3  0  8</w:t>
+              <w:t>8  5  9  1</w:t>
             </w:r>
           </w:p>
         </w:tc>
@@ -3134,7 +3134,7 @@
                 <w:b/>
                 <w:sz w:val="25"/>
               </w:rPr>
-              <w:t>10/06(二)</w:t>
+              <w:t>10/07(三)</w:t>
             </w:r>
           </w:p>
         </w:tc>
@@ -3157,7 +3157,7 @@
                 <w:b/>
                 <w:sz w:val="25"/>
               </w:rPr>
-              <w:t>8  5  9  1</w:t>
+              <w:t>6  4  6  2</w:t>
             </w:r>
           </w:p>
         </w:tc>
@@ -3185,7 +3185,7 @@
                 <w:b/>
                 <w:sz w:val="25"/>
               </w:rPr>
-              <w:t>10/07(三)</w:t>
+              <w:t>10/08(四)</w:t>
             </w:r>
           </w:p>
         </w:tc>
@@ -3208,7 +3208,7 @@
                 <w:b/>
                 <w:sz w:val="25"/>
               </w:rPr>
-              <w:t>6  4  6  2</w:t>
+              <w:t>3  3  3  9</w:t>
             </w:r>
           </w:p>
         </w:tc>
@@ -3236,7 +3236,7 @@
                 <w:b/>
                 <w:sz w:val="25"/>
               </w:rPr>
-              <w:t>10/08(四)</w:t>
+              <w:t>10/09(五)</w:t>
             </w:r>
           </w:p>
         </w:tc>
@@ -3259,7 +3259,7 @@
                 <w:b/>
                 <w:sz w:val="25"/>
               </w:rPr>
-              <w:t>3  3  3  9</w:t>
+              <w:t>5  1  9  6</w:t>
             </w:r>
           </w:p>
         </w:tc>
@@ -3287,7 +3287,7 @@
                 <w:b/>
                 <w:sz w:val="25"/>
               </w:rPr>
-              <w:t>10/09(五)</w:t>
+              <w:t>10/10(六)</w:t>
             </w:r>
           </w:p>
         </w:tc>
@@ -3310,7 +3310,7 @@
                 <w:b/>
                 <w:sz w:val="25"/>
               </w:rPr>
-              <w:t>5  1  9  6</w:t>
+              <w:t>3  8  8  3</w:t>
             </w:r>
           </w:p>
         </w:tc>
@@ -3338,7 +3338,7 @@
                 <w:b/>
                 <w:sz w:val="25"/>
               </w:rPr>
-              <w:t>10/10(六)</w:t>
+              <w:t>10/12(一)</w:t>
             </w:r>
           </w:p>
         </w:tc>
@@ -3361,7 +3361,7 @@
                 <w:b/>
                 <w:sz w:val="25"/>
               </w:rPr>
-              <w:t>3  8  8  3</w:t>
+              <w:t>2  0  0  9</w:t>
             </w:r>
           </w:p>
         </w:tc>

--- a/最新開獎紀錄.docx
+++ b/最新開獎紀錄.docx
@@ -173,7 +173,7 @@
                 <w:b/>
                 <w:sz w:val="25"/>
               </w:rPr>
-              <w:t>115000238</w:t>
+              <w:t>115000239</w:t>
             </w:r>
           </w:p>
         </w:tc>
@@ -197,7 +197,7 @@
                 <w:b/>
                 <w:sz w:val="25"/>
               </w:rPr>
-              <w:t>115.10.01</w:t>
+              <w:t>115.10.02</w:t>
             </w:r>
           </w:p>
         </w:tc>
@@ -221,7 +221,7 @@
                 <w:b/>
                 <w:sz w:val="25"/>
               </w:rPr>
-              <w:t>01  03  16  28  38</w:t>
+              <w:t>13  24  30  34  38</w:t>
             </w:r>
           </w:p>
         </w:tc>
@@ -250,7 +250,7 @@
                 <w:b/>
                 <w:sz w:val="25"/>
               </w:rPr>
-              <w:t>115000239</w:t>
+              <w:t>115000240</w:t>
             </w:r>
           </w:p>
         </w:tc>
@@ -274,7 +274,7 @@
                 <w:b/>
                 <w:sz w:val="25"/>
               </w:rPr>
-              <w:t>115.10.02</w:t>
+              <w:t>115.10.03</w:t>
             </w:r>
           </w:p>
         </w:tc>
@@ -298,7 +298,7 @@
                 <w:b/>
                 <w:sz w:val="25"/>
               </w:rPr>
-              <w:t>13  24  30  34  38</w:t>
+              <w:t>05  28  29  33  38</w:t>
             </w:r>
           </w:p>
         </w:tc>
@@ -327,7 +327,7 @@
                 <w:b/>
                 <w:sz w:val="25"/>
               </w:rPr>
-              <w:t>115000240</w:t>
+              <w:t>115000241</w:t>
             </w:r>
           </w:p>
         </w:tc>
@@ -351,7 +351,7 @@
                 <w:b/>
                 <w:sz w:val="25"/>
               </w:rPr>
-              <w:t>115.10.03</w:t>
+              <w:t>115.10.05</w:t>
             </w:r>
           </w:p>
         </w:tc>
@@ -375,7 +375,7 @@
                 <w:b/>
                 <w:sz w:val="25"/>
               </w:rPr>
-              <w:t>05  28  29  33  38</w:t>
+              <w:t>02  05  08  16  31</w:t>
             </w:r>
           </w:p>
         </w:tc>
@@ -404,7 +404,7 @@
                 <w:b/>
                 <w:sz w:val="25"/>
               </w:rPr>
-              <w:t>115000241</w:t>
+              <w:t>115000242</w:t>
             </w:r>
           </w:p>
         </w:tc>
@@ -428,7 +428,7 @@
                 <w:b/>
                 <w:sz w:val="25"/>
               </w:rPr>
-              <w:t>115.10.05</w:t>
+              <w:t>115.10.06</w:t>
             </w:r>
           </w:p>
         </w:tc>
@@ -452,7 +452,7 @@
                 <w:b/>
                 <w:sz w:val="25"/>
               </w:rPr>
-              <w:t>02  05  08  16  31</w:t>
+              <w:t>14  25  26  29  33</w:t>
             </w:r>
           </w:p>
         </w:tc>
@@ -481,7 +481,7 @@
                 <w:b/>
                 <w:sz w:val="25"/>
               </w:rPr>
-              <w:t>115000242</w:t>
+              <w:t>115000243</w:t>
             </w:r>
           </w:p>
         </w:tc>
@@ -505,7 +505,7 @@
                 <w:b/>
                 <w:sz w:val="25"/>
               </w:rPr>
-              <w:t>115.10.06</w:t>
+              <w:t>115.10.07</w:t>
             </w:r>
           </w:p>
         </w:tc>
@@ -529,7 +529,7 @@
                 <w:b/>
                 <w:sz w:val="25"/>
               </w:rPr>
-              <w:t>14  25  26  29  33</w:t>
+              <w:t>05  11  14  18  19</w:t>
             </w:r>
           </w:p>
         </w:tc>
@@ -558,7 +558,7 @@
                 <w:b/>
                 <w:sz w:val="25"/>
               </w:rPr>
-              <w:t>115000243</w:t>
+              <w:t>115000244</w:t>
             </w:r>
           </w:p>
         </w:tc>
@@ -582,7 +582,7 @@
                 <w:b/>
                 <w:sz w:val="25"/>
               </w:rPr>
-              <w:t>115.10.07</w:t>
+              <w:t>115.10.08</w:t>
             </w:r>
           </w:p>
         </w:tc>
@@ -606,7 +606,7 @@
                 <w:b/>
                 <w:sz w:val="25"/>
               </w:rPr>
-              <w:t>05  11  14  18  19</w:t>
+              <w:t>03  07  15  17  30</w:t>
             </w:r>
           </w:p>
         </w:tc>
@@ -635,7 +635,7 @@
                 <w:b/>
                 <w:sz w:val="25"/>
               </w:rPr>
-              <w:t>115000244</w:t>
+              <w:t>115000245</w:t>
             </w:r>
           </w:p>
         </w:tc>
@@ -659,7 +659,7 @@
                 <w:b/>
                 <w:sz w:val="25"/>
               </w:rPr>
-              <w:t>115.10.08</w:t>
+              <w:t>115.10.09</w:t>
             </w:r>
           </w:p>
         </w:tc>
@@ -683,7 +683,7 @@
                 <w:b/>
                 <w:sz w:val="25"/>
               </w:rPr>
-              <w:t>03  07  15  17  30</w:t>
+              <w:t>20  23  25  27  31</w:t>
             </w:r>
           </w:p>
         </w:tc>
@@ -712,7 +712,7 @@
                 <w:b/>
                 <w:sz w:val="25"/>
               </w:rPr>
-              <w:t>115000245</w:t>
+              <w:t>115000246</w:t>
             </w:r>
           </w:p>
         </w:tc>
@@ -736,7 +736,7 @@
                 <w:b/>
                 <w:sz w:val="25"/>
               </w:rPr>
-              <w:t>115.10.09</w:t>
+              <w:t>115.10.10</w:t>
             </w:r>
           </w:p>
         </w:tc>
@@ -760,7 +760,7 @@
                 <w:b/>
                 <w:sz w:val="25"/>
               </w:rPr>
-              <w:t>20  23  25  27  31</w:t>
+              <w:t>14  21  23  32  34</w:t>
             </w:r>
           </w:p>
         </w:tc>
@@ -789,7 +789,7 @@
                 <w:b/>
                 <w:sz w:val="25"/>
               </w:rPr>
-              <w:t>115000246</w:t>
+              <w:t>115000247</w:t>
             </w:r>
           </w:p>
         </w:tc>
@@ -813,7 +813,7 @@
                 <w:b/>
                 <w:sz w:val="25"/>
               </w:rPr>
-              <w:t>115.10.10</w:t>
+              <w:t>115.10.12</w:t>
             </w:r>
           </w:p>
         </w:tc>
@@ -837,7 +837,7 @@
                 <w:b/>
                 <w:sz w:val="25"/>
               </w:rPr>
-              <w:t>14  21  23  32  34</w:t>
+              <w:t>06  16  24  36  39</w:t>
             </w:r>
           </w:p>
         </w:tc>
@@ -866,7 +866,7 @@
                 <w:b/>
                 <w:sz w:val="25"/>
               </w:rPr>
-              <w:t>115000247</w:t>
+              <w:t>115000248</w:t>
             </w:r>
           </w:p>
         </w:tc>
@@ -890,7 +890,7 @@
                 <w:b/>
                 <w:sz w:val="25"/>
               </w:rPr>
-              <w:t>115.10.12</w:t>
+              <w:t>115.10.13</w:t>
             </w:r>
           </w:p>
         </w:tc>
@@ -914,7 +914,7 @@
                 <w:b/>
                 <w:sz w:val="25"/>
               </w:rPr>
-              <w:t>06  16  24  36  39</w:t>
+              <w:t>02  03  09  20  30</w:t>
             </w:r>
           </w:p>
         </w:tc>
@@ -1045,7 +1045,7 @@
                 <w:b/>
                 <w:sz w:val="25"/>
               </w:rPr>
-              <w:t>10/01(四)</w:t>
+              <w:t>10/02(五)</w:t>
             </w:r>
           </w:p>
         </w:tc>
@@ -1069,7 +1069,7 @@
                 <w:b/>
                 <w:sz w:val="25"/>
               </w:rPr>
-              <w:t>5  4  7</w:t>
+              <w:t>1  6  0</w:t>
             </w:r>
           </w:p>
         </w:tc>
@@ -1097,7 +1097,7 @@
                 <w:b/>
                 <w:sz w:val="25"/>
               </w:rPr>
-              <w:t>10/02(五)</w:t>
+              <w:t>10/03(六)</w:t>
             </w:r>
           </w:p>
         </w:tc>
@@ -1120,7 +1120,7 @@
                 <w:b/>
                 <w:sz w:val="25"/>
               </w:rPr>
-              <w:t>1  6  0</w:t>
+              <w:t>3  3  2</w:t>
             </w:r>
           </w:p>
         </w:tc>
@@ -1148,7 +1148,7 @@
                 <w:b/>
                 <w:sz w:val="25"/>
               </w:rPr>
-              <w:t>10/03(六)</w:t>
+              <w:t>10/05(一)</w:t>
             </w:r>
           </w:p>
         </w:tc>
@@ -1171,7 +1171,7 @@
                 <w:b/>
                 <w:sz w:val="25"/>
               </w:rPr>
-              <w:t>3  3  2</w:t>
+              <w:t>7  9  0</w:t>
             </w:r>
           </w:p>
         </w:tc>
@@ -1199,7 +1199,7 @@
                 <w:b/>
                 <w:sz w:val="25"/>
               </w:rPr>
-              <w:t>10/05(一)</w:t>
+              <w:t>10/06(二)</w:t>
             </w:r>
           </w:p>
         </w:tc>
@@ -1222,7 +1222,7 @@
                 <w:b/>
                 <w:sz w:val="25"/>
               </w:rPr>
-              <w:t>7  9  0</w:t>
+              <w:t>2  5  7</w:t>
             </w:r>
           </w:p>
         </w:tc>
@@ -1250,7 +1250,7 @@
                 <w:b/>
                 <w:sz w:val="25"/>
               </w:rPr>
-              <w:t>10/06(二)</w:t>
+              <w:t>10/07(三)</w:t>
             </w:r>
           </w:p>
         </w:tc>
@@ -1273,7 +1273,7 @@
                 <w:b/>
                 <w:sz w:val="25"/>
               </w:rPr>
-              <w:t>2  5  7</w:t>
+              <w:t>4  8  1</w:t>
             </w:r>
           </w:p>
         </w:tc>
@@ -1301,7 +1301,7 @@
                 <w:b/>
                 <w:sz w:val="25"/>
               </w:rPr>
-              <w:t>10/07(三)</w:t>
+              <w:t>10/08(四)</w:t>
             </w:r>
           </w:p>
         </w:tc>
@@ -1324,7 +1324,7 @@
                 <w:b/>
                 <w:sz w:val="25"/>
               </w:rPr>
-              <w:t>4  8  1</w:t>
+              <w:t>3  2  0</w:t>
             </w:r>
           </w:p>
         </w:tc>
@@ -1352,7 +1352,7 @@
                 <w:b/>
                 <w:sz w:val="25"/>
               </w:rPr>
-              <w:t>10/08(四)</w:t>
+              <w:t>10/09(五)</w:t>
             </w:r>
           </w:p>
         </w:tc>
@@ -1375,7 +1375,7 @@
                 <w:b/>
                 <w:sz w:val="25"/>
               </w:rPr>
-              <w:t>3  2  0</w:t>
+              <w:t>3  9  1</w:t>
             </w:r>
           </w:p>
         </w:tc>
@@ -1403,7 +1403,7 @@
                 <w:b/>
                 <w:sz w:val="25"/>
               </w:rPr>
-              <w:t>10/09(五)</w:t>
+              <w:t>10/10(六)</w:t>
             </w:r>
           </w:p>
         </w:tc>
@@ -1426,7 +1426,7 @@
                 <w:b/>
                 <w:sz w:val="25"/>
               </w:rPr>
-              <w:t>3  9  1</w:t>
+              <w:t>9  1  7</w:t>
             </w:r>
           </w:p>
         </w:tc>
@@ -1454,7 +1454,7 @@
                 <w:b/>
                 <w:sz w:val="25"/>
               </w:rPr>
-              <w:t>10/10(六)</w:t>
+              <w:t>10/12(一)</w:t>
             </w:r>
           </w:p>
         </w:tc>
@@ -1477,7 +1477,7 @@
                 <w:b/>
                 <w:sz w:val="25"/>
               </w:rPr>
-              <w:t>9  1  7</w:t>
+              <w:t>3  8  8</w:t>
             </w:r>
           </w:p>
         </w:tc>
@@ -1505,7 +1505,7 @@
                 <w:b/>
                 <w:sz w:val="25"/>
               </w:rPr>
-              <w:t>10/12(一)</w:t>
+              <w:t>10/13(二)</w:t>
             </w:r>
           </w:p>
         </w:tc>
@@ -1528,7 +1528,7 @@
                 <w:b/>
                 <w:sz w:val="25"/>
               </w:rPr>
-              <w:t>3  8  8</w:t>
+              <w:t>7  7  9</w:t>
             </w:r>
           </w:p>
         </w:tc>
@@ -2878,7 +2878,7 @@
                 <w:b/>
                 <w:sz w:val="25"/>
               </w:rPr>
-              <w:t>10/01(四)</w:t>
+              <w:t>10/02(五)</w:t>
             </w:r>
           </w:p>
         </w:tc>
@@ -2902,7 +2902,7 @@
                 <w:b/>
                 <w:sz w:val="25"/>
               </w:rPr>
-              <w:t>5  2  3  9</w:t>
+              <w:t>5  9  7  8</w:t>
             </w:r>
           </w:p>
         </w:tc>
@@ -2930,7 +2930,7 @@
                 <w:b/>
                 <w:sz w:val="25"/>
               </w:rPr>
-              <w:t>10/02(五)</w:t>
+              <w:t>10/03(六)</w:t>
             </w:r>
           </w:p>
         </w:tc>
@@ -2953,7 +2953,7 @@
                 <w:b/>
                 <w:sz w:val="25"/>
               </w:rPr>
-              <w:t>5  9  7  8</w:t>
+              <w:t>1  7  2  0</w:t>
             </w:r>
           </w:p>
         </w:tc>
@@ -2981,7 +2981,7 @@
                 <w:b/>
                 <w:sz w:val="25"/>
               </w:rPr>
-              <w:t>10/03(六)</w:t>
+              <w:t>10/05(一)</w:t>
             </w:r>
           </w:p>
         </w:tc>
@@ -3004,7 +3004,7 @@
                 <w:b/>
                 <w:sz w:val="25"/>
               </w:rPr>
-              <w:t>1  7  2  0</w:t>
+              <w:t>1  3  0  8</w:t>
             </w:r>
           </w:p>
         </w:tc>
@@ -3032,7 +3032,7 @@
                 <w:b/>
                 <w:sz w:val="25"/>
               </w:rPr>
-              <w:t>10/05(一)</w:t>
+              <w:t>10/06(二)</w:t>
             </w:r>
           </w:p>
         </w:tc>
@@ -3055,7 +3055,7 @@
                 <w:b/>
                 <w:sz w:val="25"/>
               </w:rPr>
-              <w:t>1  3  0  8</w:t>
+              <w:t>8  5  9  1</w:t>
             </w:r>
           </w:p>
         </w:tc>
@@ -3083,7 +3083,7 @@
                 <w:b/>
                 <w:sz w:val="25"/>
               </w:rPr>
-              <w:t>10/06(二)</w:t>
+              <w:t>10/07(三)</w:t>
             </w:r>
           </w:p>
         </w:tc>
@@ -3106,7 +3106,7 @@
                 <w:b/>
                 <w:sz w:val="25"/>
               </w:rPr>
-              <w:t>8  5  9  1</w:t>
+              <w:t>6  4  6  2</w:t>
             </w:r>
           </w:p>
         </w:tc>
@@ -3134,7 +3134,7 @@
                 <w:b/>
                 <w:sz w:val="25"/>
               </w:rPr>
-              <w:t>10/07(三)</w:t>
+              <w:t>10/08(四)</w:t>
             </w:r>
           </w:p>
         </w:tc>
@@ -3157,7 +3157,7 @@
                 <w:b/>
                 <w:sz w:val="25"/>
               </w:rPr>
-              <w:t>6  4  6  2</w:t>
+              <w:t>3  3  3  9</w:t>
             </w:r>
           </w:p>
         </w:tc>
@@ -3185,7 +3185,7 @@
                 <w:b/>
                 <w:sz w:val="25"/>
               </w:rPr>
-              <w:t>10/08(四)</w:t>
+              <w:t>10/09(五)</w:t>
             </w:r>
           </w:p>
         </w:tc>
@@ -3208,7 +3208,7 @@
                 <w:b/>
                 <w:sz w:val="25"/>
               </w:rPr>
-              <w:t>3  3  3  9</w:t>
+              <w:t>5  1  9  6</w:t>
             </w:r>
           </w:p>
         </w:tc>
@@ -3236,7 +3236,7 @@
                 <w:b/>
                 <w:sz w:val="25"/>
               </w:rPr>
-              <w:t>10/09(五)</w:t>
+              <w:t>10/10(六)</w:t>
             </w:r>
           </w:p>
         </w:tc>
@@ -3259,7 +3259,7 @@
                 <w:b/>
                 <w:sz w:val="25"/>
               </w:rPr>
-              <w:t>5  1  9  6</w:t>
+              <w:t>3  8  8  3</w:t>
             </w:r>
           </w:p>
         </w:tc>
@@ -3287,7 +3287,7 @@
                 <w:b/>
                 <w:sz w:val="25"/>
               </w:rPr>
-              <w:t>10/10(六)</w:t>
+              <w:t>10/12(一)</w:t>
             </w:r>
           </w:p>
         </w:tc>
@@ -3310,7 +3310,7 @@
                 <w:b/>
                 <w:sz w:val="25"/>
               </w:rPr>
-              <w:t>3  8  8  3</w:t>
+              <w:t>2  0  0  9</w:t>
             </w:r>
           </w:p>
         </w:tc>
@@ -3338,7 +3338,7 @@
                 <w:b/>
                 <w:sz w:val="25"/>
               </w:rPr>
-              <w:t>10/12(一)</w:t>
+              <w:t>10/13(二)</w:t>
             </w:r>
           </w:p>
         </w:tc>
@@ -3361,7 +3361,7 @@
                 <w:b/>
                 <w:sz w:val="25"/>
               </w:rPr>
-              <w:t>2  0  0  9</w:t>
+              <w:t>1  3  5  6</w:t>
             </w:r>
           </w:p>
         </w:tc>
@@ -3586,7 +3586,7 @@
                 <w:b/>
                 <w:sz w:val="25"/>
               </w:rPr>
-              <w:t>115000086</w:t>
+              <w:t>115000087</w:t>
             </w:r>
           </w:p>
         </w:tc>
@@ -3610,7 +3610,7 @@
                 <w:b/>
                 <w:sz w:val="25"/>
               </w:rPr>
-              <w:t>115.09.08</w:t>
+              <w:t>115.09.11</w:t>
             </w:r>
           </w:p>
         </w:tc>
@@ -3634,7 +3634,7 @@
                 <w:b/>
                 <w:sz w:val="25"/>
               </w:rPr>
-              <w:t>03  15  28  35  47  49</w:t>
+              <w:t>12  15  19  27  43  48</w:t>
             </w:r>
           </w:p>
         </w:tc>
@@ -3658,7 +3658,7 @@
                 <w:b/>
                 <w:sz w:val="25"/>
               </w:rPr>
-              <w:t>27</w:t>
+              <w:t>25</w:t>
             </w:r>
           </w:p>
         </w:tc>
@@ -3687,7 +3687,7 @@
                 <w:b/>
                 <w:sz w:val="25"/>
               </w:rPr>
-              <w:t>115000087</w:t>
+              <w:t>115000088</w:t>
             </w:r>
           </w:p>
         </w:tc>
@@ -3711,7 +3711,7 @@
                 <w:b/>
                 <w:sz w:val="25"/>
               </w:rPr>
-              <w:t>115.09.11</w:t>
+              <w:t>115.09.15</w:t>
             </w:r>
           </w:p>
         </w:tc>
@@ -3735,7 +3735,7 @@
                 <w:b/>
                 <w:sz w:val="25"/>
               </w:rPr>
-              <w:t>12  15  19  27  43  48</w:t>
+              <w:t>02  03  18  21  22  39</w:t>
             </w:r>
           </w:p>
         </w:tc>
@@ -3759,7 +3759,7 @@
                 <w:b/>
                 <w:sz w:val="25"/>
               </w:rPr>
-              <w:t>25</w:t>
+              <w:t>07</w:t>
             </w:r>
           </w:p>
         </w:tc>
@@ -3788,7 +3788,7 @@
                 <w:b/>
                 <w:sz w:val="25"/>
               </w:rPr>
-              <w:t>115000088</w:t>
+              <w:t>115000089</w:t>
             </w:r>
           </w:p>
         </w:tc>
@@ -3812,7 +3812,7 @@
                 <w:b/>
                 <w:sz w:val="25"/>
               </w:rPr>
-              <w:t>115.09.15</w:t>
+              <w:t>115.09.18</w:t>
             </w:r>
           </w:p>
         </w:tc>
@@ -3836,7 +3836,7 @@
                 <w:b/>
                 <w:sz w:val="25"/>
               </w:rPr>
-              <w:t>02  03  18  21  22  39</w:t>
+              <w:t>01  06  14  21  31  35</w:t>
             </w:r>
           </w:p>
         </w:tc>
@@ -3860,7 +3860,7 @@
                 <w:b/>
                 <w:sz w:val="25"/>
               </w:rPr>
-              <w:t>07</w:t>
+              <w:t>16</w:t>
             </w:r>
           </w:p>
         </w:tc>
@@ -3889,7 +3889,7 @@
                 <w:b/>
                 <w:sz w:val="25"/>
               </w:rPr>
-              <w:t>115000089</w:t>
+              <w:t>115000090</w:t>
             </w:r>
           </w:p>
         </w:tc>
@@ -3913,7 +3913,7 @@
                 <w:b/>
                 <w:sz w:val="25"/>
               </w:rPr>
-              <w:t>115.09.18</w:t>
+              <w:t>115.09.22</w:t>
             </w:r>
           </w:p>
         </w:tc>
@@ -3937,7 +3937,7 @@
                 <w:b/>
                 <w:sz w:val="25"/>
               </w:rPr>
-              <w:t>01  06  14  21  31  35</w:t>
+              <w:t>14  15  18  30  35  45</w:t>
             </w:r>
           </w:p>
         </w:tc>
@@ -3961,7 +3961,7 @@
                 <w:b/>
                 <w:sz w:val="25"/>
               </w:rPr>
-              <w:t>16</w:t>
+              <w:t>10</w:t>
             </w:r>
           </w:p>
         </w:tc>
@@ -3990,7 +3990,7 @@
                 <w:b/>
                 <w:sz w:val="25"/>
               </w:rPr>
-              <w:t>115000090</w:t>
+              <w:t>115000091</w:t>
             </w:r>
           </w:p>
         </w:tc>
@@ -4014,7 +4014,7 @@
                 <w:b/>
                 <w:sz w:val="25"/>
               </w:rPr>
-              <w:t>115.09.22</w:t>
+              <w:t>115.09.25</w:t>
             </w:r>
           </w:p>
         </w:tc>
@@ -4038,7 +4038,7 @@
                 <w:b/>
                 <w:sz w:val="25"/>
               </w:rPr>
-              <w:t>14  15  18  30  35  45</w:t>
+              <w:t>05  13  24  25  28  33</w:t>
             </w:r>
           </w:p>
         </w:tc>
@@ -4062,7 +4062,7 @@
                 <w:b/>
                 <w:sz w:val="25"/>
               </w:rPr>
-              <w:t>10</w:t>
+              <w:t>40</w:t>
             </w:r>
           </w:p>
         </w:tc>
@@ -4091,7 +4091,7 @@
                 <w:b/>
                 <w:sz w:val="25"/>
               </w:rPr>
-              <w:t>115000091</w:t>
+              <w:t>115000092</w:t>
             </w:r>
           </w:p>
         </w:tc>
@@ -4115,7 +4115,7 @@
                 <w:b/>
                 <w:sz w:val="25"/>
               </w:rPr>
-              <w:t>115.09.25</w:t>
+              <w:t>115.09.29</w:t>
             </w:r>
           </w:p>
         </w:tc>
@@ -4139,7 +4139,7 @@
                 <w:b/>
                 <w:sz w:val="25"/>
               </w:rPr>
-              <w:t>05  13  24  25  28  33</w:t>
+              <w:t>01  02  04  13  30  38</w:t>
             </w:r>
           </w:p>
         </w:tc>
@@ -4163,7 +4163,7 @@
                 <w:b/>
                 <w:sz w:val="25"/>
               </w:rPr>
-              <w:t>40</w:t>
+              <w:t>27</w:t>
             </w:r>
           </w:p>
         </w:tc>
@@ -4192,7 +4192,7 @@
                 <w:b/>
                 <w:sz w:val="25"/>
               </w:rPr>
-              <w:t>115000092</w:t>
+              <w:t>115000093</w:t>
             </w:r>
           </w:p>
         </w:tc>
@@ -4216,7 +4216,7 @@
                 <w:b/>
                 <w:sz w:val="25"/>
               </w:rPr>
-              <w:t>115.09.29</w:t>
+              <w:t>115.10.02</w:t>
             </w:r>
           </w:p>
         </w:tc>
@@ -4240,7 +4240,7 @@
                 <w:b/>
                 <w:sz w:val="25"/>
               </w:rPr>
-              <w:t>01  02  04  13  30  38</w:t>
+              <w:t>04  14  20  26  40  47</w:t>
             </w:r>
           </w:p>
         </w:tc>
@@ -4264,7 +4264,7 @@
                 <w:b/>
                 <w:sz w:val="25"/>
               </w:rPr>
-              <w:t>27</w:t>
+              <w:t>42</w:t>
             </w:r>
           </w:p>
         </w:tc>
@@ -4293,7 +4293,7 @@
                 <w:b/>
                 <w:sz w:val="25"/>
               </w:rPr>
-              <w:t>115000093</w:t>
+              <w:t>115000094</w:t>
             </w:r>
           </w:p>
         </w:tc>
@@ -4317,7 +4317,7 @@
                 <w:b/>
                 <w:sz w:val="25"/>
               </w:rPr>
-              <w:t>115.10.02</w:t>
+              <w:t>115.10.06</w:t>
             </w:r>
           </w:p>
         </w:tc>
@@ -4341,7 +4341,7 @@
                 <w:b/>
                 <w:sz w:val="25"/>
               </w:rPr>
-              <w:t>04  14  20  26  40  47</w:t>
+              <w:t>04  06  20  32  36  39</w:t>
             </w:r>
           </w:p>
         </w:tc>
@@ -4365,7 +4365,7 @@
                 <w:b/>
                 <w:sz w:val="25"/>
               </w:rPr>
-              <w:t>42</w:t>
+              <w:t>23</w:t>
             </w:r>
           </w:p>
         </w:tc>
@@ -4394,7 +4394,7 @@
                 <w:b/>
                 <w:sz w:val="25"/>
               </w:rPr>
-              <w:t>115000094</w:t>
+              <w:t>115000095</w:t>
             </w:r>
           </w:p>
         </w:tc>
@@ -4418,7 +4418,7 @@
                 <w:b/>
                 <w:sz w:val="25"/>
               </w:rPr>
-              <w:t>115.10.06</w:t>
+              <w:t>115.10.09</w:t>
             </w:r>
           </w:p>
         </w:tc>
@@ -4442,7 +4442,7 @@
                 <w:b/>
                 <w:sz w:val="25"/>
               </w:rPr>
-              <w:t>04  06  20  32  36  39</w:t>
+              <w:t>03  09  11  25  34  41</w:t>
             </w:r>
           </w:p>
         </w:tc>
@@ -4466,7 +4466,7 @@
                 <w:b/>
                 <w:sz w:val="25"/>
               </w:rPr>
-              <w:t>23</w:t>
+              <w:t>27</w:t>
             </w:r>
           </w:p>
         </w:tc>
@@ -4495,7 +4495,7 @@
                 <w:b/>
                 <w:sz w:val="25"/>
               </w:rPr>
-              <w:t>115000095</w:t>
+              <w:t>115000096</w:t>
             </w:r>
           </w:p>
         </w:tc>
@@ -4519,7 +4519,7 @@
                 <w:b/>
                 <w:sz w:val="25"/>
               </w:rPr>
-              <w:t>115.10.09</w:t>
+              <w:t>115.10.13</w:t>
             </w:r>
           </w:p>
         </w:tc>
@@ -4543,7 +4543,7 @@
                 <w:b/>
                 <w:sz w:val="25"/>
               </w:rPr>
-              <w:t>03  09  11  25  34  41</w:t>
+              <w:t>03  31  35  36  47  48</w:t>
             </w:r>
           </w:p>
         </w:tc>
@@ -4567,7 +4567,7 @@
                 <w:b/>
                 <w:sz w:val="25"/>
               </w:rPr>
-              <w:t>27</w:t>
+              <w:t>32</w:t>
             </w:r>
           </w:p>
         </w:tc>

--- a/最新開獎紀錄.docx
+++ b/最新開獎紀錄.docx
@@ -173,7 +173,7 @@
                 <w:b/>
                 <w:sz w:val="25"/>
               </w:rPr>
-              <w:t>115000239</w:t>
+              <w:t>115000240</w:t>
             </w:r>
           </w:p>
         </w:tc>
@@ -197,7 +197,7 @@
                 <w:b/>
                 <w:sz w:val="25"/>
               </w:rPr>
-              <w:t>115.10.02</w:t>
+              <w:t>115.10.03</w:t>
             </w:r>
           </w:p>
         </w:tc>
@@ -221,7 +221,7 @@
                 <w:b/>
                 <w:sz w:val="25"/>
               </w:rPr>
-              <w:t>13  24  30  34  38</w:t>
+              <w:t>05  28  29  33  38</w:t>
             </w:r>
           </w:p>
         </w:tc>
@@ -250,7 +250,7 @@
                 <w:b/>
                 <w:sz w:val="25"/>
               </w:rPr>
-              <w:t>115000240</w:t>
+              <w:t>115000241</w:t>
             </w:r>
           </w:p>
         </w:tc>
@@ -274,7 +274,7 @@
                 <w:b/>
                 <w:sz w:val="25"/>
               </w:rPr>
-              <w:t>115.10.03</w:t>
+              <w:t>115.10.05</w:t>
             </w:r>
           </w:p>
         </w:tc>
@@ -298,7 +298,7 @@
                 <w:b/>
                 <w:sz w:val="25"/>
               </w:rPr>
-              <w:t>05  28  29  33  38</w:t>
+              <w:t>02  05  08  16  31</w:t>
             </w:r>
           </w:p>
         </w:tc>
@@ -327,7 +327,7 @@
                 <w:b/>
                 <w:sz w:val="25"/>
               </w:rPr>
-              <w:t>115000241</w:t>
+              <w:t>115000242</w:t>
             </w:r>
           </w:p>
         </w:tc>
@@ -351,7 +351,7 @@
                 <w:b/>
                 <w:sz w:val="25"/>
               </w:rPr>
-              <w:t>115.10.05</w:t>
+              <w:t>115.10.06</w:t>
             </w:r>
           </w:p>
         </w:tc>
@@ -375,7 +375,7 @@
                 <w:b/>
                 <w:sz w:val="25"/>
               </w:rPr>
-              <w:t>02  05  08  16  31</w:t>
+              <w:t>14  25  26  29  33</w:t>
             </w:r>
           </w:p>
         </w:tc>
@@ -404,7 +404,7 @@
                 <w:b/>
                 <w:sz w:val="25"/>
               </w:rPr>
-              <w:t>115000242</w:t>
+              <w:t>115000243</w:t>
             </w:r>
           </w:p>
         </w:tc>
@@ -428,7 +428,7 @@
                 <w:b/>
                 <w:sz w:val="25"/>
               </w:rPr>
-              <w:t>115.10.06</w:t>
+              <w:t>115.10.07</w:t>
             </w:r>
           </w:p>
         </w:tc>
@@ -452,7 +452,7 @@
                 <w:b/>
                 <w:sz w:val="25"/>
               </w:rPr>
-              <w:t>14  25  26  29  33</w:t>
+              <w:t>05  11  14  18  19</w:t>
             </w:r>
           </w:p>
         </w:tc>
@@ -481,7 +481,7 @@
                 <w:b/>
                 <w:sz w:val="25"/>
               </w:rPr>
-              <w:t>115000243</w:t>
+              <w:t>115000244</w:t>
             </w:r>
           </w:p>
         </w:tc>
@@ -505,7 +505,7 @@
                 <w:b/>
                 <w:sz w:val="25"/>
               </w:rPr>
-              <w:t>115.10.07</w:t>
+              <w:t>115.10.08</w:t>
             </w:r>
           </w:p>
         </w:tc>
@@ -529,7 +529,7 @@
                 <w:b/>
                 <w:sz w:val="25"/>
               </w:rPr>
-              <w:t>05  11  14  18  19</w:t>
+              <w:t>03  07  15  17  30</w:t>
             </w:r>
           </w:p>
         </w:tc>
@@ -558,7 +558,7 @@
                 <w:b/>
                 <w:sz w:val="25"/>
               </w:rPr>
-              <w:t>115000244</w:t>
+              <w:t>115000245</w:t>
             </w:r>
           </w:p>
         </w:tc>
@@ -582,7 +582,7 @@
                 <w:b/>
                 <w:sz w:val="25"/>
               </w:rPr>
-              <w:t>115.10.08</w:t>
+              <w:t>115.10.09</w:t>
             </w:r>
           </w:p>
         </w:tc>
@@ -606,7 +606,7 @@
                 <w:b/>
                 <w:sz w:val="25"/>
               </w:rPr>
-              <w:t>03  07  15  17  30</w:t>
+              <w:t>20  23  25  27  31</w:t>
             </w:r>
           </w:p>
         </w:tc>
@@ -635,7 +635,7 @@
                 <w:b/>
                 <w:sz w:val="25"/>
               </w:rPr>
-              <w:t>115000245</w:t>
+              <w:t>115000246</w:t>
             </w:r>
           </w:p>
         </w:tc>
@@ -659,7 +659,7 @@
                 <w:b/>
                 <w:sz w:val="25"/>
               </w:rPr>
-              <w:t>115.10.09</w:t>
+              <w:t>115.10.10</w:t>
             </w:r>
           </w:p>
         </w:tc>
@@ -683,7 +683,7 @@
                 <w:b/>
                 <w:sz w:val="25"/>
               </w:rPr>
-              <w:t>20  23  25  27  31</w:t>
+              <w:t>14  21  23  32  34</w:t>
             </w:r>
           </w:p>
         </w:tc>
@@ -712,7 +712,7 @@
                 <w:b/>
                 <w:sz w:val="25"/>
               </w:rPr>
-              <w:t>115000246</w:t>
+              <w:t>115000247</w:t>
             </w:r>
           </w:p>
         </w:tc>
@@ -736,7 +736,7 @@
                 <w:b/>
                 <w:sz w:val="25"/>
               </w:rPr>
-              <w:t>115.10.10</w:t>
+              <w:t>115.10.12</w:t>
             </w:r>
           </w:p>
         </w:tc>
@@ -760,7 +760,7 @@
                 <w:b/>
                 <w:sz w:val="25"/>
               </w:rPr>
-              <w:t>14  21  23  32  34</w:t>
+              <w:t>06  16  24  36  39</w:t>
             </w:r>
           </w:p>
         </w:tc>
@@ -789,7 +789,7 @@
                 <w:b/>
                 <w:sz w:val="25"/>
               </w:rPr>
-              <w:t>115000247</w:t>
+              <w:t>115000248</w:t>
             </w:r>
           </w:p>
         </w:tc>
@@ -813,7 +813,7 @@
                 <w:b/>
                 <w:sz w:val="25"/>
               </w:rPr>
-              <w:t>115.10.12</w:t>
+              <w:t>115.10.13</w:t>
             </w:r>
           </w:p>
         </w:tc>
@@ -837,7 +837,7 @@
                 <w:b/>
                 <w:sz w:val="25"/>
               </w:rPr>
-              <w:t>06  16  24  36  39</w:t>
+              <w:t>02  03  09  20  30</w:t>
             </w:r>
           </w:p>
         </w:tc>
@@ -866,7 +866,7 @@
                 <w:b/>
                 <w:sz w:val="25"/>
               </w:rPr>
-              <w:t>115000248</w:t>
+              <w:t>115000249</w:t>
             </w:r>
           </w:p>
         </w:tc>
@@ -890,7 +890,7 @@
                 <w:b/>
                 <w:sz w:val="25"/>
               </w:rPr>
-              <w:t>115.10.13</w:t>
+              <w:t>115.10.14</w:t>
             </w:r>
           </w:p>
         </w:tc>
@@ -914,7 +914,7 @@
                 <w:b/>
                 <w:sz w:val="25"/>
               </w:rPr>
-              <w:t>02  03  09  20  30</w:t>
+              <w:t>01  09  13  19  25</w:t>
             </w:r>
           </w:p>
         </w:tc>
@@ -1045,7 +1045,7 @@
                 <w:b/>
                 <w:sz w:val="25"/>
               </w:rPr>
-              <w:t>10/02(五)</w:t>
+              <w:t>10/03(六)</w:t>
             </w:r>
           </w:p>
         </w:tc>
@@ -1069,7 +1069,7 @@
                 <w:b/>
                 <w:sz w:val="25"/>
               </w:rPr>
-              <w:t>1  6  0</w:t>
+              <w:t>3  3  2</w:t>
             </w:r>
           </w:p>
         </w:tc>
@@ -1097,7 +1097,7 @@
                 <w:b/>
                 <w:sz w:val="25"/>
               </w:rPr>
-              <w:t>10/03(六)</w:t>
+              <w:t>10/05(一)</w:t>
             </w:r>
           </w:p>
         </w:tc>
@@ -1120,7 +1120,7 @@
                 <w:b/>
                 <w:sz w:val="25"/>
               </w:rPr>
-              <w:t>3  3  2</w:t>
+              <w:t>7  9  0</w:t>
             </w:r>
           </w:p>
         </w:tc>
@@ -1148,7 +1148,7 @@
                 <w:b/>
                 <w:sz w:val="25"/>
               </w:rPr>
-              <w:t>10/05(一)</w:t>
+              <w:t>10/06(二)</w:t>
             </w:r>
           </w:p>
         </w:tc>
@@ -1171,7 +1171,7 @@
                 <w:b/>
                 <w:sz w:val="25"/>
               </w:rPr>
-              <w:t>7  9  0</w:t>
+              <w:t>2  5  7</w:t>
             </w:r>
           </w:p>
         </w:tc>
@@ -1199,7 +1199,7 @@
                 <w:b/>
                 <w:sz w:val="25"/>
               </w:rPr>
-              <w:t>10/06(二)</w:t>
+              <w:t>10/07(三)</w:t>
             </w:r>
           </w:p>
         </w:tc>
@@ -1222,7 +1222,7 @@
                 <w:b/>
                 <w:sz w:val="25"/>
               </w:rPr>
-              <w:t>2  5  7</w:t>
+              <w:t>4  8  1</w:t>
             </w:r>
           </w:p>
         </w:tc>
@@ -1250,7 +1250,7 @@
                 <w:b/>
                 <w:sz w:val="25"/>
               </w:rPr>
-              <w:t>10/07(三)</w:t>
+              <w:t>10/08(四)</w:t>
             </w:r>
           </w:p>
         </w:tc>
@@ -1273,7 +1273,7 @@
                 <w:b/>
                 <w:sz w:val="25"/>
               </w:rPr>
-              <w:t>4  8  1</w:t>
+              <w:t>3  2  0</w:t>
             </w:r>
           </w:p>
         </w:tc>
@@ -1301,7 +1301,7 @@
                 <w:b/>
                 <w:sz w:val="25"/>
               </w:rPr>
-              <w:t>10/08(四)</w:t>
+              <w:t>10/09(五)</w:t>
             </w:r>
           </w:p>
         </w:tc>
@@ -1324,7 +1324,7 @@
                 <w:b/>
                 <w:sz w:val="25"/>
               </w:rPr>
-              <w:t>3  2  0</w:t>
+              <w:t>3  9  1</w:t>
             </w:r>
           </w:p>
         </w:tc>
@@ -1352,7 +1352,7 @@
                 <w:b/>
                 <w:sz w:val="25"/>
               </w:rPr>
-              <w:t>10/09(五)</w:t>
+              <w:t>10/10(六)</w:t>
             </w:r>
           </w:p>
         </w:tc>
@@ -1375,7 +1375,7 @@
                 <w:b/>
                 <w:sz w:val="25"/>
               </w:rPr>
-              <w:t>3  9  1</w:t>
+              <w:t>9  1  7</w:t>
             </w:r>
           </w:p>
         </w:tc>
@@ -1403,7 +1403,7 @@
                 <w:b/>
                 <w:sz w:val="25"/>
               </w:rPr>
-              <w:t>10/10(六)</w:t>
+              <w:t>10/12(一)</w:t>
             </w:r>
           </w:p>
         </w:tc>
@@ -1426,7 +1426,7 @@
                 <w:b/>
                 <w:sz w:val="25"/>
               </w:rPr>
-              <w:t>9  1  7</w:t>
+              <w:t>3  8  8</w:t>
             </w:r>
           </w:p>
         </w:tc>
@@ -1454,7 +1454,7 @@
                 <w:b/>
                 <w:sz w:val="25"/>
               </w:rPr>
-              <w:t>10/12(一)</w:t>
+              <w:t>10/13(二)</w:t>
             </w:r>
           </w:p>
         </w:tc>
@@ -1477,7 +1477,7 @@
                 <w:b/>
                 <w:sz w:val="25"/>
               </w:rPr>
-              <w:t>3  8  8</w:t>
+              <w:t>7  7  9</w:t>
             </w:r>
           </w:p>
         </w:tc>
@@ -1505,7 +1505,7 @@
                 <w:b/>
                 <w:sz w:val="25"/>
               </w:rPr>
-              <w:t>10/13(二)</w:t>
+              <w:t>10/14(三)</w:t>
             </w:r>
           </w:p>
         </w:tc>
@@ -1528,7 +1528,7 @@
                 <w:b/>
                 <w:sz w:val="25"/>
               </w:rPr>
-              <w:t>7  7  9</w:t>
+              <w:t>9  5  3</w:t>
             </w:r>
           </w:p>
         </w:tc>
@@ -2878,7 +2878,7 @@
                 <w:b/>
                 <w:sz w:val="25"/>
               </w:rPr>
-              <w:t>10/02(五)</w:t>
+              <w:t>10/03(六)</w:t>
             </w:r>
           </w:p>
         </w:tc>
@@ -2902,7 +2902,7 @@
                 <w:b/>
                 <w:sz w:val="25"/>
               </w:rPr>
-              <w:t>5  9  7  8</w:t>
+              <w:t>1  7  2  0</w:t>
             </w:r>
           </w:p>
         </w:tc>
@@ -2930,7 +2930,7 @@
                 <w:b/>
                 <w:sz w:val="25"/>
               </w:rPr>
-              <w:t>10/03(六)</w:t>
+              <w:t>10/05(一)</w:t>
             </w:r>
           </w:p>
         </w:tc>
@@ -2953,7 +2953,7 @@
                 <w:b/>
                 <w:sz w:val="25"/>
               </w:rPr>
-              <w:t>1  7  2  0</w:t>
+              <w:t>1  3  0  8</w:t>
             </w:r>
           </w:p>
         </w:tc>
@@ -2981,7 +2981,7 @@
                 <w:b/>
                 <w:sz w:val="25"/>
               </w:rPr>
-              <w:t>10/05(一)</w:t>
+              <w:t>10/06(二)</w:t>
             </w:r>
           </w:p>
         </w:tc>
@@ -3004,7 +3004,7 @@
                 <w:b/>
                 <w:sz w:val="25"/>
               </w:rPr>
-              <w:t>1  3  0  8</w:t>
+              <w:t>8  5  9  1</w:t>
             </w:r>
           </w:p>
         </w:tc>
@@ -3032,7 +3032,7 @@
                 <w:b/>
                 <w:sz w:val="25"/>
               </w:rPr>
-              <w:t>10/06(二)</w:t>
+              <w:t>10/07(三)</w:t>
             </w:r>
           </w:p>
         </w:tc>
@@ -3055,7 +3055,7 @@
                 <w:b/>
                 <w:sz w:val="25"/>
               </w:rPr>
-              <w:t>8  5  9  1</w:t>
+              <w:t>6  4  6  2</w:t>
             </w:r>
           </w:p>
         </w:tc>
@@ -3083,7 +3083,7 @@
                 <w:b/>
                 <w:sz w:val="25"/>
               </w:rPr>
-              <w:t>10/07(三)</w:t>
+              <w:t>10/08(四)</w:t>
             </w:r>
           </w:p>
         </w:tc>
@@ -3106,7 +3106,7 @@
                 <w:b/>
                 <w:sz w:val="25"/>
               </w:rPr>
-              <w:t>6  4  6  2</w:t>
+              <w:t>3  3  3  9</w:t>
             </w:r>
           </w:p>
         </w:tc>
@@ -3134,7 +3134,7 @@
                 <w:b/>
                 <w:sz w:val="25"/>
               </w:rPr>
-              <w:t>10/08(四)</w:t>
+              <w:t>10/09(五)</w:t>
             </w:r>
           </w:p>
         </w:tc>
@@ -3157,7 +3157,7 @@
                 <w:b/>
                 <w:sz w:val="25"/>
               </w:rPr>
-              <w:t>3  3  3  9</w:t>
+              <w:t>5  1  9  6</w:t>
             </w:r>
           </w:p>
         </w:tc>
@@ -3185,7 +3185,7 @@
                 <w:b/>
                 <w:sz w:val="25"/>
               </w:rPr>
-              <w:t>10/09(五)</w:t>
+              <w:t>10/10(六)</w:t>
             </w:r>
           </w:p>
         </w:tc>
@@ -3208,7 +3208,7 @@
                 <w:b/>
                 <w:sz w:val="25"/>
               </w:rPr>
-              <w:t>5  1  9  6</w:t>
+              <w:t>3  8  8  3</w:t>
             </w:r>
           </w:p>
         </w:tc>
@@ -3236,7 +3236,7 @@
                 <w:b/>
                 <w:sz w:val="25"/>
               </w:rPr>
-              <w:t>10/10(六)</w:t>
+              <w:t>10/12(一)</w:t>
             </w:r>
           </w:p>
         </w:tc>
@@ -3259,7 +3259,7 @@
                 <w:b/>
                 <w:sz w:val="25"/>
               </w:rPr>
-              <w:t>3  8  8  3</w:t>
+              <w:t>2  0  0  9</w:t>
             </w:r>
           </w:p>
         </w:tc>
@@ -3287,7 +3287,7 @@
                 <w:b/>
                 <w:sz w:val="25"/>
               </w:rPr>
-              <w:t>10/12(一)</w:t>
+              <w:t>10/13(二)</w:t>
             </w:r>
           </w:p>
         </w:tc>
@@ -3310,7 +3310,7 @@
                 <w:b/>
                 <w:sz w:val="25"/>
               </w:rPr>
-              <w:t>2  0  0  9</w:t>
+              <w:t>1  3  5  6</w:t>
             </w:r>
           </w:p>
         </w:tc>
@@ -3338,7 +3338,7 @@
                 <w:b/>
                 <w:sz w:val="25"/>
               </w:rPr>
-              <w:t>10/13(二)</w:t>
+              <w:t>10/14(三)</w:t>
             </w:r>
           </w:p>
         </w:tc>
@@ -3361,7 +3361,7 @@
                 <w:b/>
                 <w:sz w:val="25"/>
               </w:rPr>
-              <w:t>1  3  5  6</w:t>
+              <w:t>7  5  3  5</w:t>
             </w:r>
           </w:p>
         </w:tc>

--- a/最新開獎紀錄.docx
+++ b/最新開獎紀錄.docx
@@ -173,7 +173,7 @@
                 <w:b/>
                 <w:sz w:val="25"/>
               </w:rPr>
-              <w:t>115000240</w:t>
+              <w:t>115000241</w:t>
             </w:r>
           </w:p>
         </w:tc>
@@ -197,7 +197,7 @@
                 <w:b/>
                 <w:sz w:val="25"/>
               </w:rPr>
-              <w:t>115.10.03</w:t>
+              <w:t>115.10.05</w:t>
             </w:r>
           </w:p>
         </w:tc>
@@ -221,7 +221,7 @@
                 <w:b/>
                 <w:sz w:val="25"/>
               </w:rPr>
-              <w:t>05  28  29  33  38</w:t>
+              <w:t>02  05  08  16  31</w:t>
             </w:r>
           </w:p>
         </w:tc>
@@ -250,7 +250,7 @@
                 <w:b/>
                 <w:sz w:val="25"/>
               </w:rPr>
-              <w:t>115000241</w:t>
+              <w:t>115000242</w:t>
             </w:r>
           </w:p>
         </w:tc>
@@ -274,7 +274,7 @@
                 <w:b/>
                 <w:sz w:val="25"/>
               </w:rPr>
-              <w:t>115.10.05</w:t>
+              <w:t>115.10.06</w:t>
             </w:r>
           </w:p>
         </w:tc>
@@ -298,7 +298,7 @@
                 <w:b/>
                 <w:sz w:val="25"/>
               </w:rPr>
-              <w:t>02  05  08  16  31</w:t>
+              <w:t>14  25  26  29  33</w:t>
             </w:r>
           </w:p>
         </w:tc>
@@ -327,7 +327,7 @@
                 <w:b/>
                 <w:sz w:val="25"/>
               </w:rPr>
-              <w:t>115000242</w:t>
+              <w:t>115000243</w:t>
             </w:r>
           </w:p>
         </w:tc>
@@ -351,7 +351,7 @@
                 <w:b/>
                 <w:sz w:val="25"/>
               </w:rPr>
-              <w:t>115.10.06</w:t>
+              <w:t>115.10.07</w:t>
             </w:r>
           </w:p>
         </w:tc>
@@ -375,7 +375,7 @@
                 <w:b/>
                 <w:sz w:val="25"/>
               </w:rPr>
-              <w:t>14  25  26  29  33</w:t>
+              <w:t>05  11  14  18  19</w:t>
             </w:r>
           </w:p>
         </w:tc>
@@ -404,7 +404,7 @@
                 <w:b/>
                 <w:sz w:val="25"/>
               </w:rPr>
-              <w:t>115000243</w:t>
+              <w:t>115000244</w:t>
             </w:r>
           </w:p>
         </w:tc>
@@ -428,7 +428,7 @@
                 <w:b/>
                 <w:sz w:val="25"/>
               </w:rPr>
-              <w:t>115.10.07</w:t>
+              <w:t>115.10.08</w:t>
             </w:r>
           </w:p>
         </w:tc>
@@ -452,7 +452,7 @@
                 <w:b/>
                 <w:sz w:val="25"/>
               </w:rPr>
-              <w:t>05  11  14  18  19</w:t>
+              <w:t>03  07  15  17  30</w:t>
             </w:r>
           </w:p>
         </w:tc>
@@ -481,7 +481,7 @@
                 <w:b/>
                 <w:sz w:val="25"/>
               </w:rPr>
-              <w:t>115000244</w:t>
+              <w:t>115000245</w:t>
             </w:r>
           </w:p>
         </w:tc>
@@ -505,7 +505,7 @@
                 <w:b/>
                 <w:sz w:val="25"/>
               </w:rPr>
-              <w:t>115.10.08</w:t>
+              <w:t>115.10.09</w:t>
             </w:r>
           </w:p>
         </w:tc>
@@ -529,7 +529,7 @@
                 <w:b/>
                 <w:sz w:val="25"/>
               </w:rPr>
-              <w:t>03  07  15  17  30</w:t>
+              <w:t>20  23  25  27  31</w:t>
             </w:r>
           </w:p>
         </w:tc>
@@ -558,7 +558,7 @@
                 <w:b/>
                 <w:sz w:val="25"/>
               </w:rPr>
-              <w:t>115000245</w:t>
+              <w:t>115000246</w:t>
             </w:r>
           </w:p>
         </w:tc>
@@ -582,7 +582,7 @@
                 <w:b/>
                 <w:sz w:val="25"/>
               </w:rPr>
-              <w:t>115.10.09</w:t>
+              <w:t>115.10.10</w:t>
             </w:r>
           </w:p>
         </w:tc>
@@ -606,7 +606,7 @@
                 <w:b/>
                 <w:sz w:val="25"/>
               </w:rPr>
-              <w:t>20  23  25  27  31</w:t>
+              <w:t>14  21  23  32  34</w:t>
             </w:r>
           </w:p>
         </w:tc>
@@ -635,7 +635,7 @@
                 <w:b/>
                 <w:sz w:val="25"/>
               </w:rPr>
-              <w:t>115000246</w:t>
+              <w:t>115000247</w:t>
             </w:r>
           </w:p>
         </w:tc>
@@ -659,7 +659,7 @@
                 <w:b/>
                 <w:sz w:val="25"/>
               </w:rPr>
-              <w:t>115.10.10</w:t>
+              <w:t>115.10.12</w:t>
             </w:r>
           </w:p>
         </w:tc>
@@ -683,7 +683,7 @@
                 <w:b/>
                 <w:sz w:val="25"/>
               </w:rPr>
-              <w:t>14  21  23  32  34</w:t>
+              <w:t>06  16  24  36  39</w:t>
             </w:r>
           </w:p>
         </w:tc>
@@ -712,7 +712,7 @@
                 <w:b/>
                 <w:sz w:val="25"/>
               </w:rPr>
-              <w:t>115000247</w:t>
+              <w:t>115000248</w:t>
             </w:r>
           </w:p>
         </w:tc>
@@ -736,7 +736,7 @@
                 <w:b/>
                 <w:sz w:val="25"/>
               </w:rPr>
-              <w:t>115.10.12</w:t>
+              <w:t>115.10.13</w:t>
             </w:r>
           </w:p>
         </w:tc>
@@ -760,7 +760,7 @@
                 <w:b/>
                 <w:sz w:val="25"/>
               </w:rPr>
-              <w:t>06  16  24  36  39</w:t>
+              <w:t>02  03  09  20  30</w:t>
             </w:r>
           </w:p>
         </w:tc>
@@ -789,7 +789,7 @@
                 <w:b/>
                 <w:sz w:val="25"/>
               </w:rPr>
-              <w:t>115000248</w:t>
+              <w:t>115000249</w:t>
             </w:r>
           </w:p>
         </w:tc>
@@ -813,7 +813,7 @@
                 <w:b/>
                 <w:sz w:val="25"/>
               </w:rPr>
-              <w:t>115.10.13</w:t>
+              <w:t>115.10.14</w:t>
             </w:r>
           </w:p>
         </w:tc>
@@ -837,7 +837,7 @@
                 <w:b/>
                 <w:sz w:val="25"/>
               </w:rPr>
-              <w:t>02  03  09  20  30</w:t>
+              <w:t>01  09  13  19  25</w:t>
             </w:r>
           </w:p>
         </w:tc>
@@ -866,7 +866,7 @@
                 <w:b/>
                 <w:sz w:val="25"/>
               </w:rPr>
-              <w:t>115000249</w:t>
+              <w:t>115000250</w:t>
             </w:r>
           </w:p>
         </w:tc>
@@ -890,7 +890,7 @@
                 <w:b/>
                 <w:sz w:val="25"/>
               </w:rPr>
-              <w:t>115.10.14</w:t>
+              <w:t>115.10.15</w:t>
             </w:r>
           </w:p>
         </w:tc>
@@ -914,7 +914,7 @@
                 <w:b/>
                 <w:sz w:val="25"/>
               </w:rPr>
-              <w:t>01  09  13  19  25</w:t>
+              <w:t>14  15  26  32  34</w:t>
             </w:r>
           </w:p>
         </w:tc>
@@ -1045,7 +1045,7 @@
                 <w:b/>
                 <w:sz w:val="25"/>
               </w:rPr>
-              <w:t>10/03(六)</w:t>
+              <w:t>10/05(一)</w:t>
             </w:r>
           </w:p>
         </w:tc>
@@ -1069,7 +1069,7 @@
                 <w:b/>
                 <w:sz w:val="25"/>
               </w:rPr>
-              <w:t>3  3  2</w:t>
+              <w:t>7  9  0</w:t>
             </w:r>
           </w:p>
         </w:tc>
@@ -1097,7 +1097,7 @@
                 <w:b/>
                 <w:sz w:val="25"/>
               </w:rPr>
-              <w:t>10/05(一)</w:t>
+              <w:t>10/06(二)</w:t>
             </w:r>
           </w:p>
         </w:tc>
@@ -1120,7 +1120,7 @@
                 <w:b/>
                 <w:sz w:val="25"/>
               </w:rPr>
-              <w:t>7  9  0</w:t>
+              <w:t>2  5  7</w:t>
             </w:r>
           </w:p>
         </w:tc>
@@ -1148,7 +1148,7 @@
                 <w:b/>
                 <w:sz w:val="25"/>
               </w:rPr>
-              <w:t>10/06(二)</w:t>
+              <w:t>10/07(三)</w:t>
             </w:r>
           </w:p>
         </w:tc>
@@ -1171,7 +1171,7 @@
                 <w:b/>
                 <w:sz w:val="25"/>
               </w:rPr>
-              <w:t>2  5  7</w:t>
+              <w:t>4  8  1</w:t>
             </w:r>
           </w:p>
         </w:tc>
@@ -1199,7 +1199,7 @@
                 <w:b/>
                 <w:sz w:val="25"/>
               </w:rPr>
-              <w:t>10/07(三)</w:t>
+              <w:t>10/08(四)</w:t>
             </w:r>
           </w:p>
         </w:tc>
@@ -1222,7 +1222,7 @@
                 <w:b/>
                 <w:sz w:val="25"/>
               </w:rPr>
-              <w:t>4  8  1</w:t>
+              <w:t>3  2  0</w:t>
             </w:r>
           </w:p>
         </w:tc>
@@ -1250,7 +1250,7 @@
                 <w:b/>
                 <w:sz w:val="25"/>
               </w:rPr>
-              <w:t>10/08(四)</w:t>
+              <w:t>10/09(五)</w:t>
             </w:r>
           </w:p>
         </w:tc>
@@ -1273,7 +1273,7 @@
                 <w:b/>
                 <w:sz w:val="25"/>
               </w:rPr>
-              <w:t>3  2  0</w:t>
+              <w:t>3  9  1</w:t>
             </w:r>
           </w:p>
         </w:tc>
@@ -1301,7 +1301,7 @@
                 <w:b/>
                 <w:sz w:val="25"/>
               </w:rPr>
-              <w:t>10/09(五)</w:t>
+              <w:t>10/10(六)</w:t>
             </w:r>
           </w:p>
         </w:tc>
@@ -1324,7 +1324,7 @@
                 <w:b/>
                 <w:sz w:val="25"/>
               </w:rPr>
-              <w:t>3  9  1</w:t>
+              <w:t>9  1  7</w:t>
             </w:r>
           </w:p>
         </w:tc>
@@ -1352,7 +1352,7 @@
                 <w:b/>
                 <w:sz w:val="25"/>
               </w:rPr>
-              <w:t>10/10(六)</w:t>
+              <w:t>10/12(一)</w:t>
             </w:r>
           </w:p>
         </w:tc>
@@ -1375,7 +1375,7 @@
                 <w:b/>
                 <w:sz w:val="25"/>
               </w:rPr>
-              <w:t>9  1  7</w:t>
+              <w:t>3  8  8</w:t>
             </w:r>
           </w:p>
         </w:tc>
@@ -1403,7 +1403,7 @@
                 <w:b/>
                 <w:sz w:val="25"/>
               </w:rPr>
-              <w:t>10/12(一)</w:t>
+              <w:t>10/13(二)</w:t>
             </w:r>
           </w:p>
         </w:tc>
@@ -1426,7 +1426,7 @@
                 <w:b/>
                 <w:sz w:val="25"/>
               </w:rPr>
-              <w:t>3  8  8</w:t>
+              <w:t>7  7  9</w:t>
             </w:r>
           </w:p>
         </w:tc>
@@ -1454,7 +1454,7 @@
                 <w:b/>
                 <w:sz w:val="25"/>
               </w:rPr>
-              <w:t>10/13(二)</w:t>
+              <w:t>10/14(三)</w:t>
             </w:r>
           </w:p>
         </w:tc>
@@ -1477,7 +1477,7 @@
                 <w:b/>
                 <w:sz w:val="25"/>
               </w:rPr>
-              <w:t>7  7  9</w:t>
+              <w:t>9  5  3</w:t>
             </w:r>
           </w:p>
         </w:tc>
@@ -1505,7 +1505,7 @@
                 <w:b/>
                 <w:sz w:val="25"/>
               </w:rPr>
-              <w:t>10/14(三)</w:t>
+              <w:t>10/15(四)</w:t>
             </w:r>
           </w:p>
         </w:tc>
@@ -1528,7 +1528,7 @@
                 <w:b/>
                 <w:sz w:val="25"/>
               </w:rPr>
-              <w:t>9  5  3</w:t>
+              <w:t>4  9  6</w:t>
             </w:r>
           </w:p>
         </w:tc>
@@ -1766,7 +1766,7 @@
                 <w:b/>
                 <w:sz w:val="25"/>
               </w:rPr>
-              <w:t>115000073</w:t>
+              <w:t>115000074</w:t>
             </w:r>
           </w:p>
         </w:tc>
@@ -1790,7 +1790,7 @@
                 <w:b/>
                 <w:sz w:val="25"/>
               </w:rPr>
-              <w:t>115.09.10</w:t>
+              <w:t>115.09.14</w:t>
             </w:r>
           </w:p>
         </w:tc>
@@ -1814,7 +1814,7 @@
                 <w:b/>
                 <w:sz w:val="25"/>
               </w:rPr>
-              <w:t>08  17  18  29  33  38</w:t>
+              <w:t>10  12  14  16  29  36</w:t>
             </w:r>
           </w:p>
         </w:tc>
@@ -1838,7 +1838,7 @@
                 <w:b/>
                 <w:sz w:val="25"/>
               </w:rPr>
-              <w:t>02</w:t>
+              <w:t>08</w:t>
             </w:r>
           </w:p>
         </w:tc>
@@ -1867,7 +1867,7 @@
                 <w:b/>
                 <w:sz w:val="25"/>
               </w:rPr>
-              <w:t>115000074</w:t>
+              <w:t>115000075</w:t>
             </w:r>
           </w:p>
         </w:tc>
@@ -1891,7 +1891,7 @@
                 <w:b/>
                 <w:sz w:val="25"/>
               </w:rPr>
-              <w:t>115.09.14</w:t>
+              <w:t>115.09.17</w:t>
             </w:r>
           </w:p>
         </w:tc>
@@ -1915,7 +1915,7 @@
                 <w:b/>
                 <w:sz w:val="25"/>
               </w:rPr>
-              <w:t>10  12  14  16  29  36</w:t>
+              <w:t>23  26  27  28  31  37</w:t>
             </w:r>
           </w:p>
         </w:tc>
@@ -1939,7 +1939,7 @@
                 <w:b/>
                 <w:sz w:val="25"/>
               </w:rPr>
-              <w:t>08</w:t>
+              <w:t>07</w:t>
             </w:r>
           </w:p>
         </w:tc>
@@ -1968,7 +1968,7 @@
                 <w:b/>
                 <w:sz w:val="25"/>
               </w:rPr>
-              <w:t>115000075</w:t>
+              <w:t>115000076</w:t>
             </w:r>
           </w:p>
         </w:tc>
@@ -1992,7 +1992,7 @@
                 <w:b/>
                 <w:sz w:val="25"/>
               </w:rPr>
-              <w:t>115.09.17</w:t>
+              <w:t>115.09.21</w:t>
             </w:r>
           </w:p>
         </w:tc>
@@ -2016,7 +2016,7 @@
                 <w:b/>
                 <w:sz w:val="25"/>
               </w:rPr>
-              <w:t>23  26  27  28  31  37</w:t>
+              <w:t>03  08  17  24  25  37</w:t>
             </w:r>
           </w:p>
         </w:tc>
@@ -2040,7 +2040,7 @@
                 <w:b/>
                 <w:sz w:val="25"/>
               </w:rPr>
-              <w:t>07</w:t>
+              <w:t>06</w:t>
             </w:r>
           </w:p>
         </w:tc>
@@ -2069,7 +2069,7 @@
                 <w:b/>
                 <w:sz w:val="25"/>
               </w:rPr>
-              <w:t>115000076</w:t>
+              <w:t>115000077</w:t>
             </w:r>
           </w:p>
         </w:tc>
@@ -2093,7 +2093,7 @@
                 <w:b/>
                 <w:sz w:val="25"/>
               </w:rPr>
-              <w:t>115.09.21</w:t>
+              <w:t>115.09.24</w:t>
             </w:r>
           </w:p>
         </w:tc>
@@ -2117,7 +2117,7 @@
                 <w:b/>
                 <w:sz w:val="25"/>
               </w:rPr>
-              <w:t>03  08  17  24  25  37</w:t>
+              <w:t>03  08  25  27  30  31</w:t>
             </w:r>
           </w:p>
         </w:tc>
@@ -2141,7 +2141,7 @@
                 <w:b/>
                 <w:sz w:val="25"/>
               </w:rPr>
-              <w:t>06</w:t>
+              <w:t>01</w:t>
             </w:r>
           </w:p>
         </w:tc>
@@ -2170,7 +2170,7 @@
                 <w:b/>
                 <w:sz w:val="25"/>
               </w:rPr>
-              <w:t>115000077</w:t>
+              <w:t>115000078</w:t>
             </w:r>
           </w:p>
         </w:tc>
@@ -2194,7 +2194,7 @@
                 <w:b/>
                 <w:sz w:val="25"/>
               </w:rPr>
-              <w:t>115.09.24</w:t>
+              <w:t>115.09.28</w:t>
             </w:r>
           </w:p>
         </w:tc>
@@ -2218,7 +2218,7 @@
                 <w:b/>
                 <w:sz w:val="25"/>
               </w:rPr>
-              <w:t>03  08  25  27  30  31</w:t>
+              <w:t>01  02  04  17  29  34</w:t>
             </w:r>
           </w:p>
         </w:tc>
@@ -2271,7 +2271,7 @@
                 <w:b/>
                 <w:sz w:val="25"/>
               </w:rPr>
-              <w:t>115000078</w:t>
+              <w:t>115000079</w:t>
             </w:r>
           </w:p>
         </w:tc>
@@ -2295,7 +2295,7 @@
                 <w:b/>
                 <w:sz w:val="25"/>
               </w:rPr>
-              <w:t>115.09.28</w:t>
+              <w:t>115.10.01</w:t>
             </w:r>
           </w:p>
         </w:tc>
@@ -2319,7 +2319,7 @@
                 <w:b/>
                 <w:sz w:val="25"/>
               </w:rPr>
-              <w:t>01  02  04  17  29  34</w:t>
+              <w:t>02  04  18  26  33  37</w:t>
             </w:r>
           </w:p>
         </w:tc>
@@ -2343,7 +2343,7 @@
                 <w:b/>
                 <w:sz w:val="25"/>
               </w:rPr>
-              <w:t>01</w:t>
+              <w:t>03</w:t>
             </w:r>
           </w:p>
         </w:tc>
@@ -2372,7 +2372,7 @@
                 <w:b/>
                 <w:sz w:val="25"/>
               </w:rPr>
-              <w:t>115000079</w:t>
+              <w:t>115000080</w:t>
             </w:r>
           </w:p>
         </w:tc>
@@ -2396,7 +2396,7 @@
                 <w:b/>
                 <w:sz w:val="25"/>
               </w:rPr>
-              <w:t>115.10.01</w:t>
+              <w:t>115.10.05</w:t>
             </w:r>
           </w:p>
         </w:tc>
@@ -2420,7 +2420,7 @@
                 <w:b/>
                 <w:sz w:val="25"/>
               </w:rPr>
-              <w:t>02  04  18  26  33  37</w:t>
+              <w:t>02  06  17  21  26  37</w:t>
             </w:r>
           </w:p>
         </w:tc>
@@ -2444,7 +2444,7 @@
                 <w:b/>
                 <w:sz w:val="25"/>
               </w:rPr>
-              <w:t>03</w:t>
+              <w:t>06</w:t>
             </w:r>
           </w:p>
         </w:tc>
@@ -2473,7 +2473,7 @@
                 <w:b/>
                 <w:sz w:val="25"/>
               </w:rPr>
-              <w:t>115000080</w:t>
+              <w:t>115000081</w:t>
             </w:r>
           </w:p>
         </w:tc>
@@ -2497,7 +2497,7 @@
                 <w:b/>
                 <w:sz w:val="25"/>
               </w:rPr>
-              <w:t>115.10.05</w:t>
+              <w:t>115.10.08</w:t>
             </w:r>
           </w:p>
         </w:tc>
@@ -2521,7 +2521,7 @@
                 <w:b/>
                 <w:sz w:val="25"/>
               </w:rPr>
-              <w:t>02  06  17  21  26  37</w:t>
+              <w:t>04  23  27  28  29  38</w:t>
             </w:r>
           </w:p>
         </w:tc>
@@ -2545,7 +2545,7 @@
                 <w:b/>
                 <w:sz w:val="25"/>
               </w:rPr>
-              <w:t>06</w:t>
+              <w:t>05</w:t>
             </w:r>
           </w:p>
         </w:tc>
@@ -2574,7 +2574,7 @@
                 <w:b/>
                 <w:sz w:val="25"/>
               </w:rPr>
-              <w:t>115000081</w:t>
+              <w:t>115000082</w:t>
             </w:r>
           </w:p>
         </w:tc>
@@ -2598,7 +2598,7 @@
                 <w:b/>
                 <w:sz w:val="25"/>
               </w:rPr>
-              <w:t>115.10.08</w:t>
+              <w:t>115.10.12</w:t>
             </w:r>
           </w:p>
         </w:tc>
@@ -2622,7 +2622,7 @@
                 <w:b/>
                 <w:sz w:val="25"/>
               </w:rPr>
-              <w:t>04  23  27  28  29  38</w:t>
+              <w:t>03  05  20  22  26  32</w:t>
             </w:r>
           </w:p>
         </w:tc>
@@ -2646,7 +2646,7 @@
                 <w:b/>
                 <w:sz w:val="25"/>
               </w:rPr>
-              <w:t>05</w:t>
+              <w:t>03</w:t>
             </w:r>
           </w:p>
         </w:tc>
@@ -2675,7 +2675,7 @@
                 <w:b/>
                 <w:sz w:val="25"/>
               </w:rPr>
-              <w:t>115000082</w:t>
+              <w:t>115000083</w:t>
             </w:r>
           </w:p>
         </w:tc>
@@ -2699,7 +2699,7 @@
                 <w:b/>
                 <w:sz w:val="25"/>
               </w:rPr>
-              <w:t>115.10.12</w:t>
+              <w:t>115.10.15</w:t>
             </w:r>
           </w:p>
         </w:tc>
@@ -2723,7 +2723,7 @@
                 <w:b/>
                 <w:sz w:val="25"/>
               </w:rPr>
-              <w:t>03  05  20  22  26  32</w:t>
+              <w:t>06  12  18  25  30  33</w:t>
             </w:r>
           </w:p>
         </w:tc>
@@ -2747,7 +2747,7 @@
                 <w:b/>
                 <w:sz w:val="25"/>
               </w:rPr>
-              <w:t>03</w:t>
+              <w:t>06</w:t>
             </w:r>
           </w:p>
         </w:tc>
@@ -2878,7 +2878,7 @@
                 <w:b/>
                 <w:sz w:val="25"/>
               </w:rPr>
-              <w:t>10/03(六)</w:t>
+              <w:t>10/05(一)</w:t>
             </w:r>
           </w:p>
         </w:tc>
@@ -2902,7 +2902,7 @@
                 <w:b/>
                 <w:sz w:val="25"/>
               </w:rPr>
-              <w:t>1  7  2  0</w:t>
+              <w:t>1  3  0  8</w:t>
             </w:r>
           </w:p>
         </w:tc>
@@ -2930,7 +2930,7 @@
                 <w:b/>
                 <w:sz w:val="25"/>
               </w:rPr>
-              <w:t>10/05(一)</w:t>
+              <w:t>10/06(二)</w:t>
             </w:r>
           </w:p>
         </w:tc>
@@ -2953,7 +2953,7 @@
                 <w:b/>
                 <w:sz w:val="25"/>
               </w:rPr>
-              <w:t>1  3  0  8</w:t>
+              <w:t>8  5  9  1</w:t>
             </w:r>
           </w:p>
         </w:tc>
@@ -2981,7 +2981,7 @@
                 <w:b/>
                 <w:sz w:val="25"/>
               </w:rPr>
-              <w:t>10/06(二)</w:t>
+              <w:t>10/07(三)</w:t>
             </w:r>
           </w:p>
         </w:tc>
@@ -3004,7 +3004,7 @@
                 <w:b/>
                 <w:sz w:val="25"/>
               </w:rPr>
-              <w:t>8  5  9  1</w:t>
+              <w:t>6  4  6  2</w:t>
             </w:r>
           </w:p>
         </w:tc>
@@ -3032,7 +3032,7 @@
                 <w:b/>
                 <w:sz w:val="25"/>
               </w:rPr>
-              <w:t>10/07(三)</w:t>
+              <w:t>10/08(四)</w:t>
             </w:r>
           </w:p>
         </w:tc>
@@ -3055,7 +3055,7 @@
                 <w:b/>
                 <w:sz w:val="25"/>
               </w:rPr>
-              <w:t>6  4  6  2</w:t>
+              <w:t>3  3  3  9</w:t>
             </w:r>
           </w:p>
         </w:tc>
@@ -3083,7 +3083,7 @@
                 <w:b/>
                 <w:sz w:val="25"/>
               </w:rPr>
-              <w:t>10/08(四)</w:t>
+              <w:t>10/09(五)</w:t>
             </w:r>
           </w:p>
         </w:tc>
@@ -3106,7 +3106,7 @@
                 <w:b/>
                 <w:sz w:val="25"/>
               </w:rPr>
-              <w:t>3  3  3  9</w:t>
+              <w:t>5  1  9  6</w:t>
             </w:r>
           </w:p>
         </w:tc>
@@ -3134,7 +3134,7 @@
                 <w:b/>
                 <w:sz w:val="25"/>
               </w:rPr>
-              <w:t>10/09(五)</w:t>
+              <w:t>10/10(六)</w:t>
             </w:r>
           </w:p>
         </w:tc>
@@ -3157,7 +3157,7 @@
                 <w:b/>
                 <w:sz w:val="25"/>
               </w:rPr>
-              <w:t>5  1  9  6</w:t>
+              <w:t>3  8  8  3</w:t>
             </w:r>
           </w:p>
         </w:tc>
@@ -3185,7 +3185,7 @@
                 <w:b/>
                 <w:sz w:val="25"/>
               </w:rPr>
-              <w:t>10/10(六)</w:t>
+              <w:t>10/12(一)</w:t>
             </w:r>
           </w:p>
         </w:tc>
@@ -3208,7 +3208,7 @@
                 <w:b/>
                 <w:sz w:val="25"/>
               </w:rPr>
-              <w:t>3  8  8  3</w:t>
+              <w:t>2  0  0  9</w:t>
             </w:r>
           </w:p>
         </w:tc>
@@ -3236,7 +3236,7 @@
                 <w:b/>
                 <w:sz w:val="25"/>
               </w:rPr>
-              <w:t>10/12(一)</w:t>
+              <w:t>10/13(二)</w:t>
             </w:r>
           </w:p>
         </w:tc>
@@ -3259,7 +3259,7 @@
                 <w:b/>
                 <w:sz w:val="25"/>
               </w:rPr>
-              <w:t>2  0  0  9</w:t>
+              <w:t>1  3  5  6</w:t>
             </w:r>
           </w:p>
         </w:tc>
@@ -3287,7 +3287,7 @@
                 <w:b/>
                 <w:sz w:val="25"/>
               </w:rPr>
-              <w:t>10/13(二)</w:t>
+              <w:t>10/14(三)</w:t>
             </w:r>
           </w:p>
         </w:tc>
@@ -3310,7 +3310,7 @@
                 <w:b/>
                 <w:sz w:val="25"/>
               </w:rPr>
-              <w:t>1  3  5  6</w:t>
+              <w:t>7  5  3  5</w:t>
             </w:r>
           </w:p>
         </w:tc>
@@ -3338,7 +3338,7 @@
                 <w:b/>
                 <w:sz w:val="25"/>
               </w:rPr>
-              <w:t>10/14(三)</w:t>
+              <w:t>10/15(四)</w:t>
             </w:r>
           </w:p>
         </w:tc>
@@ -3361,7 +3361,7 @@
                 <w:b/>
                 <w:sz w:val="25"/>
               </w:rPr>
-              <w:t>7  5  3  5</w:t>
+              <w:t>8  9  8  1</w:t>
             </w:r>
           </w:p>
         </w:tc>

--- a/最新開獎紀錄.docx
+++ b/最新開獎紀錄.docx
@@ -173,7 +173,7 @@
                 <w:b/>
                 <w:sz w:val="25"/>
               </w:rPr>
-              <w:t>115000241</w:t>
+              <w:t>115000242</w:t>
             </w:r>
           </w:p>
         </w:tc>
@@ -197,7 +197,7 @@
                 <w:b/>
                 <w:sz w:val="25"/>
               </w:rPr>
-              <w:t>115.10.05</w:t>
+              <w:t>115.10.06</w:t>
             </w:r>
           </w:p>
         </w:tc>
@@ -221,7 +221,7 @@
                 <w:b/>
                 <w:sz w:val="25"/>
               </w:rPr>
-              <w:t>02  05  08  16  31</w:t>
+              <w:t>14  25  26  29  33</w:t>
             </w:r>
           </w:p>
         </w:tc>
@@ -250,7 +250,7 @@
                 <w:b/>
                 <w:sz w:val="25"/>
               </w:rPr>
-              <w:t>115000242</w:t>
+              <w:t>115000243</w:t>
             </w:r>
           </w:p>
         </w:tc>
@@ -274,7 +274,7 @@
                 <w:b/>
                 <w:sz w:val="25"/>
               </w:rPr>
-              <w:t>115.10.06</w:t>
+              <w:t>115.10.07</w:t>
             </w:r>
           </w:p>
         </w:tc>
@@ -298,7 +298,7 @@
                 <w:b/>
                 <w:sz w:val="25"/>
               </w:rPr>
-              <w:t>14  25  26  29  33</w:t>
+              <w:t>05  11  14  18  19</w:t>
             </w:r>
           </w:p>
         </w:tc>
@@ -327,7 +327,7 @@
                 <w:b/>
                 <w:sz w:val="25"/>
               </w:rPr>
-              <w:t>115000243</w:t>
+              <w:t>115000244</w:t>
             </w:r>
           </w:p>
         </w:tc>
@@ -351,7 +351,7 @@
                 <w:b/>
                 <w:sz w:val="25"/>
               </w:rPr>
-              <w:t>115.10.07</w:t>
+              <w:t>115.10.08</w:t>
             </w:r>
           </w:p>
         </w:tc>
@@ -375,7 +375,7 @@
                 <w:b/>
                 <w:sz w:val="25"/>
               </w:rPr>
-              <w:t>05  11  14  18  19</w:t>
+              <w:t>03  07  15  17  30</w:t>
             </w:r>
           </w:p>
         </w:tc>
@@ -404,7 +404,7 @@
                 <w:b/>
                 <w:sz w:val="25"/>
               </w:rPr>
-              <w:t>115000244</w:t>
+              <w:t>115000245</w:t>
             </w:r>
           </w:p>
         </w:tc>
@@ -428,7 +428,7 @@
                 <w:b/>
                 <w:sz w:val="25"/>
               </w:rPr>
-              <w:t>115.10.08</w:t>
+              <w:t>115.10.09</w:t>
             </w:r>
           </w:p>
         </w:tc>
@@ -452,7 +452,7 @@
                 <w:b/>
                 <w:sz w:val="25"/>
               </w:rPr>
-              <w:t>03  07  15  17  30</w:t>
+              <w:t>20  23  25  27  31</w:t>
             </w:r>
           </w:p>
         </w:tc>
@@ -481,7 +481,7 @@
                 <w:b/>
                 <w:sz w:val="25"/>
               </w:rPr>
-              <w:t>115000245</w:t>
+              <w:t>115000246</w:t>
             </w:r>
           </w:p>
         </w:tc>
@@ -505,7 +505,7 @@
                 <w:b/>
                 <w:sz w:val="25"/>
               </w:rPr>
-              <w:t>115.10.09</w:t>
+              <w:t>115.10.10</w:t>
             </w:r>
           </w:p>
         </w:tc>
@@ -529,7 +529,7 @@
                 <w:b/>
                 <w:sz w:val="25"/>
               </w:rPr>
-              <w:t>20  23  25  27  31</w:t>
+              <w:t>14  21  23  32  34</w:t>
             </w:r>
           </w:p>
         </w:tc>
@@ -558,7 +558,7 @@
                 <w:b/>
                 <w:sz w:val="25"/>
               </w:rPr>
-              <w:t>115000246</w:t>
+              <w:t>115000247</w:t>
             </w:r>
           </w:p>
         </w:tc>
@@ -582,7 +582,7 @@
                 <w:b/>
                 <w:sz w:val="25"/>
               </w:rPr>
-              <w:t>115.10.10</w:t>
+              <w:t>115.10.12</w:t>
             </w:r>
           </w:p>
         </w:tc>
@@ -606,7 +606,7 @@
                 <w:b/>
                 <w:sz w:val="25"/>
               </w:rPr>
-              <w:t>14  21  23  32  34</w:t>
+              <w:t>06  16  24  36  39</w:t>
             </w:r>
           </w:p>
         </w:tc>
@@ -635,7 +635,7 @@
                 <w:b/>
                 <w:sz w:val="25"/>
               </w:rPr>
-              <w:t>115000247</w:t>
+              <w:t>115000248</w:t>
             </w:r>
           </w:p>
         </w:tc>
@@ -659,7 +659,7 @@
                 <w:b/>
                 <w:sz w:val="25"/>
               </w:rPr>
-              <w:t>115.10.12</w:t>
+              <w:t>115.10.13</w:t>
             </w:r>
           </w:p>
         </w:tc>
@@ -683,7 +683,7 @@
                 <w:b/>
                 <w:sz w:val="25"/>
               </w:rPr>
-              <w:t>06  16  24  36  39</w:t>
+              <w:t>02  03  09  20  30</w:t>
             </w:r>
           </w:p>
         </w:tc>
@@ -712,7 +712,7 @@
                 <w:b/>
                 <w:sz w:val="25"/>
               </w:rPr>
-              <w:t>115000248</w:t>
+              <w:t>115000249</w:t>
             </w:r>
           </w:p>
         </w:tc>
@@ -736,7 +736,7 @@
                 <w:b/>
                 <w:sz w:val="25"/>
               </w:rPr>
-              <w:t>115.10.13</w:t>
+              <w:t>115.10.14</w:t>
             </w:r>
           </w:p>
         </w:tc>
@@ -760,7 +760,7 @@
                 <w:b/>
                 <w:sz w:val="25"/>
               </w:rPr>
-              <w:t>02  03  09  20  30</w:t>
+              <w:t>01  09  13  19  25</w:t>
             </w:r>
           </w:p>
         </w:tc>
@@ -789,7 +789,7 @@
                 <w:b/>
                 <w:sz w:val="25"/>
               </w:rPr>
-              <w:t>115000249</w:t>
+              <w:t>115000250</w:t>
             </w:r>
           </w:p>
         </w:tc>
@@ -813,7 +813,7 @@
                 <w:b/>
                 <w:sz w:val="25"/>
               </w:rPr>
-              <w:t>115.10.14</w:t>
+              <w:t>115.10.15</w:t>
             </w:r>
           </w:p>
         </w:tc>
@@ -837,7 +837,7 @@
                 <w:b/>
                 <w:sz w:val="25"/>
               </w:rPr>
-              <w:t>01  09  13  19  25</w:t>
+              <w:t>14  15  26  32  34</w:t>
             </w:r>
           </w:p>
         </w:tc>
@@ -866,7 +866,7 @@
                 <w:b/>
                 <w:sz w:val="25"/>
               </w:rPr>
-              <w:t>115000250</w:t>
+              <w:t>115000251</w:t>
             </w:r>
           </w:p>
         </w:tc>
@@ -890,7 +890,7 @@
                 <w:b/>
                 <w:sz w:val="25"/>
               </w:rPr>
-              <w:t>115.10.15</w:t>
+              <w:t>115.10.16</w:t>
             </w:r>
           </w:p>
         </w:tc>
@@ -914,7 +914,7 @@
                 <w:b/>
                 <w:sz w:val="25"/>
               </w:rPr>
-              <w:t>14  15  26  32  34</w:t>
+              <w:t>09  23  24  25  32</w:t>
             </w:r>
           </w:p>
         </w:tc>
@@ -1045,7 +1045,7 @@
                 <w:b/>
                 <w:sz w:val="25"/>
               </w:rPr>
-              <w:t>10/05(一)</w:t>
+              <w:t>10/06(二)</w:t>
             </w:r>
           </w:p>
         </w:tc>
@@ -1069,7 +1069,7 @@
                 <w:b/>
                 <w:sz w:val="25"/>
               </w:rPr>
-              <w:t>7  9  0</w:t>
+              <w:t>2  5  7</w:t>
             </w:r>
           </w:p>
         </w:tc>
@@ -1097,7 +1097,7 @@
                 <w:b/>
                 <w:sz w:val="25"/>
               </w:rPr>
-              <w:t>10/06(二)</w:t>
+              <w:t>10/07(三)</w:t>
             </w:r>
           </w:p>
         </w:tc>
@@ -1120,7 +1120,7 @@
                 <w:b/>
                 <w:sz w:val="25"/>
               </w:rPr>
-              <w:t>2  5  7</w:t>
+              <w:t>4  8  1</w:t>
             </w:r>
           </w:p>
         </w:tc>
@@ -1148,7 +1148,7 @@
                 <w:b/>
                 <w:sz w:val="25"/>
               </w:rPr>
-              <w:t>10/07(三)</w:t>
+              <w:t>10/08(四)</w:t>
             </w:r>
           </w:p>
         </w:tc>
@@ -1171,7 +1171,7 @@
                 <w:b/>
                 <w:sz w:val="25"/>
               </w:rPr>
-              <w:t>4  8  1</w:t>
+              <w:t>3  2  0</w:t>
             </w:r>
           </w:p>
         </w:tc>
@@ -1199,7 +1199,7 @@
                 <w:b/>
                 <w:sz w:val="25"/>
               </w:rPr>
-              <w:t>10/08(四)</w:t>
+              <w:t>10/09(五)</w:t>
             </w:r>
           </w:p>
         </w:tc>
@@ -1222,7 +1222,7 @@
                 <w:b/>
                 <w:sz w:val="25"/>
               </w:rPr>
-              <w:t>3  2  0</w:t>
+              <w:t>3  9  1</w:t>
             </w:r>
           </w:p>
         </w:tc>
@@ -1250,7 +1250,7 @@
                 <w:b/>
                 <w:sz w:val="25"/>
               </w:rPr>
-              <w:t>10/09(五)</w:t>
+              <w:t>10/10(六)</w:t>
             </w:r>
           </w:p>
         </w:tc>
@@ -1273,7 +1273,7 @@
                 <w:b/>
                 <w:sz w:val="25"/>
               </w:rPr>
-              <w:t>3  9  1</w:t>
+              <w:t>9  1  7</w:t>
             </w:r>
           </w:p>
         </w:tc>
@@ -1301,7 +1301,7 @@
                 <w:b/>
                 <w:sz w:val="25"/>
               </w:rPr>
-              <w:t>10/10(六)</w:t>
+              <w:t>10/12(一)</w:t>
             </w:r>
           </w:p>
         </w:tc>
@@ -1324,7 +1324,7 @@
                 <w:b/>
                 <w:sz w:val="25"/>
               </w:rPr>
-              <w:t>9  1  7</w:t>
+              <w:t>3  8  8</w:t>
             </w:r>
           </w:p>
         </w:tc>
@@ -1352,7 +1352,7 @@
                 <w:b/>
                 <w:sz w:val="25"/>
               </w:rPr>
-              <w:t>10/12(一)</w:t>
+              <w:t>10/13(二)</w:t>
             </w:r>
           </w:p>
         </w:tc>
@@ -1375,7 +1375,7 @@
                 <w:b/>
                 <w:sz w:val="25"/>
               </w:rPr>
-              <w:t>3  8  8</w:t>
+              <w:t>7  7  9</w:t>
             </w:r>
           </w:p>
         </w:tc>
@@ -1403,7 +1403,7 @@
                 <w:b/>
                 <w:sz w:val="25"/>
               </w:rPr>
-              <w:t>10/13(二)</w:t>
+              <w:t>10/14(三)</w:t>
             </w:r>
           </w:p>
         </w:tc>
@@ -1426,7 +1426,7 @@
                 <w:b/>
                 <w:sz w:val="25"/>
               </w:rPr>
-              <w:t>7  7  9</w:t>
+              <w:t>9  5  3</w:t>
             </w:r>
           </w:p>
         </w:tc>
@@ -1454,7 +1454,7 @@
                 <w:b/>
                 <w:sz w:val="25"/>
               </w:rPr>
-              <w:t>10/14(三)</w:t>
+              <w:t>10/15(四)</w:t>
             </w:r>
           </w:p>
         </w:tc>
@@ -1477,7 +1477,7 @@
                 <w:b/>
                 <w:sz w:val="25"/>
               </w:rPr>
-              <w:t>9  5  3</w:t>
+              <w:t>4  9  6</w:t>
             </w:r>
           </w:p>
         </w:tc>
@@ -1505,7 +1505,7 @@
                 <w:b/>
                 <w:sz w:val="25"/>
               </w:rPr>
-              <w:t>10/15(四)</w:t>
+              <w:t>10/16(五)</w:t>
             </w:r>
           </w:p>
         </w:tc>
@@ -1528,7 +1528,7 @@
                 <w:b/>
                 <w:sz w:val="25"/>
               </w:rPr>
-              <w:t>4  9  6</w:t>
+              <w:t>1  4  1</w:t>
             </w:r>
           </w:p>
         </w:tc>
@@ -2878,7 +2878,7 @@
                 <w:b/>
                 <w:sz w:val="25"/>
               </w:rPr>
-              <w:t>10/05(一)</w:t>
+              <w:t>10/06(二)</w:t>
             </w:r>
           </w:p>
         </w:tc>
@@ -2902,7 +2902,7 @@
                 <w:b/>
                 <w:sz w:val="25"/>
               </w:rPr>
-              <w:t>1  3  0  8</w:t>
+              <w:t>8  5  9  1</w:t>
             </w:r>
           </w:p>
         </w:tc>
@@ -2930,7 +2930,7 @@
                 <w:b/>
                 <w:sz w:val="25"/>
               </w:rPr>
-              <w:t>10/06(二)</w:t>
+              <w:t>10/07(三)</w:t>
             </w:r>
           </w:p>
         </w:tc>
@@ -2953,7 +2953,7 @@
                 <w:b/>
                 <w:sz w:val="25"/>
               </w:rPr>
-              <w:t>8  5  9  1</w:t>
+              <w:t>6  4  6  2</w:t>
             </w:r>
           </w:p>
         </w:tc>
@@ -2981,7 +2981,7 @@
                 <w:b/>
                 <w:sz w:val="25"/>
               </w:rPr>
-              <w:t>10/07(三)</w:t>
+              <w:t>10/08(四)</w:t>
             </w:r>
           </w:p>
         </w:tc>
@@ -3004,7 +3004,7 @@
                 <w:b/>
                 <w:sz w:val="25"/>
               </w:rPr>
-              <w:t>6  4  6  2</w:t>
+              <w:t>3  3  3  9</w:t>
             </w:r>
           </w:p>
         </w:tc>
@@ -3032,7 +3032,7 @@
                 <w:b/>
                 <w:sz w:val="25"/>
               </w:rPr>
-              <w:t>10/08(四)</w:t>
+              <w:t>10/09(五)</w:t>
             </w:r>
           </w:p>
         </w:tc>
@@ -3055,7 +3055,7 @@
                 <w:b/>
                 <w:sz w:val="25"/>
               </w:rPr>
-              <w:t>3  3  3  9</w:t>
+              <w:t>5  1  9  6</w:t>
             </w:r>
           </w:p>
         </w:tc>
@@ -3083,7 +3083,7 @@
                 <w:b/>
                 <w:sz w:val="25"/>
               </w:rPr>
-              <w:t>10/09(五)</w:t>
+              <w:t>10/10(六)</w:t>
             </w:r>
           </w:p>
         </w:tc>
@@ -3106,7 +3106,7 @@
                 <w:b/>
                 <w:sz w:val="25"/>
               </w:rPr>
-              <w:t>5  1  9  6</w:t>
+              <w:t>3  8  8  3</w:t>
             </w:r>
           </w:p>
         </w:tc>
@@ -3134,7 +3134,7 @@
                 <w:b/>
                 <w:sz w:val="25"/>
               </w:rPr>
-              <w:t>10/10(六)</w:t>
+              <w:t>10/12(一)</w:t>
             </w:r>
           </w:p>
         </w:tc>
@@ -3157,7 +3157,7 @@
                 <w:b/>
                 <w:sz w:val="25"/>
               </w:rPr>
-              <w:t>3  8  8  3</w:t>
+              <w:t>2  0  0  9</w:t>
             </w:r>
           </w:p>
         </w:tc>
@@ -3185,7 +3185,7 @@
                 <w:b/>
                 <w:sz w:val="25"/>
               </w:rPr>
-              <w:t>10/12(一)</w:t>
+              <w:t>10/13(二)</w:t>
             </w:r>
           </w:p>
         </w:tc>
@@ -3208,7 +3208,7 @@
                 <w:b/>
                 <w:sz w:val="25"/>
               </w:rPr>
-              <w:t>2  0  0  9</w:t>
+              <w:t>1  3  5  6</w:t>
             </w:r>
           </w:p>
         </w:tc>
@@ -3236,7 +3236,7 @@
                 <w:b/>
                 <w:sz w:val="25"/>
               </w:rPr>
-              <w:t>10/13(二)</w:t>
+              <w:t>10/14(三)</w:t>
             </w:r>
           </w:p>
         </w:tc>
@@ -3259,7 +3259,7 @@
                 <w:b/>
                 <w:sz w:val="25"/>
               </w:rPr>
-              <w:t>1  3  5  6</w:t>
+              <w:t>7  5  3  5</w:t>
             </w:r>
           </w:p>
         </w:tc>
@@ -3287,7 +3287,7 @@
                 <w:b/>
                 <w:sz w:val="25"/>
               </w:rPr>
-              <w:t>10/14(三)</w:t>
+              <w:t>10/15(四)</w:t>
             </w:r>
           </w:p>
         </w:tc>
@@ -3310,7 +3310,7 @@
                 <w:b/>
                 <w:sz w:val="25"/>
               </w:rPr>
-              <w:t>7  5  3  5</w:t>
+              <w:t>8  9  8  1</w:t>
             </w:r>
           </w:p>
         </w:tc>
@@ -3338,7 +3338,7 @@
                 <w:b/>
                 <w:sz w:val="25"/>
               </w:rPr>
-              <w:t>10/15(四)</w:t>
+              <w:t>10/16(五)</w:t>
             </w:r>
           </w:p>
         </w:tc>
@@ -3361,7 +3361,7 @@
                 <w:b/>
                 <w:sz w:val="25"/>
               </w:rPr>
-              <w:t>8  9  8  1</w:t>
+              <w:t>1  5  0  1</w:t>
             </w:r>
           </w:p>
         </w:tc>
@@ -3586,7 +3586,7 @@
                 <w:b/>
                 <w:sz w:val="25"/>
               </w:rPr>
-              <w:t>115000087</w:t>
+              <w:t>115000088</w:t>
             </w:r>
           </w:p>
         </w:tc>
@@ -3610,7 +3610,7 @@
                 <w:b/>
                 <w:sz w:val="25"/>
               </w:rPr>
-              <w:t>115.09.11</w:t>
+              <w:t>115.09.15</w:t>
             </w:r>
           </w:p>
         </w:tc>
@@ -3634,7 +3634,7 @@
                 <w:b/>
                 <w:sz w:val="25"/>
               </w:rPr>
-              <w:t>12  15  19  27  43  48</w:t>
+              <w:t>02  03  18  21  22  39</w:t>
             </w:r>
           </w:p>
         </w:tc>
@@ -3658,7 +3658,7 @@
                 <w:b/>
                 <w:sz w:val="25"/>
               </w:rPr>
-              <w:t>25</w:t>
+              <w:t>07</w:t>
             </w:r>
           </w:p>
         </w:tc>
@@ -3687,7 +3687,7 @@
                 <w:b/>
                 <w:sz w:val="25"/>
               </w:rPr>
-              <w:t>115000088</w:t>
+              <w:t>115000089</w:t>
             </w:r>
           </w:p>
         </w:tc>
@@ -3711,7 +3711,7 @@
                 <w:b/>
                 <w:sz w:val="25"/>
               </w:rPr>
-              <w:t>115.09.15</w:t>
+              <w:t>115.09.18</w:t>
             </w:r>
           </w:p>
         </w:tc>
@@ -3735,7 +3735,7 @@
                 <w:b/>
                 <w:sz w:val="25"/>
               </w:rPr>
-              <w:t>02  03  18  21  22  39</w:t>
+              <w:t>01  06  14  21  31  35</w:t>
             </w:r>
           </w:p>
         </w:tc>
@@ -3759,7 +3759,7 @@
                 <w:b/>
                 <w:sz w:val="25"/>
               </w:rPr>
-              <w:t>07</w:t>
+              <w:t>16</w:t>
             </w:r>
           </w:p>
         </w:tc>
@@ -3788,7 +3788,7 @@
                 <w:b/>
                 <w:sz w:val="25"/>
               </w:rPr>
-              <w:t>115000089</w:t>
+              <w:t>115000090</w:t>
             </w:r>
           </w:p>
         </w:tc>
@@ -3812,7 +3812,7 @@
                 <w:b/>
                 <w:sz w:val="25"/>
               </w:rPr>
-              <w:t>115.09.18</w:t>
+              <w:t>115.09.22</w:t>
             </w:r>
           </w:p>
         </w:tc>
@@ -3836,7 +3836,7 @@
                 <w:b/>
                 <w:sz w:val="25"/>
               </w:rPr>
-              <w:t>01  06  14  21  31  35</w:t>
+              <w:t>14  15  18  30  35  45</w:t>
             </w:r>
           </w:p>
         </w:tc>
@@ -3860,7 +3860,7 @@
                 <w:b/>
                 <w:sz w:val="25"/>
               </w:rPr>
-              <w:t>16</w:t>
+              <w:t>10</w:t>
             </w:r>
           </w:p>
         </w:tc>
@@ -3889,7 +3889,7 @@
                 <w:b/>
                 <w:sz w:val="25"/>
               </w:rPr>
-              <w:t>115000090</w:t>
+              <w:t>115000091</w:t>
             </w:r>
           </w:p>
         </w:tc>
@@ -3913,7 +3913,7 @@
                 <w:b/>
                 <w:sz w:val="25"/>
               </w:rPr>
-              <w:t>115.09.22</w:t>
+              <w:t>115.09.25</w:t>
             </w:r>
           </w:p>
         </w:tc>
@@ -3937,7 +3937,7 @@
                 <w:b/>
                 <w:sz w:val="25"/>
               </w:rPr>
-              <w:t>14  15  18  30  35  45</w:t>
+              <w:t>05  13  24  25  28  33</w:t>
             </w:r>
           </w:p>
         </w:tc>
@@ -3961,7 +3961,7 @@
                 <w:b/>
                 <w:sz w:val="25"/>
               </w:rPr>
-              <w:t>10</w:t>
+              <w:t>40</w:t>
             </w:r>
           </w:p>
         </w:tc>
@@ -3990,7 +3990,7 @@
                 <w:b/>
                 <w:sz w:val="25"/>
               </w:rPr>
-              <w:t>115000091</w:t>
+              <w:t>115000092</w:t>
             </w:r>
           </w:p>
         </w:tc>
@@ -4014,7 +4014,7 @@
                 <w:b/>
                 <w:sz w:val="25"/>
               </w:rPr>
-              <w:t>115.09.25</w:t>
+              <w:t>115.09.29</w:t>
             </w:r>
           </w:p>
         </w:tc>
@@ -4038,7 +4038,7 @@
                 <w:b/>
                 <w:sz w:val="25"/>
               </w:rPr>
-              <w:t>05  13  24  25  28  33</w:t>
+              <w:t>01  02  04  13  30  38</w:t>
             </w:r>
           </w:p>
         </w:tc>
@@ -4062,7 +4062,7 @@
                 <w:b/>
                 <w:sz w:val="25"/>
               </w:rPr>
-              <w:t>40</w:t>
+              <w:t>27</w:t>
             </w:r>
           </w:p>
         </w:tc>
@@ -4091,7 +4091,7 @@
                 <w:b/>
                 <w:sz w:val="25"/>
               </w:rPr>
-              <w:t>115000092</w:t>
+              <w:t>115000093</w:t>
             </w:r>
           </w:p>
         </w:tc>
@@ -4115,7 +4115,7 @@
                 <w:b/>
                 <w:sz w:val="25"/>
               </w:rPr>
-              <w:t>115.09.29</w:t>
+              <w:t>115.10.02</w:t>
             </w:r>
           </w:p>
         </w:tc>
@@ -4139,7 +4139,7 @@
                 <w:b/>
                 <w:sz w:val="25"/>
               </w:rPr>
-              <w:t>01  02  04  13  30  38</w:t>
+              <w:t>04  14  20  26  40  47</w:t>
             </w:r>
           </w:p>
         </w:tc>
@@ -4163,7 +4163,7 @@
                 <w:b/>
                 <w:sz w:val="25"/>
               </w:rPr>
-              <w:t>27</w:t>
+              <w:t>42</w:t>
             </w:r>
           </w:p>
         </w:tc>
@@ -4192,7 +4192,7 @@
                 <w:b/>
                 <w:sz w:val="25"/>
               </w:rPr>
-              <w:t>115000093</w:t>
+              <w:t>115000094</w:t>
             </w:r>
           </w:p>
         </w:tc>
@@ -4216,7 +4216,7 @@
                 <w:b/>
                 <w:sz w:val="25"/>
               </w:rPr>
-              <w:t>115.10.02</w:t>
+              <w:t>115.10.06</w:t>
             </w:r>
           </w:p>
         </w:tc>
@@ -4240,7 +4240,7 @@
                 <w:b/>
                 <w:sz w:val="25"/>
               </w:rPr>
-              <w:t>04  14  20  26  40  47</w:t>
+              <w:t>04  06  20  32  36  39</w:t>
             </w:r>
           </w:p>
         </w:tc>
@@ -4264,7 +4264,7 @@
                 <w:b/>
                 <w:sz w:val="25"/>
               </w:rPr>
-              <w:t>42</w:t>
+              <w:t>23</w:t>
             </w:r>
           </w:p>
         </w:tc>
@@ -4293,7 +4293,7 @@
                 <w:b/>
                 <w:sz w:val="25"/>
               </w:rPr>
-              <w:t>115000094</w:t>
+              <w:t>115000095</w:t>
             </w:r>
           </w:p>
         </w:tc>
@@ -4317,7 +4317,7 @@
                 <w:b/>
                 <w:sz w:val="25"/>
               </w:rPr>
-              <w:t>115.10.06</w:t>
+              <w:t>115.10.09</w:t>
             </w:r>
           </w:p>
         </w:tc>
@@ -4341,7 +4341,7 @@
                 <w:b/>
                 <w:sz w:val="25"/>
               </w:rPr>
-              <w:t>04  06  20  32  36  39</w:t>
+              <w:t>03  09  11  25  34  41</w:t>
             </w:r>
           </w:p>
         </w:tc>
@@ -4365,7 +4365,7 @@
                 <w:b/>
                 <w:sz w:val="25"/>
               </w:rPr>
-              <w:t>23</w:t>
+              <w:t>27</w:t>
             </w:r>
           </w:p>
         </w:tc>
@@ -4394,7 +4394,7 @@
                 <w:b/>
                 <w:sz w:val="25"/>
               </w:rPr>
-              <w:t>115000095</w:t>
+              <w:t>115000096</w:t>
             </w:r>
           </w:p>
         </w:tc>
@@ -4418,7 +4418,7 @@
                 <w:b/>
                 <w:sz w:val="25"/>
               </w:rPr>
-              <w:t>115.10.09</w:t>
+              <w:t>115.10.13</w:t>
             </w:r>
           </w:p>
         </w:tc>
@@ -4442,7 +4442,7 @@
                 <w:b/>
                 <w:sz w:val="25"/>
               </w:rPr>
-              <w:t>03  09  11  25  34  41</w:t>
+              <w:t>03  31  35  36  47  48</w:t>
             </w:r>
           </w:p>
         </w:tc>
@@ -4466,7 +4466,7 @@
                 <w:b/>
                 <w:sz w:val="25"/>
               </w:rPr>
-              <w:t>27</w:t>
+              <w:t>32</w:t>
             </w:r>
           </w:p>
         </w:tc>
@@ -4495,7 +4495,7 @@
                 <w:b/>
                 <w:sz w:val="25"/>
               </w:rPr>
-              <w:t>115000096</w:t>
+              <w:t>115000097</w:t>
             </w:r>
           </w:p>
         </w:tc>
@@ -4519,7 +4519,7 @@
                 <w:b/>
                 <w:sz w:val="25"/>
               </w:rPr>
-              <w:t>115.10.13</w:t>
+              <w:t>115.10.16</w:t>
             </w:r>
           </w:p>
         </w:tc>
@@ -4543,7 +4543,7 @@
                 <w:b/>
                 <w:sz w:val="25"/>
               </w:rPr>
-              <w:t>03  31  35  36  47  48</w:t>
+              <w:t>06  15  21  40  43  49</w:t>
             </w:r>
           </w:p>
         </w:tc>
@@ -4567,7 +4567,7 @@
                 <w:b/>
                 <w:sz w:val="25"/>
               </w:rPr>
-              <w:t>32</w:t>
+              <w:t>30</w:t>
             </w:r>
           </w:p>
         </w:tc>

--- a/最新開獎紀錄.docx
+++ b/最新開獎紀錄.docx
@@ -173,7 +173,7 @@
                 <w:b/>
                 <w:sz w:val="25"/>
               </w:rPr>
-              <w:t>115000242</w:t>
+              <w:t>115000243</w:t>
             </w:r>
           </w:p>
         </w:tc>
@@ -197,7 +197,7 @@
                 <w:b/>
                 <w:sz w:val="25"/>
               </w:rPr>
-              <w:t>115.10.06</w:t>
+              <w:t>115.10.07</w:t>
             </w:r>
           </w:p>
         </w:tc>
@@ -221,7 +221,7 @@
                 <w:b/>
                 <w:sz w:val="25"/>
               </w:rPr>
-              <w:t>14  25  26  29  33</w:t>
+              <w:t>05  11  14  18  19</w:t>
             </w:r>
           </w:p>
         </w:tc>
@@ -250,7 +250,7 @@
                 <w:b/>
                 <w:sz w:val="25"/>
               </w:rPr>
-              <w:t>115000243</w:t>
+              <w:t>115000244</w:t>
             </w:r>
           </w:p>
         </w:tc>
@@ -274,7 +274,7 @@
                 <w:b/>
                 <w:sz w:val="25"/>
               </w:rPr>
-              <w:t>115.10.07</w:t>
+              <w:t>115.10.08</w:t>
             </w:r>
           </w:p>
         </w:tc>
@@ -298,7 +298,7 @@
                 <w:b/>
                 <w:sz w:val="25"/>
               </w:rPr>
-              <w:t>05  11  14  18  19</w:t>
+              <w:t>03  07  15  17  30</w:t>
             </w:r>
           </w:p>
         </w:tc>
@@ -327,7 +327,7 @@
                 <w:b/>
                 <w:sz w:val="25"/>
               </w:rPr>
-              <w:t>115000244</w:t>
+              <w:t>115000245</w:t>
             </w:r>
           </w:p>
         </w:tc>
@@ -351,7 +351,7 @@
                 <w:b/>
                 <w:sz w:val="25"/>
               </w:rPr>
-              <w:t>115.10.08</w:t>
+              <w:t>115.10.09</w:t>
             </w:r>
           </w:p>
         </w:tc>
@@ -375,7 +375,7 @@
                 <w:b/>
                 <w:sz w:val="25"/>
               </w:rPr>
-              <w:t>03  07  15  17  30</w:t>
+              <w:t>20  23  25  27  31</w:t>
             </w:r>
           </w:p>
         </w:tc>
@@ -404,7 +404,7 @@
                 <w:b/>
                 <w:sz w:val="25"/>
               </w:rPr>
-              <w:t>115000245</w:t>
+              <w:t>115000246</w:t>
             </w:r>
           </w:p>
         </w:tc>
@@ -428,7 +428,7 @@
                 <w:b/>
                 <w:sz w:val="25"/>
               </w:rPr>
-              <w:t>115.10.09</w:t>
+              <w:t>115.10.10</w:t>
             </w:r>
           </w:p>
         </w:tc>
@@ -452,7 +452,7 @@
                 <w:b/>
                 <w:sz w:val="25"/>
               </w:rPr>
-              <w:t>20  23  25  27  31</w:t>
+              <w:t>14  21  23  32  34</w:t>
             </w:r>
           </w:p>
         </w:tc>
@@ -481,7 +481,7 @@
                 <w:b/>
                 <w:sz w:val="25"/>
               </w:rPr>
-              <w:t>115000246</w:t>
+              <w:t>115000247</w:t>
             </w:r>
           </w:p>
         </w:tc>
@@ -505,7 +505,7 @@
                 <w:b/>
                 <w:sz w:val="25"/>
               </w:rPr>
-              <w:t>115.10.10</w:t>
+              <w:t>115.10.12</w:t>
             </w:r>
           </w:p>
         </w:tc>
@@ -529,7 +529,7 @@
                 <w:b/>
                 <w:sz w:val="25"/>
               </w:rPr>
-              <w:t>14  21  23  32  34</w:t>
+              <w:t>06  16  24  36  39</w:t>
             </w:r>
           </w:p>
         </w:tc>
@@ -558,7 +558,7 @@
                 <w:b/>
                 <w:sz w:val="25"/>
               </w:rPr>
-              <w:t>115000247</w:t>
+              <w:t>115000248</w:t>
             </w:r>
           </w:p>
         </w:tc>
@@ -582,7 +582,7 @@
                 <w:b/>
                 <w:sz w:val="25"/>
               </w:rPr>
-              <w:t>115.10.12</w:t>
+              <w:t>115.10.13</w:t>
             </w:r>
           </w:p>
         </w:tc>
@@ -606,7 +606,7 @@
                 <w:b/>
                 <w:sz w:val="25"/>
               </w:rPr>
-              <w:t>06  16  24  36  39</w:t>
+              <w:t>02  03  09  20  30</w:t>
             </w:r>
           </w:p>
         </w:tc>
@@ -635,7 +635,7 @@
                 <w:b/>
                 <w:sz w:val="25"/>
               </w:rPr>
-              <w:t>115000248</w:t>
+              <w:t>115000249</w:t>
             </w:r>
           </w:p>
         </w:tc>
@@ -659,7 +659,7 @@
                 <w:b/>
                 <w:sz w:val="25"/>
               </w:rPr>
-              <w:t>115.10.13</w:t>
+              <w:t>115.10.14</w:t>
             </w:r>
           </w:p>
         </w:tc>
@@ -683,7 +683,7 @@
                 <w:b/>
                 <w:sz w:val="25"/>
               </w:rPr>
-              <w:t>02  03  09  20  30</w:t>
+              <w:t>01  09  13  19  25</w:t>
             </w:r>
           </w:p>
         </w:tc>
@@ -712,7 +712,7 @@
                 <w:b/>
                 <w:sz w:val="25"/>
               </w:rPr>
-              <w:t>115000249</w:t>
+              <w:t>115000250</w:t>
             </w:r>
           </w:p>
         </w:tc>
@@ -736,7 +736,7 @@
                 <w:b/>
                 <w:sz w:val="25"/>
               </w:rPr>
-              <w:t>115.10.14</w:t>
+              <w:t>115.10.15</w:t>
             </w:r>
           </w:p>
         </w:tc>
@@ -760,7 +760,7 @@
                 <w:b/>
                 <w:sz w:val="25"/>
               </w:rPr>
-              <w:t>01  09  13  19  25</w:t>
+              <w:t>14  15  26  32  34</w:t>
             </w:r>
           </w:p>
         </w:tc>
@@ -789,7 +789,7 @@
                 <w:b/>
                 <w:sz w:val="25"/>
               </w:rPr>
-              <w:t>115000250</w:t>
+              <w:t>115000251</w:t>
             </w:r>
           </w:p>
         </w:tc>
@@ -813,7 +813,7 @@
                 <w:b/>
                 <w:sz w:val="25"/>
               </w:rPr>
-              <w:t>115.10.15</w:t>
+              <w:t>115.10.16</w:t>
             </w:r>
           </w:p>
         </w:tc>
@@ -837,7 +837,7 @@
                 <w:b/>
                 <w:sz w:val="25"/>
               </w:rPr>
-              <w:t>14  15  26  32  34</w:t>
+              <w:t>09  23  24  25  32</w:t>
             </w:r>
           </w:p>
         </w:tc>
@@ -866,7 +866,7 @@
                 <w:b/>
                 <w:sz w:val="25"/>
               </w:rPr>
-              <w:t>115000251</w:t>
+              <w:t>115000252</w:t>
             </w:r>
           </w:p>
         </w:tc>
@@ -890,7 +890,7 @@
                 <w:b/>
                 <w:sz w:val="25"/>
               </w:rPr>
-              <w:t>115.10.16</w:t>
+              <w:t>115.10.17</w:t>
             </w:r>
           </w:p>
         </w:tc>
@@ -914,7 +914,7 @@
                 <w:b/>
                 <w:sz w:val="25"/>
               </w:rPr>
-              <w:t>09  23  24  25  32</w:t>
+              <w:t>10  20  26  32  39</w:t>
             </w:r>
           </w:p>
         </w:tc>
@@ -1045,7 +1045,7 @@
                 <w:b/>
                 <w:sz w:val="25"/>
               </w:rPr>
-              <w:t>10/06(二)</w:t>
+              <w:t>10/07(三)</w:t>
             </w:r>
           </w:p>
         </w:tc>
@@ -1069,7 +1069,7 @@
                 <w:b/>
                 <w:sz w:val="25"/>
               </w:rPr>
-              <w:t>2  5  7</w:t>
+              <w:t>4  8  1</w:t>
             </w:r>
           </w:p>
         </w:tc>
@@ -1097,7 +1097,7 @@
                 <w:b/>
                 <w:sz w:val="25"/>
               </w:rPr>
-              <w:t>10/07(三)</w:t>
+              <w:t>10/08(四)</w:t>
             </w:r>
           </w:p>
         </w:tc>
@@ -1120,7 +1120,7 @@
                 <w:b/>
                 <w:sz w:val="25"/>
               </w:rPr>
-              <w:t>4  8  1</w:t>
+              <w:t>3  2  0</w:t>
             </w:r>
           </w:p>
         </w:tc>
@@ -1148,7 +1148,7 @@
                 <w:b/>
                 <w:sz w:val="25"/>
               </w:rPr>
-              <w:t>10/08(四)</w:t>
+              <w:t>10/09(五)</w:t>
             </w:r>
           </w:p>
         </w:tc>
@@ -1171,7 +1171,7 @@
                 <w:b/>
                 <w:sz w:val="25"/>
               </w:rPr>
-              <w:t>3  2  0</w:t>
+              <w:t>3  9  1</w:t>
             </w:r>
           </w:p>
         </w:tc>
@@ -1199,7 +1199,7 @@
                 <w:b/>
                 <w:sz w:val="25"/>
               </w:rPr>
-              <w:t>10/09(五)</w:t>
+              <w:t>10/10(六)</w:t>
             </w:r>
           </w:p>
         </w:tc>
@@ -1222,7 +1222,7 @@
                 <w:b/>
                 <w:sz w:val="25"/>
               </w:rPr>
-              <w:t>3  9  1</w:t>
+              <w:t>9  1  7</w:t>
             </w:r>
           </w:p>
         </w:tc>
@@ -1250,7 +1250,7 @@
                 <w:b/>
                 <w:sz w:val="25"/>
               </w:rPr>
-              <w:t>10/10(六)</w:t>
+              <w:t>10/12(一)</w:t>
             </w:r>
           </w:p>
         </w:tc>
@@ -1273,7 +1273,7 @@
                 <w:b/>
                 <w:sz w:val="25"/>
               </w:rPr>
-              <w:t>9  1  7</w:t>
+              <w:t>3  8  8</w:t>
             </w:r>
           </w:p>
         </w:tc>
@@ -1301,7 +1301,7 @@
                 <w:b/>
                 <w:sz w:val="25"/>
               </w:rPr>
-              <w:t>10/12(一)</w:t>
+              <w:t>10/13(二)</w:t>
             </w:r>
           </w:p>
         </w:tc>
@@ -1324,7 +1324,7 @@
                 <w:b/>
                 <w:sz w:val="25"/>
               </w:rPr>
-              <w:t>3  8  8</w:t>
+              <w:t>7  7  9</w:t>
             </w:r>
           </w:p>
         </w:tc>
@@ -1352,7 +1352,7 @@
                 <w:b/>
                 <w:sz w:val="25"/>
               </w:rPr>
-              <w:t>10/13(二)</w:t>
+              <w:t>10/14(三)</w:t>
             </w:r>
           </w:p>
         </w:tc>
@@ -1375,7 +1375,7 @@
                 <w:b/>
                 <w:sz w:val="25"/>
               </w:rPr>
-              <w:t>7  7  9</w:t>
+              <w:t>9  5  3</w:t>
             </w:r>
           </w:p>
         </w:tc>
@@ -1403,7 +1403,7 @@
                 <w:b/>
                 <w:sz w:val="25"/>
               </w:rPr>
-              <w:t>10/14(三)</w:t>
+              <w:t>10/15(四)</w:t>
             </w:r>
           </w:p>
         </w:tc>
@@ -1426,7 +1426,7 @@
                 <w:b/>
                 <w:sz w:val="25"/>
               </w:rPr>
-              <w:t>9  5  3</w:t>
+              <w:t>4  9  6</w:t>
             </w:r>
           </w:p>
         </w:tc>
@@ -1454,7 +1454,7 @@
                 <w:b/>
                 <w:sz w:val="25"/>
               </w:rPr>
-              <w:t>10/15(四)</w:t>
+              <w:t>10/16(五)</w:t>
             </w:r>
           </w:p>
         </w:tc>
@@ -1477,7 +1477,7 @@
                 <w:b/>
                 <w:sz w:val="25"/>
               </w:rPr>
-              <w:t>4  9  6</w:t>
+              <w:t>1  4  1</w:t>
             </w:r>
           </w:p>
         </w:tc>
@@ -1505,7 +1505,7 @@
                 <w:b/>
                 <w:sz w:val="25"/>
               </w:rPr>
-              <w:t>10/16(五)</w:t>
+              <w:t>10/17(六)</w:t>
             </w:r>
           </w:p>
         </w:tc>
@@ -1528,7 +1528,7 @@
                 <w:b/>
                 <w:sz w:val="25"/>
               </w:rPr>
-              <w:t>1  4  1</w:t>
+              <w:t>6  1  1</w:t>
             </w:r>
           </w:p>
         </w:tc>
@@ -2878,7 +2878,7 @@
                 <w:b/>
                 <w:sz w:val="25"/>
               </w:rPr>
-              <w:t>10/06(二)</w:t>
+              <w:t>10/07(三)</w:t>
             </w:r>
           </w:p>
         </w:tc>
@@ -2902,7 +2902,7 @@
                 <w:b/>
                 <w:sz w:val="25"/>
               </w:rPr>
-              <w:t>8  5  9  1</w:t>
+              <w:t>6  4  6  2</w:t>
             </w:r>
           </w:p>
         </w:tc>
@@ -2930,7 +2930,7 @@
                 <w:b/>
                 <w:sz w:val="25"/>
               </w:rPr>
-              <w:t>10/07(三)</w:t>
+              <w:t>10/08(四)</w:t>
             </w:r>
           </w:p>
         </w:tc>
@@ -2953,7 +2953,7 @@
                 <w:b/>
                 <w:sz w:val="25"/>
               </w:rPr>
-              <w:t>6  4  6  2</w:t>
+              <w:t>3  3  3  9</w:t>
             </w:r>
           </w:p>
         </w:tc>
@@ -2981,7 +2981,7 @@
                 <w:b/>
                 <w:sz w:val="25"/>
               </w:rPr>
-              <w:t>10/08(四)</w:t>
+              <w:t>10/09(五)</w:t>
             </w:r>
           </w:p>
         </w:tc>
@@ -3004,7 +3004,7 @@
                 <w:b/>
                 <w:sz w:val="25"/>
               </w:rPr>
-              <w:t>3  3  3  9</w:t>
+              <w:t>5  1  9  6</w:t>
             </w:r>
           </w:p>
         </w:tc>
@@ -3032,7 +3032,7 @@
                 <w:b/>
                 <w:sz w:val="25"/>
               </w:rPr>
-              <w:t>10/09(五)</w:t>
+              <w:t>10/10(六)</w:t>
             </w:r>
           </w:p>
         </w:tc>
@@ -3055,7 +3055,7 @@
                 <w:b/>
                 <w:sz w:val="25"/>
               </w:rPr>
-              <w:t>5  1  9  6</w:t>
+              <w:t>3  8  8  3</w:t>
             </w:r>
           </w:p>
         </w:tc>
@@ -3083,7 +3083,7 @@
                 <w:b/>
                 <w:sz w:val="25"/>
               </w:rPr>
-              <w:t>10/10(六)</w:t>
+              <w:t>10/12(一)</w:t>
             </w:r>
           </w:p>
         </w:tc>
@@ -3106,7 +3106,7 @@
                 <w:b/>
                 <w:sz w:val="25"/>
               </w:rPr>
-              <w:t>3  8  8  3</w:t>
+              <w:t>2  0  0  9</w:t>
             </w:r>
           </w:p>
         </w:tc>
@@ -3134,7 +3134,7 @@
                 <w:b/>
                 <w:sz w:val="25"/>
               </w:rPr>
-              <w:t>10/12(一)</w:t>
+              <w:t>10/13(二)</w:t>
             </w:r>
           </w:p>
         </w:tc>
@@ -3157,7 +3157,7 @@
                 <w:b/>
                 <w:sz w:val="25"/>
               </w:rPr>
-              <w:t>2  0  0  9</w:t>
+              <w:t>1  3  5  6</w:t>
             </w:r>
           </w:p>
         </w:tc>
@@ -3185,7 +3185,7 @@
                 <w:b/>
                 <w:sz w:val="25"/>
               </w:rPr>
-              <w:t>10/13(二)</w:t>
+              <w:t>10/14(三)</w:t>
             </w:r>
           </w:p>
         </w:tc>
@@ -3208,7 +3208,7 @@
                 <w:b/>
                 <w:sz w:val="25"/>
               </w:rPr>
-              <w:t>1  3  5  6</w:t>
+              <w:t>7  5  3  5</w:t>
             </w:r>
           </w:p>
         </w:tc>
@@ -3236,7 +3236,7 @@
                 <w:b/>
                 <w:sz w:val="25"/>
               </w:rPr>
-              <w:t>10/14(三)</w:t>
+              <w:t>10/15(四)</w:t>
             </w:r>
           </w:p>
         </w:tc>
@@ -3259,7 +3259,7 @@
                 <w:b/>
                 <w:sz w:val="25"/>
               </w:rPr>
-              <w:t>7  5  3  5</w:t>
+              <w:t>8  9  8  1</w:t>
             </w:r>
           </w:p>
         </w:tc>
@@ -3287,7 +3287,7 @@
                 <w:b/>
                 <w:sz w:val="25"/>
               </w:rPr>
-              <w:t>10/15(四)</w:t>
+              <w:t>10/16(五)</w:t>
             </w:r>
           </w:p>
         </w:tc>
@@ -3310,7 +3310,7 @@
                 <w:b/>
                 <w:sz w:val="25"/>
               </w:rPr>
-              <w:t>8  9  8  1</w:t>
+              <w:t>1  5  0  1</w:t>
             </w:r>
           </w:p>
         </w:tc>
@@ -3338,7 +3338,7 @@
                 <w:b/>
                 <w:sz w:val="25"/>
               </w:rPr>
-              <w:t>10/16(五)</w:t>
+              <w:t>10/17(六)</w:t>
             </w:r>
           </w:p>
         </w:tc>
@@ -3361,7 +3361,7 @@
                 <w:b/>
                 <w:sz w:val="25"/>
               </w:rPr>
-              <w:t>1  5  0  1</w:t>
+              <w:t>0  4  5  7</w:t>
             </w:r>
           </w:p>
         </w:tc>

--- a/最新開獎紀錄.docx
+++ b/最新開獎紀錄.docx
@@ -173,7 +173,7 @@
                 <w:b/>
                 <w:sz w:val="25"/>
               </w:rPr>
-              <w:t>115000243</w:t>
+              <w:t>115000244</w:t>
             </w:r>
           </w:p>
         </w:tc>
@@ -197,7 +197,7 @@
                 <w:b/>
                 <w:sz w:val="25"/>
               </w:rPr>
-              <w:t>115.10.07</w:t>
+              <w:t>115.10.08</w:t>
             </w:r>
           </w:p>
         </w:tc>
@@ -221,7 +221,7 @@
                 <w:b/>
                 <w:sz w:val="25"/>
               </w:rPr>
-              <w:t>05  11  14  18  19</w:t>
+              <w:t>03  07  15  17  30</w:t>
             </w:r>
           </w:p>
         </w:tc>
@@ -250,7 +250,7 @@
                 <w:b/>
                 <w:sz w:val="25"/>
               </w:rPr>
-              <w:t>115000244</w:t>
+              <w:t>115000245</w:t>
             </w:r>
           </w:p>
         </w:tc>
@@ -274,7 +274,7 @@
                 <w:b/>
                 <w:sz w:val="25"/>
               </w:rPr>
-              <w:t>115.10.08</w:t>
+              <w:t>115.10.09</w:t>
             </w:r>
           </w:p>
         </w:tc>
@@ -298,7 +298,7 @@
                 <w:b/>
                 <w:sz w:val="25"/>
               </w:rPr>
-              <w:t>03  07  15  17  30</w:t>
+              <w:t>20  23  25  27  31</w:t>
             </w:r>
           </w:p>
         </w:tc>
@@ -327,7 +327,7 @@
                 <w:b/>
                 <w:sz w:val="25"/>
               </w:rPr>
-              <w:t>115000245</w:t>
+              <w:t>115000246</w:t>
             </w:r>
           </w:p>
         </w:tc>
@@ -351,7 +351,7 @@
                 <w:b/>
                 <w:sz w:val="25"/>
               </w:rPr>
-              <w:t>115.10.09</w:t>
+              <w:t>115.10.10</w:t>
             </w:r>
           </w:p>
         </w:tc>
@@ -375,7 +375,7 @@
                 <w:b/>
                 <w:sz w:val="25"/>
               </w:rPr>
-              <w:t>20  23  25  27  31</w:t>
+              <w:t>14  21  23  32  34</w:t>
             </w:r>
           </w:p>
         </w:tc>
@@ -404,7 +404,7 @@
                 <w:b/>
                 <w:sz w:val="25"/>
               </w:rPr>
-              <w:t>115000246</w:t>
+              <w:t>115000247</w:t>
             </w:r>
           </w:p>
         </w:tc>
@@ -428,7 +428,7 @@
                 <w:b/>
                 <w:sz w:val="25"/>
               </w:rPr>
-              <w:t>115.10.10</w:t>
+              <w:t>115.10.12</w:t>
             </w:r>
           </w:p>
         </w:tc>
@@ -452,7 +452,7 @@
                 <w:b/>
                 <w:sz w:val="25"/>
               </w:rPr>
-              <w:t>14  21  23  32  34</w:t>
+              <w:t>06  16  24  36  39</w:t>
             </w:r>
           </w:p>
         </w:tc>
@@ -481,7 +481,7 @@
                 <w:b/>
                 <w:sz w:val="25"/>
               </w:rPr>
-              <w:t>115000247</w:t>
+              <w:t>115000248</w:t>
             </w:r>
           </w:p>
         </w:tc>
@@ -505,7 +505,7 @@
                 <w:b/>
                 <w:sz w:val="25"/>
               </w:rPr>
-              <w:t>115.10.12</w:t>
+              <w:t>115.10.13</w:t>
             </w:r>
           </w:p>
         </w:tc>
@@ -529,7 +529,7 @@
                 <w:b/>
                 <w:sz w:val="25"/>
               </w:rPr>
-              <w:t>06  16  24  36  39</w:t>
+              <w:t>02  03  09  20  30</w:t>
             </w:r>
           </w:p>
         </w:tc>
@@ -558,7 +558,7 @@
                 <w:b/>
                 <w:sz w:val="25"/>
               </w:rPr>
-              <w:t>115000248</w:t>
+              <w:t>115000249</w:t>
             </w:r>
           </w:p>
         </w:tc>
@@ -582,7 +582,7 @@
                 <w:b/>
                 <w:sz w:val="25"/>
               </w:rPr>
-              <w:t>115.10.13</w:t>
+              <w:t>115.10.14</w:t>
             </w:r>
           </w:p>
         </w:tc>
@@ -606,7 +606,7 @@
                 <w:b/>
                 <w:sz w:val="25"/>
               </w:rPr>
-              <w:t>02  03  09  20  30</w:t>
+              <w:t>01  09  13  19  25</w:t>
             </w:r>
           </w:p>
         </w:tc>
@@ -635,7 +635,7 @@
                 <w:b/>
                 <w:sz w:val="25"/>
               </w:rPr>
-              <w:t>115000249</w:t>
+              <w:t>115000250</w:t>
             </w:r>
           </w:p>
         </w:tc>
@@ -659,7 +659,7 @@
                 <w:b/>
                 <w:sz w:val="25"/>
               </w:rPr>
-              <w:t>115.10.14</w:t>
+              <w:t>115.10.15</w:t>
             </w:r>
           </w:p>
         </w:tc>
@@ -683,7 +683,7 @@
                 <w:b/>
                 <w:sz w:val="25"/>
               </w:rPr>
-              <w:t>01  09  13  19  25</w:t>
+              <w:t>14  15  26  32  34</w:t>
             </w:r>
           </w:p>
         </w:tc>
@@ -712,7 +712,7 @@
                 <w:b/>
                 <w:sz w:val="25"/>
               </w:rPr>
-              <w:t>115000250</w:t>
+              <w:t>115000251</w:t>
             </w:r>
           </w:p>
         </w:tc>
@@ -736,7 +736,7 @@
                 <w:b/>
                 <w:sz w:val="25"/>
               </w:rPr>
-              <w:t>115.10.15</w:t>
+              <w:t>115.10.16</w:t>
             </w:r>
           </w:p>
         </w:tc>
@@ -760,7 +760,7 @@
                 <w:b/>
                 <w:sz w:val="25"/>
               </w:rPr>
-              <w:t>14  15  26  32  34</w:t>
+              <w:t>09  23  24  25  32</w:t>
             </w:r>
           </w:p>
         </w:tc>
@@ -789,7 +789,7 @@
                 <w:b/>
                 <w:sz w:val="25"/>
               </w:rPr>
-              <w:t>115000251</w:t>
+              <w:t>115000252</w:t>
             </w:r>
           </w:p>
         </w:tc>
@@ -813,7 +813,7 @@
                 <w:b/>
                 <w:sz w:val="25"/>
               </w:rPr>
-              <w:t>115.10.16</w:t>
+              <w:t>115.10.17</w:t>
             </w:r>
           </w:p>
         </w:tc>
@@ -837,7 +837,7 @@
                 <w:b/>
                 <w:sz w:val="25"/>
               </w:rPr>
-              <w:t>09  23  24  25  32</w:t>
+              <w:t>10  20  26  32  39</w:t>
             </w:r>
           </w:p>
         </w:tc>
@@ -866,7 +866,7 @@
                 <w:b/>
                 <w:sz w:val="25"/>
               </w:rPr>
-              <w:t>115000252</w:t>
+              <w:t>115000253</w:t>
             </w:r>
           </w:p>
         </w:tc>
@@ -890,7 +890,7 @@
                 <w:b/>
                 <w:sz w:val="25"/>
               </w:rPr>
-              <w:t>115.10.17</w:t>
+              <w:t>115.10.19</w:t>
             </w:r>
           </w:p>
         </w:tc>
@@ -914,7 +914,7 @@
                 <w:b/>
                 <w:sz w:val="25"/>
               </w:rPr>
-              <w:t>10  20  26  32  39</w:t>
+              <w:t>04  12  16  22  36</w:t>
             </w:r>
           </w:p>
         </w:tc>
@@ -1045,7 +1045,7 @@
                 <w:b/>
                 <w:sz w:val="25"/>
               </w:rPr>
-              <w:t>10/07(三)</w:t>
+              <w:t>10/08(四)</w:t>
             </w:r>
           </w:p>
         </w:tc>
@@ -1069,7 +1069,7 @@
                 <w:b/>
                 <w:sz w:val="25"/>
               </w:rPr>
-              <w:t>4  8  1</w:t>
+              <w:t>3  2  0</w:t>
             </w:r>
           </w:p>
         </w:tc>
@@ -1097,7 +1097,7 @@
                 <w:b/>
                 <w:sz w:val="25"/>
               </w:rPr>
-              <w:t>10/08(四)</w:t>
+              <w:t>10/09(五)</w:t>
             </w:r>
           </w:p>
         </w:tc>
@@ -1120,7 +1120,7 @@
                 <w:b/>
                 <w:sz w:val="25"/>
               </w:rPr>
-              <w:t>3  2  0</w:t>
+              <w:t>3  9  1</w:t>
             </w:r>
           </w:p>
         </w:tc>
@@ -1148,7 +1148,7 @@
                 <w:b/>
                 <w:sz w:val="25"/>
               </w:rPr>
-              <w:t>10/09(五)</w:t>
+              <w:t>10/10(六)</w:t>
             </w:r>
           </w:p>
         </w:tc>
@@ -1171,7 +1171,7 @@
                 <w:b/>
                 <w:sz w:val="25"/>
               </w:rPr>
-              <w:t>3  9  1</w:t>
+              <w:t>9  1  7</w:t>
             </w:r>
           </w:p>
         </w:tc>
@@ -1199,7 +1199,7 @@
                 <w:b/>
                 <w:sz w:val="25"/>
               </w:rPr>
-              <w:t>10/10(六)</w:t>
+              <w:t>10/12(一)</w:t>
             </w:r>
           </w:p>
         </w:tc>
@@ -1222,7 +1222,7 @@
                 <w:b/>
                 <w:sz w:val="25"/>
               </w:rPr>
-              <w:t>9  1  7</w:t>
+              <w:t>3  8  8</w:t>
             </w:r>
           </w:p>
         </w:tc>
@@ -1250,7 +1250,7 @@
                 <w:b/>
                 <w:sz w:val="25"/>
               </w:rPr>
-              <w:t>10/12(一)</w:t>
+              <w:t>10/13(二)</w:t>
             </w:r>
           </w:p>
         </w:tc>
@@ -1273,7 +1273,7 @@
                 <w:b/>
                 <w:sz w:val="25"/>
               </w:rPr>
-              <w:t>3  8  8</w:t>
+              <w:t>7  7  9</w:t>
             </w:r>
           </w:p>
         </w:tc>
@@ -1301,7 +1301,7 @@
                 <w:b/>
                 <w:sz w:val="25"/>
               </w:rPr>
-              <w:t>10/13(二)</w:t>
+              <w:t>10/14(三)</w:t>
             </w:r>
           </w:p>
         </w:tc>
@@ -1324,7 +1324,7 @@
                 <w:b/>
                 <w:sz w:val="25"/>
               </w:rPr>
-              <w:t>7  7  9</w:t>
+              <w:t>9  5  3</w:t>
             </w:r>
           </w:p>
         </w:tc>
@@ -1352,7 +1352,7 @@
                 <w:b/>
                 <w:sz w:val="25"/>
               </w:rPr>
-              <w:t>10/14(三)</w:t>
+              <w:t>10/15(四)</w:t>
             </w:r>
           </w:p>
         </w:tc>
@@ -1375,7 +1375,7 @@
                 <w:b/>
                 <w:sz w:val="25"/>
               </w:rPr>
-              <w:t>9  5  3</w:t>
+              <w:t>4  9  6</w:t>
             </w:r>
           </w:p>
         </w:tc>
@@ -1403,7 +1403,7 @@
                 <w:b/>
                 <w:sz w:val="25"/>
               </w:rPr>
-              <w:t>10/15(四)</w:t>
+              <w:t>10/16(五)</w:t>
             </w:r>
           </w:p>
         </w:tc>
@@ -1426,7 +1426,7 @@
                 <w:b/>
                 <w:sz w:val="25"/>
               </w:rPr>
-              <w:t>4  9  6</w:t>
+              <w:t>1  4  1</w:t>
             </w:r>
           </w:p>
         </w:tc>
@@ -1454,7 +1454,7 @@
                 <w:b/>
                 <w:sz w:val="25"/>
               </w:rPr>
-              <w:t>10/16(五)</w:t>
+              <w:t>10/17(六)</w:t>
             </w:r>
           </w:p>
         </w:tc>
@@ -1477,7 +1477,7 @@
                 <w:b/>
                 <w:sz w:val="25"/>
               </w:rPr>
-              <w:t>1  4  1</w:t>
+              <w:t>6  1  1</w:t>
             </w:r>
           </w:p>
         </w:tc>
@@ -1505,7 +1505,7 @@
                 <w:b/>
                 <w:sz w:val="25"/>
               </w:rPr>
-              <w:t>10/17(六)</w:t>
+              <w:t>10/19(一)</w:t>
             </w:r>
           </w:p>
         </w:tc>
@@ -1528,7 +1528,7 @@
                 <w:b/>
                 <w:sz w:val="25"/>
               </w:rPr>
-              <w:t>6  1  1</w:t>
+              <w:t>7  6  1</w:t>
             </w:r>
           </w:p>
         </w:tc>
@@ -1766,7 +1766,7 @@
                 <w:b/>
                 <w:sz w:val="25"/>
               </w:rPr>
-              <w:t>115000074</w:t>
+              <w:t>115000075</w:t>
             </w:r>
           </w:p>
         </w:tc>
@@ -1790,7 +1790,7 @@
                 <w:b/>
                 <w:sz w:val="25"/>
               </w:rPr>
-              <w:t>115.09.14</w:t>
+              <w:t>115.09.17</w:t>
             </w:r>
           </w:p>
         </w:tc>
@@ -1814,7 +1814,7 @@
                 <w:b/>
                 <w:sz w:val="25"/>
               </w:rPr>
-              <w:t>10  12  14  16  29  36</w:t>
+              <w:t>23  26  27  28  31  37</w:t>
             </w:r>
           </w:p>
         </w:tc>
@@ -1838,7 +1838,7 @@
                 <w:b/>
                 <w:sz w:val="25"/>
               </w:rPr>
-              <w:t>08</w:t>
+              <w:t>07</w:t>
             </w:r>
           </w:p>
         </w:tc>
@@ -1867,7 +1867,7 @@
                 <w:b/>
                 <w:sz w:val="25"/>
               </w:rPr>
-              <w:t>115000075</w:t>
+              <w:t>115000076</w:t>
             </w:r>
           </w:p>
         </w:tc>
@@ -1891,7 +1891,7 @@
                 <w:b/>
                 <w:sz w:val="25"/>
               </w:rPr>
-              <w:t>115.09.17</w:t>
+              <w:t>115.09.21</w:t>
             </w:r>
           </w:p>
         </w:tc>
@@ -1915,7 +1915,7 @@
                 <w:b/>
                 <w:sz w:val="25"/>
               </w:rPr>
-              <w:t>23  26  27  28  31  37</w:t>
+              <w:t>03  08  17  24  25  37</w:t>
             </w:r>
           </w:p>
         </w:tc>
@@ -1939,7 +1939,7 @@
                 <w:b/>
                 <w:sz w:val="25"/>
               </w:rPr>
-              <w:t>07</w:t>
+              <w:t>06</w:t>
             </w:r>
           </w:p>
         </w:tc>
@@ -1968,7 +1968,7 @@
                 <w:b/>
                 <w:sz w:val="25"/>
               </w:rPr>
-              <w:t>115000076</w:t>
+              <w:t>115000077</w:t>
             </w:r>
           </w:p>
         </w:tc>
@@ -1992,7 +1992,7 @@
                 <w:b/>
                 <w:sz w:val="25"/>
               </w:rPr>
-              <w:t>115.09.21</w:t>
+              <w:t>115.09.24</w:t>
             </w:r>
           </w:p>
         </w:tc>
@@ -2016,7 +2016,7 @@
                 <w:b/>
                 <w:sz w:val="25"/>
               </w:rPr>
-              <w:t>03  08  17  24  25  37</w:t>
+              <w:t>03  08  25  27  30  31</w:t>
             </w:r>
           </w:p>
         </w:tc>
@@ -2040,7 +2040,7 @@
                 <w:b/>
                 <w:sz w:val="25"/>
               </w:rPr>
-              <w:t>06</w:t>
+              <w:t>01</w:t>
             </w:r>
           </w:p>
         </w:tc>
@@ -2069,7 +2069,7 @@
                 <w:b/>
                 <w:sz w:val="25"/>
               </w:rPr>
-              <w:t>115000077</w:t>
+              <w:t>115000078</w:t>
             </w:r>
           </w:p>
         </w:tc>
@@ -2093,7 +2093,7 @@
                 <w:b/>
                 <w:sz w:val="25"/>
               </w:rPr>
-              <w:t>115.09.24</w:t>
+              <w:t>115.09.28</w:t>
             </w:r>
           </w:p>
         </w:tc>
@@ -2117,7 +2117,7 @@
                 <w:b/>
                 <w:sz w:val="25"/>
               </w:rPr>
-              <w:t>03  08  25  27  30  31</w:t>
+              <w:t>01  02  04  17  29  34</w:t>
             </w:r>
           </w:p>
         </w:tc>
@@ -2170,7 +2170,7 @@
                 <w:b/>
                 <w:sz w:val="25"/>
               </w:rPr>
-              <w:t>115000078</w:t>
+              <w:t>115000079</w:t>
             </w:r>
           </w:p>
         </w:tc>
@@ -2194,7 +2194,7 @@
                 <w:b/>
                 <w:sz w:val="25"/>
               </w:rPr>
-              <w:t>115.09.28</w:t>
+              <w:t>115.10.01</w:t>
             </w:r>
           </w:p>
         </w:tc>
@@ -2218,7 +2218,7 @@
                 <w:b/>
                 <w:sz w:val="25"/>
               </w:rPr>
-              <w:t>01  02  04  17  29  34</w:t>
+              <w:t>02  04  18  26  33  37</w:t>
             </w:r>
           </w:p>
         </w:tc>
@@ -2242,7 +2242,7 @@
                 <w:b/>
                 <w:sz w:val="25"/>
               </w:rPr>
-              <w:t>01</w:t>
+              <w:t>03</w:t>
             </w:r>
           </w:p>
         </w:tc>
@@ -2271,7 +2271,7 @@
                 <w:b/>
                 <w:sz w:val="25"/>
               </w:rPr>
-              <w:t>115000079</w:t>
+              <w:t>115000080</w:t>
             </w:r>
           </w:p>
         </w:tc>
@@ -2295,7 +2295,7 @@
                 <w:b/>
                 <w:sz w:val="25"/>
               </w:rPr>
-              <w:t>115.10.01</w:t>
+              <w:t>115.10.05</w:t>
             </w:r>
           </w:p>
         </w:tc>
@@ -2319,7 +2319,7 @@
                 <w:b/>
                 <w:sz w:val="25"/>
               </w:rPr>
-              <w:t>02  04  18  26  33  37</w:t>
+              <w:t>02  06  17  21  26  37</w:t>
             </w:r>
           </w:p>
         </w:tc>
@@ -2343,7 +2343,7 @@
                 <w:b/>
                 <w:sz w:val="25"/>
               </w:rPr>
-              <w:t>03</w:t>
+              <w:t>06</w:t>
             </w:r>
           </w:p>
         </w:tc>
@@ -2372,7 +2372,7 @@
                 <w:b/>
                 <w:sz w:val="25"/>
               </w:rPr>
-              <w:t>115000080</w:t>
+              <w:t>115000081</w:t>
             </w:r>
           </w:p>
         </w:tc>
@@ -2396,7 +2396,7 @@
                 <w:b/>
                 <w:sz w:val="25"/>
               </w:rPr>
-              <w:t>115.10.05</w:t>
+              <w:t>115.10.08</w:t>
             </w:r>
           </w:p>
         </w:tc>
@@ -2420,7 +2420,7 @@
                 <w:b/>
                 <w:sz w:val="25"/>
               </w:rPr>
-              <w:t>02  06  17  21  26  37</w:t>
+              <w:t>04  23  27  28  29  38</w:t>
             </w:r>
           </w:p>
         </w:tc>
@@ -2444,7 +2444,7 @@
                 <w:b/>
                 <w:sz w:val="25"/>
               </w:rPr>
-              <w:t>06</w:t>
+              <w:t>05</w:t>
             </w:r>
           </w:p>
         </w:tc>
@@ -2473,7 +2473,7 @@
                 <w:b/>
                 <w:sz w:val="25"/>
               </w:rPr>
-              <w:t>115000081</w:t>
+              <w:t>115000082</w:t>
             </w:r>
           </w:p>
         </w:tc>
@@ -2497,7 +2497,7 @@
                 <w:b/>
                 <w:sz w:val="25"/>
               </w:rPr>
-              <w:t>115.10.08</w:t>
+              <w:t>115.10.12</w:t>
             </w:r>
           </w:p>
         </w:tc>
@@ -2521,7 +2521,7 @@
                 <w:b/>
                 <w:sz w:val="25"/>
               </w:rPr>
-              <w:t>04  23  27  28  29  38</w:t>
+              <w:t>03  05  20  22  26  32</w:t>
             </w:r>
           </w:p>
         </w:tc>
@@ -2545,7 +2545,7 @@
                 <w:b/>
                 <w:sz w:val="25"/>
               </w:rPr>
-              <w:t>05</w:t>
+              <w:t>03</w:t>
             </w:r>
           </w:p>
         </w:tc>
@@ -2574,7 +2574,7 @@
                 <w:b/>
                 <w:sz w:val="25"/>
               </w:rPr>
-              <w:t>115000082</w:t>
+              <w:t>115000083</w:t>
             </w:r>
           </w:p>
         </w:tc>
@@ -2598,7 +2598,7 @@
                 <w:b/>
                 <w:sz w:val="25"/>
               </w:rPr>
-              <w:t>115.10.12</w:t>
+              <w:t>115.10.15</w:t>
             </w:r>
           </w:p>
         </w:tc>
@@ -2622,7 +2622,7 @@
                 <w:b/>
                 <w:sz w:val="25"/>
               </w:rPr>
-              <w:t>03  05  20  22  26  32</w:t>
+              <w:t>06  12  18  25  30  33</w:t>
             </w:r>
           </w:p>
         </w:tc>
@@ -2646,7 +2646,7 @@
                 <w:b/>
                 <w:sz w:val="25"/>
               </w:rPr>
-              <w:t>03</w:t>
+              <w:t>06</w:t>
             </w:r>
           </w:p>
         </w:tc>
@@ -2675,7 +2675,7 @@
                 <w:b/>
                 <w:sz w:val="25"/>
               </w:rPr>
-              <w:t>115000083</w:t>
+              <w:t>115000084</w:t>
             </w:r>
           </w:p>
         </w:tc>
@@ -2699,7 +2699,7 @@
                 <w:b/>
                 <w:sz w:val="25"/>
               </w:rPr>
-              <w:t>115.10.15</w:t>
+              <w:t>115.10.19</w:t>
             </w:r>
           </w:p>
         </w:tc>
@@ -2723,7 +2723,7 @@
                 <w:b/>
                 <w:sz w:val="25"/>
               </w:rPr>
-              <w:t>06  12  18  25  30  33</w:t>
+              <w:t>09  10  21  24  27  36</w:t>
             </w:r>
           </w:p>
         </w:tc>
@@ -2747,7 +2747,7 @@
                 <w:b/>
                 <w:sz w:val="25"/>
               </w:rPr>
-              <w:t>06</w:t>
+              <w:t>08</w:t>
             </w:r>
           </w:p>
         </w:tc>
@@ -2878,7 +2878,7 @@
                 <w:b/>
                 <w:sz w:val="25"/>
               </w:rPr>
-              <w:t>10/07(三)</w:t>
+              <w:t>10/08(四)</w:t>
             </w:r>
           </w:p>
         </w:tc>
@@ -2902,7 +2902,7 @@
                 <w:b/>
                 <w:sz w:val="25"/>
               </w:rPr>
-              <w:t>6  4  6  2</w:t>
+              <w:t>3  3  3  9</w:t>
             </w:r>
           </w:p>
         </w:tc>
@@ -2930,7 +2930,7 @@
                 <w:b/>
                 <w:sz w:val="25"/>
               </w:rPr>
-              <w:t>10/08(四)</w:t>
+              <w:t>10/09(五)</w:t>
             </w:r>
           </w:p>
         </w:tc>
@@ -2953,7 +2953,7 @@
                 <w:b/>
                 <w:sz w:val="25"/>
               </w:rPr>
-              <w:t>3  3  3  9</w:t>
+              <w:t>5  1  9  6</w:t>
             </w:r>
           </w:p>
         </w:tc>
@@ -2981,7 +2981,7 @@
                 <w:b/>
                 <w:sz w:val="25"/>
               </w:rPr>
-              <w:t>10/09(五)</w:t>
+              <w:t>10/10(六)</w:t>
             </w:r>
           </w:p>
         </w:tc>
@@ -3004,7 +3004,7 @@
                 <w:b/>
                 <w:sz w:val="25"/>
               </w:rPr>
-              <w:t>5  1  9  6</w:t>
+              <w:t>3  8  8  3</w:t>
             </w:r>
           </w:p>
         </w:tc>
@@ -3032,7 +3032,7 @@
                 <w:b/>
                 <w:sz w:val="25"/>
               </w:rPr>
-              <w:t>10/10(六)</w:t>
+              <w:t>10/12(一)</w:t>
             </w:r>
           </w:p>
         </w:tc>
@@ -3055,7 +3055,7 @@
                 <w:b/>
                 <w:sz w:val="25"/>
               </w:rPr>
-              <w:t>3  8  8  3</w:t>
+              <w:t>2  0  0  9</w:t>
             </w:r>
           </w:p>
         </w:tc>
@@ -3083,7 +3083,7 @@
                 <w:b/>
                 <w:sz w:val="25"/>
               </w:rPr>
-              <w:t>10/12(一)</w:t>
+              <w:t>10/13(二)</w:t>
             </w:r>
           </w:p>
         </w:tc>
@@ -3106,7 +3106,7 @@
                 <w:b/>
                 <w:sz w:val="25"/>
               </w:rPr>
-              <w:t>2  0  0  9</w:t>
+              <w:t>1  3  5  6</w:t>
             </w:r>
           </w:p>
         </w:tc>
@@ -3134,7 +3134,7 @@
                 <w:b/>
                 <w:sz w:val="25"/>
               </w:rPr>
-              <w:t>10/13(二)</w:t>
+              <w:t>10/14(三)</w:t>
             </w:r>
           </w:p>
         </w:tc>
@@ -3157,7 +3157,7 @@
                 <w:b/>
                 <w:sz w:val="25"/>
               </w:rPr>
-              <w:t>1  3  5  6</w:t>
+              <w:t>7  5  3  5</w:t>
             </w:r>
           </w:p>
         </w:tc>
@@ -3185,7 +3185,7 @@
                 <w:b/>
                 <w:sz w:val="25"/>
               </w:rPr>
-              <w:t>10/14(三)</w:t>
+              <w:t>10/15(四)</w:t>
             </w:r>
           </w:p>
         </w:tc>
@@ -3208,7 +3208,7 @@
                 <w:b/>
                 <w:sz w:val="25"/>
               </w:rPr>
-              <w:t>7  5  3  5</w:t>
+              <w:t>8  9  8  1</w:t>
             </w:r>
           </w:p>
         </w:tc>
@@ -3236,7 +3236,7 @@
                 <w:b/>
                 <w:sz w:val="25"/>
               </w:rPr>
-              <w:t>10/15(四)</w:t>
+              <w:t>10/16(五)</w:t>
             </w:r>
           </w:p>
         </w:tc>
@@ -3259,7 +3259,7 @@
                 <w:b/>
                 <w:sz w:val="25"/>
               </w:rPr>
-              <w:t>8  9  8  1</w:t>
+              <w:t>1  5  0  1</w:t>
             </w:r>
           </w:p>
         </w:tc>
@@ -3287,7 +3287,7 @@
                 <w:b/>
                 <w:sz w:val="25"/>
               </w:rPr>
-              <w:t>10/16(五)</w:t>
+              <w:t>10/17(六)</w:t>
             </w:r>
           </w:p>
         </w:tc>
@@ -3310,7 +3310,7 @@
                 <w:b/>
                 <w:sz w:val="25"/>
               </w:rPr>
-              <w:t>1  5  0  1</w:t>
+              <w:t>0  4  5  7</w:t>
             </w:r>
           </w:p>
         </w:tc>
@@ -3338,7 +3338,7 @@
                 <w:b/>
                 <w:sz w:val="25"/>
               </w:rPr>
-              <w:t>10/17(六)</w:t>
+              <w:t>10/19(一)</w:t>
             </w:r>
           </w:p>
         </w:tc>
@@ -3361,7 +3361,7 @@
                 <w:b/>
                 <w:sz w:val="25"/>
               </w:rPr>
-              <w:t>0  4  5  7</w:t>
+              <w:t>9  6  9  9</w:t>
             </w:r>
           </w:p>
         </w:tc>

--- a/最新開獎紀錄.docx
+++ b/最新開獎紀錄.docx
@@ -173,7 +173,7 @@
                 <w:b/>
                 <w:sz w:val="25"/>
               </w:rPr>
-              <w:t>115000244</w:t>
+              <w:t>115000245</w:t>
             </w:r>
           </w:p>
         </w:tc>
@@ -197,7 +197,7 @@
                 <w:b/>
                 <w:sz w:val="25"/>
               </w:rPr>
-              <w:t>115.10.08</w:t>
+              <w:t>115.10.09</w:t>
             </w:r>
           </w:p>
         </w:tc>
@@ -221,7 +221,7 @@
                 <w:b/>
                 <w:sz w:val="25"/>
               </w:rPr>
-              <w:t>03  07  15  17  30</w:t>
+              <w:t>20  23  25  27  31</w:t>
             </w:r>
           </w:p>
         </w:tc>
@@ -250,7 +250,7 @@
                 <w:b/>
                 <w:sz w:val="25"/>
               </w:rPr>
-              <w:t>115000245</w:t>
+              <w:t>115000246</w:t>
             </w:r>
           </w:p>
         </w:tc>
@@ -274,7 +274,7 @@
                 <w:b/>
                 <w:sz w:val="25"/>
               </w:rPr>
-              <w:t>115.10.09</w:t>
+              <w:t>115.10.10</w:t>
             </w:r>
           </w:p>
         </w:tc>
@@ -298,7 +298,7 @@
                 <w:b/>
                 <w:sz w:val="25"/>
               </w:rPr>
-              <w:t>20  23  25  27  31</w:t>
+              <w:t>14  21  23  32  34</w:t>
             </w:r>
           </w:p>
         </w:tc>
@@ -327,7 +327,7 @@
                 <w:b/>
                 <w:sz w:val="25"/>
               </w:rPr>
-              <w:t>115000246</w:t>
+              <w:t>115000247</w:t>
             </w:r>
           </w:p>
         </w:tc>
@@ -351,7 +351,7 @@
                 <w:b/>
                 <w:sz w:val="25"/>
               </w:rPr>
-              <w:t>115.10.10</w:t>
+              <w:t>115.10.12</w:t>
             </w:r>
           </w:p>
         </w:tc>
@@ -375,7 +375,7 @@
                 <w:b/>
                 <w:sz w:val="25"/>
               </w:rPr>
-              <w:t>14  21  23  32  34</w:t>
+              <w:t>06  16  24  36  39</w:t>
             </w:r>
           </w:p>
         </w:tc>
@@ -404,7 +404,7 @@
                 <w:b/>
                 <w:sz w:val="25"/>
               </w:rPr>
-              <w:t>115000247</w:t>
+              <w:t>115000248</w:t>
             </w:r>
           </w:p>
         </w:tc>
@@ -428,7 +428,7 @@
                 <w:b/>
                 <w:sz w:val="25"/>
               </w:rPr>
-              <w:t>115.10.12</w:t>
+              <w:t>115.10.13</w:t>
             </w:r>
           </w:p>
         </w:tc>
@@ -452,7 +452,7 @@
                 <w:b/>
                 <w:sz w:val="25"/>
               </w:rPr>
-              <w:t>06  16  24  36  39</w:t>
+              <w:t>02  03  09  20  30</w:t>
             </w:r>
           </w:p>
         </w:tc>
@@ -481,7 +481,7 @@
                 <w:b/>
                 <w:sz w:val="25"/>
               </w:rPr>
-              <w:t>115000248</w:t>
+              <w:t>115000249</w:t>
             </w:r>
           </w:p>
         </w:tc>
@@ -505,7 +505,7 @@
                 <w:b/>
                 <w:sz w:val="25"/>
               </w:rPr>
-              <w:t>115.10.13</w:t>
+              <w:t>115.10.14</w:t>
             </w:r>
           </w:p>
         </w:tc>
@@ -529,7 +529,7 @@
                 <w:b/>
                 <w:sz w:val="25"/>
               </w:rPr>
-              <w:t>02  03  09  20  30</w:t>
+              <w:t>01  09  13  19  25</w:t>
             </w:r>
           </w:p>
         </w:tc>
@@ -558,7 +558,7 @@
                 <w:b/>
                 <w:sz w:val="25"/>
               </w:rPr>
-              <w:t>115000249</w:t>
+              <w:t>115000250</w:t>
             </w:r>
           </w:p>
         </w:tc>
@@ -582,7 +582,7 @@
                 <w:b/>
                 <w:sz w:val="25"/>
               </w:rPr>
-              <w:t>115.10.14</w:t>
+              <w:t>115.10.15</w:t>
             </w:r>
           </w:p>
         </w:tc>
@@ -606,7 +606,7 @@
                 <w:b/>
                 <w:sz w:val="25"/>
               </w:rPr>
-              <w:t>01  09  13  19  25</w:t>
+              <w:t>14  15  26  32  34</w:t>
             </w:r>
           </w:p>
         </w:tc>
@@ -635,7 +635,7 @@
                 <w:b/>
                 <w:sz w:val="25"/>
               </w:rPr>
-              <w:t>115000250</w:t>
+              <w:t>115000251</w:t>
             </w:r>
           </w:p>
         </w:tc>
@@ -659,7 +659,7 @@
                 <w:b/>
                 <w:sz w:val="25"/>
               </w:rPr>
-              <w:t>115.10.15</w:t>
+              <w:t>115.10.16</w:t>
             </w:r>
           </w:p>
         </w:tc>
@@ -683,7 +683,7 @@
                 <w:b/>
                 <w:sz w:val="25"/>
               </w:rPr>
-              <w:t>14  15  26  32  34</w:t>
+              <w:t>09  23  24  25  32</w:t>
             </w:r>
           </w:p>
         </w:tc>
@@ -712,7 +712,7 @@
                 <w:b/>
                 <w:sz w:val="25"/>
               </w:rPr>
-              <w:t>115000251</w:t>
+              <w:t>115000252</w:t>
             </w:r>
           </w:p>
         </w:tc>
@@ -736,7 +736,7 @@
                 <w:b/>
                 <w:sz w:val="25"/>
               </w:rPr>
-              <w:t>115.10.16</w:t>
+              <w:t>115.10.17</w:t>
             </w:r>
           </w:p>
         </w:tc>
@@ -760,7 +760,7 @@
                 <w:b/>
                 <w:sz w:val="25"/>
               </w:rPr>
-              <w:t>09  23  24  25  32</w:t>
+              <w:t>10  20  26  32  39</w:t>
             </w:r>
           </w:p>
         </w:tc>
@@ -789,7 +789,7 @@
                 <w:b/>
                 <w:sz w:val="25"/>
               </w:rPr>
-              <w:t>115000252</w:t>
+              <w:t>115000253</w:t>
             </w:r>
           </w:p>
         </w:tc>
@@ -813,7 +813,7 @@
                 <w:b/>
                 <w:sz w:val="25"/>
               </w:rPr>
-              <w:t>115.10.17</w:t>
+              <w:t>115.10.19</w:t>
             </w:r>
           </w:p>
         </w:tc>
@@ -837,7 +837,7 @@
                 <w:b/>
                 <w:sz w:val="25"/>
               </w:rPr>
-              <w:t>10  20  26  32  39</w:t>
+              <w:t>04  12  16  22  36</w:t>
             </w:r>
           </w:p>
         </w:tc>
@@ -866,7 +866,7 @@
                 <w:b/>
                 <w:sz w:val="25"/>
               </w:rPr>
-              <w:t>115000253</w:t>
+              <w:t>115000254</w:t>
             </w:r>
           </w:p>
         </w:tc>
@@ -890,7 +890,7 @@
                 <w:b/>
                 <w:sz w:val="25"/>
               </w:rPr>
-              <w:t>115.10.19</w:t>
+              <w:t>115.10.20</w:t>
             </w:r>
           </w:p>
         </w:tc>
@@ -914,7 +914,7 @@
                 <w:b/>
                 <w:sz w:val="25"/>
               </w:rPr>
-              <w:t>04  12  16  22  36</w:t>
+              <w:t>01  15  30  36  38</w:t>
             </w:r>
           </w:p>
         </w:tc>
@@ -1045,7 +1045,7 @@
                 <w:b/>
                 <w:sz w:val="25"/>
               </w:rPr>
-              <w:t>10/08(四)</w:t>
+              <w:t>10/09(五)</w:t>
             </w:r>
           </w:p>
         </w:tc>
@@ -1069,7 +1069,7 @@
                 <w:b/>
                 <w:sz w:val="25"/>
               </w:rPr>
-              <w:t>3  2  0</w:t>
+              <w:t>3  9  1</w:t>
             </w:r>
           </w:p>
         </w:tc>
@@ -1097,7 +1097,7 @@
                 <w:b/>
                 <w:sz w:val="25"/>
               </w:rPr>
-              <w:t>10/09(五)</w:t>
+              <w:t>10/10(六)</w:t>
             </w:r>
           </w:p>
         </w:tc>
@@ -1120,7 +1120,7 @@
                 <w:b/>
                 <w:sz w:val="25"/>
               </w:rPr>
-              <w:t>3  9  1</w:t>
+              <w:t>9  1  7</w:t>
             </w:r>
           </w:p>
         </w:tc>
@@ -1148,7 +1148,7 @@
                 <w:b/>
                 <w:sz w:val="25"/>
               </w:rPr>
-              <w:t>10/10(六)</w:t>
+              <w:t>10/12(一)</w:t>
             </w:r>
           </w:p>
         </w:tc>
@@ -1171,7 +1171,7 @@
                 <w:b/>
                 <w:sz w:val="25"/>
               </w:rPr>
-              <w:t>9  1  7</w:t>
+              <w:t>3  8  8</w:t>
             </w:r>
           </w:p>
         </w:tc>
@@ -1199,7 +1199,7 @@
                 <w:b/>
                 <w:sz w:val="25"/>
               </w:rPr>
-              <w:t>10/12(一)</w:t>
+              <w:t>10/13(二)</w:t>
             </w:r>
           </w:p>
         </w:tc>
@@ -1222,7 +1222,7 @@
                 <w:b/>
                 <w:sz w:val="25"/>
               </w:rPr>
-              <w:t>3  8  8</w:t>
+              <w:t>7  7  9</w:t>
             </w:r>
           </w:p>
         </w:tc>
@@ -1250,7 +1250,7 @@
                 <w:b/>
                 <w:sz w:val="25"/>
               </w:rPr>
-              <w:t>10/13(二)</w:t>
+              <w:t>10/14(三)</w:t>
             </w:r>
           </w:p>
         </w:tc>
@@ -1273,7 +1273,7 @@
                 <w:b/>
                 <w:sz w:val="25"/>
               </w:rPr>
-              <w:t>7  7  9</w:t>
+              <w:t>9  5  3</w:t>
             </w:r>
           </w:p>
         </w:tc>
@@ -1301,7 +1301,7 @@
                 <w:b/>
                 <w:sz w:val="25"/>
               </w:rPr>
-              <w:t>10/14(三)</w:t>
+              <w:t>10/15(四)</w:t>
             </w:r>
           </w:p>
         </w:tc>
@@ -1324,7 +1324,7 @@
                 <w:b/>
                 <w:sz w:val="25"/>
               </w:rPr>
-              <w:t>9  5  3</w:t>
+              <w:t>4  9  6</w:t>
             </w:r>
           </w:p>
         </w:tc>
@@ -1352,7 +1352,7 @@
                 <w:b/>
                 <w:sz w:val="25"/>
               </w:rPr>
-              <w:t>10/15(四)</w:t>
+              <w:t>10/16(五)</w:t>
             </w:r>
           </w:p>
         </w:tc>
@@ -1375,7 +1375,7 @@
                 <w:b/>
                 <w:sz w:val="25"/>
               </w:rPr>
-              <w:t>4  9  6</w:t>
+              <w:t>1  4  1</w:t>
             </w:r>
           </w:p>
         </w:tc>
@@ -1403,7 +1403,7 @@
                 <w:b/>
                 <w:sz w:val="25"/>
               </w:rPr>
-              <w:t>10/16(五)</w:t>
+              <w:t>10/17(六)</w:t>
             </w:r>
           </w:p>
         </w:tc>
@@ -1426,7 +1426,7 @@
                 <w:b/>
                 <w:sz w:val="25"/>
               </w:rPr>
-              <w:t>1  4  1</w:t>
+              <w:t>6  1  1</w:t>
             </w:r>
           </w:p>
         </w:tc>
@@ -1454,7 +1454,7 @@
                 <w:b/>
                 <w:sz w:val="25"/>
               </w:rPr>
-              <w:t>10/17(六)</w:t>
+              <w:t>10/19(一)</w:t>
             </w:r>
           </w:p>
         </w:tc>
@@ -1477,7 +1477,7 @@
                 <w:b/>
                 <w:sz w:val="25"/>
               </w:rPr>
-              <w:t>6  1  1</w:t>
+              <w:t>7  6  1</w:t>
             </w:r>
           </w:p>
         </w:tc>
@@ -1505,7 +1505,7 @@
                 <w:b/>
                 <w:sz w:val="25"/>
               </w:rPr>
-              <w:t>10/19(一)</w:t>
+              <w:t>10/20(二)</w:t>
             </w:r>
           </w:p>
         </w:tc>
@@ -1528,7 +1528,7 @@
                 <w:b/>
                 <w:sz w:val="25"/>
               </w:rPr>
-              <w:t>7  6  1</w:t>
+              <w:t>8  7  0</w:t>
             </w:r>
           </w:p>
         </w:tc>
@@ -2878,7 +2878,7 @@
                 <w:b/>
                 <w:sz w:val="25"/>
               </w:rPr>
-              <w:t>10/08(四)</w:t>
+              <w:t>10/09(五)</w:t>
             </w:r>
           </w:p>
         </w:tc>
@@ -2902,7 +2902,7 @@
                 <w:b/>
                 <w:sz w:val="25"/>
               </w:rPr>
-              <w:t>3  3  3  9</w:t>
+              <w:t>5  1  9  6</w:t>
             </w:r>
           </w:p>
         </w:tc>
@@ -2930,7 +2930,7 @@
                 <w:b/>
                 <w:sz w:val="25"/>
               </w:rPr>
-              <w:t>10/09(五)</w:t>
+              <w:t>10/10(六)</w:t>
             </w:r>
           </w:p>
         </w:tc>
@@ -2953,7 +2953,7 @@
                 <w:b/>
                 <w:sz w:val="25"/>
               </w:rPr>
-              <w:t>5  1  9  6</w:t>
+              <w:t>3  8  8  3</w:t>
             </w:r>
           </w:p>
         </w:tc>
@@ -2981,7 +2981,7 @@
                 <w:b/>
                 <w:sz w:val="25"/>
               </w:rPr>
-              <w:t>10/10(六)</w:t>
+              <w:t>10/12(一)</w:t>
             </w:r>
           </w:p>
         </w:tc>
@@ -3004,7 +3004,7 @@
                 <w:b/>
                 <w:sz w:val="25"/>
               </w:rPr>
-              <w:t>3  8  8  3</w:t>
+              <w:t>2  0  0  9</w:t>
             </w:r>
           </w:p>
         </w:tc>
@@ -3032,7 +3032,7 @@
                 <w:b/>
                 <w:sz w:val="25"/>
               </w:rPr>
-              <w:t>10/12(一)</w:t>
+              <w:t>10/13(二)</w:t>
             </w:r>
           </w:p>
         </w:tc>
@@ -3055,7 +3055,7 @@
                 <w:b/>
                 <w:sz w:val="25"/>
               </w:rPr>
-              <w:t>2  0  0  9</w:t>
+              <w:t>1  3  5  6</w:t>
             </w:r>
           </w:p>
         </w:tc>
@@ -3083,7 +3083,7 @@
                 <w:b/>
                 <w:sz w:val="25"/>
               </w:rPr>
-              <w:t>10/13(二)</w:t>
+              <w:t>10/14(三)</w:t>
             </w:r>
           </w:p>
         </w:tc>
@@ -3106,7 +3106,7 @@
                 <w:b/>
                 <w:sz w:val="25"/>
               </w:rPr>
-              <w:t>1  3  5  6</w:t>
+              <w:t>7  5  3  5</w:t>
             </w:r>
           </w:p>
         </w:tc>
@@ -3134,7 +3134,7 @@
                 <w:b/>
                 <w:sz w:val="25"/>
               </w:rPr>
-              <w:t>10/14(三)</w:t>
+              <w:t>10/15(四)</w:t>
             </w:r>
           </w:p>
         </w:tc>
@@ -3157,7 +3157,7 @@
                 <w:b/>
                 <w:sz w:val="25"/>
               </w:rPr>
-              <w:t>7  5  3  5</w:t>
+              <w:t>8  9  8  1</w:t>
             </w:r>
           </w:p>
         </w:tc>
@@ -3185,7 +3185,7 @@
                 <w:b/>
                 <w:sz w:val="25"/>
               </w:rPr>
-              <w:t>10/15(四)</w:t>
+              <w:t>10/16(五)</w:t>
             </w:r>
           </w:p>
         </w:tc>
@@ -3208,7 +3208,7 @@
                 <w:b/>
                 <w:sz w:val="25"/>
               </w:rPr>
-              <w:t>8  9  8  1</w:t>
+              <w:t>1  5  0  1</w:t>
             </w:r>
           </w:p>
         </w:tc>
@@ -3236,7 +3236,7 @@
                 <w:b/>
                 <w:sz w:val="25"/>
               </w:rPr>
-              <w:t>10/16(五)</w:t>
+              <w:t>10/17(六)</w:t>
             </w:r>
           </w:p>
         </w:tc>
@@ -3259,7 +3259,7 @@
                 <w:b/>
                 <w:sz w:val="25"/>
               </w:rPr>
-              <w:t>1  5  0  1</w:t>
+              <w:t>0  4  5  7</w:t>
             </w:r>
           </w:p>
         </w:tc>
@@ -3287,7 +3287,7 @@
                 <w:b/>
                 <w:sz w:val="25"/>
               </w:rPr>
-              <w:t>10/17(六)</w:t>
+              <w:t>10/19(一)</w:t>
             </w:r>
           </w:p>
         </w:tc>
@@ -3310,7 +3310,7 @@
                 <w:b/>
                 <w:sz w:val="25"/>
               </w:rPr>
-              <w:t>0  4  5  7</w:t>
+              <w:t>9  6  9  9</w:t>
             </w:r>
           </w:p>
         </w:tc>
@@ -3338,7 +3338,7 @@
                 <w:b/>
                 <w:sz w:val="25"/>
               </w:rPr>
-              <w:t>10/19(一)</w:t>
+              <w:t>10/20(二)</w:t>
             </w:r>
           </w:p>
         </w:tc>
@@ -3361,7 +3361,7 @@
                 <w:b/>
                 <w:sz w:val="25"/>
               </w:rPr>
-              <w:t>9  6  9  9</w:t>
+              <w:t>7  7  5  2</w:t>
             </w:r>
           </w:p>
         </w:tc>
@@ -3586,7 +3586,7 @@
                 <w:b/>
                 <w:sz w:val="25"/>
               </w:rPr>
-              <w:t>115000088</w:t>
+              <w:t>115000089</w:t>
             </w:r>
           </w:p>
         </w:tc>
@@ -3610,7 +3610,7 @@
                 <w:b/>
                 <w:sz w:val="25"/>
               </w:rPr>
-              <w:t>115.09.15</w:t>
+              <w:t>115.09.18</w:t>
             </w:r>
           </w:p>
         </w:tc>
@@ -3634,7 +3634,7 @@
                 <w:b/>
                 <w:sz w:val="25"/>
               </w:rPr>
-              <w:t>02  03  18  21  22  39</w:t>
+              <w:t>01  06  14  21  31  35</w:t>
             </w:r>
           </w:p>
         </w:tc>
@@ -3658,7 +3658,7 @@
                 <w:b/>
                 <w:sz w:val="25"/>
               </w:rPr>
-              <w:t>07</w:t>
+              <w:t>16</w:t>
             </w:r>
           </w:p>
         </w:tc>
@@ -3687,7 +3687,7 @@
                 <w:b/>
                 <w:sz w:val="25"/>
               </w:rPr>
-              <w:t>115000089</w:t>
+              <w:t>115000090</w:t>
             </w:r>
           </w:p>
         </w:tc>
@@ -3711,7 +3711,7 @@
                 <w:b/>
                 <w:sz w:val="25"/>
               </w:rPr>
-              <w:t>115.09.18</w:t>
+              <w:t>115.09.22</w:t>
             </w:r>
           </w:p>
         </w:tc>
@@ -3735,7 +3735,7 @@
                 <w:b/>
                 <w:sz w:val="25"/>
               </w:rPr>
-              <w:t>01  06  14  21  31  35</w:t>
+              <w:t>14  15  18  30  35  45</w:t>
             </w:r>
           </w:p>
         </w:tc>
@@ -3759,7 +3759,7 @@
                 <w:b/>
                 <w:sz w:val="25"/>
               </w:rPr>
-              <w:t>16</w:t>
+              <w:t>10</w:t>
             </w:r>
           </w:p>
         </w:tc>
@@ -3788,7 +3788,7 @@
                 <w:b/>
                 <w:sz w:val="25"/>
               </w:rPr>
-              <w:t>115000090</w:t>
+              <w:t>115000091</w:t>
             </w:r>
           </w:p>
         </w:tc>
@@ -3812,7 +3812,7 @@
                 <w:b/>
                 <w:sz w:val="25"/>
               </w:rPr>
-              <w:t>115.09.22</w:t>
+              <w:t>115.09.25</w:t>
             </w:r>
           </w:p>
         </w:tc>
@@ -3836,7 +3836,7 @@
                 <w:b/>
                 <w:sz w:val="25"/>
               </w:rPr>
-              <w:t>14  15  18  30  35  45</w:t>
+              <w:t>05  13  24  25  28  33</w:t>
             </w:r>
           </w:p>
         </w:tc>
@@ -3860,7 +3860,7 @@
                 <w:b/>
                 <w:sz w:val="25"/>
               </w:rPr>
-              <w:t>10</w:t>
+              <w:t>40</w:t>
             </w:r>
           </w:p>
         </w:tc>
@@ -3889,7 +3889,7 @@
                 <w:b/>
                 <w:sz w:val="25"/>
               </w:rPr>
-              <w:t>115000091</w:t>
+              <w:t>115000092</w:t>
             </w:r>
           </w:p>
         </w:tc>
@@ -3913,7 +3913,7 @@
                 <w:b/>
                 <w:sz w:val="25"/>
               </w:rPr>
-              <w:t>115.09.25</w:t>
+              <w:t>115.09.29</w:t>
             </w:r>
           </w:p>
         </w:tc>
@@ -3937,7 +3937,7 @@
                 <w:b/>
                 <w:sz w:val="25"/>
               </w:rPr>
-              <w:t>05  13  24  25  28  33</w:t>
+              <w:t>01  02  04  13  30  38</w:t>
             </w:r>
           </w:p>
         </w:tc>
@@ -3961,7 +3961,7 @@
                 <w:b/>
                 <w:sz w:val="25"/>
               </w:rPr>
-              <w:t>40</w:t>
+              <w:t>27</w:t>
             </w:r>
           </w:p>
         </w:tc>
@@ -3990,7 +3990,7 @@
                 <w:b/>
                 <w:sz w:val="25"/>
               </w:rPr>
-              <w:t>115000092</w:t>
+              <w:t>115000093</w:t>
             </w:r>
           </w:p>
         </w:tc>
@@ -4014,7 +4014,7 @@
                 <w:b/>
                 <w:sz w:val="25"/>
               </w:rPr>
-              <w:t>115.09.29</w:t>
+              <w:t>115.10.02</w:t>
             </w:r>
           </w:p>
         </w:tc>
@@ -4038,7 +4038,7 @@
                 <w:b/>
                 <w:sz w:val="25"/>
               </w:rPr>
-              <w:t>01  02  04  13  30  38</w:t>
+              <w:t>04  14  20  26  40  47</w:t>
             </w:r>
           </w:p>
         </w:tc>
@@ -4062,7 +4062,7 @@
                 <w:b/>
                 <w:sz w:val="25"/>
               </w:rPr>
-              <w:t>27</w:t>
+              <w:t>42</w:t>
             </w:r>
           </w:p>
         </w:tc>
@@ -4091,7 +4091,7 @@
                 <w:b/>
                 <w:sz w:val="25"/>
               </w:rPr>
-              <w:t>115000093</w:t>
+              <w:t>115000094</w:t>
             </w:r>
           </w:p>
         </w:tc>
@@ -4115,7 +4115,7 @@
                 <w:b/>
                 <w:sz w:val="25"/>
               </w:rPr>
-              <w:t>115.10.02</w:t>
+              <w:t>115.10.06</w:t>
             </w:r>
           </w:p>
         </w:tc>
@@ -4139,7 +4139,7 @@
                 <w:b/>
                 <w:sz w:val="25"/>
               </w:rPr>
-              <w:t>04  14  20  26  40  47</w:t>
+              <w:t>04  06  20  32  36  39</w:t>
             </w:r>
           </w:p>
         </w:tc>
@@ -4163,7 +4163,7 @@
                 <w:b/>
                 <w:sz w:val="25"/>
               </w:rPr>
-              <w:t>42</w:t>
+              <w:t>23</w:t>
             </w:r>
           </w:p>
         </w:tc>
@@ -4192,7 +4192,7 @@
                 <w:b/>
                 <w:sz w:val="25"/>
               </w:rPr>
-              <w:t>115000094</w:t>
+              <w:t>115000095</w:t>
             </w:r>
           </w:p>
         </w:tc>
@@ -4216,7 +4216,7 @@
                 <w:b/>
                 <w:sz w:val="25"/>
               </w:rPr>
-              <w:t>115.10.06</w:t>
+              <w:t>115.10.09</w:t>
             </w:r>
           </w:p>
         </w:tc>
@@ -4240,7 +4240,7 @@
                 <w:b/>
                 <w:sz w:val="25"/>
               </w:rPr>
-              <w:t>04  06  20  32  36  39</w:t>
+              <w:t>03  09  11  25  34  41</w:t>
             </w:r>
           </w:p>
         </w:tc>
@@ -4264,7 +4264,7 @@
                 <w:b/>
                 <w:sz w:val="25"/>
               </w:rPr>
-              <w:t>23</w:t>
+              <w:t>27</w:t>
             </w:r>
           </w:p>
         </w:tc>
@@ -4293,7 +4293,7 @@
                 <w:b/>
                 <w:sz w:val="25"/>
               </w:rPr>
-              <w:t>115000095</w:t>
+              <w:t>115000096</w:t>
             </w:r>
           </w:p>
         </w:tc>
@@ -4317,7 +4317,7 @@
                 <w:b/>
                 <w:sz w:val="25"/>
               </w:rPr>
-              <w:t>115.10.09</w:t>
+              <w:t>115.10.13</w:t>
             </w:r>
           </w:p>
         </w:tc>
@@ -4341,7 +4341,7 @@
                 <w:b/>
                 <w:sz w:val="25"/>
               </w:rPr>
-              <w:t>03  09  11  25  34  41</w:t>
+              <w:t>03  31  35  36  47  48</w:t>
             </w:r>
           </w:p>
         </w:tc>
@@ -4365,7 +4365,7 @@
                 <w:b/>
                 <w:sz w:val="25"/>
               </w:rPr>
-              <w:t>27</w:t>
+              <w:t>32</w:t>
             </w:r>
           </w:p>
         </w:tc>
@@ -4394,7 +4394,7 @@
                 <w:b/>
                 <w:sz w:val="25"/>
               </w:rPr>
-              <w:t>115000096</w:t>
+              <w:t>115000097</w:t>
             </w:r>
           </w:p>
         </w:tc>
@@ -4418,7 +4418,7 @@
                 <w:b/>
                 <w:sz w:val="25"/>
               </w:rPr>
-              <w:t>115.10.13</w:t>
+              <w:t>115.10.16</w:t>
             </w:r>
           </w:p>
         </w:tc>
@@ -4442,7 +4442,7 @@
                 <w:b/>
                 <w:sz w:val="25"/>
               </w:rPr>
-              <w:t>03  31  35  36  47  48</w:t>
+              <w:t>06  15  21  40  43  49</w:t>
             </w:r>
           </w:p>
         </w:tc>
@@ -4466,7 +4466,7 @@
                 <w:b/>
                 <w:sz w:val="25"/>
               </w:rPr>
-              <w:t>32</w:t>
+              <w:t>30</w:t>
             </w:r>
           </w:p>
         </w:tc>
@@ -4495,7 +4495,7 @@
                 <w:b/>
                 <w:sz w:val="25"/>
               </w:rPr>
-              <w:t>115000097</w:t>
+              <w:t>115000098</w:t>
             </w:r>
           </w:p>
         </w:tc>
@@ -4519,7 +4519,7 @@
                 <w:b/>
                 <w:sz w:val="25"/>
               </w:rPr>
-              <w:t>115.10.16</w:t>
+              <w:t>115.10.20</w:t>
             </w:r>
           </w:p>
         </w:tc>
@@ -4543,7 +4543,7 @@
                 <w:b/>
                 <w:sz w:val="25"/>
               </w:rPr>
-              <w:t>06  15  21  40  43  49</w:t>
+              <w:t>02  05  19  33  40  43</w:t>
             </w:r>
           </w:p>
         </w:tc>
@@ -4567,7 +4567,7 @@
                 <w:b/>
                 <w:sz w:val="25"/>
               </w:rPr>
-              <w:t>30</w:t>
+              <w:t>06</w:t>
             </w:r>
           </w:p>
         </w:tc>

--- a/最新開獎紀錄.docx
+++ b/最新開獎紀錄.docx
@@ -173,7 +173,7 @@
                 <w:b/>
                 <w:sz w:val="25"/>
               </w:rPr>
-              <w:t>115000245</w:t>
+              <w:t>115000246</w:t>
             </w:r>
           </w:p>
         </w:tc>
@@ -197,7 +197,7 @@
                 <w:b/>
                 <w:sz w:val="25"/>
               </w:rPr>
-              <w:t>115.10.09</w:t>
+              <w:t>115.10.10</w:t>
             </w:r>
           </w:p>
         </w:tc>
@@ -221,7 +221,7 @@
                 <w:b/>
                 <w:sz w:val="25"/>
               </w:rPr>
-              <w:t>20  23  25  27  31</w:t>
+              <w:t>14  21  23  32  34</w:t>
             </w:r>
           </w:p>
         </w:tc>
@@ -250,7 +250,7 @@
                 <w:b/>
                 <w:sz w:val="25"/>
               </w:rPr>
-              <w:t>115000246</w:t>
+              <w:t>115000247</w:t>
             </w:r>
           </w:p>
         </w:tc>
@@ -274,7 +274,7 @@
                 <w:b/>
                 <w:sz w:val="25"/>
               </w:rPr>
-              <w:t>115.10.10</w:t>
+              <w:t>115.10.12</w:t>
             </w:r>
           </w:p>
         </w:tc>
@@ -298,7 +298,7 @@
                 <w:b/>
                 <w:sz w:val="25"/>
               </w:rPr>
-              <w:t>14  21  23  32  34</w:t>
+              <w:t>06  16  24  36  39</w:t>
             </w:r>
           </w:p>
         </w:tc>
@@ -327,7 +327,7 @@
                 <w:b/>
                 <w:sz w:val="25"/>
               </w:rPr>
-              <w:t>115000247</w:t>
+              <w:t>115000248</w:t>
             </w:r>
           </w:p>
         </w:tc>
@@ -351,7 +351,7 @@
                 <w:b/>
                 <w:sz w:val="25"/>
               </w:rPr>
-              <w:t>115.10.12</w:t>
+              <w:t>115.10.13</w:t>
             </w:r>
           </w:p>
         </w:tc>
@@ -375,7 +375,7 @@
                 <w:b/>
                 <w:sz w:val="25"/>
               </w:rPr>
-              <w:t>06  16  24  36  39</w:t>
+              <w:t>02  03  09  20  30</w:t>
             </w:r>
           </w:p>
         </w:tc>
@@ -404,7 +404,7 @@
                 <w:b/>
                 <w:sz w:val="25"/>
               </w:rPr>
-              <w:t>115000248</w:t>
+              <w:t>115000249</w:t>
             </w:r>
           </w:p>
         </w:tc>
@@ -428,7 +428,7 @@
                 <w:b/>
                 <w:sz w:val="25"/>
               </w:rPr>
-              <w:t>115.10.13</w:t>
+              <w:t>115.10.14</w:t>
             </w:r>
           </w:p>
         </w:tc>
@@ -452,7 +452,7 @@
                 <w:b/>
                 <w:sz w:val="25"/>
               </w:rPr>
-              <w:t>02  03  09  20  30</w:t>
+              <w:t>01  09  13  19  25</w:t>
             </w:r>
           </w:p>
         </w:tc>
@@ -481,7 +481,7 @@
                 <w:b/>
                 <w:sz w:val="25"/>
               </w:rPr>
-              <w:t>115000249</w:t>
+              <w:t>115000250</w:t>
             </w:r>
           </w:p>
         </w:tc>
@@ -505,7 +505,7 @@
                 <w:b/>
                 <w:sz w:val="25"/>
               </w:rPr>
-              <w:t>115.10.14</w:t>
+              <w:t>115.10.15</w:t>
             </w:r>
           </w:p>
         </w:tc>
@@ -529,7 +529,7 @@
                 <w:b/>
                 <w:sz w:val="25"/>
               </w:rPr>
-              <w:t>01  09  13  19  25</w:t>
+              <w:t>14  15  26  32  34</w:t>
             </w:r>
           </w:p>
         </w:tc>
@@ -558,7 +558,7 @@
                 <w:b/>
                 <w:sz w:val="25"/>
               </w:rPr>
-              <w:t>115000250</w:t>
+              <w:t>115000251</w:t>
             </w:r>
           </w:p>
         </w:tc>
@@ -582,7 +582,7 @@
                 <w:b/>
                 <w:sz w:val="25"/>
               </w:rPr>
-              <w:t>115.10.15</w:t>
+              <w:t>115.10.16</w:t>
             </w:r>
           </w:p>
         </w:tc>
@@ -606,7 +606,7 @@
                 <w:b/>
                 <w:sz w:val="25"/>
               </w:rPr>
-              <w:t>14  15  26  32  34</w:t>
+              <w:t>09  23  24  25  32</w:t>
             </w:r>
           </w:p>
         </w:tc>
@@ -635,7 +635,7 @@
                 <w:b/>
                 <w:sz w:val="25"/>
               </w:rPr>
-              <w:t>115000251</w:t>
+              <w:t>115000252</w:t>
             </w:r>
           </w:p>
         </w:tc>
@@ -659,7 +659,7 @@
                 <w:b/>
                 <w:sz w:val="25"/>
               </w:rPr>
-              <w:t>115.10.16</w:t>
+              <w:t>115.10.17</w:t>
             </w:r>
           </w:p>
         </w:tc>
@@ -683,7 +683,7 @@
                 <w:b/>
                 <w:sz w:val="25"/>
               </w:rPr>
-              <w:t>09  23  24  25  32</w:t>
+              <w:t>10  20  26  32  39</w:t>
             </w:r>
           </w:p>
         </w:tc>
@@ -712,7 +712,7 @@
                 <w:b/>
                 <w:sz w:val="25"/>
               </w:rPr>
-              <w:t>115000252</w:t>
+              <w:t>115000253</w:t>
             </w:r>
           </w:p>
         </w:tc>
@@ -736,7 +736,7 @@
                 <w:b/>
                 <w:sz w:val="25"/>
               </w:rPr>
-              <w:t>115.10.17</w:t>
+              <w:t>115.10.19</w:t>
             </w:r>
           </w:p>
         </w:tc>
@@ -760,7 +760,7 @@
                 <w:b/>
                 <w:sz w:val="25"/>
               </w:rPr>
-              <w:t>10  20  26  32  39</w:t>
+              <w:t>04  12  16  22  36</w:t>
             </w:r>
           </w:p>
         </w:tc>
@@ -789,7 +789,7 @@
                 <w:b/>
                 <w:sz w:val="25"/>
               </w:rPr>
-              <w:t>115000253</w:t>
+              <w:t>115000254</w:t>
             </w:r>
           </w:p>
         </w:tc>
@@ -813,7 +813,7 @@
                 <w:b/>
                 <w:sz w:val="25"/>
               </w:rPr>
-              <w:t>115.10.19</w:t>
+              <w:t>115.10.20</w:t>
             </w:r>
           </w:p>
         </w:tc>
@@ -837,7 +837,7 @@
                 <w:b/>
                 <w:sz w:val="25"/>
               </w:rPr>
-              <w:t>04  12  16  22  36</w:t>
+              <w:t>01  15  30  36  38</w:t>
             </w:r>
           </w:p>
         </w:tc>
@@ -866,7 +866,7 @@
                 <w:b/>
                 <w:sz w:val="25"/>
               </w:rPr>
-              <w:t>115000254</w:t>
+              <w:t>115000255</w:t>
             </w:r>
           </w:p>
         </w:tc>
@@ -890,7 +890,7 @@
                 <w:b/>
                 <w:sz w:val="25"/>
               </w:rPr>
-              <w:t>115.10.20</w:t>
+              <w:t>115.10.21</w:t>
             </w:r>
           </w:p>
         </w:tc>
@@ -914,7 +914,7 @@
                 <w:b/>
                 <w:sz w:val="25"/>
               </w:rPr>
-              <w:t>01  15  30  36  38</w:t>
+              <w:t>04  08  15  18  28</w:t>
             </w:r>
           </w:p>
         </w:tc>
@@ -1045,7 +1045,7 @@
                 <w:b/>
                 <w:sz w:val="25"/>
               </w:rPr>
-              <w:t>10/09(五)</w:t>
+              <w:t>10/10(六)</w:t>
             </w:r>
           </w:p>
         </w:tc>
@@ -1069,7 +1069,7 @@
                 <w:b/>
                 <w:sz w:val="25"/>
               </w:rPr>
-              <w:t>3  9  1</w:t>
+              <w:t>9  1  7</w:t>
             </w:r>
           </w:p>
         </w:tc>
@@ -1097,7 +1097,7 @@
                 <w:b/>
                 <w:sz w:val="25"/>
               </w:rPr>
-              <w:t>10/10(六)</w:t>
+              <w:t>10/12(一)</w:t>
             </w:r>
           </w:p>
         </w:tc>
@@ -1120,7 +1120,7 @@
                 <w:b/>
                 <w:sz w:val="25"/>
               </w:rPr>
-              <w:t>9  1  7</w:t>
+              <w:t>3  8  8</w:t>
             </w:r>
           </w:p>
         </w:tc>
@@ -1148,7 +1148,7 @@
                 <w:b/>
                 <w:sz w:val="25"/>
               </w:rPr>
-              <w:t>10/12(一)</w:t>
+              <w:t>10/13(二)</w:t>
             </w:r>
           </w:p>
         </w:tc>
@@ -1171,7 +1171,7 @@
                 <w:b/>
                 <w:sz w:val="25"/>
               </w:rPr>
-              <w:t>3  8  8</w:t>
+              <w:t>7  7  9</w:t>
             </w:r>
           </w:p>
         </w:tc>
@@ -1199,7 +1199,7 @@
                 <w:b/>
                 <w:sz w:val="25"/>
               </w:rPr>
-              <w:t>10/13(二)</w:t>
+              <w:t>10/14(三)</w:t>
             </w:r>
           </w:p>
         </w:tc>
@@ -1222,7 +1222,7 @@
                 <w:b/>
                 <w:sz w:val="25"/>
               </w:rPr>
-              <w:t>7  7  9</w:t>
+              <w:t>9  5  3</w:t>
             </w:r>
           </w:p>
         </w:tc>
@@ -1250,7 +1250,7 @@
                 <w:b/>
                 <w:sz w:val="25"/>
               </w:rPr>
-              <w:t>10/14(三)</w:t>
+              <w:t>10/15(四)</w:t>
             </w:r>
           </w:p>
         </w:tc>
@@ -1273,7 +1273,7 @@
                 <w:b/>
                 <w:sz w:val="25"/>
               </w:rPr>
-              <w:t>9  5  3</w:t>
+              <w:t>4  9  6</w:t>
             </w:r>
           </w:p>
         </w:tc>
@@ -1301,7 +1301,7 @@
                 <w:b/>
                 <w:sz w:val="25"/>
               </w:rPr>
-              <w:t>10/15(四)</w:t>
+              <w:t>10/16(五)</w:t>
             </w:r>
           </w:p>
         </w:tc>
@@ -1324,7 +1324,7 @@
                 <w:b/>
                 <w:sz w:val="25"/>
               </w:rPr>
-              <w:t>4  9  6</w:t>
+              <w:t>1  4  1</w:t>
             </w:r>
           </w:p>
         </w:tc>
@@ -1352,7 +1352,7 @@
                 <w:b/>
                 <w:sz w:val="25"/>
               </w:rPr>
-              <w:t>10/16(五)</w:t>
+              <w:t>10/17(六)</w:t>
             </w:r>
           </w:p>
         </w:tc>
@@ -1375,7 +1375,7 @@
                 <w:b/>
                 <w:sz w:val="25"/>
               </w:rPr>
-              <w:t>1  4  1</w:t>
+              <w:t>6  1  1</w:t>
             </w:r>
           </w:p>
         </w:tc>
@@ -1403,7 +1403,7 @@
                 <w:b/>
                 <w:sz w:val="25"/>
               </w:rPr>
-              <w:t>10/17(六)</w:t>
+              <w:t>10/19(一)</w:t>
             </w:r>
           </w:p>
         </w:tc>
@@ -1426,7 +1426,7 @@
                 <w:b/>
                 <w:sz w:val="25"/>
               </w:rPr>
-              <w:t>6  1  1</w:t>
+              <w:t>7  6  1</w:t>
             </w:r>
           </w:p>
         </w:tc>
@@ -1454,7 +1454,7 @@
                 <w:b/>
                 <w:sz w:val="25"/>
               </w:rPr>
-              <w:t>10/19(一)</w:t>
+              <w:t>10/20(二)</w:t>
             </w:r>
           </w:p>
         </w:tc>
@@ -1477,7 +1477,7 @@
                 <w:b/>
                 <w:sz w:val="25"/>
               </w:rPr>
-              <w:t>7  6  1</w:t>
+              <w:t>8  7  0</w:t>
             </w:r>
           </w:p>
         </w:tc>
@@ -1505,7 +1505,7 @@
                 <w:b/>
                 <w:sz w:val="25"/>
               </w:rPr>
-              <w:t>10/20(二)</w:t>
+              <w:t>10/21(三)</w:t>
             </w:r>
           </w:p>
         </w:tc>
@@ -1528,7 +1528,7 @@
                 <w:b/>
                 <w:sz w:val="25"/>
               </w:rPr>
-              <w:t>8  7  0</w:t>
+              <w:t>5  5  6</w:t>
             </w:r>
           </w:p>
         </w:tc>
@@ -2878,7 +2878,7 @@
                 <w:b/>
                 <w:sz w:val="25"/>
               </w:rPr>
-              <w:t>10/09(五)</w:t>
+              <w:t>10/10(六)</w:t>
             </w:r>
           </w:p>
         </w:tc>
@@ -2902,7 +2902,7 @@
                 <w:b/>
                 <w:sz w:val="25"/>
               </w:rPr>
-              <w:t>5  1  9  6</w:t>
+              <w:t>3  8  8  3</w:t>
             </w:r>
           </w:p>
         </w:tc>
@@ -2930,7 +2930,7 @@
                 <w:b/>
                 <w:sz w:val="25"/>
               </w:rPr>
-              <w:t>10/10(六)</w:t>
+              <w:t>10/12(一)</w:t>
             </w:r>
           </w:p>
         </w:tc>
@@ -2953,7 +2953,7 @@
                 <w:b/>
                 <w:sz w:val="25"/>
               </w:rPr>
-              <w:t>3  8  8  3</w:t>
+              <w:t>2  0  0  9</w:t>
             </w:r>
           </w:p>
         </w:tc>
@@ -2981,7 +2981,7 @@
                 <w:b/>
                 <w:sz w:val="25"/>
               </w:rPr>
-              <w:t>10/12(一)</w:t>
+              <w:t>10/13(二)</w:t>
             </w:r>
           </w:p>
         </w:tc>
@@ -3004,7 +3004,7 @@
                 <w:b/>
                 <w:sz w:val="25"/>
               </w:rPr>
-              <w:t>2  0  0  9</w:t>
+              <w:t>1  3  5  6</w:t>
             </w:r>
           </w:p>
         </w:tc>
@@ -3032,7 +3032,7 @@
                 <w:b/>
                 <w:sz w:val="25"/>
               </w:rPr>
-              <w:t>10/13(二)</w:t>
+              <w:t>10/14(三)</w:t>
             </w:r>
           </w:p>
         </w:tc>
@@ -3055,7 +3055,7 @@
                 <w:b/>
                 <w:sz w:val="25"/>
               </w:rPr>
-              <w:t>1  3  5  6</w:t>
+              <w:t>7  5  3  5</w:t>
             </w:r>
           </w:p>
         </w:tc>
@@ -3083,7 +3083,7 @@
                 <w:b/>
                 <w:sz w:val="25"/>
               </w:rPr>
-              <w:t>10/14(三)</w:t>
+              <w:t>10/15(四)</w:t>
             </w:r>
           </w:p>
         </w:tc>
@@ -3106,7 +3106,7 @@
                 <w:b/>
                 <w:sz w:val="25"/>
               </w:rPr>
-              <w:t>7  5  3  5</w:t>
+              <w:t>8  9  8  1</w:t>
             </w:r>
           </w:p>
         </w:tc>
@@ -3134,7 +3134,7 @@
                 <w:b/>
                 <w:sz w:val="25"/>
               </w:rPr>
-              <w:t>10/15(四)</w:t>
+              <w:t>10/16(五)</w:t>
             </w:r>
           </w:p>
         </w:tc>
@@ -3157,7 +3157,7 @@
                 <w:b/>
                 <w:sz w:val="25"/>
               </w:rPr>
-              <w:t>8  9  8  1</w:t>
+              <w:t>1  5  0  1</w:t>
             </w:r>
           </w:p>
         </w:tc>
@@ -3185,7 +3185,7 @@
                 <w:b/>
                 <w:sz w:val="25"/>
               </w:rPr>
-              <w:t>10/16(五)</w:t>
+              <w:t>10/17(六)</w:t>
             </w:r>
           </w:p>
         </w:tc>
@@ -3208,7 +3208,7 @@
                 <w:b/>
                 <w:sz w:val="25"/>
               </w:rPr>
-              <w:t>1  5  0  1</w:t>
+              <w:t>0  4  5  7</w:t>
             </w:r>
           </w:p>
         </w:tc>
@@ -3236,7 +3236,7 @@
                 <w:b/>
                 <w:sz w:val="25"/>
               </w:rPr>
-              <w:t>10/17(六)</w:t>
+              <w:t>10/19(一)</w:t>
             </w:r>
           </w:p>
         </w:tc>
@@ -3259,7 +3259,7 @@
                 <w:b/>
                 <w:sz w:val="25"/>
               </w:rPr>
-              <w:t>0  4  5  7</w:t>
+              <w:t>9  6  9  9</w:t>
             </w:r>
           </w:p>
         </w:tc>
@@ -3287,7 +3287,7 @@
                 <w:b/>
                 <w:sz w:val="25"/>
               </w:rPr>
-              <w:t>10/19(一)</w:t>
+              <w:t>10/20(二)</w:t>
             </w:r>
           </w:p>
         </w:tc>
@@ -3310,7 +3310,7 @@
                 <w:b/>
                 <w:sz w:val="25"/>
               </w:rPr>
-              <w:t>9  6  9  9</w:t>
+              <w:t>7  7  5  2</w:t>
             </w:r>
           </w:p>
         </w:tc>
@@ -3338,7 +3338,7 @@
                 <w:b/>
                 <w:sz w:val="25"/>
               </w:rPr>
-              <w:t>10/20(二)</w:t>
+              <w:t>10/21(三)</w:t>
             </w:r>
           </w:p>
         </w:tc>
@@ -3361,7 +3361,7 @@
                 <w:b/>
                 <w:sz w:val="25"/>
               </w:rPr>
-              <w:t>7  7  5  2</w:t>
+              <w:t>4  9  1  4</w:t>
             </w:r>
           </w:p>
         </w:tc>

--- a/最新開獎紀錄.docx
+++ b/最新開獎紀錄.docx
@@ -173,7 +173,7 @@
                 <w:b/>
                 <w:sz w:val="25"/>
               </w:rPr>
-              <w:t>115000246</w:t>
+              <w:t>115000247</w:t>
             </w:r>
           </w:p>
         </w:tc>
@@ -197,7 +197,7 @@
                 <w:b/>
                 <w:sz w:val="25"/>
               </w:rPr>
-              <w:t>115.10.10</w:t>
+              <w:t>115.10.12</w:t>
             </w:r>
           </w:p>
         </w:tc>
@@ -221,7 +221,7 @@
                 <w:b/>
                 <w:sz w:val="25"/>
               </w:rPr>
-              <w:t>14  21  23  32  34</w:t>
+              <w:t>06  16  24  36  39</w:t>
             </w:r>
           </w:p>
         </w:tc>
@@ -250,7 +250,7 @@
                 <w:b/>
                 <w:sz w:val="25"/>
               </w:rPr>
-              <w:t>115000247</w:t>
+              <w:t>115000248</w:t>
             </w:r>
           </w:p>
         </w:tc>
@@ -274,7 +274,7 @@
                 <w:b/>
                 <w:sz w:val="25"/>
               </w:rPr>
-              <w:t>115.10.12</w:t>
+              <w:t>115.10.13</w:t>
             </w:r>
           </w:p>
         </w:tc>
@@ -298,7 +298,7 @@
                 <w:b/>
                 <w:sz w:val="25"/>
               </w:rPr>
-              <w:t>06  16  24  36  39</w:t>
+              <w:t>02  03  09  20  30</w:t>
             </w:r>
           </w:p>
         </w:tc>
@@ -327,7 +327,7 @@
                 <w:b/>
                 <w:sz w:val="25"/>
               </w:rPr>
-              <w:t>115000248</w:t>
+              <w:t>115000249</w:t>
             </w:r>
           </w:p>
         </w:tc>
@@ -351,7 +351,7 @@
                 <w:b/>
                 <w:sz w:val="25"/>
               </w:rPr>
-              <w:t>115.10.13</w:t>
+              <w:t>115.10.14</w:t>
             </w:r>
           </w:p>
         </w:tc>
@@ -375,7 +375,7 @@
                 <w:b/>
                 <w:sz w:val="25"/>
               </w:rPr>
-              <w:t>02  03  09  20  30</w:t>
+              <w:t>01  09  13  19  25</w:t>
             </w:r>
           </w:p>
         </w:tc>
@@ -404,7 +404,7 @@
                 <w:b/>
                 <w:sz w:val="25"/>
               </w:rPr>
-              <w:t>115000249</w:t>
+              <w:t>115000250</w:t>
             </w:r>
           </w:p>
         </w:tc>
@@ -428,7 +428,7 @@
                 <w:b/>
                 <w:sz w:val="25"/>
               </w:rPr>
-              <w:t>115.10.14</w:t>
+              <w:t>115.10.15</w:t>
             </w:r>
           </w:p>
         </w:tc>
@@ -452,7 +452,7 @@
                 <w:b/>
                 <w:sz w:val="25"/>
               </w:rPr>
-              <w:t>01  09  13  19  25</w:t>
+              <w:t>14  15  26  32  34</w:t>
             </w:r>
           </w:p>
         </w:tc>
@@ -481,7 +481,7 @@
                 <w:b/>
                 <w:sz w:val="25"/>
               </w:rPr>
-              <w:t>115000250</w:t>
+              <w:t>115000251</w:t>
             </w:r>
           </w:p>
         </w:tc>
@@ -505,7 +505,7 @@
                 <w:b/>
                 <w:sz w:val="25"/>
               </w:rPr>
-              <w:t>115.10.15</w:t>
+              <w:t>115.10.16</w:t>
             </w:r>
           </w:p>
         </w:tc>
@@ -529,7 +529,7 @@
                 <w:b/>
                 <w:sz w:val="25"/>
               </w:rPr>
-              <w:t>14  15  26  32  34</w:t>
+              <w:t>09  23  24  25  32</w:t>
             </w:r>
           </w:p>
         </w:tc>
@@ -558,7 +558,7 @@
                 <w:b/>
                 <w:sz w:val="25"/>
               </w:rPr>
-              <w:t>115000251</w:t>
+              <w:t>115000252</w:t>
             </w:r>
           </w:p>
         </w:tc>
@@ -582,7 +582,7 @@
                 <w:b/>
                 <w:sz w:val="25"/>
               </w:rPr>
-              <w:t>115.10.16</w:t>
+              <w:t>115.10.17</w:t>
             </w:r>
           </w:p>
         </w:tc>
@@ -606,7 +606,7 @@
                 <w:b/>
                 <w:sz w:val="25"/>
               </w:rPr>
-              <w:t>09  23  24  25  32</w:t>
+              <w:t>10  20  26  32  39</w:t>
             </w:r>
           </w:p>
         </w:tc>
@@ -635,7 +635,7 @@
                 <w:b/>
                 <w:sz w:val="25"/>
               </w:rPr>
-              <w:t>115000252</w:t>
+              <w:t>115000253</w:t>
             </w:r>
           </w:p>
         </w:tc>
@@ -659,7 +659,7 @@
                 <w:b/>
                 <w:sz w:val="25"/>
               </w:rPr>
-              <w:t>115.10.17</w:t>
+              <w:t>115.10.19</w:t>
             </w:r>
           </w:p>
         </w:tc>
@@ -683,7 +683,7 @@
                 <w:b/>
                 <w:sz w:val="25"/>
               </w:rPr>
-              <w:t>10  20  26  32  39</w:t>
+              <w:t>04  12  16  22  36</w:t>
             </w:r>
           </w:p>
         </w:tc>
@@ -712,7 +712,7 @@
                 <w:b/>
                 <w:sz w:val="25"/>
               </w:rPr>
-              <w:t>115000253</w:t>
+              <w:t>115000254</w:t>
             </w:r>
           </w:p>
         </w:tc>
@@ -736,7 +736,7 @@
                 <w:b/>
                 <w:sz w:val="25"/>
               </w:rPr>
-              <w:t>115.10.19</w:t>
+              <w:t>115.10.20</w:t>
             </w:r>
           </w:p>
         </w:tc>
@@ -760,7 +760,7 @@
                 <w:b/>
                 <w:sz w:val="25"/>
               </w:rPr>
-              <w:t>04  12  16  22  36</w:t>
+              <w:t>01  15  30  36  38</w:t>
             </w:r>
           </w:p>
         </w:tc>
@@ -789,7 +789,7 @@
                 <w:b/>
                 <w:sz w:val="25"/>
               </w:rPr>
-              <w:t>115000254</w:t>
+              <w:t>115000255</w:t>
             </w:r>
           </w:p>
         </w:tc>
@@ -813,7 +813,7 @@
                 <w:b/>
                 <w:sz w:val="25"/>
               </w:rPr>
-              <w:t>115.10.20</w:t>
+              <w:t>115.10.21</w:t>
             </w:r>
           </w:p>
         </w:tc>
@@ -837,7 +837,7 @@
                 <w:b/>
                 <w:sz w:val="25"/>
               </w:rPr>
-              <w:t>01  15  30  36  38</w:t>
+              <w:t>04  08  15  18  28</w:t>
             </w:r>
           </w:p>
         </w:tc>
@@ -866,7 +866,7 @@
                 <w:b/>
                 <w:sz w:val="25"/>
               </w:rPr>
-              <w:t>115000255</w:t>
+              <w:t>115000256</w:t>
             </w:r>
           </w:p>
         </w:tc>
@@ -890,7 +890,7 @@
                 <w:b/>
                 <w:sz w:val="25"/>
               </w:rPr>
-              <w:t>115.10.21</w:t>
+              <w:t>115.10.22</w:t>
             </w:r>
           </w:p>
         </w:tc>
@@ -914,7 +914,7 @@
                 <w:b/>
                 <w:sz w:val="25"/>
               </w:rPr>
-              <w:t>04  08  15  18  28</w:t>
+              <w:t>03  08  14  23  28</w:t>
             </w:r>
           </w:p>
         </w:tc>
@@ -1045,7 +1045,7 @@
                 <w:b/>
                 <w:sz w:val="25"/>
               </w:rPr>
-              <w:t>10/10(六)</w:t>
+              <w:t>10/12(一)</w:t>
             </w:r>
           </w:p>
         </w:tc>
@@ -1069,7 +1069,7 @@
                 <w:b/>
                 <w:sz w:val="25"/>
               </w:rPr>
-              <w:t>9  1  7</w:t>
+              <w:t>3  8  8</w:t>
             </w:r>
           </w:p>
         </w:tc>
@@ -1097,7 +1097,7 @@
                 <w:b/>
                 <w:sz w:val="25"/>
               </w:rPr>
-              <w:t>10/12(一)</w:t>
+              <w:t>10/13(二)</w:t>
             </w:r>
           </w:p>
         </w:tc>
@@ -1120,7 +1120,7 @@
                 <w:b/>
                 <w:sz w:val="25"/>
               </w:rPr>
-              <w:t>3  8  8</w:t>
+              <w:t>7  7  9</w:t>
             </w:r>
           </w:p>
         </w:tc>
@@ -1148,7 +1148,7 @@
                 <w:b/>
                 <w:sz w:val="25"/>
               </w:rPr>
-              <w:t>10/13(二)</w:t>
+              <w:t>10/14(三)</w:t>
             </w:r>
           </w:p>
         </w:tc>
@@ -1171,7 +1171,7 @@
                 <w:b/>
                 <w:sz w:val="25"/>
               </w:rPr>
-              <w:t>7  7  9</w:t>
+              <w:t>9  5  3</w:t>
             </w:r>
           </w:p>
         </w:tc>
@@ -1199,7 +1199,7 @@
                 <w:b/>
                 <w:sz w:val="25"/>
               </w:rPr>
-              <w:t>10/14(三)</w:t>
+              <w:t>10/15(四)</w:t>
             </w:r>
           </w:p>
         </w:tc>
@@ -1222,7 +1222,7 @@
                 <w:b/>
                 <w:sz w:val="25"/>
               </w:rPr>
-              <w:t>9  5  3</w:t>
+              <w:t>4  9  6</w:t>
             </w:r>
           </w:p>
         </w:tc>
@@ -1250,7 +1250,7 @@
                 <w:b/>
                 <w:sz w:val="25"/>
               </w:rPr>
-              <w:t>10/15(四)</w:t>
+              <w:t>10/16(五)</w:t>
             </w:r>
           </w:p>
         </w:tc>
@@ -1273,7 +1273,7 @@
                 <w:b/>
                 <w:sz w:val="25"/>
               </w:rPr>
-              <w:t>4  9  6</w:t>
+              <w:t>1  4  1</w:t>
             </w:r>
           </w:p>
         </w:tc>
@@ -1301,7 +1301,7 @@
                 <w:b/>
                 <w:sz w:val="25"/>
               </w:rPr>
-              <w:t>10/16(五)</w:t>
+              <w:t>10/17(六)</w:t>
             </w:r>
           </w:p>
         </w:tc>
@@ -1324,7 +1324,7 @@
                 <w:b/>
                 <w:sz w:val="25"/>
               </w:rPr>
-              <w:t>1  4  1</w:t>
+              <w:t>6  1  1</w:t>
             </w:r>
           </w:p>
         </w:tc>
@@ -1352,7 +1352,7 @@
                 <w:b/>
                 <w:sz w:val="25"/>
               </w:rPr>
-              <w:t>10/17(六)</w:t>
+              <w:t>10/19(一)</w:t>
             </w:r>
           </w:p>
         </w:tc>
@@ -1375,7 +1375,7 @@
                 <w:b/>
                 <w:sz w:val="25"/>
               </w:rPr>
-              <w:t>6  1  1</w:t>
+              <w:t>7  6  1</w:t>
             </w:r>
           </w:p>
         </w:tc>
@@ -1403,7 +1403,7 @@
                 <w:b/>
                 <w:sz w:val="25"/>
               </w:rPr>
-              <w:t>10/19(一)</w:t>
+              <w:t>10/20(二)</w:t>
             </w:r>
           </w:p>
         </w:tc>
@@ -1426,7 +1426,7 @@
                 <w:b/>
                 <w:sz w:val="25"/>
               </w:rPr>
-              <w:t>7  6  1</w:t>
+              <w:t>8  7  0</w:t>
             </w:r>
           </w:p>
         </w:tc>
@@ -1454,7 +1454,7 @@
                 <w:b/>
                 <w:sz w:val="25"/>
               </w:rPr>
-              <w:t>10/20(二)</w:t>
+              <w:t>10/21(三)</w:t>
             </w:r>
           </w:p>
         </w:tc>
@@ -1477,7 +1477,7 @@
                 <w:b/>
                 <w:sz w:val="25"/>
               </w:rPr>
-              <w:t>8  7  0</w:t>
+              <w:t>5  5  6</w:t>
             </w:r>
           </w:p>
         </w:tc>
@@ -1505,7 +1505,7 @@
                 <w:b/>
                 <w:sz w:val="25"/>
               </w:rPr>
-              <w:t>10/21(三)</w:t>
+              <w:t>10/22(四)</w:t>
             </w:r>
           </w:p>
         </w:tc>
@@ -1528,7 +1528,7 @@
                 <w:b/>
                 <w:sz w:val="25"/>
               </w:rPr>
-              <w:t>5  5  6</w:t>
+              <w:t>0  7  3</w:t>
             </w:r>
           </w:p>
         </w:tc>
@@ -1766,7 +1766,7 @@
                 <w:b/>
                 <w:sz w:val="25"/>
               </w:rPr>
-              <w:t>115000075</w:t>
+              <w:t>115000076</w:t>
             </w:r>
           </w:p>
         </w:tc>
@@ -1790,7 +1790,7 @@
                 <w:b/>
                 <w:sz w:val="25"/>
               </w:rPr>
-              <w:t>115.09.17</w:t>
+              <w:t>115.09.21</w:t>
             </w:r>
           </w:p>
         </w:tc>
@@ -1814,7 +1814,7 @@
                 <w:b/>
                 <w:sz w:val="25"/>
               </w:rPr>
-              <w:t>23  26  27  28  31  37</w:t>
+              <w:t>03  08  17  24  25  37</w:t>
             </w:r>
           </w:p>
         </w:tc>
@@ -1838,7 +1838,7 @@
                 <w:b/>
                 <w:sz w:val="25"/>
               </w:rPr>
-              <w:t>07</w:t>
+              <w:t>06</w:t>
             </w:r>
           </w:p>
         </w:tc>
@@ -1867,7 +1867,7 @@
                 <w:b/>
                 <w:sz w:val="25"/>
               </w:rPr>
-              <w:t>115000076</w:t>
+              <w:t>115000077</w:t>
             </w:r>
           </w:p>
         </w:tc>
@@ -1891,7 +1891,7 @@
                 <w:b/>
                 <w:sz w:val="25"/>
               </w:rPr>
-              <w:t>115.09.21</w:t>
+              <w:t>115.09.24</w:t>
             </w:r>
           </w:p>
         </w:tc>
@@ -1915,7 +1915,7 @@
                 <w:b/>
                 <w:sz w:val="25"/>
               </w:rPr>
-              <w:t>03  08  17  24  25  37</w:t>
+              <w:t>03  08  25  27  30  31</w:t>
             </w:r>
           </w:p>
         </w:tc>
@@ -1939,7 +1939,7 @@
                 <w:b/>
                 <w:sz w:val="25"/>
               </w:rPr>
-              <w:t>06</w:t>
+              <w:t>01</w:t>
             </w:r>
           </w:p>
         </w:tc>
@@ -1968,7 +1968,7 @@
                 <w:b/>
                 <w:sz w:val="25"/>
               </w:rPr>
-              <w:t>115000077</w:t>
+              <w:t>115000078</w:t>
             </w:r>
           </w:p>
         </w:tc>
@@ -1992,7 +1992,7 @@
                 <w:b/>
                 <w:sz w:val="25"/>
               </w:rPr>
-              <w:t>115.09.24</w:t>
+              <w:t>115.09.28</w:t>
             </w:r>
           </w:p>
         </w:tc>
@@ -2016,7 +2016,7 @@
                 <w:b/>
                 <w:sz w:val="25"/>
               </w:rPr>
-              <w:t>03  08  25  27  30  31</w:t>
+              <w:t>01  02  04  17  29  34</w:t>
             </w:r>
           </w:p>
         </w:tc>
@@ -2069,7 +2069,7 @@
                 <w:b/>
                 <w:sz w:val="25"/>
               </w:rPr>
-              <w:t>115000078</w:t>
+              <w:t>115000079</w:t>
             </w:r>
           </w:p>
         </w:tc>
@@ -2093,7 +2093,7 @@
                 <w:b/>
                 <w:sz w:val="25"/>
               </w:rPr>
-              <w:t>115.09.28</w:t>
+              <w:t>115.10.01</w:t>
             </w:r>
           </w:p>
         </w:tc>
@@ -2117,7 +2117,7 @@
                 <w:b/>
                 <w:sz w:val="25"/>
               </w:rPr>
-              <w:t>01  02  04  17  29  34</w:t>
+              <w:t>02  04  18  26  33  37</w:t>
             </w:r>
           </w:p>
         </w:tc>
@@ -2141,7 +2141,7 @@
                 <w:b/>
                 <w:sz w:val="25"/>
               </w:rPr>
-              <w:t>01</w:t>
+              <w:t>03</w:t>
             </w:r>
           </w:p>
         </w:tc>
@@ -2170,7 +2170,7 @@
                 <w:b/>
                 <w:sz w:val="25"/>
               </w:rPr>
-              <w:t>115000079</w:t>
+              <w:t>115000080</w:t>
             </w:r>
           </w:p>
         </w:tc>
@@ -2194,7 +2194,7 @@
                 <w:b/>
                 <w:sz w:val="25"/>
               </w:rPr>
-              <w:t>115.10.01</w:t>
+              <w:t>115.10.05</w:t>
             </w:r>
           </w:p>
         </w:tc>
@@ -2218,7 +2218,7 @@
                 <w:b/>
                 <w:sz w:val="25"/>
               </w:rPr>
-              <w:t>02  04  18  26  33  37</w:t>
+              <w:t>02  06  17  21  26  37</w:t>
             </w:r>
           </w:p>
         </w:tc>
@@ -2242,7 +2242,7 @@
                 <w:b/>
                 <w:sz w:val="25"/>
               </w:rPr>
-              <w:t>03</w:t>
+              <w:t>06</w:t>
             </w:r>
           </w:p>
         </w:tc>
@@ -2271,7 +2271,7 @@
                 <w:b/>
                 <w:sz w:val="25"/>
               </w:rPr>
-              <w:t>115000080</w:t>
+              <w:t>115000081</w:t>
             </w:r>
           </w:p>
         </w:tc>
@@ -2295,7 +2295,7 @@
                 <w:b/>
                 <w:sz w:val="25"/>
               </w:rPr>
-              <w:t>115.10.05</w:t>
+              <w:t>115.10.08</w:t>
             </w:r>
           </w:p>
         </w:tc>
@@ -2319,7 +2319,7 @@
                 <w:b/>
                 <w:sz w:val="25"/>
               </w:rPr>
-              <w:t>02  06  17  21  26  37</w:t>
+              <w:t>04  23  27  28  29  38</w:t>
             </w:r>
           </w:p>
         </w:tc>
@@ -2343,7 +2343,7 @@
                 <w:b/>
                 <w:sz w:val="25"/>
               </w:rPr>
-              <w:t>06</w:t>
+              <w:t>05</w:t>
             </w:r>
           </w:p>
         </w:tc>
@@ -2372,7 +2372,7 @@
                 <w:b/>
                 <w:sz w:val="25"/>
               </w:rPr>
-              <w:t>115000081</w:t>
+              <w:t>115000082</w:t>
             </w:r>
           </w:p>
         </w:tc>
@@ -2396,7 +2396,7 @@
                 <w:b/>
                 <w:sz w:val="25"/>
               </w:rPr>
-              <w:t>115.10.08</w:t>
+              <w:t>115.10.12</w:t>
             </w:r>
           </w:p>
         </w:tc>
@@ -2420,7 +2420,7 @@
                 <w:b/>
                 <w:sz w:val="25"/>
               </w:rPr>
-              <w:t>04  23  27  28  29  38</w:t>
+              <w:t>03  05  20  22  26  32</w:t>
             </w:r>
           </w:p>
         </w:tc>
@@ -2444,7 +2444,7 @@
                 <w:b/>
                 <w:sz w:val="25"/>
               </w:rPr>
-              <w:t>05</w:t>
+              <w:t>03</w:t>
             </w:r>
           </w:p>
         </w:tc>
@@ -2473,7 +2473,7 @@
                 <w:b/>
                 <w:sz w:val="25"/>
               </w:rPr>
-              <w:t>115000082</w:t>
+              <w:t>115000083</w:t>
             </w:r>
           </w:p>
         </w:tc>
@@ -2497,7 +2497,7 @@
                 <w:b/>
                 <w:sz w:val="25"/>
               </w:rPr>
-              <w:t>115.10.12</w:t>
+              <w:t>115.10.15</w:t>
             </w:r>
           </w:p>
         </w:tc>
@@ -2521,7 +2521,7 @@
                 <w:b/>
                 <w:sz w:val="25"/>
               </w:rPr>
-              <w:t>03  05  20  22  26  32</w:t>
+              <w:t>06  12  18  25  30  33</w:t>
             </w:r>
           </w:p>
         </w:tc>
@@ -2545,7 +2545,7 @@
                 <w:b/>
                 <w:sz w:val="25"/>
               </w:rPr>
-              <w:t>03</w:t>
+              <w:t>06</w:t>
             </w:r>
           </w:p>
         </w:tc>
@@ -2574,7 +2574,7 @@
                 <w:b/>
                 <w:sz w:val="25"/>
               </w:rPr>
-              <w:t>115000083</w:t>
+              <w:t>115000084</w:t>
             </w:r>
           </w:p>
         </w:tc>
@@ -2598,7 +2598,7 @@
                 <w:b/>
                 <w:sz w:val="25"/>
               </w:rPr>
-              <w:t>115.10.15</w:t>
+              <w:t>115.10.19</w:t>
             </w:r>
           </w:p>
         </w:tc>
@@ -2622,7 +2622,7 @@
                 <w:b/>
                 <w:sz w:val="25"/>
               </w:rPr>
-              <w:t>06  12  18  25  30  33</w:t>
+              <w:t>09  10  21  24  27  36</w:t>
             </w:r>
           </w:p>
         </w:tc>
@@ -2646,7 +2646,7 @@
                 <w:b/>
                 <w:sz w:val="25"/>
               </w:rPr>
-              <w:t>06</w:t>
+              <w:t>08</w:t>
             </w:r>
           </w:p>
         </w:tc>
@@ -2675,7 +2675,7 @@
                 <w:b/>
                 <w:sz w:val="25"/>
               </w:rPr>
-              <w:t>115000084</w:t>
+              <w:t>115000085</w:t>
             </w:r>
           </w:p>
         </w:tc>
@@ -2699,7 +2699,7 @@
                 <w:b/>
                 <w:sz w:val="25"/>
               </w:rPr>
-              <w:t>115.10.19</w:t>
+              <w:t>115.10.22</w:t>
             </w:r>
           </w:p>
         </w:tc>
@@ -2723,7 +2723,7 @@
                 <w:b/>
                 <w:sz w:val="25"/>
               </w:rPr>
-              <w:t>09  10  21  24  27  36</w:t>
+              <w:t>01  09  10  21  22  31</w:t>
             </w:r>
           </w:p>
         </w:tc>
@@ -2747,7 +2747,7 @@
                 <w:b/>
                 <w:sz w:val="25"/>
               </w:rPr>
-              <w:t>08</w:t>
+              <w:t>06</w:t>
             </w:r>
           </w:p>
         </w:tc>
@@ -2878,7 +2878,7 @@
                 <w:b/>
                 <w:sz w:val="25"/>
               </w:rPr>
-              <w:t>10/10(六)</w:t>
+              <w:t>10/12(一)</w:t>
             </w:r>
           </w:p>
         </w:tc>
@@ -2902,7 +2902,7 @@
                 <w:b/>
                 <w:sz w:val="25"/>
               </w:rPr>
-              <w:t>3  8  8  3</w:t>
+              <w:t>2  0  0  9</w:t>
             </w:r>
           </w:p>
         </w:tc>
@@ -2930,7 +2930,7 @@
                 <w:b/>
                 <w:sz w:val="25"/>
               </w:rPr>
-              <w:t>10/12(一)</w:t>
+              <w:t>10/13(二)</w:t>
             </w:r>
           </w:p>
         </w:tc>
@@ -2953,7 +2953,7 @@
                 <w:b/>
                 <w:sz w:val="25"/>
               </w:rPr>
-              <w:t>2  0  0  9</w:t>
+              <w:t>1  3  5  6</w:t>
             </w:r>
           </w:p>
         </w:tc>
@@ -2981,7 +2981,7 @@
                 <w:b/>
                 <w:sz w:val="25"/>
               </w:rPr>
-              <w:t>10/13(二)</w:t>
+              <w:t>10/14(三)</w:t>
             </w:r>
           </w:p>
         </w:tc>
@@ -3004,7 +3004,7 @@
                 <w:b/>
                 <w:sz w:val="25"/>
               </w:rPr>
-              <w:t>1  3  5  6</w:t>
+              <w:t>7  5  3  5</w:t>
             </w:r>
           </w:p>
         </w:tc>
@@ -3032,7 +3032,7 @@
                 <w:b/>
                 <w:sz w:val="25"/>
               </w:rPr>
-              <w:t>10/14(三)</w:t>
+              <w:t>10/15(四)</w:t>
             </w:r>
           </w:p>
         </w:tc>
@@ -3055,7 +3055,7 @@
                 <w:b/>
                 <w:sz w:val="25"/>
               </w:rPr>
-              <w:t>7  5  3  5</w:t>
+              <w:t>8  9  8  1</w:t>
             </w:r>
           </w:p>
         </w:tc>
@@ -3083,7 +3083,7 @@
                 <w:b/>
                 <w:sz w:val="25"/>
               </w:rPr>
-              <w:t>10/15(四)</w:t>
+              <w:t>10/16(五)</w:t>
             </w:r>
           </w:p>
         </w:tc>
@@ -3106,7 +3106,7 @@
                 <w:b/>
                 <w:sz w:val="25"/>
               </w:rPr>
-              <w:t>8  9  8  1</w:t>
+              <w:t>1  5  0  1</w:t>
             </w:r>
           </w:p>
         </w:tc>
@@ -3134,7 +3134,7 @@
                 <w:b/>
                 <w:sz w:val="25"/>
               </w:rPr>
-              <w:t>10/16(五)</w:t>
+              <w:t>10/17(六)</w:t>
             </w:r>
           </w:p>
         </w:tc>
@@ -3157,7 +3157,7 @@
                 <w:b/>
                 <w:sz w:val="25"/>
               </w:rPr>
-              <w:t>1  5  0  1</w:t>
+              <w:t>0  4  5  7</w:t>
             </w:r>
           </w:p>
         </w:tc>
@@ -3185,7 +3185,7 @@
                 <w:b/>
                 <w:sz w:val="25"/>
               </w:rPr>
-              <w:t>10/17(六)</w:t>
+              <w:t>10/19(一)</w:t>
             </w:r>
           </w:p>
         </w:tc>
@@ -3208,7 +3208,7 @@
                 <w:b/>
                 <w:sz w:val="25"/>
               </w:rPr>
-              <w:t>0  4  5  7</w:t>
+              <w:t>9  6  9  9</w:t>
             </w:r>
           </w:p>
         </w:tc>
@@ -3236,7 +3236,7 @@
                 <w:b/>
                 <w:sz w:val="25"/>
               </w:rPr>
-              <w:t>10/19(一)</w:t>
+              <w:t>10/20(二)</w:t>
             </w:r>
           </w:p>
         </w:tc>
@@ -3259,7 +3259,7 @@
                 <w:b/>
                 <w:sz w:val="25"/>
               </w:rPr>
-              <w:t>9  6  9  9</w:t>
+              <w:t>7  7  5  2</w:t>
             </w:r>
           </w:p>
         </w:tc>
@@ -3287,7 +3287,7 @@
                 <w:b/>
                 <w:sz w:val="25"/>
               </w:rPr>
-              <w:t>10/20(二)</w:t>
+              <w:t>10/21(三)</w:t>
             </w:r>
           </w:p>
         </w:tc>
@@ -3310,7 +3310,7 @@
                 <w:b/>
                 <w:sz w:val="25"/>
               </w:rPr>
-              <w:t>7  7  5  2</w:t>
+              <w:t>4  9  1  4</w:t>
             </w:r>
           </w:p>
         </w:tc>
@@ -3338,7 +3338,7 @@
                 <w:b/>
                 <w:sz w:val="25"/>
               </w:rPr>
-              <w:t>10/21(三)</w:t>
+              <w:t>10/22(四)</w:t>
             </w:r>
           </w:p>
         </w:tc>
@@ -3361,7 +3361,7 @@
                 <w:b/>
                 <w:sz w:val="25"/>
               </w:rPr>
-              <w:t>4  9  1  4</w:t>
+              <w:t>9  1  2  6</w:t>
             </w:r>
           </w:p>
         </w:tc>

--- a/最新開獎紀錄.docx
+++ b/最新開獎紀錄.docx
@@ -173,7 +173,7 @@
                 <w:b/>
                 <w:sz w:val="25"/>
               </w:rPr>
-              <w:t>115000247</w:t>
+              <w:t>115000248</w:t>
             </w:r>
           </w:p>
         </w:tc>
@@ -197,7 +197,7 @@
                 <w:b/>
                 <w:sz w:val="25"/>
               </w:rPr>
-              <w:t>115.10.12</w:t>
+              <w:t>115.10.13</w:t>
             </w:r>
           </w:p>
         </w:tc>
@@ -221,7 +221,7 @@
                 <w:b/>
                 <w:sz w:val="25"/>
               </w:rPr>
-              <w:t>06  16  24  36  39</w:t>
+              <w:t>02  03  09  20  30</w:t>
             </w:r>
           </w:p>
         </w:tc>
@@ -250,7 +250,7 @@
                 <w:b/>
                 <w:sz w:val="25"/>
               </w:rPr>
-              <w:t>115000248</w:t>
+              <w:t>115000249</w:t>
             </w:r>
           </w:p>
         </w:tc>
@@ -274,7 +274,7 @@
                 <w:b/>
                 <w:sz w:val="25"/>
               </w:rPr>
-              <w:t>115.10.13</w:t>
+              <w:t>115.10.14</w:t>
             </w:r>
           </w:p>
         </w:tc>
@@ -298,7 +298,7 @@
                 <w:b/>
                 <w:sz w:val="25"/>
               </w:rPr>
-              <w:t>02  03  09  20  30</w:t>
+              <w:t>01  09  13  19  25</w:t>
             </w:r>
           </w:p>
         </w:tc>
@@ -327,7 +327,7 @@
                 <w:b/>
                 <w:sz w:val="25"/>
               </w:rPr>
-              <w:t>115000249</w:t>
+              <w:t>115000250</w:t>
             </w:r>
           </w:p>
         </w:tc>
@@ -351,7 +351,7 @@
                 <w:b/>
                 <w:sz w:val="25"/>
               </w:rPr>
-              <w:t>115.10.14</w:t>
+              <w:t>115.10.15</w:t>
             </w:r>
           </w:p>
         </w:tc>
@@ -375,7 +375,7 @@
                 <w:b/>
                 <w:sz w:val="25"/>
               </w:rPr>
-              <w:t>01  09  13  19  25</w:t>
+              <w:t>14  15  26  32  34</w:t>
             </w:r>
           </w:p>
         </w:tc>
@@ -404,7 +404,7 @@
                 <w:b/>
                 <w:sz w:val="25"/>
               </w:rPr>
-              <w:t>115000250</w:t>
+              <w:t>115000251</w:t>
             </w:r>
           </w:p>
         </w:tc>
@@ -428,7 +428,7 @@
                 <w:b/>
                 <w:sz w:val="25"/>
               </w:rPr>
-              <w:t>115.10.15</w:t>
+              <w:t>115.10.16</w:t>
             </w:r>
           </w:p>
         </w:tc>
@@ -452,7 +452,7 @@
                 <w:b/>
                 <w:sz w:val="25"/>
               </w:rPr>
-              <w:t>14  15  26  32  34</w:t>
+              <w:t>09  23  24  25  32</w:t>
             </w:r>
           </w:p>
         </w:tc>
@@ -481,7 +481,7 @@
                 <w:b/>
                 <w:sz w:val="25"/>
               </w:rPr>
-              <w:t>115000251</w:t>
+              <w:t>115000252</w:t>
             </w:r>
           </w:p>
         </w:tc>
@@ -505,7 +505,7 @@
                 <w:b/>
                 <w:sz w:val="25"/>
               </w:rPr>
-              <w:t>115.10.16</w:t>
+              <w:t>115.10.17</w:t>
             </w:r>
           </w:p>
         </w:tc>
@@ -529,7 +529,7 @@
                 <w:b/>
                 <w:sz w:val="25"/>
               </w:rPr>
-              <w:t>09  23  24  25  32</w:t>
+              <w:t>10  20  26  32  39</w:t>
             </w:r>
           </w:p>
         </w:tc>
@@ -558,7 +558,7 @@
                 <w:b/>
                 <w:sz w:val="25"/>
               </w:rPr>
-              <w:t>115000252</w:t>
+              <w:t>115000253</w:t>
             </w:r>
           </w:p>
         </w:tc>
@@ -582,7 +582,7 @@
                 <w:b/>
                 <w:sz w:val="25"/>
               </w:rPr>
-              <w:t>115.10.17</w:t>
+              <w:t>115.10.19</w:t>
             </w:r>
           </w:p>
         </w:tc>
@@ -606,7 +606,7 @@
                 <w:b/>
                 <w:sz w:val="25"/>
               </w:rPr>
-              <w:t>10  20  26  32  39</w:t>
+              <w:t>04  12  16  22  36</w:t>
             </w:r>
           </w:p>
         </w:tc>
@@ -635,7 +635,7 @@
                 <w:b/>
                 <w:sz w:val="25"/>
               </w:rPr>
-              <w:t>115000253</w:t>
+              <w:t>115000254</w:t>
             </w:r>
           </w:p>
         </w:tc>
@@ -659,7 +659,7 @@
                 <w:b/>
                 <w:sz w:val="25"/>
               </w:rPr>
-              <w:t>115.10.19</w:t>
+              <w:t>115.10.20</w:t>
             </w:r>
           </w:p>
         </w:tc>
@@ -683,7 +683,7 @@
                 <w:b/>
                 <w:sz w:val="25"/>
               </w:rPr>
-              <w:t>04  12  16  22  36</w:t>
+              <w:t>01  15  30  36  38</w:t>
             </w:r>
           </w:p>
         </w:tc>
@@ -712,7 +712,7 @@
                 <w:b/>
                 <w:sz w:val="25"/>
               </w:rPr>
-              <w:t>115000254</w:t>
+              <w:t>115000255</w:t>
             </w:r>
           </w:p>
         </w:tc>
@@ -736,7 +736,7 @@
                 <w:b/>
                 <w:sz w:val="25"/>
               </w:rPr>
-              <w:t>115.10.20</w:t>
+              <w:t>115.10.21</w:t>
             </w:r>
           </w:p>
         </w:tc>
@@ -760,7 +760,7 @@
                 <w:b/>
                 <w:sz w:val="25"/>
               </w:rPr>
-              <w:t>01  15  30  36  38</w:t>
+              <w:t>04  08  15  18  28</w:t>
             </w:r>
           </w:p>
         </w:tc>
@@ -789,7 +789,7 @@
                 <w:b/>
                 <w:sz w:val="25"/>
               </w:rPr>
-              <w:t>115000255</w:t>
+              <w:t>115000256</w:t>
             </w:r>
           </w:p>
         </w:tc>
@@ -813,7 +813,7 @@
                 <w:b/>
                 <w:sz w:val="25"/>
               </w:rPr>
-              <w:t>115.10.21</w:t>
+              <w:t>115.10.22</w:t>
             </w:r>
           </w:p>
         </w:tc>
@@ -837,7 +837,7 @@
                 <w:b/>
                 <w:sz w:val="25"/>
               </w:rPr>
-              <w:t>04  08  15  18  28</w:t>
+              <w:t>03  08  14  23  28</w:t>
             </w:r>
           </w:p>
         </w:tc>
@@ -866,7 +866,7 @@
                 <w:b/>
                 <w:sz w:val="25"/>
               </w:rPr>
-              <w:t>115000256</w:t>
+              <w:t>115000257</w:t>
             </w:r>
           </w:p>
         </w:tc>
@@ -890,7 +890,7 @@
                 <w:b/>
                 <w:sz w:val="25"/>
               </w:rPr>
-              <w:t>115.10.22</w:t>
+              <w:t>115.10.23</w:t>
             </w:r>
           </w:p>
         </w:tc>
@@ -914,7 +914,7 @@
                 <w:b/>
                 <w:sz w:val="25"/>
               </w:rPr>
-              <w:t>03  08  14  23  28</w:t>
+              <w:t>03  07  14  17  27</w:t>
             </w:r>
           </w:p>
         </w:tc>
@@ -1045,7 +1045,7 @@
                 <w:b/>
                 <w:sz w:val="25"/>
               </w:rPr>
-              <w:t>10/12(一)</w:t>
+              <w:t>10/13(二)</w:t>
             </w:r>
           </w:p>
         </w:tc>
@@ -1069,7 +1069,7 @@
                 <w:b/>
                 <w:sz w:val="25"/>
               </w:rPr>
-              <w:t>3  8  8</w:t>
+              <w:t>7  7  9</w:t>
             </w:r>
           </w:p>
         </w:tc>
@@ -1097,7 +1097,7 @@
                 <w:b/>
                 <w:sz w:val="25"/>
               </w:rPr>
-              <w:t>10/13(二)</w:t>
+              <w:t>10/14(三)</w:t>
             </w:r>
           </w:p>
         </w:tc>
@@ -1120,7 +1120,7 @@
                 <w:b/>
                 <w:sz w:val="25"/>
               </w:rPr>
-              <w:t>7  7  9</w:t>
+              <w:t>9  5  3</w:t>
             </w:r>
           </w:p>
         </w:tc>
@@ -1148,7 +1148,7 @@
                 <w:b/>
                 <w:sz w:val="25"/>
               </w:rPr>
-              <w:t>10/14(三)</w:t>
+              <w:t>10/15(四)</w:t>
             </w:r>
           </w:p>
         </w:tc>
@@ -1171,7 +1171,7 @@
                 <w:b/>
                 <w:sz w:val="25"/>
               </w:rPr>
-              <w:t>9  5  3</w:t>
+              <w:t>4  9  6</w:t>
             </w:r>
           </w:p>
         </w:tc>
@@ -1199,7 +1199,7 @@
                 <w:b/>
                 <w:sz w:val="25"/>
               </w:rPr>
-              <w:t>10/15(四)</w:t>
+              <w:t>10/16(五)</w:t>
             </w:r>
           </w:p>
         </w:tc>
@@ -1222,7 +1222,7 @@
                 <w:b/>
                 <w:sz w:val="25"/>
               </w:rPr>
-              <w:t>4  9  6</w:t>
+              <w:t>1  4  1</w:t>
             </w:r>
           </w:p>
         </w:tc>
@@ -1250,7 +1250,7 @@
                 <w:b/>
                 <w:sz w:val="25"/>
               </w:rPr>
-              <w:t>10/16(五)</w:t>
+              <w:t>10/17(六)</w:t>
             </w:r>
           </w:p>
         </w:tc>
@@ -1273,7 +1273,7 @@
                 <w:b/>
                 <w:sz w:val="25"/>
               </w:rPr>
-              <w:t>1  4  1</w:t>
+              <w:t>6  1  1</w:t>
             </w:r>
           </w:p>
         </w:tc>
@@ -1301,7 +1301,7 @@
                 <w:b/>
                 <w:sz w:val="25"/>
               </w:rPr>
-              <w:t>10/17(六)</w:t>
+              <w:t>10/19(一)</w:t>
             </w:r>
           </w:p>
         </w:tc>
@@ -1324,7 +1324,7 @@
                 <w:b/>
                 <w:sz w:val="25"/>
               </w:rPr>
-              <w:t>6  1  1</w:t>
+              <w:t>7  6  1</w:t>
             </w:r>
           </w:p>
         </w:tc>
@@ -1352,7 +1352,7 @@
                 <w:b/>
                 <w:sz w:val="25"/>
               </w:rPr>
-              <w:t>10/19(一)</w:t>
+              <w:t>10/20(二)</w:t>
             </w:r>
           </w:p>
         </w:tc>
@@ -1375,7 +1375,7 @@
                 <w:b/>
                 <w:sz w:val="25"/>
               </w:rPr>
-              <w:t>7  6  1</w:t>
+              <w:t>8  7  0</w:t>
             </w:r>
           </w:p>
         </w:tc>
@@ -1403,7 +1403,7 @@
                 <w:b/>
                 <w:sz w:val="25"/>
               </w:rPr>
-              <w:t>10/20(二)</w:t>
+              <w:t>10/21(三)</w:t>
             </w:r>
           </w:p>
         </w:tc>
@@ -1426,7 +1426,7 @@
                 <w:b/>
                 <w:sz w:val="25"/>
               </w:rPr>
-              <w:t>8  7  0</w:t>
+              <w:t>5  5  6</w:t>
             </w:r>
           </w:p>
         </w:tc>
@@ -1454,7 +1454,7 @@
                 <w:b/>
                 <w:sz w:val="25"/>
               </w:rPr>
-              <w:t>10/21(三)</w:t>
+              <w:t>10/22(四)</w:t>
             </w:r>
           </w:p>
         </w:tc>
@@ -1477,7 +1477,7 @@
                 <w:b/>
                 <w:sz w:val="25"/>
               </w:rPr>
-              <w:t>5  5  6</w:t>
+              <w:t>0  7  3</w:t>
             </w:r>
           </w:p>
         </w:tc>
@@ -1505,7 +1505,7 @@
                 <w:b/>
                 <w:sz w:val="25"/>
               </w:rPr>
-              <w:t>10/22(四)</w:t>
+              <w:t>10/23(五)</w:t>
             </w:r>
           </w:p>
         </w:tc>
@@ -1528,7 +1528,7 @@
                 <w:b/>
                 <w:sz w:val="25"/>
               </w:rPr>
-              <w:t>0  7  3</w:t>
+              <w:t>5  5  1</w:t>
             </w:r>
           </w:p>
         </w:tc>
@@ -2878,7 +2878,7 @@
                 <w:b/>
                 <w:sz w:val="25"/>
               </w:rPr>
-              <w:t>10/12(一)</w:t>
+              <w:t>10/13(二)</w:t>
             </w:r>
           </w:p>
         </w:tc>
@@ -2902,7 +2902,7 @@
                 <w:b/>
                 <w:sz w:val="25"/>
               </w:rPr>
-              <w:t>2  0  0  9</w:t>
+              <w:t>1  3  5  6</w:t>
             </w:r>
           </w:p>
         </w:tc>
@@ -2930,7 +2930,7 @@
                 <w:b/>
                 <w:sz w:val="25"/>
               </w:rPr>
-              <w:t>10/13(二)</w:t>
+              <w:t>10/14(三)</w:t>
             </w:r>
           </w:p>
         </w:tc>
@@ -2953,7 +2953,7 @@
                 <w:b/>
                 <w:sz w:val="25"/>
               </w:rPr>
-              <w:t>1  3  5  6</w:t>
+              <w:t>7  5  3  5</w:t>
             </w:r>
           </w:p>
         </w:tc>
@@ -2981,7 +2981,7 @@
                 <w:b/>
                 <w:sz w:val="25"/>
               </w:rPr>
-              <w:t>10/14(三)</w:t>
+              <w:t>10/15(四)</w:t>
             </w:r>
           </w:p>
         </w:tc>
@@ -3004,7 +3004,7 @@
                 <w:b/>
                 <w:sz w:val="25"/>
               </w:rPr>
-              <w:t>7  5  3  5</w:t>
+              <w:t>8  9  8  1</w:t>
             </w:r>
           </w:p>
         </w:tc>
@@ -3032,7 +3032,7 @@
                 <w:b/>
                 <w:sz w:val="25"/>
               </w:rPr>
-              <w:t>10/15(四)</w:t>
+              <w:t>10/16(五)</w:t>
             </w:r>
           </w:p>
         </w:tc>
@@ -3055,7 +3055,7 @@
                 <w:b/>
                 <w:sz w:val="25"/>
               </w:rPr>
-              <w:t>8  9  8  1</w:t>
+              <w:t>1  5  0  1</w:t>
             </w:r>
           </w:p>
         </w:tc>
@@ -3083,7 +3083,7 @@
                 <w:b/>
                 <w:sz w:val="25"/>
               </w:rPr>
-              <w:t>10/16(五)</w:t>
+              <w:t>10/17(六)</w:t>
             </w:r>
           </w:p>
         </w:tc>
@@ -3106,7 +3106,7 @@
                 <w:b/>
                 <w:sz w:val="25"/>
               </w:rPr>
-              <w:t>1  5  0  1</w:t>
+              <w:t>0  4  5  7</w:t>
             </w:r>
           </w:p>
         </w:tc>
@@ -3134,7 +3134,7 @@
                 <w:b/>
                 <w:sz w:val="25"/>
               </w:rPr>
-              <w:t>10/17(六)</w:t>
+              <w:t>10/19(一)</w:t>
             </w:r>
           </w:p>
         </w:tc>
@@ -3157,7 +3157,7 @@
                 <w:b/>
                 <w:sz w:val="25"/>
               </w:rPr>
-              <w:t>0  4  5  7</w:t>
+              <w:t>9  6  9  9</w:t>
             </w:r>
           </w:p>
         </w:tc>
@@ -3185,7 +3185,7 @@
                 <w:b/>
                 <w:sz w:val="25"/>
               </w:rPr>
-              <w:t>10/19(一)</w:t>
+              <w:t>10/20(二)</w:t>
             </w:r>
           </w:p>
         </w:tc>
@@ -3208,7 +3208,7 @@
                 <w:b/>
                 <w:sz w:val="25"/>
               </w:rPr>
-              <w:t>9  6  9  9</w:t>
+              <w:t>7  7  5  2</w:t>
             </w:r>
           </w:p>
         </w:tc>
@@ -3236,7 +3236,7 @@
                 <w:b/>
                 <w:sz w:val="25"/>
               </w:rPr>
-              <w:t>10/20(二)</w:t>
+              <w:t>10/21(三)</w:t>
             </w:r>
           </w:p>
         </w:tc>
@@ -3259,7 +3259,7 @@
                 <w:b/>
                 <w:sz w:val="25"/>
               </w:rPr>
-              <w:t>7  7  5  2</w:t>
+              <w:t>4  9  1  4</w:t>
             </w:r>
           </w:p>
         </w:tc>
@@ -3287,7 +3287,7 @@
                 <w:b/>
                 <w:sz w:val="25"/>
               </w:rPr>
-              <w:t>10/21(三)</w:t>
+              <w:t>10/22(四)</w:t>
             </w:r>
           </w:p>
         </w:tc>
@@ -3310,7 +3310,7 @@
                 <w:b/>
                 <w:sz w:val="25"/>
               </w:rPr>
-              <w:t>4  9  1  4</w:t>
+              <w:t>9  1  2  6</w:t>
             </w:r>
           </w:p>
         </w:tc>
@@ -3338,7 +3338,7 @@
                 <w:b/>
                 <w:sz w:val="25"/>
               </w:rPr>
-              <w:t>10/22(四)</w:t>
+              <w:t>10/23(五)</w:t>
             </w:r>
           </w:p>
         </w:tc>
@@ -3361,7 +3361,7 @@
                 <w:b/>
                 <w:sz w:val="25"/>
               </w:rPr>
-              <w:t>9  1  2  6</w:t>
+              <w:t>7  6  0  4</w:t>
             </w:r>
           </w:p>
         </w:tc>
@@ -3586,7 +3586,7 @@
                 <w:b/>
                 <w:sz w:val="25"/>
               </w:rPr>
-              <w:t>115000089</w:t>
+              <w:t>115000090</w:t>
             </w:r>
           </w:p>
         </w:tc>
@@ -3610,7 +3610,7 @@
                 <w:b/>
                 <w:sz w:val="25"/>
               </w:rPr>
-              <w:t>115.09.18</w:t>
+              <w:t>115.09.22</w:t>
             </w:r>
           </w:p>
         </w:tc>
@@ -3634,7 +3634,7 @@
                 <w:b/>
                 <w:sz w:val="25"/>
               </w:rPr>
-              <w:t>01  06  14  21  31  35</w:t>
+              <w:t>14  15  18  30  35  45</w:t>
             </w:r>
           </w:p>
         </w:tc>
@@ -3658,7 +3658,7 @@
                 <w:b/>
                 <w:sz w:val="25"/>
               </w:rPr>
-              <w:t>16</w:t>
+              <w:t>10</w:t>
             </w:r>
           </w:p>
         </w:tc>
@@ -3687,7 +3687,7 @@
                 <w:b/>
                 <w:sz w:val="25"/>
               </w:rPr>
-              <w:t>115000090</w:t>
+              <w:t>115000091</w:t>
             </w:r>
           </w:p>
         </w:tc>
@@ -3711,7 +3711,7 @@
                 <w:b/>
                 <w:sz w:val="25"/>
               </w:rPr>
-              <w:t>115.09.22</w:t>
+              <w:t>115.09.25</w:t>
             </w:r>
           </w:p>
         </w:tc>
@@ -3735,7 +3735,7 @@
                 <w:b/>
                 <w:sz w:val="25"/>
               </w:rPr>
-              <w:t>14  15  18  30  35  45</w:t>
+              <w:t>05  13  24  25  28  33</w:t>
             </w:r>
           </w:p>
         </w:tc>
@@ -3759,7 +3759,7 @@
                 <w:b/>
                 <w:sz w:val="25"/>
               </w:rPr>
-              <w:t>10</w:t>
+              <w:t>40</w:t>
             </w:r>
           </w:p>
         </w:tc>
@@ -3788,7 +3788,7 @@
                 <w:b/>
                 <w:sz w:val="25"/>
               </w:rPr>
-              <w:t>115000091</w:t>
+              <w:t>115000092</w:t>
             </w:r>
           </w:p>
         </w:tc>
@@ -3812,7 +3812,7 @@
                 <w:b/>
                 <w:sz w:val="25"/>
               </w:rPr>
-              <w:t>115.09.25</w:t>
+              <w:t>115.09.29</w:t>
             </w:r>
           </w:p>
         </w:tc>
@@ -3836,7 +3836,7 @@
                 <w:b/>
                 <w:sz w:val="25"/>
               </w:rPr>
-              <w:t>05  13  24  25  28  33</w:t>
+              <w:t>01  02  04  13  30  38</w:t>
             </w:r>
           </w:p>
         </w:tc>
@@ -3860,7 +3860,7 @@
                 <w:b/>
                 <w:sz w:val="25"/>
               </w:rPr>
-              <w:t>40</w:t>
+              <w:t>27</w:t>
             </w:r>
           </w:p>
         </w:tc>
@@ -3889,7 +3889,7 @@
                 <w:b/>
                 <w:sz w:val="25"/>
               </w:rPr>
-              <w:t>115000092</w:t>
+              <w:t>115000093</w:t>
             </w:r>
           </w:p>
         </w:tc>
@@ -3913,7 +3913,7 @@
                 <w:b/>
                 <w:sz w:val="25"/>
               </w:rPr>
-              <w:t>115.09.29</w:t>
+              <w:t>115.10.02</w:t>
             </w:r>
           </w:p>
         </w:tc>
@@ -3937,7 +3937,7 @@
                 <w:b/>
                 <w:sz w:val="25"/>
               </w:rPr>
-              <w:t>01  02  04  13  30  38</w:t>
+              <w:t>04  14  20  26  40  47</w:t>
             </w:r>
           </w:p>
         </w:tc>
@@ -3961,7 +3961,7 @@
                 <w:b/>
                 <w:sz w:val="25"/>
               </w:rPr>
-              <w:t>27</w:t>
+              <w:t>42</w:t>
             </w:r>
           </w:p>
         </w:tc>
@@ -3990,7 +3990,7 @@
                 <w:b/>
                 <w:sz w:val="25"/>
               </w:rPr>
-              <w:t>115000093</w:t>
+              <w:t>115000094</w:t>
             </w:r>
           </w:p>
         </w:tc>
@@ -4014,7 +4014,7 @@
                 <w:b/>
                 <w:sz w:val="25"/>
               </w:rPr>
-              <w:t>115.10.02</w:t>
+              <w:t>115.10.06</w:t>
             </w:r>
           </w:p>
         </w:tc>
@@ -4038,7 +4038,7 @@
                 <w:b/>
                 <w:sz w:val="25"/>
               </w:rPr>
-              <w:t>04  14  20  26  40  47</w:t>
+              <w:t>04  06  20  32  36  39</w:t>
             </w:r>
           </w:p>
         </w:tc>
@@ -4062,7 +4062,7 @@
                 <w:b/>
                 <w:sz w:val="25"/>
               </w:rPr>
-              <w:t>42</w:t>
+              <w:t>23</w:t>
             </w:r>
           </w:p>
         </w:tc>
@@ -4091,7 +4091,7 @@
                 <w:b/>
                 <w:sz w:val="25"/>
               </w:rPr>
-              <w:t>115000094</w:t>
+              <w:t>115000095</w:t>
             </w:r>
           </w:p>
         </w:tc>
@@ -4115,7 +4115,7 @@
                 <w:b/>
                 <w:sz w:val="25"/>
               </w:rPr>
-              <w:t>115.10.06</w:t>
+              <w:t>115.10.09</w:t>
             </w:r>
           </w:p>
         </w:tc>
@@ -4139,7 +4139,7 @@
                 <w:b/>
                 <w:sz w:val="25"/>
               </w:rPr>
-              <w:t>04  06  20  32  36  39</w:t>
+              <w:t>03  09  11  25  34  41</w:t>
             </w:r>
           </w:p>
         </w:tc>
@@ -4163,7 +4163,7 @@
                 <w:b/>
                 <w:sz w:val="25"/>
               </w:rPr>
-              <w:t>23</w:t>
+              <w:t>27</w:t>
             </w:r>
           </w:p>
         </w:tc>
@@ -4192,7 +4192,7 @@
                 <w:b/>
                 <w:sz w:val="25"/>
               </w:rPr>
-              <w:t>115000095</w:t>
+              <w:t>115000096</w:t>
             </w:r>
           </w:p>
         </w:tc>
@@ -4216,7 +4216,7 @@
                 <w:b/>
                 <w:sz w:val="25"/>
               </w:rPr>
-              <w:t>115.10.09</w:t>
+              <w:t>115.10.13</w:t>
             </w:r>
           </w:p>
         </w:tc>
@@ -4240,7 +4240,7 @@
                 <w:b/>
                 <w:sz w:val="25"/>
               </w:rPr>
-              <w:t>03  09  11  25  34  41</w:t>
+              <w:t>03  31  35  36  47  48</w:t>
             </w:r>
           </w:p>
         </w:tc>
@@ -4264,7 +4264,7 @@
                 <w:b/>
                 <w:sz w:val="25"/>
               </w:rPr>
-              <w:t>27</w:t>
+              <w:t>32</w:t>
             </w:r>
           </w:p>
         </w:tc>
@@ -4293,7 +4293,7 @@
                 <w:b/>
                 <w:sz w:val="25"/>
               </w:rPr>
-              <w:t>115000096</w:t>
+              <w:t>115000097</w:t>
             </w:r>
           </w:p>
         </w:tc>
@@ -4317,7 +4317,7 @@
                 <w:b/>
                 <w:sz w:val="25"/>
               </w:rPr>
-              <w:t>115.10.13</w:t>
+              <w:t>115.10.16</w:t>
             </w:r>
           </w:p>
         </w:tc>
@@ -4341,7 +4341,7 @@
                 <w:b/>
                 <w:sz w:val="25"/>
               </w:rPr>
-              <w:t>03  31  35  36  47  48</w:t>
+              <w:t>06  15  21  40  43  49</w:t>
             </w:r>
           </w:p>
         </w:tc>
@@ -4365,7 +4365,7 @@
                 <w:b/>
                 <w:sz w:val="25"/>
               </w:rPr>
-              <w:t>32</w:t>
+              <w:t>30</w:t>
             </w:r>
           </w:p>
         </w:tc>
@@ -4394,7 +4394,7 @@
                 <w:b/>
                 <w:sz w:val="25"/>
               </w:rPr>
-              <w:t>115000097</w:t>
+              <w:t>115000098</w:t>
             </w:r>
           </w:p>
         </w:tc>
@@ -4418,7 +4418,7 @@
                 <w:b/>
                 <w:sz w:val="25"/>
               </w:rPr>
-              <w:t>115.10.16</w:t>
+              <w:t>115.10.20</w:t>
             </w:r>
           </w:p>
         </w:tc>
@@ -4442,7 +4442,7 @@
                 <w:b/>
                 <w:sz w:val="25"/>
               </w:rPr>
-              <w:t>06  15  21  40  43  49</w:t>
+              <w:t>02  05  19  33  40  43</w:t>
             </w:r>
           </w:p>
         </w:tc>
@@ -4466,7 +4466,7 @@
                 <w:b/>
                 <w:sz w:val="25"/>
               </w:rPr>
-              <w:t>30</w:t>
+              <w:t>06</w:t>
             </w:r>
           </w:p>
         </w:tc>
@@ -4495,7 +4495,7 @@
                 <w:b/>
                 <w:sz w:val="25"/>
               </w:rPr>
-              <w:t>115000098</w:t>
+              <w:t>115000099</w:t>
             </w:r>
           </w:p>
         </w:tc>
@@ -4519,7 +4519,7 @@
                 <w:b/>
                 <w:sz w:val="25"/>
               </w:rPr>
-              <w:t>115.10.20</w:t>
+              <w:t>115.10.23</w:t>
             </w:r>
           </w:p>
         </w:tc>
@@ -4543,7 +4543,7 @@
                 <w:b/>
                 <w:sz w:val="25"/>
               </w:rPr>
-              <w:t>02  05  19  33  40  43</w:t>
+              <w:t>09  10  33  38  40  45</w:t>
             </w:r>
           </w:p>
         </w:tc>
@@ -4567,7 +4567,7 @@
                 <w:b/>
                 <w:sz w:val="25"/>
               </w:rPr>
-              <w:t>06</w:t>
+              <w:t>02</w:t>
             </w:r>
           </w:p>
         </w:tc>

--- a/最新開獎紀錄.docx
+++ b/最新開獎紀錄.docx
@@ -173,7 +173,7 @@
                 <w:b/>
                 <w:sz w:val="25"/>
               </w:rPr>
-              <w:t>115000248</w:t>
+              <w:t>115000249</w:t>
             </w:r>
           </w:p>
         </w:tc>
@@ -197,7 +197,7 @@
                 <w:b/>
                 <w:sz w:val="25"/>
               </w:rPr>
-              <w:t>115.10.13</w:t>
+              <w:t>115.10.14</w:t>
             </w:r>
           </w:p>
         </w:tc>
@@ -221,7 +221,7 @@
                 <w:b/>
                 <w:sz w:val="25"/>
               </w:rPr>
-              <w:t>02  03  09  20  30</w:t>
+              <w:t>01  09  13  19  25</w:t>
             </w:r>
           </w:p>
         </w:tc>
@@ -250,7 +250,7 @@
                 <w:b/>
                 <w:sz w:val="25"/>
               </w:rPr>
-              <w:t>115000249</w:t>
+              <w:t>115000250</w:t>
             </w:r>
           </w:p>
         </w:tc>
@@ -274,7 +274,7 @@
                 <w:b/>
                 <w:sz w:val="25"/>
               </w:rPr>
-              <w:t>115.10.14</w:t>
+              <w:t>115.10.15</w:t>
             </w:r>
           </w:p>
         </w:tc>
@@ -298,7 +298,7 @@
                 <w:b/>
                 <w:sz w:val="25"/>
               </w:rPr>
-              <w:t>01  09  13  19  25</w:t>
+              <w:t>14  15  26  32  34</w:t>
             </w:r>
           </w:p>
         </w:tc>
@@ -327,7 +327,7 @@
                 <w:b/>
                 <w:sz w:val="25"/>
               </w:rPr>
-              <w:t>115000250</w:t>
+              <w:t>115000251</w:t>
             </w:r>
           </w:p>
         </w:tc>
@@ -351,7 +351,7 @@
                 <w:b/>
                 <w:sz w:val="25"/>
               </w:rPr>
-              <w:t>115.10.15</w:t>
+              <w:t>115.10.16</w:t>
             </w:r>
           </w:p>
         </w:tc>
@@ -375,7 +375,7 @@
                 <w:b/>
                 <w:sz w:val="25"/>
               </w:rPr>
-              <w:t>14  15  26  32  34</w:t>
+              <w:t>09  23  24  25  32</w:t>
             </w:r>
           </w:p>
         </w:tc>
@@ -404,7 +404,7 @@
                 <w:b/>
                 <w:sz w:val="25"/>
               </w:rPr>
-              <w:t>115000251</w:t>
+              <w:t>115000252</w:t>
             </w:r>
           </w:p>
         </w:tc>
@@ -428,7 +428,7 @@
                 <w:b/>
                 <w:sz w:val="25"/>
               </w:rPr>
-              <w:t>115.10.16</w:t>
+              <w:t>115.10.17</w:t>
             </w:r>
           </w:p>
         </w:tc>
@@ -452,7 +452,7 @@
                 <w:b/>
                 <w:sz w:val="25"/>
               </w:rPr>
-              <w:t>09  23  24  25  32</w:t>
+              <w:t>10  20  26  32  39</w:t>
             </w:r>
           </w:p>
         </w:tc>
@@ -481,7 +481,7 @@
                 <w:b/>
                 <w:sz w:val="25"/>
               </w:rPr>
-              <w:t>115000252</w:t>
+              <w:t>115000253</w:t>
             </w:r>
           </w:p>
         </w:tc>
@@ -505,7 +505,7 @@
                 <w:b/>
                 <w:sz w:val="25"/>
               </w:rPr>
-              <w:t>115.10.17</w:t>
+              <w:t>115.10.19</w:t>
             </w:r>
           </w:p>
         </w:tc>
@@ -529,7 +529,7 @@
                 <w:b/>
                 <w:sz w:val="25"/>
               </w:rPr>
-              <w:t>10  20  26  32  39</w:t>
+              <w:t>04  12  16  22  36</w:t>
             </w:r>
           </w:p>
         </w:tc>
@@ -558,7 +558,7 @@
                 <w:b/>
                 <w:sz w:val="25"/>
               </w:rPr>
-              <w:t>115000253</w:t>
+              <w:t>115000254</w:t>
             </w:r>
           </w:p>
         </w:tc>
@@ -582,7 +582,7 @@
                 <w:b/>
                 <w:sz w:val="25"/>
               </w:rPr>
-              <w:t>115.10.19</w:t>
+              <w:t>115.10.20</w:t>
             </w:r>
           </w:p>
         </w:tc>
@@ -606,7 +606,7 @@
                 <w:b/>
                 <w:sz w:val="25"/>
               </w:rPr>
-              <w:t>04  12  16  22  36</w:t>
+              <w:t>01  15  30  36  38</w:t>
             </w:r>
           </w:p>
         </w:tc>
@@ -635,7 +635,7 @@
                 <w:b/>
                 <w:sz w:val="25"/>
               </w:rPr>
-              <w:t>115000254</w:t>
+              <w:t>115000255</w:t>
             </w:r>
           </w:p>
         </w:tc>
@@ -659,7 +659,7 @@
                 <w:b/>
                 <w:sz w:val="25"/>
               </w:rPr>
-              <w:t>115.10.20</w:t>
+              <w:t>115.10.21</w:t>
             </w:r>
           </w:p>
         </w:tc>
@@ -683,7 +683,7 @@
                 <w:b/>
                 <w:sz w:val="25"/>
               </w:rPr>
-              <w:t>01  15  30  36  38</w:t>
+              <w:t>04  08  15  18  28</w:t>
             </w:r>
           </w:p>
         </w:tc>
@@ -712,7 +712,7 @@
                 <w:b/>
                 <w:sz w:val="25"/>
               </w:rPr>
-              <w:t>115000255</w:t>
+              <w:t>115000256</w:t>
             </w:r>
           </w:p>
         </w:tc>
@@ -736,7 +736,7 @@
                 <w:b/>
                 <w:sz w:val="25"/>
               </w:rPr>
-              <w:t>115.10.21</w:t>
+              <w:t>115.10.22</w:t>
             </w:r>
           </w:p>
         </w:tc>
@@ -760,7 +760,7 @@
                 <w:b/>
                 <w:sz w:val="25"/>
               </w:rPr>
-              <w:t>04  08  15  18  28</w:t>
+              <w:t>03  08  14  23  28</w:t>
             </w:r>
           </w:p>
         </w:tc>
@@ -789,7 +789,7 @@
                 <w:b/>
                 <w:sz w:val="25"/>
               </w:rPr>
-              <w:t>115000256</w:t>
+              <w:t>115000257</w:t>
             </w:r>
           </w:p>
         </w:tc>
@@ -813,7 +813,7 @@
                 <w:b/>
                 <w:sz w:val="25"/>
               </w:rPr>
-              <w:t>115.10.22</w:t>
+              <w:t>115.10.23</w:t>
             </w:r>
           </w:p>
         </w:tc>
@@ -837,7 +837,7 @@
                 <w:b/>
                 <w:sz w:val="25"/>
               </w:rPr>
-              <w:t>03  08  14  23  28</w:t>
+              <w:t>03  07  14  17  27</w:t>
             </w:r>
           </w:p>
         </w:tc>
@@ -866,7 +866,7 @@
                 <w:b/>
                 <w:sz w:val="25"/>
               </w:rPr>
-              <w:t>115000257</w:t>
+              <w:t>115000258</w:t>
             </w:r>
           </w:p>
         </w:tc>
@@ -890,7 +890,7 @@
                 <w:b/>
                 <w:sz w:val="25"/>
               </w:rPr>
-              <w:t>115.10.23</w:t>
+              <w:t>115.10.24</w:t>
             </w:r>
           </w:p>
         </w:tc>
@@ -914,7 +914,7 @@
                 <w:b/>
                 <w:sz w:val="25"/>
               </w:rPr>
-              <w:t>03  07  14  17  27</w:t>
+              <w:t>01  17  24  27  35</w:t>
             </w:r>
           </w:p>
         </w:tc>
@@ -1045,7 +1045,7 @@
                 <w:b/>
                 <w:sz w:val="25"/>
               </w:rPr>
-              <w:t>10/13(二)</w:t>
+              <w:t>10/14(三)</w:t>
             </w:r>
           </w:p>
         </w:tc>
@@ -1069,7 +1069,7 @@
                 <w:b/>
                 <w:sz w:val="25"/>
               </w:rPr>
-              <w:t>7  7  9</w:t>
+              <w:t>9  5  3</w:t>
             </w:r>
           </w:p>
         </w:tc>
@@ -1097,7 +1097,7 @@
                 <w:b/>
                 <w:sz w:val="25"/>
               </w:rPr>
-              <w:t>10/14(三)</w:t>
+              <w:t>10/15(四)</w:t>
             </w:r>
           </w:p>
         </w:tc>
@@ -1120,7 +1120,7 @@
                 <w:b/>
                 <w:sz w:val="25"/>
               </w:rPr>
-              <w:t>9  5  3</w:t>
+              <w:t>4  9  6</w:t>
             </w:r>
           </w:p>
         </w:tc>
@@ -1148,7 +1148,7 @@
                 <w:b/>
                 <w:sz w:val="25"/>
               </w:rPr>
-              <w:t>10/15(四)</w:t>
+              <w:t>10/16(五)</w:t>
             </w:r>
           </w:p>
         </w:tc>
@@ -1171,7 +1171,7 @@
                 <w:b/>
                 <w:sz w:val="25"/>
               </w:rPr>
-              <w:t>4  9  6</w:t>
+              <w:t>1  4  1</w:t>
             </w:r>
           </w:p>
         </w:tc>
@@ -1199,7 +1199,7 @@
                 <w:b/>
                 <w:sz w:val="25"/>
               </w:rPr>
-              <w:t>10/16(五)</w:t>
+              <w:t>10/17(六)</w:t>
             </w:r>
           </w:p>
         </w:tc>
@@ -1222,7 +1222,7 @@
                 <w:b/>
                 <w:sz w:val="25"/>
               </w:rPr>
-              <w:t>1  4  1</w:t>
+              <w:t>6  1  1</w:t>
             </w:r>
           </w:p>
         </w:tc>
@@ -1250,7 +1250,7 @@
                 <w:b/>
                 <w:sz w:val="25"/>
               </w:rPr>
-              <w:t>10/17(六)</w:t>
+              <w:t>10/19(一)</w:t>
             </w:r>
           </w:p>
         </w:tc>
@@ -1273,7 +1273,7 @@
                 <w:b/>
                 <w:sz w:val="25"/>
               </w:rPr>
-              <w:t>6  1  1</w:t>
+              <w:t>7  6  1</w:t>
             </w:r>
           </w:p>
         </w:tc>
@@ -1301,7 +1301,7 @@
                 <w:b/>
                 <w:sz w:val="25"/>
               </w:rPr>
-              <w:t>10/19(一)</w:t>
+              <w:t>10/20(二)</w:t>
             </w:r>
           </w:p>
         </w:tc>
@@ -1324,7 +1324,7 @@
                 <w:b/>
                 <w:sz w:val="25"/>
               </w:rPr>
-              <w:t>7  6  1</w:t>
+              <w:t>8  7  0</w:t>
             </w:r>
           </w:p>
         </w:tc>
@@ -1352,7 +1352,7 @@
                 <w:b/>
                 <w:sz w:val="25"/>
               </w:rPr>
-              <w:t>10/20(二)</w:t>
+              <w:t>10/21(三)</w:t>
             </w:r>
           </w:p>
         </w:tc>
@@ -1375,7 +1375,7 @@
                 <w:b/>
                 <w:sz w:val="25"/>
               </w:rPr>
-              <w:t>8  7  0</w:t>
+              <w:t>5  5  6</w:t>
             </w:r>
           </w:p>
         </w:tc>
@@ -1403,7 +1403,7 @@
                 <w:b/>
                 <w:sz w:val="25"/>
               </w:rPr>
-              <w:t>10/21(三)</w:t>
+              <w:t>10/22(四)</w:t>
             </w:r>
           </w:p>
         </w:tc>
@@ -1426,7 +1426,7 @@
                 <w:b/>
                 <w:sz w:val="25"/>
               </w:rPr>
-              <w:t>5  5  6</w:t>
+              <w:t>0  7  3</w:t>
             </w:r>
           </w:p>
         </w:tc>
@@ -1454,7 +1454,7 @@
                 <w:b/>
                 <w:sz w:val="25"/>
               </w:rPr>
-              <w:t>10/22(四)</w:t>
+              <w:t>10/23(五)</w:t>
             </w:r>
           </w:p>
         </w:tc>
@@ -1477,7 +1477,7 @@
                 <w:b/>
                 <w:sz w:val="25"/>
               </w:rPr>
-              <w:t>0  7  3</w:t>
+              <w:t>5  5  1</w:t>
             </w:r>
           </w:p>
         </w:tc>
@@ -1505,7 +1505,7 @@
                 <w:b/>
                 <w:sz w:val="25"/>
               </w:rPr>
-              <w:t>10/23(五)</w:t>
+              <w:t>10/24(六)</w:t>
             </w:r>
           </w:p>
         </w:tc>
@@ -1528,7 +1528,7 @@
                 <w:b/>
                 <w:sz w:val="25"/>
               </w:rPr>
-              <w:t>5  5  1</w:t>
+              <w:t>6  3  6</w:t>
             </w:r>
           </w:p>
         </w:tc>
@@ -2878,7 +2878,7 @@
                 <w:b/>
                 <w:sz w:val="25"/>
               </w:rPr>
-              <w:t>10/13(二)</w:t>
+              <w:t>10/14(三)</w:t>
             </w:r>
           </w:p>
         </w:tc>
@@ -2902,7 +2902,7 @@
                 <w:b/>
                 <w:sz w:val="25"/>
               </w:rPr>
-              <w:t>1  3  5  6</w:t>
+              <w:t>7  5  3  5</w:t>
             </w:r>
           </w:p>
         </w:tc>
@@ -2930,7 +2930,7 @@
                 <w:b/>
                 <w:sz w:val="25"/>
               </w:rPr>
-              <w:t>10/14(三)</w:t>
+              <w:t>10/15(四)</w:t>
             </w:r>
           </w:p>
         </w:tc>
@@ -2953,7 +2953,7 @@
                 <w:b/>
                 <w:sz w:val="25"/>
               </w:rPr>
-              <w:t>7  5  3  5</w:t>
+              <w:t>8  9  8  1</w:t>
             </w:r>
           </w:p>
         </w:tc>
@@ -2981,7 +2981,7 @@
                 <w:b/>
                 <w:sz w:val="25"/>
               </w:rPr>
-              <w:t>10/15(四)</w:t>
+              <w:t>10/16(五)</w:t>
             </w:r>
           </w:p>
         </w:tc>
@@ -3004,7 +3004,7 @@
                 <w:b/>
                 <w:sz w:val="25"/>
               </w:rPr>
-              <w:t>8  9  8  1</w:t>
+              <w:t>1  5  0  1</w:t>
             </w:r>
           </w:p>
         </w:tc>
@@ -3032,7 +3032,7 @@
                 <w:b/>
                 <w:sz w:val="25"/>
               </w:rPr>
-              <w:t>10/16(五)</w:t>
+              <w:t>10/17(六)</w:t>
             </w:r>
           </w:p>
         </w:tc>
@@ -3055,7 +3055,7 @@
                 <w:b/>
                 <w:sz w:val="25"/>
               </w:rPr>
-              <w:t>1  5  0  1</w:t>
+              <w:t>0  4  5  7</w:t>
             </w:r>
           </w:p>
         </w:tc>
@@ -3083,7 +3083,7 @@
                 <w:b/>
                 <w:sz w:val="25"/>
               </w:rPr>
-              <w:t>10/17(六)</w:t>
+              <w:t>10/19(一)</w:t>
             </w:r>
           </w:p>
         </w:tc>
@@ -3106,7 +3106,7 @@
                 <w:b/>
                 <w:sz w:val="25"/>
               </w:rPr>
-              <w:t>0  4  5  7</w:t>
+              <w:t>9  6  9  9</w:t>
             </w:r>
           </w:p>
         </w:tc>
@@ -3134,7 +3134,7 @@
                 <w:b/>
                 <w:sz w:val="25"/>
               </w:rPr>
-              <w:t>10/19(一)</w:t>
+              <w:t>10/20(二)</w:t>
             </w:r>
           </w:p>
         </w:tc>
@@ -3157,7 +3157,7 @@
                 <w:b/>
                 <w:sz w:val="25"/>
               </w:rPr>
-              <w:t>9  6  9  9</w:t>
+              <w:t>7  7  5  2</w:t>
             </w:r>
           </w:p>
         </w:tc>
@@ -3185,7 +3185,7 @@
                 <w:b/>
                 <w:sz w:val="25"/>
               </w:rPr>
-              <w:t>10/20(二)</w:t>
+              <w:t>10/21(三)</w:t>
             </w:r>
           </w:p>
         </w:tc>
@@ -3208,7 +3208,7 @@
                 <w:b/>
                 <w:sz w:val="25"/>
               </w:rPr>
-              <w:t>7  7  5  2</w:t>
+              <w:t>4  9  1  4</w:t>
             </w:r>
           </w:p>
         </w:tc>
@@ -3236,7 +3236,7 @@
                 <w:b/>
                 <w:sz w:val="25"/>
               </w:rPr>
-              <w:t>10/21(三)</w:t>
+              <w:t>10/22(四)</w:t>
             </w:r>
           </w:p>
         </w:tc>
@@ -3259,7 +3259,7 @@
                 <w:b/>
                 <w:sz w:val="25"/>
               </w:rPr>
-              <w:t>4  9  1  4</w:t>
+              <w:t>9  1  2  6</w:t>
             </w:r>
           </w:p>
         </w:tc>
@@ -3287,7 +3287,7 @@
                 <w:b/>
                 <w:sz w:val="25"/>
               </w:rPr>
-              <w:t>10/22(四)</w:t>
+              <w:t>10/23(五)</w:t>
             </w:r>
           </w:p>
         </w:tc>
@@ -3310,7 +3310,7 @@
                 <w:b/>
                 <w:sz w:val="25"/>
               </w:rPr>
-              <w:t>9  1  2  6</w:t>
+              <w:t>7  6  0  4</w:t>
             </w:r>
           </w:p>
         </w:tc>
@@ -3338,7 +3338,7 @@
                 <w:b/>
                 <w:sz w:val="25"/>
               </w:rPr>
-              <w:t>10/23(五)</w:t>
+              <w:t>10/24(六)</w:t>
             </w:r>
           </w:p>
         </w:tc>
@@ -3361,7 +3361,7 @@
                 <w:b/>
                 <w:sz w:val="25"/>
               </w:rPr>
-              <w:t>7  6  0  4</w:t>
+              <w:t>9  5  3  3</w:t>
             </w:r>
           </w:p>
         </w:tc>

--- a/最新開獎紀錄.docx
+++ b/最新開獎紀錄.docx
@@ -173,7 +173,7 @@
                 <w:b/>
                 <w:sz w:val="25"/>
               </w:rPr>
-              <w:t>115000249</w:t>
+              <w:t>115000250</w:t>
             </w:r>
           </w:p>
         </w:tc>
@@ -197,7 +197,7 @@
                 <w:b/>
                 <w:sz w:val="25"/>
               </w:rPr>
-              <w:t>115.10.14</w:t>
+              <w:t>115.10.15</w:t>
             </w:r>
           </w:p>
         </w:tc>
@@ -221,7 +221,7 @@
                 <w:b/>
                 <w:sz w:val="25"/>
               </w:rPr>
-              <w:t>01  09  13  19  25</w:t>
+              <w:t>14  15  26  32  34</w:t>
             </w:r>
           </w:p>
         </w:tc>
@@ -250,7 +250,7 @@
                 <w:b/>
                 <w:sz w:val="25"/>
               </w:rPr>
-              <w:t>115000250</w:t>
+              <w:t>115000251</w:t>
             </w:r>
           </w:p>
         </w:tc>
@@ -274,7 +274,7 @@
                 <w:b/>
                 <w:sz w:val="25"/>
               </w:rPr>
-              <w:t>115.10.15</w:t>
+              <w:t>115.10.16</w:t>
             </w:r>
           </w:p>
         </w:tc>
@@ -298,7 +298,7 @@
                 <w:b/>
                 <w:sz w:val="25"/>
               </w:rPr>
-              <w:t>14  15  26  32  34</w:t>
+              <w:t>09  23  24  25  32</w:t>
             </w:r>
           </w:p>
         </w:tc>
@@ -327,7 +327,7 @@
                 <w:b/>
                 <w:sz w:val="25"/>
               </w:rPr>
-              <w:t>115000251</w:t>
+              <w:t>115000252</w:t>
             </w:r>
           </w:p>
         </w:tc>
@@ -351,7 +351,7 @@
                 <w:b/>
                 <w:sz w:val="25"/>
               </w:rPr>
-              <w:t>115.10.16</w:t>
+              <w:t>115.10.17</w:t>
             </w:r>
           </w:p>
         </w:tc>
@@ -375,7 +375,7 @@
                 <w:b/>
                 <w:sz w:val="25"/>
               </w:rPr>
-              <w:t>09  23  24  25  32</w:t>
+              <w:t>10  20  26  32  39</w:t>
             </w:r>
           </w:p>
         </w:tc>
@@ -404,7 +404,7 @@
                 <w:b/>
                 <w:sz w:val="25"/>
               </w:rPr>
-              <w:t>115000252</w:t>
+              <w:t>115000253</w:t>
             </w:r>
           </w:p>
         </w:tc>
@@ -428,7 +428,7 @@
                 <w:b/>
                 <w:sz w:val="25"/>
               </w:rPr>
-              <w:t>115.10.17</w:t>
+              <w:t>115.10.19</w:t>
             </w:r>
           </w:p>
         </w:tc>
@@ -452,7 +452,7 @@
                 <w:b/>
                 <w:sz w:val="25"/>
               </w:rPr>
-              <w:t>10  20  26  32  39</w:t>
+              <w:t>04  12  16  22  36</w:t>
             </w:r>
           </w:p>
         </w:tc>
@@ -481,7 +481,7 @@
                 <w:b/>
                 <w:sz w:val="25"/>
               </w:rPr>
-              <w:t>115000253</w:t>
+              <w:t>115000254</w:t>
             </w:r>
           </w:p>
         </w:tc>
@@ -505,7 +505,7 @@
                 <w:b/>
                 <w:sz w:val="25"/>
               </w:rPr>
-              <w:t>115.10.19</w:t>
+              <w:t>115.10.20</w:t>
             </w:r>
           </w:p>
         </w:tc>
@@ -529,7 +529,7 @@
                 <w:b/>
                 <w:sz w:val="25"/>
               </w:rPr>
-              <w:t>04  12  16  22  36</w:t>
+              <w:t>01  15  30  36  38</w:t>
             </w:r>
           </w:p>
         </w:tc>
@@ -558,7 +558,7 @@
                 <w:b/>
                 <w:sz w:val="25"/>
               </w:rPr>
-              <w:t>115000254</w:t>
+              <w:t>115000255</w:t>
             </w:r>
           </w:p>
         </w:tc>
@@ -582,7 +582,7 @@
                 <w:b/>
                 <w:sz w:val="25"/>
               </w:rPr>
-              <w:t>115.10.20</w:t>
+              <w:t>115.10.21</w:t>
             </w:r>
           </w:p>
         </w:tc>
@@ -606,7 +606,7 @@
                 <w:b/>
                 <w:sz w:val="25"/>
               </w:rPr>
-              <w:t>01  15  30  36  38</w:t>
+              <w:t>04  08  15  18  28</w:t>
             </w:r>
           </w:p>
         </w:tc>
@@ -635,7 +635,7 @@
                 <w:b/>
                 <w:sz w:val="25"/>
               </w:rPr>
-              <w:t>115000255</w:t>
+              <w:t>115000256</w:t>
             </w:r>
           </w:p>
         </w:tc>
@@ -659,7 +659,7 @@
                 <w:b/>
                 <w:sz w:val="25"/>
               </w:rPr>
-              <w:t>115.10.21</w:t>
+              <w:t>115.10.22</w:t>
             </w:r>
           </w:p>
         </w:tc>
@@ -683,7 +683,7 @@
                 <w:b/>
                 <w:sz w:val="25"/>
               </w:rPr>
-              <w:t>04  08  15  18  28</w:t>
+              <w:t>03  08  14  23  28</w:t>
             </w:r>
           </w:p>
         </w:tc>
@@ -712,7 +712,7 @@
                 <w:b/>
                 <w:sz w:val="25"/>
               </w:rPr>
-              <w:t>115000256</w:t>
+              <w:t>115000257</w:t>
             </w:r>
           </w:p>
         </w:tc>
@@ -736,7 +736,7 @@
                 <w:b/>
                 <w:sz w:val="25"/>
               </w:rPr>
-              <w:t>115.10.22</w:t>
+              <w:t>115.10.23</w:t>
             </w:r>
           </w:p>
         </w:tc>
@@ -760,7 +760,7 @@
                 <w:b/>
                 <w:sz w:val="25"/>
               </w:rPr>
-              <w:t>03  08  14  23  28</w:t>
+              <w:t>03  07  14  17  27</w:t>
             </w:r>
           </w:p>
         </w:tc>
@@ -789,7 +789,7 @@
                 <w:b/>
                 <w:sz w:val="25"/>
               </w:rPr>
-              <w:t>115000257</w:t>
+              <w:t>115000258</w:t>
             </w:r>
           </w:p>
         </w:tc>
@@ -813,7 +813,7 @@
                 <w:b/>
                 <w:sz w:val="25"/>
               </w:rPr>
-              <w:t>115.10.23</w:t>
+              <w:t>115.10.24</w:t>
             </w:r>
           </w:p>
         </w:tc>
@@ -837,7 +837,7 @@
                 <w:b/>
                 <w:sz w:val="25"/>
               </w:rPr>
-              <w:t>03  07  14  17  27</w:t>
+              <w:t>01  17  24  27  35</w:t>
             </w:r>
           </w:p>
         </w:tc>
@@ -866,7 +866,7 @@
                 <w:b/>
                 <w:sz w:val="25"/>
               </w:rPr>
-              <w:t>115000258</w:t>
+              <w:t>115000259</w:t>
             </w:r>
           </w:p>
         </w:tc>
@@ -890,7 +890,7 @@
                 <w:b/>
                 <w:sz w:val="25"/>
               </w:rPr>
-              <w:t>115.10.24</w:t>
+              <w:t>115.10.26</w:t>
             </w:r>
           </w:p>
         </w:tc>
@@ -914,7 +914,7 @@
                 <w:b/>
                 <w:sz w:val="25"/>
               </w:rPr>
-              <w:t>01  17  24  27  35</w:t>
+              <w:t>13  15  19  28  35</w:t>
             </w:r>
           </w:p>
         </w:tc>
@@ -1045,7 +1045,7 @@
                 <w:b/>
                 <w:sz w:val="25"/>
               </w:rPr>
-              <w:t>10/14(三)</w:t>
+              <w:t>10/15(四)</w:t>
             </w:r>
           </w:p>
         </w:tc>
@@ -1069,7 +1069,7 @@
                 <w:b/>
                 <w:sz w:val="25"/>
               </w:rPr>
-              <w:t>9  5  3</w:t>
+              <w:t>4  9  6</w:t>
             </w:r>
           </w:p>
         </w:tc>
@@ -1097,7 +1097,7 @@
                 <w:b/>
                 <w:sz w:val="25"/>
               </w:rPr>
-              <w:t>10/15(四)</w:t>
+              <w:t>10/16(五)</w:t>
             </w:r>
           </w:p>
         </w:tc>
@@ -1120,7 +1120,7 @@
                 <w:b/>
                 <w:sz w:val="25"/>
               </w:rPr>
-              <w:t>4  9  6</w:t>
+              <w:t>1  4  1</w:t>
             </w:r>
           </w:p>
         </w:tc>
@@ -1148,7 +1148,7 @@
                 <w:b/>
                 <w:sz w:val="25"/>
               </w:rPr>
-              <w:t>10/16(五)</w:t>
+              <w:t>10/17(六)</w:t>
             </w:r>
           </w:p>
         </w:tc>
@@ -1171,7 +1171,7 @@
                 <w:b/>
                 <w:sz w:val="25"/>
               </w:rPr>
-              <w:t>1  4  1</w:t>
+              <w:t>6  1  1</w:t>
             </w:r>
           </w:p>
         </w:tc>
@@ -1199,7 +1199,7 @@
                 <w:b/>
                 <w:sz w:val="25"/>
               </w:rPr>
-              <w:t>10/17(六)</w:t>
+              <w:t>10/19(一)</w:t>
             </w:r>
           </w:p>
         </w:tc>
@@ -1222,7 +1222,7 @@
                 <w:b/>
                 <w:sz w:val="25"/>
               </w:rPr>
-              <w:t>6  1  1</w:t>
+              <w:t>7  6  1</w:t>
             </w:r>
           </w:p>
         </w:tc>
@@ -1250,7 +1250,7 @@
                 <w:b/>
                 <w:sz w:val="25"/>
               </w:rPr>
-              <w:t>10/19(一)</w:t>
+              <w:t>10/20(二)</w:t>
             </w:r>
           </w:p>
         </w:tc>
@@ -1273,7 +1273,7 @@
                 <w:b/>
                 <w:sz w:val="25"/>
               </w:rPr>
-              <w:t>7  6  1</w:t>
+              <w:t>8  7  0</w:t>
             </w:r>
           </w:p>
         </w:tc>
@@ -1301,7 +1301,7 @@
                 <w:b/>
                 <w:sz w:val="25"/>
               </w:rPr>
-              <w:t>10/20(二)</w:t>
+              <w:t>10/21(三)</w:t>
             </w:r>
           </w:p>
         </w:tc>
@@ -1324,7 +1324,7 @@
                 <w:b/>
                 <w:sz w:val="25"/>
               </w:rPr>
-              <w:t>8  7  0</w:t>
+              <w:t>5  5  6</w:t>
             </w:r>
           </w:p>
         </w:tc>
@@ -1352,7 +1352,7 @@
                 <w:b/>
                 <w:sz w:val="25"/>
               </w:rPr>
-              <w:t>10/21(三)</w:t>
+              <w:t>10/22(四)</w:t>
             </w:r>
           </w:p>
         </w:tc>
@@ -1375,7 +1375,7 @@
                 <w:b/>
                 <w:sz w:val="25"/>
               </w:rPr>
-              <w:t>5  5  6</w:t>
+              <w:t>0  7  3</w:t>
             </w:r>
           </w:p>
         </w:tc>
@@ -1403,7 +1403,7 @@
                 <w:b/>
                 <w:sz w:val="25"/>
               </w:rPr>
-              <w:t>10/22(四)</w:t>
+              <w:t>10/23(五)</w:t>
             </w:r>
           </w:p>
         </w:tc>
@@ -1426,7 +1426,7 @@
                 <w:b/>
                 <w:sz w:val="25"/>
               </w:rPr>
-              <w:t>0  7  3</w:t>
+              <w:t>5  5  1</w:t>
             </w:r>
           </w:p>
         </w:tc>
@@ -1454,7 +1454,7 @@
                 <w:b/>
                 <w:sz w:val="25"/>
               </w:rPr>
-              <w:t>10/23(五)</w:t>
+              <w:t>10/24(六)</w:t>
             </w:r>
           </w:p>
         </w:tc>
@@ -1477,7 +1477,7 @@
                 <w:b/>
                 <w:sz w:val="25"/>
               </w:rPr>
-              <w:t>5  5  1</w:t>
+              <w:t>6  3  6</w:t>
             </w:r>
           </w:p>
         </w:tc>
@@ -1505,7 +1505,7 @@
                 <w:b/>
                 <w:sz w:val="25"/>
               </w:rPr>
-              <w:t>10/24(六)</w:t>
+              <w:t>10/26(一)</w:t>
             </w:r>
           </w:p>
         </w:tc>
@@ -1528,7 +1528,7 @@
                 <w:b/>
                 <w:sz w:val="25"/>
               </w:rPr>
-              <w:t>6  3  6</w:t>
+              <w:t>2  3  0</w:t>
             </w:r>
           </w:p>
         </w:tc>
@@ -1766,7 +1766,7 @@
                 <w:b/>
                 <w:sz w:val="25"/>
               </w:rPr>
-              <w:t>115000076</w:t>
+              <w:t>115000077</w:t>
             </w:r>
           </w:p>
         </w:tc>
@@ -1790,7 +1790,7 @@
                 <w:b/>
                 <w:sz w:val="25"/>
               </w:rPr>
-              <w:t>115.09.21</w:t>
+              <w:t>115.09.24</w:t>
             </w:r>
           </w:p>
         </w:tc>
@@ -1814,7 +1814,7 @@
                 <w:b/>
                 <w:sz w:val="25"/>
               </w:rPr>
-              <w:t>03  08  17  24  25  37</w:t>
+              <w:t>03  08  25  27  30  31</w:t>
             </w:r>
           </w:p>
         </w:tc>
@@ -1838,7 +1838,7 @@
                 <w:b/>
                 <w:sz w:val="25"/>
               </w:rPr>
-              <w:t>06</w:t>
+              <w:t>01</w:t>
             </w:r>
           </w:p>
         </w:tc>
@@ -1867,7 +1867,7 @@
                 <w:b/>
                 <w:sz w:val="25"/>
               </w:rPr>
-              <w:t>115000077</w:t>
+              <w:t>115000078</w:t>
             </w:r>
           </w:p>
         </w:tc>
@@ -1891,7 +1891,7 @@
                 <w:b/>
                 <w:sz w:val="25"/>
               </w:rPr>
-              <w:t>115.09.24</w:t>
+              <w:t>115.09.28</w:t>
             </w:r>
           </w:p>
         </w:tc>
@@ -1915,7 +1915,7 @@
                 <w:b/>
                 <w:sz w:val="25"/>
               </w:rPr>
-              <w:t>03  08  25  27  30  31</w:t>
+              <w:t>01  02  04  17  29  34</w:t>
             </w:r>
           </w:p>
         </w:tc>
@@ -1968,7 +1968,7 @@
                 <w:b/>
                 <w:sz w:val="25"/>
               </w:rPr>
-              <w:t>115000078</w:t>
+              <w:t>115000079</w:t>
             </w:r>
           </w:p>
         </w:tc>
@@ -1992,7 +1992,7 @@
                 <w:b/>
                 <w:sz w:val="25"/>
               </w:rPr>
-              <w:t>115.09.28</w:t>
+              <w:t>115.10.01</w:t>
             </w:r>
           </w:p>
         </w:tc>
@@ -2016,7 +2016,7 @@
                 <w:b/>
                 <w:sz w:val="25"/>
               </w:rPr>
-              <w:t>01  02  04  17  29  34</w:t>
+              <w:t>02  04  18  26  33  37</w:t>
             </w:r>
           </w:p>
         </w:tc>
@@ -2040,7 +2040,7 @@
                 <w:b/>
                 <w:sz w:val="25"/>
               </w:rPr>
-              <w:t>01</w:t>
+              <w:t>03</w:t>
             </w:r>
           </w:p>
         </w:tc>
@@ -2069,7 +2069,7 @@
                 <w:b/>
                 <w:sz w:val="25"/>
               </w:rPr>
-              <w:t>115000079</w:t>
+              <w:t>115000080</w:t>
             </w:r>
           </w:p>
         </w:tc>
@@ -2093,7 +2093,7 @@
                 <w:b/>
                 <w:sz w:val="25"/>
               </w:rPr>
-              <w:t>115.10.01</w:t>
+              <w:t>115.10.05</w:t>
             </w:r>
           </w:p>
         </w:tc>
@@ -2117,7 +2117,7 @@
                 <w:b/>
                 <w:sz w:val="25"/>
               </w:rPr>
-              <w:t>02  04  18  26  33  37</w:t>
+              <w:t>02  06  17  21  26  37</w:t>
             </w:r>
           </w:p>
         </w:tc>
@@ -2141,7 +2141,7 @@
                 <w:b/>
                 <w:sz w:val="25"/>
               </w:rPr>
-              <w:t>03</w:t>
+              <w:t>06</w:t>
             </w:r>
           </w:p>
         </w:tc>
@@ -2170,7 +2170,7 @@
                 <w:b/>
                 <w:sz w:val="25"/>
               </w:rPr>
-              <w:t>115000080</w:t>
+              <w:t>115000081</w:t>
             </w:r>
           </w:p>
         </w:tc>
@@ -2194,7 +2194,7 @@
                 <w:b/>
                 <w:sz w:val="25"/>
               </w:rPr>
-              <w:t>115.10.05</w:t>
+              <w:t>115.10.08</w:t>
             </w:r>
           </w:p>
         </w:tc>
@@ -2218,7 +2218,7 @@
                 <w:b/>
                 <w:sz w:val="25"/>
               </w:rPr>
-              <w:t>02  06  17  21  26  37</w:t>
+              <w:t>04  23  27  28  29  38</w:t>
             </w:r>
           </w:p>
         </w:tc>
@@ -2242,7 +2242,7 @@
                 <w:b/>
                 <w:sz w:val="25"/>
               </w:rPr>
-              <w:t>06</w:t>
+              <w:t>05</w:t>
             </w:r>
           </w:p>
         </w:tc>
@@ -2271,7 +2271,7 @@
                 <w:b/>
                 <w:sz w:val="25"/>
               </w:rPr>
-              <w:t>115000081</w:t>
+              <w:t>115000082</w:t>
             </w:r>
           </w:p>
         </w:tc>
@@ -2295,7 +2295,7 @@
                 <w:b/>
                 <w:sz w:val="25"/>
               </w:rPr>
-              <w:t>115.10.08</w:t>
+              <w:t>115.10.12</w:t>
             </w:r>
           </w:p>
         </w:tc>
@@ -2319,7 +2319,7 @@
                 <w:b/>
                 <w:sz w:val="25"/>
               </w:rPr>
-              <w:t>04  23  27  28  29  38</w:t>
+              <w:t>03  05  20  22  26  32</w:t>
             </w:r>
           </w:p>
         </w:tc>
@@ -2343,7 +2343,7 @@
                 <w:b/>
                 <w:sz w:val="25"/>
               </w:rPr>
-              <w:t>05</w:t>
+              <w:t>03</w:t>
             </w:r>
           </w:p>
         </w:tc>
@@ -2372,7 +2372,7 @@
                 <w:b/>
                 <w:sz w:val="25"/>
               </w:rPr>
-              <w:t>115000082</w:t>
+              <w:t>115000083</w:t>
             </w:r>
           </w:p>
         </w:tc>
@@ -2396,7 +2396,7 @@
                 <w:b/>
                 <w:sz w:val="25"/>
               </w:rPr>
-              <w:t>115.10.12</w:t>
+              <w:t>115.10.15</w:t>
             </w:r>
           </w:p>
         </w:tc>
@@ -2420,7 +2420,7 @@
                 <w:b/>
                 <w:sz w:val="25"/>
               </w:rPr>
-              <w:t>03  05  20  22  26  32</w:t>
+              <w:t>06  12  18  25  30  33</w:t>
             </w:r>
           </w:p>
         </w:tc>
@@ -2444,7 +2444,7 @@
                 <w:b/>
                 <w:sz w:val="25"/>
               </w:rPr>
-              <w:t>03</w:t>
+              <w:t>06</w:t>
             </w:r>
           </w:p>
         </w:tc>
@@ -2473,7 +2473,7 @@
                 <w:b/>
                 <w:sz w:val="25"/>
               </w:rPr>
-              <w:t>115000083</w:t>
+              <w:t>115000084</w:t>
             </w:r>
           </w:p>
         </w:tc>
@@ -2497,7 +2497,7 @@
                 <w:b/>
                 <w:sz w:val="25"/>
               </w:rPr>
-              <w:t>115.10.15</w:t>
+              <w:t>115.10.19</w:t>
             </w:r>
           </w:p>
         </w:tc>
@@ -2521,7 +2521,7 @@
                 <w:b/>
                 <w:sz w:val="25"/>
               </w:rPr>
-              <w:t>06  12  18  25  30  33</w:t>
+              <w:t>09  10  21  24  27  36</w:t>
             </w:r>
           </w:p>
         </w:tc>
@@ -2545,7 +2545,7 @@
                 <w:b/>
                 <w:sz w:val="25"/>
               </w:rPr>
-              <w:t>06</w:t>
+              <w:t>08</w:t>
             </w:r>
           </w:p>
         </w:tc>
@@ -2574,7 +2574,7 @@
                 <w:b/>
                 <w:sz w:val="25"/>
               </w:rPr>
-              <w:t>115000084</w:t>
+              <w:t>115000085</w:t>
             </w:r>
           </w:p>
         </w:tc>
@@ -2598,7 +2598,7 @@
                 <w:b/>
                 <w:sz w:val="25"/>
               </w:rPr>
-              <w:t>115.10.19</w:t>
+              <w:t>115.10.22</w:t>
             </w:r>
           </w:p>
         </w:tc>
@@ -2622,7 +2622,7 @@
                 <w:b/>
                 <w:sz w:val="25"/>
               </w:rPr>
-              <w:t>09  10  21  24  27  36</w:t>
+              <w:t>01  09  10  21  22  31</w:t>
             </w:r>
           </w:p>
         </w:tc>
@@ -2646,7 +2646,7 @@
                 <w:b/>
                 <w:sz w:val="25"/>
               </w:rPr>
-              <w:t>08</w:t>
+              <w:t>06</w:t>
             </w:r>
           </w:p>
         </w:tc>
@@ -2675,7 +2675,7 @@
                 <w:b/>
                 <w:sz w:val="25"/>
               </w:rPr>
-              <w:t>115000085</w:t>
+              <w:t>115000086</w:t>
             </w:r>
           </w:p>
         </w:tc>
@@ -2699,7 +2699,7 @@
                 <w:b/>
                 <w:sz w:val="25"/>
               </w:rPr>
-              <w:t>115.10.22</w:t>
+              <w:t>115.10.26</w:t>
             </w:r>
           </w:p>
         </w:tc>
@@ -2723,7 +2723,7 @@
                 <w:b/>
                 <w:sz w:val="25"/>
               </w:rPr>
-              <w:t>01  09  10  21  22  31</w:t>
+              <w:t>01  07  19  26  31  32</w:t>
             </w:r>
           </w:p>
         </w:tc>
@@ -2747,7 +2747,7 @@
                 <w:b/>
                 <w:sz w:val="25"/>
               </w:rPr>
-              <w:t>06</w:t>
+              <w:t>03</w:t>
             </w:r>
           </w:p>
         </w:tc>
@@ -2878,7 +2878,7 @@
                 <w:b/>
                 <w:sz w:val="25"/>
               </w:rPr>
-              <w:t>10/14(三)</w:t>
+              <w:t>10/15(四)</w:t>
             </w:r>
           </w:p>
         </w:tc>
@@ -2902,7 +2902,7 @@
                 <w:b/>
                 <w:sz w:val="25"/>
               </w:rPr>
-              <w:t>7  5  3  5</w:t>
+              <w:t>8  9  8  1</w:t>
             </w:r>
           </w:p>
         </w:tc>
@@ -2930,7 +2930,7 @@
                 <w:b/>
                 <w:sz w:val="25"/>
               </w:rPr>
-              <w:t>10/15(四)</w:t>
+              <w:t>10/16(五)</w:t>
             </w:r>
           </w:p>
         </w:tc>
@@ -2953,7 +2953,7 @@
                 <w:b/>
                 <w:sz w:val="25"/>
               </w:rPr>
-              <w:t>8  9  8  1</w:t>
+              <w:t>1  5  0  1</w:t>
             </w:r>
           </w:p>
         </w:tc>
@@ -2981,7 +2981,7 @@
                 <w:b/>
                 <w:sz w:val="25"/>
               </w:rPr>
-              <w:t>10/16(五)</w:t>
+              <w:t>10/17(六)</w:t>
             </w:r>
           </w:p>
         </w:tc>
@@ -3004,7 +3004,7 @@
                 <w:b/>
                 <w:sz w:val="25"/>
               </w:rPr>
-              <w:t>1  5  0  1</w:t>
+              <w:t>0  4  5  7</w:t>
             </w:r>
           </w:p>
         </w:tc>
@@ -3032,7 +3032,7 @@
                 <w:b/>
                 <w:sz w:val="25"/>
               </w:rPr>
-              <w:t>10/17(六)</w:t>
+              <w:t>10/19(一)</w:t>
             </w:r>
           </w:p>
         </w:tc>
@@ -3055,7 +3055,7 @@
                 <w:b/>
                 <w:sz w:val="25"/>
               </w:rPr>
-              <w:t>0  4  5  7</w:t>
+              <w:t>9  6  9  9</w:t>
             </w:r>
           </w:p>
         </w:tc>
@@ -3083,7 +3083,7 @@
                 <w:b/>
                 <w:sz w:val="25"/>
               </w:rPr>
-              <w:t>10/19(一)</w:t>
+              <w:t>10/20(二)</w:t>
             </w:r>
           </w:p>
         </w:tc>
@@ -3106,7 +3106,7 @@
                 <w:b/>
                 <w:sz w:val="25"/>
               </w:rPr>
-              <w:t>9  6  9  9</w:t>
+              <w:t>7  7  5  2</w:t>
             </w:r>
           </w:p>
         </w:tc>
@@ -3134,7 +3134,7 @@
                 <w:b/>
                 <w:sz w:val="25"/>
               </w:rPr>
-              <w:t>10/20(二)</w:t>
+              <w:t>10/21(三)</w:t>
             </w:r>
           </w:p>
         </w:tc>
@@ -3157,7 +3157,7 @@
                 <w:b/>
                 <w:sz w:val="25"/>
               </w:rPr>
-              <w:t>7  7  5  2</w:t>
+              <w:t>4  9  1  4</w:t>
             </w:r>
           </w:p>
         </w:tc>
@@ -3185,7 +3185,7 @@
                 <w:b/>
                 <w:sz w:val="25"/>
               </w:rPr>
-              <w:t>10/21(三)</w:t>
+              <w:t>10/22(四)</w:t>
             </w:r>
           </w:p>
         </w:tc>
@@ -3208,7 +3208,7 @@
                 <w:b/>
                 <w:sz w:val="25"/>
               </w:rPr>
-              <w:t>4  9  1  4</w:t>
+              <w:t>9  1  2  6</w:t>
             </w:r>
           </w:p>
         </w:tc>
@@ -3236,7 +3236,7 @@
                 <w:b/>
                 <w:sz w:val="25"/>
               </w:rPr>
-              <w:t>10/22(四)</w:t>
+              <w:t>10/23(五)</w:t>
             </w:r>
           </w:p>
         </w:tc>
@@ -3259,7 +3259,7 @@
                 <w:b/>
                 <w:sz w:val="25"/>
               </w:rPr>
-              <w:t>9  1  2  6</w:t>
+              <w:t>7  6  0  4</w:t>
             </w:r>
           </w:p>
         </w:tc>
@@ -3287,7 +3287,7 @@
                 <w:b/>
                 <w:sz w:val="25"/>
               </w:rPr>
-              <w:t>10/23(五)</w:t>
+              <w:t>10/24(六)</w:t>
             </w:r>
           </w:p>
         </w:tc>
@@ -3310,7 +3310,7 @@
                 <w:b/>
                 <w:sz w:val="25"/>
               </w:rPr>
-              <w:t>7  6  0  4</w:t>
+              <w:t>9  5  3  3</w:t>
             </w:r>
           </w:p>
         </w:tc>
@@ -3338,7 +3338,7 @@
                 <w:b/>
                 <w:sz w:val="25"/>
               </w:rPr>
-              <w:t>10/24(六)</w:t>
+              <w:t>10/26(一)</w:t>
             </w:r>
           </w:p>
         </w:tc>
@@ -3361,7 +3361,7 @@
                 <w:b/>
                 <w:sz w:val="25"/>
               </w:rPr>
-              <w:t>9  5  3  3</w:t>
+              <w:t>2  7  1  4</w:t>
             </w:r>
           </w:p>
         </w:tc>

--- a/最新開獎紀錄.docx
+++ b/最新開獎紀錄.docx
@@ -173,7 +173,7 @@
                 <w:b/>
                 <w:sz w:val="25"/>
               </w:rPr>
-              <w:t>115000250</w:t>
+              <w:t>115000251</w:t>
             </w:r>
           </w:p>
         </w:tc>
@@ -197,7 +197,7 @@
                 <w:b/>
                 <w:sz w:val="25"/>
               </w:rPr>
-              <w:t>115.10.15</w:t>
+              <w:t>115.10.16</w:t>
             </w:r>
           </w:p>
         </w:tc>
@@ -221,7 +221,7 @@
                 <w:b/>
                 <w:sz w:val="25"/>
               </w:rPr>
-              <w:t>14  15  26  32  34</w:t>
+              <w:t>09  23  24  25  32</w:t>
             </w:r>
           </w:p>
         </w:tc>
@@ -250,7 +250,7 @@
                 <w:b/>
                 <w:sz w:val="25"/>
               </w:rPr>
-              <w:t>115000251</w:t>
+              <w:t>115000252</w:t>
             </w:r>
           </w:p>
         </w:tc>
@@ -274,7 +274,7 @@
                 <w:b/>
                 <w:sz w:val="25"/>
               </w:rPr>
-              <w:t>115.10.16</w:t>
+              <w:t>115.10.17</w:t>
             </w:r>
           </w:p>
         </w:tc>
@@ -298,7 +298,7 @@
                 <w:b/>
                 <w:sz w:val="25"/>
               </w:rPr>
-              <w:t>09  23  24  25  32</w:t>
+              <w:t>10  20  26  32  39</w:t>
             </w:r>
           </w:p>
         </w:tc>
@@ -327,7 +327,7 @@
                 <w:b/>
                 <w:sz w:val="25"/>
               </w:rPr>
-              <w:t>115000252</w:t>
+              <w:t>115000253</w:t>
             </w:r>
           </w:p>
         </w:tc>
@@ -351,7 +351,7 @@
                 <w:b/>
                 <w:sz w:val="25"/>
               </w:rPr>
-              <w:t>115.10.17</w:t>
+              <w:t>115.10.19</w:t>
             </w:r>
           </w:p>
         </w:tc>
@@ -375,7 +375,7 @@
                 <w:b/>
                 <w:sz w:val="25"/>
               </w:rPr>
-              <w:t>10  20  26  32  39</w:t>
+              <w:t>04  12  16  22  36</w:t>
             </w:r>
           </w:p>
         </w:tc>
@@ -404,7 +404,7 @@
                 <w:b/>
                 <w:sz w:val="25"/>
               </w:rPr>
-              <w:t>115000253</w:t>
+              <w:t>115000254</w:t>
             </w:r>
           </w:p>
         </w:tc>
@@ -428,7 +428,7 @@
                 <w:b/>
                 <w:sz w:val="25"/>
               </w:rPr>
-              <w:t>115.10.19</w:t>
+              <w:t>115.10.20</w:t>
             </w:r>
           </w:p>
         </w:tc>
@@ -452,7 +452,7 @@
                 <w:b/>
                 <w:sz w:val="25"/>
               </w:rPr>
-              <w:t>04  12  16  22  36</w:t>
+              <w:t>01  15  30  36  38</w:t>
             </w:r>
           </w:p>
         </w:tc>
@@ -481,7 +481,7 @@
                 <w:b/>
                 <w:sz w:val="25"/>
               </w:rPr>
-              <w:t>115000254</w:t>
+              <w:t>115000255</w:t>
             </w:r>
           </w:p>
         </w:tc>
@@ -505,7 +505,7 @@
                 <w:b/>
                 <w:sz w:val="25"/>
               </w:rPr>
-              <w:t>115.10.20</w:t>
+              <w:t>115.10.21</w:t>
             </w:r>
           </w:p>
         </w:tc>
@@ -529,7 +529,7 @@
                 <w:b/>
                 <w:sz w:val="25"/>
               </w:rPr>
-              <w:t>01  15  30  36  38</w:t>
+              <w:t>04  08  15  18  28</w:t>
             </w:r>
           </w:p>
         </w:tc>
@@ -558,7 +558,7 @@
                 <w:b/>
                 <w:sz w:val="25"/>
               </w:rPr>
-              <w:t>115000255</w:t>
+              <w:t>115000256</w:t>
             </w:r>
           </w:p>
         </w:tc>
@@ -582,7 +582,7 @@
                 <w:b/>
                 <w:sz w:val="25"/>
               </w:rPr>
-              <w:t>115.10.21</w:t>
+              <w:t>115.10.22</w:t>
             </w:r>
           </w:p>
         </w:tc>
@@ -606,7 +606,7 @@
                 <w:b/>
                 <w:sz w:val="25"/>
               </w:rPr>
-              <w:t>04  08  15  18  28</w:t>
+              <w:t>03  08  14  23  28</w:t>
             </w:r>
           </w:p>
         </w:tc>
@@ -635,7 +635,7 @@
                 <w:b/>
                 <w:sz w:val="25"/>
               </w:rPr>
-              <w:t>115000256</w:t>
+              <w:t>115000257</w:t>
             </w:r>
           </w:p>
         </w:tc>
@@ -659,7 +659,7 @@
                 <w:b/>
                 <w:sz w:val="25"/>
               </w:rPr>
-              <w:t>115.10.22</w:t>
+              <w:t>115.10.23</w:t>
             </w:r>
           </w:p>
         </w:tc>
@@ -683,7 +683,7 @@
                 <w:b/>
                 <w:sz w:val="25"/>
               </w:rPr>
-              <w:t>03  08  14  23  28</w:t>
+              <w:t>03  07  14  17  27</w:t>
             </w:r>
           </w:p>
         </w:tc>
@@ -712,7 +712,7 @@
                 <w:b/>
                 <w:sz w:val="25"/>
               </w:rPr>
-              <w:t>115000257</w:t>
+              <w:t>115000258</w:t>
             </w:r>
           </w:p>
         </w:tc>
@@ -736,7 +736,7 @@
                 <w:b/>
                 <w:sz w:val="25"/>
               </w:rPr>
-              <w:t>115.10.23</w:t>
+              <w:t>115.10.24</w:t>
             </w:r>
           </w:p>
         </w:tc>
@@ -760,7 +760,7 @@
                 <w:b/>
                 <w:sz w:val="25"/>
               </w:rPr>
-              <w:t>03  07  14  17  27</w:t>
+              <w:t>01  17  24  27  35</w:t>
             </w:r>
           </w:p>
         </w:tc>
@@ -789,7 +789,7 @@
                 <w:b/>
                 <w:sz w:val="25"/>
               </w:rPr>
-              <w:t>115000258</w:t>
+              <w:t>115000259</w:t>
             </w:r>
           </w:p>
         </w:tc>
@@ -813,7 +813,7 @@
                 <w:b/>
                 <w:sz w:val="25"/>
               </w:rPr>
-              <w:t>115.10.24</w:t>
+              <w:t>115.10.26</w:t>
             </w:r>
           </w:p>
         </w:tc>
@@ -837,7 +837,7 @@
                 <w:b/>
                 <w:sz w:val="25"/>
               </w:rPr>
-              <w:t>01  17  24  27  35</w:t>
+              <w:t>13  15  19  28  35</w:t>
             </w:r>
           </w:p>
         </w:tc>
@@ -866,7 +866,7 @@
                 <w:b/>
                 <w:sz w:val="25"/>
               </w:rPr>
-              <w:t>115000259</w:t>
+              <w:t>115000260</w:t>
             </w:r>
           </w:p>
         </w:tc>
@@ -890,7 +890,7 @@
                 <w:b/>
                 <w:sz w:val="25"/>
               </w:rPr>
-              <w:t>115.10.26</w:t>
+              <w:t>115.10.27</w:t>
             </w:r>
           </w:p>
         </w:tc>
@@ -914,7 +914,7 @@
                 <w:b/>
                 <w:sz w:val="25"/>
               </w:rPr>
-              <w:t>13  15  19  28  35</w:t>
+              <w:t>02  06  15  27  28</w:t>
             </w:r>
           </w:p>
         </w:tc>
@@ -1045,7 +1045,7 @@
                 <w:b/>
                 <w:sz w:val="25"/>
               </w:rPr>
-              <w:t>10/15(四)</w:t>
+              <w:t>10/16(五)</w:t>
             </w:r>
           </w:p>
         </w:tc>
@@ -1069,7 +1069,7 @@
                 <w:b/>
                 <w:sz w:val="25"/>
               </w:rPr>
-              <w:t>4  9  6</w:t>
+              <w:t>1  4  1</w:t>
             </w:r>
           </w:p>
         </w:tc>
@@ -1097,7 +1097,7 @@
                 <w:b/>
                 <w:sz w:val="25"/>
               </w:rPr>
-              <w:t>10/16(五)</w:t>
+              <w:t>10/17(六)</w:t>
             </w:r>
           </w:p>
         </w:tc>
@@ -1120,7 +1120,7 @@
                 <w:b/>
                 <w:sz w:val="25"/>
               </w:rPr>
-              <w:t>1  4  1</w:t>
+              <w:t>6  1  1</w:t>
             </w:r>
           </w:p>
         </w:tc>
@@ -1148,7 +1148,7 @@
                 <w:b/>
                 <w:sz w:val="25"/>
               </w:rPr>
-              <w:t>10/17(六)</w:t>
+              <w:t>10/19(一)</w:t>
             </w:r>
           </w:p>
         </w:tc>
@@ -1171,7 +1171,7 @@
                 <w:b/>
                 <w:sz w:val="25"/>
               </w:rPr>
-              <w:t>6  1  1</w:t>
+              <w:t>7  6  1</w:t>
             </w:r>
           </w:p>
         </w:tc>
@@ -1199,7 +1199,7 @@
                 <w:b/>
                 <w:sz w:val="25"/>
               </w:rPr>
-              <w:t>10/19(一)</w:t>
+              <w:t>10/20(二)</w:t>
             </w:r>
           </w:p>
         </w:tc>
@@ -1222,7 +1222,7 @@
                 <w:b/>
                 <w:sz w:val="25"/>
               </w:rPr>
-              <w:t>7  6  1</w:t>
+              <w:t>8  7  0</w:t>
             </w:r>
           </w:p>
         </w:tc>
@@ -1250,7 +1250,7 @@
                 <w:b/>
                 <w:sz w:val="25"/>
               </w:rPr>
-              <w:t>10/20(二)</w:t>
+              <w:t>10/21(三)</w:t>
             </w:r>
           </w:p>
         </w:tc>
@@ -1273,7 +1273,7 @@
                 <w:b/>
                 <w:sz w:val="25"/>
               </w:rPr>
-              <w:t>8  7  0</w:t>
+              <w:t>5  5  6</w:t>
             </w:r>
           </w:p>
         </w:tc>
@@ -1301,7 +1301,7 @@
                 <w:b/>
                 <w:sz w:val="25"/>
               </w:rPr>
-              <w:t>10/21(三)</w:t>
+              <w:t>10/22(四)</w:t>
             </w:r>
           </w:p>
         </w:tc>
@@ -1324,7 +1324,7 @@
                 <w:b/>
                 <w:sz w:val="25"/>
               </w:rPr>
-              <w:t>5  5  6</w:t>
+              <w:t>0  7  3</w:t>
             </w:r>
           </w:p>
         </w:tc>
@@ -1352,7 +1352,7 @@
                 <w:b/>
                 <w:sz w:val="25"/>
               </w:rPr>
-              <w:t>10/22(四)</w:t>
+              <w:t>10/23(五)</w:t>
             </w:r>
           </w:p>
         </w:tc>
@@ -1375,7 +1375,7 @@
                 <w:b/>
                 <w:sz w:val="25"/>
               </w:rPr>
-              <w:t>0  7  3</w:t>
+              <w:t>5  5  1</w:t>
             </w:r>
           </w:p>
         </w:tc>
@@ -1403,7 +1403,7 @@
                 <w:b/>
                 <w:sz w:val="25"/>
               </w:rPr>
-              <w:t>10/23(五)</w:t>
+              <w:t>10/24(六)</w:t>
             </w:r>
           </w:p>
         </w:tc>
@@ -1426,7 +1426,7 @@
                 <w:b/>
                 <w:sz w:val="25"/>
               </w:rPr>
-              <w:t>5  5  1</w:t>
+              <w:t>6  3  6</w:t>
             </w:r>
           </w:p>
         </w:tc>
@@ -1454,7 +1454,7 @@
                 <w:b/>
                 <w:sz w:val="25"/>
               </w:rPr>
-              <w:t>10/24(六)</w:t>
+              <w:t>10/26(一)</w:t>
             </w:r>
           </w:p>
         </w:tc>
@@ -1477,7 +1477,7 @@
                 <w:b/>
                 <w:sz w:val="25"/>
               </w:rPr>
-              <w:t>6  3  6</w:t>
+              <w:t>2  3  0</w:t>
             </w:r>
           </w:p>
         </w:tc>
@@ -1505,7 +1505,7 @@
                 <w:b/>
                 <w:sz w:val="25"/>
               </w:rPr>
-              <w:t>10/26(一)</w:t>
+              <w:t>10/27(二)</w:t>
             </w:r>
           </w:p>
         </w:tc>
@@ -1528,7 +1528,7 @@
                 <w:b/>
                 <w:sz w:val="25"/>
               </w:rPr>
-              <w:t>2  3  0</w:t>
+              <w:t>6  9  8</w:t>
             </w:r>
           </w:p>
         </w:tc>
@@ -2878,7 +2878,7 @@
                 <w:b/>
                 <w:sz w:val="25"/>
               </w:rPr>
-              <w:t>10/15(四)</w:t>
+              <w:t>10/16(五)</w:t>
             </w:r>
           </w:p>
         </w:tc>
@@ -2902,7 +2902,7 @@
                 <w:b/>
                 <w:sz w:val="25"/>
               </w:rPr>
-              <w:t>8  9  8  1</w:t>
+              <w:t>1  5  0  1</w:t>
             </w:r>
           </w:p>
         </w:tc>
@@ -2930,7 +2930,7 @@
                 <w:b/>
                 <w:sz w:val="25"/>
               </w:rPr>
-              <w:t>10/16(五)</w:t>
+              <w:t>10/17(六)</w:t>
             </w:r>
           </w:p>
         </w:tc>
@@ -2953,7 +2953,7 @@
                 <w:b/>
                 <w:sz w:val="25"/>
               </w:rPr>
-              <w:t>1  5  0  1</w:t>
+              <w:t>0  4  5  7</w:t>
             </w:r>
           </w:p>
         </w:tc>
@@ -2981,7 +2981,7 @@
                 <w:b/>
                 <w:sz w:val="25"/>
               </w:rPr>
-              <w:t>10/17(六)</w:t>
+              <w:t>10/19(一)</w:t>
             </w:r>
           </w:p>
         </w:tc>
@@ -3004,7 +3004,7 @@
                 <w:b/>
                 <w:sz w:val="25"/>
               </w:rPr>
-              <w:t>0  4  5  7</w:t>
+              <w:t>9  6  9  9</w:t>
             </w:r>
           </w:p>
         </w:tc>
@@ -3032,7 +3032,7 @@
                 <w:b/>
                 <w:sz w:val="25"/>
               </w:rPr>
-              <w:t>10/19(一)</w:t>
+              <w:t>10/20(二)</w:t>
             </w:r>
           </w:p>
         </w:tc>
@@ -3055,7 +3055,7 @@
                 <w:b/>
                 <w:sz w:val="25"/>
               </w:rPr>
-              <w:t>9  6  9  9</w:t>
+              <w:t>7  7  5  2</w:t>
             </w:r>
           </w:p>
         </w:tc>
@@ -3083,7 +3083,7 @@
                 <w:b/>
                 <w:sz w:val="25"/>
               </w:rPr>
-              <w:t>10/20(二)</w:t>
+              <w:t>10/21(三)</w:t>
             </w:r>
           </w:p>
         </w:tc>
@@ -3106,7 +3106,7 @@
                 <w:b/>
                 <w:sz w:val="25"/>
               </w:rPr>
-              <w:t>7  7  5  2</w:t>
+              <w:t>4  9  1  4</w:t>
             </w:r>
           </w:p>
         </w:tc>
@@ -3134,7 +3134,7 @@
                 <w:b/>
                 <w:sz w:val="25"/>
               </w:rPr>
-              <w:t>10/21(三)</w:t>
+              <w:t>10/22(四)</w:t>
             </w:r>
           </w:p>
         </w:tc>
@@ -3157,7 +3157,7 @@
                 <w:b/>
                 <w:sz w:val="25"/>
               </w:rPr>
-              <w:t>4  9  1  4</w:t>
+              <w:t>9  1  2  6</w:t>
             </w:r>
           </w:p>
         </w:tc>
@@ -3185,7 +3185,7 @@
                 <w:b/>
                 <w:sz w:val="25"/>
               </w:rPr>
-              <w:t>10/22(四)</w:t>
+              <w:t>10/23(五)</w:t>
             </w:r>
           </w:p>
         </w:tc>
@@ -3208,7 +3208,7 @@
                 <w:b/>
                 <w:sz w:val="25"/>
               </w:rPr>
-              <w:t>9  1  2  6</w:t>
+              <w:t>7  6  0  4</w:t>
             </w:r>
           </w:p>
         </w:tc>
@@ -3236,7 +3236,7 @@
                 <w:b/>
                 <w:sz w:val="25"/>
               </w:rPr>
-              <w:t>10/23(五)</w:t>
+              <w:t>10/24(六)</w:t>
             </w:r>
           </w:p>
         </w:tc>
@@ -3259,7 +3259,7 @@
                 <w:b/>
                 <w:sz w:val="25"/>
               </w:rPr>
-              <w:t>7  6  0  4</w:t>
+              <w:t>9  5  3  3</w:t>
             </w:r>
           </w:p>
         </w:tc>
@@ -3287,7 +3287,7 @@
                 <w:b/>
                 <w:sz w:val="25"/>
               </w:rPr>
-              <w:t>10/24(六)</w:t>
+              <w:t>10/26(一)</w:t>
             </w:r>
           </w:p>
         </w:tc>
@@ -3310,7 +3310,7 @@
                 <w:b/>
                 <w:sz w:val="25"/>
               </w:rPr>
-              <w:t>9  5  3  3</w:t>
+              <w:t>2  7  1  4</w:t>
             </w:r>
           </w:p>
         </w:tc>
@@ -3338,7 +3338,7 @@
                 <w:b/>
                 <w:sz w:val="25"/>
               </w:rPr>
-              <w:t>10/26(一)</w:t>
+              <w:t>10/27(二)</w:t>
             </w:r>
           </w:p>
         </w:tc>
@@ -3361,7 +3361,7 @@
                 <w:b/>
                 <w:sz w:val="25"/>
               </w:rPr>
-              <w:t>2  7  1  4</w:t>
+              <w:t>7  4  3  6</w:t>
             </w:r>
           </w:p>
         </w:tc>
@@ -3586,7 +3586,7 @@
                 <w:b/>
                 <w:sz w:val="25"/>
               </w:rPr>
-              <w:t>115000090</w:t>
+              <w:t>115000091</w:t>
             </w:r>
           </w:p>
         </w:tc>
@@ -3610,7 +3610,7 @@
                 <w:b/>
                 <w:sz w:val="25"/>
               </w:rPr>
-              <w:t>115.09.22</w:t>
+              <w:t>115.09.25</w:t>
             </w:r>
           </w:p>
         </w:tc>
@@ -3634,7 +3634,7 @@
                 <w:b/>
                 <w:sz w:val="25"/>
               </w:rPr>
-              <w:t>14  15  18  30  35  45</w:t>
+              <w:t>05  13  24  25  28  33</w:t>
             </w:r>
           </w:p>
         </w:tc>
@@ -3658,7 +3658,7 @@
                 <w:b/>
                 <w:sz w:val="25"/>
               </w:rPr>
-              <w:t>10</w:t>
+              <w:t>40</w:t>
             </w:r>
           </w:p>
         </w:tc>
@@ -3687,7 +3687,7 @@
                 <w:b/>
                 <w:sz w:val="25"/>
               </w:rPr>
-              <w:t>115000091</w:t>
+              <w:t>115000092</w:t>
             </w:r>
           </w:p>
         </w:tc>
@@ -3711,7 +3711,7 @@
                 <w:b/>
                 <w:sz w:val="25"/>
               </w:rPr>
-              <w:t>115.09.25</w:t>
+              <w:t>115.09.29</w:t>
             </w:r>
           </w:p>
         </w:tc>
@@ -3735,7 +3735,7 @@
                 <w:b/>
                 <w:sz w:val="25"/>
               </w:rPr>
-              <w:t>05  13  24  25  28  33</w:t>
+              <w:t>01  02  04  13  30  38</w:t>
             </w:r>
           </w:p>
         </w:tc>
@@ -3759,7 +3759,7 @@
                 <w:b/>
                 <w:sz w:val="25"/>
               </w:rPr>
-              <w:t>40</w:t>
+              <w:t>27</w:t>
             </w:r>
           </w:p>
         </w:tc>
@@ -3788,7 +3788,7 @@
                 <w:b/>
                 <w:sz w:val="25"/>
               </w:rPr>
-              <w:t>115000092</w:t>
+              <w:t>115000093</w:t>
             </w:r>
           </w:p>
         </w:tc>
@@ -3812,7 +3812,7 @@
                 <w:b/>
                 <w:sz w:val="25"/>
               </w:rPr>
-              <w:t>115.09.29</w:t>
+              <w:t>115.10.02</w:t>
             </w:r>
           </w:p>
         </w:tc>
@@ -3836,7 +3836,7 @@
                 <w:b/>
                 <w:sz w:val="25"/>
               </w:rPr>
-              <w:t>01  02  04  13  30  38</w:t>
+              <w:t>04  14  20  26  40  47</w:t>
             </w:r>
           </w:p>
         </w:tc>
@@ -3860,7 +3860,7 @@
                 <w:b/>
                 <w:sz w:val="25"/>
               </w:rPr>
-              <w:t>27</w:t>
+              <w:t>42</w:t>
             </w:r>
           </w:p>
         </w:tc>
@@ -3889,7 +3889,7 @@
                 <w:b/>
                 <w:sz w:val="25"/>
               </w:rPr>
-              <w:t>115000093</w:t>
+              <w:t>115000094</w:t>
             </w:r>
           </w:p>
         </w:tc>
@@ -3913,7 +3913,7 @@
                 <w:b/>
                 <w:sz w:val="25"/>
               </w:rPr>
-              <w:t>115.10.02</w:t>
+              <w:t>115.10.06</w:t>
             </w:r>
           </w:p>
         </w:tc>
@@ -3937,7 +3937,7 @@
                 <w:b/>
                 <w:sz w:val="25"/>
               </w:rPr>
-              <w:t>04  14  20  26  40  47</w:t>
+              <w:t>04  06  20  32  36  39</w:t>
             </w:r>
           </w:p>
         </w:tc>
@@ -3961,7 +3961,7 @@
                 <w:b/>
                 <w:sz w:val="25"/>
               </w:rPr>
-              <w:t>42</w:t>
+              <w:t>23</w:t>
             </w:r>
           </w:p>
         </w:tc>
@@ -3990,7 +3990,7 @@
                 <w:b/>
                 <w:sz w:val="25"/>
               </w:rPr>
-              <w:t>115000094</w:t>
+              <w:t>115000095</w:t>
             </w:r>
           </w:p>
         </w:tc>
@@ -4014,7 +4014,7 @@
                 <w:b/>
                 <w:sz w:val="25"/>
               </w:rPr>
-              <w:t>115.10.06</w:t>
+              <w:t>115.10.09</w:t>
             </w:r>
           </w:p>
         </w:tc>
@@ -4038,7 +4038,7 @@
                 <w:b/>
                 <w:sz w:val="25"/>
               </w:rPr>
-              <w:t>04  06  20  32  36  39</w:t>
+              <w:t>03  09  11  25  34  41</w:t>
             </w:r>
           </w:p>
         </w:tc>
@@ -4062,7 +4062,7 @@
                 <w:b/>
                 <w:sz w:val="25"/>
               </w:rPr>
-              <w:t>23</w:t>
+              <w:t>27</w:t>
             </w:r>
           </w:p>
         </w:tc>
@@ -4091,7 +4091,7 @@
                 <w:b/>
                 <w:sz w:val="25"/>
               </w:rPr>
-              <w:t>115000095</w:t>
+              <w:t>115000096</w:t>
             </w:r>
           </w:p>
         </w:tc>
@@ -4115,7 +4115,7 @@
                 <w:b/>
                 <w:sz w:val="25"/>
               </w:rPr>
-              <w:t>115.10.09</w:t>
+              <w:t>115.10.13</w:t>
             </w:r>
           </w:p>
         </w:tc>
@@ -4139,7 +4139,7 @@
                 <w:b/>
                 <w:sz w:val="25"/>
               </w:rPr>
-              <w:t>03  09  11  25  34  41</w:t>
+              <w:t>03  31  35  36  47  48</w:t>
             </w:r>
           </w:p>
         </w:tc>
@@ -4163,7 +4163,7 @@
                 <w:b/>
                 <w:sz w:val="25"/>
               </w:rPr>
-              <w:t>27</w:t>
+              <w:t>32</w:t>
             </w:r>
           </w:p>
         </w:tc>
@@ -4192,7 +4192,7 @@
                 <w:b/>
                 <w:sz w:val="25"/>
               </w:rPr>
-              <w:t>115000096</w:t>
+              <w:t>115000097</w:t>
             </w:r>
           </w:p>
         </w:tc>
@@ -4216,7 +4216,7 @@
                 <w:b/>
                 <w:sz w:val="25"/>
               </w:rPr>
-              <w:t>115.10.13</w:t>
+              <w:t>115.10.16</w:t>
             </w:r>
           </w:p>
         </w:tc>
@@ -4240,7 +4240,7 @@
                 <w:b/>
                 <w:sz w:val="25"/>
               </w:rPr>
-              <w:t>03  31  35  36  47  48</w:t>
+              <w:t>06  15  21  40  43  49</w:t>
             </w:r>
           </w:p>
         </w:tc>
@@ -4264,7 +4264,7 @@
                 <w:b/>
                 <w:sz w:val="25"/>
               </w:rPr>
-              <w:t>32</w:t>
+              <w:t>30</w:t>
             </w:r>
           </w:p>
         </w:tc>
@@ -4293,7 +4293,7 @@
                 <w:b/>
                 <w:sz w:val="25"/>
               </w:rPr>
-              <w:t>115000097</w:t>
+              <w:t>115000098</w:t>
             </w:r>
           </w:p>
         </w:tc>
@@ -4317,7 +4317,7 @@
                 <w:b/>
                 <w:sz w:val="25"/>
               </w:rPr>
-              <w:t>115.10.16</w:t>
+              <w:t>115.10.20</w:t>
             </w:r>
           </w:p>
         </w:tc>
@@ -4341,7 +4341,7 @@
                 <w:b/>
                 <w:sz w:val="25"/>
               </w:rPr>
-              <w:t>06  15  21  40  43  49</w:t>
+              <w:t>02  05  19  33  40  43</w:t>
             </w:r>
           </w:p>
         </w:tc>
@@ -4365,7 +4365,7 @@
                 <w:b/>
                 <w:sz w:val="25"/>
               </w:rPr>
-              <w:t>30</w:t>
+              <w:t>06</w:t>
             </w:r>
           </w:p>
         </w:tc>
@@ -4394,7 +4394,7 @@
                 <w:b/>
                 <w:sz w:val="25"/>
               </w:rPr>
-              <w:t>115000098</w:t>
+              <w:t>115000099</w:t>
             </w:r>
           </w:p>
         </w:tc>
@@ -4418,7 +4418,7 @@
                 <w:b/>
                 <w:sz w:val="25"/>
               </w:rPr>
-              <w:t>115.10.20</w:t>
+              <w:t>115.10.23</w:t>
             </w:r>
           </w:p>
         </w:tc>
@@ -4442,7 +4442,7 @@
                 <w:b/>
                 <w:sz w:val="25"/>
               </w:rPr>
-              <w:t>02  05  19  33  40  43</w:t>
+              <w:t>09  10  33  38  40  45</w:t>
             </w:r>
           </w:p>
         </w:tc>
@@ -4466,7 +4466,7 @@
                 <w:b/>
                 <w:sz w:val="25"/>
               </w:rPr>
-              <w:t>06</w:t>
+              <w:t>02</w:t>
             </w:r>
           </w:p>
         </w:tc>
@@ -4495,7 +4495,7 @@
                 <w:b/>
                 <w:sz w:val="25"/>
               </w:rPr>
-              <w:t>115000099</w:t>
+              <w:t>115000100</w:t>
             </w:r>
           </w:p>
         </w:tc>
@@ -4519,7 +4519,7 @@
                 <w:b/>
                 <w:sz w:val="25"/>
               </w:rPr>
-              <w:t>115.10.23</w:t>
+              <w:t>115.10.27</w:t>
             </w:r>
           </w:p>
         </w:tc>
@@ -4543,7 +4543,7 @@
                 <w:b/>
                 <w:sz w:val="25"/>
               </w:rPr>
-              <w:t>09  10  33  38  40  45</w:t>
+              <w:t>08  14  16  34  38  41</w:t>
             </w:r>
           </w:p>
         </w:tc>
@@ -4567,7 +4567,7 @@
                 <w:b/>
                 <w:sz w:val="25"/>
               </w:rPr>
-              <w:t>02</w:t>
+              <w:t>09</w:t>
             </w:r>
           </w:p>
         </w:tc>

--- a/最新開獎紀錄.docx
+++ b/最新開獎紀錄.docx
@@ -173,7 +173,7 @@
                 <w:b/>
                 <w:sz w:val="25"/>
               </w:rPr>
-              <w:t>115000251</w:t>
+              <w:t>115000252</w:t>
             </w:r>
           </w:p>
         </w:tc>
@@ -197,7 +197,7 @@
                 <w:b/>
                 <w:sz w:val="25"/>
               </w:rPr>
-              <w:t>115.10.16</w:t>
+              <w:t>115.10.17</w:t>
             </w:r>
           </w:p>
         </w:tc>
@@ -221,7 +221,7 @@
                 <w:b/>
                 <w:sz w:val="25"/>
               </w:rPr>
-              <w:t>09  23  24  25  32</w:t>
+              <w:t>10  20  26  32  39</w:t>
             </w:r>
           </w:p>
         </w:tc>
@@ -250,7 +250,7 @@
                 <w:b/>
                 <w:sz w:val="25"/>
               </w:rPr>
-              <w:t>115000252</w:t>
+              <w:t>115000253</w:t>
             </w:r>
           </w:p>
         </w:tc>
@@ -274,7 +274,7 @@
                 <w:b/>
                 <w:sz w:val="25"/>
               </w:rPr>
-              <w:t>115.10.17</w:t>
+              <w:t>115.10.19</w:t>
             </w:r>
           </w:p>
         </w:tc>
@@ -298,7 +298,7 @@
                 <w:b/>
                 <w:sz w:val="25"/>
               </w:rPr>
-              <w:t>10  20  26  32  39</w:t>
+              <w:t>04  12  16  22  36</w:t>
             </w:r>
           </w:p>
         </w:tc>
@@ -327,7 +327,7 @@
                 <w:b/>
                 <w:sz w:val="25"/>
               </w:rPr>
-              <w:t>115000253</w:t>
+              <w:t>115000254</w:t>
             </w:r>
           </w:p>
         </w:tc>
@@ -351,7 +351,7 @@
                 <w:b/>
                 <w:sz w:val="25"/>
               </w:rPr>
-              <w:t>115.10.19</w:t>
+              <w:t>115.10.20</w:t>
             </w:r>
           </w:p>
         </w:tc>
@@ -375,7 +375,7 @@
                 <w:b/>
                 <w:sz w:val="25"/>
               </w:rPr>
-              <w:t>04  12  16  22  36</w:t>
+              <w:t>01  15  30  36  38</w:t>
             </w:r>
           </w:p>
         </w:tc>
@@ -404,7 +404,7 @@
                 <w:b/>
                 <w:sz w:val="25"/>
               </w:rPr>
-              <w:t>115000254</w:t>
+              <w:t>115000255</w:t>
             </w:r>
           </w:p>
         </w:tc>
@@ -428,7 +428,7 @@
                 <w:b/>
                 <w:sz w:val="25"/>
               </w:rPr>
-              <w:t>115.10.20</w:t>
+              <w:t>115.10.21</w:t>
             </w:r>
           </w:p>
         </w:tc>
@@ -452,7 +452,7 @@
                 <w:b/>
                 <w:sz w:val="25"/>
               </w:rPr>
-              <w:t>01  15  30  36  38</w:t>
+              <w:t>04  08  15  18  28</w:t>
             </w:r>
           </w:p>
         </w:tc>
@@ -481,7 +481,7 @@
                 <w:b/>
                 <w:sz w:val="25"/>
               </w:rPr>
-              <w:t>115000255</w:t>
+              <w:t>115000256</w:t>
             </w:r>
           </w:p>
         </w:tc>
@@ -505,7 +505,7 @@
                 <w:b/>
                 <w:sz w:val="25"/>
               </w:rPr>
-              <w:t>115.10.21</w:t>
+              <w:t>115.10.22</w:t>
             </w:r>
           </w:p>
         </w:tc>
@@ -529,7 +529,7 @@
                 <w:b/>
                 <w:sz w:val="25"/>
               </w:rPr>
-              <w:t>04  08  15  18  28</w:t>
+              <w:t>03  08  14  23  28</w:t>
             </w:r>
           </w:p>
         </w:tc>
@@ -558,7 +558,7 @@
                 <w:b/>
                 <w:sz w:val="25"/>
               </w:rPr>
-              <w:t>115000256</w:t>
+              <w:t>115000257</w:t>
             </w:r>
           </w:p>
         </w:tc>
@@ -582,7 +582,7 @@
                 <w:b/>
                 <w:sz w:val="25"/>
               </w:rPr>
-              <w:t>115.10.22</w:t>
+              <w:t>115.10.23</w:t>
             </w:r>
           </w:p>
         </w:tc>
@@ -606,7 +606,7 @@
                 <w:b/>
                 <w:sz w:val="25"/>
               </w:rPr>
-              <w:t>03  08  14  23  28</w:t>
+              <w:t>03  07  14  17  27</w:t>
             </w:r>
           </w:p>
         </w:tc>
@@ -635,7 +635,7 @@
                 <w:b/>
                 <w:sz w:val="25"/>
               </w:rPr>
-              <w:t>115000257</w:t>
+              <w:t>115000258</w:t>
             </w:r>
           </w:p>
         </w:tc>
@@ -659,7 +659,7 @@
                 <w:b/>
                 <w:sz w:val="25"/>
               </w:rPr>
-              <w:t>115.10.23</w:t>
+              <w:t>115.10.24</w:t>
             </w:r>
           </w:p>
         </w:tc>
@@ -683,7 +683,7 @@
                 <w:b/>
                 <w:sz w:val="25"/>
               </w:rPr>
-              <w:t>03  07  14  17  27</w:t>
+              <w:t>01  17  24  27  35</w:t>
             </w:r>
           </w:p>
         </w:tc>
@@ -712,7 +712,7 @@
                 <w:b/>
                 <w:sz w:val="25"/>
               </w:rPr>
-              <w:t>115000258</w:t>
+              <w:t>115000259</w:t>
             </w:r>
           </w:p>
         </w:tc>
@@ -736,7 +736,7 @@
                 <w:b/>
                 <w:sz w:val="25"/>
               </w:rPr>
-              <w:t>115.10.24</w:t>
+              <w:t>115.10.26</w:t>
             </w:r>
           </w:p>
         </w:tc>
@@ -760,7 +760,7 @@
                 <w:b/>
                 <w:sz w:val="25"/>
               </w:rPr>
-              <w:t>01  17  24  27  35</w:t>
+              <w:t>13  15  19  28  35</w:t>
             </w:r>
           </w:p>
         </w:tc>
@@ -789,7 +789,7 @@
                 <w:b/>
                 <w:sz w:val="25"/>
               </w:rPr>
-              <w:t>115000259</w:t>
+              <w:t>115000260</w:t>
             </w:r>
           </w:p>
         </w:tc>
@@ -813,7 +813,7 @@
                 <w:b/>
                 <w:sz w:val="25"/>
               </w:rPr>
-              <w:t>115.10.26</w:t>
+              <w:t>115.10.27</w:t>
             </w:r>
           </w:p>
         </w:tc>
@@ -837,7 +837,7 @@
                 <w:b/>
                 <w:sz w:val="25"/>
               </w:rPr>
-              <w:t>13  15  19  28  35</w:t>
+              <w:t>02  06  15  27  28</w:t>
             </w:r>
           </w:p>
         </w:tc>
@@ -866,7 +866,7 @@
                 <w:b/>
                 <w:sz w:val="25"/>
               </w:rPr>
-              <w:t>115000260</w:t>
+              <w:t>115000261</w:t>
             </w:r>
           </w:p>
         </w:tc>
@@ -890,7 +890,7 @@
                 <w:b/>
                 <w:sz w:val="25"/>
               </w:rPr>
-              <w:t>115.10.27</w:t>
+              <w:t>115.10.28</w:t>
             </w:r>
           </w:p>
         </w:tc>
@@ -914,7 +914,7 @@
                 <w:b/>
                 <w:sz w:val="25"/>
               </w:rPr>
-              <w:t>02  06  15  27  28</w:t>
+              <w:t>06  11  13  19  35</w:t>
             </w:r>
           </w:p>
         </w:tc>
@@ -1045,7 +1045,7 @@
                 <w:b/>
                 <w:sz w:val="25"/>
               </w:rPr>
-              <w:t>10/16(五)</w:t>
+              <w:t>10/17(六)</w:t>
             </w:r>
           </w:p>
         </w:tc>
@@ -1069,7 +1069,7 @@
                 <w:b/>
                 <w:sz w:val="25"/>
               </w:rPr>
-              <w:t>1  4  1</w:t>
+              <w:t>6  1  1</w:t>
             </w:r>
           </w:p>
         </w:tc>
@@ -1097,7 +1097,7 @@
                 <w:b/>
                 <w:sz w:val="25"/>
               </w:rPr>
-              <w:t>10/17(六)</w:t>
+              <w:t>10/19(一)</w:t>
             </w:r>
           </w:p>
         </w:tc>
@@ -1120,7 +1120,7 @@
                 <w:b/>
                 <w:sz w:val="25"/>
               </w:rPr>
-              <w:t>6  1  1</w:t>
+              <w:t>7  6  1</w:t>
             </w:r>
           </w:p>
         </w:tc>
@@ -1148,7 +1148,7 @@
                 <w:b/>
                 <w:sz w:val="25"/>
               </w:rPr>
-              <w:t>10/19(一)</w:t>
+              <w:t>10/20(二)</w:t>
             </w:r>
           </w:p>
         </w:tc>
@@ -1171,7 +1171,7 @@
                 <w:b/>
                 <w:sz w:val="25"/>
               </w:rPr>
-              <w:t>7  6  1</w:t>
+              <w:t>8  7  0</w:t>
             </w:r>
           </w:p>
         </w:tc>
@@ -1199,7 +1199,7 @@
                 <w:b/>
                 <w:sz w:val="25"/>
               </w:rPr>
-              <w:t>10/20(二)</w:t>
+              <w:t>10/21(三)</w:t>
             </w:r>
           </w:p>
         </w:tc>
@@ -1222,7 +1222,7 @@
                 <w:b/>
                 <w:sz w:val="25"/>
               </w:rPr>
-              <w:t>8  7  0</w:t>
+              <w:t>5  5  6</w:t>
             </w:r>
           </w:p>
         </w:tc>
@@ -1250,7 +1250,7 @@
                 <w:b/>
                 <w:sz w:val="25"/>
               </w:rPr>
-              <w:t>10/21(三)</w:t>
+              <w:t>10/22(四)</w:t>
             </w:r>
           </w:p>
         </w:tc>
@@ -1273,7 +1273,7 @@
                 <w:b/>
                 <w:sz w:val="25"/>
               </w:rPr>
-              <w:t>5  5  6</w:t>
+              <w:t>0  7  3</w:t>
             </w:r>
           </w:p>
         </w:tc>
@@ -1301,7 +1301,7 @@
                 <w:b/>
                 <w:sz w:val="25"/>
               </w:rPr>
-              <w:t>10/22(四)</w:t>
+              <w:t>10/23(五)</w:t>
             </w:r>
           </w:p>
         </w:tc>
@@ -1324,7 +1324,7 @@
                 <w:b/>
                 <w:sz w:val="25"/>
               </w:rPr>
-              <w:t>0  7  3</w:t>
+              <w:t>5  5  1</w:t>
             </w:r>
           </w:p>
         </w:tc>
@@ -1352,7 +1352,7 @@
                 <w:b/>
                 <w:sz w:val="25"/>
               </w:rPr>
-              <w:t>10/23(五)</w:t>
+              <w:t>10/24(六)</w:t>
             </w:r>
           </w:p>
         </w:tc>
@@ -1375,7 +1375,7 @@
                 <w:b/>
                 <w:sz w:val="25"/>
               </w:rPr>
-              <w:t>5  5  1</w:t>
+              <w:t>6  3  6</w:t>
             </w:r>
           </w:p>
         </w:tc>
@@ -1403,7 +1403,7 @@
                 <w:b/>
                 <w:sz w:val="25"/>
               </w:rPr>
-              <w:t>10/24(六)</w:t>
+              <w:t>10/26(一)</w:t>
             </w:r>
           </w:p>
         </w:tc>
@@ -1426,7 +1426,7 @@
                 <w:b/>
                 <w:sz w:val="25"/>
               </w:rPr>
-              <w:t>6  3  6</w:t>
+              <w:t>2  3  0</w:t>
             </w:r>
           </w:p>
         </w:tc>
@@ -1454,7 +1454,7 @@
                 <w:b/>
                 <w:sz w:val="25"/>
               </w:rPr>
-              <w:t>10/26(一)</w:t>
+              <w:t>10/27(二)</w:t>
             </w:r>
           </w:p>
         </w:tc>
@@ -1477,7 +1477,7 @@
                 <w:b/>
                 <w:sz w:val="25"/>
               </w:rPr>
-              <w:t>2  3  0</w:t>
+              <w:t>6  9  8</w:t>
             </w:r>
           </w:p>
         </w:tc>
@@ -1505,7 +1505,7 @@
                 <w:b/>
                 <w:sz w:val="25"/>
               </w:rPr>
-              <w:t>10/27(二)</w:t>
+              <w:t>10/28(三)</w:t>
             </w:r>
           </w:p>
         </w:tc>
@@ -1528,7 +1528,7 @@
                 <w:b/>
                 <w:sz w:val="25"/>
               </w:rPr>
-              <w:t>6  9  8</w:t>
+              <w:t>4  7  4</w:t>
             </w:r>
           </w:p>
         </w:tc>
@@ -2878,7 +2878,7 @@
                 <w:b/>
                 <w:sz w:val="25"/>
               </w:rPr>
-              <w:t>10/16(五)</w:t>
+              <w:t>10/17(六)</w:t>
             </w:r>
           </w:p>
         </w:tc>
@@ -2902,7 +2902,7 @@
                 <w:b/>
                 <w:sz w:val="25"/>
               </w:rPr>
-              <w:t>1  5  0  1</w:t>
+              <w:t>0  4  5  7</w:t>
             </w:r>
           </w:p>
         </w:tc>
@@ -2930,7 +2930,7 @@
                 <w:b/>
                 <w:sz w:val="25"/>
               </w:rPr>
-              <w:t>10/17(六)</w:t>
+              <w:t>10/19(一)</w:t>
             </w:r>
           </w:p>
         </w:tc>
@@ -2953,7 +2953,7 @@
                 <w:b/>
                 <w:sz w:val="25"/>
               </w:rPr>
-              <w:t>0  4  5  7</w:t>
+              <w:t>9  6  9  9</w:t>
             </w:r>
           </w:p>
         </w:tc>
@@ -2981,7 +2981,7 @@
                 <w:b/>
                 <w:sz w:val="25"/>
               </w:rPr>
-              <w:t>10/19(一)</w:t>
+              <w:t>10/20(二)</w:t>
             </w:r>
           </w:p>
         </w:tc>
@@ -3004,7 +3004,7 @@
                 <w:b/>
                 <w:sz w:val="25"/>
               </w:rPr>
-              <w:t>9  6  9  9</w:t>
+              <w:t>7  7  5  2</w:t>
             </w:r>
           </w:p>
         </w:tc>
@@ -3032,7 +3032,7 @@
                 <w:b/>
                 <w:sz w:val="25"/>
               </w:rPr>
-              <w:t>10/20(二)</w:t>
+              <w:t>10/21(三)</w:t>
             </w:r>
           </w:p>
         </w:tc>
@@ -3055,7 +3055,7 @@
                 <w:b/>
                 <w:sz w:val="25"/>
               </w:rPr>
-              <w:t>7  7  5  2</w:t>
+              <w:t>4  9  1  4</w:t>
             </w:r>
           </w:p>
         </w:tc>
@@ -3083,7 +3083,7 @@
                 <w:b/>
                 <w:sz w:val="25"/>
               </w:rPr>
-              <w:t>10/21(三)</w:t>
+              <w:t>10/22(四)</w:t>
             </w:r>
           </w:p>
         </w:tc>
@@ -3106,7 +3106,7 @@
                 <w:b/>
                 <w:sz w:val="25"/>
               </w:rPr>
-              <w:t>4  9  1  4</w:t>
+              <w:t>9  1  2  6</w:t>
             </w:r>
           </w:p>
         </w:tc>
@@ -3134,7 +3134,7 @@
                 <w:b/>
                 <w:sz w:val="25"/>
               </w:rPr>
-              <w:t>10/22(四)</w:t>
+              <w:t>10/23(五)</w:t>
             </w:r>
           </w:p>
         </w:tc>
@@ -3157,7 +3157,7 @@
                 <w:b/>
                 <w:sz w:val="25"/>
               </w:rPr>
-              <w:t>9  1  2  6</w:t>
+              <w:t>7  6  0  4</w:t>
             </w:r>
           </w:p>
         </w:tc>
@@ -3185,7 +3185,7 @@
                 <w:b/>
                 <w:sz w:val="25"/>
               </w:rPr>
-              <w:t>10/23(五)</w:t>
+              <w:t>10/24(六)</w:t>
             </w:r>
           </w:p>
         </w:tc>
@@ -3208,7 +3208,7 @@
                 <w:b/>
                 <w:sz w:val="25"/>
               </w:rPr>
-              <w:t>7  6  0  4</w:t>
+              <w:t>9  5  3  3</w:t>
             </w:r>
           </w:p>
         </w:tc>
@@ -3236,7 +3236,7 @@
                 <w:b/>
                 <w:sz w:val="25"/>
               </w:rPr>
-              <w:t>10/24(六)</w:t>
+              <w:t>10/26(一)</w:t>
             </w:r>
           </w:p>
         </w:tc>
@@ -3259,7 +3259,7 @@
                 <w:b/>
                 <w:sz w:val="25"/>
               </w:rPr>
-              <w:t>9  5  3  3</w:t>
+              <w:t>2  7  1  4</w:t>
             </w:r>
           </w:p>
         </w:tc>
@@ -3287,7 +3287,7 @@
                 <w:b/>
                 <w:sz w:val="25"/>
               </w:rPr>
-              <w:t>10/26(一)</w:t>
+              <w:t>10/27(二)</w:t>
             </w:r>
           </w:p>
         </w:tc>
@@ -3310,7 +3310,7 @@
                 <w:b/>
                 <w:sz w:val="25"/>
               </w:rPr>
-              <w:t>2  7  1  4</w:t>
+              <w:t>7  4  3  6</w:t>
             </w:r>
           </w:p>
         </w:tc>
@@ -3338,7 +3338,7 @@
                 <w:b/>
                 <w:sz w:val="25"/>
               </w:rPr>
-              <w:t>10/27(二)</w:t>
+              <w:t>10/28(三)</w:t>
             </w:r>
           </w:p>
         </w:tc>
@@ -3361,7 +3361,7 @@
                 <w:b/>
                 <w:sz w:val="25"/>
               </w:rPr>
-              <w:t>7  4  3  6</w:t>
+              <w:t>4  5  8  0</w:t>
             </w:r>
           </w:p>
         </w:tc>

--- a/最新開獎紀錄.docx
+++ b/最新開獎紀錄.docx
@@ -173,7 +173,7 @@
                 <w:b/>
                 <w:sz w:val="25"/>
               </w:rPr>
-              <w:t>115000252</w:t>
+              <w:t>115000253</w:t>
             </w:r>
           </w:p>
         </w:tc>
@@ -197,7 +197,7 @@
                 <w:b/>
                 <w:sz w:val="25"/>
               </w:rPr>
-              <w:t>115.10.17</w:t>
+              <w:t>115.10.19</w:t>
             </w:r>
           </w:p>
         </w:tc>
@@ -221,7 +221,7 @@
                 <w:b/>
                 <w:sz w:val="25"/>
               </w:rPr>
-              <w:t>10  20  26  32  39</w:t>
+              <w:t>04  12  16  22  36</w:t>
             </w:r>
           </w:p>
         </w:tc>
@@ -250,7 +250,7 @@
                 <w:b/>
                 <w:sz w:val="25"/>
               </w:rPr>
-              <w:t>115000253</w:t>
+              <w:t>115000254</w:t>
             </w:r>
           </w:p>
         </w:tc>
@@ -274,7 +274,7 @@
                 <w:b/>
                 <w:sz w:val="25"/>
               </w:rPr>
-              <w:t>115.10.19</w:t>
+              <w:t>115.10.20</w:t>
             </w:r>
           </w:p>
         </w:tc>
@@ -298,7 +298,7 @@
                 <w:b/>
                 <w:sz w:val="25"/>
               </w:rPr>
-              <w:t>04  12  16  22  36</w:t>
+              <w:t>01  15  30  36  38</w:t>
             </w:r>
           </w:p>
         </w:tc>
@@ -327,7 +327,7 @@
                 <w:b/>
                 <w:sz w:val="25"/>
               </w:rPr>
-              <w:t>115000254</w:t>
+              <w:t>115000255</w:t>
             </w:r>
           </w:p>
         </w:tc>
@@ -351,7 +351,7 @@
                 <w:b/>
                 <w:sz w:val="25"/>
               </w:rPr>
-              <w:t>115.10.20</w:t>
+              <w:t>115.10.21</w:t>
             </w:r>
           </w:p>
         </w:tc>
@@ -375,7 +375,7 @@
                 <w:b/>
                 <w:sz w:val="25"/>
               </w:rPr>
-              <w:t>01  15  30  36  38</w:t>
+              <w:t>04  08  15  18  28</w:t>
             </w:r>
           </w:p>
         </w:tc>
@@ -404,7 +404,7 @@
                 <w:b/>
                 <w:sz w:val="25"/>
               </w:rPr>
-              <w:t>115000255</w:t>
+              <w:t>115000256</w:t>
             </w:r>
           </w:p>
         </w:tc>
@@ -428,7 +428,7 @@
                 <w:b/>
                 <w:sz w:val="25"/>
               </w:rPr>
-              <w:t>115.10.21</w:t>
+              <w:t>115.10.22</w:t>
             </w:r>
           </w:p>
         </w:tc>
@@ -452,7 +452,7 @@
                 <w:b/>
                 <w:sz w:val="25"/>
               </w:rPr>
-              <w:t>04  08  15  18  28</w:t>
+              <w:t>03  08  14  23  28</w:t>
             </w:r>
           </w:p>
         </w:tc>
@@ -481,7 +481,7 @@
                 <w:b/>
                 <w:sz w:val="25"/>
               </w:rPr>
-              <w:t>115000256</w:t>
+              <w:t>115000257</w:t>
             </w:r>
           </w:p>
         </w:tc>
@@ -505,7 +505,7 @@
                 <w:b/>
                 <w:sz w:val="25"/>
               </w:rPr>
-              <w:t>115.10.22</w:t>
+              <w:t>115.10.23</w:t>
             </w:r>
           </w:p>
         </w:tc>
@@ -529,7 +529,7 @@
                 <w:b/>
                 <w:sz w:val="25"/>
               </w:rPr>
-              <w:t>03  08  14  23  28</w:t>
+              <w:t>03  07  14  17  27</w:t>
             </w:r>
           </w:p>
         </w:tc>
@@ -558,7 +558,7 @@
                 <w:b/>
                 <w:sz w:val="25"/>
               </w:rPr>
-              <w:t>115000257</w:t>
+              <w:t>115000258</w:t>
             </w:r>
           </w:p>
         </w:tc>
@@ -582,7 +582,7 @@
                 <w:b/>
                 <w:sz w:val="25"/>
               </w:rPr>
-              <w:t>115.10.23</w:t>
+              <w:t>115.10.24</w:t>
             </w:r>
           </w:p>
         </w:tc>
@@ -606,7 +606,7 @@
                 <w:b/>
                 <w:sz w:val="25"/>
               </w:rPr>
-              <w:t>03  07  14  17  27</w:t>
+              <w:t>01  17  24  27  35</w:t>
             </w:r>
           </w:p>
         </w:tc>
@@ -635,7 +635,7 @@
                 <w:b/>
                 <w:sz w:val="25"/>
               </w:rPr>
-              <w:t>115000258</w:t>
+              <w:t>115000259</w:t>
             </w:r>
           </w:p>
         </w:tc>
@@ -659,7 +659,7 @@
                 <w:b/>
                 <w:sz w:val="25"/>
               </w:rPr>
-              <w:t>115.10.24</w:t>
+              <w:t>115.10.26</w:t>
             </w:r>
           </w:p>
         </w:tc>
@@ -683,7 +683,7 @@
                 <w:b/>
                 <w:sz w:val="25"/>
               </w:rPr>
-              <w:t>01  17  24  27  35</w:t>
+              <w:t>13  15  19  28  35</w:t>
             </w:r>
           </w:p>
         </w:tc>
@@ -712,7 +712,7 @@
                 <w:b/>
                 <w:sz w:val="25"/>
               </w:rPr>
-              <w:t>115000259</w:t>
+              <w:t>115000260</w:t>
             </w:r>
           </w:p>
         </w:tc>
@@ -736,7 +736,7 @@
                 <w:b/>
                 <w:sz w:val="25"/>
               </w:rPr>
-              <w:t>115.10.26</w:t>
+              <w:t>115.10.27</w:t>
             </w:r>
           </w:p>
         </w:tc>
@@ -760,7 +760,7 @@
                 <w:b/>
                 <w:sz w:val="25"/>
               </w:rPr>
-              <w:t>13  15  19  28  35</w:t>
+              <w:t>02  06  15  27  28</w:t>
             </w:r>
           </w:p>
         </w:tc>
@@ -789,7 +789,7 @@
                 <w:b/>
                 <w:sz w:val="25"/>
               </w:rPr>
-              <w:t>115000260</w:t>
+              <w:t>115000261</w:t>
             </w:r>
           </w:p>
         </w:tc>
@@ -813,7 +813,7 @@
                 <w:b/>
                 <w:sz w:val="25"/>
               </w:rPr>
-              <w:t>115.10.27</w:t>
+              <w:t>115.10.28</w:t>
             </w:r>
           </w:p>
         </w:tc>
@@ -837,7 +837,7 @@
                 <w:b/>
                 <w:sz w:val="25"/>
               </w:rPr>
-              <w:t>02  06  15  27  28</w:t>
+              <w:t>06  11  13  19  35</w:t>
             </w:r>
           </w:p>
         </w:tc>
@@ -866,7 +866,7 @@
                 <w:b/>
                 <w:sz w:val="25"/>
               </w:rPr>
-              <w:t>115000261</w:t>
+              <w:t>115000262</w:t>
             </w:r>
           </w:p>
         </w:tc>
@@ -890,7 +890,7 @@
                 <w:b/>
                 <w:sz w:val="25"/>
               </w:rPr>
-              <w:t>115.10.28</w:t>
+              <w:t>115.10.29</w:t>
             </w:r>
           </w:p>
         </w:tc>
@@ -914,7 +914,7 @@
                 <w:b/>
                 <w:sz w:val="25"/>
               </w:rPr>
-              <w:t>06  11  13  19  35</w:t>
+              <w:t>02  11  14  21  22</w:t>
             </w:r>
           </w:p>
         </w:tc>
@@ -1045,7 +1045,7 @@
                 <w:b/>
                 <w:sz w:val="25"/>
               </w:rPr>
-              <w:t>10/17(六)</w:t>
+              <w:t>10/19(一)</w:t>
             </w:r>
           </w:p>
         </w:tc>
@@ -1069,7 +1069,7 @@
                 <w:b/>
                 <w:sz w:val="25"/>
               </w:rPr>
-              <w:t>6  1  1</w:t>
+              <w:t>7  6  1</w:t>
             </w:r>
           </w:p>
         </w:tc>
@@ -1097,7 +1097,7 @@
                 <w:b/>
                 <w:sz w:val="25"/>
               </w:rPr>
-              <w:t>10/19(一)</w:t>
+              <w:t>10/20(二)</w:t>
             </w:r>
           </w:p>
         </w:tc>
@@ -1120,7 +1120,7 @@
                 <w:b/>
                 <w:sz w:val="25"/>
               </w:rPr>
-              <w:t>7  6  1</w:t>
+              <w:t>8  7  0</w:t>
             </w:r>
           </w:p>
         </w:tc>
@@ -1148,7 +1148,7 @@
                 <w:b/>
                 <w:sz w:val="25"/>
               </w:rPr>
-              <w:t>10/20(二)</w:t>
+              <w:t>10/21(三)</w:t>
             </w:r>
           </w:p>
         </w:tc>
@@ -1171,7 +1171,7 @@
                 <w:b/>
                 <w:sz w:val="25"/>
               </w:rPr>
-              <w:t>8  7  0</w:t>
+              <w:t>5  5  6</w:t>
             </w:r>
           </w:p>
         </w:tc>
@@ -1199,7 +1199,7 @@
                 <w:b/>
                 <w:sz w:val="25"/>
               </w:rPr>
-              <w:t>10/21(三)</w:t>
+              <w:t>10/22(四)</w:t>
             </w:r>
           </w:p>
         </w:tc>
@@ -1222,7 +1222,7 @@
                 <w:b/>
                 <w:sz w:val="25"/>
               </w:rPr>
-              <w:t>5  5  6</w:t>
+              <w:t>0  7  3</w:t>
             </w:r>
           </w:p>
         </w:tc>
@@ -1250,7 +1250,7 @@
                 <w:b/>
                 <w:sz w:val="25"/>
               </w:rPr>
-              <w:t>10/22(四)</w:t>
+              <w:t>10/23(五)</w:t>
             </w:r>
           </w:p>
         </w:tc>
@@ -1273,7 +1273,7 @@
                 <w:b/>
                 <w:sz w:val="25"/>
               </w:rPr>
-              <w:t>0  7  3</w:t>
+              <w:t>5  5  1</w:t>
             </w:r>
           </w:p>
         </w:tc>
@@ -1301,7 +1301,7 @@
                 <w:b/>
                 <w:sz w:val="25"/>
               </w:rPr>
-              <w:t>10/23(五)</w:t>
+              <w:t>10/24(六)</w:t>
             </w:r>
           </w:p>
         </w:tc>
@@ -1324,7 +1324,7 @@
                 <w:b/>
                 <w:sz w:val="25"/>
               </w:rPr>
-              <w:t>5  5  1</w:t>
+              <w:t>6  3  6</w:t>
             </w:r>
           </w:p>
         </w:tc>
@@ -1352,7 +1352,7 @@
                 <w:b/>
                 <w:sz w:val="25"/>
               </w:rPr>
-              <w:t>10/24(六)</w:t>
+              <w:t>10/26(一)</w:t>
             </w:r>
           </w:p>
         </w:tc>
@@ -1375,7 +1375,7 @@
                 <w:b/>
                 <w:sz w:val="25"/>
               </w:rPr>
-              <w:t>6  3  6</w:t>
+              <w:t>2  3  0</w:t>
             </w:r>
           </w:p>
         </w:tc>
@@ -1403,7 +1403,7 @@
                 <w:b/>
                 <w:sz w:val="25"/>
               </w:rPr>
-              <w:t>10/26(一)</w:t>
+              <w:t>10/27(二)</w:t>
             </w:r>
           </w:p>
         </w:tc>
@@ -1426,7 +1426,7 @@
                 <w:b/>
                 <w:sz w:val="25"/>
               </w:rPr>
-              <w:t>2  3  0</w:t>
+              <w:t>6  9  8</w:t>
             </w:r>
           </w:p>
         </w:tc>
@@ -1454,7 +1454,7 @@
                 <w:b/>
                 <w:sz w:val="25"/>
               </w:rPr>
-              <w:t>10/27(二)</w:t>
+              <w:t>10/28(三)</w:t>
             </w:r>
           </w:p>
         </w:tc>
@@ -1477,7 +1477,7 @@
                 <w:b/>
                 <w:sz w:val="25"/>
               </w:rPr>
-              <w:t>6  9  8</w:t>
+              <w:t>4  7  4</w:t>
             </w:r>
           </w:p>
         </w:tc>
@@ -1505,7 +1505,7 @@
                 <w:b/>
                 <w:sz w:val="25"/>
               </w:rPr>
-              <w:t>10/28(三)</w:t>
+              <w:t>10/29(四)</w:t>
             </w:r>
           </w:p>
         </w:tc>
@@ -1528,7 +1528,7 @@
                 <w:b/>
                 <w:sz w:val="25"/>
               </w:rPr>
-              <w:t>4  7  4</w:t>
+              <w:t>0  4  3</w:t>
             </w:r>
           </w:p>
         </w:tc>
@@ -1766,7 +1766,7 @@
                 <w:b/>
                 <w:sz w:val="25"/>
               </w:rPr>
-              <w:t>115000077</w:t>
+              <w:t>115000078</w:t>
             </w:r>
           </w:p>
         </w:tc>
@@ -1790,7 +1790,7 @@
                 <w:b/>
                 <w:sz w:val="25"/>
               </w:rPr>
-              <w:t>115.09.24</w:t>
+              <w:t>115.09.28</w:t>
             </w:r>
           </w:p>
         </w:tc>
@@ -1814,7 +1814,7 @@
                 <w:b/>
                 <w:sz w:val="25"/>
               </w:rPr>
-              <w:t>03  08  25  27  30  31</w:t>
+              <w:t>01  02  04  17  29  34</w:t>
             </w:r>
           </w:p>
         </w:tc>
@@ -1867,7 +1867,7 @@
                 <w:b/>
                 <w:sz w:val="25"/>
               </w:rPr>
-              <w:t>115000078</w:t>
+              <w:t>115000079</w:t>
             </w:r>
           </w:p>
         </w:tc>
@@ -1891,7 +1891,7 @@
                 <w:b/>
                 <w:sz w:val="25"/>
               </w:rPr>
-              <w:t>115.09.28</w:t>
+              <w:t>115.10.01</w:t>
             </w:r>
           </w:p>
         </w:tc>
@@ -1915,7 +1915,7 @@
                 <w:b/>
                 <w:sz w:val="25"/>
               </w:rPr>
-              <w:t>01  02  04  17  29  34</w:t>
+              <w:t>02  04  18  26  33  37</w:t>
             </w:r>
           </w:p>
         </w:tc>
@@ -1939,7 +1939,7 @@
                 <w:b/>
                 <w:sz w:val="25"/>
               </w:rPr>
-              <w:t>01</w:t>
+              <w:t>03</w:t>
             </w:r>
           </w:p>
         </w:tc>
@@ -1968,7 +1968,7 @@
                 <w:b/>
                 <w:sz w:val="25"/>
               </w:rPr>
-              <w:t>115000079</w:t>
+              <w:t>115000080</w:t>
             </w:r>
           </w:p>
         </w:tc>
@@ -1992,7 +1992,7 @@
                 <w:b/>
                 <w:sz w:val="25"/>
               </w:rPr>
-              <w:t>115.10.01</w:t>
+              <w:t>115.10.05</w:t>
             </w:r>
           </w:p>
         </w:tc>
@@ -2016,7 +2016,7 @@
                 <w:b/>
                 <w:sz w:val="25"/>
               </w:rPr>
-              <w:t>02  04  18  26  33  37</w:t>
+              <w:t>02  06  17  21  26  37</w:t>
             </w:r>
           </w:p>
         </w:tc>
@@ -2040,7 +2040,7 @@
                 <w:b/>
                 <w:sz w:val="25"/>
               </w:rPr>
-              <w:t>03</w:t>
+              <w:t>06</w:t>
             </w:r>
           </w:p>
         </w:tc>
@@ -2069,7 +2069,7 @@
                 <w:b/>
                 <w:sz w:val="25"/>
               </w:rPr>
-              <w:t>115000080</w:t>
+              <w:t>115000081</w:t>
             </w:r>
           </w:p>
         </w:tc>
@@ -2093,7 +2093,7 @@
                 <w:b/>
                 <w:sz w:val="25"/>
               </w:rPr>
-              <w:t>115.10.05</w:t>
+              <w:t>115.10.08</w:t>
             </w:r>
           </w:p>
         </w:tc>
@@ -2117,7 +2117,7 @@
                 <w:b/>
                 <w:sz w:val="25"/>
               </w:rPr>
-              <w:t>02  06  17  21  26  37</w:t>
+              <w:t>04  23  27  28  29  38</w:t>
             </w:r>
           </w:p>
         </w:tc>
@@ -2141,7 +2141,7 @@
                 <w:b/>
                 <w:sz w:val="25"/>
               </w:rPr>
-              <w:t>06</w:t>
+              <w:t>05</w:t>
             </w:r>
           </w:p>
         </w:tc>
@@ -2170,7 +2170,7 @@
                 <w:b/>
                 <w:sz w:val="25"/>
               </w:rPr>
-              <w:t>115000081</w:t>
+              <w:t>115000082</w:t>
             </w:r>
           </w:p>
         </w:tc>
@@ -2194,7 +2194,7 @@
                 <w:b/>
                 <w:sz w:val="25"/>
               </w:rPr>
-              <w:t>115.10.08</w:t>
+              <w:t>115.10.12</w:t>
             </w:r>
           </w:p>
         </w:tc>
@@ -2218,7 +2218,7 @@
                 <w:b/>
                 <w:sz w:val="25"/>
               </w:rPr>
-              <w:t>04  23  27  28  29  38</w:t>
+              <w:t>03  05  20  22  26  32</w:t>
             </w:r>
           </w:p>
         </w:tc>
@@ -2242,7 +2242,7 @@
                 <w:b/>
                 <w:sz w:val="25"/>
               </w:rPr>
-              <w:t>05</w:t>
+              <w:t>03</w:t>
             </w:r>
           </w:p>
         </w:tc>
@@ -2271,7 +2271,7 @@
                 <w:b/>
                 <w:sz w:val="25"/>
               </w:rPr>
-              <w:t>115000082</w:t>
+              <w:t>115000083</w:t>
             </w:r>
           </w:p>
         </w:tc>
@@ -2295,7 +2295,7 @@
                 <w:b/>
                 <w:sz w:val="25"/>
               </w:rPr>
-              <w:t>115.10.12</w:t>
+              <w:t>115.10.15</w:t>
             </w:r>
           </w:p>
         </w:tc>
@@ -2319,7 +2319,7 @@
                 <w:b/>
                 <w:sz w:val="25"/>
               </w:rPr>
-              <w:t>03  05  20  22  26  32</w:t>
+              <w:t>06  12  18  25  30  33</w:t>
             </w:r>
           </w:p>
         </w:tc>
@@ -2343,7 +2343,7 @@
                 <w:b/>
                 <w:sz w:val="25"/>
               </w:rPr>
-              <w:t>03</w:t>
+              <w:t>06</w:t>
             </w:r>
           </w:p>
         </w:tc>
@@ -2372,7 +2372,7 @@
                 <w:b/>
                 <w:sz w:val="25"/>
               </w:rPr>
-              <w:t>115000083</w:t>
+              <w:t>115000084</w:t>
             </w:r>
           </w:p>
         </w:tc>
@@ -2396,7 +2396,7 @@
                 <w:b/>
                 <w:sz w:val="25"/>
               </w:rPr>
-              <w:t>115.10.15</w:t>
+              <w:t>115.10.19</w:t>
             </w:r>
           </w:p>
         </w:tc>
@@ -2420,7 +2420,7 @@
                 <w:b/>
                 <w:sz w:val="25"/>
               </w:rPr>
-              <w:t>06  12  18  25  30  33</w:t>
+              <w:t>09  10  21  24  27  36</w:t>
             </w:r>
           </w:p>
         </w:tc>
@@ -2444,7 +2444,7 @@
                 <w:b/>
                 <w:sz w:val="25"/>
               </w:rPr>
-              <w:t>06</w:t>
+              <w:t>08</w:t>
             </w:r>
           </w:p>
         </w:tc>
@@ -2473,7 +2473,7 @@
                 <w:b/>
                 <w:sz w:val="25"/>
               </w:rPr>
-              <w:t>115000084</w:t>
+              <w:t>115000085</w:t>
             </w:r>
           </w:p>
         </w:tc>
@@ -2497,7 +2497,7 @@
                 <w:b/>
                 <w:sz w:val="25"/>
               </w:rPr>
-              <w:t>115.10.19</w:t>
+              <w:t>115.10.22</w:t>
             </w:r>
           </w:p>
         </w:tc>
@@ -2521,7 +2521,7 @@
                 <w:b/>
                 <w:sz w:val="25"/>
               </w:rPr>
-              <w:t>09  10  21  24  27  36</w:t>
+              <w:t>01  09  10  21  22  31</w:t>
             </w:r>
           </w:p>
         </w:tc>
@@ -2545,7 +2545,7 @@
                 <w:b/>
                 <w:sz w:val="25"/>
               </w:rPr>
-              <w:t>08</w:t>
+              <w:t>06</w:t>
             </w:r>
           </w:p>
         </w:tc>
@@ -2574,7 +2574,7 @@
                 <w:b/>
                 <w:sz w:val="25"/>
               </w:rPr>
-              <w:t>115000085</w:t>
+              <w:t>115000086</w:t>
             </w:r>
           </w:p>
         </w:tc>
@@ -2598,7 +2598,7 @@
                 <w:b/>
                 <w:sz w:val="25"/>
               </w:rPr>
-              <w:t>115.10.22</w:t>
+              <w:t>115.10.26</w:t>
             </w:r>
           </w:p>
         </w:tc>
@@ -2622,7 +2622,7 @@
                 <w:b/>
                 <w:sz w:val="25"/>
               </w:rPr>
-              <w:t>01  09  10  21  22  31</w:t>
+              <w:t>01  07  19  26  31  32</w:t>
             </w:r>
           </w:p>
         </w:tc>
@@ -2646,7 +2646,7 @@
                 <w:b/>
                 <w:sz w:val="25"/>
               </w:rPr>
-              <w:t>06</w:t>
+              <w:t>03</w:t>
             </w:r>
           </w:p>
         </w:tc>
@@ -2675,7 +2675,7 @@
                 <w:b/>
                 <w:sz w:val="25"/>
               </w:rPr>
-              <w:t>115000086</w:t>
+              <w:t>115000087</w:t>
             </w:r>
           </w:p>
         </w:tc>
@@ -2699,7 +2699,7 @@
                 <w:b/>
                 <w:sz w:val="25"/>
               </w:rPr>
-              <w:t>115.10.26</w:t>
+              <w:t>115.10.29</w:t>
             </w:r>
           </w:p>
         </w:tc>
@@ -2723,7 +2723,7 @@
                 <w:b/>
                 <w:sz w:val="25"/>
               </w:rPr>
-              <w:t>01  07  19  26  31  32</w:t>
+              <w:t>03  06  11  16  26  37</w:t>
             </w:r>
           </w:p>
         </w:tc>
@@ -2747,7 +2747,7 @@
                 <w:b/>
                 <w:sz w:val="25"/>
               </w:rPr>
-              <w:t>03</w:t>
+              <w:t>01</w:t>
             </w:r>
           </w:p>
         </w:tc>
@@ -2878,7 +2878,7 @@
                 <w:b/>
                 <w:sz w:val="25"/>
               </w:rPr>
-              <w:t>10/17(六)</w:t>
+              <w:t>10/19(一)</w:t>
             </w:r>
           </w:p>
         </w:tc>
@@ -2902,7 +2902,7 @@
                 <w:b/>
                 <w:sz w:val="25"/>
               </w:rPr>
-              <w:t>0  4  5  7</w:t>
+              <w:t>9  6  9  9</w:t>
             </w:r>
           </w:p>
         </w:tc>
@@ -2930,7 +2930,7 @@
                 <w:b/>
                 <w:sz w:val="25"/>
               </w:rPr>
-              <w:t>10/19(一)</w:t>
+              <w:t>10/20(二)</w:t>
             </w:r>
           </w:p>
         </w:tc>
@@ -2953,7 +2953,7 @@
                 <w:b/>
                 <w:sz w:val="25"/>
               </w:rPr>
-              <w:t>9  6  9  9</w:t>
+              <w:t>7  7  5  2</w:t>
             </w:r>
           </w:p>
         </w:tc>
@@ -2981,7 +2981,7 @@
                 <w:b/>
                 <w:sz w:val="25"/>
               </w:rPr>
-              <w:t>10/20(二)</w:t>
+              <w:t>10/21(三)</w:t>
             </w:r>
           </w:p>
         </w:tc>
@@ -3004,7 +3004,7 @@
                 <w:b/>
                 <w:sz w:val="25"/>
               </w:rPr>
-              <w:t>7  7  5  2</w:t>
+              <w:t>4  9  1  4</w:t>
             </w:r>
           </w:p>
         </w:tc>
@@ -3032,7 +3032,7 @@
                 <w:b/>
                 <w:sz w:val="25"/>
               </w:rPr>
-              <w:t>10/21(三)</w:t>
+              <w:t>10/22(四)</w:t>
             </w:r>
           </w:p>
         </w:tc>
@@ -3055,7 +3055,7 @@
                 <w:b/>
                 <w:sz w:val="25"/>
               </w:rPr>
-              <w:t>4  9  1  4</w:t>
+              <w:t>9  1  2  6</w:t>
             </w:r>
           </w:p>
         </w:tc>
@@ -3083,7 +3083,7 @@
                 <w:b/>
                 <w:sz w:val="25"/>
               </w:rPr>
-              <w:t>10/22(四)</w:t>
+              <w:t>10/23(五)</w:t>
             </w:r>
           </w:p>
         </w:tc>
@@ -3106,7 +3106,7 @@
                 <w:b/>
                 <w:sz w:val="25"/>
               </w:rPr>
-              <w:t>9  1  2  6</w:t>
+              <w:t>7  6  0  4</w:t>
             </w:r>
           </w:p>
         </w:tc>
@@ -3134,7 +3134,7 @@
                 <w:b/>
                 <w:sz w:val="25"/>
               </w:rPr>
-              <w:t>10/23(五)</w:t>
+              <w:t>10/24(六)</w:t>
             </w:r>
           </w:p>
         </w:tc>
@@ -3157,7 +3157,7 @@
                 <w:b/>
                 <w:sz w:val="25"/>
               </w:rPr>
-              <w:t>7  6  0  4</w:t>
+              <w:t>9  5  3  3</w:t>
             </w:r>
           </w:p>
         </w:tc>
@@ -3185,7 +3185,7 @@
                 <w:b/>
                 <w:sz w:val="25"/>
               </w:rPr>
-              <w:t>10/24(六)</w:t>
+              <w:t>10/26(一)</w:t>
             </w:r>
           </w:p>
         </w:tc>
@@ -3208,7 +3208,7 @@
                 <w:b/>
                 <w:sz w:val="25"/>
               </w:rPr>
-              <w:t>9  5  3  3</w:t>
+              <w:t>2  7  1  4</w:t>
             </w:r>
           </w:p>
         </w:tc>
@@ -3236,7 +3236,7 @@
                 <w:b/>
                 <w:sz w:val="25"/>
               </w:rPr>
-              <w:t>10/26(一)</w:t>
+              <w:t>10/27(二)</w:t>
             </w:r>
           </w:p>
         </w:tc>
@@ -3259,7 +3259,7 @@
                 <w:b/>
                 <w:sz w:val="25"/>
               </w:rPr>
-              <w:t>2  7  1  4</w:t>
+              <w:t>7  4  3  6</w:t>
             </w:r>
           </w:p>
         </w:tc>
@@ -3287,7 +3287,7 @@
                 <w:b/>
                 <w:sz w:val="25"/>
               </w:rPr>
-              <w:t>10/27(二)</w:t>
+              <w:t>10/28(三)</w:t>
             </w:r>
           </w:p>
         </w:tc>
@@ -3310,7 +3310,7 @@
                 <w:b/>
                 <w:sz w:val="25"/>
               </w:rPr>
-              <w:t>7  4  3  6</w:t>
+              <w:t>4  5  8  0</w:t>
             </w:r>
           </w:p>
         </w:tc>
@@ -3338,7 +3338,7 @@
                 <w:b/>
                 <w:sz w:val="25"/>
               </w:rPr>
-              <w:t>10/28(三)</w:t>
+              <w:t>10/29(四)</w:t>
             </w:r>
           </w:p>
         </w:tc>
@@ -3361,7 +3361,7 @@
                 <w:b/>
                 <w:sz w:val="25"/>
               </w:rPr>
-              <w:t>4  5  8  0</w:t>
+              <w:t>6  6  4  4</w:t>
             </w:r>
           </w:p>
         </w:tc>

--- a/最新開獎紀錄.docx
+++ b/最新開獎紀錄.docx
@@ -173,7 +173,7 @@
                 <w:b/>
                 <w:sz w:val="25"/>
               </w:rPr>
-              <w:t>115000253</w:t>
+              <w:t>115000254</w:t>
             </w:r>
           </w:p>
         </w:tc>
@@ -197,7 +197,7 @@
                 <w:b/>
                 <w:sz w:val="25"/>
               </w:rPr>
-              <w:t>115.10.19</w:t>
+              <w:t>115.10.20</w:t>
             </w:r>
           </w:p>
         </w:tc>
@@ -221,7 +221,7 @@
                 <w:b/>
                 <w:sz w:val="25"/>
               </w:rPr>
-              <w:t>04  12  16  22  36</w:t>
+              <w:t>01  15  30  36  38</w:t>
             </w:r>
           </w:p>
         </w:tc>
@@ -250,7 +250,7 @@
                 <w:b/>
                 <w:sz w:val="25"/>
               </w:rPr>
-              <w:t>115000254</w:t>
+              <w:t>115000255</w:t>
             </w:r>
           </w:p>
         </w:tc>
@@ -274,7 +274,7 @@
                 <w:b/>
                 <w:sz w:val="25"/>
               </w:rPr>
-              <w:t>115.10.20</w:t>
+              <w:t>115.10.21</w:t>
             </w:r>
           </w:p>
         </w:tc>
@@ -298,7 +298,7 @@
                 <w:b/>
                 <w:sz w:val="25"/>
               </w:rPr>
-              <w:t>01  15  30  36  38</w:t>
+              <w:t>04  08  15  18  28</w:t>
             </w:r>
           </w:p>
         </w:tc>
@@ -327,7 +327,7 @@
                 <w:b/>
                 <w:sz w:val="25"/>
               </w:rPr>
-              <w:t>115000255</w:t>
+              <w:t>115000256</w:t>
             </w:r>
           </w:p>
         </w:tc>
@@ -351,7 +351,7 @@
                 <w:b/>
                 <w:sz w:val="25"/>
               </w:rPr>
-              <w:t>115.10.21</w:t>
+              <w:t>115.10.22</w:t>
             </w:r>
           </w:p>
         </w:tc>
@@ -375,7 +375,7 @@
                 <w:b/>
                 <w:sz w:val="25"/>
               </w:rPr>
-              <w:t>04  08  15  18  28</w:t>
+              <w:t>03  08  14  23  28</w:t>
             </w:r>
           </w:p>
         </w:tc>
@@ -404,7 +404,7 @@
                 <w:b/>
                 <w:sz w:val="25"/>
               </w:rPr>
-              <w:t>115000256</w:t>
+              <w:t>115000257</w:t>
             </w:r>
           </w:p>
         </w:tc>
@@ -428,7 +428,7 @@
                 <w:b/>
                 <w:sz w:val="25"/>
               </w:rPr>
-              <w:t>115.10.22</w:t>
+              <w:t>115.10.23</w:t>
             </w:r>
           </w:p>
         </w:tc>
@@ -452,7 +452,7 @@
                 <w:b/>
                 <w:sz w:val="25"/>
               </w:rPr>
-              <w:t>03  08  14  23  28</w:t>
+              <w:t>03  07  14  17  27</w:t>
             </w:r>
           </w:p>
         </w:tc>
@@ -481,7 +481,7 @@
                 <w:b/>
                 <w:sz w:val="25"/>
               </w:rPr>
-              <w:t>115000257</w:t>
+              <w:t>115000258</w:t>
             </w:r>
           </w:p>
         </w:tc>
@@ -505,7 +505,7 @@
                 <w:b/>
                 <w:sz w:val="25"/>
               </w:rPr>
-              <w:t>115.10.23</w:t>
+              <w:t>115.10.24</w:t>
             </w:r>
           </w:p>
         </w:tc>
@@ -529,7 +529,7 @@
                 <w:b/>
                 <w:sz w:val="25"/>
               </w:rPr>
-              <w:t>03  07  14  17  27</w:t>
+              <w:t>01  17  24  27  35</w:t>
             </w:r>
           </w:p>
         </w:tc>
@@ -558,7 +558,7 @@
                 <w:b/>
                 <w:sz w:val="25"/>
               </w:rPr>
-              <w:t>115000258</w:t>
+              <w:t>115000259</w:t>
             </w:r>
           </w:p>
         </w:tc>
@@ -582,7 +582,7 @@
                 <w:b/>
                 <w:sz w:val="25"/>
               </w:rPr>
-              <w:t>115.10.24</w:t>
+              <w:t>115.10.26</w:t>
             </w:r>
           </w:p>
         </w:tc>
@@ -606,7 +606,7 @@
                 <w:b/>
                 <w:sz w:val="25"/>
               </w:rPr>
-              <w:t>01  17  24  27  35</w:t>
+              <w:t>13  15  19  28  35</w:t>
             </w:r>
           </w:p>
         </w:tc>
@@ -635,7 +635,7 @@
                 <w:b/>
                 <w:sz w:val="25"/>
               </w:rPr>
-              <w:t>115000259</w:t>
+              <w:t>115000260</w:t>
             </w:r>
           </w:p>
         </w:tc>
@@ -659,7 +659,7 @@
                 <w:b/>
                 <w:sz w:val="25"/>
               </w:rPr>
-              <w:t>115.10.26</w:t>
+              <w:t>115.10.27</w:t>
             </w:r>
           </w:p>
         </w:tc>
@@ -683,7 +683,7 @@
                 <w:b/>
                 <w:sz w:val="25"/>
               </w:rPr>
-              <w:t>13  15  19  28  35</w:t>
+              <w:t>02  06  15  27  28</w:t>
             </w:r>
           </w:p>
         </w:tc>
@@ -712,7 +712,7 @@
                 <w:b/>
                 <w:sz w:val="25"/>
               </w:rPr>
-              <w:t>115000260</w:t>
+              <w:t>115000261</w:t>
             </w:r>
           </w:p>
         </w:tc>
@@ -736,7 +736,7 @@
                 <w:b/>
                 <w:sz w:val="25"/>
               </w:rPr>
-              <w:t>115.10.27</w:t>
+              <w:t>115.10.28</w:t>
             </w:r>
           </w:p>
         </w:tc>
@@ -760,7 +760,7 @@
                 <w:b/>
                 <w:sz w:val="25"/>
               </w:rPr>
-              <w:t>02  06  15  27  28</w:t>
+              <w:t>06  11  13  19  35</w:t>
             </w:r>
           </w:p>
         </w:tc>
@@ -789,7 +789,7 @@
                 <w:b/>
                 <w:sz w:val="25"/>
               </w:rPr>
-              <w:t>115000261</w:t>
+              <w:t>115000262</w:t>
             </w:r>
           </w:p>
         </w:tc>
@@ -813,7 +813,7 @@
                 <w:b/>
                 <w:sz w:val="25"/>
               </w:rPr>
-              <w:t>115.10.28</w:t>
+              <w:t>115.10.29</w:t>
             </w:r>
           </w:p>
         </w:tc>
@@ -837,7 +837,7 @@
                 <w:b/>
                 <w:sz w:val="25"/>
               </w:rPr>
-              <w:t>06  11  13  19  35</w:t>
+              <w:t>02  11  14  21  22</w:t>
             </w:r>
           </w:p>
         </w:tc>
@@ -866,7 +866,7 @@
                 <w:b/>
                 <w:sz w:val="25"/>
               </w:rPr>
-              <w:t>115000262</w:t>
+              <w:t>115000263</w:t>
             </w:r>
           </w:p>
         </w:tc>
@@ -890,7 +890,7 @@
                 <w:b/>
                 <w:sz w:val="25"/>
               </w:rPr>
-              <w:t>115.10.29</w:t>
+              <w:t>115.10.30</w:t>
             </w:r>
           </w:p>
         </w:tc>
@@ -914,7 +914,7 @@
                 <w:b/>
                 <w:sz w:val="25"/>
               </w:rPr>
-              <w:t>02  11  14  21  22</w:t>
+              <w:t>09  11  12  31  37</w:t>
             </w:r>
           </w:p>
         </w:tc>
@@ -1045,7 +1045,7 @@
                 <w:b/>
                 <w:sz w:val="25"/>
               </w:rPr>
-              <w:t>10/19(一)</w:t>
+              <w:t>10/20(二)</w:t>
             </w:r>
           </w:p>
         </w:tc>
@@ -1069,7 +1069,7 @@
                 <w:b/>
                 <w:sz w:val="25"/>
               </w:rPr>
-              <w:t>7  6  1</w:t>
+              <w:t>8  7  0</w:t>
             </w:r>
           </w:p>
         </w:tc>
@@ -1097,7 +1097,7 @@
                 <w:b/>
                 <w:sz w:val="25"/>
               </w:rPr>
-              <w:t>10/20(二)</w:t>
+              <w:t>10/21(三)</w:t>
             </w:r>
           </w:p>
         </w:tc>
@@ -1120,7 +1120,7 @@
                 <w:b/>
                 <w:sz w:val="25"/>
               </w:rPr>
-              <w:t>8  7  0</w:t>
+              <w:t>5  5  6</w:t>
             </w:r>
           </w:p>
         </w:tc>
@@ -1148,7 +1148,7 @@
                 <w:b/>
                 <w:sz w:val="25"/>
               </w:rPr>
-              <w:t>10/21(三)</w:t>
+              <w:t>10/22(四)</w:t>
             </w:r>
           </w:p>
         </w:tc>
@@ -1171,7 +1171,7 @@
                 <w:b/>
                 <w:sz w:val="25"/>
               </w:rPr>
-              <w:t>5  5  6</w:t>
+              <w:t>0  7  3</w:t>
             </w:r>
           </w:p>
         </w:tc>
@@ -1199,7 +1199,7 @@
                 <w:b/>
                 <w:sz w:val="25"/>
               </w:rPr>
-              <w:t>10/22(四)</w:t>
+              <w:t>10/23(五)</w:t>
             </w:r>
           </w:p>
         </w:tc>
@@ -1222,7 +1222,7 @@
                 <w:b/>
                 <w:sz w:val="25"/>
               </w:rPr>
-              <w:t>0  7  3</w:t>
+              <w:t>5  5  1</w:t>
             </w:r>
           </w:p>
         </w:tc>
@@ -1250,7 +1250,7 @@
                 <w:b/>
                 <w:sz w:val="25"/>
               </w:rPr>
-              <w:t>10/23(五)</w:t>
+              <w:t>10/24(六)</w:t>
             </w:r>
           </w:p>
         </w:tc>
@@ -1273,7 +1273,7 @@
                 <w:b/>
                 <w:sz w:val="25"/>
               </w:rPr>
-              <w:t>5  5  1</w:t>
+              <w:t>6  3  6</w:t>
             </w:r>
           </w:p>
         </w:tc>
@@ -1301,7 +1301,7 @@
                 <w:b/>
                 <w:sz w:val="25"/>
               </w:rPr>
-              <w:t>10/24(六)</w:t>
+              <w:t>10/26(一)</w:t>
             </w:r>
           </w:p>
         </w:tc>
@@ -1324,7 +1324,7 @@
                 <w:b/>
                 <w:sz w:val="25"/>
               </w:rPr>
-              <w:t>6  3  6</w:t>
+              <w:t>2  3  0</w:t>
             </w:r>
           </w:p>
         </w:tc>
@@ -1352,7 +1352,7 @@
                 <w:b/>
                 <w:sz w:val="25"/>
               </w:rPr>
-              <w:t>10/26(一)</w:t>
+              <w:t>10/27(二)</w:t>
             </w:r>
           </w:p>
         </w:tc>
@@ -1375,7 +1375,7 @@
                 <w:b/>
                 <w:sz w:val="25"/>
               </w:rPr>
-              <w:t>2  3  0</w:t>
+              <w:t>6  9  8</w:t>
             </w:r>
           </w:p>
         </w:tc>
@@ -1403,7 +1403,7 @@
                 <w:b/>
                 <w:sz w:val="25"/>
               </w:rPr>
-              <w:t>10/27(二)</w:t>
+              <w:t>10/28(三)</w:t>
             </w:r>
           </w:p>
         </w:tc>
@@ -1426,7 +1426,7 @@
                 <w:b/>
                 <w:sz w:val="25"/>
               </w:rPr>
-              <w:t>6  9  8</w:t>
+              <w:t>4  7  4</w:t>
             </w:r>
           </w:p>
         </w:tc>
@@ -1454,7 +1454,7 @@
                 <w:b/>
                 <w:sz w:val="25"/>
               </w:rPr>
-              <w:t>10/28(三)</w:t>
+              <w:t>10/29(四)</w:t>
             </w:r>
           </w:p>
         </w:tc>
@@ -1477,7 +1477,7 @@
                 <w:b/>
                 <w:sz w:val="25"/>
               </w:rPr>
-              <w:t>4  7  4</w:t>
+              <w:t>0  4  3</w:t>
             </w:r>
           </w:p>
         </w:tc>
@@ -1505,7 +1505,7 @@
                 <w:b/>
                 <w:sz w:val="25"/>
               </w:rPr>
-              <w:t>10/29(四)</w:t>
+              <w:t>10/30(五)</w:t>
             </w:r>
           </w:p>
         </w:tc>
@@ -1528,7 +1528,7 @@
                 <w:b/>
                 <w:sz w:val="25"/>
               </w:rPr>
-              <w:t>0  4  3</w:t>
+              <w:t>1  5  6</w:t>
             </w:r>
           </w:p>
         </w:tc>
@@ -2878,7 +2878,7 @@
                 <w:b/>
                 <w:sz w:val="25"/>
               </w:rPr>
-              <w:t>10/19(一)</w:t>
+              <w:t>10/20(二)</w:t>
             </w:r>
           </w:p>
         </w:tc>
@@ -2902,7 +2902,7 @@
                 <w:b/>
                 <w:sz w:val="25"/>
               </w:rPr>
-              <w:t>9  6  9  9</w:t>
+              <w:t>7  7  5  2</w:t>
             </w:r>
           </w:p>
         </w:tc>
@@ -2930,7 +2930,7 @@
                 <w:b/>
                 <w:sz w:val="25"/>
               </w:rPr>
-              <w:t>10/20(二)</w:t>
+              <w:t>10/21(三)</w:t>
             </w:r>
           </w:p>
         </w:tc>
@@ -2953,7 +2953,7 @@
                 <w:b/>
                 <w:sz w:val="25"/>
               </w:rPr>
-              <w:t>7  7  5  2</w:t>
+              <w:t>4  9  1  4</w:t>
             </w:r>
           </w:p>
         </w:tc>
@@ -2981,7 +2981,7 @@
                 <w:b/>
                 <w:sz w:val="25"/>
               </w:rPr>
-              <w:t>10/21(三)</w:t>
+              <w:t>10/22(四)</w:t>
             </w:r>
           </w:p>
         </w:tc>
@@ -3004,7 +3004,7 @@
                 <w:b/>
                 <w:sz w:val="25"/>
               </w:rPr>
-              <w:t>4  9  1  4</w:t>
+              <w:t>9  1  2  6</w:t>
             </w:r>
           </w:p>
         </w:tc>
@@ -3032,7 +3032,7 @@
                 <w:b/>
                 <w:sz w:val="25"/>
               </w:rPr>
-              <w:t>10/22(四)</w:t>
+              <w:t>10/23(五)</w:t>
             </w:r>
           </w:p>
         </w:tc>
@@ -3055,7 +3055,7 @@
                 <w:b/>
                 <w:sz w:val="25"/>
               </w:rPr>
-              <w:t>9  1  2  6</w:t>
+              <w:t>7  6  0  4</w:t>
             </w:r>
           </w:p>
         </w:tc>
@@ -3083,7 +3083,7 @@
                 <w:b/>
                 <w:sz w:val="25"/>
               </w:rPr>
-              <w:t>10/23(五)</w:t>
+              <w:t>10/24(六)</w:t>
             </w:r>
           </w:p>
         </w:tc>
@@ -3106,7 +3106,7 @@
                 <w:b/>
                 <w:sz w:val="25"/>
               </w:rPr>
-              <w:t>7  6  0  4</w:t>
+              <w:t>9  5  3  3</w:t>
             </w:r>
           </w:p>
         </w:tc>
@@ -3134,7 +3134,7 @@
                 <w:b/>
                 <w:sz w:val="25"/>
               </w:rPr>
-              <w:t>10/24(六)</w:t>
+              <w:t>10/26(一)</w:t>
             </w:r>
           </w:p>
         </w:tc>
@@ -3157,7 +3157,7 @@
                 <w:b/>
                 <w:sz w:val="25"/>
               </w:rPr>
-              <w:t>9  5  3  3</w:t>
+              <w:t>2  7  1  4</w:t>
             </w:r>
           </w:p>
         </w:tc>
@@ -3185,7 +3185,7 @@
                 <w:b/>
                 <w:sz w:val="25"/>
               </w:rPr>
-              <w:t>10/26(一)</w:t>
+              <w:t>10/27(二)</w:t>
             </w:r>
           </w:p>
         </w:tc>
@@ -3208,7 +3208,7 @@
                 <w:b/>
                 <w:sz w:val="25"/>
               </w:rPr>
-              <w:t>2  7  1  4</w:t>
+              <w:t>7  4  3  6</w:t>
             </w:r>
           </w:p>
         </w:tc>
@@ -3236,7 +3236,7 @@
                 <w:b/>
                 <w:sz w:val="25"/>
               </w:rPr>
-              <w:t>10/27(二)</w:t>
+              <w:t>10/28(三)</w:t>
             </w:r>
           </w:p>
         </w:tc>
@@ -3259,7 +3259,7 @@
                 <w:b/>
                 <w:sz w:val="25"/>
               </w:rPr>
-              <w:t>7  4  3  6</w:t>
+              <w:t>4  5  8  0</w:t>
             </w:r>
           </w:p>
         </w:tc>
@@ -3287,7 +3287,7 @@
                 <w:b/>
                 <w:sz w:val="25"/>
               </w:rPr>
-              <w:t>10/28(三)</w:t>
+              <w:t>10/29(四)</w:t>
             </w:r>
           </w:p>
         </w:tc>
@@ -3310,7 +3310,7 @@
                 <w:b/>
                 <w:sz w:val="25"/>
               </w:rPr>
-              <w:t>4  5  8  0</w:t>
+              <w:t>6  6  4  4</w:t>
             </w:r>
           </w:p>
         </w:tc>
@@ -3338,7 +3338,7 @@
                 <w:b/>
                 <w:sz w:val="25"/>
               </w:rPr>
-              <w:t>10/29(四)</w:t>
+              <w:t>10/30(五)</w:t>
             </w:r>
           </w:p>
         </w:tc>
@@ -3361,7 +3361,7 @@
                 <w:b/>
                 <w:sz w:val="25"/>
               </w:rPr>
-              <w:t>6  6  4  4</w:t>
+              <w:t>9  1  1  9</w:t>
             </w:r>
           </w:p>
         </w:tc>
@@ -3586,7 +3586,7 @@
                 <w:b/>
                 <w:sz w:val="25"/>
               </w:rPr>
-              <w:t>115000091</w:t>
+              <w:t>115000092</w:t>
             </w:r>
           </w:p>
         </w:tc>
@@ -3610,7 +3610,7 @@
                 <w:b/>
                 <w:sz w:val="25"/>
               </w:rPr>
-              <w:t>115.09.25</w:t>
+              <w:t>115.09.29</w:t>
             </w:r>
           </w:p>
         </w:tc>
@@ -3634,7 +3634,7 @@
                 <w:b/>
                 <w:sz w:val="25"/>
               </w:rPr>
-              <w:t>05  13  24  25  28  33</w:t>
+              <w:t>01  02  04  13  30  38</w:t>
             </w:r>
           </w:p>
         </w:tc>
@@ -3658,7 +3658,7 @@
                 <w:b/>
                 <w:sz w:val="25"/>
               </w:rPr>
-              <w:t>40</w:t>
+              <w:t>27</w:t>
             </w:r>
           </w:p>
         </w:tc>
@@ -3687,7 +3687,7 @@
                 <w:b/>
                 <w:sz w:val="25"/>
               </w:rPr>
-              <w:t>115000092</w:t>
+              <w:t>115000093</w:t>
             </w:r>
           </w:p>
         </w:tc>
@@ -3711,7 +3711,7 @@
                 <w:b/>
                 <w:sz w:val="25"/>
               </w:rPr>
-              <w:t>115.09.29</w:t>
+              <w:t>115.10.02</w:t>
             </w:r>
           </w:p>
         </w:tc>
@@ -3735,7 +3735,7 @@
                 <w:b/>
                 <w:sz w:val="25"/>
               </w:rPr>
-              <w:t>01  02  04  13  30  38</w:t>
+              <w:t>04  14  20  26  40  47</w:t>
             </w:r>
           </w:p>
         </w:tc>
@@ -3759,7 +3759,7 @@
                 <w:b/>
                 <w:sz w:val="25"/>
               </w:rPr>
-              <w:t>27</w:t>
+              <w:t>42</w:t>
             </w:r>
           </w:p>
         </w:tc>
@@ -3788,7 +3788,7 @@
                 <w:b/>
                 <w:sz w:val="25"/>
               </w:rPr>
-              <w:t>115000093</w:t>
+              <w:t>115000094</w:t>
             </w:r>
           </w:p>
         </w:tc>
@@ -3812,7 +3812,7 @@
                 <w:b/>
                 <w:sz w:val="25"/>
               </w:rPr>
-              <w:t>115.10.02</w:t>
+              <w:t>115.10.06</w:t>
             </w:r>
           </w:p>
         </w:tc>
@@ -3836,7 +3836,7 @@
                 <w:b/>
                 <w:sz w:val="25"/>
               </w:rPr>
-              <w:t>04  14  20  26  40  47</w:t>
+              <w:t>04  06  20  32  36  39</w:t>
             </w:r>
           </w:p>
         </w:tc>
@@ -3860,7 +3860,7 @@
                 <w:b/>
                 <w:sz w:val="25"/>
               </w:rPr>
-              <w:t>42</w:t>
+              <w:t>23</w:t>
             </w:r>
           </w:p>
         </w:tc>
@@ -3889,7 +3889,7 @@
                 <w:b/>
                 <w:sz w:val="25"/>
               </w:rPr>
-              <w:t>115000094</w:t>
+              <w:t>115000095</w:t>
             </w:r>
           </w:p>
         </w:tc>
@@ -3913,7 +3913,7 @@
                 <w:b/>
                 <w:sz w:val="25"/>
               </w:rPr>
-              <w:t>115.10.06</w:t>
+              <w:t>115.10.09</w:t>
             </w:r>
           </w:p>
         </w:tc>
@@ -3937,7 +3937,7 @@
                 <w:b/>
                 <w:sz w:val="25"/>
               </w:rPr>
-              <w:t>04  06  20  32  36  39</w:t>
+              <w:t>03  09  11  25  34  41</w:t>
             </w:r>
           </w:p>
         </w:tc>
@@ -3961,7 +3961,7 @@
                 <w:b/>
                 <w:sz w:val="25"/>
               </w:rPr>
-              <w:t>23</w:t>
+              <w:t>27</w:t>
             </w:r>
           </w:p>
         </w:tc>
@@ -3990,7 +3990,7 @@
                 <w:b/>
                 <w:sz w:val="25"/>
               </w:rPr>
-              <w:t>115000095</w:t>
+              <w:t>115000096</w:t>
             </w:r>
           </w:p>
         </w:tc>
@@ -4014,7 +4014,7 @@
                 <w:b/>
                 <w:sz w:val="25"/>
               </w:rPr>
-              <w:t>115.10.09</w:t>
+              <w:t>115.10.13</w:t>
             </w:r>
           </w:p>
         </w:tc>
@@ -4038,7 +4038,7 @@
                 <w:b/>
                 <w:sz w:val="25"/>
               </w:rPr>
-              <w:t>03  09  11  25  34  41</w:t>
+              <w:t>03  31  35  36  47  48</w:t>
             </w:r>
           </w:p>
         </w:tc>
@@ -4062,7 +4062,7 @@
                 <w:b/>
                 <w:sz w:val="25"/>
               </w:rPr>
-              <w:t>27</w:t>
+              <w:t>32</w:t>
             </w:r>
           </w:p>
         </w:tc>
@@ -4091,7 +4091,7 @@
                 <w:b/>
                 <w:sz w:val="25"/>
               </w:rPr>
-              <w:t>115000096</w:t>
+              <w:t>115000097</w:t>
             </w:r>
           </w:p>
         </w:tc>
@@ -4115,7 +4115,7 @@
                 <w:b/>
                 <w:sz w:val="25"/>
               </w:rPr>
-              <w:t>115.10.13</w:t>
+              <w:t>115.10.16</w:t>
             </w:r>
           </w:p>
         </w:tc>
@@ -4139,7 +4139,7 @@
                 <w:b/>
                 <w:sz w:val="25"/>
               </w:rPr>
-              <w:t>03  31  35  36  47  48</w:t>
+              <w:t>06  15  21  40  43  49</w:t>
             </w:r>
           </w:p>
         </w:tc>
@@ -4163,7 +4163,7 @@
                 <w:b/>
                 <w:sz w:val="25"/>
               </w:rPr>
-              <w:t>32</w:t>
+              <w:t>30</w:t>
             </w:r>
           </w:p>
         </w:tc>
@@ -4192,7 +4192,7 @@
                 <w:b/>
                 <w:sz w:val="25"/>
               </w:rPr>
-              <w:t>115000097</w:t>
+              <w:t>115000098</w:t>
             </w:r>
           </w:p>
         </w:tc>
@@ -4216,7 +4216,7 @@
                 <w:b/>
                 <w:sz w:val="25"/>
               </w:rPr>
-              <w:t>115.10.16</w:t>
+              <w:t>115.10.20</w:t>
             </w:r>
           </w:p>
         </w:tc>
@@ -4240,7 +4240,7 @@
                 <w:b/>
                 <w:sz w:val="25"/>
               </w:rPr>
-              <w:t>06  15  21  40  43  49</w:t>
+              <w:t>02  05  19  33  40  43</w:t>
             </w:r>
           </w:p>
         </w:tc>
@@ -4264,7 +4264,7 @@
                 <w:b/>
                 <w:sz w:val="25"/>
               </w:rPr>
-              <w:t>30</w:t>
+              <w:t>06</w:t>
             </w:r>
           </w:p>
         </w:tc>
@@ -4293,7 +4293,7 @@
                 <w:b/>
                 <w:sz w:val="25"/>
               </w:rPr>
-              <w:t>115000098</w:t>
+              <w:t>115000099</w:t>
             </w:r>
           </w:p>
         </w:tc>
@@ -4317,7 +4317,7 @@
                 <w:b/>
                 <w:sz w:val="25"/>
               </w:rPr>
-              <w:t>115.10.20</w:t>
+              <w:t>115.10.23</w:t>
             </w:r>
           </w:p>
         </w:tc>
@@ -4341,7 +4341,7 @@
                 <w:b/>
                 <w:sz w:val="25"/>
               </w:rPr>
-              <w:t>02  05  19  33  40  43</w:t>
+              <w:t>09  10  33  38  40  45</w:t>
             </w:r>
           </w:p>
         </w:tc>
@@ -4365,7 +4365,7 @@
                 <w:b/>
                 <w:sz w:val="25"/>
               </w:rPr>
-              <w:t>06</w:t>
+              <w:t>02</w:t>
             </w:r>
           </w:p>
         </w:tc>
@@ -4394,7 +4394,7 @@
                 <w:b/>
                 <w:sz w:val="25"/>
               </w:rPr>
-              <w:t>115000099</w:t>
+              <w:t>115000100</w:t>
             </w:r>
           </w:p>
         </w:tc>
@@ -4418,7 +4418,7 @@
                 <w:b/>
                 <w:sz w:val="25"/>
               </w:rPr>
-              <w:t>115.10.23</w:t>
+              <w:t>115.10.27</w:t>
             </w:r>
           </w:p>
         </w:tc>
@@ -4442,7 +4442,7 @@
                 <w:b/>
                 <w:sz w:val="25"/>
               </w:rPr>
-              <w:t>09  10  33  38  40  45</w:t>
+              <w:t>08  14  16  34  38  41</w:t>
             </w:r>
           </w:p>
         </w:tc>
@@ -4466,7 +4466,7 @@
                 <w:b/>
                 <w:sz w:val="25"/>
               </w:rPr>
-              <w:t>02</w:t>
+              <w:t>09</w:t>
             </w:r>
           </w:p>
         </w:tc>
@@ -4495,7 +4495,7 @@
                 <w:b/>
                 <w:sz w:val="25"/>
               </w:rPr>
-              <w:t>115000100</w:t>
+              <w:t>115000101</w:t>
             </w:r>
           </w:p>
         </w:tc>
@@ -4519,7 +4519,7 @@
                 <w:b/>
                 <w:sz w:val="25"/>
               </w:rPr>
-              <w:t>115.10.27</w:t>
+              <w:t>115.10.30</w:t>
             </w:r>
           </w:p>
         </w:tc>
@@ -4543,7 +4543,7 @@
                 <w:b/>
                 <w:sz w:val="25"/>
               </w:rPr>
-              <w:t>08  14  16  34  38  41</w:t>
+              <w:t>04  22  25  30  34  37</w:t>
             </w:r>
           </w:p>
         </w:tc>
@@ -4567,7 +4567,7 @@
                 <w:b/>
                 <w:sz w:val="25"/>
               </w:rPr>
-              <w:t>09</w:t>
+              <w:t>48</w:t>
             </w:r>
           </w:p>
         </w:tc>
